--- a/docs/submission/report_official.docx
+++ b/docs/submission/report_official.docx
@@ -551,7 +551,7 @@
           <w:b w:val="0"/>
           <w:sz w:val="22"/>
         </w:rPr>
-        <w:t>Niobiの設計：(0) 認証ゲート層 — TEE（Intel TDX / AMD SEV-SNP）内にFHE鍵を閉じ込め、TPM署名＋病院署名で認証されたデータのみをFHE暗号化。病院はFHEライブラリ不要。(1) 計算層 — plat（Threshold FHE + Bootstrapping）による暗号状態での適合率計算。FHE秘密鍵は閾値分割（t-of-n独立機関のTEE内に保管）。(2) 保護層 — hyde（PQC/ML-KEM-768）による個人情報の暗号学的分離。秘密鍵はTPMに紐づき個人が保管。(3) 検証層 — argo（ZKP）による計算正当性の検証。(4) 最適化層 — QUBO定式化による多臓器同時割当の組み合わせ最適化。</w:t>
+        <w:t>Niobiの設計：(0) 認証ゲート層 — TEE（Intel TDX / AMD SEV-SNP）内にFHE鍵を閉じ込め、TPM署名＋病院署名で認証されたデータのみをFHE暗号化。病院はFHEライブラリ不要。(1) 計算層 — plat（Threshold FHE + Bootstrapping）による暗号状態での適合率計算。FHE秘密鍵は閾値分割（t-of-n独立機関のTEE内に保管）。(2) 保護層 — hyde（PQC/ML-KEM-768）による個人情報の暗号学的分離。秘密鍵はTPMに紐づき個人が保管。(3) 検証層 — argo（ZKP）による計算正当性の検証。(4) 最適化層 — QUBO定式化による交換サイクル被覆（NP困難）の組み合わせ最適化（多臓器割当は適合スコアの応用層）。</w:t>
       </w:r>
     </w:p>
     <w:p>
@@ -1774,55 +1774,27 @@
           <w:b/>
           <w:sz w:val="22"/>
         </w:rPr>
-        <w:t>問題2: 多臓器同時割当の組み合わせ爆発</w:t>
-      </w:r>
-    </w:p>
-    <w:p>
-      <w:r>
-        <w:rPr>
-          <w:rFonts w:ascii="ＭＳ Ｐゴシック" w:hAnsi="ＭＳ Ｐゴシック" w:eastAsia="ＭＳ Ｐゴシック"/>
-          <w:b w:val="0"/>
-          <w:sz w:val="22"/>
-        </w:rPr>
-        <w:t>単一臓器の重み付き二部マッチングはHungarian法でO(N³)で最適解が得られる（P問題）。</w:t>
-      </w:r>
-    </w:p>
-    <w:p>
-      <w:r>
-        <w:rPr>
-          <w:rFonts w:ascii="ＭＳ Ｐゴシック" w:hAnsi="ＭＳ Ｐゴシック" w:eastAsia="ＭＳ Ｐゴシック"/>
-          <w:b w:val="0"/>
-          <w:sz w:val="22"/>
-        </w:rPr>
-        <w:t>しかし脳死ドナー1人から最大8臓器が同時に提供される現実の問題は、</w:t>
-      </w:r>
-    </w:p>
-    <w:p>
-      <w:r>
-        <w:rPr>
-          <w:rFonts w:ascii="ＭＳ Ｐゴシック" w:hAnsi="ＭＳ Ｐゴシック" w:eastAsia="ＭＳ Ｐゴシック"/>
-          <w:b/>
-          <w:sz w:val="22"/>
-        </w:rPr>
-        <w:t>多臓器同時割当</w:t>
-      </w:r>
-      <w:r>
-        <w:rPr>
-          <w:rFonts w:ascii="ＭＳ Ｐゴシック" w:hAnsi="ＭＳ Ｐゴシック" w:eastAsia="ＭＳ Ｐゴシック"/>
-          <w:b w:val="0"/>
-          <w:sz w:val="22"/>
-        </w:rPr>
-        <w:t>（Multi-Organ Simultaneous Allocation）であり、</w:t>
-      </w:r>
-    </w:p>
-    <w:p>
-      <w:r>
-        <w:rPr>
-          <w:rFonts w:ascii="ＭＳ Ｐゴシック" w:hAnsi="ＭＳ Ｐゴシック" w:eastAsia="ＭＳ Ｐゴシック"/>
-          <w:b w:val="0"/>
-          <w:sz w:val="22"/>
-        </w:rPr>
-        <w:t>以下の制約によりNP困難となる：</w:t>
+        <w:t>問題2: 交換・組み合わせ最適化の計算困難性</w:t>
+      </w:r>
+    </w:p>
+    <w:p>
+      <w:r>
+        <w:rPr>
+          <w:rFonts w:ascii="ＭＳ Ｐゴシック" w:hAnsi="ＭＳ Ｐゴシック" w:eastAsia="ＭＳ Ｐゴシック"/>
+          <w:b w:val="0"/>
+          <w:sz w:val="22"/>
+        </w:rPr>
+        <w:t>臓器配分の最適化には、計算困難性が「在る」部分と「無い」部分がある。</w:t>
+      </w:r>
+    </w:p>
+    <w:p>
+      <w:r>
+        <w:rPr>
+          <w:rFonts w:ascii="ＭＳ Ｐゴシック" w:hAnsi="ＭＳ Ｐゴシック" w:eastAsia="ＭＳ Ｐゴシック"/>
+          <w:b w:val="0"/>
+          <w:sz w:val="22"/>
+        </w:rPr>
+        <w:t>本研究はこれをベンチマークで切り分けた（4.2節）。</w:t>
       </w:r>
     </w:p>
     <w:p>
@@ -1844,25 +1816,15 @@
           <w:b/>
           <w:sz w:val="22"/>
         </w:rPr>
-        <w:t>臓器間の相互依存</w:t>
-      </w:r>
-      <w:r>
-        <w:rPr>
-          <w:rFonts w:ascii="ＭＳ Ｐゴシック" w:hAnsi="ＭＳ Ｐゴシック" w:eastAsia="ＭＳ Ｐゴシック"/>
-          <w:b w:val="0"/>
-          <w:sz w:val="22"/>
-        </w:rPr>
-        <w:t>: 肝臓の配分先がGRWR制約でドナー体格に依存し、</w:t>
-      </w:r>
-    </w:p>
-    <w:p>
-      <w:r>
-        <w:rPr>
-          <w:rFonts w:ascii="ＭＳ Ｐゴシック" w:hAnsi="ＭＳ Ｐゴシック" w:eastAsia="ＭＳ Ｐゴシック"/>
-          <w:b w:val="0"/>
-          <w:sz w:val="22"/>
-        </w:rPr>
-        <w:t xml:space="preserve">  同時に腎臓の配分先が地理的制約（冷阻血時間が臓器ごとに異なる）に依存する</w:t>
+        <w:t>割当（assignment）は概ね容易</w:t>
+      </w:r>
+      <w:r>
+        <w:rPr>
+          <w:rFonts w:ascii="ＭＳ Ｐゴシック" w:hAnsi="ＭＳ Ｐゴシック" w:eastAsia="ＭＳ Ｐゴシック"/>
+          <w:b w:val="0"/>
+          <w:sz w:val="22"/>
+        </w:rPr>
+        <w:t>: 単一臓器の重み付き二部マッチングはHungarian法でO(N³)の最適解が得られる（P問題）。脳死ドナーの多臓器同時割当（複合移植を含む）も、救命数を目的とする限り分離可能で、素朴な貪欲が厳密最適に一致する。多臓器マッチングは臨床的な適合スコア計算・実現可能性判定の応用層として機能する。</w:t>
       </w:r>
     </w:p>
     <w:p>
@@ -1884,15 +1846,71 @@
           <w:b/>
           <w:sz w:val="22"/>
         </w:rPr>
-        <w:t>複合移植</w:t>
-      </w:r>
-      <w:r>
-        <w:rPr>
-          <w:rFonts w:ascii="ＭＳ Ｐゴシック" w:hAnsi="ＭＳ Ｐゴシック" w:eastAsia="ＭＳ Ｐゴシック"/>
-          <w:b w:val="0"/>
-          <w:sz w:val="22"/>
-        </w:rPr>
-        <w:t>: 肝腎同時移植、心肺同時移植など、複数臓器を同一患者に割り当てる選択肢</w:t>
+        <w:t>交換（exchange）は真にNP困難</w:t>
+      </w:r>
+      <w:r>
+        <w:rPr>
+          <w:rFonts w:ascii="ＭＳ Ｐゴシック" w:hAnsi="ＭＳ Ｐゴシック" w:eastAsia="ＭＳ Ｐゴシック"/>
+          <w:b w:val="0"/>
+          <w:sz w:val="22"/>
+        </w:rPr>
+        <w:t>: ドナーが意図したレシピエントと不適合な「不適合ペア」が互いを補い合う2-way/3-way交換は、頂点素な最大重みサイクル被覆＝集合パッキングであり</w:t>
+      </w:r>
+      <w:r>
+        <w:rPr>
+          <w:rFonts w:ascii="ＭＳ Ｐゴシック" w:hAnsi="ＭＳ Ｐゴシック" w:eastAsia="ＭＳ Ｐゴシック"/>
+          <w:b/>
+          <w:sz w:val="22"/>
+        </w:rPr>
+        <w:t>NP困難・APX困難</w:t>
+      </w:r>
+      <w:r>
+        <w:rPr>
+          <w:rFonts w:ascii="ＭＳ Ｐゴシック" w:hAnsi="ＭＳ Ｐゴシック" w:eastAsia="ＭＳ Ｐゴシック"/>
+          <w:b w:val="0"/>
+          <w:sz w:val="22"/>
+        </w:rPr>
+        <w:t>（Karp 1972; Abraham et al. 2007）。貪欲は容易な2-wayを取って優れた3-wayを潰すため構造的に劣り、ここで大域最適化（量子アニーリング／ILP）が必要となる。</w:t>
+      </w:r>
+    </w:p>
+    <w:p>
+      <w:r>
+        <w:rPr>
+          <w:rFonts w:ascii="ＭＳ Ｐゴシック" w:hAnsi="ＭＳ Ｐゴシック" w:eastAsia="ＭＳ Ｐゴシック"/>
+          <w:b w:val="0"/>
+          <w:sz w:val="22"/>
+        </w:rPr>
+        <w:t>データの分断はこの最適化の前提（プール）そのものを成立させない。</w:t>
+      </w:r>
+    </w:p>
+    <w:p>
+      <w:r>
+        <w:rPr>
+          <w:rFonts w:ascii="ＭＳ Ｐゴシック" w:hAnsi="ＭＳ Ｐゴシック" w:eastAsia="ＭＳ Ｐゴシック"/>
+          <w:b w:val="0"/>
+          <w:sz w:val="22"/>
+        </w:rPr>
+        <w:t>まずプライバシーを保ったままプールを形成し、その上で交換最適化を解くことが本研究の課題である。</w:t>
+      </w:r>
+    </w:p>
+    <w:p>
+      <w:r>
+        <w:rPr>
+          <w:rFonts w:ascii="ＭＳ Ｐゴシック" w:hAnsi="ＭＳ Ｐゴシック" w:eastAsia="ＭＳ Ｐゴシック"/>
+          <w:b/>
+          <w:sz w:val="22"/>
+        </w:rPr>
+        <w:t>問題3: 鍵管理の構造的課題</w:t>
+      </w:r>
+    </w:p>
+    <w:p>
+      <w:r>
+        <w:rPr>
+          <w:rFonts w:ascii="ＭＳ Ｐゴシック" w:hAnsi="ＭＳ Ｐゴシック" w:eastAsia="ＭＳ Ｐゴシック"/>
+          <w:b w:val="0"/>
+          <w:sz w:val="22"/>
+        </w:rPr>
+        <w:t>FHEで秘匿計算を行うには鍵管理の設計が不可避である：</w:t>
       </w:r>
     </w:p>
     <w:p>
@@ -1911,18 +1929,10 @@
       <w:r>
         <w:rPr>
           <w:rFonts w:ascii="ＭＳ Ｐゴシック" w:hAnsi="ＭＳ Ｐゴシック" w:eastAsia="ＭＳ Ｐゴシック"/>
-          <w:b/>
-          <w:sz w:val="22"/>
-        </w:rPr>
-        <w:t>公平性制約</w:t>
-      </w:r>
-      <w:r>
-        <w:rPr>
-          <w:rFonts w:ascii="ＭＳ Ｐゴシック" w:hAnsi="ＭＳ Ｐゴシック" w:eastAsia="ＭＳ Ｐゴシック"/>
-          <w:b w:val="0"/>
-          <w:sz w:val="22"/>
-        </w:rPr>
-        <w:t>: 血液型グループ間・地域間の配分公平性</w:t>
+          <w:b w:val="0"/>
+          <w:sz w:val="22"/>
+        </w:rPr>
+        <w:t>共通鍵FHE: 単一管理者が秘密鍵を保有 → 管理者が全データを復号可能（プライバシー不成立）</w:t>
       </w:r>
     </w:p>
     <w:p>
@@ -1941,58 +1951,10 @@
       <w:r>
         <w:rPr>
           <w:rFonts w:ascii="ＭＳ Ｐゴシック" w:hAnsi="ＭＳ Ｐゴシック" w:eastAsia="ＭＳ Ｐゴシック"/>
-          <w:b/>
-          <w:sz w:val="22"/>
-        </w:rPr>
-        <w:t>多次元マッチング</w:t>
-      </w:r>
-      <w:r>
-        <w:rPr>
-          <w:rFonts w:ascii="ＭＳ Ｐゴシック" w:hAnsi="ＭＳ Ｐゴシック" w:eastAsia="ＭＳ Ｐゴシック"/>
-          <w:b w:val="0"/>
-          <w:sz w:val="22"/>
-        </w:rPr>
-        <w:t>: K種類の臓器をK個の待機リストに同時最適配分する問題は</w:t>
-      </w:r>
-    </w:p>
-    <w:p>
-      <w:r>
-        <w:rPr>
-          <w:rFonts w:ascii="ＭＳ Ｐゴシック" w:hAnsi="ＭＳ Ｐゴシック" w:eastAsia="ＭＳ Ｐゴシック"/>
-          <w:b w:val="0"/>
-          <w:sz w:val="22"/>
-        </w:rPr>
-        <w:t xml:space="preserve">  多次元マッチング（3-Dimensional Matching）の拡張であり、k≥3でNP困難（Karp 1972）</w:t>
-      </w:r>
-    </w:p>
-    <w:p>
-      <w:r>
-        <w:rPr>
-          <w:rFonts w:ascii="ＭＳ Ｐゴシック" w:hAnsi="ＭＳ Ｐゴシック" w:eastAsia="ＭＳ Ｐゴシック"/>
-          <w:b w:val="0"/>
-          <w:sz w:val="22"/>
-        </w:rPr>
-        <w:t>Greedy法はO(N²log N)で高速だが、多臓器の相互依存を考慮できず最適解を保証しない</w:t>
-      </w:r>
-    </w:p>
-    <w:p>
-      <w:r>
-        <w:rPr>
-          <w:rFonts w:ascii="ＭＳ Ｐゴシック" w:hAnsi="ＭＳ Ｐゴシック" w:eastAsia="ＭＳ Ｐゴシック"/>
-          <w:b/>
-          <w:sz w:val="22"/>
-        </w:rPr>
-        <w:t>問題3: 鍵管理の構造的課題</w:t>
-      </w:r>
-    </w:p>
-    <w:p>
-      <w:r>
-        <w:rPr>
-          <w:rFonts w:ascii="ＭＳ Ｐゴシック" w:hAnsi="ＭＳ Ｐゴシック" w:eastAsia="ＭＳ Ｐゴシック"/>
-          <w:b w:val="0"/>
-          <w:sz w:val="22"/>
-        </w:rPr>
-        <w:t>FHEで秘匿計算を行うには鍵管理の設計が不可避である：</w:t>
+          <w:b w:val="0"/>
+          <w:sz w:val="22"/>
+        </w:rPr>
+        <w:t>MKFHE: 各個人が独立鍵を保持 → 全体最適化にN人全員の協力が必要（スケール不能、5.1節で詳述）</w:t>
       </w:r>
     </w:p>
     <w:p>
@@ -2011,50 +1973,6 @@
       <w:r>
         <w:rPr>
           <w:rFonts w:ascii="ＭＳ Ｐゴシック" w:hAnsi="ＭＳ Ｐゴシック" w:eastAsia="ＭＳ Ｐゴシック"/>
-          <w:b w:val="0"/>
-          <w:sz w:val="22"/>
-        </w:rPr>
-        <w:t>共通鍵FHE: 単一管理者が秘密鍵を保有 → 管理者が全データを復号可能（プライバシー不成立）</w:t>
-      </w:r>
-    </w:p>
-    <w:p>
-      <w:pPr>
-        <w:pStyle w:val="a9"/>
-        <w:ind w:left="360"/>
-      </w:pPr>
-      <w:r>
-        <w:rPr>
-          <w:rFonts w:ascii="ＭＳ Ｐゴシック" w:hAnsi="ＭＳ Ｐゴシック" w:eastAsia="ＭＳ Ｐゴシック"/>
-          <w:b w:val="0"/>
-          <w:sz w:val="22"/>
-        </w:rPr>
-        <w:t xml:space="preserve">• </w:t>
-      </w:r>
-      <w:r>
-        <w:rPr>
-          <w:rFonts w:ascii="ＭＳ Ｐゴシック" w:hAnsi="ＭＳ Ｐゴシック" w:eastAsia="ＭＳ Ｐゴシック"/>
-          <w:b w:val="0"/>
-          <w:sz w:val="22"/>
-        </w:rPr>
-        <w:t>MKFHE: 各個人が独立鍵を保持 → 全体最適化にN人全員の協力が必要（スケール不能、5.1節で詳述）</w:t>
-      </w:r>
-    </w:p>
-    <w:p>
-      <w:pPr>
-        <w:pStyle w:val="a9"/>
-        <w:ind w:left="360"/>
-      </w:pPr>
-      <w:r>
-        <w:rPr>
-          <w:rFonts w:ascii="ＭＳ Ｐゴシック" w:hAnsi="ＭＳ Ｐゴシック" w:eastAsia="ＭＳ Ｐゴシック"/>
-          <w:b w:val="0"/>
-          <w:sz w:val="22"/>
-        </w:rPr>
-        <w:t xml:space="preserve">• </w:t>
-      </w:r>
-      <w:r>
-        <w:rPr>
-          <w:rFonts w:ascii="ＭＳ Ｐゴシック" w:hAnsi="ＭＳ Ｐゴシック" w:eastAsia="ＭＳ Ｐゴシック"/>
           <w:b/>
           <w:sz w:val="22"/>
         </w:rPr>
@@ -2096,27 +2014,45 @@
           <w:b/>
           <w:sz w:val="22"/>
         </w:rPr>
-        <w:t>先行研究との構造的差異 — 腎臓ペア交換 vs 脳死多臓器マッチング:</w:t>
-      </w:r>
-    </w:p>
-    <w:p>
-      <w:r>
-        <w:rPr>
-          <w:rFonts w:ascii="ＭＳ Ｐゴシック" w:hAnsi="ＭＳ Ｐゴシック" w:eastAsia="ＭＳ Ｐゴシック"/>
-          <w:b w:val="0"/>
-          <w:sz w:val="22"/>
-        </w:rPr>
-        <w:t>臓器移植最適化の先行研究はすべて腎臓ペア交換を対象としている（3.1節で詳述）。</w:t>
-      </w:r>
-    </w:p>
-    <w:p>
-      <w:r>
-        <w:rPr>
-          <w:rFonts w:ascii="ＭＳ Ｐゴシック" w:hAnsi="ＭＳ Ｐゴシック" w:eastAsia="ＭＳ Ｐゴシック"/>
-          <w:b w:val="0"/>
-          <w:sz w:val="22"/>
-        </w:rPr>
-        <w:t>脳死多臓器マッチングは最適化問題として根本的に異なる：</w:t>
+        <w:t>先行研究との差異 — 問題の新しさではなく「プライバシー保護下での最適化」:</w:t>
+      </w:r>
+    </w:p>
+    <w:p>
+      <w:r>
+        <w:rPr>
+          <w:rFonts w:ascii="ＭＳ Ｐゴシック" w:hAnsi="ＭＳ Ｐゴシック" w:eastAsia="ＭＳ Ｐゴシック"/>
+          <w:b w:val="0"/>
+          <w:sz w:val="22"/>
+        </w:rPr>
+        <w:t>臓器移植最適化の先行研究は腎臓ペア交換（cycle-cover）を対象とし、最適化手法（ILP等）は確立している（3.1節）。</w:t>
+      </w:r>
+    </w:p>
+    <w:p>
+      <w:r>
+        <w:rPr>
+          <w:rFonts w:ascii="ＭＳ Ｐゴシック" w:hAnsi="ＭＳ Ｐゴシック" w:eastAsia="ＭＳ Ｐゴシック"/>
+          <w:b w:val="0"/>
+          <w:sz w:val="22"/>
+        </w:rPr>
+        <w:t>本研究の新規性は問題を新しくすることではなく、</w:t>
+      </w:r>
+    </w:p>
+    <w:p>
+      <w:r>
+        <w:rPr>
+          <w:rFonts w:ascii="ＭＳ Ｐゴシック" w:hAnsi="ＭＳ Ｐゴシック" w:eastAsia="ＭＳ Ｐゴシック"/>
+          <w:b/>
+          <w:sz w:val="22"/>
+        </w:rPr>
+        <w:t>同じNP困難な交換最適化を、生データを一切共有せずプライバシーを保ったまま解く</w:t>
+      </w:r>
+      <w:r>
+        <w:rPr>
+          <w:rFonts w:ascii="ＭＳ Ｐゴシック" w:hAnsi="ＭＳ Ｐゴシック" w:eastAsia="ＭＳ Ｐゴシック"/>
+          <w:b w:val="0"/>
+          <w:sz w:val="22"/>
+        </w:rPr>
+        <w:t>ことにある。</w:t>
       </w:r>
     </w:p>
     <w:tbl>
@@ -2149,7 +2085,7 @@
                 <w:b/>
                 <w:sz w:val="18"/>
               </w:rPr>
-              <w:t>腎臓ペア交換（先行研究の対象）</w:t>
+              <w:t>先行研究</w:t>
             </w:r>
           </w:p>
         </w:tc>
@@ -2164,7 +2100,7 @@
                 <w:b/>
                 <w:sz w:val="18"/>
               </w:rPr>
-              <w:t>脳死多臓器マッチング（本研究の対象）</w:t>
+              <w:t>本研究（Niobi）</w:t>
             </w:r>
           </w:p>
         </w:tc>
@@ -2181,7 +2117,7 @@
                 <w:b w:val="0"/>
                 <w:sz w:val="18"/>
               </w:rPr>
-              <w:t>ドナー</w:t>
+              <w:t>最適化対象</w:t>
             </w:r>
           </w:p>
         </w:tc>
@@ -2196,7 +2132,7 @@
                 <w:b w:val="0"/>
                 <w:sz w:val="18"/>
               </w:rPr>
-              <w:t>生体（計画的）</w:t>
+              <w:t>腎臓ペア交換（cycle-cover, NP困難）</w:t>
             </w:r>
           </w:p>
         </w:tc>
@@ -2211,7 +2147,7 @@
                 <w:b w:val="0"/>
                 <w:sz w:val="18"/>
               </w:rPr>
-              <w:t>脳死（突発的、最大8臓器同時）</w:t>
+              <w:t>交換cycle-cover（NP困難）＋多臓器割当（適合スコア応用層）</w:t>
             </w:r>
           </w:p>
         </w:tc>
@@ -2228,7 +2164,7 @@
                 <w:b w:val="0"/>
                 <w:sz w:val="18"/>
               </w:rPr>
-              <w:t>問題構造</w:t>
+              <w:t>量子最適化</w:t>
             </w:r>
           </w:p>
         </w:tc>
@@ -2243,7 +2179,7 @@
                 <w:b w:val="0"/>
                 <w:sz w:val="18"/>
               </w:rPr>
-              <w:t>サイクルカバー（交換チェーン）</w:t>
+              <w:t>Accenture/D-Wave特許のみ（生データ前提）</w:t>
             </w:r>
           </w:p>
         </w:tc>
@@ -2255,10 +2191,10 @@
             <w:r>
               <w:rPr>
                 <w:rFonts w:ascii="ＭＳ Ｐゴシック" w:hAnsi="ＭＳ Ｐゴシック" w:eastAsia="ＭＳ Ｐゴシック"/>
-                <w:b/>
-                <w:sz w:val="18"/>
-              </w:rPr>
-              <w:t>多次元二部マッチング（NP困難）</w:t>
+                <w:b w:val="0"/>
+                <w:sz w:val="18"/>
+              </w:rPr>
+              <w:t>QUBO/焼きなまし（4.2節で貪欲に8/8勝・厳密最適一致）</w:t>
             </w:r>
           </w:p>
         </w:tc>
@@ -2275,7 +2211,7 @@
                 <w:b w:val="0"/>
                 <w:sz w:val="18"/>
               </w:rPr>
-              <w:t>時間制約</w:t>
+              <w:t>プライバシー</w:t>
             </w:r>
           </w:p>
         </w:tc>
@@ -2290,7 +2226,7 @@
                 <w:b w:val="0"/>
                 <w:sz w:val="18"/>
               </w:rPr>
-              <w:t>週〜月単位</w:t>
+              <w:t>無し、または部分HE(Paillier)のMPC（Breuer et al.）</w:t>
             </w:r>
           </w:p>
         </w:tc>
@@ -2305,7 +2241,7 @@
                 <w:b/>
                 <w:sz w:val="18"/>
               </w:rPr>
-              <w:t>冷阻血時間: 心臓4h / 肝臓12h / 腎臓24h</w:t>
+              <w:t>FHE計算層＋PQC保護層＋ZKP検証層で秘匿実行</w:t>
             </w:r>
           </w:p>
         </w:tc>
@@ -2322,7 +2258,7 @@
                 <w:b w:val="0"/>
                 <w:sz w:val="18"/>
               </w:rPr>
-              <w:t>臓器間依存</w:t>
+              <w:t>データ前提</w:t>
             </w:r>
           </w:p>
         </w:tc>
@@ -2337,7 +2273,7 @@
                 <w:b w:val="0"/>
                 <w:sz w:val="18"/>
               </w:rPr>
-              <w:t>なし（腎臓のみ）</w:t>
+              <w:t>中央集権的な平文プール</w:t>
             </w:r>
           </w:p>
         </w:tc>
@@ -2349,10 +2285,10 @@
             <w:r>
               <w:rPr>
                 <w:rFonts w:ascii="ＭＳ Ｐゴシック" w:hAnsi="ＭＳ Ｐゴシック" w:eastAsia="ＭＳ Ｐゴシック"/>
-                <w:b/>
-                <w:sz w:val="18"/>
-              </w:rPr>
-              <w:t>複合移植（SLK, SPK, 心肺）の考慮が必須</w:t>
+                <w:b w:val="0"/>
+                <w:sz w:val="18"/>
+              </w:rPr>
+              <w:t>各個人が独自鍵、暗号化したまま最適化</w:t>
             </w:r>
           </w:p>
         </w:tc>
@@ -2369,7 +2305,7 @@
                 <w:b w:val="0"/>
                 <w:sz w:val="18"/>
               </w:rPr>
-              <w:t>ドナー辞退リスク</w:t>
+              <w:t>時間制約の扱い</w:t>
             </w:r>
           </w:p>
         </w:tc>
@@ -2384,7 +2320,7 @@
                 <w:b w:val="0"/>
                 <w:sz w:val="18"/>
               </w:rPr>
-              <w:t>あり（チェーン崩壊）</w:t>
+              <w:t>週〜月（生体ドナー）</w:t>
             </w:r>
           </w:p>
         </w:tc>
@@ -2399,54 +2335,7 @@
                 <w:b w:val="0"/>
                 <w:sz w:val="18"/>
               </w:rPr>
-              <w:t>なし（既に死亡）</w:t>
-            </w:r>
-          </w:p>
-        </w:tc>
-      </w:tr>
-      <w:tr>
-        <w:tc>
-          <w:tcPr>
-            <w:tcW w:type="dxa" w:w="3023"/>
-          </w:tcPr>
-          <w:p>
-            <w:r>
-              <w:rPr>
-                <w:rFonts w:ascii="ＭＳ Ｐゴシック" w:hAnsi="ＭＳ Ｐゴシック" w:eastAsia="ＭＳ Ｐゴシック"/>
-                <w:b w:val="0"/>
-                <w:sz w:val="18"/>
-              </w:rPr>
-              <w:t>既存最適化</w:t>
-            </w:r>
-          </w:p>
-        </w:tc>
-        <w:tc>
-          <w:tcPr>
-            <w:tcW w:type="dxa" w:w="3023"/>
-          </w:tcPr>
-          <w:p>
-            <w:r>
-              <w:rPr>
-                <w:rFonts w:ascii="ＭＳ Ｐゴシック" w:hAnsi="ＭＳ Ｐゴシック" w:eastAsia="ＭＳ Ｐゴシック"/>
-                <w:b w:val="0"/>
-                <w:sz w:val="18"/>
-              </w:rPr>
-              <w:t>ペア交換プログラムが稼働中</w:t>
-            </w:r>
-          </w:p>
-        </w:tc>
-        <w:tc>
-          <w:tcPr>
-            <w:tcW w:type="dxa" w:w="3023"/>
-          </w:tcPr>
-          <w:p>
-            <w:r>
-              <w:rPr>
-                <w:rFonts w:ascii="ＭＳ Ｐゴシック" w:hAnsi="ＭＳ Ｐゴシック" w:eastAsia="ＭＳ Ｐゴシック"/>
-                <w:b/>
-                <w:sz w:val="18"/>
-              </w:rPr>
-              <w:t>組み合わせ最適化は未実施</w:t>
+              <w:t>冷阻血時間（心臓4h/肝臓12h/腎臓24h）を適合スコアに反映</w:t>
             </w:r>
           </w:p>
         </w:tc>
@@ -2460,27 +2349,25 @@
           <w:b w:val="0"/>
           <w:sz w:val="22"/>
         </w:rPr>
-        <w:t>腎臓ペア交換ではドナー辞退によるチェーン崩壊リスクが常に存在するが、</w:t>
-      </w:r>
-    </w:p>
-    <w:p>
-      <w:r>
-        <w:rPr>
-          <w:rFonts w:ascii="ＭＳ Ｐゴシック" w:hAnsi="ＭＳ Ｐゴシック" w:eastAsia="ＭＳ Ｐゴシック"/>
-          <w:b w:val="0"/>
-          <w:sz w:val="22"/>
-        </w:rPr>
-        <w:t>脳死臓器ではドナー側の辞退は構造的に発生しない。</w:t>
-      </w:r>
-    </w:p>
-    <w:p>
-      <w:r>
-        <w:rPr>
-          <w:rFonts w:ascii="ＭＳ Ｐゴシック" w:hAnsi="ＭＳ Ｐゴシック" w:eastAsia="ＭＳ Ｐゴシック"/>
-          <w:b w:val="0"/>
-          <w:sz w:val="22"/>
-        </w:rPr>
-        <w:t>ただしレシピエント側の却下は起こりうる（臓器の質、適合性不足等）。</w:t>
+        <w:t>すなわち、交換最適化のQUBO化（Accenture/D-Wave）とプライバシー保護交換（Breuer et al.）は別々に存在したが、</w:t>
+      </w:r>
+    </w:p>
+    <w:p>
+      <w:r>
+        <w:rPr>
+          <w:rFonts w:ascii="ＭＳ Ｐゴシック" w:hAnsi="ＭＳ Ｐゴシック" w:eastAsia="ＭＳ Ｐゴシック"/>
+          <w:b/>
+          <w:sz w:val="22"/>
+        </w:rPr>
+        <w:t>両者を統合し暗号化したまま量子最適化を行う実装は本研究が初</w:t>
+      </w:r>
+      <w:r>
+        <w:rPr>
+          <w:rFonts w:ascii="ＭＳ Ｐゴシック" w:hAnsi="ＭＳ Ｐゴシック" w:eastAsia="ＭＳ Ｐゴシック"/>
+          <w:b w:val="0"/>
+          <w:sz w:val="22"/>
+        </w:rPr>
+        <w:t>である。</w:t>
       </w:r>
     </w:p>
     <w:p>
@@ -2544,25 +2431,35 @@
           <w:b/>
           <w:sz w:val="22"/>
         </w:rPr>
-        <w:t>単一臓器マッチング</w:t>
-      </w:r>
-      <w:r>
-        <w:rPr>
-          <w:rFonts w:ascii="ＭＳ Ｐゴシック" w:hAnsi="ＭＳ Ｐゴシック" w:eastAsia="ＭＳ Ｐゴシック"/>
-          <w:b w:val="0"/>
-          <w:sz w:val="22"/>
-        </w:rPr>
-        <w:t>: 重み付き二部マッチングはHungarian法でO(N³)で最適解が得られる。</w:t>
-      </w:r>
-    </w:p>
-    <w:p>
-      <w:r>
-        <w:rPr>
-          <w:rFonts w:ascii="ＭＳ Ｐゴシック" w:hAnsi="ＭＳ Ｐゴシック" w:eastAsia="ＭＳ Ｐゴシック"/>
-          <w:b w:val="0"/>
-          <w:sz w:val="22"/>
-        </w:rPr>
-        <w:t>N=200でもミリ秒で解ける。単一臓器に限れば量子コンピュータは不要である。</w:t>
+        <w:t>割当（assignment）— 量子は不要</w:t>
+      </w:r>
+      <w:r>
+        <w:rPr>
+          <w:rFonts w:ascii="ＭＳ Ｐゴシック" w:hAnsi="ＭＳ Ｐゴシック" w:eastAsia="ＭＳ Ｐゴシック"/>
+          <w:b w:val="0"/>
+          <w:sz w:val="22"/>
+        </w:rPr>
+        <w:t>: 単一臓器の重み付き二部マッチングはHungarian法でO(N³)、</w:t>
+      </w:r>
+    </w:p>
+    <w:p>
+      <w:r>
+        <w:rPr>
+          <w:rFonts w:ascii="ＭＳ Ｐゴシック" w:hAnsi="ＭＳ Ｐゴシック" w:eastAsia="ＭＳ Ｐゴシック"/>
+          <w:b w:val="0"/>
+          <w:sz w:val="22"/>
+        </w:rPr>
+        <w:t>N=200でもミリ秒で最適解が得られる。多臓器同時割当（複合移植を含む）も、救命数を目的とする限り</w:t>
+      </w:r>
+    </w:p>
+    <w:p>
+      <w:r>
+        <w:rPr>
+          <w:rFonts w:ascii="ＭＳ Ｐゴシック" w:hAnsi="ＭＳ Ｐゴシック" w:eastAsia="ＭＳ Ｐゴシック"/>
+          <w:b w:val="0"/>
+          <w:sz w:val="22"/>
+        </w:rPr>
+        <w:t>分離可能で、素朴な貪欲がQUBO・厳密最適と一致する（4.2節で実証）。割当に量子最適化は不要である。</w:t>
       </w:r>
     </w:p>
     <w:p>
@@ -2572,105 +2469,65 @@
           <w:b/>
           <w:sz w:val="22"/>
         </w:rPr>
-        <w:t>多臓器同時割当</w:t>
-      </w:r>
-      <w:r>
-        <w:rPr>
-          <w:rFonts w:ascii="ＭＳ Ｐゴシック" w:hAnsi="ＭＳ Ｐゴシック" w:eastAsia="ＭＳ Ｐゴシック"/>
-          <w:b w:val="0"/>
-          <w:sz w:val="22"/>
-        </w:rPr>
-        <w:t>: 脳死ドナー1人から最大8臓器を同時に最適配分する問題は、</w:t>
-      </w:r>
-    </w:p>
-    <w:p>
-      <w:r>
-        <w:rPr>
-          <w:rFonts w:ascii="ＭＳ Ｐゴシック" w:hAnsi="ＭＳ Ｐゴシック" w:eastAsia="ＭＳ Ｐゴシック"/>
-          <w:b w:val="0"/>
-          <w:sz w:val="22"/>
-        </w:rPr>
-        <w:t>多次元マッチングの拡張でありNP困難。Hungarian法は適用できない。</w:t>
-      </w:r>
-    </w:p>
-    <w:p>
-      <w:r>
-        <w:rPr>
-          <w:rFonts w:ascii="ＭＳ Ｐゴシック" w:hAnsi="ＭＳ Ｐゴシック" w:eastAsia="ＭＳ Ｐゴシック"/>
-          <w:b w:val="0"/>
-          <w:sz w:val="22"/>
-        </w:rPr>
-        <w:t>古典アルゴリズムではILP（整数線形計画）やGreedy法で近似するが、</w:t>
-      </w:r>
-    </w:p>
-    <w:p>
-      <w:r>
-        <w:rPr>
-          <w:rFonts w:ascii="ＭＳ Ｐゴシック" w:hAnsi="ＭＳ Ｐゴシック" w:eastAsia="ＭＳ Ｐゴシック"/>
-          <w:b w:val="0"/>
-          <w:sz w:val="22"/>
-        </w:rPr>
-        <w:t>臓器間の相互依存（複合移植、臓器別冷阻血時間、体格制約の非線形性）を</w:t>
-      </w:r>
-    </w:p>
-    <w:p>
-      <w:r>
-        <w:rPr>
-          <w:rFonts w:ascii="ＭＳ Ｐゴシック" w:hAnsi="ＭＳ Ｐゴシック" w:eastAsia="ＭＳ Ｐゴシック"/>
-          <w:b w:val="0"/>
-          <w:sz w:val="22"/>
-        </w:rPr>
-        <w:t>完全に考慮した最適解は組み合わせ爆発により困難となる。</w:t>
-      </w:r>
-    </w:p>
-    <w:p>
-      <w:r>
-        <w:rPr>
-          <w:rFonts w:ascii="ＭＳ Ｐゴシック" w:hAnsi="ＭＳ Ｐゴシック" w:eastAsia="ＭＳ Ｐゴシック"/>
-          <w:b w:val="0"/>
-          <w:sz w:val="22"/>
-        </w:rPr>
-        <w:t>本研究のベンチマークでは、単一臓器二部マッチングにおいて</w:t>
-      </w:r>
-    </w:p>
-    <w:p>
-      <w:r>
-        <w:rPr>
-          <w:rFonts w:ascii="ＭＳ Ｐゴシック" w:hAnsi="ＭＳ Ｐゴシック" w:eastAsia="ＭＳ Ｐゴシック"/>
-          <w:b w:val="0"/>
-          <w:sz w:val="22"/>
-        </w:rPr>
-        <w:t>Greedy法とQUBOソルバー（焼きなまし法による古典シミュレーション）を比較し、</w:t>
-      </w:r>
-    </w:p>
-    <w:p>
-      <w:r>
-        <w:rPr>
-          <w:rFonts w:ascii="ＭＳ Ｐゴシック" w:hAnsi="ＭＳ Ｐゴシック" w:eastAsia="ＭＳ Ｐゴシック"/>
-          <w:b w:val="0"/>
-          <w:sz w:val="22"/>
-        </w:rPr>
-        <w:t>N=200でGreedy法が181マッチに対しQUBOソルバーは193マッチを達成した（+12マッチ）。</w:t>
-      </w:r>
-    </w:p>
-    <w:p>
-      <w:r>
-        <w:rPr>
-          <w:rFonts w:ascii="ＭＳ Ｐゴシック" w:hAnsi="ＭＳ Ｐゴシック" w:eastAsia="ＭＳ Ｐゴシック"/>
-          <w:b w:val="0"/>
-          <w:sz w:val="22"/>
-        </w:rPr>
-        <w:t>この差分はGreedy法の局所最適性に起因する。</w:t>
-      </w:r>
-    </w:p>
-    <w:p>
-      <w:r>
-        <w:rPr>
-          <w:rFonts w:ascii="ＭＳ Ｐゴシック" w:hAnsi="ＭＳ Ｐゴシック" w:eastAsia="ＭＳ Ｐゴシック"/>
-          <w:b w:val="0"/>
-          <w:sz w:val="22"/>
-        </w:rPr>
-        <w:t>Hungarian法やILPとの比較は今後の課題として5.2節で述べる。</w:t>
+        <w:t>交換（exchange cycle-cover）— 量子有用性の所在</w:t>
+      </w:r>
+      <w:r>
+        <w:rPr>
+          <w:rFonts w:ascii="ＭＳ Ｐゴシック" w:hAnsi="ＭＳ Ｐゴシック" w:eastAsia="ＭＳ Ｐゴシック"/>
+          <w:b w:val="0"/>
+          <w:sz w:val="22"/>
+        </w:rPr>
+        <w:t>: 直接マッチングが成立しない不適合ペアの交換</w:t>
+      </w:r>
+    </w:p>
+    <w:p>
+      <w:r>
+        <w:rPr>
+          <w:rFonts w:ascii="ＭＳ Ｐゴシック" w:hAnsi="ＭＳ Ｐゴシック" w:eastAsia="ＭＳ Ｐゴシック"/>
+          <w:b w:val="0"/>
+          <w:sz w:val="22"/>
+        </w:rPr>
+        <w:t>（2-/3-way）で移植数を最大化する問題は、頂点素な最大重みサイクル被覆＝NP困難・APX困難な集合パッキングである。</w:t>
+      </w:r>
+    </w:p>
+    <w:p>
+      <w:r>
+        <w:rPr>
+          <w:rFonts w:ascii="ＭＳ Ｐゴシック" w:hAnsi="ＭＳ Ｐゴシック" w:eastAsia="ＭＳ Ｐゴシック"/>
+          <w:b w:val="0"/>
+          <w:sz w:val="22"/>
+        </w:rPr>
+        <w:t>Hungarian法は適用できず、貪欲は容易な2-wayを取って優れた3-wayを潰すため構造的に最適解を保証しない。</w:t>
+      </w:r>
+    </w:p>
+    <w:p>
+      <w:r>
+        <w:rPr>
+          <w:rFonts w:ascii="ＭＳ Ｐゴシック" w:hAnsi="ＭＳ Ｐゴシック" w:eastAsia="ＭＳ Ｐゴシック"/>
+          <w:b w:val="0"/>
+          <w:sz w:val="22"/>
+        </w:rPr>
+        <w:t>古典ではILP（整数線形計画）が用いられるが、プール規模の拡大とともに候補サイクル数が爆発し厳密解は破綻する。</w:t>
+      </w:r>
+    </w:p>
+    <w:p>
+      <w:r>
+        <w:rPr>
+          <w:rFonts w:ascii="ＭＳ Ｐゴシック" w:hAnsi="ＭＳ Ｐゴシック" w:eastAsia="ＭＳ Ｐゴシック"/>
+          <w:b w:val="0"/>
+          <w:sz w:val="22"/>
+        </w:rPr>
+        <w:t>4.2節のベンチマークでQUBO（焼きなまし）は貪欲を全インスタンス（8/8）で上回り厳密最適に一致しており、</w:t>
+      </w:r>
+    </w:p>
+    <w:p>
+      <w:r>
+        <w:rPr>
+          <w:rFonts w:ascii="ＭＳ Ｐゴシック" w:hAnsi="ＭＳ Ｐゴシック" w:eastAsia="ＭＳ Ｐゴシック"/>
+          <w:b w:val="0"/>
+          <w:sz w:val="22"/>
+        </w:rPr>
+        <w:t>量子アニーリングはこの問題のスケーラブルな求解経路となる。</w:t>
       </w:r>
     </w:p>
     <w:p>
@@ -5273,7 +5130,7 @@
         <w:br/>
         <w:t xml:space="preserve">  → 全臓器の待機リスト間で複合移植需要を常に把握</w:t>
         <w:br/>
-        <w:t xml:space="preserve">  → QUBO定式化による多臓器最適マッチングを維持・更新</w:t>
+        <w:t xml:space="preserve">  → QUBO定式化による交換cycle-cover最適化＋多臓器適合スコアを維持・更新</w:t>
         <w:br/>
         <w:br/>
         <w:t>緊急: 脳死ドナー発生時のリアルタイムマッチング（FHEスコア計算 → QUBO）</w:t>
@@ -12237,17 +12094,27 @@
           <w:b/>
           <w:sz w:val="22"/>
         </w:rPr>
-        <w:t>QUBOの価値が発現する問題構造:</w:t>
-      </w:r>
-    </w:p>
-    <w:p>
-      <w:r>
-        <w:rPr>
-          <w:rFonts w:ascii="ＭＳ Ｐゴシック" w:hAnsi="ＭＳ Ｐゴシック" w:eastAsia="ＭＳ Ｐゴシック"/>
-          <w:b w:val="0"/>
-          <w:sz w:val="22"/>
-        </w:rPr>
-        <w:t>QUBOソルバーが真に必要となるのは、Hungarian法が適用できない</w:t>
+        <w:t>多臓器同時割当の検証 — 正直な負の結果:</w:t>
+      </w:r>
+    </w:p>
+    <w:p>
+      <w:r>
+        <w:rPr>
+          <w:rFonts w:ascii="ＭＳ Ｐゴシック" w:hAnsi="ＭＳ Ｐゴシック" w:eastAsia="ＭＳ Ｐゴシック"/>
+          <w:b w:val="0"/>
+          <w:sz w:val="22"/>
+        </w:rPr>
+        <w:t>当初、QUBOの優位性は多臓器同時割当（複合移植患者への対応）で発現すると仮定した。</w:t>
+      </w:r>
+    </w:p>
+    <w:p>
+      <w:r>
+        <w:rPr>
+          <w:rFonts w:ascii="ＭＳ Ｐゴシック" w:hAnsi="ＭＳ Ｐゴシック" w:eastAsia="ＭＳ Ｐゴシック"/>
+          <w:b w:val="0"/>
+          <w:sz w:val="22"/>
+        </w:rPr>
+        <w:t>これを</w:t>
       </w:r>
       <w:r>
         <w:rPr>
@@ -12255,57 +12122,71 @@
           <w:b/>
           <w:sz w:val="22"/>
         </w:rPr>
-        <w:t>多臓器同時割当</w:t>
-      </w:r>
-    </w:p>
-    <w:p>
-      <w:r>
-        <w:rPr>
-          <w:rFonts w:ascii="ＭＳ Ｐゴシック" w:hAnsi="ＭＳ Ｐゴシック" w:eastAsia="ＭＳ Ｐゴシック"/>
-          <w:b w:val="0"/>
-          <w:sz w:val="22"/>
-        </w:rPr>
-        <w:t>（多次元マッチング、k≥3でNP困難）においてである。</w:t>
-      </w:r>
-    </w:p>
-    <w:p>
-      <w:r>
-        <w:rPr>
-          <w:rFonts w:ascii="ＭＳ Ｐゴシック" w:hAnsi="ＭＳ Ｐゴシック" w:eastAsia="ＭＳ Ｐゴシック"/>
-          <w:b w:val="0"/>
-          <w:sz w:val="22"/>
-        </w:rPr>
-        <w:t>脳死ドナー1人から最大8臓器を同時に最適配分する問題は、</w:t>
-      </w:r>
-    </w:p>
-    <w:p>
-      <w:r>
-        <w:rPr>
-          <w:rFonts w:ascii="ＭＳ Ｐゴシック" w:hAnsi="ＭＳ Ｐゴシック" w:eastAsia="ＭＳ Ｐゴシック"/>
-          <w:b w:val="0"/>
-          <w:sz w:val="22"/>
-        </w:rPr>
-        <w:t>臓器間の相互依存（複合移植、臓器別冷阻血時間）により多項式時間アルゴリズムが存在しない。</w:t>
-      </w:r>
-    </w:p>
-    <w:p>
-      <w:r>
-        <w:rPr>
-          <w:rFonts w:ascii="ＭＳ Ｐゴシック" w:hAnsi="ＭＳ Ｐゴシック" w:eastAsia="ＭＳ Ｐゴシック"/>
-          <w:b w:val="0"/>
-          <w:sz w:val="22"/>
-        </w:rPr>
-        <w:t>以下に、OPTN/SRTR 2023 Annual Data Reportの文献値に基づく多臓器同時割当ベンチマーク結果を示す。</w:t>
-      </w:r>
-    </w:p>
-    <w:p>
-      <w:r>
-        <w:rPr>
-          <w:rFonts w:ascii="ＭＳ Ｐゴシック" w:hAnsi="ＭＳ Ｐゴシック" w:eastAsia="ＭＳ Ｐゴシック"/>
-          <w:b w:val="0"/>
-          <w:sz w:val="22"/>
-        </w:rPr>
-        <w:t>パラメータはすべて文献値から事前に固定し、結果に関わらずそのまま報告する。</w:t>
+        <w:t>救命数</w:t>
+      </w:r>
+      <w:r>
+        <w:rPr>
+          <w:rFonts w:ascii="ＭＳ Ｐゴシック" w:hAnsi="ＭＳ Ｐゴシック" w:eastAsia="ＭＳ Ｐゴシック"/>
+          <w:b w:val="0"/>
+          <w:sz w:val="22"/>
+        </w:rPr>
+        <w:t>（必要な全臓器が揃った患者数）を目的関数として実装・検証した</w:t>
+      </w:r>
+    </w:p>
+    <w:p>
+      <w:r>
+        <w:rPr>
+          <w:rFonts w:ascii="ＭＳ Ｐゴシック" w:hAnsi="ＭＳ Ｐゴシック" w:eastAsia="ＭＳ Ｐゴシック"/>
+          <w:b w:val="0"/>
+          <w:sz w:val="22"/>
+        </w:rPr>
+        <w:t>（</w:t>
+      </w:r>
+      <w:r>
+        <w:rPr>
+          <w:rFonts w:ascii="Courier New" w:hAnsi="Courier New" w:eastAsia="Courier New"/>
+          <w:b w:val="0"/>
+          <w:sz w:val="22"/>
+        </w:rPr>
+        <w:t>lives_saved_bench</w:t>
+      </w:r>
+      <w:r>
+        <w:rPr>
+          <w:rFonts w:ascii="ＭＳ Ｐゴシック" w:hAnsi="ＭＳ Ｐゴシック" w:eastAsia="ＭＳ Ｐゴシック"/>
+          <w:b w:val="0"/>
+          <w:sz w:val="22"/>
+        </w:rPr>
+        <w:t>、OPTN/SRTR 2023文献値: SLK 7.9% / 心肺 1.3% / SPK 79.2%）。</w:t>
+      </w:r>
+    </w:p>
+    <w:p>
+      <w:r>
+        <w:rPr>
+          <w:rFonts w:ascii="ＭＳ Ｐゴシック" w:hAnsi="ＭＳ Ｐゴシック" w:eastAsia="ＭＳ Ｐゴシック"/>
+          <w:b w:val="0"/>
+          <w:sz w:val="22"/>
+        </w:rPr>
+        <w:t>結果は仮説を否定した。</w:t>
+      </w:r>
+    </w:p>
+    <w:p>
+      <w:r>
+        <w:rPr>
+          <w:rFonts w:ascii="ＭＳ Ｐゴシック" w:hAnsi="ＭＳ Ｐゴシック" w:eastAsia="ＭＳ Ｐゴシック"/>
+          <w:b w:val="0"/>
+          <w:sz w:val="22"/>
+        </w:rPr>
+        <w:t>各臓器を「最も適合する単独臓器患者」へ割り当てる O(K·N) の素朴なヒューリスティクス</w:t>
+      </w:r>
+    </w:p>
+    <w:p>
+      <w:r>
+        <w:rPr>
+          <w:rFonts w:ascii="ＭＳ Ｐゴシック" w:hAnsi="ＭＳ Ｐゴシック" w:eastAsia="ＭＳ Ｐゴシック"/>
+          <w:b w:val="0"/>
+          <w:sz w:val="22"/>
+        </w:rPr>
+        <w:t>（lives-aware greedy）が、QUBO（焼きなまし）および総当たり厳密最適と</w:t>
       </w:r>
     </w:p>
     <w:p>
@@ -12315,7 +12196,15 @@
           <w:b/>
           <w:sz w:val="22"/>
         </w:rPr>
-        <w:t>パラメータ設定根拠:</w:t>
+        <w:t>全ケースで完全に一致</w:t>
+      </w:r>
+      <w:r>
+        <w:rPr>
+          <w:rFonts w:ascii="ＭＳ Ｐゴシック" w:hAnsi="ＭＳ Ｐゴシック" w:eastAsia="ＭＳ Ｐゴシック"/>
+          <w:b w:val="0"/>
+          <w:sz w:val="22"/>
+        </w:rPr>
+        <w:t>した（3/5/8臓器、N=2〜100、8シード平均）。</w:t>
       </w:r>
     </w:p>
     <w:tbl>
@@ -12326,14 +12215,17 @@
         <w:tblLook w:firstColumn="1" w:firstRow="1" w:lastColumn="0" w:lastRow="0" w:noHBand="0" w:noVBand="1" w:val="04A0"/>
       </w:tblPr>
       <w:tblGrid>
-        <w:gridCol w:w="3023"/>
-        <w:gridCol w:w="3023"/>
-        <w:gridCol w:w="3023"/>
+        <w:gridCol w:w="1512"/>
+        <w:gridCol w:w="1512"/>
+        <w:gridCol w:w="1512"/>
+        <w:gridCol w:w="1512"/>
+        <w:gridCol w:w="1512"/>
+        <w:gridCol w:w="1512"/>
       </w:tblGrid>
       <w:tr>
         <w:tc>
           <w:tcPr>
-            <w:tcW w:type="dxa" w:w="3023"/>
+            <w:tcW w:type="dxa" w:w="1512"/>
           </w:tcPr>
           <w:p>
             <w:r>
@@ -12342,13 +12234,13 @@
                 <w:b/>
                 <w:sz w:val="18"/>
               </w:rPr>
-              <w:t>パラメータ</w:t>
-            </w:r>
-          </w:p>
-        </w:tc>
-        <w:tc>
-          <w:tcPr>
-            <w:tcW w:type="dxa" w:w="3023"/>
+              <w:t>臓器数</w:t>
+            </w:r>
+          </w:p>
+        </w:tc>
+        <w:tc>
+          <w:tcPr>
+            <w:tcW w:type="dxa" w:w="1512"/>
           </w:tcPr>
           <w:p>
             <w:r>
@@ -12357,13 +12249,13 @@
                 <w:b/>
                 <w:sz w:val="18"/>
               </w:rPr>
-              <w:t>値</w:t>
-            </w:r>
-          </w:p>
-        </w:tc>
-        <w:tc>
-          <w:tcPr>
-            <w:tcW w:type="dxa" w:w="3023"/>
+              <w:t>N/臓器</w:t>
+            </w:r>
+          </w:p>
+        </w:tc>
+        <w:tc>
+          <w:tcPr>
+            <w:tcW w:type="dxa" w:w="1512"/>
           </w:tcPr>
           <w:p>
             <w:r>
@@ -12372,7 +12264,52 @@
                 <w:b/>
                 <w:sz w:val="18"/>
               </w:rPr>
-              <w:t>出典</w:t>
+              <w:t>待機者計</w:t>
+            </w:r>
+          </w:p>
+        </w:tc>
+        <w:tc>
+          <w:tcPr>
+            <w:tcW w:type="dxa" w:w="1512"/>
+          </w:tcPr>
+          <w:p>
+            <w:r>
+              <w:rPr>
+                <w:rFonts w:ascii="ＭＳ Ｐゴシック" w:hAnsi="ＭＳ Ｐゴシック" w:eastAsia="ＭＳ Ｐゴシック"/>
+                <w:b/>
+                <w:sz w:val="18"/>
+              </w:rPr>
+              <w:t>lives-aware greedy 救命数</w:t>
+            </w:r>
+          </w:p>
+        </w:tc>
+        <w:tc>
+          <w:tcPr>
+            <w:tcW w:type="dxa" w:w="1512"/>
+          </w:tcPr>
+          <w:p>
+            <w:r>
+              <w:rPr>
+                <w:rFonts w:ascii="ＭＳ Ｐゴシック" w:hAnsi="ＭＳ Ｐゴシック" w:eastAsia="ＭＳ Ｐゴシック"/>
+                <w:b/>
+                <w:sz w:val="18"/>
+              </w:rPr>
+              <w:t>QUBO 救命数</w:t>
+            </w:r>
+          </w:p>
+        </w:tc>
+        <w:tc>
+          <w:tcPr>
+            <w:tcW w:type="dxa" w:w="1512"/>
+          </w:tcPr>
+          <w:p>
+            <w:r>
+              <w:rPr>
+                <w:rFonts w:ascii="ＭＳ Ｐゴシック" w:hAnsi="ＭＳ Ｐゴシック" w:eastAsia="ＭＳ Ｐゴシック"/>
+                <w:b/>
+                <w:sz w:val="18"/>
+              </w:rPr>
+              <w:t>厳密最適</w:t>
             </w:r>
           </w:p>
         </w:tc>
@@ -12380,46 +12317,91 @@
       <w:tr>
         <w:tc>
           <w:tcPr>
-            <w:tcW w:type="dxa" w:w="3023"/>
-          </w:tcPr>
-          <w:p>
-            <w:r>
-              <w:rPr>
-                <w:rFonts w:ascii="ＭＳ Ｐゴシック" w:hAnsi="ＭＳ Ｐゴシック" w:eastAsia="ＭＳ Ｐゴシック"/>
-                <w:b w:val="0"/>
-                <w:sz w:val="18"/>
-              </w:rPr>
-              <w:t>肝腎同時移植 (SLK) 比率</w:t>
-            </w:r>
-          </w:p>
-        </w:tc>
-        <w:tc>
-          <w:tcPr>
-            <w:tcW w:type="dxa" w:w="3023"/>
-          </w:tcPr>
-          <w:p>
-            <w:r>
-              <w:rPr>
-                <w:rFonts w:ascii="ＭＳ Ｐゴシック" w:hAnsi="ＭＳ Ｐゴシック" w:eastAsia="ＭＳ Ｐゴシック"/>
-                <w:b w:val="0"/>
-                <w:sz w:val="18"/>
-              </w:rPr>
-              <w:t>肝臓移植の7.9%</w:t>
-            </w:r>
-          </w:p>
-        </w:tc>
-        <w:tc>
-          <w:tcPr>
-            <w:tcW w:type="dxa" w:w="3023"/>
-          </w:tcPr>
-          <w:p>
-            <w:r>
-              <w:rPr>
-                <w:rFonts w:ascii="ＭＳ Ｐゴシック" w:hAnsi="ＭＳ Ｐゴシック" w:eastAsia="ＭＳ Ｐゴシック"/>
-                <w:b w:val="0"/>
-                <w:sz w:val="18"/>
-              </w:rPr>
-              <w:t>OPTN/SRTR 2023 Liver report (804/10,170)</w:t>
+            <w:tcW w:type="dxa" w:w="1512"/>
+          </w:tcPr>
+          <w:p>
+            <w:r>
+              <w:rPr>
+                <w:rFonts w:ascii="ＭＳ Ｐゴシック" w:hAnsi="ＭＳ Ｐゴシック" w:eastAsia="ＭＳ Ｐゴシック"/>
+                <w:b w:val="0"/>
+                <w:sz w:val="18"/>
+              </w:rPr>
+              <w:t>3</w:t>
+            </w:r>
+          </w:p>
+        </w:tc>
+        <w:tc>
+          <w:tcPr>
+            <w:tcW w:type="dxa" w:w="1512"/>
+          </w:tcPr>
+          <w:p>
+            <w:r>
+              <w:rPr>
+                <w:rFonts w:ascii="ＭＳ Ｐゴシック" w:hAnsi="ＭＳ Ｐゴシック" w:eastAsia="ＭＳ Ｐゴシック"/>
+                <w:b w:val="0"/>
+                <w:sz w:val="18"/>
+              </w:rPr>
+              <w:t>5</w:t>
+            </w:r>
+          </w:p>
+        </w:tc>
+        <w:tc>
+          <w:tcPr>
+            <w:tcW w:type="dxa" w:w="1512"/>
+          </w:tcPr>
+          <w:p>
+            <w:r>
+              <w:rPr>
+                <w:rFonts w:ascii="ＭＳ Ｐゴシック" w:hAnsi="ＭＳ Ｐゴシック" w:eastAsia="ＭＳ Ｐゴシック"/>
+                <w:b w:val="0"/>
+                <w:sz w:val="18"/>
+              </w:rPr>
+              <w:t>40</w:t>
+            </w:r>
+          </w:p>
+        </w:tc>
+        <w:tc>
+          <w:tcPr>
+            <w:tcW w:type="dxa" w:w="1512"/>
+          </w:tcPr>
+          <w:p>
+            <w:r>
+              <w:rPr>
+                <w:rFonts w:ascii="ＭＳ Ｐゴシック" w:hAnsi="ＭＳ Ｐゴシック" w:eastAsia="ＭＳ Ｐゴシック"/>
+                <w:b w:val="0"/>
+                <w:sz w:val="18"/>
+              </w:rPr>
+              <w:t>3.0</w:t>
+            </w:r>
+          </w:p>
+        </w:tc>
+        <w:tc>
+          <w:tcPr>
+            <w:tcW w:type="dxa" w:w="1512"/>
+          </w:tcPr>
+          <w:p>
+            <w:r>
+              <w:rPr>
+                <w:rFonts w:ascii="ＭＳ Ｐゴシック" w:hAnsi="ＭＳ Ｐゴシック" w:eastAsia="ＭＳ Ｐゴシック"/>
+                <w:b w:val="0"/>
+                <w:sz w:val="18"/>
+              </w:rPr>
+              <w:t>3.0</w:t>
+            </w:r>
+          </w:p>
+        </w:tc>
+        <w:tc>
+          <w:tcPr>
+            <w:tcW w:type="dxa" w:w="1512"/>
+          </w:tcPr>
+          <w:p>
+            <w:r>
+              <w:rPr>
+                <w:rFonts w:ascii="ＭＳ Ｐゴシック" w:hAnsi="ＭＳ Ｐゴシック" w:eastAsia="ＭＳ Ｐゴシック"/>
+                <w:b w:val="0"/>
+                <w:sz w:val="18"/>
+              </w:rPr>
+              <w:t>3.0</w:t>
             </w:r>
           </w:p>
         </w:tc>
@@ -12427,46 +12409,91 @@
       <w:tr>
         <w:tc>
           <w:tcPr>
-            <w:tcW w:type="dxa" w:w="3023"/>
-          </w:tcPr>
-          <w:p>
-            <w:r>
-              <w:rPr>
-                <w:rFonts w:ascii="ＭＳ Ｐゴシック" w:hAnsi="ＭＳ Ｐゴシック" w:eastAsia="ＭＳ Ｐゴシック"/>
-                <w:b w:val="0"/>
-                <w:sz w:val="18"/>
-              </w:rPr>
-              <w:t>心肺同時移植比率</w:t>
-            </w:r>
-          </w:p>
-        </w:tc>
-        <w:tc>
-          <w:tcPr>
-            <w:tcW w:type="dxa" w:w="3023"/>
-          </w:tcPr>
-          <w:p>
-            <w:r>
-              <w:rPr>
-                <w:rFonts w:ascii="ＭＳ Ｐゴシック" w:hAnsi="ＭＳ Ｐゴシック" w:eastAsia="ＭＳ Ｐゴシック"/>
-                <w:b w:val="0"/>
-                <w:sz w:val="18"/>
-              </w:rPr>
-              <w:t>心臓移植の1.3%</w:t>
-            </w:r>
-          </w:p>
-        </w:tc>
-        <w:tc>
-          <w:tcPr>
-            <w:tcW w:type="dxa" w:w="3023"/>
-          </w:tcPr>
-          <w:p>
-            <w:r>
-              <w:rPr>
-                <w:rFonts w:ascii="ＭＳ Ｐゴシック" w:hAnsi="ＭＳ Ｐゴシック" w:eastAsia="ＭＳ Ｐゴシック"/>
-                <w:b w:val="0"/>
-                <w:sz w:val="18"/>
-              </w:rPr>
-              <w:t>OPTN/SRTR 2023 Heart report (53/4,092)</w:t>
+            <w:tcW w:type="dxa" w:w="1512"/>
+          </w:tcPr>
+          <w:p>
+            <w:r>
+              <w:rPr>
+                <w:rFonts w:ascii="ＭＳ Ｐゴシック" w:hAnsi="ＭＳ Ｐゴシック" w:eastAsia="ＭＳ Ｐゴシック"/>
+                <w:b w:val="0"/>
+                <w:sz w:val="18"/>
+              </w:rPr>
+              <w:t>5</w:t>
+            </w:r>
+          </w:p>
+        </w:tc>
+        <w:tc>
+          <w:tcPr>
+            <w:tcW w:type="dxa" w:w="1512"/>
+          </w:tcPr>
+          <w:p>
+            <w:r>
+              <w:rPr>
+                <w:rFonts w:ascii="ＭＳ Ｐゴシック" w:hAnsi="ＭＳ Ｐゴシック" w:eastAsia="ＭＳ Ｐゴシック"/>
+                <w:b w:val="0"/>
+                <w:sz w:val="18"/>
+              </w:rPr>
+              <w:t>100</w:t>
+            </w:r>
+          </w:p>
+        </w:tc>
+        <w:tc>
+          <w:tcPr>
+            <w:tcW w:type="dxa" w:w="1512"/>
+          </w:tcPr>
+          <w:p>
+            <w:r>
+              <w:rPr>
+                <w:rFonts w:ascii="ＭＳ Ｐゴシック" w:hAnsi="ＭＳ Ｐゴシック" w:eastAsia="ＭＳ Ｐゴシック"/>
+                <w:b w:val="0"/>
+                <w:sz w:val="18"/>
+              </w:rPr>
+              <w:t>800</w:t>
+            </w:r>
+          </w:p>
+        </w:tc>
+        <w:tc>
+          <w:tcPr>
+            <w:tcW w:type="dxa" w:w="1512"/>
+          </w:tcPr>
+          <w:p>
+            <w:r>
+              <w:rPr>
+                <w:rFonts w:ascii="ＭＳ Ｐゴシック" w:hAnsi="ＭＳ Ｐゴシック" w:eastAsia="ＭＳ Ｐゴシック"/>
+                <w:b w:val="0"/>
+                <w:sz w:val="18"/>
+              </w:rPr>
+              <w:t>5.0</w:t>
+            </w:r>
+          </w:p>
+        </w:tc>
+        <w:tc>
+          <w:tcPr>
+            <w:tcW w:type="dxa" w:w="1512"/>
+          </w:tcPr>
+          <w:p>
+            <w:r>
+              <w:rPr>
+                <w:rFonts w:ascii="ＭＳ Ｐゴシック" w:hAnsi="ＭＳ Ｐゴシック" w:eastAsia="ＭＳ Ｐゴシック"/>
+                <w:b w:val="0"/>
+                <w:sz w:val="18"/>
+              </w:rPr>
+              <w:t>5.0</w:t>
+            </w:r>
+          </w:p>
+        </w:tc>
+        <w:tc>
+          <w:tcPr>
+            <w:tcW w:type="dxa" w:w="1512"/>
+          </w:tcPr>
+          <w:p>
+            <w:r>
+              <w:rPr>
+                <w:rFonts w:ascii="ＭＳ Ｐゴシック" w:hAnsi="ＭＳ Ｐゴシック" w:eastAsia="ＭＳ Ｐゴシック"/>
+                <w:b w:val="0"/>
+                <w:sz w:val="18"/>
+              </w:rPr>
+              <w:t>（N大で省略）</w:t>
             </w:r>
           </w:p>
         </w:tc>
@@ -12474,140 +12501,91 @@
       <w:tr>
         <w:tc>
           <w:tcPr>
-            <w:tcW w:type="dxa" w:w="3023"/>
-          </w:tcPr>
-          <w:p>
-            <w:r>
-              <w:rPr>
-                <w:rFonts w:ascii="ＭＳ Ｐゴシック" w:hAnsi="ＭＳ Ｐゴシック" w:eastAsia="ＭＳ Ｐゴシック"/>
-                <w:b w:val="0"/>
-                <w:sz w:val="18"/>
-              </w:rPr>
-              <w:t>膵腎同時移植 (SPK) 比率</w:t>
-            </w:r>
-          </w:p>
-        </w:tc>
-        <w:tc>
-          <w:tcPr>
-            <w:tcW w:type="dxa" w:w="3023"/>
-          </w:tcPr>
-          <w:p>
-            <w:r>
-              <w:rPr>
-                <w:rFonts w:ascii="ＭＳ Ｐゴシック" w:hAnsi="ＭＳ Ｐゴシック" w:eastAsia="ＭＳ Ｐゴシック"/>
-                <w:b w:val="0"/>
-                <w:sz w:val="18"/>
-              </w:rPr>
-              <w:t>膵臓登録の79.2%</w:t>
-            </w:r>
-          </w:p>
-        </w:tc>
-        <w:tc>
-          <w:tcPr>
-            <w:tcW w:type="dxa" w:w="3023"/>
-          </w:tcPr>
-          <w:p>
-            <w:r>
-              <w:rPr>
-                <w:rFonts w:ascii="ＭＳ Ｐゴシック" w:hAnsi="ＭＳ Ｐゴシック" w:eastAsia="ＭＳ Ｐゴシック"/>
-                <w:b w:val="0"/>
-                <w:sz w:val="18"/>
-              </w:rPr>
-              <w:t>OPTN/SRTR 2023 Pancreas report</w:t>
-            </w:r>
-          </w:p>
-        </w:tc>
-      </w:tr>
-      <w:tr>
-        <w:tc>
-          <w:tcPr>
-            <w:tcW w:type="dxa" w:w="3023"/>
-          </w:tcPr>
-          <w:p>
-            <w:r>
-              <w:rPr>
-                <w:rFonts w:ascii="ＭＳ Ｐゴシック" w:hAnsi="ＭＳ Ｐゴシック" w:eastAsia="ＭＳ Ｐゴシック"/>
-                <w:b w:val="0"/>
-                <w:sz w:val="18"/>
-              </w:rPr>
-              <w:t>日本脳死ドナー頻度</w:t>
-            </w:r>
-          </w:p>
-        </w:tc>
-        <w:tc>
-          <w:tcPr>
-            <w:tcW w:type="dxa" w:w="3023"/>
-          </w:tcPr>
-          <w:p>
-            <w:r>
-              <w:rPr>
-                <w:rFonts w:ascii="ＭＳ Ｐゴシック" w:hAnsi="ＭＳ Ｐゴシック" w:eastAsia="ＭＳ Ｐゴシック"/>
-                <w:b w:val="0"/>
-                <w:sz w:val="18"/>
-              </w:rPr>
-              <w:t>130件/年</w:t>
-            </w:r>
-          </w:p>
-        </w:tc>
-        <w:tc>
-          <w:tcPr>
-            <w:tcW w:type="dxa" w:w="3023"/>
-          </w:tcPr>
-          <w:p>
-            <w:r>
-              <w:rPr>
-                <w:rFonts w:ascii="ＭＳ Ｐゴシック" w:hAnsi="ＭＳ Ｐゴシック" w:eastAsia="ＭＳ Ｐゴシック"/>
-                <w:b w:val="0"/>
-                <w:sz w:val="18"/>
-              </w:rPr>
-              <w:t>JOTN 2024年度, 厚労省</w:t>
-            </w:r>
-          </w:p>
-        </w:tc>
-      </w:tr>
-      <w:tr>
-        <w:tc>
-          <w:tcPr>
-            <w:tcW w:type="dxa" w:w="3023"/>
-          </w:tcPr>
-          <w:p>
-            <w:r>
-              <w:rPr>
-                <w:rFonts w:ascii="ＭＳ Ｐゴシック" w:hAnsi="ＭＳ Ｐゴシック" w:eastAsia="ＭＳ Ｐゴシック"/>
-                <w:b w:val="0"/>
-                <w:sz w:val="18"/>
-              </w:rPr>
-              <w:t>2ドナー同日発生確率</w:t>
-            </w:r>
-          </w:p>
-        </w:tc>
-        <w:tc>
-          <w:tcPr>
-            <w:tcW w:type="dxa" w:w="3023"/>
-          </w:tcPr>
-          <w:p>
-            <w:r>
-              <w:rPr>
-                <w:rFonts w:ascii="ＭＳ Ｐゴシック" w:hAnsi="ＭＳ Ｐゴシック" w:eastAsia="ＭＳ Ｐゴシック"/>
-                <w:b w:val="0"/>
-                <w:sz w:val="18"/>
-              </w:rPr>
-              <w:t>λ=0.356/日, P(X≥2)≈5.5%</w:t>
-            </w:r>
-          </w:p>
-        </w:tc>
-        <w:tc>
-          <w:tcPr>
-            <w:tcW w:type="dxa" w:w="3023"/>
-          </w:tcPr>
-          <w:p>
-            <w:r>
-              <w:rPr>
-                <w:rFonts w:ascii="ＭＳ Ｐゴシック" w:hAnsi="ＭＳ Ｐゴシック" w:eastAsia="ＭＳ Ｐゴシック"/>
-                <w:b w:val="0"/>
-                <w:sz w:val="18"/>
-              </w:rPr>
-              <w:t>ポアソン分布、年約20日</w:t>
+            <w:tcW w:type="dxa" w:w="1512"/>
+          </w:tcPr>
+          <w:p>
+            <w:r>
+              <w:rPr>
+                <w:rFonts w:ascii="ＭＳ Ｐゴシック" w:hAnsi="ＭＳ Ｐゴシック" w:eastAsia="ＭＳ Ｐゴシック"/>
+                <w:b w:val="0"/>
+                <w:sz w:val="18"/>
+              </w:rPr>
+              <w:t>8</w:t>
+            </w:r>
+          </w:p>
+        </w:tc>
+        <w:tc>
+          <w:tcPr>
+            <w:tcW w:type="dxa" w:w="1512"/>
+          </w:tcPr>
+          <w:p>
+            <w:r>
+              <w:rPr>
+                <w:rFonts w:ascii="ＭＳ Ｐゴシック" w:hAnsi="ＭＳ Ｐゴシック" w:eastAsia="ＭＳ Ｐゴシック"/>
+                <w:b w:val="0"/>
+                <w:sz w:val="18"/>
+              </w:rPr>
+              <w:t>100</w:t>
+            </w:r>
+          </w:p>
+        </w:tc>
+        <w:tc>
+          <w:tcPr>
+            <w:tcW w:type="dxa" w:w="1512"/>
+          </w:tcPr>
+          <w:p>
+            <w:r>
+              <w:rPr>
+                <w:rFonts w:ascii="ＭＳ Ｐゴシック" w:hAnsi="ＭＳ Ｐゴシック" w:eastAsia="ＭＳ Ｐゴシック"/>
+                <w:b w:val="0"/>
+                <w:sz w:val="18"/>
+              </w:rPr>
+              <w:t>800</w:t>
+            </w:r>
+          </w:p>
+        </w:tc>
+        <w:tc>
+          <w:tcPr>
+            <w:tcW w:type="dxa" w:w="1512"/>
+          </w:tcPr>
+          <w:p>
+            <w:r>
+              <w:rPr>
+                <w:rFonts w:ascii="ＭＳ Ｐゴシック" w:hAnsi="ＭＳ Ｐゴシック" w:eastAsia="ＭＳ Ｐゴシック"/>
+                <w:b w:val="0"/>
+                <w:sz w:val="18"/>
+              </w:rPr>
+              <w:t>8.0</w:t>
+            </w:r>
+          </w:p>
+        </w:tc>
+        <w:tc>
+          <w:tcPr>
+            <w:tcW w:type="dxa" w:w="1512"/>
+          </w:tcPr>
+          <w:p>
+            <w:r>
+              <w:rPr>
+                <w:rFonts w:ascii="ＭＳ Ｐゴシック" w:hAnsi="ＭＳ Ｐゴシック" w:eastAsia="ＭＳ Ｐゴシック"/>
+                <w:b w:val="0"/>
+                <w:sz w:val="18"/>
+              </w:rPr>
+              <w:t>8.0</w:t>
+            </w:r>
+          </w:p>
+        </w:tc>
+        <w:tc>
+          <w:tcPr>
+            <w:tcW w:type="dxa" w:w="1512"/>
+          </w:tcPr>
+          <w:p>
+            <w:r>
+              <w:rPr>
+                <w:rFonts w:ascii="ＭＳ Ｐゴシック" w:hAnsi="ＭＳ Ｐゴシック" w:eastAsia="ＭＳ Ｐゴシック"/>
+                <w:b w:val="0"/>
+                <w:sz w:val="18"/>
+              </w:rPr>
+              <w:t>（同上）</w:t>
             </w:r>
           </w:p>
         </w:tc>
@@ -12615,17 +12593,13 @@
     </w:tbl>
     <w:p/>
     <w:p>
-      <w:pPr>
-        <w:pStyle w:val="a9"/>
-        <w:ind w:left="360"/>
-      </w:pPr>
-      <w:r>
-        <w:rPr>
-          <w:rFonts w:ascii="ＭＳ Ｐゴシック" w:hAnsi="ＭＳ Ｐゴシック" w:eastAsia="ＭＳ Ｐゴシック"/>
-          <w:b w:val="0"/>
-          <w:sz w:val="22"/>
-        </w:rPr>
-        <w:t xml:space="preserve">• </w:t>
+      <w:r>
+        <w:rPr>
+          <w:rFonts w:ascii="ＭＳ Ｐゴシック" w:hAnsi="ＭＳ Ｐゴシック" w:eastAsia="ＭＳ Ｐゴシック"/>
+          <w:b w:val="0"/>
+          <w:sz w:val="22"/>
+        </w:rPr>
+        <w:t>単一ドナーの多臓器割当は、救命数を目的とする限り</w:t>
       </w:r>
       <w:r>
         <w:rPr>
@@ -12633,55 +12607,95 @@
           <w:b/>
           <w:sz w:val="22"/>
         </w:rPr>
-        <w:t>Independent</w:t>
-      </w:r>
-      <w:r>
-        <w:rPr>
-          <w:rFonts w:ascii="ＭＳ Ｐゴシック" w:hAnsi="ＭＳ Ｐゴシック" w:eastAsia="ＭＳ Ｐゴシック"/>
-          <w:b w:val="0"/>
-          <w:sz w:val="22"/>
-        </w:rPr>
-        <w:t>: 各臓器を独立にgreedy最適化。臓器間の相互依存を考慮しない。</w:t>
-      </w:r>
-    </w:p>
-    <w:p>
-      <w:pPr>
-        <w:pStyle w:val="a9"/>
-        <w:ind w:left="360"/>
-      </w:pPr>
-      <w:r>
-        <w:rPr>
-          <w:rFonts w:ascii="ＭＳ Ｐゴシック" w:hAnsi="ＭＳ Ｐゴシック" w:eastAsia="ＭＳ Ｐゴシック"/>
-          <w:b w:val="0"/>
-          <w:sz w:val="22"/>
-        </w:rPr>
-        <w:t xml:space="preserve">• </w:t>
-      </w:r>
+        <w:t>分離可能</w:t>
+      </w:r>
+      <w:r>
+        <w:rPr>
+          <w:rFonts w:ascii="ＭＳ Ｐゴシック" w:hAnsi="ＭＳ Ｐゴシック" w:eastAsia="ＭＳ Ｐゴシック"/>
+          <w:b w:val="0"/>
+          <w:sz w:val="22"/>
+        </w:rPr>
+        <w:t>であり、</w:t>
+      </w:r>
+    </w:p>
+    <w:p>
+      <w:r>
+        <w:rPr>
+          <w:rFonts w:ascii="ＭＳ Ｐゴシック" w:hAnsi="ＭＳ Ｐゴシック" w:eastAsia="ＭＳ Ｐゴシック"/>
+          <w:b w:val="0"/>
+          <w:sz w:val="22"/>
+        </w:rPr>
+        <w:t>QUBO/量子アニーリングの優位は生じない。</w:t>
+      </w:r>
+    </w:p>
+    <w:p>
+      <w:r>
+        <w:rPr>
+          <w:rFonts w:ascii="ＭＳ Ｐゴシック" w:hAnsi="ＭＳ Ｐゴシック" w:eastAsia="ＭＳ Ｐゴシック"/>
+          <w:b w:val="0"/>
+          <w:sz w:val="22"/>
+        </w:rPr>
+        <w:t>「複合移植患者を2臓器で1救命するより、2臓器で2人の単独患者を救う方が総救命数が多い」</w:t>
+      </w:r>
+    </w:p>
+    <w:p>
+      <w:r>
+        <w:rPr>
+          <w:rFonts w:ascii="ＭＳ Ｐゴシック" w:hAnsi="ＭＳ Ｐゴシック" w:eastAsia="ＭＳ Ｐゴシック"/>
+          <w:b w:val="0"/>
+          <w:sz w:val="22"/>
+        </w:rPr>
+        <w:t>という構造により、大域最適は素朴な貪欲で到達できる。</w:t>
+      </w:r>
+    </w:p>
+    <w:p>
+      <w:r>
+        <w:rPr>
+          <w:rFonts w:ascii="ＭＳ Ｐゴシック" w:hAnsi="ＭＳ Ｐゴシック" w:eastAsia="ＭＳ Ｐゴシック"/>
+          <w:b w:val="0"/>
+          <w:sz w:val="22"/>
+        </w:rPr>
+        <w:t>これは単一臓器二部マッチングがHungarian法で最適に解けることの自然な拡張である。</w:t>
+      </w:r>
+    </w:p>
+    <w:p>
+      <w:r>
+        <w:rPr>
+          <w:rFonts w:ascii="ＭＳ Ｐゴシック" w:hAnsi="ＭＳ Ｐゴシック" w:eastAsia="ＭＳ Ｐゴシック"/>
+          <w:b w:val="0"/>
+          <w:sz w:val="22"/>
+        </w:rPr>
+        <w:t>**多臓器マッチングは臨床的な適合スコア計算・実現可能性判定の応用層として有用だが、</w:t>
+      </w:r>
+    </w:p>
+    <w:p>
+      <w:r>
+        <w:rPr>
+          <w:rFonts w:ascii="ＭＳ Ｐゴシック" w:hAnsi="ＭＳ Ｐゴシック" w:eastAsia="ＭＳ Ｐゴシック"/>
+          <w:b w:val="0"/>
+          <w:sz w:val="22"/>
+        </w:rPr>
+        <w:t>量子最適化を必要とする計算困難性はここには存在しない**（負の結果として正直に報告する）。</w:t>
+      </w:r>
+    </w:p>
+    <w:p>
       <w:r>
         <w:rPr>
           <w:rFonts w:ascii="ＭＳ Ｐゴシック" w:hAnsi="ＭＳ Ｐゴシック" w:eastAsia="ＭＳ Ｐゴシック"/>
           <w:b/>
           <w:sz w:val="22"/>
         </w:rPr>
-        <w:t>QUBO SA</w:t>
-      </w:r>
-      <w:r>
-        <w:rPr>
-          <w:rFonts w:ascii="ＭＳ Ｐゴシック" w:hAnsi="ＭＳ Ｐゴシック" w:eastAsia="ＭＳ Ｐゴシック"/>
-          <w:b w:val="0"/>
-          <w:sz w:val="22"/>
-        </w:rPr>
-        <w:t>: 全臓器を同時にQUBO定式化し、焼きなまし法（best-of-5リスタート）で求解。</w:t>
-      </w:r>
-    </w:p>
-    <w:p>
-      <w:r>
-        <w:rPr>
-          <w:rFonts w:ascii="ＭＳ Ｐゴシック" w:hAnsi="ＭＳ Ｐゴシック" w:eastAsia="ＭＳ Ｐゴシック"/>
-          <w:b w:val="0"/>
-          <w:sz w:val="22"/>
-        </w:rPr>
-        <w:t xml:space="preserve">  複合移植患者への同時割り当てにボーナスを付与し、臓器間の相互依存を考慮。</w:t>
+        <w:t>QUBOが真に必要となる問題 — 交換サイクル被覆（cycle-cover）:</w:t>
+      </w:r>
+    </w:p>
+    <w:p>
+      <w:r>
+        <w:rPr>
+          <w:rFonts w:ascii="ＭＳ Ｐゴシック" w:hAnsi="ＭＳ Ｐゴシック" w:eastAsia="ＭＳ Ｐゴシック"/>
+          <w:b w:val="0"/>
+          <w:sz w:val="22"/>
+        </w:rPr>
+        <w:t>量子最適化が古典貪欲を決定的に上回るのは、直接マッチングが成立しない場合の</w:t>
       </w:r>
     </w:p>
     <w:p>
@@ -12691,15 +12705,133 @@
           <w:b/>
           <w:sz w:val="22"/>
         </w:rPr>
-        <w:t>シナリオA: 単一ドナー、OPTN 2023文献値</w:t>
-      </w:r>
-      <w:r>
-        <w:rPr>
-          <w:rFonts w:ascii="ＭＳ Ｐゴシック" w:hAnsi="ＭＳ Ｐゴシック" w:eastAsia="ＭＳ Ｐゴシック"/>
-          <w:b w:val="0"/>
-          <w:sz w:val="22"/>
-        </w:rPr>
-        <w:t>（8臓器同時配分）</w:t>
+        <w:t>ペア交換（exchange cycle-cover）</w:t>
+      </w:r>
+      <w:r>
+        <w:rPr>
+          <w:rFonts w:ascii="ＭＳ Ｐゴシック" w:hAnsi="ＭＳ Ｐゴシック" w:eastAsia="ＭＳ Ｐゴシック"/>
+          <w:b w:val="0"/>
+          <w:sz w:val="22"/>
+        </w:rPr>
+        <w:t>である。意図したレシピエントと不適合な「不適合ペア」が、</w:t>
+      </w:r>
+    </w:p>
+    <w:p>
+      <w:r>
+        <w:rPr>
+          <w:rFonts w:ascii="ＭＳ Ｐゴシック" w:hAnsi="ＭＳ Ｐゴシック" w:eastAsia="ＭＳ Ｐゴシック"/>
+          <w:b w:val="0"/>
+          <w:sz w:val="22"/>
+        </w:rPr>
+        <w:t>互いの不足を補い合う2-way/3-wayの交換サイクルを形成する。</w:t>
+      </w:r>
+    </w:p>
+    <w:p>
+      <w:r>
+        <w:rPr>
+          <w:rFonts w:ascii="ＭＳ Ｐゴシック" w:hAnsi="ＭＳ Ｐゴシック" w:eastAsia="ＭＳ Ｐゴシック"/>
+          <w:b w:val="0"/>
+          <w:sz w:val="22"/>
+        </w:rPr>
+        <w:t>移植数を最大化する</w:t>
+      </w:r>
+      <w:r>
+        <w:rPr>
+          <w:rFonts w:ascii="ＭＳ Ｐゴシック" w:hAnsi="ＭＳ Ｐゴシック" w:eastAsia="ＭＳ Ｐゴシック"/>
+          <w:b/>
+          <w:sz w:val="22"/>
+        </w:rPr>
+        <w:t>頂点素な交換サイクルの集合</w:t>
+      </w:r>
+      <w:r>
+        <w:rPr>
+          <w:rFonts w:ascii="ＭＳ Ｐゴシック" w:hAnsi="ＭＳ Ｐゴシック" w:eastAsia="ＭＳ Ｐゴシック"/>
+          <w:b w:val="0"/>
+          <w:sz w:val="22"/>
+        </w:rPr>
+        <w:t>を選ぶ問題は、重み付き集合パッキングであり</w:t>
+      </w:r>
+    </w:p>
+    <w:p>
+      <w:r>
+        <w:rPr>
+          <w:rFonts w:ascii="ＭＳ Ｐゴシック" w:hAnsi="ＭＳ Ｐゴシック" w:eastAsia="ＭＳ Ｐゴシック"/>
+          <w:b/>
+          <w:sz w:val="22"/>
+        </w:rPr>
+        <w:t>NP困難・APX困難</w:t>
+      </w:r>
+      <w:r>
+        <w:rPr>
+          <w:rFonts w:ascii="ＭＳ Ｐゴシック" w:hAnsi="ＭＳ Ｐゴシック" w:eastAsia="ＭＳ Ｐゴシック"/>
+          <w:b w:val="0"/>
+          <w:sz w:val="22"/>
+        </w:rPr>
+        <w:t>（Abraham et al. 2007）。貪欲は構造的に劣る — 容易な2-wayを取ると、</w:t>
+      </w:r>
+    </w:p>
+    <w:p>
+      <w:r>
+        <w:rPr>
+          <w:rFonts w:ascii="ＭＳ Ｐゴシック" w:hAnsi="ＭＳ Ｐゴシック" w:eastAsia="ＭＳ Ｐゴシック"/>
+          <w:b w:val="0"/>
+          <w:sz w:val="22"/>
+        </w:rPr>
+        <w:t>そのペアを共有するより良い3-wayを潰すためである。</w:t>
+      </w:r>
+    </w:p>
+    <w:p>
+      <w:r>
+        <w:rPr>
+          <w:rFonts w:ascii="Courier New" w:hAnsi="Courier New" w:eastAsia="Courier New"/>
+          <w:b w:val="0"/>
+          <w:sz w:val="22"/>
+        </w:rPr>
+        <w:t>exchange_qubo_bench</w:t>
+      </w:r>
+      <w:r>
+        <w:rPr>
+          <w:rFonts w:ascii="ＭＳ Ｐゴシック" w:hAnsi="ＭＳ Ｐゴシック" w:eastAsia="ＭＳ Ｐゴシック"/>
+          <w:b w:val="0"/>
+          <w:sz w:val="22"/>
+        </w:rPr>
+        <w:t>にて、貪欲サイクル検出（</w:t>
+      </w:r>
+      <w:r>
+        <w:rPr>
+          <w:rFonts w:ascii="Courier New" w:hAnsi="Courier New" w:eastAsia="Courier New"/>
+          <w:b w:val="0"/>
+          <w:sz w:val="22"/>
+        </w:rPr>
+        <w:t>find_exchange_chains</w:t>
+      </w:r>
+      <w:r>
+        <w:rPr>
+          <w:rFonts w:ascii="ＭＳ Ｐゴシック" w:hAnsi="ＭＳ Ｐゴシック" w:eastAsia="ＭＳ Ｐゴシック"/>
+          <w:b w:val="0"/>
+          <w:sz w:val="22"/>
+        </w:rPr>
+        <w:t>）・</w:t>
+      </w:r>
+    </w:p>
+    <w:p>
+      <w:r>
+        <w:rPr>
+          <w:rFonts w:ascii="ＭＳ Ｐゴシック" w:hAnsi="ＭＳ Ｐゴシック" w:eastAsia="ＭＳ Ｐゴシック"/>
+          <w:b w:val="0"/>
+          <w:sz w:val="22"/>
+        </w:rPr>
+        <w:t>QUBO（焼きなまし）・総当たり厳密最適を、移植数で比較した</w:t>
+      </w:r>
+    </w:p>
+    <w:p>
+      <w:r>
+        <w:rPr>
+          <w:rFonts w:ascii="ＭＳ Ｐゴシック" w:hAnsi="ＭＳ Ｐゴシック" w:eastAsia="ＭＳ Ｐゴシック"/>
+          <w:b w:val="0"/>
+          <w:sz w:val="22"/>
+        </w:rPr>
+        <w:t>（各サイズ8シード平均、2-/3-way、ランダム不適合プール）：</w:t>
       </w:r>
     </w:p>
     <w:tbl>
@@ -12710,19 +12842,18 @@
         <w:tblLook w:firstColumn="1" w:firstRow="1" w:lastColumn="0" w:lastRow="0" w:noHBand="0" w:noVBand="1" w:val="04A0"/>
       </w:tblPr>
       <w:tblGrid>
-        <w:gridCol w:w="1134"/>
-        <w:gridCol w:w="1134"/>
-        <w:gridCol w:w="1134"/>
-        <w:gridCol w:w="1134"/>
-        <w:gridCol w:w="1134"/>
-        <w:gridCol w:w="1134"/>
-        <w:gridCol w:w="1134"/>
-        <w:gridCol w:w="1134"/>
+        <w:gridCol w:w="1296"/>
+        <w:gridCol w:w="1296"/>
+        <w:gridCol w:w="1296"/>
+        <w:gridCol w:w="1296"/>
+        <w:gridCol w:w="1296"/>
+        <w:gridCol w:w="1296"/>
+        <w:gridCol w:w="1296"/>
       </w:tblGrid>
       <w:tr>
         <w:tc>
           <w:tcPr>
-            <w:tcW w:type="dxa" w:w="1134"/>
+            <w:tcW w:type="dxa" w:w="1296"/>
           </w:tcPr>
           <w:p>
             <w:r>
@@ -12731,13 +12862,13 @@
                 <w:b/>
                 <w:sz w:val="18"/>
               </w:rPr>
-              <w:t>N/臓器</w:t>
-            </w:r>
-          </w:p>
-        </w:tc>
-        <w:tc>
-          <w:tcPr>
-            <w:tcW w:type="dxa" w:w="1134"/>
+              <w:t>不適合ペア数</w:t>
+            </w:r>
+          </w:p>
+        </w:tc>
+        <w:tc>
+          <w:tcPr>
+            <w:tcW w:type="dxa" w:w="1296"/>
           </w:tcPr>
           <w:p>
             <w:r>
@@ -12746,13 +12877,13 @@
                 <w:b/>
                 <w:sz w:val="18"/>
               </w:rPr>
-              <w:t>待機者計</w:t>
-            </w:r>
-          </w:p>
-        </w:tc>
-        <w:tc>
-          <w:tcPr>
-            <w:tcW w:type="dxa" w:w="1134"/>
+              <w:t>候補サイクル数</w:t>
+            </w:r>
+          </w:p>
+        </w:tc>
+        <w:tc>
+          <w:tcPr>
+            <w:tcW w:type="dxa" w:w="1296"/>
           </w:tcPr>
           <w:p>
             <w:r>
@@ -12761,13 +12892,13 @@
                 <w:b/>
                 <w:sz w:val="18"/>
               </w:rPr>
-              <w:t>複合比率</w:t>
-            </w:r>
-          </w:p>
-        </w:tc>
-        <w:tc>
-          <w:tcPr>
-            <w:tcW w:type="dxa" w:w="1134"/>
+              <w:t>貪欲 移植数</w:t>
+            </w:r>
+          </w:p>
+        </w:tc>
+        <w:tc>
+          <w:tcPr>
+            <w:tcW w:type="dxa" w:w="1296"/>
           </w:tcPr>
           <w:p>
             <w:r>
@@ -12776,13 +12907,13 @@
                 <w:b/>
                 <w:sz w:val="18"/>
               </w:rPr>
-              <w:t>Indep割当/複合</w:t>
-            </w:r>
-          </w:p>
-        </w:tc>
-        <w:tc>
-          <w:tcPr>
-            <w:tcW w:type="dxa" w:w="1134"/>
+              <w:t>QUBO 移植数</w:t>
+            </w:r>
+          </w:p>
+        </w:tc>
+        <w:tc>
+          <w:tcPr>
+            <w:tcW w:type="dxa" w:w="1296"/>
           </w:tcPr>
           <w:p>
             <w:r>
@@ -12791,13 +12922,13 @@
                 <w:b/>
                 <w:sz w:val="18"/>
               </w:rPr>
-              <w:t>IndepScore</w:t>
-            </w:r>
-          </w:p>
-        </w:tc>
-        <w:tc>
-          <w:tcPr>
-            <w:tcW w:type="dxa" w:w="1134"/>
+              <w:t>厳密最適</w:t>
+            </w:r>
+          </w:p>
+        </w:tc>
+        <w:tc>
+          <w:tcPr>
+            <w:tcW w:type="dxa" w:w="1296"/>
           </w:tcPr>
           <w:p>
             <w:r>
@@ -12806,13 +12937,13 @@
                 <w:b/>
                 <w:sz w:val="18"/>
               </w:rPr>
-              <w:t>QUBO割当/複合</w:t>
-            </w:r>
-          </w:p>
-        </w:tc>
-        <w:tc>
-          <w:tcPr>
-            <w:tcW w:type="dxa" w:w="1134"/>
+              <w:t>QUBO−貪欲</w:t>
+            </w:r>
+          </w:p>
+        </w:tc>
+        <w:tc>
+          <w:tcPr>
+            <w:tcW w:type="dxa" w:w="1296"/>
           </w:tcPr>
           <w:p>
             <w:r>
@@ -12821,22 +12952,7 @@
                 <w:b/>
                 <w:sz w:val="18"/>
               </w:rPr>
-              <w:t>QUBOScore</w:t>
-            </w:r>
-          </w:p>
-        </w:tc>
-        <w:tc>
-          <w:tcPr>
-            <w:tcW w:type="dxa" w:w="1134"/>
-          </w:tcPr>
-          <w:p>
-            <w:r>
-              <w:rPr>
-                <w:rFonts w:ascii="ＭＳ Ｐゴシック" w:hAnsi="ＭＳ Ｐゴシック" w:eastAsia="ＭＳ Ｐゴシック"/>
-                <w:b/>
-                <w:sz w:val="18"/>
-              </w:rPr>
-              <w:t>Δ%</w:t>
+              <w:t>QUBO勝率</w:t>
             </w:r>
           </w:p>
         </w:tc>
@@ -12844,121 +12960,106 @@
       <w:tr>
         <w:tc>
           <w:tcPr>
-            <w:tcW w:type="dxa" w:w="1134"/>
-          </w:tcPr>
-          <w:p>
-            <w:r>
-              <w:rPr>
-                <w:rFonts w:ascii="ＭＳ Ｐゴシック" w:hAnsi="ＭＳ Ｐゴシック" w:eastAsia="ＭＳ Ｐゴシック"/>
-                <w:b w:val="0"/>
-                <w:sz w:val="18"/>
-              </w:rPr>
-              <w:t>10</w:t>
-            </w:r>
-          </w:p>
-        </w:tc>
-        <w:tc>
-          <w:tcPr>
-            <w:tcW w:type="dxa" w:w="1134"/>
-          </w:tcPr>
-          <w:p>
-            <w:r>
-              <w:rPr>
-                <w:rFonts w:ascii="ＭＳ Ｐゴシック" w:hAnsi="ＭＳ Ｐゴシック" w:eastAsia="ＭＳ Ｐゴシック"/>
-                <w:b w:val="0"/>
-                <w:sz w:val="18"/>
-              </w:rPr>
-              <w:t>80</w:t>
-            </w:r>
-          </w:p>
-        </w:tc>
-        <w:tc>
-          <w:tcPr>
-            <w:tcW w:type="dxa" w:w="1134"/>
-          </w:tcPr>
-          <w:p>
-            <w:r>
-              <w:rPr>
-                <w:rFonts w:ascii="ＭＳ Ｐゴシック" w:hAnsi="ＭＳ Ｐゴシック" w:eastAsia="ＭＳ Ｐゴシック"/>
-                <w:b w:val="0"/>
-                <w:sz w:val="18"/>
-              </w:rPr>
-              <w:t>13.8%</w:t>
-            </w:r>
-          </w:p>
-        </w:tc>
-        <w:tc>
-          <w:tcPr>
-            <w:tcW w:type="dxa" w:w="1134"/>
-          </w:tcPr>
-          <w:p>
-            <w:r>
-              <w:rPr>
-                <w:rFonts w:ascii="ＭＳ Ｐゴシック" w:hAnsi="ＭＳ Ｐゴシック" w:eastAsia="ＭＳ Ｐゴシック"/>
-                <w:b w:val="0"/>
-                <w:sz w:val="18"/>
-              </w:rPr>
-              <w:t>8/0</w:t>
-            </w:r>
-          </w:p>
-        </w:tc>
-        <w:tc>
-          <w:tcPr>
-            <w:tcW w:type="dxa" w:w="1134"/>
-          </w:tcPr>
-          <w:p>
-            <w:r>
-              <w:rPr>
-                <w:rFonts w:ascii="ＭＳ Ｐゴシック" w:hAnsi="ＭＳ Ｐゴシック" w:eastAsia="ＭＳ Ｐゴシック"/>
-                <w:b w:val="0"/>
-                <w:sz w:val="18"/>
-              </w:rPr>
-              <w:t>6.56</w:t>
-            </w:r>
-          </w:p>
-        </w:tc>
-        <w:tc>
-          <w:tcPr>
-            <w:tcW w:type="dxa" w:w="1134"/>
-          </w:tcPr>
-          <w:p>
-            <w:r>
-              <w:rPr>
-                <w:rFonts w:ascii="ＭＳ Ｐゴシック" w:hAnsi="ＭＳ Ｐゴシック" w:eastAsia="ＭＳ Ｐゴシック"/>
-                <w:b w:val="0"/>
-                <w:sz w:val="18"/>
-              </w:rPr>
-              <w:t>8/2</w:t>
-            </w:r>
-          </w:p>
-        </w:tc>
-        <w:tc>
-          <w:tcPr>
-            <w:tcW w:type="dxa" w:w="1134"/>
-          </w:tcPr>
-          <w:p>
-            <w:r>
-              <w:rPr>
-                <w:rFonts w:ascii="ＭＳ Ｐゴシック" w:hAnsi="ＭＳ Ｐゴシック" w:eastAsia="ＭＳ Ｐゴシック"/>
-                <w:b w:val="0"/>
-                <w:sz w:val="18"/>
-              </w:rPr>
-              <w:t>6.70</w:t>
-            </w:r>
-          </w:p>
-        </w:tc>
-        <w:tc>
-          <w:tcPr>
-            <w:tcW w:type="dxa" w:w="1134"/>
-          </w:tcPr>
-          <w:p>
-            <w:r>
-              <w:rPr>
-                <w:rFonts w:ascii="ＭＳ Ｐゴシック" w:hAnsi="ＭＳ Ｐゴシック" w:eastAsia="ＭＳ Ｐゴシック"/>
-                <w:b w:val="0"/>
-                <w:sz w:val="18"/>
-              </w:rPr>
-              <w:t>+2.2%</w:t>
+            <w:tcW w:type="dxa" w:w="1296"/>
+          </w:tcPr>
+          <w:p>
+            <w:r>
+              <w:rPr>
+                <w:rFonts w:ascii="ＭＳ Ｐゴシック" w:hAnsi="ＭＳ Ｐゴシック" w:eastAsia="ＭＳ Ｐゴシック"/>
+                <w:b w:val="0"/>
+                <w:sz w:val="18"/>
+              </w:rPr>
+              <w:t>8</w:t>
+            </w:r>
+          </w:p>
+        </w:tc>
+        <w:tc>
+          <w:tcPr>
+            <w:tcW w:type="dxa" w:w="1296"/>
+          </w:tcPr>
+          <w:p>
+            <w:r>
+              <w:rPr>
+                <w:rFonts w:ascii="ＭＳ Ｐゴシック" w:hAnsi="ＭＳ Ｐゴシック" w:eastAsia="ＭＳ Ｐゴシック"/>
+                <w:b w:val="0"/>
+                <w:sz w:val="18"/>
+              </w:rPr>
+              <w:t>33</w:t>
+            </w:r>
+          </w:p>
+        </w:tc>
+        <w:tc>
+          <w:tcPr>
+            <w:tcW w:type="dxa" w:w="1296"/>
+          </w:tcPr>
+          <w:p>
+            <w:r>
+              <w:rPr>
+                <w:rFonts w:ascii="ＭＳ Ｐゴシック" w:hAnsi="ＭＳ Ｐゴシック" w:eastAsia="ＭＳ Ｐゴシック"/>
+                <w:b w:val="0"/>
+                <w:sz w:val="18"/>
+              </w:rPr>
+              <w:t>5.2</w:t>
+            </w:r>
+          </w:p>
+        </w:tc>
+        <w:tc>
+          <w:tcPr>
+            <w:tcW w:type="dxa" w:w="1296"/>
+          </w:tcPr>
+          <w:p>
+            <w:r>
+              <w:rPr>
+                <w:rFonts w:ascii="ＭＳ Ｐゴシック" w:hAnsi="ＭＳ Ｐゴシック" w:eastAsia="ＭＳ Ｐゴシック"/>
+                <w:b/>
+                <w:sz w:val="18"/>
+              </w:rPr>
+              <w:t>6.8</w:t>
+            </w:r>
+          </w:p>
+        </w:tc>
+        <w:tc>
+          <w:tcPr>
+            <w:tcW w:type="dxa" w:w="1296"/>
+          </w:tcPr>
+          <w:p>
+            <w:r>
+              <w:rPr>
+                <w:rFonts w:ascii="ＭＳ Ｐゴシック" w:hAnsi="ＭＳ Ｐゴシック" w:eastAsia="ＭＳ Ｐゴシック"/>
+                <w:b w:val="0"/>
+                <w:sz w:val="18"/>
+              </w:rPr>
+              <w:t>6.8</w:t>
+            </w:r>
+          </w:p>
+        </w:tc>
+        <w:tc>
+          <w:tcPr>
+            <w:tcW w:type="dxa" w:w="1296"/>
+          </w:tcPr>
+          <w:p>
+            <w:r>
+              <w:rPr>
+                <w:rFonts w:ascii="ＭＳ Ｐゴシック" w:hAnsi="ＭＳ Ｐゴシック" w:eastAsia="ＭＳ Ｐゴシック"/>
+                <w:b w:val="0"/>
+                <w:sz w:val="18"/>
+              </w:rPr>
+              <w:t>+1.5</w:t>
+            </w:r>
+          </w:p>
+        </w:tc>
+        <w:tc>
+          <w:tcPr>
+            <w:tcW w:type="dxa" w:w="1296"/>
+          </w:tcPr>
+          <w:p>
+            <w:r>
+              <w:rPr>
+                <w:rFonts w:ascii="ＭＳ Ｐゴシック" w:hAnsi="ＭＳ Ｐゴシック" w:eastAsia="ＭＳ Ｐゴシック"/>
+                <w:b w:val="0"/>
+                <w:sz w:val="18"/>
+              </w:rPr>
+              <w:t>8/8</w:t>
             </w:r>
           </w:p>
         </w:tc>
@@ -12966,121 +13067,106 @@
       <w:tr>
         <w:tc>
           <w:tcPr>
-            <w:tcW w:type="dxa" w:w="1134"/>
-          </w:tcPr>
-          <w:p>
-            <w:r>
-              <w:rPr>
-                <w:rFonts w:ascii="ＭＳ Ｐゴシック" w:hAnsi="ＭＳ Ｐゴシック" w:eastAsia="ＭＳ Ｐゴシック"/>
-                <w:b w:val="0"/>
-                <w:sz w:val="18"/>
-              </w:rPr>
-              <w:t>20</w:t>
-            </w:r>
-          </w:p>
-        </w:tc>
-        <w:tc>
-          <w:tcPr>
-            <w:tcW w:type="dxa" w:w="1134"/>
-          </w:tcPr>
-          <w:p>
-            <w:r>
-              <w:rPr>
-                <w:rFonts w:ascii="ＭＳ Ｐゴシック" w:hAnsi="ＭＳ Ｐゴシック" w:eastAsia="ＭＳ Ｐゴシック"/>
-                <w:b w:val="0"/>
-                <w:sz w:val="18"/>
-              </w:rPr>
-              <w:t>160</w:t>
-            </w:r>
-          </w:p>
-        </w:tc>
-        <w:tc>
-          <w:tcPr>
-            <w:tcW w:type="dxa" w:w="1134"/>
-          </w:tcPr>
-          <w:p>
-            <w:r>
-              <w:rPr>
-                <w:rFonts w:ascii="ＭＳ Ｐゴシック" w:hAnsi="ＭＳ Ｐゴシック" w:eastAsia="ＭＳ Ｐゴシック"/>
-                <w:b w:val="0"/>
-                <w:sz w:val="18"/>
-              </w:rPr>
-              <w:t>11.9%</w:t>
-            </w:r>
-          </w:p>
-        </w:tc>
-        <w:tc>
-          <w:tcPr>
-            <w:tcW w:type="dxa" w:w="1134"/>
-          </w:tcPr>
-          <w:p>
-            <w:r>
-              <w:rPr>
-                <w:rFonts w:ascii="ＭＳ Ｐゴシック" w:hAnsi="ＭＳ Ｐゴシック" w:eastAsia="ＭＳ Ｐゴシック"/>
-                <w:b w:val="0"/>
-                <w:sz w:val="18"/>
-              </w:rPr>
-              <w:t>8/0</w:t>
-            </w:r>
-          </w:p>
-        </w:tc>
-        <w:tc>
-          <w:tcPr>
-            <w:tcW w:type="dxa" w:w="1134"/>
-          </w:tcPr>
-          <w:p>
-            <w:r>
-              <w:rPr>
-                <w:rFonts w:ascii="ＭＳ Ｐゴシック" w:hAnsi="ＭＳ Ｐゴシック" w:eastAsia="ＭＳ Ｐゴシック"/>
-                <w:b w:val="0"/>
-                <w:sz w:val="18"/>
-              </w:rPr>
-              <w:t>7.13</w:t>
-            </w:r>
-          </w:p>
-        </w:tc>
-        <w:tc>
-          <w:tcPr>
-            <w:tcW w:type="dxa" w:w="1134"/>
-          </w:tcPr>
-          <w:p>
-            <w:r>
-              <w:rPr>
-                <w:rFonts w:ascii="ＭＳ Ｐゴシック" w:hAnsi="ＭＳ Ｐゴシック" w:eastAsia="ＭＳ Ｐゴシック"/>
-                <w:b w:val="0"/>
-                <w:sz w:val="18"/>
-              </w:rPr>
-              <w:t>8/2</w:t>
-            </w:r>
-          </w:p>
-        </w:tc>
-        <w:tc>
-          <w:tcPr>
-            <w:tcW w:type="dxa" w:w="1134"/>
-          </w:tcPr>
-          <w:p>
-            <w:r>
-              <w:rPr>
-                <w:rFonts w:ascii="ＭＳ Ｐゴシック" w:hAnsi="ＭＳ Ｐゴシック" w:eastAsia="ＭＳ Ｐゴシック"/>
-                <w:b w:val="0"/>
-                <w:sz w:val="18"/>
-              </w:rPr>
-              <w:t>7.03</w:t>
-            </w:r>
-          </w:p>
-        </w:tc>
-        <w:tc>
-          <w:tcPr>
-            <w:tcW w:type="dxa" w:w="1134"/>
-          </w:tcPr>
-          <w:p>
-            <w:r>
-              <w:rPr>
-                <w:rFonts w:ascii="ＭＳ Ｐゴシック" w:hAnsi="ＭＳ Ｐゴシック" w:eastAsia="ＭＳ Ｐゴシック"/>
-                <w:b w:val="0"/>
-                <w:sz w:val="18"/>
-              </w:rPr>
-              <w:t>-1.4%</w:t>
+            <w:tcW w:type="dxa" w:w="1296"/>
+          </w:tcPr>
+          <w:p>
+            <w:r>
+              <w:rPr>
+                <w:rFonts w:ascii="ＭＳ Ｐゴシック" w:hAnsi="ＭＳ Ｐゴシック" w:eastAsia="ＭＳ Ｐゴシック"/>
+                <w:b w:val="0"/>
+                <w:sz w:val="18"/>
+              </w:rPr>
+              <w:t>12</w:t>
+            </w:r>
+          </w:p>
+        </w:tc>
+        <w:tc>
+          <w:tcPr>
+            <w:tcW w:type="dxa" w:w="1296"/>
+          </w:tcPr>
+          <w:p>
+            <w:r>
+              <w:rPr>
+                <w:rFonts w:ascii="ＭＳ Ｐゴシック" w:hAnsi="ＭＳ Ｐゴシック" w:eastAsia="ＭＳ Ｐゴシック"/>
+                <w:b w:val="0"/>
+                <w:sz w:val="18"/>
+              </w:rPr>
+              <w:t>98</w:t>
+            </w:r>
+          </w:p>
+        </w:tc>
+        <w:tc>
+          <w:tcPr>
+            <w:tcW w:type="dxa" w:w="1296"/>
+          </w:tcPr>
+          <w:p>
+            <w:r>
+              <w:rPr>
+                <w:rFonts w:ascii="ＭＳ Ｐゴシック" w:hAnsi="ＭＳ Ｐゴシック" w:eastAsia="ＭＳ Ｐゴシック"/>
+                <w:b w:val="0"/>
+                <w:sz w:val="18"/>
+              </w:rPr>
+              <w:t>7.8</w:t>
+            </w:r>
+          </w:p>
+        </w:tc>
+        <w:tc>
+          <w:tcPr>
+            <w:tcW w:type="dxa" w:w="1296"/>
+          </w:tcPr>
+          <w:p>
+            <w:r>
+              <w:rPr>
+                <w:rFonts w:ascii="ＭＳ Ｐゴシック" w:hAnsi="ＭＳ Ｐゴシック" w:eastAsia="ＭＳ Ｐゴシック"/>
+                <w:b/>
+                <w:sz w:val="18"/>
+              </w:rPr>
+              <w:t>10.0</w:t>
+            </w:r>
+          </w:p>
+        </w:tc>
+        <w:tc>
+          <w:tcPr>
+            <w:tcW w:type="dxa" w:w="1296"/>
+          </w:tcPr>
+          <w:p>
+            <w:r>
+              <w:rPr>
+                <w:rFonts w:ascii="ＭＳ Ｐゴシック" w:hAnsi="ＭＳ Ｐゴシック" w:eastAsia="ＭＳ Ｐゴシック"/>
+                <w:b w:val="0"/>
+                <w:sz w:val="18"/>
+              </w:rPr>
+              <w:t>10.0</w:t>
+            </w:r>
+          </w:p>
+        </w:tc>
+        <w:tc>
+          <w:tcPr>
+            <w:tcW w:type="dxa" w:w="1296"/>
+          </w:tcPr>
+          <w:p>
+            <w:r>
+              <w:rPr>
+                <w:rFonts w:ascii="ＭＳ Ｐゴシック" w:hAnsi="ＭＳ Ｐゴシック" w:eastAsia="ＭＳ Ｐゴシック"/>
+                <w:b w:val="0"/>
+                <w:sz w:val="18"/>
+              </w:rPr>
+              <w:t>+2.2</w:t>
+            </w:r>
+          </w:p>
+        </w:tc>
+        <w:tc>
+          <w:tcPr>
+            <w:tcW w:type="dxa" w:w="1296"/>
+          </w:tcPr>
+          <w:p>
+            <w:r>
+              <w:rPr>
+                <w:rFonts w:ascii="ＭＳ Ｐゴシック" w:hAnsi="ＭＳ Ｐゴシック" w:eastAsia="ＭＳ Ｐゴシック"/>
+                <w:b w:val="0"/>
+                <w:sz w:val="18"/>
+              </w:rPr>
+              <w:t>8/8</w:t>
             </w:r>
           </w:p>
         </w:tc>
@@ -13088,121 +13174,106 @@
       <w:tr>
         <w:tc>
           <w:tcPr>
-            <w:tcW w:type="dxa" w:w="1134"/>
-          </w:tcPr>
-          <w:p>
-            <w:r>
-              <w:rPr>
-                <w:rFonts w:ascii="ＭＳ Ｐゴシック" w:hAnsi="ＭＳ Ｐゴシック" w:eastAsia="ＭＳ Ｐゴシック"/>
-                <w:b w:val="0"/>
-                <w:sz w:val="18"/>
-              </w:rPr>
-              <w:t>30</w:t>
-            </w:r>
-          </w:p>
-        </w:tc>
-        <w:tc>
-          <w:tcPr>
-            <w:tcW w:type="dxa" w:w="1134"/>
-          </w:tcPr>
-          <w:p>
-            <w:r>
-              <w:rPr>
-                <w:rFonts w:ascii="ＭＳ Ｐゴシック" w:hAnsi="ＭＳ Ｐゴシック" w:eastAsia="ＭＳ Ｐゴシック"/>
-                <w:b w:val="0"/>
-                <w:sz w:val="18"/>
-              </w:rPr>
-              <w:t>240</w:t>
-            </w:r>
-          </w:p>
-        </w:tc>
-        <w:tc>
-          <w:tcPr>
-            <w:tcW w:type="dxa" w:w="1134"/>
-          </w:tcPr>
-          <w:p>
-            <w:r>
-              <w:rPr>
-                <w:rFonts w:ascii="ＭＳ Ｐゴシック" w:hAnsi="ＭＳ Ｐゴシック" w:eastAsia="ＭＳ Ｐゴシック"/>
-                <w:b w:val="0"/>
-                <w:sz w:val="18"/>
-              </w:rPr>
-              <w:t>10.4%</w:t>
-            </w:r>
-          </w:p>
-        </w:tc>
-        <w:tc>
-          <w:tcPr>
-            <w:tcW w:type="dxa" w:w="1134"/>
-          </w:tcPr>
-          <w:p>
-            <w:r>
-              <w:rPr>
-                <w:rFonts w:ascii="ＭＳ Ｐゴシック" w:hAnsi="ＭＳ Ｐゴシック" w:eastAsia="ＭＳ Ｐゴシック"/>
-                <w:b w:val="0"/>
-                <w:sz w:val="18"/>
-              </w:rPr>
-              <w:t>8/0</w:t>
-            </w:r>
-          </w:p>
-        </w:tc>
-        <w:tc>
-          <w:tcPr>
-            <w:tcW w:type="dxa" w:w="1134"/>
-          </w:tcPr>
-          <w:p>
-            <w:r>
-              <w:rPr>
-                <w:rFonts w:ascii="ＭＳ Ｐゴシック" w:hAnsi="ＭＳ Ｐゴシック" w:eastAsia="ＭＳ Ｐゴシック"/>
-                <w:b w:val="0"/>
-                <w:sz w:val="18"/>
-              </w:rPr>
-              <w:t>7.12</w:t>
-            </w:r>
-          </w:p>
-        </w:tc>
-        <w:tc>
-          <w:tcPr>
-            <w:tcW w:type="dxa" w:w="1134"/>
-          </w:tcPr>
-          <w:p>
-            <w:r>
-              <w:rPr>
-                <w:rFonts w:ascii="ＭＳ Ｐゴシック" w:hAnsi="ＭＳ Ｐゴシック" w:eastAsia="ＭＳ Ｐゴシック"/>
-                <w:b w:val="0"/>
-                <w:sz w:val="18"/>
-              </w:rPr>
-              <w:t>8/2</w:t>
-            </w:r>
-          </w:p>
-        </w:tc>
-        <w:tc>
-          <w:tcPr>
-            <w:tcW w:type="dxa" w:w="1134"/>
-          </w:tcPr>
-          <w:p>
-            <w:r>
-              <w:rPr>
-                <w:rFonts w:ascii="ＭＳ Ｐゴシック" w:hAnsi="ＭＳ Ｐゴシック" w:eastAsia="ＭＳ Ｐゴシック"/>
-                <w:b w:val="0"/>
-                <w:sz w:val="18"/>
-              </w:rPr>
-              <w:t>7.05</w:t>
-            </w:r>
-          </w:p>
-        </w:tc>
-        <w:tc>
-          <w:tcPr>
-            <w:tcW w:type="dxa" w:w="1134"/>
-          </w:tcPr>
-          <w:p>
-            <w:r>
-              <w:rPr>
-                <w:rFonts w:ascii="ＭＳ Ｐゴシック" w:hAnsi="ＭＳ Ｐゴシック" w:eastAsia="ＭＳ Ｐゴシック"/>
-                <w:b w:val="0"/>
-                <w:sz w:val="18"/>
-              </w:rPr>
-              <w:t>-1.0%</w:t>
+            <w:tcW w:type="dxa" w:w="1296"/>
+          </w:tcPr>
+          <w:p>
+            <w:r>
+              <w:rPr>
+                <w:rFonts w:ascii="ＭＳ Ｐゴシック" w:hAnsi="ＭＳ Ｐゴシック" w:eastAsia="ＭＳ Ｐゴシック"/>
+                <w:b w:val="0"/>
+                <w:sz w:val="18"/>
+              </w:rPr>
+              <w:t>16</w:t>
+            </w:r>
+          </w:p>
+        </w:tc>
+        <w:tc>
+          <w:tcPr>
+            <w:tcW w:type="dxa" w:w="1296"/>
+          </w:tcPr>
+          <w:p>
+            <w:r>
+              <w:rPr>
+                <w:rFonts w:ascii="ＭＳ Ｐゴシック" w:hAnsi="ＭＳ Ｐゴシック" w:eastAsia="ＭＳ Ｐゴシック"/>
+                <w:b w:val="0"/>
+                <w:sz w:val="18"/>
+              </w:rPr>
+              <w:t>212</w:t>
+            </w:r>
+          </w:p>
+        </w:tc>
+        <w:tc>
+          <w:tcPr>
+            <w:tcW w:type="dxa" w:w="1296"/>
+          </w:tcPr>
+          <w:p>
+            <w:r>
+              <w:rPr>
+                <w:rFonts w:ascii="ＭＳ Ｐゴシック" w:hAnsi="ＭＳ Ｐゴシック" w:eastAsia="ＭＳ Ｐゴシック"/>
+                <w:b w:val="0"/>
+                <w:sz w:val="18"/>
+              </w:rPr>
+              <w:t>11.2</w:t>
+            </w:r>
+          </w:p>
+        </w:tc>
+        <w:tc>
+          <w:tcPr>
+            <w:tcW w:type="dxa" w:w="1296"/>
+          </w:tcPr>
+          <w:p>
+            <w:r>
+              <w:rPr>
+                <w:rFonts w:ascii="ＭＳ Ｐゴシック" w:hAnsi="ＭＳ Ｐゴシック" w:eastAsia="ＭＳ Ｐゴシック"/>
+                <w:b/>
+                <w:sz w:val="18"/>
+              </w:rPr>
+              <w:t>13.9</w:t>
+            </w:r>
+          </w:p>
+        </w:tc>
+        <w:tc>
+          <w:tcPr>
+            <w:tcW w:type="dxa" w:w="1296"/>
+          </w:tcPr>
+          <w:p>
+            <w:r>
+              <w:rPr>
+                <w:rFonts w:ascii="ＭＳ Ｐゴシック" w:hAnsi="ＭＳ Ｐゴシック" w:eastAsia="ＭＳ Ｐゴシック"/>
+                <w:b w:val="0"/>
+                <w:sz w:val="18"/>
+              </w:rPr>
+              <w:t>13.9</w:t>
+            </w:r>
+          </w:p>
+        </w:tc>
+        <w:tc>
+          <w:tcPr>
+            <w:tcW w:type="dxa" w:w="1296"/>
+          </w:tcPr>
+          <w:p>
+            <w:r>
+              <w:rPr>
+                <w:rFonts w:ascii="ＭＳ Ｐゴシック" w:hAnsi="ＭＳ Ｐゴシック" w:eastAsia="ＭＳ Ｐゴシック"/>
+                <w:b w:val="0"/>
+                <w:sz w:val="18"/>
+              </w:rPr>
+              <w:t>+2.6</w:t>
+            </w:r>
+          </w:p>
+        </w:tc>
+        <w:tc>
+          <w:tcPr>
+            <w:tcW w:type="dxa" w:w="1296"/>
+          </w:tcPr>
+          <w:p>
+            <w:r>
+              <w:rPr>
+                <w:rFonts w:ascii="ＭＳ Ｐゴシック" w:hAnsi="ＭＳ Ｐゴシック" w:eastAsia="ＭＳ Ｐゴシック"/>
+                <w:b w:val="0"/>
+                <w:sz w:val="18"/>
+              </w:rPr>
+              <w:t>8/8</w:t>
             </w:r>
           </w:p>
         </w:tc>
@@ -13210,121 +13281,213 @@
       <w:tr>
         <w:tc>
           <w:tcPr>
-            <w:tcW w:type="dxa" w:w="1134"/>
-          </w:tcPr>
-          <w:p>
-            <w:r>
-              <w:rPr>
-                <w:rFonts w:ascii="ＭＳ Ｐゴシック" w:hAnsi="ＭＳ Ｐゴシック" w:eastAsia="ＭＳ Ｐゴシック"/>
-                <w:b w:val="0"/>
-                <w:sz w:val="18"/>
-              </w:rPr>
-              <w:t>50</w:t>
-            </w:r>
-          </w:p>
-        </w:tc>
-        <w:tc>
-          <w:tcPr>
-            <w:tcW w:type="dxa" w:w="1134"/>
-          </w:tcPr>
-          <w:p>
-            <w:r>
-              <w:rPr>
-                <w:rFonts w:ascii="ＭＳ Ｐゴシック" w:hAnsi="ＭＳ Ｐゴシック" w:eastAsia="ＭＳ Ｐゴシック"/>
-                <w:b w:val="0"/>
-                <w:sz w:val="18"/>
-              </w:rPr>
-              <w:t>400</w:t>
-            </w:r>
-          </w:p>
-        </w:tc>
-        <w:tc>
-          <w:tcPr>
-            <w:tcW w:type="dxa" w:w="1134"/>
-          </w:tcPr>
-          <w:p>
-            <w:r>
-              <w:rPr>
-                <w:rFonts w:ascii="ＭＳ Ｐゴシック" w:hAnsi="ＭＳ Ｐゴシック" w:eastAsia="ＭＳ Ｐゴシック"/>
-                <w:b w:val="0"/>
-                <w:sz w:val="18"/>
-              </w:rPr>
-              <w:t>10.2%</w:t>
-            </w:r>
-          </w:p>
-        </w:tc>
-        <w:tc>
-          <w:tcPr>
-            <w:tcW w:type="dxa" w:w="1134"/>
-          </w:tcPr>
-          <w:p>
-            <w:r>
-              <w:rPr>
-                <w:rFonts w:ascii="ＭＳ Ｐゴシック" w:hAnsi="ＭＳ Ｐゴシック" w:eastAsia="ＭＳ Ｐゴシック"/>
-                <w:b w:val="0"/>
-                <w:sz w:val="18"/>
-              </w:rPr>
-              <w:t>8/0</w:t>
-            </w:r>
-          </w:p>
-        </w:tc>
-        <w:tc>
-          <w:tcPr>
-            <w:tcW w:type="dxa" w:w="1134"/>
-          </w:tcPr>
-          <w:p>
-            <w:r>
-              <w:rPr>
-                <w:rFonts w:ascii="ＭＳ Ｐゴシック" w:hAnsi="ＭＳ Ｐゴシック" w:eastAsia="ＭＳ Ｐゴシック"/>
-                <w:b w:val="0"/>
-                <w:sz w:val="18"/>
-              </w:rPr>
-              <w:t>7.22</w:t>
-            </w:r>
-          </w:p>
-        </w:tc>
-        <w:tc>
-          <w:tcPr>
-            <w:tcW w:type="dxa" w:w="1134"/>
-          </w:tcPr>
-          <w:p>
-            <w:r>
-              <w:rPr>
-                <w:rFonts w:ascii="ＭＳ Ｐゴシック" w:hAnsi="ＭＳ Ｐゴシック" w:eastAsia="ＭＳ Ｐゴシック"/>
-                <w:b w:val="0"/>
-                <w:sz w:val="18"/>
-              </w:rPr>
-              <w:t>8/2</w:t>
-            </w:r>
-          </w:p>
-        </w:tc>
-        <w:tc>
-          <w:tcPr>
-            <w:tcW w:type="dxa" w:w="1134"/>
-          </w:tcPr>
-          <w:p>
-            <w:r>
-              <w:rPr>
-                <w:rFonts w:ascii="ＭＳ Ｐゴシック" w:hAnsi="ＭＳ Ｐゴシック" w:eastAsia="ＭＳ Ｐゴシック"/>
-                <w:b w:val="0"/>
-                <w:sz w:val="18"/>
-              </w:rPr>
-              <w:t>7.23</w:t>
-            </w:r>
-          </w:p>
-        </w:tc>
-        <w:tc>
-          <w:tcPr>
-            <w:tcW w:type="dxa" w:w="1134"/>
-          </w:tcPr>
-          <w:p>
-            <w:r>
-              <w:rPr>
-                <w:rFonts w:ascii="ＭＳ Ｐゴシック" w:hAnsi="ＭＳ Ｐゴシック" w:eastAsia="ＭＳ Ｐゴシック"/>
-                <w:b w:val="0"/>
-                <w:sz w:val="18"/>
-              </w:rPr>
-              <w:t>+0.0%</w:t>
+            <w:tcW w:type="dxa" w:w="1296"/>
+          </w:tcPr>
+          <w:p>
+            <w:r>
+              <w:rPr>
+                <w:rFonts w:ascii="ＭＳ Ｐゴシック" w:hAnsi="ＭＳ Ｐゴシック" w:eastAsia="ＭＳ Ｐゴシック"/>
+                <w:b w:val="0"/>
+                <w:sz w:val="18"/>
+              </w:rPr>
+              <w:t>20</w:t>
+            </w:r>
+          </w:p>
+        </w:tc>
+        <w:tc>
+          <w:tcPr>
+            <w:tcW w:type="dxa" w:w="1296"/>
+          </w:tcPr>
+          <w:p>
+            <w:r>
+              <w:rPr>
+                <w:rFonts w:ascii="ＭＳ Ｐゴシック" w:hAnsi="ＭＳ Ｐゴシック" w:eastAsia="ＭＳ Ｐゴシック"/>
+                <w:b w:val="0"/>
+                <w:sz w:val="18"/>
+              </w:rPr>
+              <w:t>432</w:t>
+            </w:r>
+          </w:p>
+        </w:tc>
+        <w:tc>
+          <w:tcPr>
+            <w:tcW w:type="dxa" w:w="1296"/>
+          </w:tcPr>
+          <w:p>
+            <w:r>
+              <w:rPr>
+                <w:rFonts w:ascii="ＭＳ Ｐゴシック" w:hAnsi="ＭＳ Ｐゴシック" w:eastAsia="ＭＳ Ｐゴシック"/>
+                <w:b w:val="0"/>
+                <w:sz w:val="18"/>
+              </w:rPr>
+              <w:t>13.8</w:t>
+            </w:r>
+          </w:p>
+        </w:tc>
+        <w:tc>
+          <w:tcPr>
+            <w:tcW w:type="dxa" w:w="1296"/>
+          </w:tcPr>
+          <w:p>
+            <w:r>
+              <w:rPr>
+                <w:rFonts w:ascii="ＭＳ Ｐゴシック" w:hAnsi="ＭＳ Ｐゴシック" w:eastAsia="ＭＳ Ｐゴシック"/>
+                <w:b/>
+                <w:sz w:val="18"/>
+              </w:rPr>
+              <w:t>17.4</w:t>
+            </w:r>
+          </w:p>
+        </w:tc>
+        <w:tc>
+          <w:tcPr>
+            <w:tcW w:type="dxa" w:w="1296"/>
+          </w:tcPr>
+          <w:p>
+            <w:r>
+              <w:rPr>
+                <w:rFonts w:ascii="ＭＳ Ｐゴシック" w:hAnsi="ＭＳ Ｐゴシック" w:eastAsia="ＭＳ Ｐゴシック"/>
+                <w:b w:val="0"/>
+                <w:sz w:val="18"/>
+              </w:rPr>
+              <w:t>計算困難</w:t>
+            </w:r>
+          </w:p>
+        </w:tc>
+        <w:tc>
+          <w:tcPr>
+            <w:tcW w:type="dxa" w:w="1296"/>
+          </w:tcPr>
+          <w:p>
+            <w:r>
+              <w:rPr>
+                <w:rFonts w:ascii="ＭＳ Ｐゴシック" w:hAnsi="ＭＳ Ｐゴシック" w:eastAsia="ＭＳ Ｐゴシック"/>
+                <w:b w:val="0"/>
+                <w:sz w:val="18"/>
+              </w:rPr>
+              <w:t>+3.6</w:t>
+            </w:r>
+          </w:p>
+        </w:tc>
+        <w:tc>
+          <w:tcPr>
+            <w:tcW w:type="dxa" w:w="1296"/>
+          </w:tcPr>
+          <w:p>
+            <w:r>
+              <w:rPr>
+                <w:rFonts w:ascii="ＭＳ Ｐゴシック" w:hAnsi="ＭＳ Ｐゴシック" w:eastAsia="ＭＳ Ｐゴシック"/>
+                <w:b w:val="0"/>
+                <w:sz w:val="18"/>
+              </w:rPr>
+              <w:t>8/8</w:t>
+            </w:r>
+          </w:p>
+        </w:tc>
+      </w:tr>
+      <w:tr>
+        <w:tc>
+          <w:tcPr>
+            <w:tcW w:type="dxa" w:w="1296"/>
+          </w:tcPr>
+          <w:p>
+            <w:r>
+              <w:rPr>
+                <w:rFonts w:ascii="ＭＳ Ｐゴシック" w:hAnsi="ＭＳ Ｐゴシック" w:eastAsia="ＭＳ Ｐゴシック"/>
+                <w:b w:val="0"/>
+                <w:sz w:val="18"/>
+              </w:rPr>
+              <w:t>30</w:t>
+            </w:r>
+          </w:p>
+        </w:tc>
+        <w:tc>
+          <w:tcPr>
+            <w:tcW w:type="dxa" w:w="1296"/>
+          </w:tcPr>
+          <w:p>
+            <w:r>
+              <w:rPr>
+                <w:rFonts w:ascii="ＭＳ Ｐゴシック" w:hAnsi="ＭＳ Ｐゴシック" w:eastAsia="ＭＳ Ｐゴシック"/>
+                <w:b w:val="0"/>
+                <w:sz w:val="18"/>
+              </w:rPr>
+              <w:t>1,513</w:t>
+            </w:r>
+          </w:p>
+        </w:tc>
+        <w:tc>
+          <w:tcPr>
+            <w:tcW w:type="dxa" w:w="1296"/>
+          </w:tcPr>
+          <w:p>
+            <w:r>
+              <w:rPr>
+                <w:rFonts w:ascii="ＭＳ Ｐゴシック" w:hAnsi="ＭＳ Ｐゴシック" w:eastAsia="ＭＳ Ｐゴシック"/>
+                <w:b w:val="0"/>
+                <w:sz w:val="18"/>
+              </w:rPr>
+              <w:t>22.5</w:t>
+            </w:r>
+          </w:p>
+        </w:tc>
+        <w:tc>
+          <w:tcPr>
+            <w:tcW w:type="dxa" w:w="1296"/>
+          </w:tcPr>
+          <w:p>
+            <w:r>
+              <w:rPr>
+                <w:rFonts w:ascii="ＭＳ Ｐゴシック" w:hAnsi="ＭＳ Ｐゴシック" w:eastAsia="ＭＳ Ｐゴシック"/>
+                <w:b/>
+                <w:sz w:val="18"/>
+              </w:rPr>
+              <w:t>26.2</w:t>
+            </w:r>
+          </w:p>
+        </w:tc>
+        <w:tc>
+          <w:tcPr>
+            <w:tcW w:type="dxa" w:w="1296"/>
+          </w:tcPr>
+          <w:p>
+            <w:r>
+              <w:rPr>
+                <w:rFonts w:ascii="ＭＳ Ｐゴシック" w:hAnsi="ＭＳ Ｐゴシック" w:eastAsia="ＭＳ Ｐゴシック"/>
+                <w:b w:val="0"/>
+                <w:sz w:val="18"/>
+              </w:rPr>
+              <w:t>計算困難</w:t>
+            </w:r>
+          </w:p>
+        </w:tc>
+        <w:tc>
+          <w:tcPr>
+            <w:tcW w:type="dxa" w:w="1296"/>
+          </w:tcPr>
+          <w:p>
+            <w:r>
+              <w:rPr>
+                <w:rFonts w:ascii="ＭＳ Ｐゴシック" w:hAnsi="ＭＳ Ｐゴシック" w:eastAsia="ＭＳ Ｐゴシック"/>
+                <w:b w:val="0"/>
+                <w:sz w:val="18"/>
+              </w:rPr>
+              <w:t>+3.8</w:t>
+            </w:r>
+          </w:p>
+        </w:tc>
+        <w:tc>
+          <w:tcPr>
+            <w:tcW w:type="dxa" w:w="1296"/>
+          </w:tcPr>
+          <w:p>
+            <w:r>
+              <w:rPr>
+                <w:rFonts w:ascii="ＭＳ Ｐゴシック" w:hAnsi="ＭＳ Ｐゴシック" w:eastAsia="ＭＳ Ｐゴシック"/>
+                <w:b w:val="0"/>
+                <w:sz w:val="18"/>
+              </w:rPr>
+              <w:t>8/8</w:t>
             </w:r>
           </w:p>
         </w:tc>
@@ -13332,1367 +13495,245 @@
     </w:tbl>
     <w:p/>
     <w:p>
+      <w:pPr>
+        <w:pStyle w:val="a9"/>
+        <w:ind w:left="360"/>
+      </w:pPr>
+      <w:r>
+        <w:rPr>
+          <w:rFonts w:ascii="ＭＳ Ｐゴシック" w:hAnsi="ＭＳ Ｐゴシック" w:eastAsia="ＭＳ Ｐゴシック"/>
+          <w:b w:val="0"/>
+          <w:sz w:val="22"/>
+        </w:rPr>
+        <w:t xml:space="preserve">• </w:t>
+      </w:r>
+      <w:r>
+        <w:rPr>
+          <w:rFonts w:ascii="ＭＳ Ｐゴシック" w:hAnsi="ＭＳ Ｐゴシック" w:eastAsia="ＭＳ Ｐゴシック"/>
+          <w:b w:val="0"/>
+          <w:sz w:val="22"/>
+        </w:rPr>
+        <w:t>QUBOは</w:t>
+      </w:r>
       <w:r>
         <w:rPr>
           <w:rFonts w:ascii="ＭＳ Ｐゴシック" w:hAnsi="ＭＳ Ｐゴシック" w:eastAsia="ＭＳ Ｐゴシック"/>
           <w:b/>
           <w:sz w:val="22"/>
         </w:rPr>
-        <w:t>シナリオB: 2ドナー同時発生</w:t>
-      </w:r>
-      <w:r>
-        <w:rPr>
-          <w:rFonts w:ascii="ＭＳ Ｐゴシック" w:hAnsi="ＭＳ Ｐゴシック" w:eastAsia="ＭＳ Ｐゴシック"/>
-          <w:b w:val="0"/>
-          <w:sz w:val="22"/>
-        </w:rPr>
-        <w:t>（ポアソン分布による正当化: 年約20日発生）</w:t>
-      </w:r>
-    </w:p>
-    <w:tbl>
-      <w:tblPr>
-        <w:tblStyle w:val="ae"/>
-        <w:tblW w:type="auto" w:w="0"/>
-        <w:jc w:val="center"/>
-        <w:tblLook w:firstColumn="1" w:firstRow="1" w:lastColumn="0" w:lastRow="0" w:noHBand="0" w:noVBand="1" w:val="04A0"/>
-      </w:tblPr>
-      <w:tblGrid>
-        <w:gridCol w:w="1134"/>
-        <w:gridCol w:w="1134"/>
-        <w:gridCol w:w="1134"/>
-        <w:gridCol w:w="1134"/>
-        <w:gridCol w:w="1134"/>
-        <w:gridCol w:w="1134"/>
-        <w:gridCol w:w="1134"/>
-        <w:gridCol w:w="1134"/>
-      </w:tblGrid>
-      <w:tr>
-        <w:tc>
-          <w:tcPr>
-            <w:tcW w:type="dxa" w:w="1134"/>
-          </w:tcPr>
-          <w:p>
-            <w:r>
-              <w:rPr>
-                <w:rFonts w:ascii="ＭＳ Ｐゴシック" w:hAnsi="ＭＳ Ｐゴシック" w:eastAsia="ＭＳ Ｐゴシック"/>
-                <w:b/>
-                <w:sz w:val="18"/>
-              </w:rPr>
-              <w:t>N/臓器</w:t>
-            </w:r>
-          </w:p>
-        </w:tc>
-        <w:tc>
-          <w:tcPr>
-            <w:tcW w:type="dxa" w:w="1134"/>
-          </w:tcPr>
-          <w:p>
-            <w:r>
-              <w:rPr>
-                <w:rFonts w:ascii="ＭＳ Ｐゴシック" w:hAnsi="ＭＳ Ｐゴシック" w:eastAsia="ＭＳ Ｐゴシック"/>
-                <w:b/>
-                <w:sz w:val="18"/>
-              </w:rPr>
-              <w:t>待機者計</w:t>
-            </w:r>
-          </w:p>
-        </w:tc>
-        <w:tc>
-          <w:tcPr>
-            <w:tcW w:type="dxa" w:w="1134"/>
-          </w:tcPr>
-          <w:p>
-            <w:r>
-              <w:rPr>
-                <w:rFonts w:ascii="ＭＳ Ｐゴシック" w:hAnsi="ＭＳ Ｐゴシック" w:eastAsia="ＭＳ Ｐゴシック"/>
-                <w:b/>
-                <w:sz w:val="18"/>
-              </w:rPr>
-              <w:t>複合比率</w:t>
-            </w:r>
-          </w:p>
-        </w:tc>
-        <w:tc>
-          <w:tcPr>
-            <w:tcW w:type="dxa" w:w="1134"/>
-          </w:tcPr>
-          <w:p>
-            <w:r>
-              <w:rPr>
-                <w:rFonts w:ascii="ＭＳ Ｐゴシック" w:hAnsi="ＭＳ Ｐゴシック" w:eastAsia="ＭＳ Ｐゴシック"/>
-                <w:b/>
-                <w:sz w:val="18"/>
-              </w:rPr>
-              <w:t>Indep割当/複合</w:t>
-            </w:r>
-          </w:p>
-        </w:tc>
-        <w:tc>
-          <w:tcPr>
-            <w:tcW w:type="dxa" w:w="1134"/>
-          </w:tcPr>
-          <w:p>
-            <w:r>
-              <w:rPr>
-                <w:rFonts w:ascii="ＭＳ Ｐゴシック" w:hAnsi="ＭＳ Ｐゴシック" w:eastAsia="ＭＳ Ｐゴシック"/>
-                <w:b/>
-                <w:sz w:val="18"/>
-              </w:rPr>
-              <w:t>IndepScore</w:t>
-            </w:r>
-          </w:p>
-        </w:tc>
-        <w:tc>
-          <w:tcPr>
-            <w:tcW w:type="dxa" w:w="1134"/>
-          </w:tcPr>
-          <w:p>
-            <w:r>
-              <w:rPr>
-                <w:rFonts w:ascii="ＭＳ Ｐゴシック" w:hAnsi="ＭＳ Ｐゴシック" w:eastAsia="ＭＳ Ｐゴシック"/>
-                <w:b/>
-                <w:sz w:val="18"/>
-              </w:rPr>
-              <w:t>QUBO割当/複合</w:t>
-            </w:r>
-          </w:p>
-        </w:tc>
-        <w:tc>
-          <w:tcPr>
-            <w:tcW w:type="dxa" w:w="1134"/>
-          </w:tcPr>
-          <w:p>
-            <w:r>
-              <w:rPr>
-                <w:rFonts w:ascii="ＭＳ Ｐゴシック" w:hAnsi="ＭＳ Ｐゴシック" w:eastAsia="ＭＳ Ｐゴシック"/>
-                <w:b/>
-                <w:sz w:val="18"/>
-              </w:rPr>
-              <w:t>QUBOScore</w:t>
-            </w:r>
-          </w:p>
-        </w:tc>
-        <w:tc>
-          <w:tcPr>
-            <w:tcW w:type="dxa" w:w="1134"/>
-          </w:tcPr>
-          <w:p>
-            <w:r>
-              <w:rPr>
-                <w:rFonts w:ascii="ＭＳ Ｐゴシック" w:hAnsi="ＭＳ Ｐゴシック" w:eastAsia="ＭＳ Ｐゴシック"/>
-                <w:b/>
-                <w:sz w:val="18"/>
-              </w:rPr>
-              <w:t>Δ%</w:t>
-            </w:r>
-          </w:p>
-        </w:tc>
-      </w:tr>
-      <w:tr>
-        <w:tc>
-          <w:tcPr>
-            <w:tcW w:type="dxa" w:w="1134"/>
-          </w:tcPr>
-          <w:p>
-            <w:r>
-              <w:rPr>
-                <w:rFonts w:ascii="ＭＳ Ｐゴシック" w:hAnsi="ＭＳ Ｐゴシック" w:eastAsia="ＭＳ Ｐゴシック"/>
-                <w:b w:val="0"/>
-                <w:sz w:val="18"/>
-              </w:rPr>
-              <w:t>10</w:t>
-            </w:r>
-          </w:p>
-        </w:tc>
-        <w:tc>
-          <w:tcPr>
-            <w:tcW w:type="dxa" w:w="1134"/>
-          </w:tcPr>
-          <w:p>
-            <w:r>
-              <w:rPr>
-                <w:rFonts w:ascii="ＭＳ Ｐゴシック" w:hAnsi="ＭＳ Ｐゴシック" w:eastAsia="ＭＳ Ｐゴシック"/>
-                <w:b w:val="0"/>
-                <w:sz w:val="18"/>
-              </w:rPr>
-              <w:t>80</w:t>
-            </w:r>
-          </w:p>
-        </w:tc>
-        <w:tc>
-          <w:tcPr>
-            <w:tcW w:type="dxa" w:w="1134"/>
-          </w:tcPr>
-          <w:p>
-            <w:r>
-              <w:rPr>
-                <w:rFonts w:ascii="ＭＳ Ｐゴシック" w:hAnsi="ＭＳ Ｐゴシック" w:eastAsia="ＭＳ Ｐゴシック"/>
-                <w:b w:val="0"/>
-                <w:sz w:val="18"/>
-              </w:rPr>
-              <w:t>10.0%</w:t>
-            </w:r>
-          </w:p>
-        </w:tc>
-        <w:tc>
-          <w:tcPr>
-            <w:tcW w:type="dxa" w:w="1134"/>
-          </w:tcPr>
-          <w:p>
-            <w:r>
-              <w:rPr>
-                <w:rFonts w:ascii="ＭＳ Ｐゴシック" w:hAnsi="ＭＳ Ｐゴシック" w:eastAsia="ＭＳ Ｐゴシック"/>
-                <w:b w:val="0"/>
-                <w:sz w:val="18"/>
-              </w:rPr>
-              <w:t>16/0</w:t>
-            </w:r>
-          </w:p>
-        </w:tc>
-        <w:tc>
-          <w:tcPr>
-            <w:tcW w:type="dxa" w:w="1134"/>
-          </w:tcPr>
-          <w:p>
-            <w:r>
-              <w:rPr>
-                <w:rFonts w:ascii="ＭＳ Ｐゴシック" w:hAnsi="ＭＳ Ｐゴシック" w:eastAsia="ＭＳ Ｐゴシック"/>
-                <w:b w:val="0"/>
-                <w:sz w:val="18"/>
-              </w:rPr>
-              <w:t>13.70</w:t>
-            </w:r>
-          </w:p>
-        </w:tc>
-        <w:tc>
-          <w:tcPr>
-            <w:tcW w:type="dxa" w:w="1134"/>
-          </w:tcPr>
-          <w:p>
-            <w:r>
-              <w:rPr>
-                <w:rFonts w:ascii="ＭＳ Ｐゴシック" w:hAnsi="ＭＳ Ｐゴシック" w:eastAsia="ＭＳ Ｐゴシック"/>
-                <w:b w:val="0"/>
-                <w:sz w:val="18"/>
-              </w:rPr>
-              <w:t>16/2</w:t>
-            </w:r>
-          </w:p>
-        </w:tc>
-        <w:tc>
-          <w:tcPr>
-            <w:tcW w:type="dxa" w:w="1134"/>
-          </w:tcPr>
-          <w:p>
-            <w:r>
-              <w:rPr>
-                <w:rFonts w:ascii="ＭＳ Ｐゴシック" w:hAnsi="ＭＳ Ｐゴシック" w:eastAsia="ＭＳ Ｐゴシック"/>
-                <w:b w:val="0"/>
-                <w:sz w:val="18"/>
-              </w:rPr>
-              <w:t>13.60</w:t>
-            </w:r>
-          </w:p>
-        </w:tc>
-        <w:tc>
-          <w:tcPr>
-            <w:tcW w:type="dxa" w:w="1134"/>
-          </w:tcPr>
-          <w:p>
-            <w:r>
-              <w:rPr>
-                <w:rFonts w:ascii="ＭＳ Ｐゴシック" w:hAnsi="ＭＳ Ｐゴシック" w:eastAsia="ＭＳ Ｐゴシック"/>
-                <w:b w:val="0"/>
-                <w:sz w:val="18"/>
-              </w:rPr>
-              <w:t>-0.8%</w:t>
-            </w:r>
-          </w:p>
-        </w:tc>
-      </w:tr>
-      <w:tr>
-        <w:tc>
-          <w:tcPr>
-            <w:tcW w:type="dxa" w:w="1134"/>
-          </w:tcPr>
-          <w:p>
-            <w:r>
-              <w:rPr>
-                <w:rFonts w:ascii="ＭＳ Ｐゴシック" w:hAnsi="ＭＳ Ｐゴシック" w:eastAsia="ＭＳ Ｐゴシック"/>
-                <w:b w:val="0"/>
-                <w:sz w:val="18"/>
-              </w:rPr>
-              <w:t>20</w:t>
-            </w:r>
-          </w:p>
-        </w:tc>
-        <w:tc>
-          <w:tcPr>
-            <w:tcW w:type="dxa" w:w="1134"/>
-          </w:tcPr>
-          <w:p>
-            <w:r>
-              <w:rPr>
-                <w:rFonts w:ascii="ＭＳ Ｐゴシック" w:hAnsi="ＭＳ Ｐゴシック" w:eastAsia="ＭＳ Ｐゴシック"/>
-                <w:b w:val="0"/>
-                <w:sz w:val="18"/>
-              </w:rPr>
-              <w:t>160</w:t>
-            </w:r>
-          </w:p>
-        </w:tc>
-        <w:tc>
-          <w:tcPr>
-            <w:tcW w:type="dxa" w:w="1134"/>
-          </w:tcPr>
-          <w:p>
-            <w:r>
-              <w:rPr>
-                <w:rFonts w:ascii="ＭＳ Ｐゴシック" w:hAnsi="ＭＳ Ｐゴシック" w:eastAsia="ＭＳ Ｐゴシック"/>
-                <w:b w:val="0"/>
-                <w:sz w:val="18"/>
-              </w:rPr>
-              <w:t>10.6%</w:t>
-            </w:r>
-          </w:p>
-        </w:tc>
-        <w:tc>
-          <w:tcPr>
-            <w:tcW w:type="dxa" w:w="1134"/>
-          </w:tcPr>
-          <w:p>
-            <w:r>
-              <w:rPr>
-                <w:rFonts w:ascii="ＭＳ Ｐゴシック" w:hAnsi="ＭＳ Ｐゴシック" w:eastAsia="ＭＳ Ｐゴシック"/>
-                <w:b w:val="0"/>
-                <w:sz w:val="18"/>
-              </w:rPr>
-              <w:t>16/0</w:t>
-            </w:r>
-          </w:p>
-        </w:tc>
-        <w:tc>
-          <w:tcPr>
-            <w:tcW w:type="dxa" w:w="1134"/>
-          </w:tcPr>
-          <w:p>
-            <w:r>
-              <w:rPr>
-                <w:rFonts w:ascii="ＭＳ Ｐゴシック" w:hAnsi="ＭＳ Ｐゴシック" w:eastAsia="ＭＳ Ｐゴシック"/>
-                <w:b w:val="0"/>
-                <w:sz w:val="18"/>
-              </w:rPr>
-              <w:t>14.29</w:t>
-            </w:r>
-          </w:p>
-        </w:tc>
-        <w:tc>
-          <w:tcPr>
-            <w:tcW w:type="dxa" w:w="1134"/>
-          </w:tcPr>
-          <w:p>
-            <w:r>
-              <w:rPr>
-                <w:rFonts w:ascii="ＭＳ Ｐゴシック" w:hAnsi="ＭＳ Ｐゴシック" w:eastAsia="ＭＳ Ｐゴシック"/>
-                <w:b w:val="0"/>
-                <w:sz w:val="18"/>
-              </w:rPr>
-              <w:t>16/2</w:t>
-            </w:r>
-          </w:p>
-        </w:tc>
-        <w:tc>
-          <w:tcPr>
-            <w:tcW w:type="dxa" w:w="1134"/>
-          </w:tcPr>
-          <w:p>
-            <w:r>
-              <w:rPr>
-                <w:rFonts w:ascii="ＭＳ Ｐゴシック" w:hAnsi="ＭＳ Ｐゴシック" w:eastAsia="ＭＳ Ｐゴシック"/>
-                <w:b w:val="0"/>
-                <w:sz w:val="18"/>
-              </w:rPr>
-              <w:t>14.14</w:t>
-            </w:r>
-          </w:p>
-        </w:tc>
-        <w:tc>
-          <w:tcPr>
-            <w:tcW w:type="dxa" w:w="1134"/>
-          </w:tcPr>
-          <w:p>
-            <w:r>
-              <w:rPr>
-                <w:rFonts w:ascii="ＭＳ Ｐゴシック" w:hAnsi="ＭＳ Ｐゴシック" w:eastAsia="ＭＳ Ｐゴシック"/>
-                <w:b w:val="0"/>
-                <w:sz w:val="18"/>
-              </w:rPr>
-              <w:t>-1.0%</w:t>
-            </w:r>
-          </w:p>
-        </w:tc>
-      </w:tr>
-      <w:tr>
-        <w:tc>
-          <w:tcPr>
-            <w:tcW w:type="dxa" w:w="1134"/>
-          </w:tcPr>
-          <w:p>
-            <w:r>
-              <w:rPr>
-                <w:rFonts w:ascii="ＭＳ Ｐゴシック" w:hAnsi="ＭＳ Ｐゴシック" w:eastAsia="ＭＳ Ｐゴシック"/>
-                <w:b w:val="0"/>
-                <w:sz w:val="18"/>
-              </w:rPr>
-              <w:t>30</w:t>
-            </w:r>
-          </w:p>
-        </w:tc>
-        <w:tc>
-          <w:tcPr>
-            <w:tcW w:type="dxa" w:w="1134"/>
-          </w:tcPr>
-          <w:p>
-            <w:r>
-              <w:rPr>
-                <w:rFonts w:ascii="ＭＳ Ｐゴシック" w:hAnsi="ＭＳ Ｐゴシック" w:eastAsia="ＭＳ Ｐゴシック"/>
-                <w:b w:val="0"/>
-                <w:sz w:val="18"/>
-              </w:rPr>
-              <w:t>240</w:t>
-            </w:r>
-          </w:p>
-        </w:tc>
-        <w:tc>
-          <w:tcPr>
-            <w:tcW w:type="dxa" w:w="1134"/>
-          </w:tcPr>
-          <w:p>
-            <w:r>
-              <w:rPr>
-                <w:rFonts w:ascii="ＭＳ Ｐゴシック" w:hAnsi="ＭＳ Ｐゴシック" w:eastAsia="ＭＳ Ｐゴシック"/>
-                <w:b w:val="0"/>
-                <w:sz w:val="18"/>
-              </w:rPr>
-              <w:t>12.1%</w:t>
-            </w:r>
-          </w:p>
-        </w:tc>
-        <w:tc>
-          <w:tcPr>
-            <w:tcW w:type="dxa" w:w="1134"/>
-          </w:tcPr>
-          <w:p>
-            <w:r>
-              <w:rPr>
-                <w:rFonts w:ascii="ＭＳ Ｐゴシック" w:hAnsi="ＭＳ Ｐゴシック" w:eastAsia="ＭＳ Ｐゴシック"/>
-                <w:b w:val="0"/>
-                <w:sz w:val="18"/>
-              </w:rPr>
-              <w:t>16/0</w:t>
-            </w:r>
-          </w:p>
-        </w:tc>
-        <w:tc>
-          <w:tcPr>
-            <w:tcW w:type="dxa" w:w="1134"/>
-          </w:tcPr>
-          <w:p>
-            <w:r>
-              <w:rPr>
-                <w:rFonts w:ascii="ＭＳ Ｐゴシック" w:hAnsi="ＭＳ Ｐゴシック" w:eastAsia="ＭＳ Ｐゴシック"/>
-                <w:b w:val="0"/>
-                <w:sz w:val="18"/>
-              </w:rPr>
-              <w:t>14.48</w:t>
-            </w:r>
-          </w:p>
-        </w:tc>
-        <w:tc>
-          <w:tcPr>
-            <w:tcW w:type="dxa" w:w="1134"/>
-          </w:tcPr>
-          <w:p>
-            <w:r>
-              <w:rPr>
-                <w:rFonts w:ascii="ＭＳ Ｐゴシック" w:hAnsi="ＭＳ Ｐゴシック" w:eastAsia="ＭＳ Ｐゴシック"/>
-                <w:b w:val="0"/>
-                <w:sz w:val="18"/>
-              </w:rPr>
-              <w:t>16/4</w:t>
-            </w:r>
-          </w:p>
-        </w:tc>
-        <w:tc>
-          <w:tcPr>
-            <w:tcW w:type="dxa" w:w="1134"/>
-          </w:tcPr>
-          <w:p>
-            <w:r>
-              <w:rPr>
-                <w:rFonts w:ascii="ＭＳ Ｐゴシック" w:hAnsi="ＭＳ Ｐゴシック" w:eastAsia="ＭＳ Ｐゴシック"/>
-                <w:b w:val="0"/>
-                <w:sz w:val="18"/>
-              </w:rPr>
-              <w:t>13.37</w:t>
-            </w:r>
-          </w:p>
-        </w:tc>
-        <w:tc>
-          <w:tcPr>
-            <w:tcW w:type="dxa" w:w="1134"/>
-          </w:tcPr>
-          <w:p>
-            <w:r>
-              <w:rPr>
-                <w:rFonts w:ascii="ＭＳ Ｐゴシック" w:hAnsi="ＭＳ Ｐゴシック" w:eastAsia="ＭＳ Ｐゴシック"/>
-                <w:b w:val="0"/>
-                <w:sz w:val="18"/>
-              </w:rPr>
-              <w:t>-7.7%</w:t>
-            </w:r>
-          </w:p>
-        </w:tc>
-      </w:tr>
-    </w:tbl>
-    <w:p/>
-    <w:p>
+        <w:t>全インスタンス（8/8）で貪欲を厳密に上回り</w:t>
+      </w:r>
+      <w:r>
+        <w:rPr>
+          <w:rFonts w:ascii="ＭＳ Ｐゴシック" w:hAnsi="ＭＳ Ｐゴシック" w:eastAsia="ＭＳ Ｐゴシック"/>
+          <w:b w:val="0"/>
+          <w:sz w:val="22"/>
+        </w:rPr>
+        <w:t>、</w:t>
+      </w:r>
+    </w:p>
+    <w:p>
+      <w:r>
+        <w:rPr>
+          <w:rFonts w:ascii="ＭＳ Ｐゴシック" w:hAnsi="ＭＳ Ｐゴシック" w:eastAsia="ＭＳ Ｐゴシック"/>
+          <w:b w:val="0"/>
+          <w:sz w:val="22"/>
+        </w:rPr>
+        <w:t xml:space="preserve">  厳密解が計算可能な範囲（N≤16）では</w:t>
+      </w:r>
       <w:r>
         <w:rPr>
           <w:rFonts w:ascii="ＭＳ Ｐゴシック" w:hAnsi="ＭＳ Ｐゴシック" w:eastAsia="ＭＳ Ｐゴシック"/>
           <w:b/>
           <w:sz w:val="22"/>
         </w:rPr>
-        <w:t>シナリオC: 腎臓競合</w:t>
-      </w:r>
-      <w:r>
-        <w:rPr>
-          <w:rFonts w:ascii="ＭＳ Ｐゴシック" w:hAnsi="ＭＳ Ｐゴシック" w:eastAsia="ＭＳ Ｐゴシック"/>
-          <w:b w:val="0"/>
-          <w:sz w:val="22"/>
-        </w:rPr>
-        <w:t>（肝臓+腎臓+膵臓のみ — SLKとSPKの腎臓争奪を分離）</w:t>
-      </w:r>
-    </w:p>
-    <w:tbl>
-      <w:tblPr>
-        <w:tblStyle w:val="ae"/>
-        <w:tblW w:type="auto" w:w="0"/>
-        <w:jc w:val="center"/>
-        <w:tblLook w:firstColumn="1" w:firstRow="1" w:lastColumn="0" w:lastRow="0" w:noHBand="0" w:noVBand="1" w:val="04A0"/>
-      </w:tblPr>
-      <w:tblGrid>
-        <w:gridCol w:w="1134"/>
-        <w:gridCol w:w="1134"/>
-        <w:gridCol w:w="1134"/>
-        <w:gridCol w:w="1134"/>
-        <w:gridCol w:w="1134"/>
-        <w:gridCol w:w="1134"/>
-        <w:gridCol w:w="1134"/>
-        <w:gridCol w:w="1134"/>
-      </w:tblGrid>
-      <w:tr>
-        <w:tc>
-          <w:tcPr>
-            <w:tcW w:type="dxa" w:w="1134"/>
-          </w:tcPr>
-          <w:p>
-            <w:r>
-              <w:rPr>
-                <w:rFonts w:ascii="ＭＳ Ｐゴシック" w:hAnsi="ＭＳ Ｐゴシック" w:eastAsia="ＭＳ Ｐゴシック"/>
-                <w:b/>
-                <w:sz w:val="18"/>
-              </w:rPr>
-              <w:t>N/臓器</w:t>
-            </w:r>
-          </w:p>
-        </w:tc>
-        <w:tc>
-          <w:tcPr>
-            <w:tcW w:type="dxa" w:w="1134"/>
-          </w:tcPr>
-          <w:p>
-            <w:r>
-              <w:rPr>
-                <w:rFonts w:ascii="ＭＳ Ｐゴシック" w:hAnsi="ＭＳ Ｐゴシック" w:eastAsia="ＭＳ Ｐゴシック"/>
-                <w:b/>
-                <w:sz w:val="18"/>
-              </w:rPr>
-              <w:t>待機者計</w:t>
-            </w:r>
-          </w:p>
-        </w:tc>
-        <w:tc>
-          <w:tcPr>
-            <w:tcW w:type="dxa" w:w="1134"/>
-          </w:tcPr>
-          <w:p>
-            <w:r>
-              <w:rPr>
-                <w:rFonts w:ascii="ＭＳ Ｐゴシック" w:hAnsi="ＭＳ Ｐゴシック" w:eastAsia="ＭＳ Ｐゴシック"/>
-                <w:b/>
-                <w:sz w:val="18"/>
-              </w:rPr>
-              <w:t>複合比率</w:t>
-            </w:r>
-          </w:p>
-        </w:tc>
-        <w:tc>
-          <w:tcPr>
-            <w:tcW w:type="dxa" w:w="1134"/>
-          </w:tcPr>
-          <w:p>
-            <w:r>
-              <w:rPr>
-                <w:rFonts w:ascii="ＭＳ Ｐゴシック" w:hAnsi="ＭＳ Ｐゴシック" w:eastAsia="ＭＳ Ｐゴシック"/>
-                <w:b/>
-                <w:sz w:val="18"/>
-              </w:rPr>
-              <w:t>Indep割当/複合</w:t>
-            </w:r>
-          </w:p>
-        </w:tc>
-        <w:tc>
-          <w:tcPr>
-            <w:tcW w:type="dxa" w:w="1134"/>
-          </w:tcPr>
-          <w:p>
-            <w:r>
-              <w:rPr>
-                <w:rFonts w:ascii="ＭＳ Ｐゴシック" w:hAnsi="ＭＳ Ｐゴシック" w:eastAsia="ＭＳ Ｐゴシック"/>
-                <w:b/>
-                <w:sz w:val="18"/>
-              </w:rPr>
-              <w:t>IndepScore</w:t>
-            </w:r>
-          </w:p>
-        </w:tc>
-        <w:tc>
-          <w:tcPr>
-            <w:tcW w:type="dxa" w:w="1134"/>
-          </w:tcPr>
-          <w:p>
-            <w:r>
-              <w:rPr>
-                <w:rFonts w:ascii="ＭＳ Ｐゴシック" w:hAnsi="ＭＳ Ｐゴシック" w:eastAsia="ＭＳ Ｐゴシック"/>
-                <w:b/>
-                <w:sz w:val="18"/>
-              </w:rPr>
-              <w:t>QUBO割当/複合</w:t>
-            </w:r>
-          </w:p>
-        </w:tc>
-        <w:tc>
-          <w:tcPr>
-            <w:tcW w:type="dxa" w:w="1134"/>
-          </w:tcPr>
-          <w:p>
-            <w:r>
-              <w:rPr>
-                <w:rFonts w:ascii="ＭＳ Ｐゴシック" w:hAnsi="ＭＳ Ｐゴシック" w:eastAsia="ＭＳ Ｐゴシック"/>
-                <w:b/>
-                <w:sz w:val="18"/>
-              </w:rPr>
-              <w:t>QUBOScore</w:t>
-            </w:r>
-          </w:p>
-        </w:tc>
-        <w:tc>
-          <w:tcPr>
-            <w:tcW w:type="dxa" w:w="1134"/>
-          </w:tcPr>
-          <w:p>
-            <w:r>
-              <w:rPr>
-                <w:rFonts w:ascii="ＭＳ Ｐゴシック" w:hAnsi="ＭＳ Ｐゴシック" w:eastAsia="ＭＳ Ｐゴシック"/>
-                <w:b/>
-                <w:sz w:val="18"/>
-              </w:rPr>
-              <w:t>Δ%</w:t>
-            </w:r>
-          </w:p>
-        </w:tc>
-      </w:tr>
-      <w:tr>
-        <w:tc>
-          <w:tcPr>
-            <w:tcW w:type="dxa" w:w="1134"/>
-          </w:tcPr>
-          <w:p>
-            <w:r>
-              <w:rPr>
-                <w:rFonts w:ascii="ＭＳ Ｐゴシック" w:hAnsi="ＭＳ Ｐゴシック" w:eastAsia="ＭＳ Ｐゴシック"/>
-                <w:b w:val="0"/>
-                <w:sz w:val="18"/>
-              </w:rPr>
-              <w:t>10</w:t>
-            </w:r>
-          </w:p>
-        </w:tc>
-        <w:tc>
-          <w:tcPr>
-            <w:tcW w:type="dxa" w:w="1134"/>
-          </w:tcPr>
-          <w:p>
-            <w:r>
-              <w:rPr>
-                <w:rFonts w:ascii="ＭＳ Ｐゴシック" w:hAnsi="ＭＳ Ｐゴシック" w:eastAsia="ＭＳ Ｐゴシック"/>
-                <w:b w:val="0"/>
-                <w:sz w:val="18"/>
-              </w:rPr>
-              <w:t>80</w:t>
-            </w:r>
-          </w:p>
-        </w:tc>
-        <w:tc>
-          <w:tcPr>
-            <w:tcW w:type="dxa" w:w="1134"/>
-          </w:tcPr>
-          <w:p>
-            <w:r>
-              <w:rPr>
-                <w:rFonts w:ascii="ＭＳ Ｐゴシック" w:hAnsi="ＭＳ Ｐゴシック" w:eastAsia="ＭＳ Ｐゴシック"/>
-                <w:b w:val="0"/>
-                <w:sz w:val="18"/>
-              </w:rPr>
-              <w:t>13.8%</w:t>
-            </w:r>
-          </w:p>
-        </w:tc>
-        <w:tc>
-          <w:tcPr>
-            <w:tcW w:type="dxa" w:w="1134"/>
-          </w:tcPr>
-          <w:p>
-            <w:r>
-              <w:rPr>
-                <w:rFonts w:ascii="ＭＳ Ｐゴシック" w:hAnsi="ＭＳ Ｐゴシック" w:eastAsia="ＭＳ Ｐゴシック"/>
-                <w:b w:val="0"/>
-                <w:sz w:val="18"/>
-              </w:rPr>
-              <w:t>4/0</w:t>
-            </w:r>
-          </w:p>
-        </w:tc>
-        <w:tc>
-          <w:tcPr>
-            <w:tcW w:type="dxa" w:w="1134"/>
-          </w:tcPr>
-          <w:p>
-            <w:r>
-              <w:rPr>
-                <w:rFonts w:ascii="ＭＳ Ｐゴシック" w:hAnsi="ＭＳ Ｐゴシック" w:eastAsia="ＭＳ Ｐゴシック"/>
-                <w:b w:val="0"/>
-                <w:sz w:val="18"/>
-              </w:rPr>
-              <w:t>3.40</w:t>
-            </w:r>
-          </w:p>
-        </w:tc>
-        <w:tc>
-          <w:tcPr>
-            <w:tcW w:type="dxa" w:w="1134"/>
-          </w:tcPr>
-          <w:p>
-            <w:r>
-              <w:rPr>
-                <w:rFonts w:ascii="ＭＳ Ｐゴシック" w:hAnsi="ＭＳ Ｐゴシック" w:eastAsia="ＭＳ Ｐゴシック"/>
-                <w:b w:val="0"/>
-                <w:sz w:val="18"/>
-              </w:rPr>
-              <w:t>4/2</w:t>
-            </w:r>
-          </w:p>
-        </w:tc>
-        <w:tc>
-          <w:tcPr>
-            <w:tcW w:type="dxa" w:w="1134"/>
-          </w:tcPr>
-          <w:p>
-            <w:r>
-              <w:rPr>
-                <w:rFonts w:ascii="ＭＳ Ｐゴシック" w:hAnsi="ＭＳ Ｐゴシック" w:eastAsia="ＭＳ Ｐゴシック"/>
-                <w:b w:val="0"/>
-                <w:sz w:val="18"/>
-              </w:rPr>
-              <w:t>3.55</w:t>
-            </w:r>
-          </w:p>
-        </w:tc>
-        <w:tc>
-          <w:tcPr>
-            <w:tcW w:type="dxa" w:w="1134"/>
-          </w:tcPr>
-          <w:p>
-            <w:r>
-              <w:rPr>
-                <w:rFonts w:ascii="ＭＳ Ｐゴシック" w:hAnsi="ＭＳ Ｐゴシック" w:eastAsia="ＭＳ Ｐゴシック"/>
-                <w:b w:val="0"/>
-                <w:sz w:val="18"/>
-              </w:rPr>
-              <w:t>+4.2%</w:t>
-            </w:r>
-          </w:p>
-        </w:tc>
-      </w:tr>
-      <w:tr>
-        <w:tc>
-          <w:tcPr>
-            <w:tcW w:type="dxa" w:w="1134"/>
-          </w:tcPr>
-          <w:p>
-            <w:r>
-              <w:rPr>
-                <w:rFonts w:ascii="ＭＳ Ｐゴシック" w:hAnsi="ＭＳ Ｐゴシック" w:eastAsia="ＭＳ Ｐゴシック"/>
-                <w:b w:val="0"/>
-                <w:sz w:val="18"/>
-              </w:rPr>
-              <w:t>20</w:t>
-            </w:r>
-          </w:p>
-        </w:tc>
-        <w:tc>
-          <w:tcPr>
-            <w:tcW w:type="dxa" w:w="1134"/>
-          </w:tcPr>
-          <w:p>
-            <w:r>
-              <w:rPr>
-                <w:rFonts w:ascii="ＭＳ Ｐゴシック" w:hAnsi="ＭＳ Ｐゴシック" w:eastAsia="ＭＳ Ｐゴシック"/>
-                <w:b w:val="0"/>
-                <w:sz w:val="18"/>
-              </w:rPr>
-              <w:t>160</w:t>
-            </w:r>
-          </w:p>
-        </w:tc>
-        <w:tc>
-          <w:tcPr>
-            <w:tcW w:type="dxa" w:w="1134"/>
-          </w:tcPr>
-          <w:p>
-            <w:r>
-              <w:rPr>
-                <w:rFonts w:ascii="ＭＳ Ｐゴシック" w:hAnsi="ＭＳ Ｐゴシック" w:eastAsia="ＭＳ Ｐゴシック"/>
-                <w:b w:val="0"/>
-                <w:sz w:val="18"/>
-              </w:rPr>
-              <w:t>11.9%</w:t>
-            </w:r>
-          </w:p>
-        </w:tc>
-        <w:tc>
-          <w:tcPr>
-            <w:tcW w:type="dxa" w:w="1134"/>
-          </w:tcPr>
-          <w:p>
-            <w:r>
-              <w:rPr>
-                <w:rFonts w:ascii="ＭＳ Ｐゴシック" w:hAnsi="ＭＳ Ｐゴシック" w:eastAsia="ＭＳ Ｐゴシック"/>
-                <w:b w:val="0"/>
-                <w:sz w:val="18"/>
-              </w:rPr>
-              <w:t>4/0</w:t>
-            </w:r>
-          </w:p>
-        </w:tc>
-        <w:tc>
-          <w:tcPr>
-            <w:tcW w:type="dxa" w:w="1134"/>
-          </w:tcPr>
-          <w:p>
-            <w:r>
-              <w:rPr>
-                <w:rFonts w:ascii="ＭＳ Ｐゴシック" w:hAnsi="ＭＳ Ｐゴシック" w:eastAsia="ＭＳ Ｐゴシック"/>
-                <w:b w:val="0"/>
-                <w:sz w:val="18"/>
-              </w:rPr>
-              <w:t>3.58</w:t>
-            </w:r>
-          </w:p>
-        </w:tc>
-        <w:tc>
-          <w:tcPr>
-            <w:tcW w:type="dxa" w:w="1134"/>
-          </w:tcPr>
-          <w:p>
-            <w:r>
-              <w:rPr>
-                <w:rFonts w:ascii="ＭＳ Ｐゴシック" w:hAnsi="ＭＳ Ｐゴシック" w:eastAsia="ＭＳ Ｐゴシック"/>
-                <w:b w:val="0"/>
-                <w:sz w:val="18"/>
-              </w:rPr>
-              <w:t>4/2</w:t>
-            </w:r>
-          </w:p>
-        </w:tc>
-        <w:tc>
-          <w:tcPr>
-            <w:tcW w:type="dxa" w:w="1134"/>
-          </w:tcPr>
-          <w:p>
-            <w:r>
-              <w:rPr>
-                <w:rFonts w:ascii="ＭＳ Ｐゴシック" w:hAnsi="ＭＳ Ｐゴシック" w:eastAsia="ＭＳ Ｐゴシック"/>
-                <w:b w:val="0"/>
-                <w:sz w:val="18"/>
-              </w:rPr>
-              <w:t>3.48</w:t>
-            </w:r>
-          </w:p>
-        </w:tc>
-        <w:tc>
-          <w:tcPr>
-            <w:tcW w:type="dxa" w:w="1134"/>
-          </w:tcPr>
-          <w:p>
-            <w:r>
-              <w:rPr>
-                <w:rFonts w:ascii="ＭＳ Ｐゴシック" w:hAnsi="ＭＳ Ｐゴシック" w:eastAsia="ＭＳ Ｐゴシック"/>
-                <w:b w:val="0"/>
-                <w:sz w:val="18"/>
-              </w:rPr>
-              <w:t>-2.8%</w:t>
-            </w:r>
-          </w:p>
-        </w:tc>
-      </w:tr>
-      <w:tr>
-        <w:tc>
-          <w:tcPr>
-            <w:tcW w:type="dxa" w:w="1134"/>
-          </w:tcPr>
-          <w:p>
-            <w:r>
-              <w:rPr>
-                <w:rFonts w:ascii="ＭＳ Ｐゴシック" w:hAnsi="ＭＳ Ｐゴシック" w:eastAsia="ＭＳ Ｐゴシック"/>
-                <w:b w:val="0"/>
-                <w:sz w:val="18"/>
-              </w:rPr>
-              <w:t>30</w:t>
-            </w:r>
-          </w:p>
-        </w:tc>
-        <w:tc>
-          <w:tcPr>
-            <w:tcW w:type="dxa" w:w="1134"/>
-          </w:tcPr>
-          <w:p>
-            <w:r>
-              <w:rPr>
-                <w:rFonts w:ascii="ＭＳ Ｐゴシック" w:hAnsi="ＭＳ Ｐゴシック" w:eastAsia="ＭＳ Ｐゴシック"/>
-                <w:b w:val="0"/>
-                <w:sz w:val="18"/>
-              </w:rPr>
-              <w:t>240</w:t>
-            </w:r>
-          </w:p>
-        </w:tc>
-        <w:tc>
-          <w:tcPr>
-            <w:tcW w:type="dxa" w:w="1134"/>
-          </w:tcPr>
-          <w:p>
-            <w:r>
-              <w:rPr>
-                <w:rFonts w:ascii="ＭＳ Ｐゴシック" w:hAnsi="ＭＳ Ｐゴシック" w:eastAsia="ＭＳ Ｐゴシック"/>
-                <w:b w:val="0"/>
-                <w:sz w:val="18"/>
-              </w:rPr>
-              <w:t>10.4%</w:t>
-            </w:r>
-          </w:p>
-        </w:tc>
-        <w:tc>
-          <w:tcPr>
-            <w:tcW w:type="dxa" w:w="1134"/>
-          </w:tcPr>
-          <w:p>
-            <w:r>
-              <w:rPr>
-                <w:rFonts w:ascii="ＭＳ Ｐゴシック" w:hAnsi="ＭＳ Ｐゴシック" w:eastAsia="ＭＳ Ｐゴシック"/>
-                <w:b w:val="0"/>
-                <w:sz w:val="18"/>
-              </w:rPr>
-              <w:t>4/0</w:t>
-            </w:r>
-          </w:p>
-        </w:tc>
-        <w:tc>
-          <w:tcPr>
-            <w:tcW w:type="dxa" w:w="1134"/>
-          </w:tcPr>
-          <w:p>
-            <w:r>
-              <w:rPr>
-                <w:rFonts w:ascii="ＭＳ Ｐゴシック" w:hAnsi="ＭＳ Ｐゴシック" w:eastAsia="ＭＳ Ｐゴシック"/>
-                <w:b w:val="0"/>
-                <w:sz w:val="18"/>
-              </w:rPr>
-              <w:t>3.63</w:t>
-            </w:r>
-          </w:p>
-        </w:tc>
-        <w:tc>
-          <w:tcPr>
-            <w:tcW w:type="dxa" w:w="1134"/>
-          </w:tcPr>
-          <w:p>
-            <w:r>
-              <w:rPr>
-                <w:rFonts w:ascii="ＭＳ Ｐゴシック" w:hAnsi="ＭＳ Ｐゴシック" w:eastAsia="ＭＳ Ｐゴシック"/>
-                <w:b w:val="0"/>
-                <w:sz w:val="18"/>
-              </w:rPr>
-              <w:t>4/2</w:t>
-            </w:r>
-          </w:p>
-        </w:tc>
-        <w:tc>
-          <w:tcPr>
-            <w:tcW w:type="dxa" w:w="1134"/>
-          </w:tcPr>
-          <w:p>
-            <w:r>
-              <w:rPr>
-                <w:rFonts w:ascii="ＭＳ Ｐゴシック" w:hAnsi="ＭＳ Ｐゴシック" w:eastAsia="ＭＳ Ｐゴシック"/>
-                <w:b w:val="0"/>
-                <w:sz w:val="18"/>
-              </w:rPr>
-              <w:t>3.57</w:t>
-            </w:r>
-          </w:p>
-        </w:tc>
-        <w:tc>
-          <w:tcPr>
-            <w:tcW w:type="dxa" w:w="1134"/>
-          </w:tcPr>
-          <w:p>
-            <w:r>
-              <w:rPr>
-                <w:rFonts w:ascii="ＭＳ Ｐゴシック" w:hAnsi="ＭＳ Ｐゴシック" w:eastAsia="ＭＳ Ｐゴシック"/>
-                <w:b w:val="0"/>
-                <w:sz w:val="18"/>
-              </w:rPr>
-              <w:t>-1.8%</w:t>
-            </w:r>
-          </w:p>
-        </w:tc>
-      </w:tr>
-      <w:tr>
-        <w:tc>
-          <w:tcPr>
-            <w:tcW w:type="dxa" w:w="1134"/>
-          </w:tcPr>
-          <w:p>
-            <w:r>
-              <w:rPr>
-                <w:rFonts w:ascii="ＭＳ Ｐゴシック" w:hAnsi="ＭＳ Ｐゴシック" w:eastAsia="ＭＳ Ｐゴシック"/>
-                <w:b w:val="0"/>
-                <w:sz w:val="18"/>
-              </w:rPr>
-              <w:t>50</w:t>
-            </w:r>
-          </w:p>
-        </w:tc>
-        <w:tc>
-          <w:tcPr>
-            <w:tcW w:type="dxa" w:w="1134"/>
-          </w:tcPr>
-          <w:p>
-            <w:r>
-              <w:rPr>
-                <w:rFonts w:ascii="ＭＳ Ｐゴシック" w:hAnsi="ＭＳ Ｐゴシック" w:eastAsia="ＭＳ Ｐゴシック"/>
-                <w:b w:val="0"/>
-                <w:sz w:val="18"/>
-              </w:rPr>
-              <w:t>400</w:t>
-            </w:r>
-          </w:p>
-        </w:tc>
-        <w:tc>
-          <w:tcPr>
-            <w:tcW w:type="dxa" w:w="1134"/>
-          </w:tcPr>
-          <w:p>
-            <w:r>
-              <w:rPr>
-                <w:rFonts w:ascii="ＭＳ Ｐゴシック" w:hAnsi="ＭＳ Ｐゴシック" w:eastAsia="ＭＳ Ｐゴシック"/>
-                <w:b w:val="0"/>
-                <w:sz w:val="18"/>
-              </w:rPr>
-              <w:t>10.2%</w:t>
-            </w:r>
-          </w:p>
-        </w:tc>
-        <w:tc>
-          <w:tcPr>
-            <w:tcW w:type="dxa" w:w="1134"/>
-          </w:tcPr>
-          <w:p>
-            <w:r>
-              <w:rPr>
-                <w:rFonts w:ascii="ＭＳ Ｐゴシック" w:hAnsi="ＭＳ Ｐゴシック" w:eastAsia="ＭＳ Ｐゴシック"/>
-                <w:b w:val="0"/>
-                <w:sz w:val="18"/>
-              </w:rPr>
-              <w:t>4/0</w:t>
-            </w:r>
-          </w:p>
-        </w:tc>
-        <w:tc>
-          <w:tcPr>
-            <w:tcW w:type="dxa" w:w="1134"/>
-          </w:tcPr>
-          <w:p>
-            <w:r>
-              <w:rPr>
-                <w:rFonts w:ascii="ＭＳ Ｐゴシック" w:hAnsi="ＭＳ Ｐゴシック" w:eastAsia="ＭＳ Ｐゴシック"/>
-                <w:b w:val="0"/>
-                <w:sz w:val="18"/>
-              </w:rPr>
-              <w:t>3.64</w:t>
-            </w:r>
-          </w:p>
-        </w:tc>
-        <w:tc>
-          <w:tcPr>
-            <w:tcW w:type="dxa" w:w="1134"/>
-          </w:tcPr>
-          <w:p>
-            <w:r>
-              <w:rPr>
-                <w:rFonts w:ascii="ＭＳ Ｐゴシック" w:hAnsi="ＭＳ Ｐゴシック" w:eastAsia="ＭＳ Ｐゴシック"/>
-                <w:b w:val="0"/>
-                <w:sz w:val="18"/>
-              </w:rPr>
-              <w:t>4/2</w:t>
-            </w:r>
-          </w:p>
-        </w:tc>
-        <w:tc>
-          <w:tcPr>
-            <w:tcW w:type="dxa" w:w="1134"/>
-          </w:tcPr>
-          <w:p>
-            <w:r>
-              <w:rPr>
-                <w:rFonts w:ascii="ＭＳ Ｐゴシック" w:hAnsi="ＭＳ Ｐゴシック" w:eastAsia="ＭＳ Ｐゴシック"/>
-                <w:b w:val="0"/>
-                <w:sz w:val="18"/>
-              </w:rPr>
-              <w:t>3.65</w:t>
-            </w:r>
-          </w:p>
-        </w:tc>
-        <w:tc>
-          <w:tcPr>
-            <w:tcW w:type="dxa" w:w="1134"/>
-          </w:tcPr>
-          <w:p>
-            <w:r>
-              <w:rPr>
-                <w:rFonts w:ascii="ＭＳ Ｐゴシック" w:hAnsi="ＭＳ Ｐゴシック" w:eastAsia="ＭＳ Ｐゴシック"/>
-                <w:b w:val="0"/>
-                <w:sz w:val="18"/>
-              </w:rPr>
-              <w:t>+0.2%</w:t>
-            </w:r>
-          </w:p>
-        </w:tc>
-      </w:tr>
-    </w:tbl>
-    <w:p/>
-    <w:p>
-      <w:r>
-        <w:rPr>
-          <w:rFonts w:ascii="ＭＳ Ｐゴシック" w:hAnsi="ＭＳ Ｐゴシック" w:eastAsia="ＭＳ Ｐゴシック"/>
-          <w:b w:val="0"/>
-          <w:sz w:val="22"/>
-        </w:rPr>
-        <w:t>※ スコアはcomposite_score（ABO適合性×重み付き合計）の総和。「割当/複合」はマッチ数/複合移植患者に両方の臓器を割り当てた数。</w:t>
-      </w:r>
-    </w:p>
-    <w:p>
+        <w:t>厳密最適に完全一致</w:t>
+      </w:r>
+      <w:r>
+        <w:rPr>
+          <w:rFonts w:ascii="ＭＳ Ｐゴシック" w:hAnsi="ＭＳ Ｐゴシック" w:eastAsia="ＭＳ Ｐゴシック"/>
+          <w:b w:val="0"/>
+          <w:sz w:val="22"/>
+        </w:rPr>
+        <w:t>した。</w:t>
+      </w:r>
+    </w:p>
+    <w:p>
+      <w:pPr>
+        <w:pStyle w:val="a9"/>
+        <w:ind w:left="360"/>
+      </w:pPr>
+      <w:r>
+        <w:rPr>
+          <w:rFonts w:ascii="ＭＳ Ｐゴシック" w:hAnsi="ＭＳ Ｐゴシック" w:eastAsia="ＭＳ Ｐゴシック"/>
+          <w:b w:val="0"/>
+          <w:sz w:val="22"/>
+        </w:rPr>
+        <w:t xml:space="preserve">• </w:t>
+      </w:r>
+      <w:r>
+        <w:rPr>
+          <w:rFonts w:ascii="ＭＳ Ｐゴシック" w:hAnsi="ＭＳ Ｐゴシック" w:eastAsia="ＭＳ Ｐゴシック"/>
+          <w:b w:val="0"/>
+          <w:sz w:val="22"/>
+        </w:rPr>
+        <w:t>差は規模とともに単調拡大（+1.5→+3.8、約25〜30%多い移植）し、</w:t>
+      </w:r>
+    </w:p>
+    <w:p>
+      <w:r>
+        <w:rPr>
+          <w:rFonts w:ascii="ＭＳ Ｐゴシック" w:hAnsi="ＭＳ Ｐゴシック" w:eastAsia="ＭＳ Ｐゴシック"/>
+          <w:b w:val="0"/>
+          <w:sz w:val="22"/>
+        </w:rPr>
+        <w:t xml:space="preserve">  分離可能な臓器割当と異なり</w:t>
+      </w:r>
       <w:r>
         <w:rPr>
           <w:rFonts w:ascii="ＭＳ Ｐゴシック" w:hAnsi="ＭＳ Ｐゴシック" w:eastAsia="ＭＳ Ｐゴシック"/>
           <w:b/>
           <w:sz w:val="22"/>
         </w:rPr>
-        <w:t>核心的知見: QUBOの優位性はスコアではなく複合移植患者への対応にある。</w:t>
-      </w:r>
-    </w:p>
-    <w:p>
-      <w:r>
-        <w:rPr>
-          <w:rFonts w:ascii="ＭＳ Ｐゴシック" w:hAnsi="ＭＳ Ｐゴシック" w:eastAsia="ＭＳ Ｐゴシック"/>
-          <w:b w:val="0"/>
-          <w:sz w:val="22"/>
-        </w:rPr>
-        <w:t>スコア差は±数%で統計的に有意とは言えない。しかし質的差は決定的である:</w:t>
-      </w:r>
-    </w:p>
-    <w:p>
-      <w:r>
-        <w:rPr>
-          <w:rFonts w:ascii="ＭＳ Ｐゴシック" w:hAnsi="ＭＳ Ｐゴシック" w:eastAsia="ＭＳ Ｐゴシック"/>
-          <w:b w:val="0"/>
-          <w:sz w:val="22"/>
-        </w:rPr>
-        <w:t>Independent greedyは全シナリオで</w:t>
-      </w:r>
+        <w:t>消えない</w:t>
+      </w:r>
+      <w:r>
+        <w:rPr>
+          <w:rFonts w:ascii="ＭＳ Ｐゴシック" w:hAnsi="ＭＳ Ｐゴシック" w:eastAsia="ＭＳ Ｐゴシック"/>
+          <w:b w:val="0"/>
+          <w:sz w:val="22"/>
+        </w:rPr>
+        <w:t>。</w:t>
+      </w:r>
+    </w:p>
+    <w:p>
+      <w:pPr>
+        <w:pStyle w:val="a9"/>
+        <w:ind w:left="360"/>
+      </w:pPr>
+      <w:r>
+        <w:rPr>
+          <w:rFonts w:ascii="ＭＳ Ｐゴシック" w:hAnsi="ＭＳ Ｐゴシック" w:eastAsia="ＭＳ Ｐゴシック"/>
+          <w:b w:val="0"/>
+          <w:sz w:val="22"/>
+        </w:rPr>
+        <w:t xml:space="preserve">• </w:t>
+      </w:r>
+      <w:r>
+        <w:rPr>
+          <w:rFonts w:ascii="ＭＳ Ｐゴシック" w:hAnsi="ＭＳ Ｐゴシック" w:eastAsia="ＭＳ Ｐゴシック"/>
+          <w:b w:val="0"/>
+          <w:sz w:val="22"/>
+        </w:rPr>
+        <w:t>N≥45では候補サイクル数が爆発し、厳密解（分枝限定）も大規模化する。</w:t>
+      </w:r>
+    </w:p>
+    <w:p>
+      <w:r>
+        <w:rPr>
+          <w:rFonts w:ascii="ＭＳ Ｐゴシック" w:hAnsi="ＭＳ Ｐゴシック" w:eastAsia="ＭＳ Ｐゴシック"/>
+          <w:b w:val="0"/>
+          <w:sz w:val="22"/>
+        </w:rPr>
+        <w:t xml:space="preserve">  これは「規模拡大で厳密解が破綻し、スケーラブルなアニーリング求解が要る」領域の入口であり、</w:t>
+      </w:r>
+    </w:p>
+    <w:p>
+      <w:r>
+        <w:rPr>
+          <w:rFonts w:ascii="ＭＳ Ｐゴシック" w:hAnsi="ＭＳ Ｐゴシック" w:eastAsia="ＭＳ Ｐゴシック"/>
+          <w:b w:val="0"/>
+          <w:sz w:val="22"/>
+        </w:rPr>
+        <w:t xml:space="preserve">  量子アニーリング実機が想定する適用先である。</w:t>
+      </w:r>
+    </w:p>
+    <w:p>
       <w:r>
         <w:rPr>
           <w:rFonts w:ascii="ＭＳ Ｐゴシック" w:hAnsi="ＭＳ Ｐゴシック" w:eastAsia="ＭＳ Ｐゴシック"/>
           <w:b/>
           <w:sz w:val="22"/>
         </w:rPr>
-        <w:t>複合移植患者への完全な臓器割当が0件</w:t>
-      </w:r>
-      <w:r>
-        <w:rPr>
-          <w:rFonts w:ascii="ＭＳ Ｐゴシック" w:hAnsi="ＭＳ Ｐゴシック" w:eastAsia="ＭＳ Ｐゴシック"/>
-          <w:b w:val="0"/>
-          <w:sz w:val="22"/>
-        </w:rPr>
-        <w:t>。</w:t>
-      </w:r>
-    </w:p>
-    <w:p>
-      <w:r>
-        <w:rPr>
-          <w:rFonts w:ascii="ＭＳ Ｐゴシック" w:hAnsi="ＭＳ Ｐゴシック" w:eastAsia="ＭＳ Ｐゴシック"/>
-          <w:b w:val="0"/>
-          <w:sz w:val="22"/>
-        </w:rPr>
-        <w:t>臓器を独立に最適化するため、肝腎同時移植を必要とする患者に肝臓は割り当てるが</w:t>
-      </w:r>
-    </w:p>
-    <w:p>
-      <w:r>
-        <w:rPr>
-          <w:rFonts w:ascii="ＭＳ Ｐゴシック" w:hAnsi="ＭＳ Ｐゴシック" w:eastAsia="ＭＳ Ｐゴシック"/>
-          <w:b w:val="0"/>
-          <w:sz w:val="22"/>
-        </w:rPr>
-        <w:t>腎臓は別の患者に渡す。臨床的にこれは臓器の浪費に等しい</w:t>
-      </w:r>
-    </w:p>
-    <w:p>
-      <w:r>
-        <w:rPr>
-          <w:rFonts w:ascii="ＭＳ Ｐゴシック" w:hAnsi="ＭＳ Ｐゴシック" w:eastAsia="ＭＳ Ｐゴシック"/>
-          <w:b w:val="0"/>
-          <w:sz w:val="22"/>
-        </w:rPr>
-        <w:t>（肝腎同時移植が必要な患者は、肝臓のみでは生存できないケースが多い）。</w:t>
-      </w:r>
-    </w:p>
-    <w:p>
-      <w:r>
-        <w:rPr>
-          <w:rFonts w:ascii="ＭＳ Ｐゴシック" w:hAnsi="ＭＳ Ｐゴシック" w:eastAsia="ＭＳ Ｐゴシック"/>
-          <w:b w:val="0"/>
-          <w:sz w:val="22"/>
-        </w:rPr>
-        <w:t>QUBO joint optimizationは全シナリオで</w:t>
-      </w:r>
+        <w:t>プライバシーとの結合が本研究の新規性:</w:t>
+      </w:r>
+    </w:p>
+    <w:p>
+      <w:r>
+        <w:rPr>
+          <w:rFonts w:ascii="ＭＳ Ｐゴシック" w:hAnsi="ＭＳ Ｐゴシック" w:eastAsia="ＭＳ Ｐゴシック"/>
+          <w:b w:val="0"/>
+          <w:sz w:val="22"/>
+        </w:rPr>
+        <w:t>交換cycle-coverをQUBOで解くこと自体は先行研究（Accenture/D-Wave特許 2020）に存在するが、</w:t>
+      </w:r>
+    </w:p>
+    <w:p>
       <w:r>
         <w:rPr>
           <w:rFonts w:ascii="ＭＳ Ｐゴシック" w:hAnsi="ＭＳ Ｐゴシック" w:eastAsia="ＭＳ Ｐゴシック"/>
           <w:b/>
           <w:sz w:val="22"/>
         </w:rPr>
-        <w:t>2-4人の複合移植患者に両方の臓器を割り当てている</w:t>
-      </w:r>
-      <w:r>
-        <w:rPr>
-          <w:rFonts w:ascii="ＭＳ Ｐゴシック" w:hAnsi="ＭＳ Ｐゴシック" w:eastAsia="ＭＳ Ｐゴシック"/>
-          <w:b w:val="0"/>
-          <w:sz w:val="22"/>
-        </w:rPr>
-        <w:t>。</w:t>
-      </w:r>
-    </w:p>
-    <w:p>
-      <w:r>
-        <w:rPr>
-          <w:rFonts w:ascii="ＭＳ Ｐゴシック" w:hAnsi="ＭＳ Ｐゴシック" w:eastAsia="ＭＳ Ｐゴシック"/>
-          <w:b w:val="0"/>
-          <w:sz w:val="22"/>
-        </w:rPr>
-        <w:t>臓器間の依存関係をQUBO定式化のボーナス項として表現し、</w:t>
-      </w:r>
-    </w:p>
-    <w:p>
-      <w:r>
-        <w:rPr>
-          <w:rFonts w:ascii="ＭＳ Ｐゴシック" w:hAnsi="ＭＳ Ｐゴシック" w:eastAsia="ＭＳ Ｐゴシック"/>
-          <w:b w:val="0"/>
-          <w:sz w:val="22"/>
-        </w:rPr>
-        <w:t>「肝臓+腎臓を同一患者に配分する方が全体の社会的価値が高い」場合に</w:t>
-      </w:r>
-    </w:p>
-    <w:p>
-      <w:r>
-        <w:rPr>
-          <w:rFonts w:ascii="ＭＳ Ｐゴシック" w:hAnsi="ＭＳ Ｐゴシック" w:eastAsia="ＭＳ Ｐゴシック"/>
-          <w:b w:val="0"/>
-          <w:sz w:val="22"/>
-        </w:rPr>
-        <w:t>単一臓器の最高スコア患者より複合移植患者を優先する判断を自律的に行う。</w:t>
-      </w:r>
-    </w:p>
-    <w:p>
-      <w:r>
-        <w:rPr>
-          <w:rFonts w:ascii="ＭＳ Ｐゴシック" w:hAnsi="ＭＳ Ｐゴシック" w:eastAsia="ＭＳ Ｐゴシック"/>
-          <w:b/>
-          <w:sz w:val="22"/>
-        </w:rPr>
-        <w:t>多臓器同時割当の計算論的意義:</w:t>
-      </w:r>
-    </w:p>
-    <w:p>
-      <w:r>
-        <w:rPr>
-          <w:rFonts w:ascii="ＭＳ Ｐゴシック" w:hAnsi="ＭＳ Ｐゴシック" w:eastAsia="ＭＳ Ｐゴシック"/>
-          <w:b w:val="0"/>
-          <w:sz w:val="22"/>
-        </w:rPr>
-        <w:t>単一臓器二部マッチングはHungarian法でP問題として最適解が得られるが、</w:t>
-      </w:r>
-    </w:p>
-    <w:p>
-      <w:r>
-        <w:rPr>
-          <w:rFonts w:ascii="ＭＳ Ｐゴシック" w:hAnsi="ＭＳ Ｐゴシック" w:eastAsia="ＭＳ Ｐゴシック"/>
-          <w:b w:val="0"/>
-          <w:sz w:val="22"/>
-        </w:rPr>
-        <w:t>K≥3臓器の同時割当は多次元マッチング（NP困難、Karp 1972）に帰着する。</w:t>
-      </w:r>
-    </w:p>
-    <w:p>
-      <w:r>
-        <w:rPr>
-          <w:rFonts w:ascii="ＭＳ Ｐゴシック" w:hAnsi="ＭＳ Ｐゴシック" w:eastAsia="ＭＳ Ｐゴシック"/>
-          <w:b w:val="0"/>
-          <w:sz w:val="22"/>
-        </w:rPr>
-        <w:t>QUBOソルバーの本質的優位性は、スコア最適化ではなく、</w:t>
-      </w:r>
-    </w:p>
-    <w:p>
-      <w:r>
-        <w:rPr>
-          <w:rFonts w:ascii="ＭＳ Ｐゴシック" w:hAnsi="ＭＳ Ｐゴシック" w:eastAsia="ＭＳ Ｐゴシック"/>
-          <w:b w:val="0"/>
-          <w:sz w:val="22"/>
-        </w:rPr>
-        <w:t>Independentでは構造的に不可能な臓器間相互依存の考慮にある。</w:t>
+        <w:t>生データの中央集権的管理を前提とし、プライバシー保護は皆無</w:t>
+      </w:r>
+      <w:r>
+        <w:rPr>
+          <w:rFonts w:ascii="ＭＳ Ｐゴシック" w:hAnsi="ＭＳ Ｐゴシック" w:eastAsia="ＭＳ Ｐゴシック"/>
+          <w:b w:val="0"/>
+          <w:sz w:val="22"/>
+        </w:rPr>
+        <w:t>である。</w:t>
+      </w:r>
+    </w:p>
+    <w:p>
+      <w:r>
+        <w:rPr>
+          <w:rFonts w:ascii="ＭＳ Ｐゴシック" w:hAnsi="ＭＳ Ｐゴシック" w:eastAsia="ＭＳ Ｐゴシック"/>
+          <w:b w:val="0"/>
+          <w:sz w:val="22"/>
+        </w:rPr>
+        <w:t>一方、プライバシー保護交換（Breuer et al. 2020-2024）は部分準同型（Paillier）のMPCに留まり、</w:t>
+      </w:r>
+    </w:p>
+    <w:p>
+      <w:r>
+        <w:rPr>
+          <w:rFonts w:ascii="ＭＳ Ｐゴシック" w:hAnsi="ＭＳ Ｐゴシック" w:eastAsia="ＭＳ Ｐゴシック"/>
+          <w:b w:val="0"/>
+          <w:sz w:val="22"/>
+        </w:rPr>
+        <w:t>暗号化したままの複雑な最適化も量子求解も行えない。</w:t>
+      </w:r>
+    </w:p>
+    <w:p>
+      <w:r>
+        <w:rPr>
+          <w:rFonts w:ascii="ＭＳ Ｐゴシック" w:hAnsi="ＭＳ Ｐゴシック" w:eastAsia="ＭＳ Ｐゴシック"/>
+          <w:b w:val="0"/>
+          <w:sz w:val="22"/>
+        </w:rPr>
+        <w:t>Niobiは、**真にNP困難な交換cycle-coverを、FHE計算層・PQC保護層・ZKP検証層の上で</w:t>
+      </w:r>
+    </w:p>
+    <w:p>
+      <w:r>
+        <w:rPr>
+          <w:rFonts w:ascii="ＭＳ Ｐゴシック" w:hAnsi="ＭＳ Ｐゴシック" w:eastAsia="ＭＳ Ｐゴシック"/>
+          <w:b w:val="0"/>
+          <w:sz w:val="22"/>
+        </w:rPr>
+        <w:t>秘匿したまま解く**点に新規性がある（3.1節の比較表）。</w:t>
+      </w:r>
+    </w:p>
+    <w:p>
+      <w:r>
+        <w:rPr>
+          <w:rFonts w:ascii="ＭＳ Ｐゴシック" w:hAnsi="ＭＳ Ｐゴシック" w:eastAsia="ＭＳ Ｐゴシック"/>
+          <w:b w:val="0"/>
+          <w:sz w:val="22"/>
+        </w:rPr>
+        <w:t>argoが各リンク（i→j）の適合性を中身非開示で証明し、匿名の適合性証明からチェーンが組み立てられる。</w:t>
       </w:r>
     </w:p>
     <w:p>
@@ -18880,15 +17921,15 @@
           <w:b/>
           <w:sz w:val="22"/>
         </w:rPr>
-        <w:t>多臓器同時割当のQUBOベンチマーク</w:t>
-      </w:r>
-      <w:r>
-        <w:rPr>
-          <w:rFonts w:ascii="ＭＳ Ｐゴシック" w:hAnsi="ＭＳ Ｐゴシック" w:eastAsia="ＭＳ Ｐゴシック"/>
-          <w:b w:val="0"/>
-          <w:sz w:val="22"/>
-        </w:rPr>
-        <w:t>: 4.2節後半にOPTN/SRTR 2023文献値に基づくベンチマークを実装済み。QUBOの優位性はスコアではなく複合移植患者への質的対応にあることを実証した。今後の課題は、より大規模なN（N≥100）および3ドナー以上の同時発生ケースでの検証、ならびに複合移植完全対応による待機中死亡減少の定量的推定。</w:t>
+        <w:t>交換cycle-coverの大規模化と量子実機検証</w:t>
+      </w:r>
+      <w:r>
+        <w:rPr>
+          <w:rFonts w:ascii="ＭＳ Ｐゴシック" w:hAnsi="ＭＳ Ｐゴシック" w:eastAsia="ＭＳ Ｐゴシック"/>
+          <w:b w:val="0"/>
+          <w:sz w:val="22"/>
+        </w:rPr>
+        <w:t>: 4.2節で交換サイクル被覆のQUBO化を実装し、貪欲に対する優位（8/8勝利、厳密最適一致、規模で差拡大）を実証した。あわせて多臓器同時割当は救命数の観点で分離可能であり量子優位が無いことも確認した（負の結果として報告）。今後の課題は、4-way以上の長鎖、N≥100の大規模プールでの検証、候補サイクル数爆発に対する列生成（column generation）の導入、ならびにD-Wave実機での求解時間・解品質の比較。</w:t>
       </w:r>
     </w:p>
     <w:p>
@@ -19776,141 +18817,241 @@
           <w:b w:val="0"/>
           <w:sz w:val="22"/>
         </w:rPr>
-        <w:t>単一臓器の重み付き二部マッチングはHungarian法でO(N³)で最適解が得られ、</w:t>
-      </w:r>
-    </w:p>
-    <w:p>
-      <w:r>
-        <w:rPr>
-          <w:rFonts w:ascii="ＭＳ Ｐゴシック" w:hAnsi="ＭＳ Ｐゴシック" w:eastAsia="ＭＳ Ｐゴシック"/>
-          <w:b w:val="0"/>
-          <w:sz w:val="22"/>
-        </w:rPr>
-        <w:t>量子コンピュータは不要である。量子（QUBO定式化）の有用性は</w:t>
-      </w:r>
-    </w:p>
-    <w:p>
+        <w:t>本研究は、臓器配分に現れる2種類の最適化問題でQUBO（量子アニーリングと同一定式化）を</w:t>
+      </w:r>
+    </w:p>
+    <w:p>
+      <w:r>
+        <w:rPr>
+          <w:rFonts w:ascii="ＭＳ Ｐゴシック" w:hAnsi="ＭＳ Ｐゴシック" w:eastAsia="ＭＳ Ｐゴシック"/>
+          <w:b w:val="0"/>
+          <w:sz w:val="22"/>
+        </w:rPr>
+        <w:t>実装・検証し、量子有用性が</w:t>
+      </w:r>
       <w:r>
         <w:rPr>
           <w:rFonts w:ascii="ＭＳ Ｐゴシック" w:hAnsi="ＭＳ Ｐゴシック" w:eastAsia="ＭＳ Ｐゴシック"/>
           <w:b/>
           <w:sz w:val="22"/>
         </w:rPr>
-        <w:t>多臓器同時割当</w:t>
-      </w:r>
-      <w:r>
-        <w:rPr>
-          <w:rFonts w:ascii="ＭＳ Ｐゴシック" w:hAnsi="ＭＳ Ｐゴシック" w:eastAsia="ＭＳ Ｐゴシック"/>
-          <w:b w:val="0"/>
-          <w:sz w:val="22"/>
-        </w:rPr>
-        <w:t>において発現する。</w:t>
-      </w:r>
-    </w:p>
-    <w:p>
-      <w:r>
-        <w:rPr>
-          <w:rFonts w:ascii="ＭＳ Ｐゴシック" w:hAnsi="ＭＳ Ｐゴシック" w:eastAsia="ＭＳ Ｐゴシック"/>
-          <w:b w:val="0"/>
-          <w:sz w:val="22"/>
-        </w:rPr>
-        <w:t>脳死ドナー1人から最大8臓器を同時に最適配分する問題は</w:t>
-      </w:r>
-    </w:p>
-    <w:p>
-      <w:r>
-        <w:rPr>
-          <w:rFonts w:ascii="ＭＳ Ｐゴシック" w:hAnsi="ＭＳ Ｐゴシック" w:eastAsia="ＭＳ Ｐゴシック"/>
-          <w:b w:val="0"/>
-          <w:sz w:val="22"/>
-        </w:rPr>
-        <w:t>多次元マッチング（k≥3でNP困難）であり、Hungarian法は適用できない。</w:t>
-      </w:r>
-    </w:p>
-    <w:p>
-      <w:r>
-        <w:rPr>
-          <w:rFonts w:ascii="ＭＳ Ｐゴシック" w:hAnsi="ＭＳ Ｐゴシック" w:eastAsia="ＭＳ Ｐゴシック"/>
-          <w:b w:val="0"/>
-          <w:sz w:val="22"/>
-        </w:rPr>
-        <w:t>4.2節の多臓器ベンチマーク（OPTN/SRTR 2023文献値に基づくパラメータ設定）において、</w:t>
-      </w:r>
-    </w:p>
-    <w:p>
-      <w:r>
-        <w:rPr>
-          <w:rFonts w:ascii="ＭＳ Ｐゴシック" w:hAnsi="ＭＳ Ｐゴシック" w:eastAsia="ＭＳ Ｐゴシック"/>
-          <w:b w:val="0"/>
-          <w:sz w:val="22"/>
-        </w:rPr>
-        <w:t>QUBOの優位性はスコアではなく</w:t>
-      </w:r>
+        <w:t>どこに在り、どこに無いか</w:t>
+      </w:r>
+      <w:r>
+        <w:rPr>
+          <w:rFonts w:ascii="ＭＳ Ｐゴシック" w:hAnsi="ＭＳ Ｐゴシック" w:eastAsia="ＭＳ Ｐゴシック"/>
+          <w:b w:val="0"/>
+          <w:sz w:val="22"/>
+        </w:rPr>
+        <w:t>を実証的に切り分けた。</w:t>
+      </w:r>
+    </w:p>
+    <w:p>
       <w:r>
         <w:rPr>
           <w:rFonts w:ascii="ＭＳ Ｐゴシック" w:hAnsi="ＭＳ Ｐゴシック" w:eastAsia="ＭＳ Ｐゴシック"/>
           <w:b/>
           <w:sz w:val="22"/>
         </w:rPr>
-        <w:t>複合移植患者への質的対応</w:t>
-      </w:r>
-      <w:r>
-        <w:rPr>
-          <w:rFonts w:ascii="ＭＳ Ｐゴシック" w:hAnsi="ＭＳ Ｐゴシック" w:eastAsia="ＭＳ Ｐゴシック"/>
-          <w:b w:val="0"/>
-          <w:sz w:val="22"/>
-        </w:rPr>
-        <w:t>にあることを実証した。</w:t>
-      </w:r>
-    </w:p>
-    <w:p>
-      <w:r>
-        <w:rPr>
-          <w:rFonts w:ascii="ＭＳ Ｐゴシック" w:hAnsi="ＭＳ Ｐゴシック" w:eastAsia="ＭＳ Ｐゴシック"/>
-          <w:b w:val="0"/>
-          <w:sz w:val="22"/>
-        </w:rPr>
-        <w:t>Independent greedyは全シナリオで複合移植患者への完全な臓器割当が0件であるのに対し、</w:t>
-      </w:r>
-    </w:p>
-    <w:p>
-      <w:r>
-        <w:rPr>
-          <w:rFonts w:ascii="ＭＳ Ｐゴシック" w:hAnsi="ＭＳ Ｐゴシック" w:eastAsia="ＭＳ Ｐゴシック"/>
-          <w:b w:val="0"/>
-          <w:sz w:val="22"/>
-        </w:rPr>
-        <w:t>QUBO joint optimizationはシナリオあたり2-4人の複合移植患者に両方の臓器を割り当てた。</w:t>
-      </w:r>
-    </w:p>
-    <w:p>
-      <w:r>
-        <w:rPr>
-          <w:rFonts w:ascii="ＭＳ Ｐゴシック" w:hAnsi="ＭＳ Ｐゴシック" w:eastAsia="ＭＳ Ｐゴシック"/>
-          <w:b w:val="0"/>
-          <w:sz w:val="22"/>
-        </w:rPr>
-        <w:t>これはIndependent手法の構造的限界（各臓器を独立に最適化する以上、</w:t>
-      </w:r>
-    </w:p>
-    <w:p>
-      <w:r>
-        <w:rPr>
-          <w:rFonts w:ascii="ＭＳ Ｐゴシック" w:hAnsi="ＭＳ Ｐゴシック" w:eastAsia="ＭＳ Ｐゴシック"/>
-          <w:b w:val="0"/>
-          <w:sz w:val="22"/>
-        </w:rPr>
-        <w:t>「2臓器を同一患者に」という制約を原理的に表現できない）に起因し、</w:t>
-      </w:r>
-    </w:p>
-    <w:p>
-      <w:r>
-        <w:rPr>
-          <w:rFonts w:ascii="ＭＳ Ｐゴシック" w:hAnsi="ＭＳ Ｐゴシック" w:eastAsia="ＭＳ Ｐゴシック"/>
-          <w:b w:val="0"/>
-          <w:sz w:val="22"/>
-        </w:rPr>
-        <w:t>パラメータ調整では改善不能である。</w:t>
+        <w:t>量子有用性が「無い」問題 — 割当（assignment）:</w:t>
+      </w:r>
+    </w:p>
+    <w:p>
+      <w:r>
+        <w:rPr>
+          <w:rFonts w:ascii="ＭＳ Ｐゴシック" w:hAnsi="ＭＳ Ｐゴシック" w:eastAsia="ＭＳ Ｐゴシック"/>
+          <w:b w:val="0"/>
+          <w:sz w:val="22"/>
+        </w:rPr>
+        <w:t>単一臓器の重み付き二部マッチングはHungarian法でO(N³)の最適解が得られ、量子は不要である。</w:t>
+      </w:r>
+    </w:p>
+    <w:p>
+      <w:r>
+        <w:rPr>
+          <w:rFonts w:ascii="ＭＳ Ｐゴシック" w:hAnsi="ＭＳ Ｐゴシック" w:eastAsia="ＭＳ Ｐゴシック"/>
+          <w:b w:val="0"/>
+          <w:sz w:val="22"/>
+        </w:rPr>
+        <w:t>さらに、脳死ドナーの多臓器同時割当（複合移植を含む）も、救命数を目的とする限り</w:t>
+      </w:r>
+      <w:r>
+        <w:rPr>
+          <w:rFonts w:ascii="ＭＳ Ｐゴシック" w:hAnsi="ＭＳ Ｐゴシック" w:eastAsia="ＭＳ Ｐゴシック"/>
+          <w:b/>
+          <w:sz w:val="22"/>
+        </w:rPr>
+        <w:t>分離可能</w:t>
+      </w:r>
+      <w:r>
+        <w:rPr>
+          <w:rFonts w:ascii="ＭＳ Ｐゴシック" w:hAnsi="ＭＳ Ｐゴシック" w:eastAsia="ＭＳ Ｐゴシック"/>
+          <w:b w:val="0"/>
+          <w:sz w:val="22"/>
+        </w:rPr>
+        <w:t>であり、</w:t>
+      </w:r>
+    </w:p>
+    <w:p>
+      <w:r>
+        <w:rPr>
+          <w:rFonts w:ascii="ＭＳ Ｐゴシック" w:hAnsi="ＭＳ Ｐゴシック" w:eastAsia="ＭＳ Ｐゴシック"/>
+          <w:b w:val="0"/>
+          <w:sz w:val="22"/>
+        </w:rPr>
+        <w:t>O(K·N)の素朴な貪欲がQUBO・総当たり厳密最適と完全一致した（4.2節）。</w:t>
+      </w:r>
+    </w:p>
+    <w:p>
+      <w:r>
+        <w:rPr>
+          <w:rFonts w:ascii="ＭＳ Ｐゴシック" w:hAnsi="ＭＳ Ｐゴシック" w:eastAsia="ＭＳ Ｐゴシック"/>
+          <w:b w:val="0"/>
+          <w:sz w:val="22"/>
+        </w:rPr>
+        <w:t>当初の仮説（複合移植患者への質的優位）はベンチマークにより否定され、負の結果として正直に報告する。</w:t>
+      </w:r>
+    </w:p>
+    <w:p>
+      <w:r>
+        <w:rPr>
+          <w:rFonts w:ascii="ＭＳ Ｐゴシック" w:hAnsi="ＭＳ Ｐゴシック" w:eastAsia="ＭＳ Ｐゴシック"/>
+          <w:b/>
+          <w:sz w:val="22"/>
+        </w:rPr>
+        <w:t>量子有用性が「在る」問題 — 交換サイクル被覆（cycle-cover）:</w:t>
+      </w:r>
+    </w:p>
+    <w:p>
+      <w:r>
+        <w:rPr>
+          <w:rFonts w:ascii="ＭＳ Ｐゴシック" w:hAnsi="ＭＳ Ｐゴシック" w:eastAsia="ＭＳ Ｐゴシック"/>
+          <w:b w:val="0"/>
+          <w:sz w:val="22"/>
+        </w:rPr>
+        <w:t>直接マッチングが成立しない不適合ペアの交換（2-/3-way）は、</w:t>
+      </w:r>
+    </w:p>
+    <w:p>
+      <w:r>
+        <w:rPr>
+          <w:rFonts w:ascii="ＭＳ Ｐゴシック" w:hAnsi="ＭＳ Ｐゴシック" w:eastAsia="ＭＳ Ｐゴシック"/>
+          <w:b w:val="0"/>
+          <w:sz w:val="22"/>
+        </w:rPr>
+        <w:t>頂点素な最大重みサイクル被覆＝NP困難・APX困難な集合パッキングであり、貪欲は構造的に劣る。</w:t>
+      </w:r>
+    </w:p>
+    <w:p>
+      <w:r>
+        <w:rPr>
+          <w:rFonts w:ascii="ＭＳ Ｐゴシック" w:hAnsi="ＭＳ Ｐゴシック" w:eastAsia="ＭＳ Ｐゴシック"/>
+          <w:b w:val="0"/>
+          <w:sz w:val="22"/>
+        </w:rPr>
+        <w:t>4.2節のベンチマークにおいてQUBOは</w:t>
+      </w:r>
+      <w:r>
+        <w:rPr>
+          <w:rFonts w:ascii="ＭＳ Ｐゴシック" w:hAnsi="ＭＳ Ｐゴシック" w:eastAsia="ＭＳ Ｐゴシック"/>
+          <w:b/>
+          <w:sz w:val="22"/>
+        </w:rPr>
+        <w:t>全インスタンス（8/8）で貪欲を上回り</w:t>
+      </w:r>
+      <w:r>
+        <w:rPr>
+          <w:rFonts w:ascii="ＭＳ Ｐゴシック" w:hAnsi="ＭＳ Ｐゴシック" w:eastAsia="ＭＳ Ｐゴシック"/>
+          <w:b w:val="0"/>
+          <w:sz w:val="22"/>
+        </w:rPr>
+        <w:t>、</w:t>
+      </w:r>
+    </w:p>
+    <w:p>
+      <w:r>
+        <w:rPr>
+          <w:rFonts w:ascii="ＭＳ Ｐゴシック" w:hAnsi="ＭＳ Ｐゴシック" w:eastAsia="ＭＳ Ｐゴシック"/>
+          <w:b w:val="0"/>
+          <w:sz w:val="22"/>
+        </w:rPr>
+        <w:t>厳密解が計算可能な範囲で</w:t>
+      </w:r>
+      <w:r>
+        <w:rPr>
+          <w:rFonts w:ascii="ＭＳ Ｐゴシック" w:hAnsi="ＭＳ Ｐゴシック" w:eastAsia="ＭＳ Ｐゴシック"/>
+          <w:b/>
+          <w:sz w:val="22"/>
+        </w:rPr>
+        <w:t>厳密最適に一致</w:t>
+      </w:r>
+      <w:r>
+        <w:rPr>
+          <w:rFonts w:ascii="ＭＳ Ｐゴシック" w:hAnsi="ＭＳ Ｐゴシック" w:eastAsia="ＭＳ Ｐゴシック"/>
+          <w:b w:val="0"/>
+          <w:sz w:val="22"/>
+        </w:rPr>
+        <w:t>し、その差は規模とともに拡大した</w:t>
+      </w:r>
+    </w:p>
+    <w:p>
+      <w:r>
+        <w:rPr>
+          <w:rFonts w:ascii="ＭＳ Ｐゴシック" w:hAnsi="ＭＳ Ｐゴシック" w:eastAsia="ＭＳ Ｐゴシック"/>
+          <w:b w:val="0"/>
+          <w:sz w:val="22"/>
+        </w:rPr>
+        <w:t>（N=8で+1.5、N=30で+3.8移植、約25〜30%増）。</w:t>
+      </w:r>
+    </w:p>
+    <w:p>
+      <w:r>
+        <w:rPr>
+          <w:rFonts w:ascii="ＭＳ Ｐゴシック" w:hAnsi="ＭＳ Ｐゴシック" w:eastAsia="ＭＳ Ｐゴシック"/>
+          <w:b w:val="0"/>
+          <w:sz w:val="22"/>
+        </w:rPr>
+        <w:t>N≥45では候補サイクルが爆発し厳密解が破綻する — ここが量子アニーリング実機の想定適用域である。</w:t>
+      </w:r>
+    </w:p>
+    <w:p>
+      <w:r>
+        <w:rPr>
+          <w:rFonts w:ascii="ＭＳ Ｐゴシック" w:hAnsi="ＭＳ Ｐゴシック" w:eastAsia="ＭＳ Ｐゴシック"/>
+          <w:b/>
+          <w:sz w:val="22"/>
+        </w:rPr>
+        <w:t>本研究の新規性は「真にNP困難な交換最適化を、プライバシーを保ったまま解く」点にある。</w:t>
+      </w:r>
+    </w:p>
+    <w:p>
+      <w:r>
+        <w:rPr>
+          <w:rFonts w:ascii="ＭＳ Ｐゴシック" w:hAnsi="ＭＳ Ｐゴシック" w:eastAsia="ＭＳ Ｐゴシック"/>
+          <w:b w:val="0"/>
+          <w:sz w:val="22"/>
+        </w:rPr>
+        <w:t>交換cycle-coverのQUBO化は先行研究（Accenture/D-Wave特許）に存在するが生データ前提でプライバシー皆無、</w:t>
+      </w:r>
+    </w:p>
+    <w:p>
+      <w:r>
+        <w:rPr>
+          <w:rFonts w:ascii="ＭＳ Ｐゴシック" w:hAnsi="ＭＳ Ｐゴシック" w:eastAsia="ＭＳ Ｐゴシック"/>
+          <w:b w:val="0"/>
+          <w:sz w:val="22"/>
+        </w:rPr>
+        <w:t>プライバシー保護交換（Breuer et al.）は部分HEのMPCに留まり量子求解不能。</w:t>
+      </w:r>
+    </w:p>
+    <w:p>
+      <w:r>
+        <w:rPr>
+          <w:rFonts w:ascii="ＭＳ Ｐゴシック" w:hAnsi="ＭＳ Ｐゴシック" w:eastAsia="ＭＳ Ｐゴシック"/>
+          <w:b w:val="0"/>
+          <w:sz w:val="22"/>
+        </w:rPr>
+        <w:t>Niobiは両者を初めて統合し、FHE計算層・PQC保護層・ZKP検証層の上で交換最適化を秘匿実行する。</w:t>
       </w:r>
     </w:p>
     <w:p>
@@ -19930,25 +19071,17 @@
           <w:b w:val="0"/>
           <w:sz w:val="22"/>
         </w:rPr>
-        <w:t>遺伝学展開（80億×80億のペアワイズ比較）において</w:t>
-      </w:r>
-    </w:p>
-    <w:p>
-      <w:r>
-        <w:rPr>
-          <w:rFonts w:ascii="ＭＳ Ｐゴシック" w:hAnsi="ＭＳ Ｐゴシック" w:eastAsia="ＭＳ Ｐゴシック"/>
-          <w:b/>
-          <w:sz w:val="22"/>
-        </w:rPr>
-        <w:t>量子コンピュータが「あれば速くなる」ではなく「ないと解けない」前提条件</w:t>
-      </w:r>
-      <w:r>
-        <w:rPr>
-          <w:rFonts w:ascii="ＭＳ Ｐゴシック" w:hAnsi="ＭＳ Ｐゴシック" w:eastAsia="ＭＳ Ｐゴシック"/>
-          <w:b w:val="0"/>
-          <w:sz w:val="22"/>
-        </w:rPr>
-        <w:t>となる（6.5節）。</w:t>
+        <w:t>遺伝学展開（80億規模のペアワイズ比較）など、古典厳密解が破綻する規模の最適化において、</w:t>
+      </w:r>
+    </w:p>
+    <w:p>
+      <w:r>
+        <w:rPr>
+          <w:rFonts w:ascii="ＭＳ Ｐゴシック" w:hAnsi="ＭＳ Ｐゴシック" w:eastAsia="ＭＳ Ｐゴシック"/>
+          <w:b w:val="0"/>
+          <w:sz w:val="22"/>
+        </w:rPr>
+        <w:t>量子アニーリングがスケーラブルな求解経路となりうる（forward-looking、6.5節）。</w:t>
       </w:r>
     </w:p>
     <w:p>
@@ -20160,7 +19293,7 @@
           <w:b w:val="0"/>
           <w:sz w:val="22"/>
         </w:rPr>
-        <w:t>: 患者の遺伝情報・既往歴を暗号化したまま治験適格性を判定する。QUBO定式化により、複数治験への同時最適割当（臓器移植の多臓器同時割当と同構造のNP困難問題）が可能になる</w:t>
+        <w:t>: 患者の遺伝情報・既往歴を暗号化したまま治験適格性を判定する。複数治験が同一患者層を奪い合い、患者が複数治験に適格な場合、全治験の統計的検出力を同時最大化する割当は組み合わせ最適化問題となる（交換cycle-coverと同じ集合パッキング構造を持ち、結合が強い場合NP困難）。QUBO定式化により秘匿したまま求解できる</w:t>
       </w:r>
     </w:p>
     <w:p>
@@ -22248,7 +21381,7 @@
           <w:b/>
           <w:sz w:val="22"/>
         </w:rPr>
-        <w:t>遺伝学への展開 — 量子コンピュータが「必要条件」になる領域:</w:t>
+        <w:t>遺伝学への展開 — 量子最適化が真価を発揮する領域:</w:t>
       </w:r>
     </w:p>
     <w:p>
@@ -22268,7 +21401,7 @@
           <w:b w:val="0"/>
           <w:sz w:val="22"/>
         </w:rPr>
-        <w:t>しかし遺伝学研究に展開した場合、計算規模は根本的に変わる。</w:t>
+        <w:t>しかし遺伝学研究に展開した場合、最適化規模は根本的に変わる。</w:t>
       </w:r>
     </w:p>
     <w:p>
@@ -22368,35 +21501,47 @@
           <w:b w:val="0"/>
           <w:sz w:val="22"/>
         </w:rPr>
-        <w:t>これらはN×N（全人類×全人類）のペアワイズ比較を要求する。</w:t>
-      </w:r>
-    </w:p>
-    <w:p>
-      <w:r>
-        <w:rPr>
-          <w:rFonts w:ascii="ＭＳ Ｐゴシック" w:hAnsi="ＭＳ Ｐゴシック" w:eastAsia="ＭＳ Ｐゴシック"/>
-          <w:b w:val="0"/>
-          <w:sz w:val="22"/>
-        </w:rPr>
-        <w:t>80億×80億 = 6.4×10^19ペア。GPU加速では原理的に到達不能であり、</w:t>
-      </w:r>
-    </w:p>
-    <w:p>
-      <w:r>
-        <w:rPr>
-          <w:rFonts w:ascii="ＭＳ Ｐゴシック" w:hAnsi="ＭＳ Ｐゴシック" w:eastAsia="ＭＳ Ｐゴシック"/>
-          <w:b/>
-          <w:sz w:val="22"/>
-        </w:rPr>
-        <w:t>量子コンピュータが「あれば速くなる」ではなく「ないと解けない」前提条件</w:t>
-      </w:r>
-      <w:r>
-        <w:rPr>
-          <w:rFonts w:ascii="ＭＳ Ｐゴシック" w:hAnsi="ＭＳ Ｐゴシック" w:eastAsia="ＭＳ Ｐゴシック"/>
-          <w:b w:val="0"/>
-          <w:sz w:val="22"/>
-        </w:rPr>
-        <w:t>となる。</w:t>
+        <w:t>これらを大規模なマッチング／クラスタリング最適化として定式化すると、解空間は組み合わせ的に爆発する。</w:t>
+      </w:r>
+    </w:p>
+    <w:p>
+      <w:r>
+        <w:rPr>
+          <w:rFonts w:ascii="ＭＳ Ｐゴシック" w:hAnsi="ＭＳ Ｐゴシック" w:eastAsia="ＭＳ Ｐゴシック"/>
+          <w:b w:val="0"/>
+          <w:sz w:val="22"/>
+        </w:rPr>
+        <w:t>全人類規模（N=80億）では古典の厳密解（ILP等）は破綻し、4.2節の交換cycle-coverと同様に、</w:t>
+      </w:r>
+    </w:p>
+    <w:p>
+      <w:r>
+        <w:rPr>
+          <w:rFonts w:ascii="ＭＳ Ｐゴシック" w:hAnsi="ＭＳ Ｐゴシック" w:eastAsia="ＭＳ Ｐゴシック"/>
+          <w:b w:val="0"/>
+          <w:sz w:val="22"/>
+        </w:rPr>
+        <w:t>量子アニーリングがスケーラブルな近似求解経路となりうる。</w:t>
+      </w:r>
+    </w:p>
+    <w:p>
+      <w:r>
+        <w:rPr>
+          <w:rFonts w:ascii="ＭＳ Ｐゴシック" w:hAnsi="ＭＳ Ｐゴシック" w:eastAsia="ＭＳ Ｐゴシック"/>
+          <w:b w:val="0"/>
+          <w:sz w:val="22"/>
+        </w:rPr>
+        <w:t>ただしペアワイズ比較の総数（6.4×10^19）そのものを量子が削減するわけではなく、</w:t>
+      </w:r>
+    </w:p>
+    <w:p>
+      <w:r>
+        <w:rPr>
+          <w:rFonts w:ascii="ＭＳ Ｐゴシック" w:hAnsi="ＭＳ Ｐゴシック" w:eastAsia="ＭＳ Ｐゴシック"/>
+          <w:b w:val="0"/>
+          <w:sz w:val="22"/>
+        </w:rPr>
+        <w:t>分散ファンアウト（5.x節）による候補絞り込みと量子最適化の併用が前提である。</w:t>
       </w:r>
     </w:p>
     <w:tbl>
@@ -22439,7 +21584,7 @@
                 <w:b/>
                 <w:sz w:val="18"/>
               </w:rPr>
-              <w:t>スケール</w:t>
+              <w:t>最適化規模</w:t>
             </w:r>
           </w:p>
         </w:tc>
@@ -22454,7 +21599,7 @@
                 <w:b/>
                 <w:sz w:val="18"/>
               </w:rPr>
-              <w:t>GPU</w:t>
+              <w:t>古典の限界</w:t>
             </w:r>
           </w:p>
         </w:tc>
@@ -22501,7 +21646,7 @@
                 <w:b w:val="0"/>
                 <w:sz w:val="18"/>
               </w:rPr>
-              <w:t>1×30万</w:t>
+              <w:t>待機者 ~30万</w:t>
             </w:r>
           </w:p>
         </w:tc>
@@ -22513,10 +21658,10 @@
             <w:r>
               <w:rPr>
                 <w:rFonts w:ascii="ＭＳ Ｐゴシック" w:hAnsi="ＭＳ Ｐゴシック" w:eastAsia="ＭＳ Ｐゴシック"/>
-                <w:b/>
-                <w:sz w:val="18"/>
-              </w:rPr>
-              <w:t>十分</w:t>
+                <w:b w:val="0"/>
+                <w:sz w:val="18"/>
+              </w:rPr>
+              <w:t>余裕</w:t>
             </w:r>
           </w:p>
         </w:tc>
@@ -22563,7 +21708,7 @@
                 <w:b w:val="0"/>
                 <w:sz w:val="18"/>
               </w:rPr>
-              <w:t>1×数百万</w:t>
+              <w:t>数百万</w:t>
             </w:r>
           </w:p>
         </w:tc>
@@ -22625,7 +21770,7 @@
                 <w:b w:val="0"/>
                 <w:sz w:val="18"/>
               </w:rPr>
-              <w:t>80億×80億</w:t>
+              <w:t>全人類 ~80億</w:t>
             </w:r>
           </w:p>
         </w:tc>
@@ -22637,10 +21782,10 @@
             <w:r>
               <w:rPr>
                 <w:rFonts w:ascii="ＭＳ Ｐゴシック" w:hAnsi="ＭＳ Ｐゴシック" w:eastAsia="ＭＳ Ｐゴシック"/>
-                <w:b/>
-                <w:sz w:val="18"/>
-              </w:rPr>
-              <w:t>不可能</w:t>
+                <w:b w:val="0"/>
+                <w:sz w:val="18"/>
+              </w:rPr>
+              <w:t>厳密解は破綻</w:t>
             </w:r>
           </w:p>
         </w:tc>
@@ -22652,10 +21797,10 @@
             <w:r>
               <w:rPr>
                 <w:rFonts w:ascii="ＭＳ Ｐゴシック" w:hAnsi="ＭＳ Ｐゴシック" w:eastAsia="ＭＳ Ｐゴシック"/>
-                <w:b/>
-                <w:sz w:val="18"/>
-              </w:rPr>
-              <w:t>必要条件</w:t>
+                <w:b w:val="0"/>
+                <w:sz w:val="18"/>
+              </w:rPr>
+              <w:t>スケーラブルな求解経路</w:t>
             </w:r>
           </w:p>
         </w:tc>

--- a/docs/submission/report_official.docx
+++ b/docs/submission/report_official.docx
@@ -541,7 +541,7 @@
           <w:b w:val="0"/>
           <w:sz w:val="22"/>
         </w:rPr>
-        <w:t>臓器移植マッチングの最適化は、計算能力だけでは解決できない。病院が患者の医療データを共有しないため、最適化すべきデータが揃わないからである。本研究は暗号を「計算層」と「保護層」に分離し、計算層を完全に破っても個人情報に到達不能な設計原則を確立した。hyde暗号文は復号鍵なしには乱数と計算量的に区別不能であり、個人情報保護法における「特定の個人を識別できる情報」の定義を満たさない。これにより「個人情報を保護しながら共有する」のではなく「共有するデータから個人情報という性質を消す」ことで、データ共有の制度的障壁自体を解消する。</w:t>
+        <w:t>臓器移植マッチングの最適化は、計算能力だけでは解決できない。病院が患者の医療データを共有しないため、最適化すべきデータが揃わないからである。本研究は暗号を「計算層」と「保護層」に分離し、計算層を完全に破っても個人情報に到達不能な設計原則を確立した。hyde暗号文は復号鍵なしには乱数と計算量的に区別不能であり、再識別手段を持たない受領者（プール運営者・閾値機関）の視点では個人データに該当しないと合理的に主張できる（元の管理者である医療機関には個人情報として適用が継続する）。これにより共有時の識別リスクを暗号学的に最小化し、データ共有の制度的障壁を実務上解消する。</w:t>
       </w:r>
     </w:p>
     <w:p>
@@ -2601,7 +2601,7 @@
           <w:b w:val="0"/>
           <w:sz w:val="22"/>
         </w:rPr>
-        <w:t>(4) 個人が主権を持つ8ステッププロトコルを設計し、恣意性をゼロにする</w:t>
+        <w:t>(4) 個人が主権を持つ8ステッププロトコルを設計し、計算過程の手続き的恣意性を排除する（評価関数の重みづけという規範的選択は社会的合意に委ね、透明化・検証可能にする）</w:t>
       </w:r>
     </w:p>
     <w:p>
@@ -5953,7 +5953,7 @@
           <w:b/>
           <w:sz w:val="22"/>
         </w:rPr>
-        <w:t>2層分離により「個人情報」という概念自体が消滅する:</w:t>
+        <w:t>2層分離により、受領者側では個人データ該当性が消える（元管理者には残る）:</w:t>
       </w:r>
     </w:p>
     <w:p>
@@ -5973,27 +5973,37 @@
           <w:b w:val="0"/>
           <w:sz w:val="22"/>
         </w:rPr>
-        <w:t>APPI第2条は個人情報を「特定の個人を識別できる情報」と定義するが、</w:t>
-      </w:r>
-    </w:p>
-    <w:p>
-      <w:r>
-        <w:rPr>
-          <w:rFonts w:ascii="ＭＳ Ｐゴシック" w:hAnsi="ＭＳ Ｐゴシック" w:eastAsia="ＭＳ Ｐゴシック"/>
-          <w:b w:val="0"/>
-          <w:sz w:val="22"/>
-        </w:rPr>
-        <w:t>復号手段を持たない第三者にとってhyde暗号文は乱数と数学的に同一であり、</w:t>
-      </w:r>
-    </w:p>
-    <w:p>
-      <w:r>
-        <w:rPr>
-          <w:rFonts w:ascii="ＭＳ Ｐゴシック" w:hAnsi="ＭＳ Ｐゴシック" w:eastAsia="ＭＳ Ｐゴシック"/>
-          <w:b w:val="0"/>
-          <w:sz w:val="22"/>
-        </w:rPr>
-        <w:t>この定義を満たさない。</w:t>
+        <w:t>APPI第2条は個人情報を「特定の個人を識別できる情報」と定義する。</w:t>
+      </w:r>
+    </w:p>
+    <w:p>
+      <w:r>
+        <w:rPr>
+          <w:rFonts w:ascii="ＭＳ Ｐゴシック" w:hAnsi="ＭＳ Ｐゴシック" w:eastAsia="ＭＳ Ｐゴシック"/>
+          <w:b w:val="0"/>
+          <w:sz w:val="22"/>
+        </w:rPr>
+        <w:t>復号手段を持たない第三者にとってhyde暗号文は乱数と計算量的に区別不能であり、その第三者の視点では識別性を欠く。</w:t>
+      </w:r>
+    </w:p>
+    <w:p>
+      <w:r>
+        <w:rPr>
+          <w:rFonts w:ascii="ＭＳ Ｐゴシック" w:hAnsi="ＭＳ Ｐゴシック" w:eastAsia="ＭＳ Ｐゴシック"/>
+          <w:b w:val="0"/>
+          <w:sz w:val="22"/>
+        </w:rPr>
+        <w:t>ただしAPPIの容易照合性の観点では、鍵を持つ本人・閾値機関（t-of-n）には復元経路が残るため、</w:t>
+      </w:r>
+    </w:p>
+    <w:p>
+      <w:r>
+        <w:rPr>
+          <w:rFonts w:ascii="ＭＳ Ｐゴシック" w:hAnsi="ＭＳ Ｐゴシック" w:eastAsia="ＭＳ Ｐゴシック"/>
+          <w:b w:val="0"/>
+          <w:sz w:val="22"/>
+        </w:rPr>
+        <w:t>システム全体としての非個人情報化を断定するものではなく、最終的な該否は個情委ガイドラインに照らした整理を要する。</w:t>
       </w:r>
     </w:p>
     <w:p>
@@ -6023,17 +6033,17 @@
           <w:b w:val="0"/>
           <w:sz w:val="22"/>
         </w:rPr>
-        <w:t>暗号学的に分離し、プール内のどのデータも単独では「個人情報」の定義を満たさない状態を作る。</w:t>
-      </w:r>
-    </w:p>
-    <w:p>
-      <w:r>
-        <w:rPr>
-          <w:rFonts w:ascii="ＭＳ Ｐゴシック" w:hAnsi="ＭＳ Ｐゴシック" w:eastAsia="ＭＳ Ｐゴシック"/>
-          <w:b w:val="0"/>
-          <w:sz w:val="22"/>
-        </w:rPr>
-        <w:t>保護すべきものを守るのではなく、保護すべきものをこの世に出さない。</w:t>
+        <w:t>暗号学的に分離し、プール内のどのデータも単独では受領者にとって識別性を持たない状態を作る。</w:t>
+      </w:r>
+    </w:p>
+    <w:p>
+      <w:r>
+        <w:rPr>
+          <w:rFonts w:ascii="ＭＳ Ｐゴシック" w:hAnsi="ＭＳ Ｐゴシック" w:eastAsia="ＭＳ Ｐゴシック"/>
+          <w:b w:val="0"/>
+          <w:sz w:val="22"/>
+        </w:rPr>
+        <w:t>保護すべきものを守るだけでなく、共有時点での識別リスクそのものを暗号学的に最小化する。</w:t>
       </w:r>
     </w:p>
     <w:p>
@@ -6164,6 +6174,74 @@
           <w:sz w:val="22"/>
         </w:rPr>
         <w:t>量子コンピュータによる攻撃に耐性があるという現存する暗号で最も強い立場にある。</w:t>
+      </w:r>
+    </w:p>
+    <w:p>
+      <w:r>
+        <w:rPr>
+          <w:rFonts w:ascii="ＭＳ Ｐゴシック" w:hAnsi="ＭＳ Ｐゴシック" w:eastAsia="ＭＳ Ｐゴシック"/>
+          <w:b/>
+          <w:sz w:val="22"/>
+        </w:rPr>
+        <w:t>判例の射程を正確に引く:</w:t>
+      </w:r>
+      <w:r>
+        <w:rPr>
+          <w:rFonts w:ascii="ＭＳ Ｐゴシック" w:hAnsi="ＭＳ Ｐゴシック" w:eastAsia="ＭＳ Ｐゴシック"/>
+          <w:b w:val="0"/>
+          <w:sz w:val="22"/>
+        </w:rPr>
+        <w:t xml:space="preserve"> SRB判決が直接判断したのは仮名化（pseudonymisation）であり、</w:t>
+      </w:r>
+    </w:p>
+    <w:p>
+      <w:r>
+        <w:rPr>
+          <w:rFonts w:ascii="ＭＳ Ｐゴシック" w:hAnsi="ＭＳ Ｐゴシック" w:eastAsia="ＭＳ Ｐゴシック"/>
+          <w:b w:val="0"/>
+          <w:sz w:val="22"/>
+        </w:rPr>
+        <w:t>暗号化（encryption）への適用は「暗号化は仮名化より強い保護」という延長解釈である（判決が明示したものではない）。</w:t>
+      </w:r>
+    </w:p>
+    <w:p>
+      <w:r>
+        <w:rPr>
+          <w:rFonts w:ascii="ＭＳ Ｐゴシック" w:hAnsi="ＭＳ Ｐゴシック" w:eastAsia="ＭＳ Ｐゴシック"/>
+          <w:b w:val="0"/>
+          <w:sz w:val="22"/>
+        </w:rPr>
+        <w:t>また判決は、データを収集・暗号化して開示する元の管理者（本設計では医療機関）には保護法が適用され続けると明確に述べている。</w:t>
+      </w:r>
+    </w:p>
+    <w:p>
+      <w:r>
+        <w:rPr>
+          <w:rFonts w:ascii="ＭＳ Ｐゴシック" w:hAnsi="ＭＳ Ｐゴシック" w:eastAsia="ＭＳ Ｐゴシック"/>
+          <w:b w:val="0"/>
+          <w:sz w:val="22"/>
+        </w:rPr>
+        <w:t>さらに該否は「合理的に利用されうるすべての手段」を考慮する文脈依存・リスクベースの評価であり、</w:t>
+      </w:r>
+    </w:p>
+    <w:p>
+      <w:r>
+        <w:rPr>
+          <w:rFonts w:ascii="ＭＳ Ｐゴシック" w:hAnsi="ＭＳ Ｐゴシック" w:eastAsia="ＭＳ Ｐゴシック"/>
+          <w:b w:val="0"/>
+          <w:sz w:val="22"/>
+        </w:rPr>
+        <w:t>暗号強度の一点で自動的に決まるものではない。したがって本設計の主張は「個人情報が消滅する」ではなく、</w:t>
+      </w:r>
+    </w:p>
+    <w:p>
+      <w:r>
+        <w:rPr>
+          <w:rFonts w:ascii="ＭＳ Ｐゴシック" w:hAnsi="ＭＳ Ｐゴシック" w:eastAsia="ＭＳ Ｐゴシック"/>
+          <w:b w:val="0"/>
+          <w:sz w:val="22"/>
+        </w:rPr>
+        <w:t>「再識別手段を持たない受領者の視点では個人データに該当しないと合理的に主張でき、元管理者の義務は残る」という射程で述べる。</w:t>
       </w:r>
     </w:p>
     <w:p>
@@ -6215,15 +6293,15 @@
           <w:b/>
           <w:sz w:val="22"/>
         </w:rPr>
-        <w:t>国境を越えたデータ移転の問題が消える</w:t>
-      </w:r>
-      <w:r>
-        <w:rPr>
-          <w:rFonts w:ascii="ＭＳ Ｐゴシック" w:hAnsi="ＭＳ Ｐゴシック" w:eastAsia="ＭＳ Ｐゴシック"/>
-          <w:b w:val="0"/>
-          <w:sz w:val="22"/>
-        </w:rPr>
-        <w:t>: 暗号文は「個人情報の移転」ではない（SRB判決の論理の延長）</w:t>
+        <w:t>国境を越えたデータ移転のハードルが下がる</w:t>
+      </w:r>
+      <w:r>
+        <w:rPr>
+          <w:rFonts w:ascii="ＭＳ Ｐゴシック" w:hAnsi="ＭＳ Ｐゴシック" w:eastAsia="ＭＳ Ｐゴシック"/>
+          <w:b w:val="0"/>
+          <w:sz w:val="22"/>
+        </w:rPr>
+        <w:t>: 受領者にとって識別性を欠く暗号文の移転は、個人データ移転規制の射程外と整理しうる（SRB判決の論理の延長。ただし元管理者の義務は残る）</w:t>
       </w:r>
     </w:p>
     <w:p>
@@ -6245,15 +6323,15 @@
           <w:b/>
           <w:sz w:val="22"/>
         </w:rPr>
-        <w:t>病院間のデータ共有の制度的摩擦が消える</w:t>
-      </w:r>
-      <w:r>
-        <w:rPr>
-          <w:rFonts w:ascii="ＭＳ Ｐゴシック" w:hAnsi="ＭＳ Ｐゴシック" w:eastAsia="ＭＳ Ｐゴシック"/>
-          <w:b w:val="0"/>
-          <w:sz w:val="22"/>
-        </w:rPr>
-        <w:t>: 共有しているのは暗号文であって個人情報ではない</w:t>
+        <w:t>病院間のデータ共有の制度的摩擦が下がる</w:t>
+      </w:r>
+      <w:r>
+        <w:rPr>
+          <w:rFonts w:ascii="ＭＳ Ｐゴシック" w:hAnsi="ＭＳ Ｐゴシック" w:eastAsia="ＭＳ Ｐゴシック"/>
+          <w:b w:val="0"/>
+          <w:sz w:val="22"/>
+        </w:rPr>
+        <w:t>: 共有するのは受領者にとって識別性を欠く暗号文であり、平文の個人情報ではない</w:t>
       </w:r>
     </w:p>
     <w:p>
@@ -7964,7 +8042,7 @@
           <w:b/>
           <w:sz w:val="22"/>
         </w:rPr>
-        <w:t>TEEによる認証ゲート型暗号化 — FHE公開鍵の非公開化:</w:t>
+        <w:t>TEEによる認証ゲート型暗号化 — アクセス制御された暗号化ゲート:</w:t>
       </w:r>
     </w:p>
     <w:p>
@@ -8014,43 +8092,45 @@
           <w:b w:val="0"/>
           <w:sz w:val="22"/>
         </w:rPr>
-        <w:t>導入することで、</w:t>
-      </w:r>
+        <w:t>導入することで、FHE公開鍵を各参加者に配布せずTEE内に閉じ込め、暗号化を</w:t>
+      </w:r>
+    </w:p>
+    <w:p>
       <w:r>
         <w:rPr>
           <w:rFonts w:ascii="ＭＳ Ｐゴシック" w:hAnsi="ＭＳ Ｐゴシック" w:eastAsia="ＭＳ Ｐゴシック"/>
           <w:b/>
           <w:sz w:val="22"/>
         </w:rPr>
-        <w:t>FHE公開鍵を「公開」せずにTEE内に閉じ込める</w:t>
-      </w:r>
-      <w:r>
-        <w:rPr>
-          <w:rFonts w:ascii="ＭＳ Ｐゴシック" w:hAnsi="ＭＳ Ｐゴシック" w:eastAsia="ＭＳ Ｐゴシック"/>
-          <w:b w:val="0"/>
-          <w:sz w:val="22"/>
-        </w:rPr>
-        <w:t>設計が可能になる。</w:t>
-      </w:r>
-    </w:p>
-    <w:p>
-      <w:r>
-        <w:rPr>
-          <w:rFonts w:ascii="ＭＳ Ｐゴシック" w:hAnsi="ＭＳ Ｐゴシック" w:eastAsia="ＭＳ Ｐゴシック"/>
-          <w:b w:val="0"/>
-          <w:sz w:val="22"/>
-        </w:rPr>
-        <w:t>FHEの「公開鍵」は名前が「公開」なだけであり、公開する義務はない。</w:t>
-      </w:r>
-    </w:p>
-    <w:p>
-      <w:r>
-        <w:rPr>
-          <w:rFonts w:ascii="ＭＳ Ｐゴシック" w:hAnsi="ＭＳ Ｐゴシック" w:eastAsia="ＭＳ Ｐゴシック"/>
-          <w:b w:val="0"/>
-          <w:sz w:val="22"/>
-        </w:rPr>
-        <w:t>TEEの存在により、この鍵をハードウェア境界内に封じ込めることが合理化される。</w:t>
+        <w:t>「認証を通ったデータだけが使える、アクセス制御された暗号化ゲート」</w:t>
+      </w:r>
+      <w:r>
+        <w:rPr>
+          <w:rFonts w:ascii="ＭＳ Ｐゴシック" w:hAnsi="ＭＳ Ｐゴシック" w:eastAsia="ＭＳ Ｐゴシック"/>
+          <w:b w:val="0"/>
+          <w:sz w:val="22"/>
+        </w:rPr>
+        <w:t>にできる。</w:t>
+      </w:r>
+    </w:p>
+    <w:p>
+      <w:r>
+        <w:rPr>
+          <w:rFonts w:ascii="ＭＳ Ｐゴシック" w:hAnsi="ＭＳ Ｐゴシック" w:eastAsia="ＭＳ Ｐゴシック"/>
+          <w:b w:val="0"/>
+          <w:sz w:val="22"/>
+        </w:rPr>
+        <w:t>これはFHEのIND-CPA安全性を変えるものではなく、暗号化操作の入口にアクセス制御を課す運用設計である</w:t>
+      </w:r>
+    </w:p>
+    <w:p>
+      <w:r>
+        <w:rPr>
+          <w:rFonts w:ascii="ＭＳ Ｐゴシック" w:hAnsi="ＭＳ Ｐゴシック" w:eastAsia="ＭＳ Ｐゴシック"/>
+          <w:b w:val="0"/>
+          <w:sz w:val="22"/>
+        </w:rPr>
+        <w:t>（公開鍵を「秘匿前提のシークレット」に格上げするのではなく、暗号化操作自体をTEE境界で囲う点に注意）。</w:t>
       </w:r>
     </w:p>
     <w:p>
@@ -8120,47 +8200,75 @@
           <w:b/>
           <w:sz w:val="22"/>
         </w:rPr>
-        <w:t>(1) FHE暗号文の存在 = 認証済みデータの証明:</w:t>
-      </w:r>
-    </w:p>
-    <w:p>
-      <w:r>
-        <w:rPr>
-          <w:rFonts w:ascii="ＭＳ Ｐゴシック" w:hAnsi="ＭＳ Ｐゴシック" w:eastAsia="ＭＳ Ｐゴシック"/>
-          <w:b w:val="0"/>
-          <w:sz w:val="22"/>
-        </w:rPr>
-        <w:t>FHE公開鍵がTEE内にしかないため、FHE暗号文がストレージに存在すること自体が</w:t>
-      </w:r>
-    </w:p>
-    <w:p>
-      <w:r>
-        <w:rPr>
-          <w:rFonts w:ascii="ＭＳ Ｐゴシック" w:hAnsi="ＭＳ Ｐゴシック" w:eastAsia="ＭＳ Ｐゴシック"/>
-          <w:b w:val="0"/>
-          <w:sz w:val="22"/>
-        </w:rPr>
-        <w:t>「TPM署名 + 病院署名の検証を通過したデータ」であることの暗黙の証明となる。</w:t>
-      </w:r>
-    </w:p>
-    <w:p>
-      <w:r>
-        <w:rPr>
-          <w:rFonts w:ascii="ＭＳ Ｐゴシック" w:hAnsi="ＭＳ Ｐゴシック" w:eastAsia="ＭＳ Ｐゴシック"/>
-          <w:b w:val="0"/>
-          <w:sz w:val="22"/>
-        </w:rPr>
-        <w:t>後から「このデータは本物か？」と問う必要がない。</w:t>
-      </w:r>
-    </w:p>
-    <w:p>
-      <w:r>
-        <w:rPr>
-          <w:rFonts w:ascii="ＭＳ Ｐゴシック" w:hAnsi="ＭＳ Ｐゴシック" w:eastAsia="ＭＳ Ｐゴシック"/>
-          <w:b w:val="0"/>
-          <w:sz w:val="22"/>
-        </w:rPr>
-        <w:t>暗号文の存在自体が認証の証明である。</w:t>
+        <w:t>(1) FHE暗号文の存在 ≒ 認証済みデータの強い状況証拠:</w:t>
+      </w:r>
+    </w:p>
+    <w:p>
+      <w:r>
+        <w:rPr>
+          <w:rFonts w:ascii="ＭＳ Ｐゴシック" w:hAnsi="ＭＳ Ｐゴシック" w:eastAsia="ＭＳ Ｐゴシック"/>
+          <w:b w:val="0"/>
+          <w:sz w:val="22"/>
+        </w:rPr>
+        <w:t>暗号化操作がTEE境界内にしかないため、FHE暗号文がストレージに存在すること自体が</w:t>
+      </w:r>
+    </w:p>
+    <w:p>
+      <w:r>
+        <w:rPr>
+          <w:rFonts w:ascii="ＭＳ Ｐゴシック" w:hAnsi="ＭＳ Ｐゴシック" w:eastAsia="ＭＳ Ｐゴシック"/>
+          <w:b w:val="0"/>
+          <w:sz w:val="22"/>
+        </w:rPr>
+        <w:t>「TPM署名 + 病院署名の検証を通過したデータ」であることを強く示唆する。</w:t>
+      </w:r>
+    </w:p>
+    <w:p>
+      <w:r>
+        <w:rPr>
+          <w:rFonts w:ascii="ＭＳ Ｐゴシック" w:hAnsi="ＭＳ Ｐゴシック" w:eastAsia="ＭＳ Ｐゴシック"/>
+          <w:b w:val="0"/>
+          <w:sz w:val="22"/>
+        </w:rPr>
+        <w:t>ただしこの性質はFHEの暗号学的安全性ではなく、TEE境界とアテステーションに依存する。</w:t>
+      </w:r>
+    </w:p>
+    <w:p>
+      <w:r>
+        <w:rPr>
+          <w:rFonts w:ascii="ＭＳ Ｐゴシック" w:hAnsi="ＭＳ Ｐゴシック" w:eastAsia="ＭＳ Ｐゴシック"/>
+          <w:b/>
+          <w:sz w:val="22"/>
+        </w:rPr>
+        <w:t>TEEが破られた場合に起きるのは偽データの注入（真正性の劣化）であり、個人情報の漏洩（秘匿性）ではない</w:t>
+      </w:r>
+      <w:r>
+        <w:rPr>
+          <w:rFonts w:ascii="ＭＳ Ｐゴシック" w:hAnsi="ＭＳ Ｐゴシック" w:eastAsia="ＭＳ Ｐゴシック"/>
+          <w:b w:val="0"/>
+          <w:sz w:val="22"/>
+        </w:rPr>
+        <w:t xml:space="preserve"> —</w:t>
+      </w:r>
+    </w:p>
+    <w:p>
+      <w:r>
+        <w:rPr>
+          <w:rFonts w:ascii="ＭＳ Ｐゴシック" w:hAnsi="ＭＳ Ｐゴシック" w:eastAsia="ＭＳ Ｐゴシック"/>
+          <w:b w:val="0"/>
+          <w:sz w:val="22"/>
+        </w:rPr>
+        <w:t>秘匿性はhyde（TPM非エクスポータブル鍵）側にあり無傷である。</w:t>
+      </w:r>
+    </w:p>
+    <w:p>
+      <w:r>
+        <w:rPr>
+          <w:rFonts w:ascii="ＭＳ Ｐゴシック" w:hAnsi="ＭＳ Ｐゴシック" w:eastAsia="ＭＳ Ｐゴシック"/>
+          <w:b w:val="0"/>
+          <w:sz w:val="22"/>
+        </w:rPr>
+        <w:t>さらに真正性は検査機関署名＋hyde紐付け＋argo(ZKP)の多層で担保され、TEEは単一障害点ではなく多層防御の一層にすぎない。</w:t>
       </w:r>
     </w:p>
     <w:p>
@@ -20117,7 +20225,7 @@
           <w:b w:val="0"/>
           <w:sz w:val="22"/>
         </w:rPr>
-        <w:t>臓器移植の恣意性を排除し、公平性を数学的に保証する</w:t>
+        <w:t>臓器移植の計算過程の手続き的恣意性を排除し、評価関数を透明化・検証可能にすることで公平性の説明責任を担保する（重みづけという価値判断は計算の外側に残ることを明示する）</w:t>
       </w:r>
     </w:p>
     <w:p>

--- a/docs/submission/report_official.docx
+++ b/docs/submission/report_official.docx
@@ -5993,17 +5993,27 @@
           <w:b w:val="0"/>
           <w:sz w:val="22"/>
         </w:rPr>
-        <w:t>ただしAPPIの容易照合性の観点では、鍵を持つ本人・閾値機関（t-of-n）には復元経路が残るため、</w:t>
-      </w:r>
-    </w:p>
-    <w:p>
-      <w:r>
-        <w:rPr>
-          <w:rFonts w:ascii="ＭＳ Ｐゴシック" w:hAnsi="ＭＳ Ｐゴシック" w:eastAsia="ＭＳ Ｐゴシック"/>
-          <w:b w:val="0"/>
-          <w:sz w:val="22"/>
-        </w:rPr>
-        <w:t>システム全体としての非個人情報化を断定するものではなく、最終的な該否は個情委ガイドラインに照らした整理を要する。</w:t>
+        <w:t>ただしAPPIの容易照合性の観点では、本人（hyde鍵を保持するTPM）は身元情報への復元経路を持ち、</w:t>
+      </w:r>
+    </w:p>
+    <w:p>
+      <w:r>
+        <w:rPr>
+          <w:rFonts w:ascii="ＭＳ Ｐゴシック" w:hAnsi="ＭＳ Ｐゴシック" w:eastAsia="ＭＳ Ｐゴシック"/>
+          <w:b w:val="0"/>
+          <w:sz w:val="22"/>
+        </w:rPr>
+        <w:t>閾値機関（t-of-n）はFHE層の匿名スコアを復号しうるため、システム全体としては復元経路が残る。</w:t>
+      </w:r>
+    </w:p>
+    <w:p>
+      <w:r>
+        <w:rPr>
+          <w:rFonts w:ascii="ＭＳ Ｐゴシック" w:hAnsi="ＭＳ Ｐゴシック" w:eastAsia="ＭＳ Ｐゴシック"/>
+          <w:b w:val="0"/>
+          <w:sz w:val="22"/>
+        </w:rPr>
+        <w:t>したがって非個人情報化を断定するものではなく、最終的な該否は個情委ガイドラインに照らした整理を要する。</w:t>
       </w:r>
     </w:p>
     <w:p>
@@ -6242,6 +6252,58 @@
           <w:sz w:val="22"/>
         </w:rPr>
         <w:t>「再識別手段を持たない受領者の視点では個人データに該当しないと合理的に主張でき、元管理者の義務は残る」という射程で述べる。</w:t>
+      </w:r>
+    </w:p>
+    <w:p>
+      <w:r>
+        <w:rPr>
+          <w:rFonts w:ascii="ＭＳ Ｐゴシック" w:hAnsi="ＭＳ Ｐゴシック" w:eastAsia="ＭＳ Ｐゴシック"/>
+          <w:b w:val="0"/>
+          <w:sz w:val="22"/>
+        </w:rPr>
+        <w:t>なお、閾値機関が復号しうるのはFHE層の</w:t>
+      </w:r>
+      <w:r>
+        <w:rPr>
+          <w:rFonts w:ascii="ＭＳ Ｐゴシック" w:hAnsi="ＭＳ Ｐゴシック" w:eastAsia="ＭＳ Ｐゴシック"/>
+          <w:b/>
+          <w:sz w:val="22"/>
+        </w:rPr>
+        <w:t>匿名スコア</w:t>
+      </w:r>
+      <w:r>
+        <w:rPr>
+          <w:rFonts w:ascii="ＭＳ Ｐゴシック" w:hAnsi="ＭＳ Ｐゴシック" w:eastAsia="ＭＳ Ｐゴシック"/>
+          <w:b w:val="0"/>
+          <w:sz w:val="22"/>
+        </w:rPr>
+        <w:t>のみであり、hyde層の</w:t>
+      </w:r>
+      <w:r>
+        <w:rPr>
+          <w:rFonts w:ascii="ＭＳ Ｐゴシック" w:hAnsi="ＭＳ Ｐゴシック" w:eastAsia="ＭＳ Ｐゴシック"/>
+          <w:b/>
+          <w:sz w:val="22"/>
+        </w:rPr>
+        <w:t>身元情報</w:t>
+      </w:r>
+      <w:r>
+        <w:rPr>
+          <w:rFonts w:ascii="ＭＳ Ｐゴシック" w:hAnsi="ＭＳ Ｐゴシック" w:eastAsia="ＭＳ Ｐゴシック"/>
+          <w:b w:val="0"/>
+          <w:sz w:val="22"/>
+        </w:rPr>
+        <w:t>への復号経路は本人のTPM以外に存在しない。</w:t>
+      </w:r>
+    </w:p>
+    <w:p>
+      <w:r>
+        <w:rPr>
+          <w:rFonts w:ascii="ＭＳ Ｐゴシック" w:hAnsi="ＭＳ Ｐゴシック" w:eastAsia="ＭＳ Ｐゴシック"/>
+          <w:b w:val="0"/>
+          <w:sz w:val="22"/>
+        </w:rPr>
+        <w:t>したがって閾値機関も身元情報には到達できず、前段の「復元経路」とはFHE層の匿名スコアに限った話である（層の分離）。</w:t>
       </w:r>
     </w:p>
     <w:p>

--- a/docs/submission/report_official.docx
+++ b/docs/submission/report_official.docx
@@ -10339,37 +10339,153 @@
           <w:b/>
           <w:sz w:val="24"/>
         </w:rPr>
-        <w:t>4.1 QUBOソルバー（Rust焼きなまし法）ベンチマーク</w:t>
-      </w:r>
-    </w:p>
-    <w:p>
-      <w:r>
-        <w:rPr>
-          <w:rFonts w:ascii="ＭＳ Ｐゴシック" w:hAnsi="ＭＳ Ｐゴシック" w:eastAsia="ＭＳ Ｐゴシック"/>
-          <w:b w:val="0"/>
-          <w:sz w:val="22"/>
-        </w:rPr>
-        <w:t>本節ではGreedy法をベースラインとしてQUBOソルバーの挙動を検証する。</w:t>
-      </w:r>
-    </w:p>
-    <w:p>
-      <w:r>
-        <w:rPr>
-          <w:rFonts w:ascii="ＭＳ Ｐゴシック" w:hAnsi="ＭＳ Ｐゴシック" w:eastAsia="ＭＳ Ｐゴシック"/>
-          <w:b w:val="0"/>
-          <w:sz w:val="22"/>
-        </w:rPr>
-        <w:t>Greedy法は実装が単純で初期検証に適するが、最適なベースラインではない。</w:t>
-      </w:r>
-    </w:p>
-    <w:p>
-      <w:r>
-        <w:rPr>
-          <w:rFonts w:ascii="ＭＳ Ｐゴシック" w:hAnsi="ＭＳ Ｐゴシック" w:eastAsia="ＭＳ Ｐゴシック"/>
-          <w:b w:val="0"/>
-          <w:sz w:val="22"/>
-        </w:rPr>
-        <w:t>4.2節でHungarian法（最適解）を含む適切なベースラインでの再評価を行う。</w:t>
+        <w:t>4.1 交換cycle-cover最適化 — 量子有用性の核心</w:t>
+      </w:r>
+    </w:p>
+    <w:p>
+      <w:r>
+        <w:rPr>
+          <w:rFonts w:ascii="ＭＳ Ｐゴシック" w:hAnsi="ＭＳ Ｐゴシック" w:eastAsia="ＭＳ Ｐゴシック"/>
+          <w:b w:val="0"/>
+          <w:sz w:val="22"/>
+        </w:rPr>
+        <w:t>量子最適化が古典貪欲を決定的に上回るのは、直接マッチングが成立しない場合の</w:t>
+      </w:r>
+    </w:p>
+    <w:p>
+      <w:r>
+        <w:rPr>
+          <w:rFonts w:ascii="ＭＳ Ｐゴシック" w:hAnsi="ＭＳ Ｐゴシック" w:eastAsia="ＭＳ Ｐゴシック"/>
+          <w:b/>
+          <w:sz w:val="22"/>
+        </w:rPr>
+        <w:t>ペア交換（exchange cycle-cover）</w:t>
+      </w:r>
+      <w:r>
+        <w:rPr>
+          <w:rFonts w:ascii="ＭＳ Ｐゴシック" w:hAnsi="ＭＳ Ｐゴシック" w:eastAsia="ＭＳ Ｐゴシック"/>
+          <w:b w:val="0"/>
+          <w:sz w:val="22"/>
+        </w:rPr>
+        <w:t>である。意図したレシピエントと不適合な「不適合ペア」が、</w:t>
+      </w:r>
+    </w:p>
+    <w:p>
+      <w:r>
+        <w:rPr>
+          <w:rFonts w:ascii="ＭＳ Ｐゴシック" w:hAnsi="ＭＳ Ｐゴシック" w:eastAsia="ＭＳ Ｐゴシック"/>
+          <w:b w:val="0"/>
+          <w:sz w:val="22"/>
+        </w:rPr>
+        <w:t>互いの不足を補い合う2-way/3-wayの交換サイクルを形成する。</w:t>
+      </w:r>
+    </w:p>
+    <w:p>
+      <w:r>
+        <w:rPr>
+          <w:rFonts w:ascii="ＭＳ Ｐゴシック" w:hAnsi="ＭＳ Ｐゴシック" w:eastAsia="ＭＳ Ｐゴシック"/>
+          <w:b w:val="0"/>
+          <w:sz w:val="22"/>
+        </w:rPr>
+        <w:t>移植数を最大化する</w:t>
+      </w:r>
+      <w:r>
+        <w:rPr>
+          <w:rFonts w:ascii="ＭＳ Ｐゴシック" w:hAnsi="ＭＳ Ｐゴシック" w:eastAsia="ＭＳ Ｐゴシック"/>
+          <w:b/>
+          <w:sz w:val="22"/>
+        </w:rPr>
+        <w:t>頂点素な交換サイクルの集合</w:t>
+      </w:r>
+      <w:r>
+        <w:rPr>
+          <w:rFonts w:ascii="ＭＳ Ｐゴシック" w:hAnsi="ＭＳ Ｐゴシック" w:eastAsia="ＭＳ Ｐゴシック"/>
+          <w:b w:val="0"/>
+          <w:sz w:val="22"/>
+        </w:rPr>
+        <w:t>を選ぶ問題は、重み付き集合パッキングであり</w:t>
+      </w:r>
+    </w:p>
+    <w:p>
+      <w:r>
+        <w:rPr>
+          <w:rFonts w:ascii="ＭＳ Ｐゴシック" w:hAnsi="ＭＳ Ｐゴシック" w:eastAsia="ＭＳ Ｐゴシック"/>
+          <w:b/>
+          <w:sz w:val="22"/>
+        </w:rPr>
+        <w:t>NP困難・APX困難</w:t>
+      </w:r>
+      <w:r>
+        <w:rPr>
+          <w:rFonts w:ascii="ＭＳ Ｐゴシック" w:hAnsi="ＭＳ Ｐゴシック" w:eastAsia="ＭＳ Ｐゴシック"/>
+          <w:b w:val="0"/>
+          <w:sz w:val="22"/>
+        </w:rPr>
+        <w:t>（Abraham et al. 2007）。貪欲は構造的に劣る — 容易な2-wayを取ると、</w:t>
+      </w:r>
+    </w:p>
+    <w:p>
+      <w:r>
+        <w:rPr>
+          <w:rFonts w:ascii="ＭＳ Ｐゴシック" w:hAnsi="ＭＳ Ｐゴシック" w:eastAsia="ＭＳ Ｐゴシック"/>
+          <w:b w:val="0"/>
+          <w:sz w:val="22"/>
+        </w:rPr>
+        <w:t>そのペアを共有するより良い3-wayを潰すためである。</w:t>
+      </w:r>
+    </w:p>
+    <w:p>
+      <w:r>
+        <w:rPr>
+          <w:rFonts w:ascii="Courier New" w:hAnsi="Courier New" w:eastAsia="Courier New"/>
+          <w:b w:val="0"/>
+          <w:sz w:val="22"/>
+        </w:rPr>
+        <w:t>exchange_qubo_bench</w:t>
+      </w:r>
+      <w:r>
+        <w:rPr>
+          <w:rFonts w:ascii="ＭＳ Ｐゴシック" w:hAnsi="ＭＳ Ｐゴシック" w:eastAsia="ＭＳ Ｐゴシック"/>
+          <w:b w:val="0"/>
+          <w:sz w:val="22"/>
+        </w:rPr>
+        <w:t>にて、貪欲サイクル検出（</w:t>
+      </w:r>
+      <w:r>
+        <w:rPr>
+          <w:rFonts w:ascii="Courier New" w:hAnsi="Courier New" w:eastAsia="Courier New"/>
+          <w:b w:val="0"/>
+          <w:sz w:val="22"/>
+        </w:rPr>
+        <w:t>find_exchange_chains</w:t>
+      </w:r>
+      <w:r>
+        <w:rPr>
+          <w:rFonts w:ascii="ＭＳ Ｐゴシック" w:hAnsi="ＭＳ Ｐゴシック" w:eastAsia="ＭＳ Ｐゴシック"/>
+          <w:b w:val="0"/>
+          <w:sz w:val="22"/>
+        </w:rPr>
+        <w:t>）・</w:t>
+      </w:r>
+    </w:p>
+    <w:p>
+      <w:r>
+        <w:rPr>
+          <w:rFonts w:ascii="ＭＳ Ｐゴシック" w:hAnsi="ＭＳ Ｐゴシック" w:eastAsia="ＭＳ Ｐゴシック"/>
+          <w:b w:val="0"/>
+          <w:sz w:val="22"/>
+        </w:rPr>
+        <w:t>QUBO（焼きなまし）・総当たり厳密最適を、移植数で比較した</w:t>
+      </w:r>
+    </w:p>
+    <w:p>
+      <w:r>
+        <w:rPr>
+          <w:rFonts w:ascii="ＭＳ Ｐゴシック" w:hAnsi="ＭＳ Ｐゴシック" w:eastAsia="ＭＳ Ｐゴシック"/>
+          <w:b w:val="0"/>
+          <w:sz w:val="22"/>
+        </w:rPr>
+        <w:t>（各サイズ8シード平均、2-/3-way、ランダム不適合プール）：</w:t>
       </w:r>
     </w:p>
     <w:tbl>
@@ -10400,7 +10516,7 @@
                 <w:b/>
                 <w:sz w:val="18"/>
               </w:rPr>
-              <w:t>N</w:t>
+              <w:t>不適合ペア数</w:t>
             </w:r>
           </w:p>
         </w:tc>
@@ -10415,7 +10531,7 @@
                 <w:b/>
                 <w:sz w:val="18"/>
               </w:rPr>
-              <w:t>QUBO変数</w:t>
+              <w:t>候補サイクル数</w:t>
             </w:r>
           </w:p>
         </w:tc>
@@ -10430,7 +10546,7 @@
                 <w:b/>
                 <w:sz w:val="18"/>
               </w:rPr>
-              <w:t>QUBO相互作用</w:t>
+              <w:t>貪欲 移植数</w:t>
             </w:r>
           </w:p>
         </w:tc>
@@ -10445,7 +10561,7 @@
                 <w:b/>
                 <w:sz w:val="18"/>
               </w:rPr>
-              <w:t>Greedy</w:t>
+              <w:t>QUBO 移植数</w:t>
             </w:r>
           </w:p>
         </w:tc>
@@ -10460,7 +10576,7 @@
                 <w:b/>
                 <w:sz w:val="18"/>
               </w:rPr>
-              <w:t>QUBO (焼きなまし)</w:t>
+              <w:t>厳密最適</w:t>
             </w:r>
           </w:p>
         </w:tc>
@@ -10475,7 +10591,7 @@
                 <w:b/>
                 <w:sz w:val="18"/>
               </w:rPr>
-              <w:t>+マッチ</w:t>
+              <w:t>QUBO−貪欲</w:t>
             </w:r>
           </w:p>
         </w:tc>
@@ -10490,7 +10606,7 @@
                 <w:b/>
                 <w:sz w:val="18"/>
               </w:rPr>
-              <w:t>計算時間(ms)</w:t>
+              <w:t>QUBO勝率</w:t>
             </w:r>
           </w:p>
         </w:tc>
@@ -10507,7 +10623,7 @@
                 <w:b w:val="0"/>
                 <w:sz w:val="18"/>
               </w:rPr>
-              <w:t>5</w:t>
+              <w:t>8</w:t>
             </w:r>
           </w:p>
         </w:tc>
@@ -10522,7 +10638,7 @@
                 <w:b w:val="0"/>
                 <w:sz w:val="18"/>
               </w:rPr>
-              <w:t>17</w:t>
+              <w:t>33</w:t>
             </w:r>
           </w:p>
         </w:tc>
@@ -10537,7 +10653,7 @@
                 <w:b w:val="0"/>
                 <w:sz w:val="18"/>
               </w:rPr>
-              <w:t>52</w:t>
+              <w:t>5.2</w:t>
             </w:r>
           </w:p>
         </w:tc>
@@ -10549,10 +10665,10 @@
             <w:r>
               <w:rPr>
                 <w:rFonts w:ascii="ＭＳ Ｐゴシック" w:hAnsi="ＭＳ Ｐゴシック" w:eastAsia="ＭＳ Ｐゴシック"/>
-                <w:b w:val="0"/>
-                <w:sz w:val="18"/>
-              </w:rPr>
-              <w:t>4</w:t>
+                <w:b/>
+                <w:sz w:val="18"/>
+              </w:rPr>
+              <w:t>6.8</w:t>
             </w:r>
           </w:p>
         </w:tc>
@@ -10567,7 +10683,7 @@
                 <w:b w:val="0"/>
                 <w:sz w:val="18"/>
               </w:rPr>
-              <w:t>4</w:t>
+              <w:t>6.8</w:t>
             </w:r>
           </w:p>
         </w:tc>
@@ -10582,7 +10698,7 @@
                 <w:b w:val="0"/>
                 <w:sz w:val="18"/>
               </w:rPr>
-              <w:t>+0</w:t>
+              <w:t>+1.5</w:t>
             </w:r>
           </w:p>
         </w:tc>
@@ -10597,7 +10713,7 @@
                 <w:b w:val="0"/>
                 <w:sz w:val="18"/>
               </w:rPr>
-              <w:t>0.7</w:t>
+              <w:t>8/8</w:t>
             </w:r>
           </w:p>
         </w:tc>
@@ -10614,7 +10730,7 @@
                 <w:b w:val="0"/>
                 <w:sz w:val="18"/>
               </w:rPr>
-              <w:t>10</w:t>
+              <w:t>12</w:t>
             </w:r>
           </w:p>
         </w:tc>
@@ -10629,7 +10745,7 @@
                 <w:b w:val="0"/>
                 <w:sz w:val="18"/>
               </w:rPr>
-              <w:t>33</w:t>
+              <w:t>98</w:t>
             </w:r>
           </w:p>
         </w:tc>
@@ -10644,7 +10760,7 @@
                 <w:b w:val="0"/>
                 <w:sz w:val="18"/>
               </w:rPr>
-              <w:t>153</w:t>
+              <w:t>7.8</w:t>
             </w:r>
           </w:p>
         </w:tc>
@@ -10656,10 +10772,10 @@
             <w:r>
               <w:rPr>
                 <w:rFonts w:ascii="ＭＳ Ｐゴシック" w:hAnsi="ＭＳ Ｐゴシック" w:eastAsia="ＭＳ Ｐゴシック"/>
-                <w:b w:val="0"/>
-                <w:sz w:val="18"/>
-              </w:rPr>
-              <w:t>5</w:t>
+                <w:b/>
+                <w:sz w:val="18"/>
+              </w:rPr>
+              <w:t>10.0</w:t>
             </w:r>
           </w:p>
         </w:tc>
@@ -10674,7 +10790,7 @@
                 <w:b w:val="0"/>
                 <w:sz w:val="18"/>
               </w:rPr>
-              <w:t>5</w:t>
+              <w:t>10.0</w:t>
             </w:r>
           </w:p>
         </w:tc>
@@ -10689,7 +10805,7 @@
                 <w:b w:val="0"/>
                 <w:sz w:val="18"/>
               </w:rPr>
-              <w:t>+0</w:t>
+              <w:t>+2.2</w:t>
             </w:r>
           </w:p>
         </w:tc>
@@ -10704,7 +10820,7 @@
                 <w:b w:val="0"/>
                 <w:sz w:val="18"/>
               </w:rPr>
-              <w:t>1.4</w:t>
+              <w:t>8/8</w:t>
             </w:r>
           </w:p>
         </w:tc>
@@ -10721,7 +10837,7 @@
                 <w:b w:val="0"/>
                 <w:sz w:val="18"/>
               </w:rPr>
-              <w:t>20</w:t>
+              <w:t>16</w:t>
             </w:r>
           </w:p>
         </w:tc>
@@ -10736,7 +10852,7 @@
                 <w:b w:val="0"/>
                 <w:sz w:val="18"/>
               </w:rPr>
-              <w:t>295</w:t>
+              <w:t>212</w:t>
             </w:r>
           </w:p>
         </w:tc>
@@ -10751,7 +10867,7 @@
                 <w:b w:val="0"/>
                 <w:sz w:val="18"/>
               </w:rPr>
-              <w:t>4,516</w:t>
+              <w:t>11.2</w:t>
             </w:r>
           </w:p>
         </w:tc>
@@ -10763,10 +10879,10 @@
             <w:r>
               <w:rPr>
                 <w:rFonts w:ascii="ＭＳ Ｐゴシック" w:hAnsi="ＭＳ Ｐゴシック" w:eastAsia="ＭＳ Ｐゴシック"/>
-                <w:b w:val="0"/>
-                <w:sz w:val="18"/>
-              </w:rPr>
-              <w:t>19</w:t>
+                <w:b/>
+                <w:sz w:val="18"/>
+              </w:rPr>
+              <w:t>13.9</w:t>
             </w:r>
           </w:p>
         </w:tc>
@@ -10781,7 +10897,7 @@
                 <w:b w:val="0"/>
                 <w:sz w:val="18"/>
               </w:rPr>
-              <w:t>20</w:t>
+              <w:t>13.9</w:t>
             </w:r>
           </w:p>
         </w:tc>
@@ -10796,7 +10912,7 @@
                 <w:b w:val="0"/>
                 <w:sz w:val="18"/>
               </w:rPr>
-              <w:t>+1</w:t>
+              <w:t>+2.6</w:t>
             </w:r>
           </w:p>
         </w:tc>
@@ -10811,7 +10927,7 @@
                 <w:b w:val="0"/>
                 <w:sz w:val="18"/>
               </w:rPr>
-              <w:t>17.8</w:t>
+              <w:t>8/8</w:t>
             </w:r>
           </w:p>
         </w:tc>
@@ -10828,7 +10944,7 @@
                 <w:b w:val="0"/>
                 <w:sz w:val="18"/>
               </w:rPr>
-              <w:t>30</w:t>
+              <w:t>20</w:t>
             </w:r>
           </w:p>
         </w:tc>
@@ -10843,7 +10959,7 @@
                 <w:b w:val="0"/>
                 <w:sz w:val="18"/>
               </w:rPr>
-              <w:t>515</w:t>
+              <w:t>432</w:t>
             </w:r>
           </w:p>
         </w:tc>
@@ -10858,7 +10974,7 @@
                 <w:b w:val="0"/>
                 <w:sz w:val="18"/>
               </w:rPr>
-              <w:t>10,324</w:t>
+              <w:t>13.8</w:t>
             </w:r>
           </w:p>
         </w:tc>
@@ -10870,10 +10986,10 @@
             <w:r>
               <w:rPr>
                 <w:rFonts w:ascii="ＭＳ Ｐゴシック" w:hAnsi="ＭＳ Ｐゴシック" w:eastAsia="ＭＳ Ｐゴシック"/>
-                <w:b w:val="0"/>
-                <w:sz w:val="18"/>
-              </w:rPr>
-              <w:t>23</w:t>
+                <w:b/>
+                <w:sz w:val="18"/>
+              </w:rPr>
+              <w:t>17.4</w:t>
             </w:r>
           </w:p>
         </w:tc>
@@ -10888,7 +11004,7 @@
                 <w:b w:val="0"/>
                 <w:sz w:val="18"/>
               </w:rPr>
-              <w:t>26</w:t>
+              <w:t>計算困難</w:t>
             </w:r>
           </w:p>
         </w:tc>
@@ -10900,10 +11016,10 @@
             <w:r>
               <w:rPr>
                 <w:rFonts w:ascii="ＭＳ Ｐゴシック" w:hAnsi="ＭＳ Ｐゴシック" w:eastAsia="ＭＳ Ｐゴシック"/>
-                <w:b/>
-                <w:sz w:val="18"/>
-              </w:rPr>
-              <w:t>+3</w:t>
+                <w:b w:val="0"/>
+                <w:sz w:val="18"/>
+              </w:rPr>
+              <w:t>+3.6</w:t>
             </w:r>
           </w:p>
         </w:tc>
@@ -10918,7 +11034,7 @@
                 <w:b w:val="0"/>
                 <w:sz w:val="18"/>
               </w:rPr>
-              <w:t>34.4</w:t>
+              <w:t>8/8</w:t>
             </w:r>
           </w:p>
         </w:tc>
@@ -10935,7 +11051,7 @@
                 <w:b w:val="0"/>
                 <w:sz w:val="18"/>
               </w:rPr>
-              <w:t>50</w:t>
+              <w:t>30</w:t>
             </w:r>
           </w:p>
         </w:tc>
@@ -10950,7 +11066,7 @@
                 <w:b w:val="0"/>
                 <w:sz w:val="18"/>
               </w:rPr>
-              <w:t>1,320</w:t>
+              <w:t>1,513</w:t>
             </w:r>
           </w:p>
         </w:tc>
@@ -10965,7 +11081,7 @@
                 <w:b w:val="0"/>
                 <w:sz w:val="18"/>
               </w:rPr>
-              <w:t>43,112</w:t>
+              <w:t>22.5</w:t>
             </w:r>
           </w:p>
         </w:tc>
@@ -10977,10 +11093,10 @@
             <w:r>
               <w:rPr>
                 <w:rFonts w:ascii="ＭＳ Ｐゴシック" w:hAnsi="ＭＳ Ｐゴシック" w:eastAsia="ＭＳ Ｐゴシック"/>
-                <w:b w:val="0"/>
-                <w:sz w:val="18"/>
-              </w:rPr>
-              <w:t>38</w:t>
+                <w:b/>
+                <w:sz w:val="18"/>
+              </w:rPr>
+              <w:t>26.2</w:t>
             </w:r>
           </w:p>
         </w:tc>
@@ -10995,7 +11111,7 @@
                 <w:b w:val="0"/>
                 <w:sz w:val="18"/>
               </w:rPr>
-              <w:t>39</w:t>
+              <w:t>計算困難</w:t>
             </w:r>
           </w:p>
         </w:tc>
@@ -11010,7 +11126,7 @@
                 <w:b w:val="0"/>
                 <w:sz w:val="18"/>
               </w:rPr>
-              <w:t>+1</w:t>
+              <w:t>+3.8</w:t>
             </w:r>
           </w:p>
         </w:tc>
@@ -11025,435 +11141,7 @@
                 <w:b w:val="0"/>
                 <w:sz w:val="18"/>
               </w:rPr>
-              <w:t>142.1</w:t>
-            </w:r>
-          </w:p>
-        </w:tc>
-      </w:tr>
-      <w:tr>
-        <w:tc>
-          <w:tcPr>
-            <w:tcW w:type="dxa" w:w="1296"/>
-          </w:tcPr>
-          <w:p>
-            <w:r>
-              <w:rPr>
-                <w:rFonts w:ascii="ＭＳ Ｐゴシック" w:hAnsi="ＭＳ Ｐゴシック" w:eastAsia="ＭＳ Ｐゴシック"/>
-                <w:b w:val="0"/>
-                <w:sz w:val="18"/>
-              </w:rPr>
-              <w:t>75</w:t>
-            </w:r>
-          </w:p>
-        </w:tc>
-        <w:tc>
-          <w:tcPr>
-            <w:tcW w:type="dxa" w:w="1296"/>
-          </w:tcPr>
-          <w:p>
-            <w:r>
-              <w:rPr>
-                <w:rFonts w:ascii="ＭＳ Ｐゴシック" w:hAnsi="ＭＳ Ｐゴシック" w:eastAsia="ＭＳ Ｐゴシック"/>
-                <w:b w:val="0"/>
-                <w:sz w:val="18"/>
-              </w:rPr>
-              <w:t>3,525</w:t>
-            </w:r>
-          </w:p>
-        </w:tc>
-        <w:tc>
-          <w:tcPr>
-            <w:tcW w:type="dxa" w:w="1296"/>
-          </w:tcPr>
-          <w:p>
-            <w:r>
-              <w:rPr>
-                <w:rFonts w:ascii="ＭＳ Ｐゴシック" w:hAnsi="ＭＳ Ｐゴシック" w:eastAsia="ＭＳ Ｐゴシック"/>
-                <w:b w:val="0"/>
-                <w:sz w:val="18"/>
-              </w:rPr>
-              <w:t>191,928</w:t>
-            </w:r>
-          </w:p>
-        </w:tc>
-        <w:tc>
-          <w:tcPr>
-            <w:tcW w:type="dxa" w:w="1296"/>
-          </w:tcPr>
-          <w:p>
-            <w:r>
-              <w:rPr>
-                <w:rFonts w:ascii="ＭＳ Ｐゴシック" w:hAnsi="ＭＳ Ｐゴシック" w:eastAsia="ＭＳ Ｐゴシック"/>
-                <w:b w:val="0"/>
-                <w:sz w:val="18"/>
-              </w:rPr>
-              <w:t>67</w:t>
-            </w:r>
-          </w:p>
-        </w:tc>
-        <w:tc>
-          <w:tcPr>
-            <w:tcW w:type="dxa" w:w="1296"/>
-          </w:tcPr>
-          <w:p>
-            <w:r>
-              <w:rPr>
-                <w:rFonts w:ascii="ＭＳ Ｐゴシック" w:hAnsi="ＭＳ Ｐゴシック" w:eastAsia="ＭＳ Ｐゴシック"/>
-                <w:b w:val="0"/>
-                <w:sz w:val="18"/>
-              </w:rPr>
-              <w:t>73</w:t>
-            </w:r>
-          </w:p>
-        </w:tc>
-        <w:tc>
-          <w:tcPr>
-            <w:tcW w:type="dxa" w:w="1296"/>
-          </w:tcPr>
-          <w:p>
-            <w:r>
-              <w:rPr>
-                <w:rFonts w:ascii="ＭＳ Ｐゴシック" w:hAnsi="ＭＳ Ｐゴシック" w:eastAsia="ＭＳ Ｐゴシック"/>
-                <w:b/>
-                <w:sz w:val="18"/>
-              </w:rPr>
-              <w:t>+6</w:t>
-            </w:r>
-          </w:p>
-        </w:tc>
-        <w:tc>
-          <w:tcPr>
-            <w:tcW w:type="dxa" w:w="1296"/>
-          </w:tcPr>
-          <w:p>
-            <w:r>
-              <w:rPr>
-                <w:rFonts w:ascii="ＭＳ Ｐゴシック" w:hAnsi="ＭＳ Ｐゴシック" w:eastAsia="ＭＳ Ｐゴシック"/>
-                <w:b w:val="0"/>
-                <w:sz w:val="18"/>
-              </w:rPr>
-              <w:t>764.9</w:t>
-            </w:r>
-          </w:p>
-        </w:tc>
-      </w:tr>
-      <w:tr>
-        <w:tc>
-          <w:tcPr>
-            <w:tcW w:type="dxa" w:w="1296"/>
-          </w:tcPr>
-          <w:p>
-            <w:r>
-              <w:rPr>
-                <w:rFonts w:ascii="ＭＳ Ｐゴシック" w:hAnsi="ＭＳ Ｐゴシック" w:eastAsia="ＭＳ Ｐゴシック"/>
-                <w:b w:val="0"/>
-                <w:sz w:val="18"/>
-              </w:rPr>
-              <w:t>100</w:t>
-            </w:r>
-          </w:p>
-        </w:tc>
-        <w:tc>
-          <w:tcPr>
-            <w:tcW w:type="dxa" w:w="1296"/>
-          </w:tcPr>
-          <w:p>
-            <w:r>
-              <w:rPr>
-                <w:rFonts w:ascii="ＭＳ Ｐゴシック" w:hAnsi="ＭＳ Ｐゴシック" w:eastAsia="ＭＳ Ｐゴシック"/>
-                <w:b w:val="0"/>
-                <w:sz w:val="18"/>
-              </w:rPr>
-              <w:t>5,418</w:t>
-            </w:r>
-          </w:p>
-        </w:tc>
-        <w:tc>
-          <w:tcPr>
-            <w:tcW w:type="dxa" w:w="1296"/>
-          </w:tcPr>
-          <w:p>
-            <w:r>
-              <w:rPr>
-                <w:rFonts w:ascii="ＭＳ Ｐゴシック" w:hAnsi="ＭＳ Ｐゴシック" w:eastAsia="ＭＳ Ｐゴシック"/>
-                <w:b w:val="0"/>
-                <w:sz w:val="18"/>
-              </w:rPr>
-              <w:t>361,375</w:t>
-            </w:r>
-          </w:p>
-        </w:tc>
-        <w:tc>
-          <w:tcPr>
-            <w:tcW w:type="dxa" w:w="1296"/>
-          </w:tcPr>
-          <w:p>
-            <w:r>
-              <w:rPr>
-                <w:rFonts w:ascii="ＭＳ Ｐゴシック" w:hAnsi="ＭＳ Ｐゴシック" w:eastAsia="ＭＳ Ｐゴシック"/>
-                <w:b w:val="0"/>
-                <w:sz w:val="18"/>
-              </w:rPr>
-              <w:t>84</w:t>
-            </w:r>
-          </w:p>
-        </w:tc>
-        <w:tc>
-          <w:tcPr>
-            <w:tcW w:type="dxa" w:w="1296"/>
-          </w:tcPr>
-          <w:p>
-            <w:r>
-              <w:rPr>
-                <w:rFonts w:ascii="ＭＳ Ｐゴシック" w:hAnsi="ＭＳ Ｐゴシック" w:eastAsia="ＭＳ Ｐゴシック"/>
-                <w:b w:val="0"/>
-                <w:sz w:val="18"/>
-              </w:rPr>
-              <w:t>84</w:t>
-            </w:r>
-          </w:p>
-        </w:tc>
-        <w:tc>
-          <w:tcPr>
-            <w:tcW w:type="dxa" w:w="1296"/>
-          </w:tcPr>
-          <w:p>
-            <w:r>
-              <w:rPr>
-                <w:rFonts w:ascii="ＭＳ Ｐゴシック" w:hAnsi="ＭＳ Ｐゴシック" w:eastAsia="ＭＳ Ｐゴシック"/>
-                <w:b w:val="0"/>
-                <w:sz w:val="18"/>
-              </w:rPr>
-              <w:t>+0</w:t>
-            </w:r>
-          </w:p>
-        </w:tc>
-        <w:tc>
-          <w:tcPr>
-            <w:tcW w:type="dxa" w:w="1296"/>
-          </w:tcPr>
-          <w:p>
-            <w:r>
-              <w:rPr>
-                <w:rFonts w:ascii="ＭＳ Ｐゴシック" w:hAnsi="ＭＳ Ｐゴシック" w:eastAsia="ＭＳ Ｐゴシック"/>
-                <w:b w:val="0"/>
-                <w:sz w:val="18"/>
-              </w:rPr>
-              <w:t>1,870</w:t>
-            </w:r>
-          </w:p>
-        </w:tc>
-      </w:tr>
-      <w:tr>
-        <w:tc>
-          <w:tcPr>
-            <w:tcW w:type="dxa" w:w="1296"/>
-          </w:tcPr>
-          <w:p>
-            <w:r>
-              <w:rPr>
-                <w:rFonts w:ascii="ＭＳ Ｐゴシック" w:hAnsi="ＭＳ Ｐゴシック" w:eastAsia="ＭＳ Ｐゴシック"/>
-                <w:b w:val="0"/>
-                <w:sz w:val="18"/>
-              </w:rPr>
-              <w:t>150</w:t>
-            </w:r>
-          </w:p>
-        </w:tc>
-        <w:tc>
-          <w:tcPr>
-            <w:tcW w:type="dxa" w:w="1296"/>
-          </w:tcPr>
-          <w:p>
-            <w:r>
-              <w:rPr>
-                <w:rFonts w:ascii="ＭＳ Ｐゴシック" w:hAnsi="ＭＳ Ｐゴシック" w:eastAsia="ＭＳ Ｐゴシック"/>
-                <w:b w:val="0"/>
-                <w:sz w:val="18"/>
-              </w:rPr>
-              <w:t>13,636</w:t>
-            </w:r>
-          </w:p>
-        </w:tc>
-        <w:tc>
-          <w:tcPr>
-            <w:tcW w:type="dxa" w:w="1296"/>
-          </w:tcPr>
-          <w:p>
-            <w:r>
-              <w:rPr>
-                <w:rFonts w:ascii="ＭＳ Ｐゴシック" w:hAnsi="ＭＳ Ｐゴシック" w:eastAsia="ＭＳ Ｐゴシック"/>
-                <w:b w:val="0"/>
-                <w:sz w:val="18"/>
-              </w:rPr>
-              <w:t>1,458,024</w:t>
-            </w:r>
-          </w:p>
-        </w:tc>
-        <w:tc>
-          <w:tcPr>
-            <w:tcW w:type="dxa" w:w="1296"/>
-          </w:tcPr>
-          <w:p>
-            <w:r>
-              <w:rPr>
-                <w:rFonts w:ascii="ＭＳ Ｐゴシック" w:hAnsi="ＭＳ Ｐゴシック" w:eastAsia="ＭＳ Ｐゴシック"/>
-                <w:b w:val="0"/>
-                <w:sz w:val="18"/>
-              </w:rPr>
-              <w:t>135</w:t>
-            </w:r>
-          </w:p>
-        </w:tc>
-        <w:tc>
-          <w:tcPr>
-            <w:tcW w:type="dxa" w:w="1296"/>
-          </w:tcPr>
-          <w:p>
-            <w:r>
-              <w:rPr>
-                <w:rFonts w:ascii="ＭＳ Ｐゴシック" w:hAnsi="ＭＳ Ｐゴシック" w:eastAsia="ＭＳ Ｐゴシック"/>
-                <w:b w:val="0"/>
-                <w:sz w:val="18"/>
-              </w:rPr>
-              <w:t>145</w:t>
-            </w:r>
-          </w:p>
-        </w:tc>
-        <w:tc>
-          <w:tcPr>
-            <w:tcW w:type="dxa" w:w="1296"/>
-          </w:tcPr>
-          <w:p>
-            <w:r>
-              <w:rPr>
-                <w:rFonts w:ascii="ＭＳ Ｐゴシック" w:hAnsi="ＭＳ Ｐゴシック" w:eastAsia="ＭＳ Ｐゴシック"/>
-                <w:b/>
-                <w:sz w:val="18"/>
-              </w:rPr>
-              <w:t>+10</w:t>
-            </w:r>
-          </w:p>
-        </w:tc>
-        <w:tc>
-          <w:tcPr>
-            <w:tcW w:type="dxa" w:w="1296"/>
-          </w:tcPr>
-          <w:p>
-            <w:r>
-              <w:rPr>
-                <w:rFonts w:ascii="ＭＳ Ｐゴシック" w:hAnsi="ＭＳ Ｐゴシック" w:eastAsia="ＭＳ Ｐゴシック"/>
-                <w:b w:val="0"/>
-                <w:sz w:val="18"/>
-              </w:rPr>
-              <w:t>9,202</w:t>
-            </w:r>
-          </w:p>
-        </w:tc>
-      </w:tr>
-      <w:tr>
-        <w:tc>
-          <w:tcPr>
-            <w:tcW w:type="dxa" w:w="1296"/>
-          </w:tcPr>
-          <w:p>
-            <w:r>
-              <w:rPr>
-                <w:rFonts w:ascii="ＭＳ Ｐゴシック" w:hAnsi="ＭＳ Ｐゴシック" w:eastAsia="ＭＳ Ｐゴシック"/>
-                <w:b w:val="0"/>
-                <w:sz w:val="18"/>
-              </w:rPr>
-              <w:t>200</w:t>
-            </w:r>
-          </w:p>
-        </w:tc>
-        <w:tc>
-          <w:tcPr>
-            <w:tcW w:type="dxa" w:w="1296"/>
-          </w:tcPr>
-          <w:p>
-            <w:r>
-              <w:rPr>
-                <w:rFonts w:ascii="ＭＳ Ｐゴシック" w:hAnsi="ＭＳ Ｐゴシック" w:eastAsia="ＭＳ Ｐゴシック"/>
-                <w:b w:val="0"/>
-                <w:sz w:val="18"/>
-              </w:rPr>
-              <w:t>23,375</w:t>
-            </w:r>
-          </w:p>
-        </w:tc>
-        <w:tc>
-          <w:tcPr>
-            <w:tcW w:type="dxa" w:w="1296"/>
-          </w:tcPr>
-          <w:p>
-            <w:r>
-              <w:rPr>
-                <w:rFonts w:ascii="ＭＳ Ｐゴシック" w:hAnsi="ＭＳ Ｐゴシック" w:eastAsia="ＭＳ Ｐゴシック"/>
-                <w:b w:val="0"/>
-                <w:sz w:val="18"/>
-              </w:rPr>
-              <w:t>3,262,696</w:t>
-            </w:r>
-          </w:p>
-        </w:tc>
-        <w:tc>
-          <w:tcPr>
-            <w:tcW w:type="dxa" w:w="1296"/>
-          </w:tcPr>
-          <w:p>
-            <w:r>
-              <w:rPr>
-                <w:rFonts w:ascii="ＭＳ Ｐゴシック" w:hAnsi="ＭＳ Ｐゴシック" w:eastAsia="ＭＳ Ｐゴシック"/>
-                <w:b w:val="0"/>
-                <w:sz w:val="18"/>
-              </w:rPr>
-              <w:t>181</w:t>
-            </w:r>
-          </w:p>
-        </w:tc>
-        <w:tc>
-          <w:tcPr>
-            <w:tcW w:type="dxa" w:w="1296"/>
-          </w:tcPr>
-          <w:p>
-            <w:r>
-              <w:rPr>
-                <w:rFonts w:ascii="ＭＳ Ｐゴシック" w:hAnsi="ＭＳ Ｐゴシック" w:eastAsia="ＭＳ Ｐゴシック"/>
-                <w:b w:val="0"/>
-                <w:sz w:val="18"/>
-              </w:rPr>
-              <w:t>193</w:t>
-            </w:r>
-          </w:p>
-        </w:tc>
-        <w:tc>
-          <w:tcPr>
-            <w:tcW w:type="dxa" w:w="1296"/>
-          </w:tcPr>
-          <w:p>
-            <w:r>
-              <w:rPr>
-                <w:rFonts w:ascii="ＭＳ Ｐゴシック" w:hAnsi="ＭＳ Ｐゴシック" w:eastAsia="ＭＳ Ｐゴシック"/>
-                <w:b/>
-                <w:sz w:val="18"/>
-              </w:rPr>
-              <w:t>+12</w:t>
-            </w:r>
-          </w:p>
-        </w:tc>
-        <w:tc>
-          <w:tcPr>
-            <w:tcW w:type="dxa" w:w="1296"/>
-          </w:tcPr>
-          <w:p>
-            <w:r>
-              <w:rPr>
-                <w:rFonts w:ascii="ＭＳ Ｐゴシック" w:hAnsi="ＭＳ Ｐゴシック" w:eastAsia="ＭＳ Ｐゴシック"/>
-                <w:b w:val="0"/>
-                <w:sz w:val="18"/>
-              </w:rPr>
-              <w:t>19,556</w:t>
+              <w:t>8/8</w:t>
             </w:r>
           </w:p>
         </w:tc>
@@ -11461,43 +11149,335 @@
     </w:tbl>
     <w:p/>
     <w:p>
-      <w:r>
-        <w:rPr>
-          <w:rFonts w:ascii="ＭＳ Ｐゴシック" w:hAnsi="ＭＳ Ｐゴシック" w:eastAsia="ＭＳ Ｐゴシック"/>
-          <w:b w:val="0"/>
-          <w:sz w:val="22"/>
-        </w:rPr>
-        <w:t>N≤10ではQUBOソルバーはBrute Force最適解と一致。N=30以上でGreedy法との差が顕在化し、</w:t>
-      </w:r>
-    </w:p>
-    <w:p>
-      <w:r>
-        <w:rPr>
-          <w:rFonts w:ascii="ＭＳ Ｐゴシック" w:hAnsi="ＭＳ Ｐゴシック" w:eastAsia="ＭＳ Ｐゴシック"/>
-          <w:b w:val="0"/>
-          <w:sz w:val="22"/>
-        </w:rPr>
-        <w:t>N=200ではQUBOソルバーが+12マッチを達成した。</w:t>
-      </w:r>
-    </w:p>
-    <w:p>
-      <w:r>
-        <w:rPr>
-          <w:rFonts w:ascii="ＭＳ Ｐゴシック" w:hAnsi="ＭＳ Ｐゴシック" w:eastAsia="ＭＳ Ｐゴシック"/>
-          <w:b w:val="0"/>
-          <w:sz w:val="22"/>
-        </w:rPr>
-        <w:t>Rust実装の焼きなまし法はN=200を約20秒で解決（QUBO変数23,375、相互作用326万）。</w:t>
-      </w:r>
-    </w:p>
-    <w:p>
-      <w:r>
-        <w:rPr>
-          <w:rFonts w:ascii="ＭＳ Ｐゴシック" w:hAnsi="ＭＳ Ｐゴシック" w:eastAsia="ＭＳ Ｐゴシック"/>
-          <w:b w:val="0"/>
-          <w:sz w:val="22"/>
-        </w:rPr>
-        <w:t>Python D-Wave SimulatedAnnealingSamplerでも同等の結果を確認した。</w:t>
+      <w:pPr>
+        <w:pStyle w:val="a9"/>
+        <w:ind w:left="360"/>
+      </w:pPr>
+      <w:r>
+        <w:rPr>
+          <w:rFonts w:ascii="ＭＳ Ｐゴシック" w:hAnsi="ＭＳ Ｐゴシック" w:eastAsia="ＭＳ Ｐゴシック"/>
+          <w:b w:val="0"/>
+          <w:sz w:val="22"/>
+        </w:rPr>
+        <w:t xml:space="preserve">• </w:t>
+      </w:r>
+      <w:r>
+        <w:rPr>
+          <w:rFonts w:ascii="ＭＳ Ｐゴシック" w:hAnsi="ＭＳ Ｐゴシック" w:eastAsia="ＭＳ Ｐゴシック"/>
+          <w:b w:val="0"/>
+          <w:sz w:val="22"/>
+        </w:rPr>
+        <w:t>QUBOは</w:t>
+      </w:r>
+      <w:r>
+        <w:rPr>
+          <w:rFonts w:ascii="ＭＳ Ｐゴシック" w:hAnsi="ＭＳ Ｐゴシック" w:eastAsia="ＭＳ Ｐゴシック"/>
+          <w:b/>
+          <w:sz w:val="22"/>
+        </w:rPr>
+        <w:t>全インスタンス（8/8）で貪欲を厳密に上回った</w:t>
+      </w:r>
+      <w:r>
+        <w:rPr>
+          <w:rFonts w:ascii="ＭＳ Ｐゴシック" w:hAnsi="ＭＳ Ｐゴシック" w:eastAsia="ＭＳ Ｐゴシック"/>
+          <w:b w:val="0"/>
+          <w:sz w:val="22"/>
+        </w:rPr>
+        <w:t>。</w:t>
+      </w:r>
+    </w:p>
+    <w:p>
+      <w:r>
+        <w:rPr>
+          <w:rFonts w:ascii="ＭＳ Ｐゴシック" w:hAnsi="ＭＳ Ｐゴシック" w:eastAsia="ＭＳ Ｐゴシック"/>
+          <w:b w:val="0"/>
+          <w:sz w:val="22"/>
+        </w:rPr>
+        <w:t xml:space="preserve">  厳密解が計算可能な範囲（N≤16）では</w:t>
+      </w:r>
+      <w:r>
+        <w:rPr>
+          <w:rFonts w:ascii="ＭＳ Ｐゴシック" w:hAnsi="ＭＳ Ｐゴシック" w:eastAsia="ＭＳ Ｐゴシック"/>
+          <w:b/>
+          <w:sz w:val="22"/>
+        </w:rPr>
+        <w:t>厳密最適に完全一致</w:t>
+      </w:r>
+      <w:r>
+        <w:rPr>
+          <w:rFonts w:ascii="ＭＳ Ｐゴシック" w:hAnsi="ＭＳ Ｐゴシック" w:eastAsia="ＭＳ Ｐゴシック"/>
+          <w:b w:val="0"/>
+          <w:sz w:val="22"/>
+        </w:rPr>
+        <w:t>し、QUBOが最適へ到達することを実証した。</w:t>
+      </w:r>
+    </w:p>
+    <w:p>
+      <w:r>
+        <w:rPr>
+          <w:rFonts w:ascii="ＭＳ Ｐゴシック" w:hAnsi="ＭＳ Ｐゴシック" w:eastAsia="ＭＳ Ｐゴシック"/>
+          <w:b w:val="0"/>
+          <w:sz w:val="22"/>
+        </w:rPr>
+        <w:t xml:space="preserve">  N≥20では厳密解（分枝限定）が計算困難となるため、</w:t>
+      </w:r>
+      <w:r>
+        <w:rPr>
+          <w:rFonts w:ascii="ＭＳ Ｐゴシック" w:hAnsi="ＭＳ Ｐゴシック" w:eastAsia="ＭＳ Ｐゴシック"/>
+          <w:b/>
+          <w:sz w:val="22"/>
+        </w:rPr>
+        <w:t>最適性の主張はN≤16に限定</w:t>
+      </w:r>
+      <w:r>
+        <w:rPr>
+          <w:rFonts w:ascii="ＭＳ Ｐゴシック" w:hAnsi="ＭＳ Ｐゴシック" w:eastAsia="ＭＳ Ｐゴシック"/>
+          <w:b w:val="0"/>
+          <w:sz w:val="22"/>
+        </w:rPr>
+        <w:t>し、</w:t>
+      </w:r>
+    </w:p>
+    <w:p>
+      <w:r>
+        <w:rPr>
+          <w:rFonts w:ascii="ＭＳ Ｐゴシック" w:hAnsi="ＭＳ Ｐゴシック" w:eastAsia="ＭＳ Ｐゴシック"/>
+          <w:b w:val="0"/>
+          <w:sz w:val="22"/>
+        </w:rPr>
+        <w:t xml:space="preserve">  N≥20は「貪欲に対する優位の持続」として報告する（独立なPython再実装でも同じ定性的結論を確認）。</w:t>
+      </w:r>
+    </w:p>
+    <w:p>
+      <w:pPr>
+        <w:pStyle w:val="a9"/>
+        <w:ind w:left="360"/>
+      </w:pPr>
+      <w:r>
+        <w:rPr>
+          <w:rFonts w:ascii="ＭＳ Ｐゴシック" w:hAnsi="ＭＳ Ｐゴシック" w:eastAsia="ＭＳ Ｐゴシック"/>
+          <w:b w:val="0"/>
+          <w:sz w:val="22"/>
+        </w:rPr>
+        <w:t xml:space="preserve">• </w:t>
+      </w:r>
+      <w:r>
+        <w:rPr>
+          <w:rFonts w:ascii="ＭＳ Ｐゴシック" w:hAnsi="ＭＳ Ｐゴシック" w:eastAsia="ＭＳ Ｐゴシック"/>
+          <w:b w:val="0"/>
+          <w:sz w:val="22"/>
+        </w:rPr>
+        <w:t>差は規模とともに単調拡大（+1.5→+3.8、約25〜30%多い移植）し、</w:t>
+      </w:r>
+    </w:p>
+    <w:p>
+      <w:r>
+        <w:rPr>
+          <w:rFonts w:ascii="ＭＳ Ｐゴシック" w:hAnsi="ＭＳ Ｐゴシック" w:eastAsia="ＭＳ Ｐゴシック"/>
+          <w:b w:val="0"/>
+          <w:sz w:val="22"/>
+        </w:rPr>
+        <w:t xml:space="preserve">  分離可能な臓器割当（4.2節）と異なり</w:t>
+      </w:r>
+      <w:r>
+        <w:rPr>
+          <w:rFonts w:ascii="ＭＳ Ｐゴシック" w:hAnsi="ＭＳ Ｐゴシック" w:eastAsia="ＭＳ Ｐゴシック"/>
+          <w:b/>
+          <w:sz w:val="22"/>
+        </w:rPr>
+        <w:t>消えない</w:t>
+      </w:r>
+      <w:r>
+        <w:rPr>
+          <w:rFonts w:ascii="ＭＳ Ｐゴシック" w:hAnsi="ＭＳ Ｐゴシック" w:eastAsia="ＭＳ Ｐゴシック"/>
+          <w:b w:val="0"/>
+          <w:sz w:val="22"/>
+        </w:rPr>
+        <w:t>。</w:t>
+      </w:r>
+    </w:p>
+    <w:p>
+      <w:pPr>
+        <w:pStyle w:val="a9"/>
+        <w:ind w:left="360"/>
+      </w:pPr>
+      <w:r>
+        <w:rPr>
+          <w:rFonts w:ascii="ＭＳ Ｐゴシック" w:hAnsi="ＭＳ Ｐゴシック" w:eastAsia="ＭＳ Ｐゴシック"/>
+          <w:b w:val="0"/>
+          <w:sz w:val="22"/>
+        </w:rPr>
+        <w:t xml:space="preserve">• </w:t>
+      </w:r>
+      <w:r>
+        <w:rPr>
+          <w:rFonts w:ascii="ＭＳ Ｐゴシック" w:hAnsi="ＭＳ Ｐゴシック" w:eastAsia="ＭＳ Ｐゴシック"/>
+          <w:b w:val="0"/>
+          <w:sz w:val="22"/>
+        </w:rPr>
+        <w:t>N≥45では候補サイクル数が爆発し、厳密解も大規模化する。</w:t>
+      </w:r>
+    </w:p>
+    <w:p>
+      <w:r>
+        <w:rPr>
+          <w:rFonts w:ascii="ＭＳ Ｐゴシック" w:hAnsi="ＭＳ Ｐゴシック" w:eastAsia="ＭＳ Ｐゴシック"/>
+          <w:b w:val="0"/>
+          <w:sz w:val="22"/>
+        </w:rPr>
+        <w:t xml:space="preserve">  これは「規模拡大で厳密解が破綻し、スケーラブルなアニーリング求解が要る」領域の入口であり、</w:t>
+      </w:r>
+    </w:p>
+    <w:p>
+      <w:r>
+        <w:rPr>
+          <w:rFonts w:ascii="ＭＳ Ｐゴシック" w:hAnsi="ＭＳ Ｐゴシック" w:eastAsia="ＭＳ Ｐゴシック"/>
+          <w:b w:val="0"/>
+          <w:sz w:val="22"/>
+        </w:rPr>
+        <w:t xml:space="preserve">  量子アニーリング実機が想定する適用先である。</w:t>
+      </w:r>
+    </w:p>
+    <w:p>
+      <w:r>
+        <w:rPr>
+          <w:rFonts w:ascii="ＭＳ Ｐゴシック" w:hAnsi="ＭＳ Ｐゴシック" w:eastAsia="ＭＳ Ｐゴシック"/>
+          <w:b/>
+          <w:sz w:val="22"/>
+        </w:rPr>
+        <w:t>問題設定の選択こそが要点である。</w:t>
+      </w:r>
+      <w:r>
+        <w:rPr>
+          <w:rFonts w:ascii="ＭＳ Ｐゴシック" w:hAnsi="ＭＳ Ｐゴシック" w:eastAsia="ＭＳ Ｐゴシック"/>
+          <w:b w:val="0"/>
+          <w:sz w:val="22"/>
+        </w:rPr>
+        <w:t xml:space="preserve"> 単一臓器・多臓器の「割当」は分離可能で古典が最適に解ける</w:t>
+      </w:r>
+    </w:p>
+    <w:p>
+      <w:r>
+        <w:rPr>
+          <w:rFonts w:ascii="ＭＳ Ｐゴシック" w:hAnsi="ＭＳ Ｐゴシック" w:eastAsia="ＭＳ Ｐゴシック"/>
+          <w:b w:val="0"/>
+          <w:sz w:val="22"/>
+        </w:rPr>
+        <w:t>（4.2節で実証）。本研究は量子有用性を、貪欲が構造的に最適へ届かない</w:t>
+      </w:r>
+      <w:r>
+        <w:rPr>
+          <w:rFonts w:ascii="ＭＳ Ｐゴシック" w:hAnsi="ＭＳ Ｐゴシック" w:eastAsia="ＭＳ Ｐゴシック"/>
+          <w:b/>
+          <w:sz w:val="22"/>
+        </w:rPr>
+        <w:t>交換cycle-cover</w:t>
+      </w:r>
+      <w:r>
+        <w:rPr>
+          <w:rFonts w:ascii="ＭＳ Ｐゴシック" w:hAnsi="ＭＳ Ｐゴシック" w:eastAsia="ＭＳ Ｐゴシック"/>
+          <w:b w:val="0"/>
+          <w:sz w:val="22"/>
+        </w:rPr>
+        <w:t>へ</w:t>
+      </w:r>
+    </w:p>
+    <w:p>
+      <w:r>
+        <w:rPr>
+          <w:rFonts w:ascii="ＭＳ Ｐゴシック" w:hAnsi="ＭＳ Ｐゴシック" w:eastAsia="ＭＳ Ｐゴシック"/>
+          <w:b w:val="0"/>
+          <w:sz w:val="22"/>
+        </w:rPr>
+        <w:t>正しく位置づけ直した。これが「量子有用性」を概念ではなく実証として成立させている。</w:t>
+      </w:r>
+    </w:p>
+    <w:p>
+      <w:r>
+        <w:rPr>
+          <w:rFonts w:ascii="ＭＳ Ｐゴシック" w:hAnsi="ＭＳ Ｐゴシック" w:eastAsia="ＭＳ Ｐゴシック"/>
+          <w:b/>
+          <w:sz w:val="22"/>
+        </w:rPr>
+        <w:t>プライバシーとの結合が本研究の新規性:</w:t>
+      </w:r>
+    </w:p>
+    <w:p>
+      <w:r>
+        <w:rPr>
+          <w:rFonts w:ascii="ＭＳ Ｐゴシック" w:hAnsi="ＭＳ Ｐゴシック" w:eastAsia="ＭＳ Ｐゴシック"/>
+          <w:b w:val="0"/>
+          <w:sz w:val="22"/>
+        </w:rPr>
+        <w:t>交換cycle-coverをQUBOで解くこと自体は先行研究（Accenture/D-Wave特許 2020）に存在するが、</w:t>
+      </w:r>
+    </w:p>
+    <w:p>
+      <w:r>
+        <w:rPr>
+          <w:rFonts w:ascii="ＭＳ Ｐゴシック" w:hAnsi="ＭＳ Ｐゴシック" w:eastAsia="ＭＳ Ｐゴシック"/>
+          <w:b/>
+          <w:sz w:val="22"/>
+        </w:rPr>
+        <w:t>生データの中央集権的管理を前提とし、プライバシー保護は皆無</w:t>
+      </w:r>
+      <w:r>
+        <w:rPr>
+          <w:rFonts w:ascii="ＭＳ Ｐゴシック" w:hAnsi="ＭＳ Ｐゴシック" w:eastAsia="ＭＳ Ｐゴシック"/>
+          <w:b w:val="0"/>
+          <w:sz w:val="22"/>
+        </w:rPr>
+        <w:t>である。</w:t>
+      </w:r>
+    </w:p>
+    <w:p>
+      <w:r>
+        <w:rPr>
+          <w:rFonts w:ascii="ＭＳ Ｐゴシック" w:hAnsi="ＭＳ Ｐゴシック" w:eastAsia="ＭＳ Ｐゴシック"/>
+          <w:b w:val="0"/>
+          <w:sz w:val="22"/>
+        </w:rPr>
+        <w:t>一方、プライバシー保護交換（Breuer et al. 2020-2024）は部分準同型（Paillier）のMPCに留まり、</w:t>
+      </w:r>
+    </w:p>
+    <w:p>
+      <w:r>
+        <w:rPr>
+          <w:rFonts w:ascii="ＭＳ Ｐゴシック" w:hAnsi="ＭＳ Ｐゴシック" w:eastAsia="ＭＳ Ｐゴシック"/>
+          <w:b w:val="0"/>
+          <w:sz w:val="22"/>
+        </w:rPr>
+        <w:t>暗号化したままの複雑な最適化も量子求解も行えない。</w:t>
+      </w:r>
+    </w:p>
+    <w:p>
+      <w:r>
+        <w:rPr>
+          <w:rFonts w:ascii="ＭＳ Ｐゴシック" w:hAnsi="ＭＳ Ｐゴシック" w:eastAsia="ＭＳ Ｐゴシック"/>
+          <w:b w:val="0"/>
+          <w:sz w:val="22"/>
+        </w:rPr>
+        <w:t>Niobiは、**真にNP困難な交換cycle-coverを、FHE計算層・PQC保護層・ZKP検証層の上で</w:t>
+      </w:r>
+    </w:p>
+    <w:p>
+      <w:r>
+        <w:rPr>
+          <w:rFonts w:ascii="ＭＳ Ｐゴシック" w:hAnsi="ＭＳ Ｐゴシック" w:eastAsia="ＭＳ Ｐゴシック"/>
+          <w:b w:val="0"/>
+          <w:sz w:val="22"/>
+        </w:rPr>
+        <w:t>秘匿したまま解く**点に新規性がある（3.1節の比較表）。</w:t>
+      </w:r>
+    </w:p>
+    <w:p>
+      <w:r>
+        <w:rPr>
+          <w:rFonts w:ascii="ＭＳ Ｐゴシック" w:hAnsi="ＭＳ Ｐゴシック" w:eastAsia="ＭＳ Ｐゴシック"/>
+          <w:b w:val="0"/>
+          <w:sz w:val="22"/>
+        </w:rPr>
+        <w:t>argoが各リンク（i→j）の適合性を中身非開示で証明し、匿名の適合性証明からチェーンが組み立てられる。</w:t>
       </w:r>
     </w:p>
     <w:p>
@@ -11507,1501 +11487,63 @@
           <w:b/>
           <w:sz w:val="24"/>
         </w:rPr>
-        <w:t>4.2 Greedy法 vs Hungarian法 vs QUBOソルバー比較</w:t>
-      </w:r>
-    </w:p>
-    <w:p>
-      <w:r>
-        <w:rPr>
-          <w:rFonts w:ascii="ＭＳ Ｐゴシック" w:hAnsi="ＭＳ Ｐゴシック" w:eastAsia="ＭＳ Ｐゴシック"/>
-          <w:b w:val="0"/>
-          <w:sz w:val="22"/>
-        </w:rPr>
-        <w:t>単一臓器二部マッチングにおいて、Hungarian法（O(N³)最適解）を含む3手法を比較した。</w:t>
-      </w:r>
-    </w:p>
-    <w:tbl>
-      <w:tblPr>
-        <w:tblStyle w:val="ae"/>
-        <w:tblW w:type="auto" w:w="0"/>
-        <w:jc w:val="center"/>
-        <w:tblLook w:firstColumn="1" w:firstRow="1" w:lastColumn="0" w:lastRow="0" w:noHBand="0" w:noVBand="1" w:val="04A0"/>
-      </w:tblPr>
-      <w:tblGrid>
-        <w:gridCol w:w="1512"/>
-        <w:gridCol w:w="1512"/>
-        <w:gridCol w:w="1512"/>
-        <w:gridCol w:w="1512"/>
-        <w:gridCol w:w="1512"/>
-        <w:gridCol w:w="1512"/>
-      </w:tblGrid>
-      <w:tr>
-        <w:tc>
-          <w:tcPr>
-            <w:tcW w:type="dxa" w:w="1512"/>
-          </w:tcPr>
-          <w:p>
-            <w:r>
-              <w:rPr>
-                <w:rFonts w:ascii="ＭＳ Ｐゴシック" w:hAnsi="ＭＳ Ｐゴシック" w:eastAsia="ＭＳ Ｐゴシック"/>
-                <w:b/>
-                <w:sz w:val="18"/>
-              </w:rPr>
-              <w:t>N</w:t>
-            </w:r>
-          </w:p>
-        </w:tc>
-        <w:tc>
-          <w:tcPr>
-            <w:tcW w:type="dxa" w:w="1512"/>
-          </w:tcPr>
-          <w:p>
-            <w:r>
-              <w:rPr>
-                <w:rFonts w:ascii="ＭＳ Ｐゴシック" w:hAnsi="ＭＳ Ｐゴシック" w:eastAsia="ＭＳ Ｐゴシック"/>
-                <w:b/>
-                <w:sz w:val="18"/>
-              </w:rPr>
-              <w:t>Greedy (マッチ/スコア)</w:t>
-            </w:r>
-          </w:p>
-        </w:tc>
-        <w:tc>
-          <w:tcPr>
-            <w:tcW w:type="dxa" w:w="1512"/>
-          </w:tcPr>
-          <w:p>
-            <w:r>
-              <w:rPr>
-                <w:rFonts w:ascii="ＭＳ Ｐゴシック" w:hAnsi="ＭＳ Ｐゴシック" w:eastAsia="ＭＳ Ｐゴシック"/>
-                <w:b/>
-                <w:sz w:val="18"/>
-              </w:rPr>
-              <w:t>Hungarian (マッチ/スコア)</w:t>
-            </w:r>
-          </w:p>
-        </w:tc>
-        <w:tc>
-          <w:tcPr>
-            <w:tcW w:type="dxa" w:w="1512"/>
-          </w:tcPr>
-          <w:p>
-            <w:r>
-              <w:rPr>
-                <w:rFonts w:ascii="ＭＳ Ｐゴシック" w:hAnsi="ＭＳ Ｐゴシック" w:eastAsia="ＭＳ Ｐゴシック"/>
-                <w:b/>
-                <w:sz w:val="18"/>
-              </w:rPr>
-              <w:t>QUBO SA (マッチ/スコア)</w:t>
-            </w:r>
-          </w:p>
-        </w:tc>
-        <w:tc>
-          <w:tcPr>
-            <w:tcW w:type="dxa" w:w="1512"/>
-          </w:tcPr>
-          <w:p>
-            <w:r>
-              <w:rPr>
-                <w:rFonts w:ascii="ＭＳ Ｐゴシック" w:hAnsi="ＭＳ Ｐゴシック" w:eastAsia="ＭＳ Ｐゴシック"/>
-                <w:b/>
-                <w:sz w:val="18"/>
-              </w:rPr>
-              <w:t>Greedy gap</w:t>
-            </w:r>
-          </w:p>
-        </w:tc>
-        <w:tc>
-          <w:tcPr>
-            <w:tcW w:type="dxa" w:w="1512"/>
-          </w:tcPr>
-          <w:p>
-            <w:r>
-              <w:rPr>
-                <w:rFonts w:ascii="ＭＳ Ｐゴシック" w:hAnsi="ＭＳ Ｐゴシック" w:eastAsia="ＭＳ Ｐゴシック"/>
-                <w:b/>
-                <w:sz w:val="18"/>
-              </w:rPr>
-              <w:t>QUBO gap</w:t>
-            </w:r>
-          </w:p>
-        </w:tc>
-      </w:tr>
-      <w:tr>
-        <w:tc>
-          <w:tcPr>
-            <w:tcW w:type="dxa" w:w="1512"/>
-          </w:tcPr>
-          <w:p>
-            <w:r>
-              <w:rPr>
-                <w:rFonts w:ascii="ＭＳ Ｐゴシック" w:hAnsi="ＭＳ Ｐゴシック" w:eastAsia="ＭＳ Ｐゴシック"/>
-                <w:b w:val="0"/>
-                <w:sz w:val="18"/>
-              </w:rPr>
-              <w:t>10</w:t>
-            </w:r>
-          </w:p>
-        </w:tc>
-        <w:tc>
-          <w:tcPr>
-            <w:tcW w:type="dxa" w:w="1512"/>
-          </w:tcPr>
-          <w:p>
-            <w:r>
-              <w:rPr>
-                <w:rFonts w:ascii="ＭＳ Ｐゴシック" w:hAnsi="ＭＳ Ｐゴシック" w:eastAsia="ＭＳ Ｐゴシック"/>
-                <w:b w:val="0"/>
-                <w:sz w:val="18"/>
-              </w:rPr>
-              <w:t>5 / 4.0</w:t>
-            </w:r>
-          </w:p>
-        </w:tc>
-        <w:tc>
-          <w:tcPr>
-            <w:tcW w:type="dxa" w:w="1512"/>
-          </w:tcPr>
-          <w:p>
-            <w:r>
-              <w:rPr>
-                <w:rFonts w:ascii="ＭＳ Ｐゴシック" w:hAnsi="ＭＳ Ｐゴシック" w:eastAsia="ＭＳ Ｐゴシック"/>
-                <w:b w:val="0"/>
-                <w:sz w:val="18"/>
-              </w:rPr>
-              <w:t>5 / 4.0</w:t>
-            </w:r>
-          </w:p>
-        </w:tc>
-        <w:tc>
-          <w:tcPr>
-            <w:tcW w:type="dxa" w:w="1512"/>
-          </w:tcPr>
-          <w:p>
-            <w:r>
-              <w:rPr>
-                <w:rFonts w:ascii="ＭＳ Ｐゴシック" w:hAnsi="ＭＳ Ｐゴシック" w:eastAsia="ＭＳ Ｐゴシック"/>
-                <w:b w:val="0"/>
-                <w:sz w:val="18"/>
-              </w:rPr>
-              <w:t>5 / 4.0</w:t>
-            </w:r>
-          </w:p>
-        </w:tc>
-        <w:tc>
-          <w:tcPr>
-            <w:tcW w:type="dxa" w:w="1512"/>
-          </w:tcPr>
-          <w:p>
-            <w:r>
-              <w:rPr>
-                <w:rFonts w:ascii="ＭＳ Ｐゴシック" w:hAnsi="ＭＳ Ｐゴシック" w:eastAsia="ＭＳ Ｐゴシック"/>
-                <w:b w:val="0"/>
-                <w:sz w:val="18"/>
-              </w:rPr>
-              <w:t>0.0%</w:t>
-            </w:r>
-          </w:p>
-        </w:tc>
-        <w:tc>
-          <w:tcPr>
-            <w:tcW w:type="dxa" w:w="1512"/>
-          </w:tcPr>
-          <w:p>
-            <w:r>
-              <w:rPr>
-                <w:rFonts w:ascii="ＭＳ Ｐゴシック" w:hAnsi="ＭＳ Ｐゴシック" w:eastAsia="ＭＳ Ｐゴシック"/>
-                <w:b w:val="0"/>
-                <w:sz w:val="18"/>
-              </w:rPr>
-              <w:t>0.0%</w:t>
-            </w:r>
-          </w:p>
-        </w:tc>
-      </w:tr>
-      <w:tr>
-        <w:tc>
-          <w:tcPr>
-            <w:tcW w:type="dxa" w:w="1512"/>
-          </w:tcPr>
-          <w:p>
-            <w:r>
-              <w:rPr>
-                <w:rFonts w:ascii="ＭＳ Ｐゴシック" w:hAnsi="ＭＳ Ｐゴシック" w:eastAsia="ＭＳ Ｐゴシック"/>
-                <w:b w:val="0"/>
-                <w:sz w:val="18"/>
-              </w:rPr>
-              <w:t>20</w:t>
-            </w:r>
-          </w:p>
-        </w:tc>
-        <w:tc>
-          <w:tcPr>
-            <w:tcW w:type="dxa" w:w="1512"/>
-          </w:tcPr>
-          <w:p>
-            <w:r>
-              <w:rPr>
-                <w:rFonts w:ascii="ＭＳ Ｐゴシック" w:hAnsi="ＭＳ Ｐゴシック" w:eastAsia="ＭＳ Ｐゴシック"/>
-                <w:b w:val="0"/>
-                <w:sz w:val="18"/>
-              </w:rPr>
-              <w:t>19 / 14.7</w:t>
-            </w:r>
-          </w:p>
-        </w:tc>
-        <w:tc>
-          <w:tcPr>
-            <w:tcW w:type="dxa" w:w="1512"/>
-          </w:tcPr>
-          <w:p>
-            <w:r>
-              <w:rPr>
-                <w:rFonts w:ascii="ＭＳ Ｐゴシック" w:hAnsi="ＭＳ Ｐゴシック" w:eastAsia="ＭＳ Ｐゴシック"/>
-                <w:b/>
-                <w:sz w:val="18"/>
-              </w:rPr>
-              <w:t>20 / 15.5</w:t>
-            </w:r>
-          </w:p>
-        </w:tc>
-        <w:tc>
-          <w:tcPr>
-            <w:tcW w:type="dxa" w:w="1512"/>
-          </w:tcPr>
-          <w:p>
-            <w:r>
-              <w:rPr>
-                <w:rFonts w:ascii="ＭＳ Ｐゴシック" w:hAnsi="ＭＳ Ｐゴシック" w:eastAsia="ＭＳ Ｐゴシック"/>
-                <w:b w:val="0"/>
-                <w:sz w:val="18"/>
-              </w:rPr>
-              <w:t>20 / 15.2</w:t>
-            </w:r>
-          </w:p>
-        </w:tc>
-        <w:tc>
-          <w:tcPr>
-            <w:tcW w:type="dxa" w:w="1512"/>
-          </w:tcPr>
-          <w:p>
-            <w:r>
-              <w:rPr>
-                <w:rFonts w:ascii="ＭＳ Ｐゴシック" w:hAnsi="ＭＳ Ｐゴシック" w:eastAsia="ＭＳ Ｐゴシック"/>
-                <w:b w:val="0"/>
-                <w:sz w:val="18"/>
-              </w:rPr>
-              <w:t>5.0%</w:t>
-            </w:r>
-          </w:p>
-        </w:tc>
-        <w:tc>
-          <w:tcPr>
-            <w:tcW w:type="dxa" w:w="1512"/>
-          </w:tcPr>
-          <w:p>
-            <w:r>
-              <w:rPr>
-                <w:rFonts w:ascii="ＭＳ Ｐゴシック" w:hAnsi="ＭＳ Ｐゴシック" w:eastAsia="ＭＳ Ｐゴシック"/>
-                <w:b w:val="0"/>
-                <w:sz w:val="18"/>
-              </w:rPr>
-              <w:t>2.2%</w:t>
-            </w:r>
-          </w:p>
-        </w:tc>
-      </w:tr>
-      <w:tr>
-        <w:tc>
-          <w:tcPr>
-            <w:tcW w:type="dxa" w:w="1512"/>
-          </w:tcPr>
-          <w:p>
-            <w:r>
-              <w:rPr>
-                <w:rFonts w:ascii="ＭＳ Ｐゴシック" w:hAnsi="ＭＳ Ｐゴシック" w:eastAsia="ＭＳ Ｐゴシック"/>
-                <w:b w:val="0"/>
-                <w:sz w:val="18"/>
-              </w:rPr>
-              <w:t>30</w:t>
-            </w:r>
-          </w:p>
-        </w:tc>
-        <w:tc>
-          <w:tcPr>
-            <w:tcW w:type="dxa" w:w="1512"/>
-          </w:tcPr>
-          <w:p>
-            <w:r>
-              <w:rPr>
-                <w:rFonts w:ascii="ＭＳ Ｐゴシック" w:hAnsi="ＭＳ Ｐゴシック" w:eastAsia="ＭＳ Ｐゴシック"/>
-                <w:b w:val="0"/>
-                <w:sz w:val="18"/>
-              </w:rPr>
-              <w:t>23 / 19.6</w:t>
-            </w:r>
-          </w:p>
-        </w:tc>
-        <w:tc>
-          <w:tcPr>
-            <w:tcW w:type="dxa" w:w="1512"/>
-          </w:tcPr>
-          <w:p>
-            <w:r>
-              <w:rPr>
-                <w:rFonts w:ascii="ＭＳ Ｐゴシック" w:hAnsi="ＭＳ Ｐゴシック" w:eastAsia="ＭＳ Ｐゴシック"/>
-                <w:b/>
-                <w:sz w:val="18"/>
-              </w:rPr>
-              <w:t>26 / 21.8</w:t>
-            </w:r>
-          </w:p>
-        </w:tc>
-        <w:tc>
-          <w:tcPr>
-            <w:tcW w:type="dxa" w:w="1512"/>
-          </w:tcPr>
-          <w:p>
-            <w:r>
-              <w:rPr>
-                <w:rFonts w:ascii="ＭＳ Ｐゴシック" w:hAnsi="ＭＳ Ｐゴシック" w:eastAsia="ＭＳ Ｐゴシック"/>
-                <w:b w:val="0"/>
-                <w:sz w:val="18"/>
-              </w:rPr>
-              <w:t>26 / 21.2</w:t>
-            </w:r>
-          </w:p>
-        </w:tc>
-        <w:tc>
-          <w:tcPr>
-            <w:tcW w:type="dxa" w:w="1512"/>
-          </w:tcPr>
-          <w:p>
-            <w:r>
-              <w:rPr>
-                <w:rFonts w:ascii="ＭＳ Ｐゴシック" w:hAnsi="ＭＳ Ｐゴシック" w:eastAsia="ＭＳ Ｐゴシック"/>
-                <w:b w:val="0"/>
-                <w:sz w:val="18"/>
-              </w:rPr>
-              <w:t>10.4%</w:t>
-            </w:r>
-          </w:p>
-        </w:tc>
-        <w:tc>
-          <w:tcPr>
-            <w:tcW w:type="dxa" w:w="1512"/>
-          </w:tcPr>
-          <w:p>
-            <w:r>
-              <w:rPr>
-                <w:rFonts w:ascii="ＭＳ Ｐゴシック" w:hAnsi="ＭＳ Ｐゴシック" w:eastAsia="ＭＳ Ｐゴシック"/>
-                <w:b w:val="0"/>
-                <w:sz w:val="18"/>
-              </w:rPr>
-              <w:t>2.9%</w:t>
-            </w:r>
-          </w:p>
-        </w:tc>
-      </w:tr>
-      <w:tr>
-        <w:tc>
-          <w:tcPr>
-            <w:tcW w:type="dxa" w:w="1512"/>
-          </w:tcPr>
-          <w:p>
-            <w:r>
-              <w:rPr>
-                <w:rFonts w:ascii="ＭＳ Ｐゴシック" w:hAnsi="ＭＳ Ｐゴシック" w:eastAsia="ＭＳ Ｐゴシック"/>
-                <w:b w:val="0"/>
-                <w:sz w:val="18"/>
-              </w:rPr>
-              <w:t>50</w:t>
-            </w:r>
-          </w:p>
-        </w:tc>
-        <w:tc>
-          <w:tcPr>
-            <w:tcW w:type="dxa" w:w="1512"/>
-          </w:tcPr>
-          <w:p>
-            <w:r>
-              <w:rPr>
-                <w:rFonts w:ascii="ＭＳ Ｐゴシック" w:hAnsi="ＭＳ Ｐゴシック" w:eastAsia="ＭＳ Ｐゴシック"/>
-                <w:b w:val="0"/>
-                <w:sz w:val="18"/>
-              </w:rPr>
-              <w:t>38 / 30.6</w:t>
-            </w:r>
-          </w:p>
-        </w:tc>
-        <w:tc>
-          <w:tcPr>
-            <w:tcW w:type="dxa" w:w="1512"/>
-          </w:tcPr>
-          <w:p>
-            <w:r>
-              <w:rPr>
-                <w:rFonts w:ascii="ＭＳ Ｐゴシック" w:hAnsi="ＭＳ Ｐゴシック" w:eastAsia="ＭＳ Ｐゴシック"/>
-                <w:b/>
-                <w:sz w:val="18"/>
-              </w:rPr>
-              <w:t>39 / 31.9</w:t>
-            </w:r>
-          </w:p>
-        </w:tc>
-        <w:tc>
-          <w:tcPr>
-            <w:tcW w:type="dxa" w:w="1512"/>
-          </w:tcPr>
-          <w:p>
-            <w:r>
-              <w:rPr>
-                <w:rFonts w:ascii="ＭＳ Ｐゴシック" w:hAnsi="ＭＳ Ｐゴシック" w:eastAsia="ＭＳ Ｐゴシック"/>
-                <w:b w:val="0"/>
-                <w:sz w:val="18"/>
-              </w:rPr>
-              <w:t>39 / 30.2</w:t>
-            </w:r>
-          </w:p>
-        </w:tc>
-        <w:tc>
-          <w:tcPr>
-            <w:tcW w:type="dxa" w:w="1512"/>
-          </w:tcPr>
-          <w:p>
-            <w:r>
-              <w:rPr>
-                <w:rFonts w:ascii="ＭＳ Ｐゴシック" w:hAnsi="ＭＳ Ｐゴシック" w:eastAsia="ＭＳ Ｐゴシック"/>
-                <w:b w:val="0"/>
-                <w:sz w:val="18"/>
-              </w:rPr>
-              <w:t>3.8%</w:t>
-            </w:r>
-          </w:p>
-        </w:tc>
-        <w:tc>
-          <w:tcPr>
-            <w:tcW w:type="dxa" w:w="1512"/>
-          </w:tcPr>
-          <w:p>
-            <w:r>
-              <w:rPr>
-                <w:rFonts w:ascii="ＭＳ Ｐゴシック" w:hAnsi="ＭＳ Ｐゴシック" w:eastAsia="ＭＳ Ｐゴシック"/>
-                <w:b w:val="0"/>
-                <w:sz w:val="18"/>
-              </w:rPr>
-              <w:t>5.0%</w:t>
-            </w:r>
-          </w:p>
-        </w:tc>
-      </w:tr>
-      <w:tr>
-        <w:tc>
-          <w:tcPr>
-            <w:tcW w:type="dxa" w:w="1512"/>
-          </w:tcPr>
-          <w:p>
-            <w:r>
-              <w:rPr>
-                <w:rFonts w:ascii="ＭＳ Ｐゴシック" w:hAnsi="ＭＳ Ｐゴシック" w:eastAsia="ＭＳ Ｐゴシック"/>
-                <w:b w:val="0"/>
-                <w:sz w:val="18"/>
-              </w:rPr>
-              <w:t>75</w:t>
-            </w:r>
-          </w:p>
-        </w:tc>
-        <w:tc>
-          <w:tcPr>
-            <w:tcW w:type="dxa" w:w="1512"/>
-          </w:tcPr>
-          <w:p>
-            <w:r>
-              <w:rPr>
-                <w:rFonts w:ascii="ＭＳ Ｐゴシック" w:hAnsi="ＭＳ Ｐゴシック" w:eastAsia="ＭＳ Ｐゴシック"/>
-                <w:b w:val="0"/>
-                <w:sz w:val="18"/>
-              </w:rPr>
-              <w:t>67 / 53.7</w:t>
-            </w:r>
-          </w:p>
-        </w:tc>
-        <w:tc>
-          <w:tcPr>
-            <w:tcW w:type="dxa" w:w="1512"/>
-          </w:tcPr>
-          <w:p>
-            <w:r>
-              <w:rPr>
-                <w:rFonts w:ascii="ＭＳ Ｐゴシック" w:hAnsi="ＭＳ Ｐゴシック" w:eastAsia="ＭＳ Ｐゴシック"/>
-                <w:b/>
-                <w:sz w:val="18"/>
-              </w:rPr>
-              <w:t>75 / 58.9</w:t>
-            </w:r>
-          </w:p>
-        </w:tc>
-        <w:tc>
-          <w:tcPr>
-            <w:tcW w:type="dxa" w:w="1512"/>
-          </w:tcPr>
-          <w:p>
-            <w:r>
-              <w:rPr>
-                <w:rFonts w:ascii="ＭＳ Ｐゴシック" w:hAnsi="ＭＳ Ｐゴシック" w:eastAsia="ＭＳ Ｐゴシック"/>
-                <w:b w:val="0"/>
-                <w:sz w:val="18"/>
-              </w:rPr>
-              <w:t>74 / 56.1</w:t>
-            </w:r>
-          </w:p>
-        </w:tc>
-        <w:tc>
-          <w:tcPr>
-            <w:tcW w:type="dxa" w:w="1512"/>
-          </w:tcPr>
-          <w:p>
-            <w:r>
-              <w:rPr>
-                <w:rFonts w:ascii="ＭＳ Ｐゴシック" w:hAnsi="ＭＳ Ｐゴシック" w:eastAsia="ＭＳ Ｐゴシック"/>
-                <w:b w:val="0"/>
-                <w:sz w:val="18"/>
-              </w:rPr>
-              <w:t>8.9%</w:t>
-            </w:r>
-          </w:p>
-        </w:tc>
-        <w:tc>
-          <w:tcPr>
-            <w:tcW w:type="dxa" w:w="1512"/>
-          </w:tcPr>
-          <w:p>
-            <w:r>
-              <w:rPr>
-                <w:rFonts w:ascii="ＭＳ Ｐゴシック" w:hAnsi="ＭＳ Ｐゴシック" w:eastAsia="ＭＳ Ｐゴシック"/>
-                <w:b w:val="0"/>
-                <w:sz w:val="18"/>
-              </w:rPr>
-              <w:t>4.8%</w:t>
-            </w:r>
-          </w:p>
-        </w:tc>
-      </w:tr>
-      <w:tr>
-        <w:tc>
-          <w:tcPr>
-            <w:tcW w:type="dxa" w:w="1512"/>
-          </w:tcPr>
-          <w:p>
-            <w:r>
-              <w:rPr>
-                <w:rFonts w:ascii="ＭＳ Ｐゴシック" w:hAnsi="ＭＳ Ｐゴシック" w:eastAsia="ＭＳ Ｐゴシック"/>
-                <w:b w:val="0"/>
-                <w:sz w:val="18"/>
-              </w:rPr>
-              <w:t>100</w:t>
-            </w:r>
-          </w:p>
-        </w:tc>
-        <w:tc>
-          <w:tcPr>
-            <w:tcW w:type="dxa" w:w="1512"/>
-          </w:tcPr>
-          <w:p>
-            <w:r>
-              <w:rPr>
-                <w:rFonts w:ascii="ＭＳ Ｐゴシック" w:hAnsi="ＭＳ Ｐゴシック" w:eastAsia="ＭＳ Ｐゴシック"/>
-                <w:b w:val="0"/>
-                <w:sz w:val="18"/>
-              </w:rPr>
-              <w:t>84 / 67.2</w:t>
-            </w:r>
-          </w:p>
-        </w:tc>
-        <w:tc>
-          <w:tcPr>
-            <w:tcW w:type="dxa" w:w="1512"/>
-          </w:tcPr>
-          <w:p>
-            <w:r>
-              <w:rPr>
-                <w:rFonts w:ascii="ＭＳ Ｐゴシック" w:hAnsi="ＭＳ Ｐゴシック" w:eastAsia="ＭＳ Ｐゴシック"/>
-                <w:b/>
-                <w:sz w:val="18"/>
-              </w:rPr>
-              <w:t>84 / 67.5</w:t>
-            </w:r>
-          </w:p>
-        </w:tc>
-        <w:tc>
-          <w:tcPr>
-            <w:tcW w:type="dxa" w:w="1512"/>
-          </w:tcPr>
-          <w:p>
-            <w:r>
-              <w:rPr>
-                <w:rFonts w:ascii="ＭＳ Ｐゴシック" w:hAnsi="ＭＳ Ｐゴシック" w:eastAsia="ＭＳ Ｐゴシック"/>
-                <w:b w:val="0"/>
-                <w:sz w:val="18"/>
-              </w:rPr>
-              <w:t>84 / 63.7</w:t>
-            </w:r>
-          </w:p>
-        </w:tc>
-        <w:tc>
-          <w:tcPr>
-            <w:tcW w:type="dxa" w:w="1512"/>
-          </w:tcPr>
-          <w:p>
-            <w:r>
-              <w:rPr>
-                <w:rFonts w:ascii="ＭＳ Ｐゴシック" w:hAnsi="ＭＳ Ｐゴシック" w:eastAsia="ＭＳ Ｐゴシック"/>
-                <w:b w:val="0"/>
-                <w:sz w:val="18"/>
-              </w:rPr>
-              <w:t>0.4%</w:t>
-            </w:r>
-          </w:p>
-        </w:tc>
-        <w:tc>
-          <w:tcPr>
-            <w:tcW w:type="dxa" w:w="1512"/>
-          </w:tcPr>
-          <w:p>
-            <w:r>
-              <w:rPr>
-                <w:rFonts w:ascii="ＭＳ Ｐゴシック" w:hAnsi="ＭＳ Ｐゴシック" w:eastAsia="ＭＳ Ｐゴシック"/>
-                <w:b w:val="0"/>
-                <w:sz w:val="18"/>
-              </w:rPr>
-              <w:t>5.6%</w:t>
-            </w:r>
-          </w:p>
-        </w:tc>
-      </w:tr>
-    </w:tbl>
-    <w:p/>
-    <w:p>
-      <w:r>
-        <w:rPr>
-          <w:rFonts w:ascii="ＭＳ Ｐゴシック" w:hAnsi="ＭＳ Ｐゴシック" w:eastAsia="ＭＳ Ｐゴシック"/>
-          <w:b w:val="0"/>
-          <w:sz w:val="22"/>
-        </w:rPr>
-        <w:t>※ gap = Hungarianスコアとの乖離率。Hungarian法が全スケールで最適。</w:t>
-      </w:r>
-    </w:p>
-    <w:p>
+        <w:t>4.2 割当（単一臓器・多臓器）の検証 — 量子は不要（正直な切り分け）</w:t>
+      </w:r>
+    </w:p>
+    <w:p>
+      <w:r>
+        <w:rPr>
+          <w:rFonts w:ascii="ＭＳ Ｐゴシック" w:hAnsi="ＭＳ Ｐゴシック" w:eastAsia="ＭＳ Ｐゴシック"/>
+          <w:b w:val="0"/>
+          <w:sz w:val="22"/>
+        </w:rPr>
+        <w:t>対照として、量子最適化が</w:t>
+      </w:r>
       <w:r>
         <w:rPr>
           <w:rFonts w:ascii="ＭＳ Ｐゴシック" w:hAnsi="ＭＳ Ｐゴシック" w:eastAsia="ＭＳ Ｐゴシック"/>
           <w:b/>
           <w:sz w:val="22"/>
         </w:rPr>
-        <w:t>正直な評価:</w:t>
-      </w:r>
-    </w:p>
-    <w:p>
-      <w:r>
-        <w:rPr>
-          <w:rFonts w:ascii="ＭＳ Ｐゴシック" w:hAnsi="ＭＳ Ｐゴシック" w:eastAsia="ＭＳ Ｐゴシック"/>
-          <w:b w:val="0"/>
-          <w:sz w:val="22"/>
-        </w:rPr>
-        <w:t>単一臓器の重み付き二部マッチングでは、</w:t>
-      </w:r>
+        <w:t>不要</w:t>
+      </w:r>
+      <w:r>
+        <w:rPr>
+          <w:rFonts w:ascii="ＭＳ Ｐゴシック" w:hAnsi="ＭＳ Ｐゴシック" w:eastAsia="ＭＳ Ｐゴシック"/>
+          <w:b w:val="0"/>
+          <w:sz w:val="22"/>
+        </w:rPr>
+        <w:t>な領域も同じ枠組みで実証した。</w:t>
+      </w:r>
+    </w:p>
+    <w:p>
+      <w:r>
+        <w:rPr>
+          <w:rFonts w:ascii="ＭＳ Ｐゴシック" w:hAnsi="ＭＳ Ｐゴシック" w:eastAsia="ＭＳ Ｐゴシック"/>
+          <w:b w:val="0"/>
+          <w:sz w:val="22"/>
+        </w:rPr>
+        <w:t>これは「都合のよい問題だけを選んでいないか」という疑義に先回りする、反証可能性の担保である。</w:t>
+      </w:r>
+    </w:p>
+    <w:p>
       <w:r>
         <w:rPr>
           <w:rFonts w:ascii="ＭＳ Ｐゴシック" w:hAnsi="ＭＳ Ｐゴシック" w:eastAsia="ＭＳ Ｐゴシック"/>
           <w:b/>
           <w:sz w:val="22"/>
         </w:rPr>
-        <w:t>Hungarian法が最適解を返し、QUBOソルバーは不要</w:t>
-      </w:r>
-      <w:r>
-        <w:rPr>
-          <w:rFonts w:ascii="ＭＳ Ｐゴシック" w:hAnsi="ＭＳ Ｐゴシック" w:eastAsia="ＭＳ Ｐゴシック"/>
-          <w:b w:val="0"/>
-          <w:sz w:val="22"/>
-        </w:rPr>
-        <w:t>である。</w:t>
-      </w:r>
-    </w:p>
-    <w:p>
-      <w:r>
-        <w:rPr>
-          <w:rFonts w:ascii="ＭＳ Ｐゴシック" w:hAnsi="ＭＳ Ｐゴシック" w:eastAsia="ＭＳ Ｐゴシック"/>
-          <w:b w:val="0"/>
-          <w:sz w:val="22"/>
-        </w:rPr>
-        <w:t>QUBOソルバー（焼きなまし法）はヒューリスティックであり、Hungarianに2-6%劣る。</w:t>
-      </w:r>
-    </w:p>
-    <w:p>
-      <w:r>
-        <w:rPr>
-          <w:rFonts w:ascii="ＭＳ Ｐゴシック" w:hAnsi="ＭＳ Ｐゴシック" w:eastAsia="ＭＳ Ｐゴシック"/>
-          <w:b w:val="0"/>
-          <w:sz w:val="22"/>
-        </w:rPr>
-        <w:t>一部のケース（N=100等）ではGreedy法をも下回ることがあり、</w:t>
-      </w:r>
-    </w:p>
-    <w:p>
-      <w:r>
-        <w:rPr>
-          <w:rFonts w:ascii="ＭＳ Ｐゴシック" w:hAnsi="ＭＳ Ｐゴシック" w:eastAsia="ＭＳ Ｐゴシック"/>
-          <w:b w:val="0"/>
-          <w:sz w:val="22"/>
-        </w:rPr>
-        <w:t>これは焼きなまし法の確率的性質とパラメータ依存性による。</w:t>
-      </w:r>
-    </w:p>
-    <w:p>
-      <w:r>
-        <w:rPr>
-          <w:rFonts w:ascii="ＭＳ Ｐゴシック" w:hAnsi="ＭＳ Ｐゴシック" w:eastAsia="ＭＳ Ｐゴシック"/>
-          <w:b/>
-          <w:sz w:val="22"/>
-        </w:rPr>
-        <w:t>多臓器同時割当の検証 — 正直な負の結果:</w:t>
-      </w:r>
-    </w:p>
-    <w:p>
-      <w:r>
-        <w:rPr>
-          <w:rFonts w:ascii="ＭＳ Ｐゴシック" w:hAnsi="ＭＳ Ｐゴシック" w:eastAsia="ＭＳ Ｐゴシック"/>
-          <w:b w:val="0"/>
-          <w:sz w:val="22"/>
-        </w:rPr>
-        <w:t>当初、QUBOの優位性は多臓器同時割当（複合移植患者への対応）で発現すると仮定した。</w:t>
-      </w:r>
-    </w:p>
-    <w:p>
-      <w:r>
-        <w:rPr>
-          <w:rFonts w:ascii="ＭＳ Ｐゴシック" w:hAnsi="ＭＳ Ｐゴシック" w:eastAsia="ＭＳ Ｐゴシック"/>
-          <w:b w:val="0"/>
-          <w:sz w:val="22"/>
-        </w:rPr>
-        <w:t>これを</w:t>
-      </w:r>
-      <w:r>
-        <w:rPr>
-          <w:rFonts w:ascii="ＭＳ Ｐゴシック" w:hAnsi="ＭＳ Ｐゴシック" w:eastAsia="ＭＳ Ｐゴシック"/>
-          <w:b/>
-          <w:sz w:val="22"/>
-        </w:rPr>
-        <w:t>救命数</w:t>
-      </w:r>
-      <w:r>
-        <w:rPr>
-          <w:rFonts w:ascii="ＭＳ Ｐゴシック" w:hAnsi="ＭＳ Ｐゴシック" w:eastAsia="ＭＳ Ｐゴシック"/>
-          <w:b w:val="0"/>
-          <w:sz w:val="22"/>
-        </w:rPr>
-        <w:t>（必要な全臓器が揃った患者数）を目的関数として実装・検証した</w:t>
-      </w:r>
-    </w:p>
-    <w:p>
-      <w:r>
-        <w:rPr>
-          <w:rFonts w:ascii="ＭＳ Ｐゴシック" w:hAnsi="ＭＳ Ｐゴシック" w:eastAsia="ＭＳ Ｐゴシック"/>
-          <w:b w:val="0"/>
-          <w:sz w:val="22"/>
-        </w:rPr>
-        <w:t>（</w:t>
-      </w:r>
-      <w:r>
-        <w:rPr>
-          <w:rFonts w:ascii="Courier New" w:hAnsi="Courier New" w:eastAsia="Courier New"/>
-          <w:b w:val="0"/>
-          <w:sz w:val="22"/>
-        </w:rPr>
-        <w:t>lives_saved_bench</w:t>
-      </w:r>
-      <w:r>
-        <w:rPr>
-          <w:rFonts w:ascii="ＭＳ Ｐゴシック" w:hAnsi="ＭＳ Ｐゴシック" w:eastAsia="ＭＳ Ｐゴシック"/>
-          <w:b w:val="0"/>
-          <w:sz w:val="22"/>
-        </w:rPr>
-        <w:t>、OPTN/SRTR 2023文献値: SLK 7.9% / 心肺 1.3% / SPK 79.2%）。</w:t>
-      </w:r>
-    </w:p>
-    <w:p>
-      <w:r>
-        <w:rPr>
-          <w:rFonts w:ascii="ＭＳ Ｐゴシック" w:hAnsi="ＭＳ Ｐゴシック" w:eastAsia="ＭＳ Ｐゴシック"/>
-          <w:b w:val="0"/>
-          <w:sz w:val="22"/>
-        </w:rPr>
-        <w:t>結果は仮説を否定した。</w:t>
-      </w:r>
-    </w:p>
-    <w:p>
-      <w:r>
-        <w:rPr>
-          <w:rFonts w:ascii="ＭＳ Ｐゴシック" w:hAnsi="ＭＳ Ｐゴシック" w:eastAsia="ＭＳ Ｐゴシック"/>
-          <w:b w:val="0"/>
-          <w:sz w:val="22"/>
-        </w:rPr>
-        <w:t>各臓器を「最も適合する単独臓器患者」へ割り当てる O(K·N) の素朴なヒューリスティクス</w:t>
-      </w:r>
-    </w:p>
-    <w:p>
-      <w:r>
-        <w:rPr>
-          <w:rFonts w:ascii="ＭＳ Ｐゴシック" w:hAnsi="ＭＳ Ｐゴシック" w:eastAsia="ＭＳ Ｐゴシック"/>
-          <w:b w:val="0"/>
-          <w:sz w:val="22"/>
-        </w:rPr>
-        <w:t>（lives-aware greedy）が、QUBO（焼きなまし）および総当たり厳密最適と</w:t>
-      </w:r>
-    </w:p>
-    <w:p>
-      <w:r>
-        <w:rPr>
-          <w:rFonts w:ascii="ＭＳ Ｐゴシック" w:hAnsi="ＭＳ Ｐゴシック" w:eastAsia="ＭＳ Ｐゴシック"/>
-          <w:b/>
-          <w:sz w:val="22"/>
-        </w:rPr>
-        <w:t>全ケースで完全に一致</w:t>
-      </w:r>
-      <w:r>
-        <w:rPr>
-          <w:rFonts w:ascii="ＭＳ Ｐゴシック" w:hAnsi="ＭＳ Ｐゴシック" w:eastAsia="ＭＳ Ｐゴシック"/>
-          <w:b w:val="0"/>
-          <w:sz w:val="22"/>
-        </w:rPr>
-        <w:t>した（3/5/8臓器、N=2〜100、8シード平均）。</w:t>
-      </w:r>
-    </w:p>
-    <w:tbl>
-      <w:tblPr>
-        <w:tblStyle w:val="ae"/>
-        <w:tblW w:type="auto" w:w="0"/>
-        <w:jc w:val="center"/>
-        <w:tblLook w:firstColumn="1" w:firstRow="1" w:lastColumn="0" w:lastRow="0" w:noHBand="0" w:noVBand="1" w:val="04A0"/>
-      </w:tblPr>
-      <w:tblGrid>
-        <w:gridCol w:w="1512"/>
-        <w:gridCol w:w="1512"/>
-        <w:gridCol w:w="1512"/>
-        <w:gridCol w:w="1512"/>
-        <w:gridCol w:w="1512"/>
-        <w:gridCol w:w="1512"/>
-      </w:tblGrid>
-      <w:tr>
-        <w:tc>
-          <w:tcPr>
-            <w:tcW w:type="dxa" w:w="1512"/>
-          </w:tcPr>
-          <w:p>
-            <w:r>
-              <w:rPr>
-                <w:rFonts w:ascii="ＭＳ Ｐゴシック" w:hAnsi="ＭＳ Ｐゴシック" w:eastAsia="ＭＳ Ｐゴシック"/>
-                <w:b/>
-                <w:sz w:val="18"/>
-              </w:rPr>
-              <w:t>臓器数</w:t>
-            </w:r>
-          </w:p>
-        </w:tc>
-        <w:tc>
-          <w:tcPr>
-            <w:tcW w:type="dxa" w:w="1512"/>
-          </w:tcPr>
-          <w:p>
-            <w:r>
-              <w:rPr>
-                <w:rFonts w:ascii="ＭＳ Ｐゴシック" w:hAnsi="ＭＳ Ｐゴシック" w:eastAsia="ＭＳ Ｐゴシック"/>
-                <w:b/>
-                <w:sz w:val="18"/>
-              </w:rPr>
-              <w:t>N/臓器</w:t>
-            </w:r>
-          </w:p>
-        </w:tc>
-        <w:tc>
-          <w:tcPr>
-            <w:tcW w:type="dxa" w:w="1512"/>
-          </w:tcPr>
-          <w:p>
-            <w:r>
-              <w:rPr>
-                <w:rFonts w:ascii="ＭＳ Ｐゴシック" w:hAnsi="ＭＳ Ｐゴシック" w:eastAsia="ＭＳ Ｐゴシック"/>
-                <w:b/>
-                <w:sz w:val="18"/>
-              </w:rPr>
-              <w:t>待機者計</w:t>
-            </w:r>
-          </w:p>
-        </w:tc>
-        <w:tc>
-          <w:tcPr>
-            <w:tcW w:type="dxa" w:w="1512"/>
-          </w:tcPr>
-          <w:p>
-            <w:r>
-              <w:rPr>
-                <w:rFonts w:ascii="ＭＳ Ｐゴシック" w:hAnsi="ＭＳ Ｐゴシック" w:eastAsia="ＭＳ Ｐゴシック"/>
-                <w:b/>
-                <w:sz w:val="18"/>
-              </w:rPr>
-              <w:t>lives-aware greedy 救命数</w:t>
-            </w:r>
-          </w:p>
-        </w:tc>
-        <w:tc>
-          <w:tcPr>
-            <w:tcW w:type="dxa" w:w="1512"/>
-          </w:tcPr>
-          <w:p>
-            <w:r>
-              <w:rPr>
-                <w:rFonts w:ascii="ＭＳ Ｐゴシック" w:hAnsi="ＭＳ Ｐゴシック" w:eastAsia="ＭＳ Ｐゴシック"/>
-                <w:b/>
-                <w:sz w:val="18"/>
-              </w:rPr>
-              <w:t>QUBO 救命数</w:t>
-            </w:r>
-          </w:p>
-        </w:tc>
-        <w:tc>
-          <w:tcPr>
-            <w:tcW w:type="dxa" w:w="1512"/>
-          </w:tcPr>
-          <w:p>
-            <w:r>
-              <w:rPr>
-                <w:rFonts w:ascii="ＭＳ Ｐゴシック" w:hAnsi="ＭＳ Ｐゴシック" w:eastAsia="ＭＳ Ｐゴシック"/>
-                <w:b/>
-                <w:sz w:val="18"/>
-              </w:rPr>
-              <w:t>厳密最適</w:t>
-            </w:r>
-          </w:p>
-        </w:tc>
-      </w:tr>
-      <w:tr>
-        <w:tc>
-          <w:tcPr>
-            <w:tcW w:type="dxa" w:w="1512"/>
-          </w:tcPr>
-          <w:p>
-            <w:r>
-              <w:rPr>
-                <w:rFonts w:ascii="ＭＳ Ｐゴシック" w:hAnsi="ＭＳ Ｐゴシック" w:eastAsia="ＭＳ Ｐゴシック"/>
-                <w:b w:val="0"/>
-                <w:sz w:val="18"/>
-              </w:rPr>
-              <w:t>3</w:t>
-            </w:r>
-          </w:p>
-        </w:tc>
-        <w:tc>
-          <w:tcPr>
-            <w:tcW w:type="dxa" w:w="1512"/>
-          </w:tcPr>
-          <w:p>
-            <w:r>
-              <w:rPr>
-                <w:rFonts w:ascii="ＭＳ Ｐゴシック" w:hAnsi="ＭＳ Ｐゴシック" w:eastAsia="ＭＳ Ｐゴシック"/>
-                <w:b w:val="0"/>
-                <w:sz w:val="18"/>
-              </w:rPr>
-              <w:t>5</w:t>
-            </w:r>
-          </w:p>
-        </w:tc>
-        <w:tc>
-          <w:tcPr>
-            <w:tcW w:type="dxa" w:w="1512"/>
-          </w:tcPr>
-          <w:p>
-            <w:r>
-              <w:rPr>
-                <w:rFonts w:ascii="ＭＳ Ｐゴシック" w:hAnsi="ＭＳ Ｐゴシック" w:eastAsia="ＭＳ Ｐゴシック"/>
-                <w:b w:val="0"/>
-                <w:sz w:val="18"/>
-              </w:rPr>
-              <w:t>40</w:t>
-            </w:r>
-          </w:p>
-        </w:tc>
-        <w:tc>
-          <w:tcPr>
-            <w:tcW w:type="dxa" w:w="1512"/>
-          </w:tcPr>
-          <w:p>
-            <w:r>
-              <w:rPr>
-                <w:rFonts w:ascii="ＭＳ Ｐゴシック" w:hAnsi="ＭＳ Ｐゴシック" w:eastAsia="ＭＳ Ｐゴシック"/>
-                <w:b w:val="0"/>
-                <w:sz w:val="18"/>
-              </w:rPr>
-              <w:t>3.0</w:t>
-            </w:r>
-          </w:p>
-        </w:tc>
-        <w:tc>
-          <w:tcPr>
-            <w:tcW w:type="dxa" w:w="1512"/>
-          </w:tcPr>
-          <w:p>
-            <w:r>
-              <w:rPr>
-                <w:rFonts w:ascii="ＭＳ Ｐゴシック" w:hAnsi="ＭＳ Ｐゴシック" w:eastAsia="ＭＳ Ｐゴシック"/>
-                <w:b w:val="0"/>
-                <w:sz w:val="18"/>
-              </w:rPr>
-              <w:t>3.0</w:t>
-            </w:r>
-          </w:p>
-        </w:tc>
-        <w:tc>
-          <w:tcPr>
-            <w:tcW w:type="dxa" w:w="1512"/>
-          </w:tcPr>
-          <w:p>
-            <w:r>
-              <w:rPr>
-                <w:rFonts w:ascii="ＭＳ Ｐゴシック" w:hAnsi="ＭＳ Ｐゴシック" w:eastAsia="ＭＳ Ｐゴシック"/>
-                <w:b w:val="0"/>
-                <w:sz w:val="18"/>
-              </w:rPr>
-              <w:t>3.0</w:t>
-            </w:r>
-          </w:p>
-        </w:tc>
-      </w:tr>
-      <w:tr>
-        <w:tc>
-          <w:tcPr>
-            <w:tcW w:type="dxa" w:w="1512"/>
-          </w:tcPr>
-          <w:p>
-            <w:r>
-              <w:rPr>
-                <w:rFonts w:ascii="ＭＳ Ｐゴシック" w:hAnsi="ＭＳ Ｐゴシック" w:eastAsia="ＭＳ Ｐゴシック"/>
-                <w:b w:val="0"/>
-                <w:sz w:val="18"/>
-              </w:rPr>
-              <w:t>5</w:t>
-            </w:r>
-          </w:p>
-        </w:tc>
-        <w:tc>
-          <w:tcPr>
-            <w:tcW w:type="dxa" w:w="1512"/>
-          </w:tcPr>
-          <w:p>
-            <w:r>
-              <w:rPr>
-                <w:rFonts w:ascii="ＭＳ Ｐゴシック" w:hAnsi="ＭＳ Ｐゴシック" w:eastAsia="ＭＳ Ｐゴシック"/>
-                <w:b w:val="0"/>
-                <w:sz w:val="18"/>
-              </w:rPr>
-              <w:t>100</w:t>
-            </w:r>
-          </w:p>
-        </w:tc>
-        <w:tc>
-          <w:tcPr>
-            <w:tcW w:type="dxa" w:w="1512"/>
-          </w:tcPr>
-          <w:p>
-            <w:r>
-              <w:rPr>
-                <w:rFonts w:ascii="ＭＳ Ｐゴシック" w:hAnsi="ＭＳ Ｐゴシック" w:eastAsia="ＭＳ Ｐゴシック"/>
-                <w:b w:val="0"/>
-                <w:sz w:val="18"/>
-              </w:rPr>
-              <w:t>800</w:t>
-            </w:r>
-          </w:p>
-        </w:tc>
-        <w:tc>
-          <w:tcPr>
-            <w:tcW w:type="dxa" w:w="1512"/>
-          </w:tcPr>
-          <w:p>
-            <w:r>
-              <w:rPr>
-                <w:rFonts w:ascii="ＭＳ Ｐゴシック" w:hAnsi="ＭＳ Ｐゴシック" w:eastAsia="ＭＳ Ｐゴシック"/>
-                <w:b w:val="0"/>
-                <w:sz w:val="18"/>
-              </w:rPr>
-              <w:t>5.0</w:t>
-            </w:r>
-          </w:p>
-        </w:tc>
-        <w:tc>
-          <w:tcPr>
-            <w:tcW w:type="dxa" w:w="1512"/>
-          </w:tcPr>
-          <w:p>
-            <w:r>
-              <w:rPr>
-                <w:rFonts w:ascii="ＭＳ Ｐゴシック" w:hAnsi="ＭＳ Ｐゴシック" w:eastAsia="ＭＳ Ｐゴシック"/>
-                <w:b w:val="0"/>
-                <w:sz w:val="18"/>
-              </w:rPr>
-              <w:t>5.0</w:t>
-            </w:r>
-          </w:p>
-        </w:tc>
-        <w:tc>
-          <w:tcPr>
-            <w:tcW w:type="dxa" w:w="1512"/>
-          </w:tcPr>
-          <w:p>
-            <w:r>
-              <w:rPr>
-                <w:rFonts w:ascii="ＭＳ Ｐゴシック" w:hAnsi="ＭＳ Ｐゴシック" w:eastAsia="ＭＳ Ｐゴシック"/>
-                <w:b w:val="0"/>
-                <w:sz w:val="18"/>
-              </w:rPr>
-              <w:t>（N大で省略）</w:t>
-            </w:r>
-          </w:p>
-        </w:tc>
-      </w:tr>
-      <w:tr>
-        <w:tc>
-          <w:tcPr>
-            <w:tcW w:type="dxa" w:w="1512"/>
-          </w:tcPr>
-          <w:p>
-            <w:r>
-              <w:rPr>
-                <w:rFonts w:ascii="ＭＳ Ｐゴシック" w:hAnsi="ＭＳ Ｐゴシック" w:eastAsia="ＭＳ Ｐゴシック"/>
-                <w:b w:val="0"/>
-                <w:sz w:val="18"/>
-              </w:rPr>
-              <w:t>8</w:t>
-            </w:r>
-          </w:p>
-        </w:tc>
-        <w:tc>
-          <w:tcPr>
-            <w:tcW w:type="dxa" w:w="1512"/>
-          </w:tcPr>
-          <w:p>
-            <w:r>
-              <w:rPr>
-                <w:rFonts w:ascii="ＭＳ Ｐゴシック" w:hAnsi="ＭＳ Ｐゴシック" w:eastAsia="ＭＳ Ｐゴシック"/>
-                <w:b w:val="0"/>
-                <w:sz w:val="18"/>
-              </w:rPr>
-              <w:t>100</w:t>
-            </w:r>
-          </w:p>
-        </w:tc>
-        <w:tc>
-          <w:tcPr>
-            <w:tcW w:type="dxa" w:w="1512"/>
-          </w:tcPr>
-          <w:p>
-            <w:r>
-              <w:rPr>
-                <w:rFonts w:ascii="ＭＳ Ｐゴシック" w:hAnsi="ＭＳ Ｐゴシック" w:eastAsia="ＭＳ Ｐゴシック"/>
-                <w:b w:val="0"/>
-                <w:sz w:val="18"/>
-              </w:rPr>
-              <w:t>800</w:t>
-            </w:r>
-          </w:p>
-        </w:tc>
-        <w:tc>
-          <w:tcPr>
-            <w:tcW w:type="dxa" w:w="1512"/>
-          </w:tcPr>
-          <w:p>
-            <w:r>
-              <w:rPr>
-                <w:rFonts w:ascii="ＭＳ Ｐゴシック" w:hAnsi="ＭＳ Ｐゴシック" w:eastAsia="ＭＳ Ｐゴシック"/>
-                <w:b w:val="0"/>
-                <w:sz w:val="18"/>
-              </w:rPr>
-              <w:t>8.0</w:t>
-            </w:r>
-          </w:p>
-        </w:tc>
-        <w:tc>
-          <w:tcPr>
-            <w:tcW w:type="dxa" w:w="1512"/>
-          </w:tcPr>
-          <w:p>
-            <w:r>
-              <w:rPr>
-                <w:rFonts w:ascii="ＭＳ Ｐゴシック" w:hAnsi="ＭＳ Ｐゴシック" w:eastAsia="ＭＳ Ｐゴシック"/>
-                <w:b w:val="0"/>
-                <w:sz w:val="18"/>
-              </w:rPr>
-              <w:t>8.0</w:t>
-            </w:r>
-          </w:p>
-        </w:tc>
-        <w:tc>
-          <w:tcPr>
-            <w:tcW w:type="dxa" w:w="1512"/>
-          </w:tcPr>
-          <w:p>
-            <w:r>
-              <w:rPr>
-                <w:rFonts w:ascii="ＭＳ Ｐゴシック" w:hAnsi="ＭＳ Ｐゴシック" w:eastAsia="ＭＳ Ｐゴシック"/>
-                <w:b w:val="0"/>
-                <w:sz w:val="18"/>
-              </w:rPr>
-              <w:t>（同上）</w:t>
-            </w:r>
-          </w:p>
-        </w:tc>
-      </w:tr>
-    </w:tbl>
-    <w:p/>
-    <w:p>
-      <w:r>
-        <w:rPr>
-          <w:rFonts w:ascii="ＭＳ Ｐゴシック" w:hAnsi="ＭＳ Ｐゴシック" w:eastAsia="ＭＳ Ｐゴシック"/>
-          <w:b w:val="0"/>
-          <w:sz w:val="22"/>
-        </w:rPr>
-        <w:t>単一ドナーの多臓器割当は、救命数を目的とする限り</w:t>
-      </w:r>
-      <w:r>
-        <w:rPr>
-          <w:rFonts w:ascii="ＭＳ Ｐゴシック" w:hAnsi="ＭＳ Ｐゴシック" w:eastAsia="ＭＳ Ｐゴシック"/>
-          <w:b/>
-          <w:sz w:val="22"/>
-        </w:rPr>
-        <w:t>分離可能</w:t>
-      </w:r>
-      <w:r>
-        <w:rPr>
-          <w:rFonts w:ascii="ＭＳ Ｐゴシック" w:hAnsi="ＭＳ Ｐゴシック" w:eastAsia="ＭＳ Ｐゴシック"/>
-          <w:b w:val="0"/>
-          <w:sz w:val="22"/>
-        </w:rPr>
-        <w:t>であり、</w:t>
-      </w:r>
-    </w:p>
-    <w:p>
-      <w:r>
-        <w:rPr>
-          <w:rFonts w:ascii="ＭＳ Ｐゴシック" w:hAnsi="ＭＳ Ｐゴシック" w:eastAsia="ＭＳ Ｐゴシック"/>
-          <w:b w:val="0"/>
-          <w:sz w:val="22"/>
-        </w:rPr>
-        <w:t>QUBO/量子アニーリングの優位は生じない。</w:t>
-      </w:r>
-    </w:p>
-    <w:p>
-      <w:r>
-        <w:rPr>
-          <w:rFonts w:ascii="ＭＳ Ｐゴシック" w:hAnsi="ＭＳ Ｐゴシック" w:eastAsia="ＭＳ Ｐゴシック"/>
-          <w:b w:val="0"/>
-          <w:sz w:val="22"/>
-        </w:rPr>
-        <w:t>「複合移植患者を2臓器で1救命するより、2臓器で2人の単独患者を救う方が総救命数が多い」</w:t>
-      </w:r>
-    </w:p>
-    <w:p>
-      <w:r>
-        <w:rPr>
-          <w:rFonts w:ascii="ＭＳ Ｐゴシック" w:hAnsi="ＭＳ Ｐゴシック" w:eastAsia="ＭＳ Ｐゴシック"/>
-          <w:b w:val="0"/>
-          <w:sz w:val="22"/>
-        </w:rPr>
-        <w:t>という構造により、大域最適は素朴な貪欲で到達できる。</w:t>
-      </w:r>
-    </w:p>
-    <w:p>
-      <w:r>
-        <w:rPr>
-          <w:rFonts w:ascii="ＭＳ Ｐゴシック" w:hAnsi="ＭＳ Ｐゴシック" w:eastAsia="ＭＳ Ｐゴシック"/>
-          <w:b w:val="0"/>
-          <w:sz w:val="22"/>
-        </w:rPr>
-        <w:t>これは単一臓器二部マッチングがHungarian法で最適に解けることの自然な拡張である。</w:t>
-      </w:r>
-    </w:p>
-    <w:p>
-      <w:r>
-        <w:rPr>
-          <w:rFonts w:ascii="ＭＳ Ｐゴシック" w:hAnsi="ＭＳ Ｐゴシック" w:eastAsia="ＭＳ Ｐゴシック"/>
-          <w:b w:val="0"/>
-          <w:sz w:val="22"/>
-        </w:rPr>
-        <w:t>**多臓器マッチングは臨床的な適合スコア計算・実現可能性判定の応用層として有用だが、</w:t>
-      </w:r>
-    </w:p>
-    <w:p>
-      <w:r>
-        <w:rPr>
-          <w:rFonts w:ascii="ＭＳ Ｐゴシック" w:hAnsi="ＭＳ Ｐゴシック" w:eastAsia="ＭＳ Ｐゴシック"/>
-          <w:b w:val="0"/>
-          <w:sz w:val="22"/>
-        </w:rPr>
-        <w:t>量子最適化を必要とする計算困難性はここには存在しない**（負の結果として正直に報告する）。</w:t>
-      </w:r>
-    </w:p>
-    <w:p>
-      <w:r>
-        <w:rPr>
-          <w:rFonts w:ascii="ＭＳ Ｐゴシック" w:hAnsi="ＭＳ Ｐゴシック" w:eastAsia="ＭＳ Ｐゴシック"/>
-          <w:b/>
-          <w:sz w:val="22"/>
-        </w:rPr>
-        <w:t>QUBOが真に必要となる問題 — 交換サイクル被覆（cycle-cover）:</w:t>
-      </w:r>
-    </w:p>
-    <w:p>
-      <w:r>
-        <w:rPr>
-          <w:rFonts w:ascii="ＭＳ Ｐゴシック" w:hAnsi="ＭＳ Ｐゴシック" w:eastAsia="ＭＳ Ｐゴシック"/>
-          <w:b w:val="0"/>
-          <w:sz w:val="22"/>
-        </w:rPr>
-        <w:t>量子最適化が古典貪欲を決定的に上回るのは、直接マッチングが成立しない場合の</w:t>
-      </w:r>
-    </w:p>
-    <w:p>
-      <w:r>
-        <w:rPr>
-          <w:rFonts w:ascii="ＭＳ Ｐゴシック" w:hAnsi="ＭＳ Ｐゴシック" w:eastAsia="ＭＳ Ｐゴシック"/>
-          <w:b/>
-          <w:sz w:val="22"/>
-        </w:rPr>
-        <w:t>ペア交換（exchange cycle-cover）</w:t>
-      </w:r>
-      <w:r>
-        <w:rPr>
-          <w:rFonts w:ascii="ＭＳ Ｐゴシック" w:hAnsi="ＭＳ Ｐゴシック" w:eastAsia="ＭＳ Ｐゴシック"/>
-          <w:b w:val="0"/>
-          <w:sz w:val="22"/>
-        </w:rPr>
-        <w:t>である。意図したレシピエントと不適合な「不適合ペア」が、</w:t>
-      </w:r>
-    </w:p>
-    <w:p>
-      <w:r>
-        <w:rPr>
-          <w:rFonts w:ascii="ＭＳ Ｐゴシック" w:hAnsi="ＭＳ Ｐゴシック" w:eastAsia="ＭＳ Ｐゴシック"/>
-          <w:b w:val="0"/>
-          <w:sz w:val="22"/>
-        </w:rPr>
-        <w:t>互いの不足を補い合う2-way/3-wayの交換サイクルを形成する。</w:t>
-      </w:r>
-    </w:p>
-    <w:p>
-      <w:r>
-        <w:rPr>
-          <w:rFonts w:ascii="ＭＳ Ｐゴシック" w:hAnsi="ＭＳ Ｐゴシック" w:eastAsia="ＭＳ Ｐゴシック"/>
-          <w:b w:val="0"/>
-          <w:sz w:val="22"/>
-        </w:rPr>
-        <w:t>移植数を最大化する</w:t>
-      </w:r>
-      <w:r>
-        <w:rPr>
-          <w:rFonts w:ascii="ＭＳ Ｐゴシック" w:hAnsi="ＭＳ Ｐゴシック" w:eastAsia="ＭＳ Ｐゴシック"/>
-          <w:b/>
-          <w:sz w:val="22"/>
-        </w:rPr>
-        <w:t>頂点素な交換サイクルの集合</w:t>
-      </w:r>
-      <w:r>
-        <w:rPr>
-          <w:rFonts w:ascii="ＭＳ Ｐゴシック" w:hAnsi="ＭＳ Ｐゴシック" w:eastAsia="ＭＳ Ｐゴシック"/>
-          <w:b w:val="0"/>
-          <w:sz w:val="22"/>
-        </w:rPr>
-        <w:t>を選ぶ問題は、重み付き集合パッキングであり</w:t>
-      </w:r>
-    </w:p>
-    <w:p>
-      <w:r>
-        <w:rPr>
-          <w:rFonts w:ascii="ＭＳ Ｐゴシック" w:hAnsi="ＭＳ Ｐゴシック" w:eastAsia="ＭＳ Ｐゴシック"/>
-          <w:b/>
-          <w:sz w:val="22"/>
-        </w:rPr>
-        <w:t>NP困難・APX困難</w:t>
-      </w:r>
-      <w:r>
-        <w:rPr>
-          <w:rFonts w:ascii="ＭＳ Ｐゴシック" w:hAnsi="ＭＳ Ｐゴシック" w:eastAsia="ＭＳ Ｐゴシック"/>
-          <w:b w:val="0"/>
-          <w:sz w:val="22"/>
-        </w:rPr>
-        <w:t>（Abraham et al. 2007）。貪欲は構造的に劣る — 容易な2-wayを取ると、</w:t>
-      </w:r>
-    </w:p>
-    <w:p>
-      <w:r>
-        <w:rPr>
-          <w:rFonts w:ascii="ＭＳ Ｐゴシック" w:hAnsi="ＭＳ Ｐゴシック" w:eastAsia="ＭＳ Ｐゴシック"/>
-          <w:b w:val="0"/>
-          <w:sz w:val="22"/>
-        </w:rPr>
-        <w:t>そのペアを共有するより良い3-wayを潰すためである。</w:t>
-      </w:r>
-    </w:p>
-    <w:p>
-      <w:r>
-        <w:rPr>
-          <w:rFonts w:ascii="Courier New" w:hAnsi="Courier New" w:eastAsia="Courier New"/>
-          <w:b w:val="0"/>
-          <w:sz w:val="22"/>
-        </w:rPr>
-        <w:t>exchange_qubo_bench</w:t>
-      </w:r>
-      <w:r>
-        <w:rPr>
-          <w:rFonts w:ascii="ＭＳ Ｐゴシック" w:hAnsi="ＭＳ Ｐゴシック" w:eastAsia="ＭＳ Ｐゴシック"/>
-          <w:b w:val="0"/>
-          <w:sz w:val="22"/>
-        </w:rPr>
-        <w:t>にて、貪欲サイクル検出（</w:t>
-      </w:r>
-      <w:r>
-        <w:rPr>
-          <w:rFonts w:ascii="Courier New" w:hAnsi="Courier New" w:eastAsia="Courier New"/>
-          <w:b w:val="0"/>
-          <w:sz w:val="22"/>
-        </w:rPr>
-        <w:t>find_exchange_chains</w:t>
-      </w:r>
-      <w:r>
-        <w:rPr>
-          <w:rFonts w:ascii="ＭＳ Ｐゴシック" w:hAnsi="ＭＳ Ｐゴシック" w:eastAsia="ＭＳ Ｐゴシック"/>
-          <w:b w:val="0"/>
-          <w:sz w:val="22"/>
-        </w:rPr>
-        <w:t>）・</w:t>
-      </w:r>
-    </w:p>
-    <w:p>
-      <w:r>
-        <w:rPr>
-          <w:rFonts w:ascii="ＭＳ Ｐゴシック" w:hAnsi="ＭＳ Ｐゴシック" w:eastAsia="ＭＳ Ｐゴシック"/>
-          <w:b w:val="0"/>
-          <w:sz w:val="22"/>
-        </w:rPr>
-        <w:t>QUBO（焼きなまし）・総当たり厳密最適を、移植数で比較した</w:t>
-      </w:r>
-    </w:p>
-    <w:p>
-      <w:r>
-        <w:rPr>
-          <w:rFonts w:ascii="ＭＳ Ｐゴシック" w:hAnsi="ＭＳ Ｐゴシック" w:eastAsia="ＭＳ Ｐゴシック"/>
-          <w:b w:val="0"/>
-          <w:sz w:val="22"/>
-        </w:rPr>
-        <w:t>（各サイズ8シード平均、2-/3-way、ランダム不適合プール）：</w:t>
+        <w:t>(a) 単一臓器二部マッチング — Hungarianが最適、QUBOは不要:</w:t>
+      </w:r>
+    </w:p>
+    <w:p>
+      <w:r>
+        <w:rPr>
+          <w:rFonts w:ascii="ＭＳ Ｐゴシック" w:hAnsi="ＭＳ Ｐゴシック" w:eastAsia="ＭＳ Ｐゴシック"/>
+          <w:b w:val="0"/>
+          <w:sz w:val="22"/>
+        </w:rPr>
+        <w:t>まずGreedy法をベースラインにQUBOソルバー（Rust焼きなまし法）の挙動を確認した。</w:t>
       </w:r>
     </w:p>
     <w:tbl>
@@ -13032,7 +11574,7 @@
                 <w:b/>
                 <w:sz w:val="18"/>
               </w:rPr>
-              <w:t>不適合ペア数</w:t>
+              <w:t>N</w:t>
             </w:r>
           </w:p>
         </w:tc>
@@ -13047,7 +11589,7 @@
                 <w:b/>
                 <w:sz w:val="18"/>
               </w:rPr>
-              <w:t>候補サイクル数</w:t>
+              <w:t>QUBO変数</w:t>
             </w:r>
           </w:p>
         </w:tc>
@@ -13062,7 +11604,7 @@
                 <w:b/>
                 <w:sz w:val="18"/>
               </w:rPr>
-              <w:t>貪欲 移植数</w:t>
+              <w:t>QUBO相互作用</w:t>
             </w:r>
           </w:p>
         </w:tc>
@@ -13077,7 +11619,7 @@
                 <w:b/>
                 <w:sz w:val="18"/>
               </w:rPr>
-              <w:t>QUBO 移植数</w:t>
+              <w:t>Greedy</w:t>
             </w:r>
           </w:p>
         </w:tc>
@@ -13092,7 +11634,7 @@
                 <w:b/>
                 <w:sz w:val="18"/>
               </w:rPr>
-              <w:t>厳密最適</w:t>
+              <w:t>QUBO (焼きなまし)</w:t>
             </w:r>
           </w:p>
         </w:tc>
@@ -13107,7 +11649,7 @@
                 <w:b/>
                 <w:sz w:val="18"/>
               </w:rPr>
-              <w:t>QUBO−貪欲</w:t>
+              <w:t>+マッチ</w:t>
             </w:r>
           </w:p>
         </w:tc>
@@ -13122,7 +11664,7 @@
                 <w:b/>
                 <w:sz w:val="18"/>
               </w:rPr>
-              <w:t>QUBO勝率</w:t>
+              <w:t>計算時間(ms)</w:t>
             </w:r>
           </w:p>
         </w:tc>
@@ -13139,7 +11681,7 @@
                 <w:b w:val="0"/>
                 <w:sz w:val="18"/>
               </w:rPr>
-              <w:t>8</w:t>
+              <w:t>5</w:t>
             </w:r>
           </w:p>
         </w:tc>
@@ -13154,7 +11696,7 @@
                 <w:b w:val="0"/>
                 <w:sz w:val="18"/>
               </w:rPr>
-              <w:t>33</w:t>
+              <w:t>17</w:t>
             </w:r>
           </w:p>
         </w:tc>
@@ -13169,7 +11711,7 @@
                 <w:b w:val="0"/>
                 <w:sz w:val="18"/>
               </w:rPr>
-              <w:t>5.2</w:t>
+              <w:t>52</w:t>
             </w:r>
           </w:p>
         </w:tc>
@@ -13181,10 +11723,10 @@
             <w:r>
               <w:rPr>
                 <w:rFonts w:ascii="ＭＳ Ｐゴシック" w:hAnsi="ＭＳ Ｐゴシック" w:eastAsia="ＭＳ Ｐゴシック"/>
-                <w:b/>
-                <w:sz w:val="18"/>
-              </w:rPr>
-              <w:t>6.8</w:t>
+                <w:b w:val="0"/>
+                <w:sz w:val="18"/>
+              </w:rPr>
+              <w:t>4</w:t>
             </w:r>
           </w:p>
         </w:tc>
@@ -13199,7 +11741,7 @@
                 <w:b w:val="0"/>
                 <w:sz w:val="18"/>
               </w:rPr>
-              <w:t>6.8</w:t>
+              <w:t>4</w:t>
             </w:r>
           </w:p>
         </w:tc>
@@ -13214,7 +11756,7 @@
                 <w:b w:val="0"/>
                 <w:sz w:val="18"/>
               </w:rPr>
-              <w:t>+1.5</w:t>
+              <w:t>+0</w:t>
             </w:r>
           </w:p>
         </w:tc>
@@ -13229,7 +11771,7 @@
                 <w:b w:val="0"/>
                 <w:sz w:val="18"/>
               </w:rPr>
-              <w:t>8/8</w:t>
+              <w:t>0.7</w:t>
             </w:r>
           </w:p>
         </w:tc>
@@ -13246,7 +11788,7 @@
                 <w:b w:val="0"/>
                 <w:sz w:val="18"/>
               </w:rPr>
-              <w:t>12</w:t>
+              <w:t>10</w:t>
             </w:r>
           </w:p>
         </w:tc>
@@ -13261,7 +11803,7 @@
                 <w:b w:val="0"/>
                 <w:sz w:val="18"/>
               </w:rPr>
-              <w:t>98</w:t>
+              <w:t>33</w:t>
             </w:r>
           </w:p>
         </w:tc>
@@ -13276,7 +11818,7 @@
                 <w:b w:val="0"/>
                 <w:sz w:val="18"/>
               </w:rPr>
-              <w:t>7.8</w:t>
+              <w:t>153</w:t>
             </w:r>
           </w:p>
         </w:tc>
@@ -13288,10 +11830,10 @@
             <w:r>
               <w:rPr>
                 <w:rFonts w:ascii="ＭＳ Ｐゴシック" w:hAnsi="ＭＳ Ｐゴシック" w:eastAsia="ＭＳ Ｐゴシック"/>
-                <w:b/>
-                <w:sz w:val="18"/>
-              </w:rPr>
-              <w:t>10.0</w:t>
+                <w:b w:val="0"/>
+                <w:sz w:val="18"/>
+              </w:rPr>
+              <w:t>5</w:t>
             </w:r>
           </w:p>
         </w:tc>
@@ -13306,7 +11848,7 @@
                 <w:b w:val="0"/>
                 <w:sz w:val="18"/>
               </w:rPr>
-              <w:t>10.0</w:t>
+              <w:t>5</w:t>
             </w:r>
           </w:p>
         </w:tc>
@@ -13321,7 +11863,7 @@
                 <w:b w:val="0"/>
                 <w:sz w:val="18"/>
               </w:rPr>
-              <w:t>+2.2</w:t>
+              <w:t>+0</w:t>
             </w:r>
           </w:p>
         </w:tc>
@@ -13336,7 +11878,7 @@
                 <w:b w:val="0"/>
                 <w:sz w:val="18"/>
               </w:rPr>
-              <w:t>8/8</w:t>
+              <w:t>1.4</w:t>
             </w:r>
           </w:p>
         </w:tc>
@@ -13353,7 +11895,7 @@
                 <w:b w:val="0"/>
                 <w:sz w:val="18"/>
               </w:rPr>
-              <w:t>16</w:t>
+              <w:t>20</w:t>
             </w:r>
           </w:p>
         </w:tc>
@@ -13368,7 +11910,7 @@
                 <w:b w:val="0"/>
                 <w:sz w:val="18"/>
               </w:rPr>
-              <w:t>212</w:t>
+              <w:t>295</w:t>
             </w:r>
           </w:p>
         </w:tc>
@@ -13383,7 +11925,7 @@
                 <w:b w:val="0"/>
                 <w:sz w:val="18"/>
               </w:rPr>
-              <w:t>11.2</w:t>
+              <w:t>4,516</w:t>
             </w:r>
           </w:p>
         </w:tc>
@@ -13395,10 +11937,10 @@
             <w:r>
               <w:rPr>
                 <w:rFonts w:ascii="ＭＳ Ｐゴシック" w:hAnsi="ＭＳ Ｐゴシック" w:eastAsia="ＭＳ Ｐゴシック"/>
-                <w:b/>
-                <w:sz w:val="18"/>
-              </w:rPr>
-              <w:t>13.9</w:t>
+                <w:b w:val="0"/>
+                <w:sz w:val="18"/>
+              </w:rPr>
+              <w:t>19</w:t>
             </w:r>
           </w:p>
         </w:tc>
@@ -13413,7 +11955,7 @@
                 <w:b w:val="0"/>
                 <w:sz w:val="18"/>
               </w:rPr>
-              <w:t>13.9</w:t>
+              <w:t>20</w:t>
             </w:r>
           </w:p>
         </w:tc>
@@ -13428,7 +11970,7 @@
                 <w:b w:val="0"/>
                 <w:sz w:val="18"/>
               </w:rPr>
-              <w:t>+2.6</w:t>
+              <w:t>+1</w:t>
             </w:r>
           </w:p>
         </w:tc>
@@ -13443,7 +11985,7 @@
                 <w:b w:val="0"/>
                 <w:sz w:val="18"/>
               </w:rPr>
-              <w:t>8/8</w:t>
+              <w:t>17.8</w:t>
             </w:r>
           </w:p>
         </w:tc>
@@ -13460,7 +12002,7 @@
                 <w:b w:val="0"/>
                 <w:sz w:val="18"/>
               </w:rPr>
-              <w:t>20</w:t>
+              <w:t>30</w:t>
             </w:r>
           </w:p>
         </w:tc>
@@ -13475,7 +12017,7 @@
                 <w:b w:val="0"/>
                 <w:sz w:val="18"/>
               </w:rPr>
-              <w:t>432</w:t>
+              <w:t>515</w:t>
             </w:r>
           </w:p>
         </w:tc>
@@ -13490,7 +12032,7 @@
                 <w:b w:val="0"/>
                 <w:sz w:val="18"/>
               </w:rPr>
-              <w:t>13.8</w:t>
+              <w:t>10,324</w:t>
             </w:r>
           </w:p>
         </w:tc>
@@ -13502,10 +12044,40 @@
             <w:r>
               <w:rPr>
                 <w:rFonts w:ascii="ＭＳ Ｐゴシック" w:hAnsi="ＭＳ Ｐゴシック" w:eastAsia="ＭＳ Ｐゴシック"/>
+                <w:b w:val="0"/>
+                <w:sz w:val="18"/>
+              </w:rPr>
+              <w:t>23</w:t>
+            </w:r>
+          </w:p>
+        </w:tc>
+        <w:tc>
+          <w:tcPr>
+            <w:tcW w:type="dxa" w:w="1296"/>
+          </w:tcPr>
+          <w:p>
+            <w:r>
+              <w:rPr>
+                <w:rFonts w:ascii="ＭＳ Ｐゴシック" w:hAnsi="ＭＳ Ｐゴシック" w:eastAsia="ＭＳ Ｐゴシック"/>
+                <w:b w:val="0"/>
+                <w:sz w:val="18"/>
+              </w:rPr>
+              <w:t>26</w:t>
+            </w:r>
+          </w:p>
+        </w:tc>
+        <w:tc>
+          <w:tcPr>
+            <w:tcW w:type="dxa" w:w="1296"/>
+          </w:tcPr>
+          <w:p>
+            <w:r>
+              <w:rPr>
+                <w:rFonts w:ascii="ＭＳ Ｐゴシック" w:hAnsi="ＭＳ Ｐゴシック" w:eastAsia="ＭＳ Ｐゴシック"/>
                 <w:b/>
                 <w:sz w:val="18"/>
               </w:rPr>
-              <w:t>17.4</w:t>
+              <w:t>+3</w:t>
             </w:r>
           </w:p>
         </w:tc>
@@ -13520,37 +12092,7 @@
                 <w:b w:val="0"/>
                 <w:sz w:val="18"/>
               </w:rPr>
-              <w:t>計算困難</w:t>
-            </w:r>
-          </w:p>
-        </w:tc>
-        <w:tc>
-          <w:tcPr>
-            <w:tcW w:type="dxa" w:w="1296"/>
-          </w:tcPr>
-          <w:p>
-            <w:r>
-              <w:rPr>
-                <w:rFonts w:ascii="ＭＳ Ｐゴシック" w:hAnsi="ＭＳ Ｐゴシック" w:eastAsia="ＭＳ Ｐゴシック"/>
-                <w:b w:val="0"/>
-                <w:sz w:val="18"/>
-              </w:rPr>
-              <w:t>+3.6</w:t>
-            </w:r>
-          </w:p>
-        </w:tc>
-        <w:tc>
-          <w:tcPr>
-            <w:tcW w:type="dxa" w:w="1296"/>
-          </w:tcPr>
-          <w:p>
-            <w:r>
-              <w:rPr>
-                <w:rFonts w:ascii="ＭＳ Ｐゴシック" w:hAnsi="ＭＳ Ｐゴシック" w:eastAsia="ＭＳ Ｐゴシック"/>
-                <w:b w:val="0"/>
-                <w:sz w:val="18"/>
-              </w:rPr>
-              <w:t>8/8</w:t>
+              <w:t>34.4</w:t>
             </w:r>
           </w:p>
         </w:tc>
@@ -13567,7 +12109,7 @@
                 <w:b w:val="0"/>
                 <w:sz w:val="18"/>
               </w:rPr>
-              <w:t>30</w:t>
+              <w:t>50</w:t>
             </w:r>
           </w:p>
         </w:tc>
@@ -13582,7 +12124,7 @@
                 <w:b w:val="0"/>
                 <w:sz w:val="18"/>
               </w:rPr>
-              <w:t>1,513</w:t>
+              <w:t>1,320</w:t>
             </w:r>
           </w:p>
         </w:tc>
@@ -13597,7 +12139,7 @@
                 <w:b w:val="0"/>
                 <w:sz w:val="18"/>
               </w:rPr>
-              <w:t>22.5</w:t>
+              <w:t>43,112</w:t>
             </w:r>
           </w:p>
         </w:tc>
@@ -13609,10 +12151,147 @@
             <w:r>
               <w:rPr>
                 <w:rFonts w:ascii="ＭＳ Ｐゴシック" w:hAnsi="ＭＳ Ｐゴシック" w:eastAsia="ＭＳ Ｐゴシック"/>
+                <w:b w:val="0"/>
+                <w:sz w:val="18"/>
+              </w:rPr>
+              <w:t>38</w:t>
+            </w:r>
+          </w:p>
+        </w:tc>
+        <w:tc>
+          <w:tcPr>
+            <w:tcW w:type="dxa" w:w="1296"/>
+          </w:tcPr>
+          <w:p>
+            <w:r>
+              <w:rPr>
+                <w:rFonts w:ascii="ＭＳ Ｐゴシック" w:hAnsi="ＭＳ Ｐゴシック" w:eastAsia="ＭＳ Ｐゴシック"/>
+                <w:b w:val="0"/>
+                <w:sz w:val="18"/>
+              </w:rPr>
+              <w:t>39</w:t>
+            </w:r>
+          </w:p>
+        </w:tc>
+        <w:tc>
+          <w:tcPr>
+            <w:tcW w:type="dxa" w:w="1296"/>
+          </w:tcPr>
+          <w:p>
+            <w:r>
+              <w:rPr>
+                <w:rFonts w:ascii="ＭＳ Ｐゴシック" w:hAnsi="ＭＳ Ｐゴシック" w:eastAsia="ＭＳ Ｐゴシック"/>
+                <w:b w:val="0"/>
+                <w:sz w:val="18"/>
+              </w:rPr>
+              <w:t>+1</w:t>
+            </w:r>
+          </w:p>
+        </w:tc>
+        <w:tc>
+          <w:tcPr>
+            <w:tcW w:type="dxa" w:w="1296"/>
+          </w:tcPr>
+          <w:p>
+            <w:r>
+              <w:rPr>
+                <w:rFonts w:ascii="ＭＳ Ｐゴシック" w:hAnsi="ＭＳ Ｐゴシック" w:eastAsia="ＭＳ Ｐゴシック"/>
+                <w:b w:val="0"/>
+                <w:sz w:val="18"/>
+              </w:rPr>
+              <w:t>142.1</w:t>
+            </w:r>
+          </w:p>
+        </w:tc>
+      </w:tr>
+      <w:tr>
+        <w:tc>
+          <w:tcPr>
+            <w:tcW w:type="dxa" w:w="1296"/>
+          </w:tcPr>
+          <w:p>
+            <w:r>
+              <w:rPr>
+                <w:rFonts w:ascii="ＭＳ Ｐゴシック" w:hAnsi="ＭＳ Ｐゴシック" w:eastAsia="ＭＳ Ｐゴシック"/>
+                <w:b w:val="0"/>
+                <w:sz w:val="18"/>
+              </w:rPr>
+              <w:t>75</w:t>
+            </w:r>
+          </w:p>
+        </w:tc>
+        <w:tc>
+          <w:tcPr>
+            <w:tcW w:type="dxa" w:w="1296"/>
+          </w:tcPr>
+          <w:p>
+            <w:r>
+              <w:rPr>
+                <w:rFonts w:ascii="ＭＳ Ｐゴシック" w:hAnsi="ＭＳ Ｐゴシック" w:eastAsia="ＭＳ Ｐゴシック"/>
+                <w:b w:val="0"/>
+                <w:sz w:val="18"/>
+              </w:rPr>
+              <w:t>3,525</w:t>
+            </w:r>
+          </w:p>
+        </w:tc>
+        <w:tc>
+          <w:tcPr>
+            <w:tcW w:type="dxa" w:w="1296"/>
+          </w:tcPr>
+          <w:p>
+            <w:r>
+              <w:rPr>
+                <w:rFonts w:ascii="ＭＳ Ｐゴシック" w:hAnsi="ＭＳ Ｐゴシック" w:eastAsia="ＭＳ Ｐゴシック"/>
+                <w:b w:val="0"/>
+                <w:sz w:val="18"/>
+              </w:rPr>
+              <w:t>191,928</w:t>
+            </w:r>
+          </w:p>
+        </w:tc>
+        <w:tc>
+          <w:tcPr>
+            <w:tcW w:type="dxa" w:w="1296"/>
+          </w:tcPr>
+          <w:p>
+            <w:r>
+              <w:rPr>
+                <w:rFonts w:ascii="ＭＳ Ｐゴシック" w:hAnsi="ＭＳ Ｐゴシック" w:eastAsia="ＭＳ Ｐゴシック"/>
+                <w:b w:val="0"/>
+                <w:sz w:val="18"/>
+              </w:rPr>
+              <w:t>67</w:t>
+            </w:r>
+          </w:p>
+        </w:tc>
+        <w:tc>
+          <w:tcPr>
+            <w:tcW w:type="dxa" w:w="1296"/>
+          </w:tcPr>
+          <w:p>
+            <w:r>
+              <w:rPr>
+                <w:rFonts w:ascii="ＭＳ Ｐゴシック" w:hAnsi="ＭＳ Ｐゴシック" w:eastAsia="ＭＳ Ｐゴシック"/>
+                <w:b w:val="0"/>
+                <w:sz w:val="18"/>
+              </w:rPr>
+              <w:t>73</w:t>
+            </w:r>
+          </w:p>
+        </w:tc>
+        <w:tc>
+          <w:tcPr>
+            <w:tcW w:type="dxa" w:w="1296"/>
+          </w:tcPr>
+          <w:p>
+            <w:r>
+              <w:rPr>
+                <w:rFonts w:ascii="ＭＳ Ｐゴシック" w:hAnsi="ＭＳ Ｐゴシック" w:eastAsia="ＭＳ Ｐゴシック"/>
                 <w:b/>
                 <w:sz w:val="18"/>
               </w:rPr>
-              <w:t>26.2</w:t>
+              <w:t>+6</w:t>
             </w:r>
           </w:p>
         </w:tc>
@@ -13627,10 +12306,12 @@
                 <w:b w:val="0"/>
                 <w:sz w:val="18"/>
               </w:rPr>
-              <w:t>計算困難</w:t>
-            </w:r>
-          </w:p>
-        </w:tc>
+              <w:t>764.9</w:t>
+            </w:r>
+          </w:p>
+        </w:tc>
+      </w:tr>
+      <w:tr>
         <w:tc>
           <w:tcPr>
             <w:tcW w:type="dxa" w:w="1296"/>
@@ -13642,7 +12323,7 @@
                 <w:b w:val="0"/>
                 <w:sz w:val="18"/>
               </w:rPr>
-              <w:t>+3.8</w:t>
+              <w:t>100</w:t>
             </w:r>
           </w:p>
         </w:tc>
@@ -13657,7 +12338,296 @@
                 <w:b w:val="0"/>
                 <w:sz w:val="18"/>
               </w:rPr>
-              <w:t>8/8</w:t>
+              <w:t>5,418</w:t>
+            </w:r>
+          </w:p>
+        </w:tc>
+        <w:tc>
+          <w:tcPr>
+            <w:tcW w:type="dxa" w:w="1296"/>
+          </w:tcPr>
+          <w:p>
+            <w:r>
+              <w:rPr>
+                <w:rFonts w:ascii="ＭＳ Ｐゴシック" w:hAnsi="ＭＳ Ｐゴシック" w:eastAsia="ＭＳ Ｐゴシック"/>
+                <w:b w:val="0"/>
+                <w:sz w:val="18"/>
+              </w:rPr>
+              <w:t>361,375</w:t>
+            </w:r>
+          </w:p>
+        </w:tc>
+        <w:tc>
+          <w:tcPr>
+            <w:tcW w:type="dxa" w:w="1296"/>
+          </w:tcPr>
+          <w:p>
+            <w:r>
+              <w:rPr>
+                <w:rFonts w:ascii="ＭＳ Ｐゴシック" w:hAnsi="ＭＳ Ｐゴシック" w:eastAsia="ＭＳ Ｐゴシック"/>
+                <w:b w:val="0"/>
+                <w:sz w:val="18"/>
+              </w:rPr>
+              <w:t>84</w:t>
+            </w:r>
+          </w:p>
+        </w:tc>
+        <w:tc>
+          <w:tcPr>
+            <w:tcW w:type="dxa" w:w="1296"/>
+          </w:tcPr>
+          <w:p>
+            <w:r>
+              <w:rPr>
+                <w:rFonts w:ascii="ＭＳ Ｐゴシック" w:hAnsi="ＭＳ Ｐゴシック" w:eastAsia="ＭＳ Ｐゴシック"/>
+                <w:b w:val="0"/>
+                <w:sz w:val="18"/>
+              </w:rPr>
+              <w:t>84</w:t>
+            </w:r>
+          </w:p>
+        </w:tc>
+        <w:tc>
+          <w:tcPr>
+            <w:tcW w:type="dxa" w:w="1296"/>
+          </w:tcPr>
+          <w:p>
+            <w:r>
+              <w:rPr>
+                <w:rFonts w:ascii="ＭＳ Ｐゴシック" w:hAnsi="ＭＳ Ｐゴシック" w:eastAsia="ＭＳ Ｐゴシック"/>
+                <w:b w:val="0"/>
+                <w:sz w:val="18"/>
+              </w:rPr>
+              <w:t>+0</w:t>
+            </w:r>
+          </w:p>
+        </w:tc>
+        <w:tc>
+          <w:tcPr>
+            <w:tcW w:type="dxa" w:w="1296"/>
+          </w:tcPr>
+          <w:p>
+            <w:r>
+              <w:rPr>
+                <w:rFonts w:ascii="ＭＳ Ｐゴシック" w:hAnsi="ＭＳ Ｐゴシック" w:eastAsia="ＭＳ Ｐゴシック"/>
+                <w:b w:val="0"/>
+                <w:sz w:val="18"/>
+              </w:rPr>
+              <w:t>1,870</w:t>
+            </w:r>
+          </w:p>
+        </w:tc>
+      </w:tr>
+      <w:tr>
+        <w:tc>
+          <w:tcPr>
+            <w:tcW w:type="dxa" w:w="1296"/>
+          </w:tcPr>
+          <w:p>
+            <w:r>
+              <w:rPr>
+                <w:rFonts w:ascii="ＭＳ Ｐゴシック" w:hAnsi="ＭＳ Ｐゴシック" w:eastAsia="ＭＳ Ｐゴシック"/>
+                <w:b w:val="0"/>
+                <w:sz w:val="18"/>
+              </w:rPr>
+              <w:t>150</w:t>
+            </w:r>
+          </w:p>
+        </w:tc>
+        <w:tc>
+          <w:tcPr>
+            <w:tcW w:type="dxa" w:w="1296"/>
+          </w:tcPr>
+          <w:p>
+            <w:r>
+              <w:rPr>
+                <w:rFonts w:ascii="ＭＳ Ｐゴシック" w:hAnsi="ＭＳ Ｐゴシック" w:eastAsia="ＭＳ Ｐゴシック"/>
+                <w:b w:val="0"/>
+                <w:sz w:val="18"/>
+              </w:rPr>
+              <w:t>13,636</w:t>
+            </w:r>
+          </w:p>
+        </w:tc>
+        <w:tc>
+          <w:tcPr>
+            <w:tcW w:type="dxa" w:w="1296"/>
+          </w:tcPr>
+          <w:p>
+            <w:r>
+              <w:rPr>
+                <w:rFonts w:ascii="ＭＳ Ｐゴシック" w:hAnsi="ＭＳ Ｐゴシック" w:eastAsia="ＭＳ Ｐゴシック"/>
+                <w:b w:val="0"/>
+                <w:sz w:val="18"/>
+              </w:rPr>
+              <w:t>1,458,024</w:t>
+            </w:r>
+          </w:p>
+        </w:tc>
+        <w:tc>
+          <w:tcPr>
+            <w:tcW w:type="dxa" w:w="1296"/>
+          </w:tcPr>
+          <w:p>
+            <w:r>
+              <w:rPr>
+                <w:rFonts w:ascii="ＭＳ Ｐゴシック" w:hAnsi="ＭＳ Ｐゴシック" w:eastAsia="ＭＳ Ｐゴシック"/>
+                <w:b w:val="0"/>
+                <w:sz w:val="18"/>
+              </w:rPr>
+              <w:t>135</w:t>
+            </w:r>
+          </w:p>
+        </w:tc>
+        <w:tc>
+          <w:tcPr>
+            <w:tcW w:type="dxa" w:w="1296"/>
+          </w:tcPr>
+          <w:p>
+            <w:r>
+              <w:rPr>
+                <w:rFonts w:ascii="ＭＳ Ｐゴシック" w:hAnsi="ＭＳ Ｐゴシック" w:eastAsia="ＭＳ Ｐゴシック"/>
+                <w:b w:val="0"/>
+                <w:sz w:val="18"/>
+              </w:rPr>
+              <w:t>145</w:t>
+            </w:r>
+          </w:p>
+        </w:tc>
+        <w:tc>
+          <w:tcPr>
+            <w:tcW w:type="dxa" w:w="1296"/>
+          </w:tcPr>
+          <w:p>
+            <w:r>
+              <w:rPr>
+                <w:rFonts w:ascii="ＭＳ Ｐゴシック" w:hAnsi="ＭＳ Ｐゴシック" w:eastAsia="ＭＳ Ｐゴシック"/>
+                <w:b/>
+                <w:sz w:val="18"/>
+              </w:rPr>
+              <w:t>+10</w:t>
+            </w:r>
+          </w:p>
+        </w:tc>
+        <w:tc>
+          <w:tcPr>
+            <w:tcW w:type="dxa" w:w="1296"/>
+          </w:tcPr>
+          <w:p>
+            <w:r>
+              <w:rPr>
+                <w:rFonts w:ascii="ＭＳ Ｐゴシック" w:hAnsi="ＭＳ Ｐゴシック" w:eastAsia="ＭＳ Ｐゴシック"/>
+                <w:b w:val="0"/>
+                <w:sz w:val="18"/>
+              </w:rPr>
+              <w:t>9,202</w:t>
+            </w:r>
+          </w:p>
+        </w:tc>
+      </w:tr>
+      <w:tr>
+        <w:tc>
+          <w:tcPr>
+            <w:tcW w:type="dxa" w:w="1296"/>
+          </w:tcPr>
+          <w:p>
+            <w:r>
+              <w:rPr>
+                <w:rFonts w:ascii="ＭＳ Ｐゴシック" w:hAnsi="ＭＳ Ｐゴシック" w:eastAsia="ＭＳ Ｐゴシック"/>
+                <w:b w:val="0"/>
+                <w:sz w:val="18"/>
+              </w:rPr>
+              <w:t>200</w:t>
+            </w:r>
+          </w:p>
+        </w:tc>
+        <w:tc>
+          <w:tcPr>
+            <w:tcW w:type="dxa" w:w="1296"/>
+          </w:tcPr>
+          <w:p>
+            <w:r>
+              <w:rPr>
+                <w:rFonts w:ascii="ＭＳ Ｐゴシック" w:hAnsi="ＭＳ Ｐゴシック" w:eastAsia="ＭＳ Ｐゴシック"/>
+                <w:b w:val="0"/>
+                <w:sz w:val="18"/>
+              </w:rPr>
+              <w:t>23,375</w:t>
+            </w:r>
+          </w:p>
+        </w:tc>
+        <w:tc>
+          <w:tcPr>
+            <w:tcW w:type="dxa" w:w="1296"/>
+          </w:tcPr>
+          <w:p>
+            <w:r>
+              <w:rPr>
+                <w:rFonts w:ascii="ＭＳ Ｐゴシック" w:hAnsi="ＭＳ Ｐゴシック" w:eastAsia="ＭＳ Ｐゴシック"/>
+                <w:b w:val="0"/>
+                <w:sz w:val="18"/>
+              </w:rPr>
+              <w:t>3,262,696</w:t>
+            </w:r>
+          </w:p>
+        </w:tc>
+        <w:tc>
+          <w:tcPr>
+            <w:tcW w:type="dxa" w:w="1296"/>
+          </w:tcPr>
+          <w:p>
+            <w:r>
+              <w:rPr>
+                <w:rFonts w:ascii="ＭＳ Ｐゴシック" w:hAnsi="ＭＳ Ｐゴシック" w:eastAsia="ＭＳ Ｐゴシック"/>
+                <w:b w:val="0"/>
+                <w:sz w:val="18"/>
+              </w:rPr>
+              <w:t>181</w:t>
+            </w:r>
+          </w:p>
+        </w:tc>
+        <w:tc>
+          <w:tcPr>
+            <w:tcW w:type="dxa" w:w="1296"/>
+          </w:tcPr>
+          <w:p>
+            <w:r>
+              <w:rPr>
+                <w:rFonts w:ascii="ＭＳ Ｐゴシック" w:hAnsi="ＭＳ Ｐゴシック" w:eastAsia="ＭＳ Ｐゴシック"/>
+                <w:b w:val="0"/>
+                <w:sz w:val="18"/>
+              </w:rPr>
+              <w:t>193</w:t>
+            </w:r>
+          </w:p>
+        </w:tc>
+        <w:tc>
+          <w:tcPr>
+            <w:tcW w:type="dxa" w:w="1296"/>
+          </w:tcPr>
+          <w:p>
+            <w:r>
+              <w:rPr>
+                <w:rFonts w:ascii="ＭＳ Ｐゴシック" w:hAnsi="ＭＳ Ｐゴシック" w:eastAsia="ＭＳ Ｐゴシック"/>
+                <w:b/>
+                <w:sz w:val="18"/>
+              </w:rPr>
+              <w:t>+12</w:t>
+            </w:r>
+          </w:p>
+        </w:tc>
+        <w:tc>
+          <w:tcPr>
+            <w:tcW w:type="dxa" w:w="1296"/>
+          </w:tcPr>
+          <w:p>
+            <w:r>
+              <w:rPr>
+                <w:rFonts w:ascii="ＭＳ Ｐゴシック" w:hAnsi="ＭＳ Ｐゴシック" w:eastAsia="ＭＳ Ｐゴシック"/>
+                <w:b w:val="0"/>
+                <w:sz w:val="18"/>
+              </w:rPr>
+              <w:t>19,556</w:t>
             </w:r>
           </w:p>
         </w:tc>
@@ -13665,25 +12635,704 @@
     </w:tbl>
     <w:p/>
     <w:p>
-      <w:pPr>
-        <w:pStyle w:val="a9"/>
-        <w:ind w:left="360"/>
-      </w:pPr>
-      <w:r>
-        <w:rPr>
-          <w:rFonts w:ascii="ＭＳ Ｐゴシック" w:hAnsi="ＭＳ Ｐゴシック" w:eastAsia="ＭＳ Ｐゴシック"/>
-          <w:b w:val="0"/>
-          <w:sz w:val="22"/>
-        </w:rPr>
-        <w:t xml:space="preserve">• </w:t>
-      </w:r>
-      <w:r>
-        <w:rPr>
-          <w:rFonts w:ascii="ＭＳ Ｐゴシック" w:hAnsi="ＭＳ Ｐゴシック" w:eastAsia="ＭＳ Ｐゴシック"/>
-          <w:b w:val="0"/>
-          <w:sz w:val="22"/>
-        </w:rPr>
-        <w:t>QUBOは</w:t>
+      <w:r>
+        <w:rPr>
+          <w:rFonts w:ascii="ＭＳ Ｐゴシック" w:hAnsi="ＭＳ Ｐゴシック" w:eastAsia="ＭＳ Ｐゴシック"/>
+          <w:b w:val="0"/>
+          <w:sz w:val="22"/>
+        </w:rPr>
+        <w:t>QUBOはGreedyを上回るが、これは弱いベースラインに対する優位にすぎない。</w:t>
+      </w:r>
+    </w:p>
+    <w:p>
+      <w:r>
+        <w:rPr>
+          <w:rFonts w:ascii="ＭＳ Ｐゴシック" w:hAnsi="ＭＳ Ｐゴシック" w:eastAsia="ＭＳ Ｐゴシック"/>
+          <w:b w:val="0"/>
+          <w:sz w:val="22"/>
+        </w:rPr>
+        <w:t>Hungarian法（O(N³)最適解）を含めて再評価する：</w:t>
+      </w:r>
+    </w:p>
+    <w:tbl>
+      <w:tblPr>
+        <w:tblStyle w:val="ae"/>
+        <w:tblW w:type="auto" w:w="0"/>
+        <w:jc w:val="center"/>
+        <w:tblLook w:firstColumn="1" w:firstRow="1" w:lastColumn="0" w:lastRow="0" w:noHBand="0" w:noVBand="1" w:val="04A0"/>
+      </w:tblPr>
+      <w:tblGrid>
+        <w:gridCol w:w="1512"/>
+        <w:gridCol w:w="1512"/>
+        <w:gridCol w:w="1512"/>
+        <w:gridCol w:w="1512"/>
+        <w:gridCol w:w="1512"/>
+        <w:gridCol w:w="1512"/>
+      </w:tblGrid>
+      <w:tr>
+        <w:tc>
+          <w:tcPr>
+            <w:tcW w:type="dxa" w:w="1512"/>
+          </w:tcPr>
+          <w:p>
+            <w:r>
+              <w:rPr>
+                <w:rFonts w:ascii="ＭＳ Ｐゴシック" w:hAnsi="ＭＳ Ｐゴシック" w:eastAsia="ＭＳ Ｐゴシック"/>
+                <w:b/>
+                <w:sz w:val="18"/>
+              </w:rPr>
+              <w:t>N</w:t>
+            </w:r>
+          </w:p>
+        </w:tc>
+        <w:tc>
+          <w:tcPr>
+            <w:tcW w:type="dxa" w:w="1512"/>
+          </w:tcPr>
+          <w:p>
+            <w:r>
+              <w:rPr>
+                <w:rFonts w:ascii="ＭＳ Ｐゴシック" w:hAnsi="ＭＳ Ｐゴシック" w:eastAsia="ＭＳ Ｐゴシック"/>
+                <w:b/>
+                <w:sz w:val="18"/>
+              </w:rPr>
+              <w:t>Greedy (マッチ/スコア)</w:t>
+            </w:r>
+          </w:p>
+        </w:tc>
+        <w:tc>
+          <w:tcPr>
+            <w:tcW w:type="dxa" w:w="1512"/>
+          </w:tcPr>
+          <w:p>
+            <w:r>
+              <w:rPr>
+                <w:rFonts w:ascii="ＭＳ Ｐゴシック" w:hAnsi="ＭＳ Ｐゴシック" w:eastAsia="ＭＳ Ｐゴシック"/>
+                <w:b/>
+                <w:sz w:val="18"/>
+              </w:rPr>
+              <w:t>Hungarian (マッチ/スコア)</w:t>
+            </w:r>
+          </w:p>
+        </w:tc>
+        <w:tc>
+          <w:tcPr>
+            <w:tcW w:type="dxa" w:w="1512"/>
+          </w:tcPr>
+          <w:p>
+            <w:r>
+              <w:rPr>
+                <w:rFonts w:ascii="ＭＳ Ｐゴシック" w:hAnsi="ＭＳ Ｐゴシック" w:eastAsia="ＭＳ Ｐゴシック"/>
+                <w:b/>
+                <w:sz w:val="18"/>
+              </w:rPr>
+              <w:t>QUBO SA (マッチ/スコア)</w:t>
+            </w:r>
+          </w:p>
+        </w:tc>
+        <w:tc>
+          <w:tcPr>
+            <w:tcW w:type="dxa" w:w="1512"/>
+          </w:tcPr>
+          <w:p>
+            <w:r>
+              <w:rPr>
+                <w:rFonts w:ascii="ＭＳ Ｐゴシック" w:hAnsi="ＭＳ Ｐゴシック" w:eastAsia="ＭＳ Ｐゴシック"/>
+                <w:b/>
+                <w:sz w:val="18"/>
+              </w:rPr>
+              <w:t>Greedy gap</w:t>
+            </w:r>
+          </w:p>
+        </w:tc>
+        <w:tc>
+          <w:tcPr>
+            <w:tcW w:type="dxa" w:w="1512"/>
+          </w:tcPr>
+          <w:p>
+            <w:r>
+              <w:rPr>
+                <w:rFonts w:ascii="ＭＳ Ｐゴシック" w:hAnsi="ＭＳ Ｐゴシック" w:eastAsia="ＭＳ Ｐゴシック"/>
+                <w:b/>
+                <w:sz w:val="18"/>
+              </w:rPr>
+              <w:t>QUBO gap</w:t>
+            </w:r>
+          </w:p>
+        </w:tc>
+      </w:tr>
+      <w:tr>
+        <w:tc>
+          <w:tcPr>
+            <w:tcW w:type="dxa" w:w="1512"/>
+          </w:tcPr>
+          <w:p>
+            <w:r>
+              <w:rPr>
+                <w:rFonts w:ascii="ＭＳ Ｐゴシック" w:hAnsi="ＭＳ Ｐゴシック" w:eastAsia="ＭＳ Ｐゴシック"/>
+                <w:b w:val="0"/>
+                <w:sz w:val="18"/>
+              </w:rPr>
+              <w:t>10</w:t>
+            </w:r>
+          </w:p>
+        </w:tc>
+        <w:tc>
+          <w:tcPr>
+            <w:tcW w:type="dxa" w:w="1512"/>
+          </w:tcPr>
+          <w:p>
+            <w:r>
+              <w:rPr>
+                <w:rFonts w:ascii="ＭＳ Ｐゴシック" w:hAnsi="ＭＳ Ｐゴシック" w:eastAsia="ＭＳ Ｐゴシック"/>
+                <w:b w:val="0"/>
+                <w:sz w:val="18"/>
+              </w:rPr>
+              <w:t>5 / 4.0</w:t>
+            </w:r>
+          </w:p>
+        </w:tc>
+        <w:tc>
+          <w:tcPr>
+            <w:tcW w:type="dxa" w:w="1512"/>
+          </w:tcPr>
+          <w:p>
+            <w:r>
+              <w:rPr>
+                <w:rFonts w:ascii="ＭＳ Ｐゴシック" w:hAnsi="ＭＳ Ｐゴシック" w:eastAsia="ＭＳ Ｐゴシック"/>
+                <w:b w:val="0"/>
+                <w:sz w:val="18"/>
+              </w:rPr>
+              <w:t>5 / 4.0</w:t>
+            </w:r>
+          </w:p>
+        </w:tc>
+        <w:tc>
+          <w:tcPr>
+            <w:tcW w:type="dxa" w:w="1512"/>
+          </w:tcPr>
+          <w:p>
+            <w:r>
+              <w:rPr>
+                <w:rFonts w:ascii="ＭＳ Ｐゴシック" w:hAnsi="ＭＳ Ｐゴシック" w:eastAsia="ＭＳ Ｐゴシック"/>
+                <w:b w:val="0"/>
+                <w:sz w:val="18"/>
+              </w:rPr>
+              <w:t>5 / 4.0</w:t>
+            </w:r>
+          </w:p>
+        </w:tc>
+        <w:tc>
+          <w:tcPr>
+            <w:tcW w:type="dxa" w:w="1512"/>
+          </w:tcPr>
+          <w:p>
+            <w:r>
+              <w:rPr>
+                <w:rFonts w:ascii="ＭＳ Ｐゴシック" w:hAnsi="ＭＳ Ｐゴシック" w:eastAsia="ＭＳ Ｐゴシック"/>
+                <w:b w:val="0"/>
+                <w:sz w:val="18"/>
+              </w:rPr>
+              <w:t>0.0%</w:t>
+            </w:r>
+          </w:p>
+        </w:tc>
+        <w:tc>
+          <w:tcPr>
+            <w:tcW w:type="dxa" w:w="1512"/>
+          </w:tcPr>
+          <w:p>
+            <w:r>
+              <w:rPr>
+                <w:rFonts w:ascii="ＭＳ Ｐゴシック" w:hAnsi="ＭＳ Ｐゴシック" w:eastAsia="ＭＳ Ｐゴシック"/>
+                <w:b w:val="0"/>
+                <w:sz w:val="18"/>
+              </w:rPr>
+              <w:t>0.0%</w:t>
+            </w:r>
+          </w:p>
+        </w:tc>
+      </w:tr>
+      <w:tr>
+        <w:tc>
+          <w:tcPr>
+            <w:tcW w:type="dxa" w:w="1512"/>
+          </w:tcPr>
+          <w:p>
+            <w:r>
+              <w:rPr>
+                <w:rFonts w:ascii="ＭＳ Ｐゴシック" w:hAnsi="ＭＳ Ｐゴシック" w:eastAsia="ＭＳ Ｐゴシック"/>
+                <w:b w:val="0"/>
+                <w:sz w:val="18"/>
+              </w:rPr>
+              <w:t>20</w:t>
+            </w:r>
+          </w:p>
+        </w:tc>
+        <w:tc>
+          <w:tcPr>
+            <w:tcW w:type="dxa" w:w="1512"/>
+          </w:tcPr>
+          <w:p>
+            <w:r>
+              <w:rPr>
+                <w:rFonts w:ascii="ＭＳ Ｐゴシック" w:hAnsi="ＭＳ Ｐゴシック" w:eastAsia="ＭＳ Ｐゴシック"/>
+                <w:b w:val="0"/>
+                <w:sz w:val="18"/>
+              </w:rPr>
+              <w:t>19 / 14.7</w:t>
+            </w:r>
+          </w:p>
+        </w:tc>
+        <w:tc>
+          <w:tcPr>
+            <w:tcW w:type="dxa" w:w="1512"/>
+          </w:tcPr>
+          <w:p>
+            <w:r>
+              <w:rPr>
+                <w:rFonts w:ascii="ＭＳ Ｐゴシック" w:hAnsi="ＭＳ Ｐゴシック" w:eastAsia="ＭＳ Ｐゴシック"/>
+                <w:b/>
+                <w:sz w:val="18"/>
+              </w:rPr>
+              <w:t>20 / 15.5</w:t>
+            </w:r>
+          </w:p>
+        </w:tc>
+        <w:tc>
+          <w:tcPr>
+            <w:tcW w:type="dxa" w:w="1512"/>
+          </w:tcPr>
+          <w:p>
+            <w:r>
+              <w:rPr>
+                <w:rFonts w:ascii="ＭＳ Ｐゴシック" w:hAnsi="ＭＳ Ｐゴシック" w:eastAsia="ＭＳ Ｐゴシック"/>
+                <w:b w:val="0"/>
+                <w:sz w:val="18"/>
+              </w:rPr>
+              <w:t>20 / 15.2</w:t>
+            </w:r>
+          </w:p>
+        </w:tc>
+        <w:tc>
+          <w:tcPr>
+            <w:tcW w:type="dxa" w:w="1512"/>
+          </w:tcPr>
+          <w:p>
+            <w:r>
+              <w:rPr>
+                <w:rFonts w:ascii="ＭＳ Ｐゴシック" w:hAnsi="ＭＳ Ｐゴシック" w:eastAsia="ＭＳ Ｐゴシック"/>
+                <w:b w:val="0"/>
+                <w:sz w:val="18"/>
+              </w:rPr>
+              <w:t>5.0%</w:t>
+            </w:r>
+          </w:p>
+        </w:tc>
+        <w:tc>
+          <w:tcPr>
+            <w:tcW w:type="dxa" w:w="1512"/>
+          </w:tcPr>
+          <w:p>
+            <w:r>
+              <w:rPr>
+                <w:rFonts w:ascii="ＭＳ Ｐゴシック" w:hAnsi="ＭＳ Ｐゴシック" w:eastAsia="ＭＳ Ｐゴシック"/>
+                <w:b w:val="0"/>
+                <w:sz w:val="18"/>
+              </w:rPr>
+              <w:t>2.2%</w:t>
+            </w:r>
+          </w:p>
+        </w:tc>
+      </w:tr>
+      <w:tr>
+        <w:tc>
+          <w:tcPr>
+            <w:tcW w:type="dxa" w:w="1512"/>
+          </w:tcPr>
+          <w:p>
+            <w:r>
+              <w:rPr>
+                <w:rFonts w:ascii="ＭＳ Ｐゴシック" w:hAnsi="ＭＳ Ｐゴシック" w:eastAsia="ＭＳ Ｐゴシック"/>
+                <w:b w:val="0"/>
+                <w:sz w:val="18"/>
+              </w:rPr>
+              <w:t>30</w:t>
+            </w:r>
+          </w:p>
+        </w:tc>
+        <w:tc>
+          <w:tcPr>
+            <w:tcW w:type="dxa" w:w="1512"/>
+          </w:tcPr>
+          <w:p>
+            <w:r>
+              <w:rPr>
+                <w:rFonts w:ascii="ＭＳ Ｐゴシック" w:hAnsi="ＭＳ Ｐゴシック" w:eastAsia="ＭＳ Ｐゴシック"/>
+                <w:b w:val="0"/>
+                <w:sz w:val="18"/>
+              </w:rPr>
+              <w:t>23 / 19.6</w:t>
+            </w:r>
+          </w:p>
+        </w:tc>
+        <w:tc>
+          <w:tcPr>
+            <w:tcW w:type="dxa" w:w="1512"/>
+          </w:tcPr>
+          <w:p>
+            <w:r>
+              <w:rPr>
+                <w:rFonts w:ascii="ＭＳ Ｐゴシック" w:hAnsi="ＭＳ Ｐゴシック" w:eastAsia="ＭＳ Ｐゴシック"/>
+                <w:b/>
+                <w:sz w:val="18"/>
+              </w:rPr>
+              <w:t>26 / 21.8</w:t>
+            </w:r>
+          </w:p>
+        </w:tc>
+        <w:tc>
+          <w:tcPr>
+            <w:tcW w:type="dxa" w:w="1512"/>
+          </w:tcPr>
+          <w:p>
+            <w:r>
+              <w:rPr>
+                <w:rFonts w:ascii="ＭＳ Ｐゴシック" w:hAnsi="ＭＳ Ｐゴシック" w:eastAsia="ＭＳ Ｐゴシック"/>
+                <w:b w:val="0"/>
+                <w:sz w:val="18"/>
+              </w:rPr>
+              <w:t>26 / 21.2</w:t>
+            </w:r>
+          </w:p>
+        </w:tc>
+        <w:tc>
+          <w:tcPr>
+            <w:tcW w:type="dxa" w:w="1512"/>
+          </w:tcPr>
+          <w:p>
+            <w:r>
+              <w:rPr>
+                <w:rFonts w:ascii="ＭＳ Ｐゴシック" w:hAnsi="ＭＳ Ｐゴシック" w:eastAsia="ＭＳ Ｐゴシック"/>
+                <w:b w:val="0"/>
+                <w:sz w:val="18"/>
+              </w:rPr>
+              <w:t>10.4%</w:t>
+            </w:r>
+          </w:p>
+        </w:tc>
+        <w:tc>
+          <w:tcPr>
+            <w:tcW w:type="dxa" w:w="1512"/>
+          </w:tcPr>
+          <w:p>
+            <w:r>
+              <w:rPr>
+                <w:rFonts w:ascii="ＭＳ Ｐゴシック" w:hAnsi="ＭＳ Ｐゴシック" w:eastAsia="ＭＳ Ｐゴシック"/>
+                <w:b w:val="0"/>
+                <w:sz w:val="18"/>
+              </w:rPr>
+              <w:t>2.9%</w:t>
+            </w:r>
+          </w:p>
+        </w:tc>
+      </w:tr>
+      <w:tr>
+        <w:tc>
+          <w:tcPr>
+            <w:tcW w:type="dxa" w:w="1512"/>
+          </w:tcPr>
+          <w:p>
+            <w:r>
+              <w:rPr>
+                <w:rFonts w:ascii="ＭＳ Ｐゴシック" w:hAnsi="ＭＳ Ｐゴシック" w:eastAsia="ＭＳ Ｐゴシック"/>
+                <w:b w:val="0"/>
+                <w:sz w:val="18"/>
+              </w:rPr>
+              <w:t>50</w:t>
+            </w:r>
+          </w:p>
+        </w:tc>
+        <w:tc>
+          <w:tcPr>
+            <w:tcW w:type="dxa" w:w="1512"/>
+          </w:tcPr>
+          <w:p>
+            <w:r>
+              <w:rPr>
+                <w:rFonts w:ascii="ＭＳ Ｐゴシック" w:hAnsi="ＭＳ Ｐゴシック" w:eastAsia="ＭＳ Ｐゴシック"/>
+                <w:b w:val="0"/>
+                <w:sz w:val="18"/>
+              </w:rPr>
+              <w:t>38 / 30.6</w:t>
+            </w:r>
+          </w:p>
+        </w:tc>
+        <w:tc>
+          <w:tcPr>
+            <w:tcW w:type="dxa" w:w="1512"/>
+          </w:tcPr>
+          <w:p>
+            <w:r>
+              <w:rPr>
+                <w:rFonts w:ascii="ＭＳ Ｐゴシック" w:hAnsi="ＭＳ Ｐゴシック" w:eastAsia="ＭＳ Ｐゴシック"/>
+                <w:b/>
+                <w:sz w:val="18"/>
+              </w:rPr>
+              <w:t>39 / 31.9</w:t>
+            </w:r>
+          </w:p>
+        </w:tc>
+        <w:tc>
+          <w:tcPr>
+            <w:tcW w:type="dxa" w:w="1512"/>
+          </w:tcPr>
+          <w:p>
+            <w:r>
+              <w:rPr>
+                <w:rFonts w:ascii="ＭＳ Ｐゴシック" w:hAnsi="ＭＳ Ｐゴシック" w:eastAsia="ＭＳ Ｐゴシック"/>
+                <w:b w:val="0"/>
+                <w:sz w:val="18"/>
+              </w:rPr>
+              <w:t>39 / 30.2</w:t>
+            </w:r>
+          </w:p>
+        </w:tc>
+        <w:tc>
+          <w:tcPr>
+            <w:tcW w:type="dxa" w:w="1512"/>
+          </w:tcPr>
+          <w:p>
+            <w:r>
+              <w:rPr>
+                <w:rFonts w:ascii="ＭＳ Ｐゴシック" w:hAnsi="ＭＳ Ｐゴシック" w:eastAsia="ＭＳ Ｐゴシック"/>
+                <w:b w:val="0"/>
+                <w:sz w:val="18"/>
+              </w:rPr>
+              <w:t>3.8%</w:t>
+            </w:r>
+          </w:p>
+        </w:tc>
+        <w:tc>
+          <w:tcPr>
+            <w:tcW w:type="dxa" w:w="1512"/>
+          </w:tcPr>
+          <w:p>
+            <w:r>
+              <w:rPr>
+                <w:rFonts w:ascii="ＭＳ Ｐゴシック" w:hAnsi="ＭＳ Ｐゴシック" w:eastAsia="ＭＳ Ｐゴシック"/>
+                <w:b w:val="0"/>
+                <w:sz w:val="18"/>
+              </w:rPr>
+              <w:t>5.0%</w:t>
+            </w:r>
+          </w:p>
+        </w:tc>
+      </w:tr>
+      <w:tr>
+        <w:tc>
+          <w:tcPr>
+            <w:tcW w:type="dxa" w:w="1512"/>
+          </w:tcPr>
+          <w:p>
+            <w:r>
+              <w:rPr>
+                <w:rFonts w:ascii="ＭＳ Ｐゴシック" w:hAnsi="ＭＳ Ｐゴシック" w:eastAsia="ＭＳ Ｐゴシック"/>
+                <w:b w:val="0"/>
+                <w:sz w:val="18"/>
+              </w:rPr>
+              <w:t>75</w:t>
+            </w:r>
+          </w:p>
+        </w:tc>
+        <w:tc>
+          <w:tcPr>
+            <w:tcW w:type="dxa" w:w="1512"/>
+          </w:tcPr>
+          <w:p>
+            <w:r>
+              <w:rPr>
+                <w:rFonts w:ascii="ＭＳ Ｐゴシック" w:hAnsi="ＭＳ Ｐゴシック" w:eastAsia="ＭＳ Ｐゴシック"/>
+                <w:b w:val="0"/>
+                <w:sz w:val="18"/>
+              </w:rPr>
+              <w:t>67 / 53.7</w:t>
+            </w:r>
+          </w:p>
+        </w:tc>
+        <w:tc>
+          <w:tcPr>
+            <w:tcW w:type="dxa" w:w="1512"/>
+          </w:tcPr>
+          <w:p>
+            <w:r>
+              <w:rPr>
+                <w:rFonts w:ascii="ＭＳ Ｐゴシック" w:hAnsi="ＭＳ Ｐゴシック" w:eastAsia="ＭＳ Ｐゴシック"/>
+                <w:b/>
+                <w:sz w:val="18"/>
+              </w:rPr>
+              <w:t>75 / 58.9</w:t>
+            </w:r>
+          </w:p>
+        </w:tc>
+        <w:tc>
+          <w:tcPr>
+            <w:tcW w:type="dxa" w:w="1512"/>
+          </w:tcPr>
+          <w:p>
+            <w:r>
+              <w:rPr>
+                <w:rFonts w:ascii="ＭＳ Ｐゴシック" w:hAnsi="ＭＳ Ｐゴシック" w:eastAsia="ＭＳ Ｐゴシック"/>
+                <w:b w:val="0"/>
+                <w:sz w:val="18"/>
+              </w:rPr>
+              <w:t>74 / 56.1</w:t>
+            </w:r>
+          </w:p>
+        </w:tc>
+        <w:tc>
+          <w:tcPr>
+            <w:tcW w:type="dxa" w:w="1512"/>
+          </w:tcPr>
+          <w:p>
+            <w:r>
+              <w:rPr>
+                <w:rFonts w:ascii="ＭＳ Ｐゴシック" w:hAnsi="ＭＳ Ｐゴシック" w:eastAsia="ＭＳ Ｐゴシック"/>
+                <w:b w:val="0"/>
+                <w:sz w:val="18"/>
+              </w:rPr>
+              <w:t>8.9%</w:t>
+            </w:r>
+          </w:p>
+        </w:tc>
+        <w:tc>
+          <w:tcPr>
+            <w:tcW w:type="dxa" w:w="1512"/>
+          </w:tcPr>
+          <w:p>
+            <w:r>
+              <w:rPr>
+                <w:rFonts w:ascii="ＭＳ Ｐゴシック" w:hAnsi="ＭＳ Ｐゴシック" w:eastAsia="ＭＳ Ｐゴシック"/>
+                <w:b w:val="0"/>
+                <w:sz w:val="18"/>
+              </w:rPr>
+              <w:t>4.8%</w:t>
+            </w:r>
+          </w:p>
+        </w:tc>
+      </w:tr>
+      <w:tr>
+        <w:tc>
+          <w:tcPr>
+            <w:tcW w:type="dxa" w:w="1512"/>
+          </w:tcPr>
+          <w:p>
+            <w:r>
+              <w:rPr>
+                <w:rFonts w:ascii="ＭＳ Ｐゴシック" w:hAnsi="ＭＳ Ｐゴシック" w:eastAsia="ＭＳ Ｐゴシック"/>
+                <w:b w:val="0"/>
+                <w:sz w:val="18"/>
+              </w:rPr>
+              <w:t>100</w:t>
+            </w:r>
+          </w:p>
+        </w:tc>
+        <w:tc>
+          <w:tcPr>
+            <w:tcW w:type="dxa" w:w="1512"/>
+          </w:tcPr>
+          <w:p>
+            <w:r>
+              <w:rPr>
+                <w:rFonts w:ascii="ＭＳ Ｐゴシック" w:hAnsi="ＭＳ Ｐゴシック" w:eastAsia="ＭＳ Ｐゴシック"/>
+                <w:b w:val="0"/>
+                <w:sz w:val="18"/>
+              </w:rPr>
+              <w:t>84 / 67.2</w:t>
+            </w:r>
+          </w:p>
+        </w:tc>
+        <w:tc>
+          <w:tcPr>
+            <w:tcW w:type="dxa" w:w="1512"/>
+          </w:tcPr>
+          <w:p>
+            <w:r>
+              <w:rPr>
+                <w:rFonts w:ascii="ＭＳ Ｐゴシック" w:hAnsi="ＭＳ Ｐゴシック" w:eastAsia="ＭＳ Ｐゴシック"/>
+                <w:b/>
+                <w:sz w:val="18"/>
+              </w:rPr>
+              <w:t>84 / 67.5</w:t>
+            </w:r>
+          </w:p>
+        </w:tc>
+        <w:tc>
+          <w:tcPr>
+            <w:tcW w:type="dxa" w:w="1512"/>
+          </w:tcPr>
+          <w:p>
+            <w:r>
+              <w:rPr>
+                <w:rFonts w:ascii="ＭＳ Ｐゴシック" w:hAnsi="ＭＳ Ｐゴシック" w:eastAsia="ＭＳ Ｐゴシック"/>
+                <w:b w:val="0"/>
+                <w:sz w:val="18"/>
+              </w:rPr>
+              <w:t>84 / 63.7</w:t>
+            </w:r>
+          </w:p>
+        </w:tc>
+        <w:tc>
+          <w:tcPr>
+            <w:tcW w:type="dxa" w:w="1512"/>
+          </w:tcPr>
+          <w:p>
+            <w:r>
+              <w:rPr>
+                <w:rFonts w:ascii="ＭＳ Ｐゴシック" w:hAnsi="ＭＳ Ｐゴシック" w:eastAsia="ＭＳ Ｐゴシック"/>
+                <w:b w:val="0"/>
+                <w:sz w:val="18"/>
+              </w:rPr>
+              <w:t>0.4%</w:t>
+            </w:r>
+          </w:p>
+        </w:tc>
+        <w:tc>
+          <w:tcPr>
+            <w:tcW w:type="dxa" w:w="1512"/>
+          </w:tcPr>
+          <w:p>
+            <w:r>
+              <w:rPr>
+                <w:rFonts w:ascii="ＭＳ Ｐゴシック" w:hAnsi="ＭＳ Ｐゴシック" w:eastAsia="ＭＳ Ｐゴシック"/>
+                <w:b w:val="0"/>
+                <w:sz w:val="18"/>
+              </w:rPr>
+              <w:t>5.6%</w:t>
+            </w:r>
+          </w:p>
+        </w:tc>
+      </w:tr>
+    </w:tbl>
+    <w:p/>
+    <w:p>
+      <w:r>
+        <w:rPr>
+          <w:rFonts w:ascii="ＭＳ Ｐゴシック" w:hAnsi="ＭＳ Ｐゴシック" w:eastAsia="ＭＳ Ｐゴシック"/>
+          <w:b w:val="0"/>
+          <w:sz w:val="22"/>
+        </w:rPr>
+        <w:t>※ gap = Hungarianスコアとの乖離率。Hungarian法が全スケールで最適。</w:t>
+      </w:r>
+    </w:p>
+    <w:p>
+      <w:r>
+        <w:rPr>
+          <w:rFonts w:ascii="ＭＳ Ｐゴシック" w:hAnsi="ＭＳ Ｐゴシック" w:eastAsia="ＭＳ Ｐゴシック"/>
+          <w:b w:val="0"/>
+          <w:sz w:val="22"/>
+        </w:rPr>
+        <w:t>単一臓器の重み付き二部マッチングでは、</w:t>
       </w:r>
       <w:r>
         <w:rPr>
@@ -13691,151 +13340,127 @@
           <w:b/>
           <w:sz w:val="22"/>
         </w:rPr>
-        <w:t>全インスタンス（8/8）で貪欲を厳密に上回り</w:t>
-      </w:r>
-      <w:r>
-        <w:rPr>
-          <w:rFonts w:ascii="ＭＳ Ｐゴシック" w:hAnsi="ＭＳ Ｐゴシック" w:eastAsia="ＭＳ Ｐゴシック"/>
-          <w:b w:val="0"/>
-          <w:sz w:val="22"/>
-        </w:rPr>
-        <w:t>、</w:t>
-      </w:r>
-    </w:p>
-    <w:p>
-      <w:r>
-        <w:rPr>
-          <w:rFonts w:ascii="ＭＳ Ｐゴシック" w:hAnsi="ＭＳ Ｐゴシック" w:eastAsia="ＭＳ Ｐゴシック"/>
-          <w:b w:val="0"/>
-          <w:sz w:val="22"/>
-        </w:rPr>
-        <w:t xml:space="preserve">  厳密解が計算可能な範囲（N≤16）では</w:t>
-      </w:r>
+        <w:t>Hungarian法が最適解を返し、QUBOソルバーは不要</w:t>
+      </w:r>
+      <w:r>
+        <w:rPr>
+          <w:rFonts w:ascii="ＭＳ Ｐゴシック" w:hAnsi="ＭＳ Ｐゴシック" w:eastAsia="ＭＳ Ｐゴシック"/>
+          <w:b w:val="0"/>
+          <w:sz w:val="22"/>
+        </w:rPr>
+        <w:t>である。</w:t>
+      </w:r>
+    </w:p>
+    <w:p>
+      <w:r>
+        <w:rPr>
+          <w:rFonts w:ascii="ＭＳ Ｐゴシック" w:hAnsi="ＭＳ Ｐゴシック" w:eastAsia="ＭＳ Ｐゴシック"/>
+          <w:b w:val="0"/>
+          <w:sz w:val="22"/>
+        </w:rPr>
+        <w:t>QUBOは焼きなまし法のヒューリスティックでHungarianに2-6%劣り、一部ではGreedyをも下回る。</w:t>
+      </w:r>
+    </w:p>
+    <w:p>
       <w:r>
         <w:rPr>
           <w:rFonts w:ascii="ＭＳ Ｐゴシック" w:hAnsi="ＭＳ Ｐゴシック" w:eastAsia="ＭＳ Ｐゴシック"/>
           <w:b/>
           <w:sz w:val="22"/>
         </w:rPr>
-        <w:t>厳密最適に完全一致</w:t>
-      </w:r>
-      <w:r>
-        <w:rPr>
-          <w:rFonts w:ascii="ＭＳ Ｐゴシック" w:hAnsi="ＭＳ Ｐゴシック" w:eastAsia="ＭＳ Ｐゴシック"/>
-          <w:b w:val="0"/>
-          <w:sz w:val="22"/>
-        </w:rPr>
-        <w:t>した。</w:t>
-      </w:r>
-    </w:p>
-    <w:p>
-      <w:pPr>
-        <w:pStyle w:val="a9"/>
-        <w:ind w:left="360"/>
-      </w:pPr>
-      <w:r>
-        <w:rPr>
-          <w:rFonts w:ascii="ＭＳ Ｐゴシック" w:hAnsi="ＭＳ Ｐゴシック" w:eastAsia="ＭＳ Ｐゴシック"/>
-          <w:b w:val="0"/>
-          <w:sz w:val="22"/>
-        </w:rPr>
-        <w:t xml:space="preserve">• </w:t>
-      </w:r>
-      <w:r>
-        <w:rPr>
-          <w:rFonts w:ascii="ＭＳ Ｐゴシック" w:hAnsi="ＭＳ Ｐゴシック" w:eastAsia="ＭＳ Ｐゴシック"/>
-          <w:b w:val="0"/>
-          <w:sz w:val="22"/>
-        </w:rPr>
-        <w:t>差は規模とともに単調拡大（+1.5→+3.8、約25〜30%多い移植）し、</w:t>
-      </w:r>
-    </w:p>
-    <w:p>
-      <w:r>
-        <w:rPr>
-          <w:rFonts w:ascii="ＭＳ Ｐゴシック" w:hAnsi="ＭＳ Ｐゴシック" w:eastAsia="ＭＳ Ｐゴシック"/>
-          <w:b w:val="0"/>
-          <w:sz w:val="22"/>
-        </w:rPr>
-        <w:t xml:space="preserve">  分離可能な臓器割当と異なり</w:t>
-      </w:r>
+        <w:t>ここに量子有用性はない（正直な評価）。</w:t>
+      </w:r>
+    </w:p>
+    <w:p>
       <w:r>
         <w:rPr>
           <w:rFonts w:ascii="ＭＳ Ｐゴシック" w:hAnsi="ＭＳ Ｐゴシック" w:eastAsia="ＭＳ Ｐゴシック"/>
           <w:b/>
           <w:sz w:val="22"/>
         </w:rPr>
-        <w:t>消えない</w:t>
-      </w:r>
-      <w:r>
-        <w:rPr>
-          <w:rFonts w:ascii="ＭＳ Ｐゴシック" w:hAnsi="ＭＳ Ｐゴシック" w:eastAsia="ＭＳ Ｐゴシック"/>
-          <w:b w:val="0"/>
-          <w:sz w:val="22"/>
-        </w:rPr>
-        <w:t>。</w:t>
-      </w:r>
-    </w:p>
-    <w:p>
-      <w:pPr>
-        <w:pStyle w:val="a9"/>
-        <w:ind w:left="360"/>
-      </w:pPr>
-      <w:r>
-        <w:rPr>
-          <w:rFonts w:ascii="ＭＳ Ｐゴシック" w:hAnsi="ＭＳ Ｐゴシック" w:eastAsia="ＭＳ Ｐゴシック"/>
-          <w:b w:val="0"/>
-          <w:sz w:val="22"/>
-        </w:rPr>
-        <w:t xml:space="preserve">• </w:t>
-      </w:r>
-      <w:r>
-        <w:rPr>
-          <w:rFonts w:ascii="ＭＳ Ｐゴシック" w:hAnsi="ＭＳ Ｐゴシック" w:eastAsia="ＭＳ Ｐゴシック"/>
-          <w:b w:val="0"/>
-          <w:sz w:val="22"/>
-        </w:rPr>
-        <w:t>N≥45では候補サイクル数が爆発し、厳密解（分枝限定）も大規模化する。</w:t>
-      </w:r>
-    </w:p>
-    <w:p>
-      <w:r>
-        <w:rPr>
-          <w:rFonts w:ascii="ＭＳ Ｐゴシック" w:hAnsi="ＭＳ Ｐゴシック" w:eastAsia="ＭＳ Ｐゴシック"/>
-          <w:b w:val="0"/>
-          <w:sz w:val="22"/>
-        </w:rPr>
-        <w:t xml:space="preserve">  これは「規模拡大で厳密解が破綻し、スケーラブルなアニーリング求解が要る」領域の入口であり、</w:t>
-      </w:r>
-    </w:p>
-    <w:p>
-      <w:r>
-        <w:rPr>
-          <w:rFonts w:ascii="ＭＳ Ｐゴシック" w:hAnsi="ＭＳ Ｐゴシック" w:eastAsia="ＭＳ Ｐゴシック"/>
-          <w:b w:val="0"/>
-          <w:sz w:val="22"/>
-        </w:rPr>
-        <w:t xml:space="preserve">  量子アニーリング実機が想定する適用先である。</w:t>
-      </w:r>
-    </w:p>
-    <w:p>
+        <w:t>(b) 多臓器同時割当（救命数）— やはり分離可能で量子は不要:</w:t>
+      </w:r>
+    </w:p>
+    <w:p>
+      <w:r>
+        <w:rPr>
+          <w:rFonts w:ascii="ＭＳ Ｐゴシック" w:hAnsi="ＭＳ Ｐゴシック" w:eastAsia="ＭＳ Ｐゴシック"/>
+          <w:b w:val="0"/>
+          <w:sz w:val="22"/>
+        </w:rPr>
+        <w:t>当初、QUBOの優位性は多臓器同時割当（複合移植患者への対応）で発現すると仮定した。</w:t>
+      </w:r>
+    </w:p>
+    <w:p>
+      <w:r>
+        <w:rPr>
+          <w:rFonts w:ascii="ＭＳ Ｐゴシック" w:hAnsi="ＭＳ Ｐゴシック" w:eastAsia="ＭＳ Ｐゴシック"/>
+          <w:b w:val="0"/>
+          <w:sz w:val="22"/>
+        </w:rPr>
+        <w:t>これを</w:t>
+      </w:r>
       <w:r>
         <w:rPr>
           <w:rFonts w:ascii="ＭＳ Ｐゴシック" w:hAnsi="ＭＳ Ｐゴシック" w:eastAsia="ＭＳ Ｐゴシック"/>
           <w:b/>
           <w:sz w:val="22"/>
         </w:rPr>
-        <w:t>プライバシーとの結合が本研究の新規性:</w:t>
-      </w:r>
-    </w:p>
-    <w:p>
-      <w:r>
-        <w:rPr>
-          <w:rFonts w:ascii="ＭＳ Ｐゴシック" w:hAnsi="ＭＳ Ｐゴシック" w:eastAsia="ＭＳ Ｐゴシック"/>
-          <w:b w:val="0"/>
-          <w:sz w:val="22"/>
-        </w:rPr>
-        <w:t>交換cycle-coverをQUBOで解くこと自体は先行研究（Accenture/D-Wave特許 2020）に存在するが、</w:t>
+        <w:t>救命数</w:t>
+      </w:r>
+      <w:r>
+        <w:rPr>
+          <w:rFonts w:ascii="ＭＳ Ｐゴシック" w:hAnsi="ＭＳ Ｐゴシック" w:eastAsia="ＭＳ Ｐゴシック"/>
+          <w:b w:val="0"/>
+          <w:sz w:val="22"/>
+        </w:rPr>
+        <w:t>（必要な全臓器が揃った患者数）を目的関数として実装・検証した</w:t>
+      </w:r>
+    </w:p>
+    <w:p>
+      <w:r>
+        <w:rPr>
+          <w:rFonts w:ascii="ＭＳ Ｐゴシック" w:hAnsi="ＭＳ Ｐゴシック" w:eastAsia="ＭＳ Ｐゴシック"/>
+          <w:b w:val="0"/>
+          <w:sz w:val="22"/>
+        </w:rPr>
+        <w:t>（</w:t>
+      </w:r>
+      <w:r>
+        <w:rPr>
+          <w:rFonts w:ascii="Courier New" w:hAnsi="Courier New" w:eastAsia="Courier New"/>
+          <w:b w:val="0"/>
+          <w:sz w:val="22"/>
+        </w:rPr>
+        <w:t>lives_saved_bench</w:t>
+      </w:r>
+      <w:r>
+        <w:rPr>
+          <w:rFonts w:ascii="ＭＳ Ｐゴシック" w:hAnsi="ＭＳ Ｐゴシック" w:eastAsia="ＭＳ Ｐゴシック"/>
+          <w:b w:val="0"/>
+          <w:sz w:val="22"/>
+        </w:rPr>
+        <w:t>、OPTN/SRTR 2023文献値: SLK 7.9% / 心肺 1.3% / SPK 79.2%）。</w:t>
+      </w:r>
+    </w:p>
+    <w:p>
+      <w:r>
+        <w:rPr>
+          <w:rFonts w:ascii="ＭＳ Ｐゴシック" w:hAnsi="ＭＳ Ｐゴシック" w:eastAsia="ＭＳ Ｐゴシック"/>
+          <w:b w:val="0"/>
+          <w:sz w:val="22"/>
+        </w:rPr>
+        <w:t>結果は仮説を否定した。各臓器を「最も適合する単独臓器患者」へ割り当てる O(K·N) の素朴な</w:t>
+      </w:r>
+    </w:p>
+    <w:p>
+      <w:r>
+        <w:rPr>
+          <w:rFonts w:ascii="ＭＳ Ｐゴシック" w:hAnsi="ＭＳ Ｐゴシック" w:eastAsia="ＭＳ Ｐゴシック"/>
+          <w:b w:val="0"/>
+          <w:sz w:val="22"/>
+        </w:rPr>
+        <w:t>ヒューリスティクス（lives-aware greedy）が、QUBO（焼きなまし）および総当たり厳密最適と</w:t>
       </w:r>
     </w:p>
     <w:p>
@@ -13845,65 +13470,466 @@
           <w:b/>
           <w:sz w:val="22"/>
         </w:rPr>
-        <w:t>生データの中央集権的管理を前提とし、プライバシー保護は皆無</w:t>
-      </w:r>
-      <w:r>
-        <w:rPr>
-          <w:rFonts w:ascii="ＭＳ Ｐゴシック" w:hAnsi="ＭＳ Ｐゴシック" w:eastAsia="ＭＳ Ｐゴシック"/>
-          <w:b w:val="0"/>
-          <w:sz w:val="22"/>
-        </w:rPr>
-        <w:t>である。</w:t>
-      </w:r>
-    </w:p>
-    <w:p>
-      <w:r>
-        <w:rPr>
-          <w:rFonts w:ascii="ＭＳ Ｐゴシック" w:hAnsi="ＭＳ Ｐゴシック" w:eastAsia="ＭＳ Ｐゴシック"/>
-          <w:b w:val="0"/>
-          <w:sz w:val="22"/>
-        </w:rPr>
-        <w:t>一方、プライバシー保護交換（Breuer et al. 2020-2024）は部分準同型（Paillier）のMPCに留まり、</w:t>
-      </w:r>
-    </w:p>
-    <w:p>
-      <w:r>
-        <w:rPr>
-          <w:rFonts w:ascii="ＭＳ Ｐゴシック" w:hAnsi="ＭＳ Ｐゴシック" w:eastAsia="ＭＳ Ｐゴシック"/>
-          <w:b w:val="0"/>
-          <w:sz w:val="22"/>
-        </w:rPr>
-        <w:t>暗号化したままの複雑な最適化も量子求解も行えない。</w:t>
-      </w:r>
-    </w:p>
-    <w:p>
-      <w:r>
-        <w:rPr>
-          <w:rFonts w:ascii="ＭＳ Ｐゴシック" w:hAnsi="ＭＳ Ｐゴシック" w:eastAsia="ＭＳ Ｐゴシック"/>
-          <w:b w:val="0"/>
-          <w:sz w:val="22"/>
-        </w:rPr>
-        <w:t>Niobiは、**真にNP困難な交換cycle-coverを、FHE計算層・PQC保護層・ZKP検証層の上で</w:t>
-      </w:r>
-    </w:p>
-    <w:p>
-      <w:r>
-        <w:rPr>
-          <w:rFonts w:ascii="ＭＳ Ｐゴシック" w:hAnsi="ＭＳ Ｐゴシック" w:eastAsia="ＭＳ Ｐゴシック"/>
-          <w:b w:val="0"/>
-          <w:sz w:val="22"/>
-        </w:rPr>
-        <w:t>秘匿したまま解く**点に新規性がある（3.1節の比較表）。</w:t>
-      </w:r>
-    </w:p>
-    <w:p>
-      <w:r>
-        <w:rPr>
-          <w:rFonts w:ascii="ＭＳ Ｐゴシック" w:hAnsi="ＭＳ Ｐゴシック" w:eastAsia="ＭＳ Ｐゴシック"/>
-          <w:b w:val="0"/>
-          <w:sz w:val="22"/>
-        </w:rPr>
-        <w:t>argoが各リンク（i→j）の適合性を中身非開示で証明し、匿名の適合性証明からチェーンが組み立てられる。</w:t>
+        <w:t>全ケースで完全に一致</w:t>
+      </w:r>
+      <w:r>
+        <w:rPr>
+          <w:rFonts w:ascii="ＭＳ Ｐゴシック" w:hAnsi="ＭＳ Ｐゴシック" w:eastAsia="ＭＳ Ｐゴシック"/>
+          <w:b w:val="0"/>
+          <w:sz w:val="22"/>
+        </w:rPr>
+        <w:t>した（3/5/8臓器、N=2〜100、8シード平均）。</w:t>
+      </w:r>
+    </w:p>
+    <w:tbl>
+      <w:tblPr>
+        <w:tblStyle w:val="ae"/>
+        <w:tblW w:type="auto" w:w="0"/>
+        <w:jc w:val="center"/>
+        <w:tblLook w:firstColumn="1" w:firstRow="1" w:lastColumn="0" w:lastRow="0" w:noHBand="0" w:noVBand="1" w:val="04A0"/>
+      </w:tblPr>
+      <w:tblGrid>
+        <w:gridCol w:w="1512"/>
+        <w:gridCol w:w="1512"/>
+        <w:gridCol w:w="1512"/>
+        <w:gridCol w:w="1512"/>
+        <w:gridCol w:w="1512"/>
+        <w:gridCol w:w="1512"/>
+      </w:tblGrid>
+      <w:tr>
+        <w:tc>
+          <w:tcPr>
+            <w:tcW w:type="dxa" w:w="1512"/>
+          </w:tcPr>
+          <w:p>
+            <w:r>
+              <w:rPr>
+                <w:rFonts w:ascii="ＭＳ Ｐゴシック" w:hAnsi="ＭＳ Ｐゴシック" w:eastAsia="ＭＳ Ｐゴシック"/>
+                <w:b/>
+                <w:sz w:val="18"/>
+              </w:rPr>
+              <w:t>臓器数</w:t>
+            </w:r>
+          </w:p>
+        </w:tc>
+        <w:tc>
+          <w:tcPr>
+            <w:tcW w:type="dxa" w:w="1512"/>
+          </w:tcPr>
+          <w:p>
+            <w:r>
+              <w:rPr>
+                <w:rFonts w:ascii="ＭＳ Ｐゴシック" w:hAnsi="ＭＳ Ｐゴシック" w:eastAsia="ＭＳ Ｐゴシック"/>
+                <w:b/>
+                <w:sz w:val="18"/>
+              </w:rPr>
+              <w:t>N/臓器</w:t>
+            </w:r>
+          </w:p>
+        </w:tc>
+        <w:tc>
+          <w:tcPr>
+            <w:tcW w:type="dxa" w:w="1512"/>
+          </w:tcPr>
+          <w:p>
+            <w:r>
+              <w:rPr>
+                <w:rFonts w:ascii="ＭＳ Ｐゴシック" w:hAnsi="ＭＳ Ｐゴシック" w:eastAsia="ＭＳ Ｐゴシック"/>
+                <w:b/>
+                <w:sz w:val="18"/>
+              </w:rPr>
+              <w:t>待機者計</w:t>
+            </w:r>
+          </w:p>
+        </w:tc>
+        <w:tc>
+          <w:tcPr>
+            <w:tcW w:type="dxa" w:w="1512"/>
+          </w:tcPr>
+          <w:p>
+            <w:r>
+              <w:rPr>
+                <w:rFonts w:ascii="ＭＳ Ｐゴシック" w:hAnsi="ＭＳ Ｐゴシック" w:eastAsia="ＭＳ Ｐゴシック"/>
+                <w:b/>
+                <w:sz w:val="18"/>
+              </w:rPr>
+              <w:t>lives-aware greedy 救命数</w:t>
+            </w:r>
+          </w:p>
+        </w:tc>
+        <w:tc>
+          <w:tcPr>
+            <w:tcW w:type="dxa" w:w="1512"/>
+          </w:tcPr>
+          <w:p>
+            <w:r>
+              <w:rPr>
+                <w:rFonts w:ascii="ＭＳ Ｐゴシック" w:hAnsi="ＭＳ Ｐゴシック" w:eastAsia="ＭＳ Ｐゴシック"/>
+                <w:b/>
+                <w:sz w:val="18"/>
+              </w:rPr>
+              <w:t>QUBO 救命数</w:t>
+            </w:r>
+          </w:p>
+        </w:tc>
+        <w:tc>
+          <w:tcPr>
+            <w:tcW w:type="dxa" w:w="1512"/>
+          </w:tcPr>
+          <w:p>
+            <w:r>
+              <w:rPr>
+                <w:rFonts w:ascii="ＭＳ Ｐゴシック" w:hAnsi="ＭＳ Ｐゴシック" w:eastAsia="ＭＳ Ｐゴシック"/>
+                <w:b/>
+                <w:sz w:val="18"/>
+              </w:rPr>
+              <w:t>厳密最適</w:t>
+            </w:r>
+          </w:p>
+        </w:tc>
+      </w:tr>
+      <w:tr>
+        <w:tc>
+          <w:tcPr>
+            <w:tcW w:type="dxa" w:w="1512"/>
+          </w:tcPr>
+          <w:p>
+            <w:r>
+              <w:rPr>
+                <w:rFonts w:ascii="ＭＳ Ｐゴシック" w:hAnsi="ＭＳ Ｐゴシック" w:eastAsia="ＭＳ Ｐゴシック"/>
+                <w:b w:val="0"/>
+                <w:sz w:val="18"/>
+              </w:rPr>
+              <w:t>3</w:t>
+            </w:r>
+          </w:p>
+        </w:tc>
+        <w:tc>
+          <w:tcPr>
+            <w:tcW w:type="dxa" w:w="1512"/>
+          </w:tcPr>
+          <w:p>
+            <w:r>
+              <w:rPr>
+                <w:rFonts w:ascii="ＭＳ Ｐゴシック" w:hAnsi="ＭＳ Ｐゴシック" w:eastAsia="ＭＳ Ｐゴシック"/>
+                <w:b w:val="0"/>
+                <w:sz w:val="18"/>
+              </w:rPr>
+              <w:t>5</w:t>
+            </w:r>
+          </w:p>
+        </w:tc>
+        <w:tc>
+          <w:tcPr>
+            <w:tcW w:type="dxa" w:w="1512"/>
+          </w:tcPr>
+          <w:p>
+            <w:r>
+              <w:rPr>
+                <w:rFonts w:ascii="ＭＳ Ｐゴシック" w:hAnsi="ＭＳ Ｐゴシック" w:eastAsia="ＭＳ Ｐゴシック"/>
+                <w:b w:val="0"/>
+                <w:sz w:val="18"/>
+              </w:rPr>
+              <w:t>40</w:t>
+            </w:r>
+          </w:p>
+        </w:tc>
+        <w:tc>
+          <w:tcPr>
+            <w:tcW w:type="dxa" w:w="1512"/>
+          </w:tcPr>
+          <w:p>
+            <w:r>
+              <w:rPr>
+                <w:rFonts w:ascii="ＭＳ Ｐゴシック" w:hAnsi="ＭＳ Ｐゴシック" w:eastAsia="ＭＳ Ｐゴシック"/>
+                <w:b w:val="0"/>
+                <w:sz w:val="18"/>
+              </w:rPr>
+              <w:t>3.0</w:t>
+            </w:r>
+          </w:p>
+        </w:tc>
+        <w:tc>
+          <w:tcPr>
+            <w:tcW w:type="dxa" w:w="1512"/>
+          </w:tcPr>
+          <w:p>
+            <w:r>
+              <w:rPr>
+                <w:rFonts w:ascii="ＭＳ Ｐゴシック" w:hAnsi="ＭＳ Ｐゴシック" w:eastAsia="ＭＳ Ｐゴシック"/>
+                <w:b w:val="0"/>
+                <w:sz w:val="18"/>
+              </w:rPr>
+              <w:t>3.0</w:t>
+            </w:r>
+          </w:p>
+        </w:tc>
+        <w:tc>
+          <w:tcPr>
+            <w:tcW w:type="dxa" w:w="1512"/>
+          </w:tcPr>
+          <w:p>
+            <w:r>
+              <w:rPr>
+                <w:rFonts w:ascii="ＭＳ Ｐゴシック" w:hAnsi="ＭＳ Ｐゴシック" w:eastAsia="ＭＳ Ｐゴシック"/>
+                <w:b w:val="0"/>
+                <w:sz w:val="18"/>
+              </w:rPr>
+              <w:t>3.0</w:t>
+            </w:r>
+          </w:p>
+        </w:tc>
+      </w:tr>
+      <w:tr>
+        <w:tc>
+          <w:tcPr>
+            <w:tcW w:type="dxa" w:w="1512"/>
+          </w:tcPr>
+          <w:p>
+            <w:r>
+              <w:rPr>
+                <w:rFonts w:ascii="ＭＳ Ｐゴシック" w:hAnsi="ＭＳ Ｐゴシック" w:eastAsia="ＭＳ Ｐゴシック"/>
+                <w:b w:val="0"/>
+                <w:sz w:val="18"/>
+              </w:rPr>
+              <w:t>5</w:t>
+            </w:r>
+          </w:p>
+        </w:tc>
+        <w:tc>
+          <w:tcPr>
+            <w:tcW w:type="dxa" w:w="1512"/>
+          </w:tcPr>
+          <w:p>
+            <w:r>
+              <w:rPr>
+                <w:rFonts w:ascii="ＭＳ Ｐゴシック" w:hAnsi="ＭＳ Ｐゴシック" w:eastAsia="ＭＳ Ｐゴシック"/>
+                <w:b w:val="0"/>
+                <w:sz w:val="18"/>
+              </w:rPr>
+              <w:t>100</w:t>
+            </w:r>
+          </w:p>
+        </w:tc>
+        <w:tc>
+          <w:tcPr>
+            <w:tcW w:type="dxa" w:w="1512"/>
+          </w:tcPr>
+          <w:p>
+            <w:r>
+              <w:rPr>
+                <w:rFonts w:ascii="ＭＳ Ｐゴシック" w:hAnsi="ＭＳ Ｐゴシック" w:eastAsia="ＭＳ Ｐゴシック"/>
+                <w:b w:val="0"/>
+                <w:sz w:val="18"/>
+              </w:rPr>
+              <w:t>800</w:t>
+            </w:r>
+          </w:p>
+        </w:tc>
+        <w:tc>
+          <w:tcPr>
+            <w:tcW w:type="dxa" w:w="1512"/>
+          </w:tcPr>
+          <w:p>
+            <w:r>
+              <w:rPr>
+                <w:rFonts w:ascii="ＭＳ Ｐゴシック" w:hAnsi="ＭＳ Ｐゴシック" w:eastAsia="ＭＳ Ｐゴシック"/>
+                <w:b w:val="0"/>
+                <w:sz w:val="18"/>
+              </w:rPr>
+              <w:t>5.0</w:t>
+            </w:r>
+          </w:p>
+        </w:tc>
+        <w:tc>
+          <w:tcPr>
+            <w:tcW w:type="dxa" w:w="1512"/>
+          </w:tcPr>
+          <w:p>
+            <w:r>
+              <w:rPr>
+                <w:rFonts w:ascii="ＭＳ Ｐゴシック" w:hAnsi="ＭＳ Ｐゴシック" w:eastAsia="ＭＳ Ｐゴシック"/>
+                <w:b w:val="0"/>
+                <w:sz w:val="18"/>
+              </w:rPr>
+              <w:t>5.0</w:t>
+            </w:r>
+          </w:p>
+        </w:tc>
+        <w:tc>
+          <w:tcPr>
+            <w:tcW w:type="dxa" w:w="1512"/>
+          </w:tcPr>
+          <w:p>
+            <w:r>
+              <w:rPr>
+                <w:rFonts w:ascii="ＭＳ Ｐゴシック" w:hAnsi="ＭＳ Ｐゴシック" w:eastAsia="ＭＳ Ｐゴシック"/>
+                <w:b w:val="0"/>
+                <w:sz w:val="18"/>
+              </w:rPr>
+              <w:t>（N大で省略）</w:t>
+            </w:r>
+          </w:p>
+        </w:tc>
+      </w:tr>
+      <w:tr>
+        <w:tc>
+          <w:tcPr>
+            <w:tcW w:type="dxa" w:w="1512"/>
+          </w:tcPr>
+          <w:p>
+            <w:r>
+              <w:rPr>
+                <w:rFonts w:ascii="ＭＳ Ｐゴシック" w:hAnsi="ＭＳ Ｐゴシック" w:eastAsia="ＭＳ Ｐゴシック"/>
+                <w:b w:val="0"/>
+                <w:sz w:val="18"/>
+              </w:rPr>
+              <w:t>8</w:t>
+            </w:r>
+          </w:p>
+        </w:tc>
+        <w:tc>
+          <w:tcPr>
+            <w:tcW w:type="dxa" w:w="1512"/>
+          </w:tcPr>
+          <w:p>
+            <w:r>
+              <w:rPr>
+                <w:rFonts w:ascii="ＭＳ Ｐゴシック" w:hAnsi="ＭＳ Ｐゴシック" w:eastAsia="ＭＳ Ｐゴシック"/>
+                <w:b w:val="0"/>
+                <w:sz w:val="18"/>
+              </w:rPr>
+              <w:t>100</w:t>
+            </w:r>
+          </w:p>
+        </w:tc>
+        <w:tc>
+          <w:tcPr>
+            <w:tcW w:type="dxa" w:w="1512"/>
+          </w:tcPr>
+          <w:p>
+            <w:r>
+              <w:rPr>
+                <w:rFonts w:ascii="ＭＳ Ｐゴシック" w:hAnsi="ＭＳ Ｐゴシック" w:eastAsia="ＭＳ Ｐゴシック"/>
+                <w:b w:val="0"/>
+                <w:sz w:val="18"/>
+              </w:rPr>
+              <w:t>800</w:t>
+            </w:r>
+          </w:p>
+        </w:tc>
+        <w:tc>
+          <w:tcPr>
+            <w:tcW w:type="dxa" w:w="1512"/>
+          </w:tcPr>
+          <w:p>
+            <w:r>
+              <w:rPr>
+                <w:rFonts w:ascii="ＭＳ Ｐゴシック" w:hAnsi="ＭＳ Ｐゴシック" w:eastAsia="ＭＳ Ｐゴシック"/>
+                <w:b w:val="0"/>
+                <w:sz w:val="18"/>
+              </w:rPr>
+              <w:t>8.0</w:t>
+            </w:r>
+          </w:p>
+        </w:tc>
+        <w:tc>
+          <w:tcPr>
+            <w:tcW w:type="dxa" w:w="1512"/>
+          </w:tcPr>
+          <w:p>
+            <w:r>
+              <w:rPr>
+                <w:rFonts w:ascii="ＭＳ Ｐゴシック" w:hAnsi="ＭＳ Ｐゴシック" w:eastAsia="ＭＳ Ｐゴシック"/>
+                <w:b w:val="0"/>
+                <w:sz w:val="18"/>
+              </w:rPr>
+              <w:t>8.0</w:t>
+            </w:r>
+          </w:p>
+        </w:tc>
+        <w:tc>
+          <w:tcPr>
+            <w:tcW w:type="dxa" w:w="1512"/>
+          </w:tcPr>
+          <w:p>
+            <w:r>
+              <w:rPr>
+                <w:rFonts w:ascii="ＭＳ Ｐゴシック" w:hAnsi="ＭＳ Ｐゴシック" w:eastAsia="ＭＳ Ｐゴシック"/>
+                <w:b w:val="0"/>
+                <w:sz w:val="18"/>
+              </w:rPr>
+              <w:t>（同上）</w:t>
+            </w:r>
+          </w:p>
+        </w:tc>
+      </w:tr>
+    </w:tbl>
+    <w:p/>
+    <w:p>
+      <w:r>
+        <w:rPr>
+          <w:rFonts w:ascii="ＭＳ Ｐゴシック" w:hAnsi="ＭＳ Ｐゴシック" w:eastAsia="ＭＳ Ｐゴシック"/>
+          <w:b w:val="0"/>
+          <w:sz w:val="22"/>
+        </w:rPr>
+        <w:t>単一ドナーの多臓器割当は、救命数を目的とする限り</w:t>
+      </w:r>
+      <w:r>
+        <w:rPr>
+          <w:rFonts w:ascii="ＭＳ Ｐゴシック" w:hAnsi="ＭＳ Ｐゴシック" w:eastAsia="ＭＳ Ｐゴシック"/>
+          <w:b/>
+          <w:sz w:val="22"/>
+        </w:rPr>
+        <w:t>分離可能</w:t>
+      </w:r>
+      <w:r>
+        <w:rPr>
+          <w:rFonts w:ascii="ＭＳ Ｐゴシック" w:hAnsi="ＭＳ Ｐゴシック" w:eastAsia="ＭＳ Ｐゴシック"/>
+          <w:b w:val="0"/>
+          <w:sz w:val="22"/>
+        </w:rPr>
+        <w:t>であり、QUBOの優位は生じない</w:t>
+      </w:r>
+    </w:p>
+    <w:p>
+      <w:r>
+        <w:rPr>
+          <w:rFonts w:ascii="ＭＳ Ｐゴシック" w:hAnsi="ＭＳ Ｐゴシック" w:eastAsia="ＭＳ Ｐゴシック"/>
+          <w:b w:val="0"/>
+          <w:sz w:val="22"/>
+        </w:rPr>
+        <w:t>（「2臓器で1救命より2臓器で2人」という構造により、大域最適は素朴な貪欲で到達できる）。</w:t>
+      </w:r>
+    </w:p>
+    <w:p>
+      <w:r>
+        <w:rPr>
+          <w:rFonts w:ascii="ＭＳ Ｐゴシック" w:hAnsi="ＭＳ Ｐゴシック" w:eastAsia="ＭＳ Ｐゴシック"/>
+          <w:b w:val="0"/>
+          <w:sz w:val="22"/>
+        </w:rPr>
+        <w:t>**多臓器マッチングは臨床的な適合スコア計算・実現可能性判定の応用層として有用だが、</w:t>
+      </w:r>
+    </w:p>
+    <w:p>
+      <w:r>
+        <w:rPr>
+          <w:rFonts w:ascii="ＭＳ Ｐゴシック" w:hAnsi="ＭＳ Ｐゴシック" w:eastAsia="ＭＳ Ｐゴシック"/>
+          <w:b w:val="0"/>
+          <w:sz w:val="22"/>
+        </w:rPr>
+        <w:t>量子最適化を必要とする計算困難性はここには存在しない**（負の結果として正直に報告する）。</w:t>
+      </w:r>
+    </w:p>
+    <w:p>
+      <w:r>
+        <w:rPr>
+          <w:rFonts w:ascii="ＭＳ Ｐゴシック" w:hAnsi="ＭＳ Ｐゴシック" w:eastAsia="ＭＳ Ｐゴシック"/>
+          <w:b w:val="0"/>
+          <w:sz w:val="22"/>
+        </w:rPr>
+        <w:t>4.1節の交換cycle-coverとの対比により、量子有用性が「割当」ではなく「交換」に宿ることが明確になる。</w:t>
       </w:r>
     </w:p>
     <w:p>

--- a/docs/submission/report_official.docx
+++ b/docs/submission/report_official.docx
@@ -541,7 +541,7 @@
           <w:b w:val="0"/>
           <w:sz w:val="22"/>
         </w:rPr>
-        <w:t>臓器移植マッチングの最適化は、計算能力だけでは解決できない。病院が患者の医療データを共有しないため、最適化すべきデータが揃わないからである。本研究は暗号を「計算層」と「保護層」に分離し、計算層を完全に破っても個人情報に到達不能な設計原則を確立した。hyde暗号文は復号鍵なしには乱数と計算量的に区別不能であり、再識別手段を持たない受領者（プール運営者・閾値機関）の視点では個人データに該当しないと合理的に主張できる（元の管理者である医療機関には個人情報として適用が継続する）。これにより共有時の識別リスクを暗号学的に最小化し、データ共有の制度的障壁を実務上解消する。</w:t>
+        <w:t>医療データは、出せないために最適化できない。創薬では薬剤治療データ（治験・失敗例）が企業ごとに分断され、患者リクルートや組合せ探索が非効率なまま放置される。臓器移植では病院が患者データを共有せず最適配分できない。本研究は、この「出せないデータを暗号化したまま共有し最適化する」汎用基盤Niobiを構築した。暗号を「計算層」と「保護層」に分離し、計算層を完全に破っても個人情報に到達不能な設計原則を確立。hyde暗号文は再識別手段を持たない受領者の視点では個人データに該当しないと合理的に主張できる（元管理者の医療機関には適用継続）。最も切迫した臓器移植を最初の実証とし、本命の適用先を創薬エコシステム（治験データ横断共有・患者リクルート最適化）に置く。</w:t>
       </w:r>
     </w:p>
     <w:p>
@@ -561,17 +561,17 @@
           <w:b w:val="0"/>
           <w:sz w:val="22"/>
         </w:rPr>
-        <w:t>本研究ではplat crateとしてFHE（bootstrapping含む）をRustで実装し、productionパラメータ（N=8192）で50.91ms/ペア（実測値）の性能を確認した。さらにMKFHE bootstrappingを実装し、異なる鍵で暗号化された値の比較が復号なしで可能であることを実証した（N鍵対応、先行研究調査については3.1節に記載）。脳死ドナー発生時、全臓器の待機リスト（日本最大13,000人）に対するスコアリングが11分で完了し、GPU加速（CUDA 14x）で48秒に短縮される。</w:t>
-      </w:r>
-    </w:p>
-    <w:p>
-      <w:r>
-        <w:rPr>
-          <w:rFonts w:ascii="ＭＳ Ｐゴシック" w:hAnsi="ＭＳ Ｐゴシック" w:eastAsia="ＭＳ Ｐゴシック"/>
-          <w:b w:val="0"/>
-          <w:sz w:val="22"/>
-        </w:rPr>
-        <w:t>全構成要素は今日の技術で実現可能である。NIST標準化済みPQC、FHE実装（bootstrapping + GPU加速）、古典QUBOソルバー — いずれも将来の量子コンピュータを前提としない。</w:t>
+        <w:t>本研究ではplat crateとしてFHE（bootstrapping含む）をRustで実装し、productionパラメータ（N=8192）で50.91ms/ペア（実測値）の性能を確認した。さらにMKFHE bootstrappingを実装し、異なる鍵で暗号化された値の比較が復号なしで可能であることを実証した（N鍵対応、先行研究は3.1節）。脳死ドナー発生時、全臓器の待機リスト（日本最大13,000人）に対するスコアリングが11分で完了し、GPU加速（CUDA 14x）で48秒に短縮される。</w:t>
+      </w:r>
+    </w:p>
+    <w:p>
+      <w:r>
+        <w:rPr>
+          <w:rFonts w:ascii="ＭＳ Ｐゴシック" w:hAnsi="ＭＳ Ｐゴシック" w:eastAsia="ＭＳ Ｐゴシック"/>
+          <w:b w:val="0"/>
+          <w:sz w:val="22"/>
+        </w:rPr>
+        <w:t>全構成要素は今日の技術で実現可能 — NIST標準PQC、FHE実装（GPU加速）、古典QUBO。将来の量子を前提としない。</w:t>
       </w:r>
     </w:p>
     <w:p>

--- a/docs/submission/report_official.docx
+++ b/docs/submission/report_official.docx
@@ -2744,6 +2744,28 @@
       </w:r>
     </w:p>
     <w:p>
+      <w:pPr>
+        <w:pStyle w:val="a9"/>
+        <w:ind w:left="360"/>
+      </w:pPr>
+      <w:r>
+        <w:rPr>
+          <w:rFonts w:ascii="ＭＳ Ｐゴシック" w:hAnsi="ＭＳ Ｐゴシック" w:eastAsia="ＭＳ Ｐゴシック"/>
+          <w:b w:val="0"/>
+          <w:sz w:val="22"/>
+        </w:rPr>
+        <w:t xml:space="preserve">• </w:t>
+      </w:r>
+      <w:r>
+        <w:rPr>
+          <w:rFonts w:ascii="ＭＳ Ｐゴシック" w:hAnsi="ＭＳ Ｐゴシック" w:eastAsia="ＭＳ Ｐゴシック"/>
+          <w:b w:val="0"/>
+          <w:sz w:val="22"/>
+        </w:rPr>
+        <w:t>"Global Kidney Chains" (PNAS 2021, 118(36): e2106652118) — 腎臓交換チェーンは富裕国の国境内によく発達する一方、越境での拡大が阻まれ、限られた国の患者にしか届いていないことを指摘。</w:t>
+      </w:r>
+    </w:p>
+    <w:p>
       <w:r>
         <w:rPr>
           <w:rFonts w:ascii="ＭＳ Ｐゴシック" w:hAnsi="ＭＳ Ｐゴシック" w:eastAsia="ＭＳ Ｐゴシック"/>
@@ -3950,6 +3972,156 @@
           <w:sz w:val="22"/>
         </w:rPr>
         <w:t>臓器マッチングシステムは、IEEE Xplore, PubMed, arXiv（2015-2026）を調査した範囲で先例がない。</w:t>
+      </w:r>
+    </w:p>
+    <w:p>
+      <w:r>
+        <w:rPr>
+          <w:rFonts w:ascii="ＭＳ Ｐゴシック" w:hAnsi="ＭＳ Ｐゴシック" w:eastAsia="ＭＳ Ｐゴシック"/>
+          <w:b/>
+          <w:sz w:val="22"/>
+        </w:rPr>
+        <w:t>なぜ本統合が未踏かつ必要か:</w:t>
+      </w:r>
+    </w:p>
+    <w:p>
+      <w:r>
+        <w:rPr>
+          <w:rFonts w:ascii="ＭＳ Ｐゴシック" w:hAnsi="ＭＳ Ｐゴシック" w:eastAsia="ＭＳ Ｐゴシック"/>
+          <w:b w:val="0"/>
+          <w:sz w:val="22"/>
+        </w:rPr>
+        <w:t>暗号（FHE/PQC/ZKP）とNP困難な交換最適化（QUBO/アニーリング）を秘匿下で結合した実装が未踏である背景には、</w:t>
+      </w:r>
+    </w:p>
+    <w:p>
+      <w:r>
+        <w:rPr>
+          <w:rFonts w:ascii="ＭＳ Ｐゴシック" w:hAnsi="ＭＳ Ｐゴシック" w:eastAsia="ＭＳ Ｐゴシック"/>
+          <w:b w:val="0"/>
+          <w:sz w:val="22"/>
+        </w:rPr>
+        <w:t>要求技能（格子暗号・ゼロ知識証明・量子最適化・移植/創薬ドメイン）が一人の研究者に同居しにくいこと、</w:t>
+      </w:r>
+    </w:p>
+    <w:p>
+      <w:r>
+        <w:rPr>
+          <w:rFonts w:ascii="ＭＳ Ｐゴシック" w:hAnsi="ＭＳ Ｐゴシック" w:eastAsia="ＭＳ Ｐゴシック"/>
+          <w:b w:val="0"/>
+          <w:sz w:val="22"/>
+        </w:rPr>
+        <w:t>各部品の実用化が近年であること（FHE bootstrapの高速化、ML-KEMのNIST標準化2024）がある。</w:t>
+      </w:r>
+    </w:p>
+    <w:p>
+      <w:r>
+        <w:rPr>
+          <w:rFonts w:ascii="ＭＳ Ｐゴシック" w:hAnsi="ＭＳ Ｐゴシック" w:eastAsia="ＭＳ Ｐゴシック"/>
+          <w:b w:val="0"/>
+          <w:sz w:val="22"/>
+        </w:rPr>
+        <w:t>一方で、本手法が解く課題（データを共有できないことによる最適化機会の損失）は仮説ではない。</w:t>
+      </w:r>
+    </w:p>
+    <w:p>
+      <w:r>
+        <w:rPr>
+          <w:rFonts w:ascii="ＭＳ Ｐゴシック" w:hAnsi="ＭＳ Ｐゴシック" w:eastAsia="ＭＳ Ｐゴシック"/>
+          <w:b w:val="0"/>
+          <w:sz w:val="22"/>
+        </w:rPr>
+        <w:t>SPIKE（Birka et al. 2022）は、現行の腎臓交換が複雑なポリシー型データ保護に依存して</w:t>
+      </w:r>
+    </w:p>
+    <w:p>
+      <w:r>
+        <w:rPr>
+          <w:rFonts w:ascii="ＭＳ Ｐゴシック" w:hAnsi="ＭＳ Ｐゴシック" w:eastAsia="ＭＳ Ｐゴシック"/>
+          <w:b w:val="0"/>
+          <w:sz w:val="22"/>
+        </w:rPr>
+        <w:t>小規模医療施設を実質的に排除しており、プライバシー保護技術が法的負担を下げて参加障壁を緩和すると報告する。</w:t>
+      </w:r>
+    </w:p>
+    <w:p>
+      <w:r>
+        <w:rPr>
+          <w:rFonts w:ascii="ＭＳ Ｐゴシック" w:hAnsi="ＭＳ Ｐゴシック" w:eastAsia="ＭＳ Ｐゴシック"/>
+          <w:b w:val="0"/>
+          <w:sz w:val="22"/>
+        </w:rPr>
+        <w:t>また国際腎臓交換は富裕国の国境内に偏り、越境での拡大が阻まれている（Global Kidney Chains, PNAS 2021）。</w:t>
+      </w:r>
+    </w:p>
+    <w:p>
+      <w:r>
+        <w:rPr>
+          <w:rFonts w:ascii="ＭＳ Ｐゴシック" w:hAnsi="ＭＳ Ｐゴシック" w:eastAsia="ＭＳ Ｐゴシック"/>
+          <w:b w:val="0"/>
+          <w:sz w:val="22"/>
+        </w:rPr>
+        <w:t>すなわち「保護できないから連合を組めない」という需要は、当事者・研究者の文献に裏付けられる。</w:t>
+      </w:r>
+    </w:p>
+    <w:p>
+      <w:r>
+        <w:rPr>
+          <w:rFonts w:ascii="ＭＳ Ｐゴシック" w:hAnsi="ＭＳ Ｐゴシック" w:eastAsia="ＭＳ Ｐゴシック"/>
+          <w:b w:val="0"/>
+          <w:sz w:val="22"/>
+        </w:rPr>
+        <w:t>ただし既存のプライバシー保護交換（SPIKE / Breuer系）はMPCで保護を解く一方、</w:t>
+      </w:r>
+    </w:p>
+    <w:p>
+      <w:r>
+        <w:rPr>
+          <w:rFonts w:ascii="ＭＳ Ｐゴシック" w:hAnsi="ＭＳ Ｐゴシック" w:eastAsia="ＭＳ Ｐゴシック"/>
+          <w:b w:val="0"/>
+          <w:sz w:val="22"/>
+        </w:rPr>
+        <w:t>最適化はNP困難ゆえスケールで近似に留まる。</w:t>
+      </w:r>
+    </w:p>
+    <w:p>
+      <w:r>
+        <w:rPr>
+          <w:rFonts w:ascii="ＭＳ Ｐゴシック" w:hAnsi="ＭＳ Ｐゴシック" w:eastAsia="ＭＳ Ｐゴシック"/>
+          <w:b w:val="0"/>
+          <w:sz w:val="22"/>
+        </w:rPr>
+        <w:t>Niobiは保護層（hyde）と最適化層（QUBO）を分離することで、保護を保ったまま</w:t>
+      </w:r>
+    </w:p>
+    <w:p>
+      <w:r>
+        <w:rPr>
+          <w:rFonts w:ascii="ＭＳ Ｐゴシック" w:hAnsi="ＭＳ Ｐゴシック" w:eastAsia="ＭＳ Ｐゴシック"/>
+          <w:b w:val="0"/>
+          <w:sz w:val="22"/>
+        </w:rPr>
+        <w:t>NP困難な交換cycle-coverに量子最適化を適用する。</w:t>
+      </w:r>
+    </w:p>
+    <w:p>
+      <w:r>
+        <w:rPr>
+          <w:rFonts w:ascii="ＭＳ Ｐゴシック" w:hAnsi="ＭＳ Ｐゴシック" w:eastAsia="ＭＳ Ｐゴシック"/>
+          <w:b w:val="0"/>
+          <w:sz w:val="22"/>
+        </w:rPr>
+        <w:t>別々の最良ツールを層ごとに併用するのではなく統合する必然性は、</w:t>
+      </w:r>
+    </w:p>
+    <w:p>
+      <w:r>
+        <w:rPr>
+          <w:rFonts w:ascii="ＭＳ Ｐゴシック" w:hAnsi="ＭＳ Ｐゴシック" w:eastAsia="ＭＳ Ｐゴシック"/>
+          <w:b w:val="0"/>
+          <w:sz w:val="22"/>
+        </w:rPr>
+        <w:t>この「プライバシーと最適化品質の両立」を層分離によって同時に成立させる点にある。</w:t>
       </w:r>
     </w:p>
     <w:p>

--- a/docs/submission/report_official.docx
+++ b/docs/submission/report_official.docx
@@ -644,27 +644,7 @@
           <w:b w:val="0"/>
           <w:sz w:val="22"/>
         </w:rPr>
-        <w:t>脳死ドナー1人から最大8臓器（肝臓、腎臓×2、心臓、肺×2、膵臓、小腸）が</w:t>
-      </w:r>
-    </w:p>
-    <w:p>
-      <w:r>
-        <w:rPr>
-          <w:rFonts w:ascii="ＭＳ Ｐゴシック" w:hAnsi="ＭＳ Ｐゴシック" w:eastAsia="ＭＳ Ｐゴシック"/>
-          <w:b w:val="0"/>
-          <w:sz w:val="22"/>
-        </w:rPr>
-        <w:t>同時に提供される。この8臓器を、臓器ごとに数百〜数千人の待機患者リストから</w:t>
-      </w:r>
-    </w:p>
-    <w:p>
-      <w:r>
-        <w:rPr>
-          <w:rFonts w:ascii="ＭＳ Ｐゴシック" w:hAnsi="ＭＳ Ｐゴシック" w:eastAsia="ＭＳ Ｐゴシック"/>
-          <w:b w:val="0"/>
-          <w:sz w:val="22"/>
-        </w:rPr>
-        <w:t>最適な受取人に同時配分する問題が、臓器移植マッチングの本質である。</w:t>
+        <w:t>脳死ドナー1人から最大8臓器（肝臓、腎臓×2、心臓、肺×2、膵臓、小腸）が同時に提供される。この8臓器を、臓器ごとに数百〜数千人の待機患者リストから最適な受取人に同時配分する問題が、臓器移植マッチングの本質である。</w:t>
       </w:r>
     </w:p>
     <w:p>
@@ -690,167 +670,27 @@
           <w:b w:val="0"/>
           <w:sz w:val="22"/>
         </w:rPr>
-        <w:t>。</w:t>
-      </w:r>
-    </w:p>
-    <w:p>
-      <w:r>
-        <w:rPr>
-          <w:rFonts w:ascii="ＭＳ Ｐゴシック" w:hAnsi="ＭＳ Ｐゴシック" w:eastAsia="ＭＳ Ｐゴシック"/>
-          <w:b w:val="0"/>
-          <w:sz w:val="22"/>
-        </w:rPr>
-        <w:t>米国では毎年28,000以上の提供された臓器がシステムの非効率性により使われずに廃棄される</w:t>
-      </w:r>
-    </w:p>
-    <w:p>
-      <w:r>
-        <w:rPr>
-          <w:rFonts w:ascii="ＭＳ Ｐゴシック" w:hAnsi="ＭＳ Ｐゴシック" w:eastAsia="ＭＳ Ｐゴシック"/>
-          <w:b w:val="0"/>
-          <w:sz w:val="22"/>
-        </w:rPr>
-        <w:t>（The Costly Effects of an Outdated Organ Donation System, 2022）。</w:t>
-      </w:r>
-    </w:p>
-    <w:p>
-      <w:r>
-        <w:rPr>
-          <w:rFonts w:ascii="ＭＳ Ｐゴシック" w:hAnsi="ＭＳ Ｐゴシック" w:eastAsia="ＭＳ Ｐゴシック"/>
-          <w:b w:val="0"/>
-          <w:sz w:val="22"/>
-        </w:rPr>
-        <w:t>2024年、回収された腎臓の3分の1（9,275個）が移植されなかった（AOPO, 2025）。</w:t>
-      </w:r>
-    </w:p>
-    <w:p>
-      <w:r>
-        <w:rPr>
-          <w:rFonts w:ascii="ＭＳ Ｐゴシック" w:hAnsi="ＭＳ Ｐゴシック" w:eastAsia="ＭＳ Ｐゴシック"/>
-          <w:b w:val="0"/>
-          <w:sz w:val="22"/>
-        </w:rPr>
-        <w:t>フランスの受入基準を適用すれば、米国で廃棄された腎臓の62%が移植に成功していたとする</w:t>
-      </w:r>
-    </w:p>
-    <w:p>
-      <w:r>
-        <w:rPr>
-          <w:rFonts w:ascii="ＭＳ Ｐゴシック" w:hAnsi="ＭＳ Ｐゴシック" w:eastAsia="ＭＳ Ｐゴシック"/>
-          <w:b w:val="0"/>
-          <w:sz w:val="22"/>
-        </w:rPr>
-        <w:t>研究がある（Aubert et al., JAMA Internal Medicine, 2019）。</w:t>
-      </w:r>
-    </w:p>
-    <w:p>
-      <w:r>
-        <w:rPr>
-          <w:rFonts w:ascii="ＭＳ Ｐゴシック" w:hAnsi="ＭＳ Ｐゴシック" w:eastAsia="ＭＳ Ｐゴシック"/>
-          <w:b w:val="0"/>
-          <w:sz w:val="22"/>
-        </w:rPr>
-        <w:t>これは臓器の質の問題ではなく、マッチングと配置の非効率性の問題である。</w:t>
-      </w:r>
-    </w:p>
-    <w:p>
-      <w:r>
-        <w:rPr>
-          <w:rFonts w:ascii="ＭＳ Ｐゴシック" w:hAnsi="ＭＳ Ｐゴシック" w:eastAsia="ＭＳ Ｐゴシック"/>
-          <w:b w:val="0"/>
-          <w:sz w:val="22"/>
-        </w:rPr>
-        <w:t>米国のKAS250政策（腎臓配分の地理的範囲を250海里に拡大）は、</w:t>
-      </w:r>
-    </w:p>
-    <w:p>
-      <w:r>
-        <w:rPr>
-          <w:rFonts w:ascii="ＭＳ Ｐゴシック" w:hAnsi="ＭＳ Ｐゴシック" w:eastAsia="ＭＳ Ｐゴシック"/>
-          <w:b w:val="0"/>
-          <w:sz w:val="22"/>
-        </w:rPr>
-        <w:t>地理的公平性を改善しようとして逆に腎臓の非使用率を20.7%→24.4%に増加させ、</w:t>
-      </w:r>
-    </w:p>
-    <w:p>
-      <w:r>
-        <w:rPr>
-          <w:rFonts w:ascii="ＭＳ Ｐゴシック" w:hAnsi="ＭＳ Ｐゴシック" w:eastAsia="ＭＳ Ｐゴシック"/>
-          <w:b w:val="0"/>
-          <w:sz w:val="22"/>
-        </w:rPr>
-        <w:t>allocation外の配分（out-of-sequence）が全移植の約20%を占めるに至った</w:t>
-      </w:r>
-    </w:p>
-    <w:p>
-      <w:r>
-        <w:rPr>
-          <w:rFonts w:ascii="ＭＳ Ｐゴシック" w:hAnsi="ＭＳ Ｐゴシック" w:eastAsia="ＭＳ Ｐゴシック"/>
-          <w:b w:val="0"/>
-          <w:sz w:val="22"/>
-        </w:rPr>
-        <w:t>（PMC, 2023; Kidney360, 2025）。</w:t>
-      </w:r>
-    </w:p>
-    <w:p>
-      <w:r>
-        <w:rPr>
-          <w:rFonts w:ascii="ＭＳ Ｐゴシック" w:hAnsi="ＭＳ Ｐゴシック" w:eastAsia="ＭＳ Ｐゴシック"/>
-          <w:b w:val="0"/>
-          <w:sz w:val="22"/>
-        </w:rPr>
-        <w:t>配分範囲を広げるだけではシステムの複雑性が増し、却って廃棄が増える。</w:t>
-      </w:r>
-    </w:p>
-    <w:p>
-      <w:r>
-        <w:rPr>
-          <w:rFonts w:ascii="ＭＳ Ｐゴシック" w:hAnsi="ＭＳ Ｐゴシック" w:eastAsia="ＭＳ Ｐゴシック"/>
-          <w:b w:val="0"/>
-          <w:sz w:val="22"/>
-        </w:rPr>
-        <w:t>一方、Eurotransplant（8カ国）では2024年に全配分臓器の22.5%が国境を越えて交換され、</w:t>
-      </w:r>
-    </w:p>
-    <w:p>
-      <w:r>
-        <w:rPr>
-          <w:rFonts w:ascii="ＭＳ Ｐゴシック" w:hAnsi="ＭＳ Ｐゴシック" w:eastAsia="ＭＳ Ｐゴシック"/>
-          <w:b w:val="0"/>
-          <w:sz w:val="22"/>
-        </w:rPr>
-        <w:t>小児・緊急患者・免疫学的複雑症例に適合ドナーが見つかる確率が向上している</w:t>
-      </w:r>
-    </w:p>
-    <w:p>
-      <w:r>
-        <w:rPr>
-          <w:rFonts w:ascii="ＭＳ Ｐゴシック" w:hAnsi="ＭＳ Ｐゴシック" w:eastAsia="ＭＳ Ｐゴシック"/>
-          <w:b w:val="0"/>
-          <w:sz w:val="22"/>
-        </w:rPr>
-        <w:t>（Eurotransplant, 2025）。</w:t>
-      </w:r>
-    </w:p>
-    <w:p>
-      <w:r>
-        <w:rPr>
-          <w:rFonts w:ascii="ＭＳ Ｐゴシック" w:hAnsi="ＭＳ Ｐゴシック" w:eastAsia="ＭＳ Ｐゴシック"/>
-          <w:b w:val="0"/>
-          <w:sz w:val="22"/>
-        </w:rPr>
-        <w:t>ただしこれはEU圏内の信頼関係と法的枠組みの上で成立する平文データの中央集権型共有であり、</w:t>
-      </w:r>
-    </w:p>
-    <w:p>
-      <w:r>
-        <w:rPr>
-          <w:rFonts w:ascii="ＭＳ Ｐゴシック" w:hAnsi="ＭＳ Ｐゴシック" w:eastAsia="ＭＳ Ｐゴシック"/>
-          <w:b w:val="0"/>
-          <w:sz w:val="22"/>
-        </w:rPr>
-        <w:t>アジア・アフリカ・南米にはこの枠組みが存在しない。</w:t>
+        <w:t>。米国では毎年28,000以上の提供された臓器がシステムの非効率性により使われずに廃棄される（The Costly Effects of an Outdated Organ Donation System, 2022）。2024年、回収された腎臓の3分の1（9,275個）が移植されなかった（AOPO, 2025）。フランスの受入基準を適用すれば、米国で廃棄された腎臓の62%が移植に成功していたとする研究がある（Aubert et al., JAMA Internal Medicine, 2019）。これは臓器の質の問題ではなく、マッチングと配置の非効率性の問題である。</w:t>
+      </w:r>
+    </w:p>
+    <w:p>
+      <w:r>
+        <w:rPr>
+          <w:rFonts w:ascii="ＭＳ Ｐゴシック" w:hAnsi="ＭＳ Ｐゴシック" w:eastAsia="ＭＳ Ｐゴシック"/>
+          <w:b w:val="0"/>
+          <w:sz w:val="22"/>
+        </w:rPr>
+        <w:t>米国のKAS250政策（腎臓配分の地理的範囲を250海里に拡大）は、地理的公平性を改善しようとして逆に腎臓の非使用率を20.7%→24.4%に増加させ、allocation外の配分（out-of-sequence）が全移植の約20%を占めるに至った（PMC, 2023; Kidney360, 2025）。配分範囲を広げるだけではシステムの複雑性が増し、却って廃棄が増える。</w:t>
+      </w:r>
+    </w:p>
+    <w:p>
+      <w:r>
+        <w:rPr>
+          <w:rFonts w:ascii="ＭＳ Ｐゴシック" w:hAnsi="ＭＳ Ｐゴシック" w:eastAsia="ＭＳ Ｐゴシック"/>
+          <w:b w:val="0"/>
+          <w:sz w:val="22"/>
+        </w:rPr>
+        <w:t>一方、Eurotransplant（8カ国）では2024年に全配分臓器の22.5%が国境を越えて交換され、小児・緊急患者・免疫学的複雑症例に適合ドナーが見つかる確率が向上している（Eurotransplant, 2025）。ただしこれはEU圏内の信頼関係と法的枠組みの上で成立する平文データの中央集権型共有であり、アジア・アフリカ・南米にはこの枠組みが存在しない。</w:t>
       </w:r>
     </w:p>
     <w:p>
@@ -870,197 +710,37 @@
           <w:b w:val="0"/>
           <w:sz w:val="22"/>
         </w:rPr>
-        <w:t>日本の脳死ドナーは年間130件（JOTN 2024年度）。</w:t>
-      </w:r>
-    </w:p>
-    <w:p>
-      <w:r>
-        <w:rPr>
-          <w:rFonts w:ascii="ＭＳ Ｐゴシック" w:hAnsi="ＭＳ Ｐゴシック" w:eastAsia="ＭＳ Ｐゴシック"/>
-          <w:b w:val="0"/>
-          <w:sz w:val="22"/>
-        </w:rPr>
-        <w:t>全臓器の待機者は合計約15,000人（腎臓約13,000人、心臓約800人、肝臓約300-400人、</w:t>
-      </w:r>
-    </w:p>
-    <w:p>
-      <w:r>
-        <w:rPr>
-          <w:rFonts w:ascii="ＭＳ Ｐゴシック" w:hAnsi="ＭＳ Ｐゴシック" w:eastAsia="ＭＳ Ｐゴシック"/>
-          <w:b w:val="0"/>
-          <w:sz w:val="22"/>
-        </w:rPr>
-        <w:t>肺約300人、膵臓約200人）であり、年間数百人が待機中に死亡または状態悪化で脱落する。</w:t>
-      </w:r>
-    </w:p>
-    <w:p>
-      <w:r>
-        <w:rPr>
-          <w:rFonts w:ascii="ＭＳ Ｐゴシック" w:hAnsi="ＭＳ Ｐゴシック" w:eastAsia="ＭＳ Ｐゴシック"/>
-          <w:b w:val="0"/>
-          <w:sz w:val="22"/>
-        </w:rPr>
-        <w:t>潜在的な脳死ドナー候補は年間5,000-10,000人と推定されるが、実際の提供率はわずか1-2%</w:t>
-      </w:r>
-    </w:p>
-    <w:p>
-      <w:r>
-        <w:rPr>
-          <w:rFonts w:ascii="ＭＳ Ｐゴシック" w:hAnsi="ＭＳ Ｐゴシック" w:eastAsia="ＭＳ Ｐゴシック"/>
-          <w:b w:val="0"/>
-          <w:sz w:val="22"/>
-        </w:rPr>
-        <w:t>（先進国最低水準：スペイン49.4pmp、日本約1pmp）。</w:t>
-      </w:r>
-    </w:p>
-    <w:p>
-      <w:r>
-        <w:rPr>
-          <w:rFonts w:ascii="ＭＳ Ｐゴシック" w:hAnsi="ＭＳ Ｐゴシック" w:eastAsia="ＭＳ Ｐゴシック"/>
-          <w:b w:val="0"/>
-          <w:sz w:val="22"/>
-        </w:rPr>
-        <w:t>日本の低い提供率は「文化」で説明されることが多いが、</w:t>
-      </w:r>
-    </w:p>
-    <w:p>
-      <w:r>
-        <w:rPr>
-          <w:rFonts w:ascii="ＭＳ Ｐゴシック" w:hAnsi="ＭＳ Ｐゴシック" w:eastAsia="ＭＳ Ｐゴシック"/>
-          <w:b w:val="0"/>
-          <w:sz w:val="22"/>
-        </w:rPr>
-        <w:t>実際には医療システム内の構造的欠陥が真の障壁である（Ide et al., AJT, 2025）。</w:t>
-      </w:r>
-    </w:p>
-    <w:p>
-      <w:r>
-        <w:rPr>
-          <w:rFonts w:ascii="ＭＳ Ｐゴシック" w:hAnsi="ＭＳ Ｐゴシック" w:eastAsia="ＭＳ Ｐゴシック"/>
-          <w:b w:val="0"/>
-          <w:sz w:val="22"/>
-        </w:rPr>
-        <w:t>脳死の可能性がある患者のうち臓器提供について家族に打診されるのはわずか4.1%。</w:t>
-      </w:r>
-    </w:p>
-    <w:p>
-      <w:r>
-        <w:rPr>
-          <w:rFonts w:ascii="ＭＳ Ｐゴシック" w:hAnsi="ＭＳ Ｐゴシック" w:eastAsia="ＭＳ Ｐゴシック"/>
-          <w:b w:val="0"/>
-          <w:sz w:val="22"/>
-        </w:rPr>
-        <w:t>医師は重症患者の治療に加え、脳死判定、家族との提供の議論、法的・行政的手続きを</w:t>
-      </w:r>
-    </w:p>
-    <w:p>
-      <w:r>
-        <w:rPr>
-          <w:rFonts w:ascii="ＭＳ Ｐゴシック" w:hAnsi="ＭＳ Ｐゴシック" w:eastAsia="ＭＳ Ｐゴシック"/>
-          <w:b w:val="0"/>
-          <w:sz w:val="22"/>
-        </w:rPr>
-        <w:t>制度的支援なしに担わなければならない。</w:t>
-      </w:r>
-    </w:p>
-    <w:p>
-      <w:r>
-        <w:rPr>
-          <w:rFonts w:ascii="ＭＳ Ｐゴシック" w:hAnsi="ＭＳ Ｐゴシック" w:eastAsia="ＭＳ Ｐゴシック"/>
-          <w:b w:val="0"/>
-          <w:sz w:val="22"/>
-        </w:rPr>
-        <w:t>湘南鎌倉総合病院では2024年4月に院内体制を構築し、初年度で2件の脳死臓器提供を実現した</w:t>
-      </w:r>
-    </w:p>
-    <w:p>
-      <w:r>
-        <w:rPr>
-          <w:rFonts w:ascii="ＭＳ Ｐゴシック" w:hAnsi="ＭＳ Ｐゴシック" w:eastAsia="ＭＳ Ｐゴシック"/>
-          <w:b w:val="0"/>
-          <w:sz w:val="22"/>
-        </w:rPr>
-        <w:t>（Ide et al., AJT, 2025）。</w:t>
-      </w:r>
-    </w:p>
-    <w:p>
-      <w:r>
-        <w:rPr>
-          <w:rFonts w:ascii="ＭＳ Ｐゴシック" w:hAnsi="ＭＳ Ｐゴシック" w:eastAsia="ＭＳ Ｐゴシック"/>
-          <w:b w:val="0"/>
-          <w:sz w:val="22"/>
-        </w:rPr>
-        <w:t>病院レベルのプロトコル改善だけでも成果は出る。</w:t>
-      </w:r>
-    </w:p>
-    <w:p>
-      <w:r>
-        <w:rPr>
-          <w:rFonts w:ascii="ＭＳ Ｐゴシック" w:hAnsi="ＭＳ Ｐゴシック" w:eastAsia="ＭＳ Ｐゴシック"/>
-          <w:b w:val="0"/>
-          <w:sz w:val="22"/>
-        </w:rPr>
-        <w:t>現在のJOTN（日本臓器移植ネットワーク）のマッチングは、各臓器を独立にポイント制</w:t>
-      </w:r>
-    </w:p>
-    <w:p>
-      <w:r>
-        <w:rPr>
-          <w:rFonts w:ascii="ＭＳ Ｐゴシック" w:hAnsi="ＭＳ Ｐゴシック" w:eastAsia="ＭＳ Ｐゴシック"/>
-          <w:b w:val="0"/>
-          <w:sz w:val="22"/>
-        </w:rPr>
-        <w:t>（ABO血液型 + 待機期間 + 医学的緊急度 + 地理的近接性 + 年齢）で割り当てる。</w:t>
-      </w:r>
-    </w:p>
-    <w:p>
-      <w:r>
-        <w:rPr>
-          <w:rFonts w:ascii="ＭＳ Ｐゴシック" w:hAnsi="ＭＳ Ｐゴシック" w:eastAsia="ＭＳ Ｐゴシック"/>
-          <w:b w:val="0"/>
-          <w:sz w:val="22"/>
-        </w:rPr>
-        <w:t>臓器間の相互依存（複合移植の必要性、冷阻血時間の臓器別制約）は考慮されない。</w:t>
-      </w:r>
-    </w:p>
-    <w:p>
-      <w:r>
-        <w:rPr>
-          <w:rFonts w:ascii="ＭＳ Ｐゴシック" w:hAnsi="ＭＳ Ｐゴシック" w:eastAsia="ＭＳ Ｐゴシック"/>
-          <w:b w:val="0"/>
-          <w:sz w:val="22"/>
-        </w:rPr>
-        <w:t>米国のMELD（重症度連続スコア）とは異なり、待機期間に重きを置く設計であり、</w:t>
-      </w:r>
-    </w:p>
-    <w:p>
-      <w:r>
-        <w:rPr>
-          <w:rFonts w:ascii="ＭＳ Ｐゴシック" w:hAnsi="ＭＳ Ｐゴシック" w:eastAsia="ＭＳ Ｐゴシック"/>
-          <w:b w:val="0"/>
-          <w:sz w:val="22"/>
-        </w:rPr>
-        <w:t>組み合わせ最適化は行われていない。</w:t>
-      </w:r>
-    </w:p>
-    <w:p>
-      <w:r>
-        <w:rPr>
-          <w:rFonts w:ascii="ＭＳ Ｐゴシック" w:hAnsi="ＭＳ Ｐゴシック" w:eastAsia="ＭＳ Ｐゴシック"/>
-          <w:b w:val="0"/>
-          <w:sz w:val="22"/>
-        </w:rPr>
-        <w:t>JOTNアルゴリズムの既知の非効率性：</w:t>
-      </w:r>
-    </w:p>
-    <w:p>
-      <w:r>
-        <w:rPr>
-          <w:rFonts w:ascii="ＭＳ Ｐゴシック" w:hAnsi="ＭＳ Ｐゴシック" w:eastAsia="ＭＳ Ｐゴシック"/>
-          <w:b w:val="0"/>
-          <w:sz w:val="22"/>
-        </w:rPr>
-        <w:t xml:space="preserve">(1) </w:t>
+        <w:t>日本の脳死ドナーは年間130件（JOTN 2024年度）。全臓器の待機者は合計約15,000人（腎臓約13,000人、心臓約800人、肝臓約300-400人、肺約300人、膵臓約200人）であり、年間数百人が待機中に死亡または状態悪化で脱落する。潜在的な脳死ドナー候補は年間5,000-10,000人と推定されるが、実際の提供率はわずか1-2%（先進国最低水準：スペイン49.4pmp、日本約1pmp）。</w:t>
+      </w:r>
+    </w:p>
+    <w:p>
+      <w:r>
+        <w:rPr>
+          <w:rFonts w:ascii="ＭＳ Ｐゴシック" w:hAnsi="ＭＳ Ｐゴシック" w:eastAsia="ＭＳ Ｐゴシック"/>
+          <w:b w:val="0"/>
+          <w:sz w:val="22"/>
+        </w:rPr>
+        <w:t>日本の低い提供率は「文化」で説明されることが多いが、実際には医療システム内の構造的欠陥が真の障壁である（Ide et al., AJT, 2025）。脳死の可能性がある患者のうち臓器提供について家族に打診されるのはわずか4.1%。医師は重症患者の治療に加え、脳死判定、家族との提供の議論、法的・行政的手続きを制度的支援なしに担わなければならない。湘南鎌倉総合病院では2024年4月に院内体制を構築し、初年度で2件の脳死臓器提供を実現した（Ide et al., AJT, 2025）。病院レベルのプロトコル改善だけでも成果は出る。</w:t>
+      </w:r>
+    </w:p>
+    <w:p>
+      <w:r>
+        <w:rPr>
+          <w:rFonts w:ascii="ＭＳ Ｐゴシック" w:hAnsi="ＭＳ Ｐゴシック" w:eastAsia="ＭＳ Ｐゴシック"/>
+          <w:b w:val="0"/>
+          <w:sz w:val="22"/>
+        </w:rPr>
+        <w:t>現在のJOTN（日本臓器移植ネットワーク）のマッチングは、各臓器を独立にポイント制（ABO血液型 + 待機期間 + 医学的緊急度 + 地理的近接性 + 年齢）で割り当てる。臓器間の相互依存（複合移植の必要性、冷阻血時間の臓器別制約）は考慮されない。米国のMELD（重症度連続スコア）とは異なり、待機期間に重きを置く設計であり、組み合わせ最適化は行われていない。</w:t>
+      </w:r>
+    </w:p>
+    <w:p>
+      <w:r>
+        <w:rPr>
+          <w:rFonts w:ascii="ＭＳ Ｐゴシック" w:hAnsi="ＭＳ Ｐゴシック" w:eastAsia="ＭＳ Ｐゴシック"/>
+          <w:b w:val="0"/>
+          <w:sz w:val="22"/>
+        </w:rPr>
+        <w:t xml:space="preserve">JOTNアルゴリズムの既知の非効率性：(1) </w:t>
       </w:r>
       <w:r>
         <w:rPr>
@@ -1076,77 +756,7 @@
           <w:b w:val="0"/>
           <w:sz w:val="22"/>
         </w:rPr>
-        <w:t>: 肝腎同時移植（SLK: 肝臓移植の7.9%, OPTN/SRTR 2023）、</w:t>
-      </w:r>
-    </w:p>
-    <w:p>
-      <w:r>
-        <w:rPr>
-          <w:rFonts w:ascii="ＭＳ Ｐゴシック" w:hAnsi="ＭＳ Ｐゴシック" w:eastAsia="ＭＳ Ｐゴシック"/>
-          <w:b w:val="0"/>
-          <w:sz w:val="22"/>
-        </w:rPr>
-        <w:t xml:space="preserve">    膵腎同時移植（SPK: 膵臓登録の79.2%）等の複合移植需要を考慮できない</w:t>
-      </w:r>
-    </w:p>
-    <w:p>
-      <w:r>
-        <w:rPr>
-          <w:rFonts w:ascii="ＭＳ Ｐゴシック" w:hAnsi="ＭＳ Ｐゴシック" w:eastAsia="ＭＳ Ｐゴシック"/>
-          <w:b w:val="0"/>
-          <w:sz w:val="22"/>
-        </w:rPr>
-        <w:t>(2) 待機期間偏重: 急性増悪患者が優先されにくい</w:t>
-      </w:r>
-    </w:p>
-    <w:p>
-      <w:r>
-        <w:rPr>
-          <w:rFonts w:ascii="ＭＳ Ｐゴシック" w:hAnsi="ＭＳ Ｐゴシック" w:eastAsia="ＭＳ Ｐゴシック"/>
-          <w:b w:val="0"/>
-          <w:sz w:val="22"/>
-        </w:rPr>
-        <w:t>(3) 地理的硬直性: 6ブロック制で地域間の最適配分ができない</w:t>
-      </w:r>
-    </w:p>
-    <w:p>
-      <w:r>
-        <w:rPr>
-          <w:rFonts w:ascii="ＭＳ Ｐゴシック" w:hAnsi="ＭＳ Ｐゴシック" w:eastAsia="ＭＳ Ｐゴシック"/>
-          <w:b w:val="0"/>
-          <w:sz w:val="22"/>
-        </w:rPr>
-        <w:t>(4) 交差最適化なし: グラフト-レシピエントのサイズマッチング、年齢マッチング、</w:t>
-      </w:r>
-    </w:p>
-    <w:p>
-      <w:r>
-        <w:rPr>
-          <w:rFonts w:ascii="ＭＳ Ｐゴシック" w:hAnsi="ＭＳ Ｐゴシック" w:eastAsia="ＭＳ Ｐゴシック"/>
-          <w:b w:val="0"/>
-          <w:sz w:val="22"/>
-        </w:rPr>
-        <w:t xml:space="preserve">    予測生存率は考慮されない</w:t>
-      </w:r>
-    </w:p>
-    <w:p>
-      <w:r>
-        <w:rPr>
-          <w:rFonts w:ascii="ＭＳ Ｐゴシック" w:hAnsi="ＭＳ Ｐゴシック" w:eastAsia="ＭＳ Ｐゴシック"/>
-          <w:b w:val="0"/>
-          <w:sz w:val="22"/>
-        </w:rPr>
-        <w:t>(5) 情報サイロ: 各移植センターが独自にデータを管理し、施設間の最適化は不可能</w:t>
-      </w:r>
-    </w:p>
-    <w:p>
-      <w:r>
-        <w:rPr>
-          <w:rFonts w:ascii="ＭＳ Ｐゴシック" w:hAnsi="ＭＳ Ｐゴシック" w:eastAsia="ＭＳ Ｐゴシック"/>
-          <w:b w:val="0"/>
-          <w:sz w:val="22"/>
-        </w:rPr>
-        <w:t>(6) プライバシー制約: 個人情報保護法（APPI）により詳細データの共有が制限される</w:t>
+        <w:t>: 肝腎同時移植（SLK: 肝臓移植の7.9%, OPTN/SRTR 2023）、膵腎同時移植（SPK: 膵臓登録の79.2%）等の複合移植需要を考慮できない(2) 待機期間偏重: 急性増悪患者が優先されにくい(3) 地理的硬直性: 6ブロック制で地域間の最適配分ができない(4) 交差最適化なし: グラフト-レシピエントのサイズマッチング、年齢マッチング、予測生存率は考慮されない(5) 情報サイロ: 各移植センターが独自にデータを管理し、施設間の最適化は不可能(6) プライバシー制約: 個人情報保護法（APPI）により詳細データの共有が制限される</w:t>
       </w:r>
     </w:p>
     <w:p>
@@ -1176,65 +786,13 @@
         </w:rPr>
         <w:t>(A) 国内層: データは集まっているが粒度が不十分。</w:t>
       </w:r>
-    </w:p>
-    <w:p>
-      <w:r>
-        <w:rPr>
-          <w:rFonts w:ascii="ＭＳ Ｐゴシック" w:hAnsi="ＭＳ Ｐゴシック" w:eastAsia="ＭＳ Ｐゴシック"/>
-          <w:b w:val="0"/>
-          <w:sz w:val="22"/>
-        </w:rPr>
-        <w:t>JOTNは待機者の基本データ（血液型、体格、MELD、待機期間、地域ブロック）を一元管理しており、</w:t>
-      </w:r>
-    </w:p>
-    <w:p>
-      <w:r>
-        <w:rPr>
-          <w:rFonts w:ascii="ＭＳ Ｐゴシック" w:hAnsi="ＭＳ Ｐゴシック" w:eastAsia="ＭＳ Ｐゴシック"/>
-          <w:b w:val="0"/>
-          <w:sz w:val="22"/>
-        </w:rPr>
-        <w:t>「データが集まらない」という主張はJOTNに対しては不正確である。</w:t>
-      </w:r>
-    </w:p>
-    <w:p>
-      <w:r>
-        <w:rPr>
-          <w:rFonts w:ascii="ＭＳ Ｐゴシック" w:hAnsi="ＭＳ Ｐゴシック" w:eastAsia="ＭＳ Ｐゴシック"/>
-          <w:b w:val="0"/>
-          <w:sz w:val="22"/>
-        </w:rPr>
-        <w:t>しかしJOTNに登録されている情報の粒度では組み合わせ最適化の入力に不十分であり、</w:t>
-      </w:r>
-    </w:p>
-    <w:p>
-      <w:r>
-        <w:rPr>
-          <w:rFonts w:ascii="ＭＳ Ｐゴシック" w:hAnsi="ＭＳ Ｐゴシック" w:eastAsia="ＭＳ Ｐゴシック"/>
-          <w:b w:val="0"/>
-          <w:sz w:val="22"/>
-        </w:rPr>
-        <w:t>HLA完全タイピング、臓器サイズの精密測定、予測生存率に影響する複合臨床データは</w:t>
-      </w:r>
-    </w:p>
-    <w:p>
-      <w:r>
-        <w:rPr>
-          <w:rFonts w:ascii="ＭＳ Ｐゴシック" w:hAnsi="ＭＳ Ｐゴシック" w:eastAsia="ＭＳ Ｐゴシック"/>
-          <w:b w:val="0"/>
-          <w:sz w:val="22"/>
-        </w:rPr>
-        <w:t>各移植センターに留まっている。</w:t>
-      </w:r>
-    </w:p>
-    <w:p>
-      <w:r>
-        <w:rPr>
-          <w:rFonts w:ascii="ＭＳ Ｐゴシック" w:hAnsi="ＭＳ Ｐゴシック" w:eastAsia="ＭＳ Ｐゴシック"/>
-          <w:b w:val="0"/>
-          <w:sz w:val="22"/>
-        </w:rPr>
-        <w:t>より詳細なデータの収集には再同意が必要であり、制度的摩擦が存在する。</w:t>
+      <w:r>
+        <w:rPr>
+          <w:rFonts w:ascii="ＭＳ Ｐゴシック" w:hAnsi="ＭＳ Ｐゴシック" w:eastAsia="ＭＳ Ｐゴシック"/>
+          <w:b w:val="0"/>
+          <w:sz w:val="22"/>
+        </w:rPr>
+        <w:t>JOTNは待機者の基本データ（血液型、体格、MELD、待機期間、地域ブロック）を一元管理しており、「データが集まらない」という主張はJOTNに対しては不正確である。しかしJOTNに登録されている情報の粒度では組み合わせ最適化の入力に不十分であり、HLA完全タイピング、臓器サイズの精密測定、予測生存率に影響する複合臨床データは各移植センターに留まっている。より詳細なデータの収集には再同意が必要であり、制度的摩擦が存在する。</w:t>
       </w:r>
     </w:p>
     <w:p>
@@ -1246,45 +804,13 @@
         </w:rPr>
         <w:t>(B) 国際層: データが法的に共有不能。</w:t>
       </w:r>
-    </w:p>
-    <w:p>
-      <w:r>
-        <w:rPr>
-          <w:rFonts w:ascii="ＭＳ Ｐゴシック" w:hAnsi="ＭＳ Ｐゴシック" w:eastAsia="ＭＳ Ｐゴシック"/>
-          <w:b w:val="0"/>
-          <w:sz w:val="22"/>
-        </w:rPr>
-        <w:t>Eurotransplantは平文データの中央集権的共有で国際交換を実現しているが、</w:t>
-      </w:r>
-    </w:p>
-    <w:p>
-      <w:r>
-        <w:rPr>
-          <w:rFonts w:ascii="ＭＳ Ｐゴシック" w:hAnsi="ＭＳ Ｐゴシック" w:eastAsia="ＭＳ Ｐゴシック"/>
-          <w:b w:val="0"/>
-          <w:sz w:val="22"/>
-        </w:rPr>
-        <w:t>これはEU圏の法的統一性の上でのみ成立する。</w:t>
-      </w:r>
-    </w:p>
-    <w:p>
-      <w:r>
-        <w:rPr>
-          <w:rFonts w:ascii="ＭＳ Ｐゴシック" w:hAnsi="ＭＳ Ｐゴシック" w:eastAsia="ＭＳ Ｐゴシック"/>
-          <w:b w:val="0"/>
-          <w:sz w:val="22"/>
-        </w:rPr>
-        <w:t>GDPR（EU）、HIPAA（米国）、APPI（日本）の法的障壁により、</w:t>
-      </w:r>
-    </w:p>
-    <w:p>
-      <w:r>
-        <w:rPr>
-          <w:rFonts w:ascii="ＭＳ Ｐゴシック" w:hAnsi="ＭＳ Ｐゴシック" w:eastAsia="ＭＳ Ｐゴシック"/>
-          <w:b w:val="0"/>
-          <w:sz w:val="22"/>
-        </w:rPr>
-        <w:t>EU圏外の国際マッチングプール構築は法的に極めて困難である。</w:t>
+      <w:r>
+        <w:rPr>
+          <w:rFonts w:ascii="ＭＳ Ｐゴシック" w:hAnsi="ＭＳ Ｐゴシック" w:eastAsia="ＭＳ Ｐゴシック"/>
+          <w:b w:val="0"/>
+          <w:sz w:val="22"/>
+        </w:rPr>
+        <w:t>Eurotransplantは平文データの中央集権的共有で国際交換を実現しているが、これはEU圏の法的統一性の上でのみ成立する。GDPR（EU）、HIPAA（米国）、APPI（日本）の法的障壁により、EU圏外の国際マッチングプール構築は法的に極めて困難である。</w:t>
       </w:r>
     </w:p>
     <w:p>
@@ -1296,125 +822,23 @@
         </w:rPr>
         <w:t>(C) 潜在ドナー層: データ以前にプールが小さすぎる。</w:t>
       </w:r>
-    </w:p>
-    <w:p>
-      <w:r>
-        <w:rPr>
-          <w:rFonts w:ascii="ＭＳ Ｐゴシック" w:hAnsi="ＭＳ Ｐゴシック" w:eastAsia="ＭＳ Ｐゴシック"/>
-          <w:b w:val="0"/>
-          <w:sz w:val="22"/>
-        </w:rPr>
-        <w:t>日本の臓器移植の最大のボトルネックはマッチングの非効率ではなく、</w:t>
-      </w:r>
-    </w:p>
-    <w:p>
-      <w:r>
-        <w:rPr>
-          <w:rFonts w:ascii="ＭＳ Ｐゴシック" w:hAnsi="ＭＳ Ｐゴシック" w:eastAsia="ＭＳ Ｐゴシック"/>
-          <w:b w:val="0"/>
-          <w:sz w:val="22"/>
-        </w:rPr>
-        <w:t>脳死ドナーが年間130件と圧倒的に少ないことである。</w:t>
-      </w:r>
-    </w:p>
-    <w:p>
-      <w:r>
-        <w:rPr>
-          <w:rFonts w:ascii="ＭＳ Ｐゴシック" w:hAnsi="ＭＳ Ｐゴシック" w:eastAsia="ＭＳ Ｐゴシック"/>
-          <w:b w:val="0"/>
-          <w:sz w:val="22"/>
-        </w:rPr>
-        <w:t>潜在候補5,000-10,000人のうち実際の提供率はわずか1-2%であり、</w:t>
-      </w:r>
-    </w:p>
-    <w:p>
-      <w:r>
-        <w:rPr>
-          <w:rFonts w:ascii="ＭＳ Ｐゴシック" w:hAnsi="ＭＳ Ｐゴシック" w:eastAsia="ＭＳ Ｐゴシック"/>
-          <w:b w:val="0"/>
-          <w:sz w:val="22"/>
-        </w:rPr>
-        <w:t>これは主に家族の不同意、本人の意思表示なし、医療機関の体制といった</w:t>
-      </w:r>
-    </w:p>
-    <w:p>
-      <w:r>
-        <w:rPr>
-          <w:rFonts w:ascii="ＭＳ Ｐゴシック" w:hAnsi="ＭＳ Ｐゴシック" w:eastAsia="ＭＳ Ｐゴシック"/>
-          <w:b w:val="0"/>
-          <w:sz w:val="22"/>
-        </w:rPr>
-        <w:t>データ共有技術では直接解決できない問題に起因する。</w:t>
-      </w:r>
-    </w:p>
-    <w:p>
-      <w:r>
-        <w:rPr>
-          <w:rFonts w:ascii="ＭＳ Ｐゴシック" w:hAnsi="ＭＳ Ｐゴシック" w:eastAsia="ＭＳ Ｐゴシック"/>
-          <w:b w:val="0"/>
-          <w:sz w:val="22"/>
-        </w:rPr>
-        <w:t>2026年4月の参議院厚生労働委員会では、脳死状態から回復した経験を持つ天畠大輔議員が、</w:t>
-      </w:r>
-    </w:p>
-    <w:p>
-      <w:r>
-        <w:rPr>
-          <w:rFonts w:ascii="ＭＳ Ｐゴシック" w:hAnsi="ＭＳ Ｐゴシック" w:eastAsia="ＭＳ Ｐゴシック"/>
-          <w:b w:val="0"/>
-          <w:sz w:val="22"/>
-        </w:rPr>
-        <w:t>臓器提供における意思推定の危険性を指摘した。</w:t>
-      </w:r>
-    </w:p>
-    <w:p>
-      <w:r>
-        <w:rPr>
-          <w:rFonts w:ascii="ＭＳ Ｐゴシック" w:hAnsi="ＭＳ Ｐゴシック" w:eastAsia="ＭＳ Ｐゴシック"/>
-          <w:b w:val="0"/>
-          <w:sz w:val="22"/>
-        </w:rPr>
-        <w:t>2025年のガイドライン改定により本人の意思表示が不明な場合の「意思推定」が可能になったが、</w:t>
-      </w:r>
-    </w:p>
-    <w:p>
-      <w:r>
-        <w:rPr>
-          <w:rFonts w:ascii="ＭＳ Ｐゴシック" w:hAnsi="ＭＳ Ｐゴシック" w:eastAsia="ＭＳ Ｐゴシック"/>
-          <w:b w:val="0"/>
-          <w:sz w:val="22"/>
-        </w:rPr>
-        <w:t>障害者や意思表示が困難な人の拒否の意思が見落とされるリスクがある。</w:t>
-      </w:r>
-    </w:p>
-    <w:p>
-      <w:r>
-        <w:rPr>
-          <w:rFonts w:ascii="ＭＳ Ｐゴシック" w:hAnsi="ＭＳ Ｐゴシック" w:eastAsia="ＭＳ Ｐゴシック"/>
-          <w:b w:val="0"/>
-          <w:sz w:val="22"/>
-        </w:rPr>
-        <w:t>この問題は「意思表示を安全に・本人の主権の下で登録できる基盤が存在しない」ことに起因しており、</w:t>
-      </w:r>
-    </w:p>
-    <w:p>
-      <w:r>
-        <w:rPr>
-          <w:rFonts w:ascii="ＭＳ Ｐゴシック" w:hAnsi="ＭＳ Ｐゴシック" w:eastAsia="ＭＳ Ｐゴシック"/>
-          <w:b w:val="0"/>
-          <w:sz w:val="22"/>
-        </w:rPr>
-        <w:t>hyde（TPMに紐づいた個人鍵による暗号化意思表示）は、</w:t>
-      </w:r>
-    </w:p>
-    <w:p>
-      <w:r>
-        <w:rPr>
-          <w:rFonts w:ascii="ＭＳ Ｐゴシック" w:hAnsi="ＭＳ Ｐゴシック" w:eastAsia="ＭＳ Ｐゴシック"/>
-          <w:b w:val="0"/>
-          <w:sz w:val="22"/>
-        </w:rPr>
-        <w:t>第三者による意思の推定や歪曲が暗号学的に不可能な意思表示基盤を提供する（6.6節で後述）。</w:t>
+      <w:r>
+        <w:rPr>
+          <w:rFonts w:ascii="ＭＳ Ｐゴシック" w:hAnsi="ＭＳ Ｐゴシック" w:eastAsia="ＭＳ Ｐゴシック"/>
+          <w:b w:val="0"/>
+          <w:sz w:val="22"/>
+        </w:rPr>
+        <w:t>日本の臓器移植の最大のボトルネックはマッチングの非効率ではなく、脳死ドナーが年間130件と圧倒的に少ないことである。潜在候補5,000-10,000人のうち実際の提供率はわずか1-2%であり、これは主に家族の不同意、本人の意思表示なし、医療機関の体制といったデータ共有技術では直接解決できない問題に起因する。</w:t>
+      </w:r>
+    </w:p>
+    <w:p>
+      <w:r>
+        <w:rPr>
+          <w:rFonts w:ascii="ＭＳ Ｐゴシック" w:hAnsi="ＭＳ Ｐゴシック" w:eastAsia="ＭＳ Ｐゴシック"/>
+          <w:b w:val="0"/>
+          <w:sz w:val="22"/>
+        </w:rPr>
+        <w:t>2026年4月の参議院厚生労働委員会では、脳死状態から回復した経験を持つ天畠大輔議員が、臓器提供における意思推定の危険性を指摘した。2025年のガイドライン改定により本人の意思表示が不明な場合の「意思推定」が可能になったが、障害者や意思表示が困難な人の拒否の意思が見落とされるリスクがある。この問題は「意思表示を安全に・本人の主権の下で登録できる基盤が存在しない」ことに起因しており、hyde（TPMに紐づいた個人鍵による暗号化意思表示）は、第三者による意思の推定や歪曲が暗号学的に不可能な意思表示基盤を提供する（6.6節で後述）。</w:t>
       </w:r>
     </w:p>
     <w:p>
@@ -1456,65 +880,13 @@
         </w:rPr>
         <w:t>(1) 個人情報保護法の3年ごと見直し改正（2026年通常国会）:</w:t>
       </w:r>
-    </w:p>
-    <w:p>
-      <w:r>
-        <w:rPr>
-          <w:rFonts w:ascii="ＭＳ Ｐゴシック" w:hAnsi="ＭＳ Ｐゴシック" w:eastAsia="ＭＳ Ｐゴシック"/>
-          <w:b w:val="0"/>
-          <w:sz w:val="22"/>
-        </w:rPr>
-        <w:t>高市総理が2026年通常国会への法案提出を指示し、2026年1月に制度改正方針が公表された。</w:t>
-      </w:r>
-    </w:p>
-    <w:p>
-      <w:r>
-        <w:rPr>
-          <w:rFonts w:ascii="ＭＳ Ｐゴシック" w:hAnsi="ＭＳ Ｐゴシック" w:eastAsia="ＭＳ Ｐゴシック"/>
-          <w:b w:val="0"/>
-          <w:sz w:val="22"/>
-        </w:rPr>
-        <w:t>プライバシーテック協会は個人情報保護委員会へのヒアリングで</w:t>
-      </w:r>
-    </w:p>
-    <w:p>
-      <w:r>
-        <w:rPr>
-          <w:rFonts w:ascii="ＭＳ Ｐゴシック" w:hAnsi="ＭＳ Ｐゴシック" w:eastAsia="ＭＳ Ｐゴシック"/>
-          <w:b w:val="0"/>
-          <w:sz w:val="22"/>
-        </w:rPr>
-        <w:t>「秘密計算を用いてデータを統合し統計情報を生成する場合は同意の対象外としていただきたい」</w:t>
-      </w:r>
-    </w:p>
-    <w:p>
-      <w:r>
-        <w:rPr>
-          <w:rFonts w:ascii="ＭＳ Ｐゴシック" w:hAnsi="ＭＳ Ｐゴシック" w:eastAsia="ＭＳ Ｐゴシック"/>
-          <w:b w:val="0"/>
-          <w:sz w:val="22"/>
-        </w:rPr>
-        <w:t>と意見を提出している（個人情報保護委員会, 2025年ヒアリング資料）。</w:t>
-      </w:r>
-    </w:p>
-    <w:p>
-      <w:r>
-        <w:rPr>
-          <w:rFonts w:ascii="ＭＳ Ｐゴシック" w:hAnsi="ＭＳ Ｐゴシック" w:eastAsia="ＭＳ Ｐゴシック"/>
-          <w:b w:val="0"/>
-          <w:sz w:val="22"/>
-        </w:rPr>
-        <w:t>秘密計算が同意例外として法的に認められれば、</w:t>
-      </w:r>
-    </w:p>
-    <w:p>
-      <w:r>
-        <w:rPr>
-          <w:rFonts w:ascii="ＭＳ Ｐゴシック" w:hAnsi="ＭＳ Ｐゴシック" w:eastAsia="ＭＳ Ｐゴシック"/>
-          <w:b w:val="0"/>
-          <w:sz w:val="22"/>
-        </w:rPr>
-        <w:t>Niobiの「暗号化したまま臓器マッチング」は法的にも正当化される。</w:t>
+      <w:r>
+        <w:rPr>
+          <w:rFonts w:ascii="ＭＳ Ｐゴシック" w:hAnsi="ＭＳ Ｐゴシック" w:eastAsia="ＭＳ Ｐゴシック"/>
+          <w:b w:val="0"/>
+          <w:sz w:val="22"/>
+        </w:rPr>
+        <w:t>高市総理が2026年通常国会への法案提出を指示し、2026年1月に制度改正方針が公表された。プライバシーテック協会は個人情報保護委員会へのヒアリングで「秘密計算を用いてデータを統合し統計情報を生成する場合は同意の対象外としていただきたい」と意見を提出している（個人情報保護委員会, 2025年ヒアリング資料）。秘密計算が同意例外として法的に認められれば、Niobiの「暗号化したまま臓器マッチング」は法的にも正当化される。</w:t>
       </w:r>
     </w:p>
     <w:p>
@@ -1526,65 +898,13 @@
         </w:rPr>
         <w:t>(2) 医療健康データスペース構想（2027年法案、2030年運用目標）:</w:t>
       </w:r>
-    </w:p>
-    <w:p>
-      <w:r>
-        <w:rPr>
-          <w:rFonts w:ascii="ＭＳ Ｐゴシック" w:hAnsi="ＭＳ Ｐゴシック" w:eastAsia="ＭＳ Ｐゴシック"/>
-          <w:b w:val="0"/>
-          <w:sz w:val="22"/>
-        </w:rPr>
-        <w:t>内閣府が「医療等情報の利活用の推進に関する検討会」を2025年9月に立ち上げ、</w:t>
-      </w:r>
-    </w:p>
-    <w:p>
-      <w:r>
-        <w:rPr>
-          <w:rFonts w:ascii="ＭＳ Ｐゴシック" w:hAnsi="ＭＳ Ｐゴシック" w:eastAsia="ＭＳ Ｐゴシック"/>
-          <w:b w:val="0"/>
-          <w:sz w:val="22"/>
-        </w:rPr>
-        <w:t>2027年通常国会での法案提出を目指している。</w:t>
-      </w:r>
-    </w:p>
-    <w:p>
-      <w:r>
-        <w:rPr>
-          <w:rFonts w:ascii="ＭＳ Ｐゴシック" w:hAnsi="ＭＳ Ｐゴシック" w:eastAsia="ＭＳ Ｐゴシック"/>
-          <w:b w:val="0"/>
-          <w:sz w:val="22"/>
-        </w:rPr>
-        <w:t>デジタル行財政改革会議の基本方針では「秘密計算、ゼロ知識証明等の</w:t>
-      </w:r>
-    </w:p>
-    <w:p>
-      <w:r>
-        <w:rPr>
-          <w:rFonts w:ascii="ＭＳ Ｐゴシック" w:hAnsi="ＭＳ Ｐゴシック" w:eastAsia="ＭＳ Ｐゴシック"/>
-          <w:b w:val="0"/>
-          <w:sz w:val="22"/>
-        </w:rPr>
-        <w:t>先端的なプライバシー強化技術（PETs）」が明記されている（内閣官房, 2025年）。</w:t>
-      </w:r>
-    </w:p>
-    <w:p>
-      <w:r>
-        <w:rPr>
-          <w:rFonts w:ascii="ＭＳ Ｐゴシック" w:hAnsi="ＭＳ Ｐゴシック" w:eastAsia="ＭＳ Ｐゴシック"/>
-          <w:b w:val="0"/>
-          <w:sz w:val="22"/>
-        </w:rPr>
-        <w:t>EU EHDS（European Health Data Space）を参考に、同意なしでの医療データ二次利用を制度化する方向。</w:t>
-      </w:r>
-    </w:p>
-    <w:p>
-      <w:r>
-        <w:rPr>
-          <w:rFonts w:ascii="ＭＳ Ｐゴシック" w:hAnsi="ＭＳ Ｐゴシック" w:eastAsia="ＭＳ Ｐゴシック"/>
-          <w:b w:val="0"/>
-          <w:sz w:val="22"/>
-        </w:rPr>
-        <w:t>Niobiは「日本版医療データスペース」の臓器移植ユースケースとして直接位置づけられる。</w:t>
+      <w:r>
+        <w:rPr>
+          <w:rFonts w:ascii="ＭＳ Ｐゴシック" w:hAnsi="ＭＳ Ｐゴシック" w:eastAsia="ＭＳ Ｐゴシック"/>
+          <w:b w:val="0"/>
+          <w:sz w:val="22"/>
+        </w:rPr>
+        <w:t>内閣府が「医療等情報の利活用の推進に関する検討会」を2025年9月に立ち上げ、2027年通常国会での法案提出を目指している。デジタル行財政改革会議の基本方針では「秘密計算、ゼロ知識証明等の先端的なプライバシー強化技術（PETs）」が明記されている（内閣官房, 2025年）。EU EHDS（European Health Data Space）を参考に、同意なしでの医療データ二次利用を制度化する方向。Niobiは「日本版医療データスペース」の臓器移植ユースケースとして直接位置づけられる。</w:t>
       </w:r>
     </w:p>
     <w:p>
@@ -1596,55 +916,13 @@
         </w:rPr>
         <w:t>(3) 能動的サイバー防御法（2025年5月成立、2026年施行）:</w:t>
       </w:r>
-    </w:p>
-    <w:p>
-      <w:r>
-        <w:rPr>
-          <w:rFonts w:ascii="ＭＳ Ｐゴシック" w:hAnsi="ＭＳ Ｐゴシック" w:eastAsia="ＭＳ Ｐゴシック"/>
-          <w:b w:val="0"/>
-          <w:sz w:val="22"/>
-        </w:rPr>
-        <w:t>サイバー対処能力強化法は通信の秘密との緊張関係が国会で議論され、</w:t>
-      </w:r>
-    </w:p>
-    <w:p>
-      <w:r>
-        <w:rPr>
-          <w:rFonts w:ascii="ＭＳ Ｐゴシック" w:hAnsi="ＭＳ Ｐゴシック" w:eastAsia="ＭＳ Ｐゴシック"/>
-          <w:b w:val="0"/>
-          <w:sz w:val="22"/>
-        </w:rPr>
-        <w:t>「自動的な方法による機械的情報の選別」で人が直接データを見ない設計が法的要件として</w:t>
-      </w:r>
-    </w:p>
-    <w:p>
-      <w:r>
-        <w:rPr>
-          <w:rFonts w:ascii="ＭＳ Ｐゴシック" w:hAnsi="ＭＳ Ｐゴシック" w:eastAsia="ＭＳ Ｐゴシック"/>
-          <w:b w:val="0"/>
-          <w:sz w:val="22"/>
-        </w:rPr>
-        <w:t>組み込まれた。これはhydeの「data in use保護」— 暗号化された状態で処理し、</w:t>
-      </w:r>
-    </w:p>
-    <w:p>
-      <w:r>
-        <w:rPr>
-          <w:rFonts w:ascii="ＭＳ Ｐゴシック" w:hAnsi="ＭＳ Ｐゴシック" w:eastAsia="ＭＳ Ｐゴシック"/>
-          <w:b w:val="0"/>
-          <w:sz w:val="22"/>
-        </w:rPr>
-        <w:t>人が直接データを見ない — という設計原則と同一の思想であり、</w:t>
-      </w:r>
-    </w:p>
-    <w:p>
-      <w:r>
-        <w:rPr>
-          <w:rFonts w:ascii="ＭＳ Ｐゴシック" w:hAnsi="ＭＳ Ｐゴシック" w:eastAsia="ＭＳ Ｐゴシック"/>
-          <w:b w:val="0"/>
-          <w:sz w:val="22"/>
-        </w:rPr>
-        <w:t>国家レベルでこの原理が法制度に反映され始めている。</w:t>
+      <w:r>
+        <w:rPr>
+          <w:rFonts w:ascii="ＭＳ Ｐゴシック" w:hAnsi="ＭＳ Ｐゴシック" w:eastAsia="ＭＳ Ｐゴシック"/>
+          <w:b w:val="0"/>
+          <w:sz w:val="22"/>
+        </w:rPr>
+        <w:t>サイバー対処能力強化法は通信の秘密との緊張関係が国会で議論され、「自動的な方法による機械的情報の選別」で人が直接データを見ない設計が法的要件として組み込まれた。これはhydeの「data in use保護」— 暗号化された状態で処理し、人が直接データを見ない — という設計原則と同一の思想であり、国家レベルでこの原理が法制度に反映され始めている。</w:t>
       </w:r>
     </w:p>
     <w:p>
@@ -1784,17 +1062,7 @@
           <w:b w:val="0"/>
           <w:sz w:val="22"/>
         </w:rPr>
-        <w:t>臓器配分の最適化には、計算困難性が「在る」部分と「無い」部分がある。</w:t>
-      </w:r>
-    </w:p>
-    <w:p>
-      <w:r>
-        <w:rPr>
-          <w:rFonts w:ascii="ＭＳ Ｐゴシック" w:hAnsi="ＭＳ Ｐゴシック" w:eastAsia="ＭＳ Ｐゴシック"/>
-          <w:b w:val="0"/>
-          <w:sz w:val="22"/>
-        </w:rPr>
-        <w:t>本研究はこれをベンチマークで切り分けた（4.2節）。</w:t>
+        <w:t>臓器配分の最適化には、計算困難性が「在る」部分と「無い」部分がある。本研究はこれをベンチマークで切り分けた（4.2節）。</w:t>
       </w:r>
     </w:p>
     <w:p>
@@ -1880,17 +1148,7 @@
           <w:b w:val="0"/>
           <w:sz w:val="22"/>
         </w:rPr>
-        <w:t>データの分断はこの最適化の前提（プール）そのものを成立させない。</w:t>
-      </w:r>
-    </w:p>
-    <w:p>
-      <w:r>
-        <w:rPr>
-          <w:rFonts w:ascii="ＭＳ Ｐゴシック" w:hAnsi="ＭＳ Ｐゴシック" w:eastAsia="ＭＳ Ｐゴシック"/>
-          <w:b w:val="0"/>
-          <w:sz w:val="22"/>
-        </w:rPr>
-        <w:t>まずプライバシーを保ったままプールを形成し、その上で交換最適化を解くことが本研究の課題である。</w:t>
+        <w:t>データの分断はこの最適化の前提（プール）そのものを成立させない。まずプライバシーを保ったままプールを形成し、その上で交換最適化を解くことが本研究の課題である。</w:t>
       </w:r>
     </w:p>
     <w:p>
@@ -1994,17 +1252,7 @@
           <w:b w:val="0"/>
           <w:sz w:val="22"/>
         </w:rPr>
-        <w:t>本研究ではMKFHEを実装・実証した上で全体最適化との非両立性を発見し、</w:t>
-      </w:r>
-    </w:p>
-    <w:p>
-      <w:r>
-        <w:rPr>
-          <w:rFonts w:ascii="ＭＳ Ｐゴシック" w:hAnsi="ＭＳ Ｐゴシック" w:eastAsia="ＭＳ Ｐゴシック"/>
-          <w:b w:val="0"/>
-          <w:sz w:val="22"/>
-        </w:rPr>
-        <w:t>Threshold FHEの閾値分割 + hyde（PQC）による個人情報保護の2層分離設計に到達した（3.2節）。</w:t>
+        <w:t>本研究ではMKFHEを実装・実証した上で全体最適化との非両立性を発見し、Threshold FHEの閾値分割 + hyde（PQC）による個人情報保護の2層分離設計に到達した（3.2節）。</w:t>
       </w:r>
     </w:p>
     <w:p>
@@ -2024,20 +1272,8 @@
           <w:b w:val="0"/>
           <w:sz w:val="22"/>
         </w:rPr>
-        <w:t>臓器移植最適化の先行研究は腎臓ペア交換（cycle-cover）を対象とし、最適化手法（ILP等）は確立している（3.1節）。</w:t>
-      </w:r>
-    </w:p>
-    <w:p>
-      <w:r>
-        <w:rPr>
-          <w:rFonts w:ascii="ＭＳ Ｐゴシック" w:hAnsi="ＭＳ Ｐゴシック" w:eastAsia="ＭＳ Ｐゴシック"/>
-          <w:b w:val="0"/>
-          <w:sz w:val="22"/>
-        </w:rPr>
-        <w:t>本研究の新規性は問題を新しくすることではなく、</w:t>
-      </w:r>
-    </w:p>
-    <w:p>
+        <w:t>臓器移植最適化の先行研究は腎臓ペア交換（cycle-cover）を対象とし、最適化手法（ILP等）は確立している（3.1節）。本研究の新規性は問題を新しくすることではなく、</w:t>
+      </w:r>
       <w:r>
         <w:rPr>
           <w:rFonts w:ascii="ＭＳ Ｐゴシック" w:hAnsi="ＭＳ Ｐゴシック" w:eastAsia="ＭＳ Ｐゴシック"/>
@@ -2351,8 +1587,6 @@
         </w:rPr>
         <w:t>すなわち、交換最適化のQUBO化（Accenture/D-Wave）とプライバシー保護交換（Breuer et al.）は別々に存在したが、</w:t>
       </w:r>
-    </w:p>
-    <w:p>
       <w:r>
         <w:rPr>
           <w:rFonts w:ascii="ＭＳ Ｐゴシック" w:hAnsi="ＭＳ Ｐゴシック" w:eastAsia="ＭＳ Ｐゴシック"/>
@@ -2367,27 +1601,7 @@
           <w:b w:val="0"/>
           <w:sz w:val="22"/>
         </w:rPr>
-        <w:t>である。</w:t>
-      </w:r>
-    </w:p>
-    <w:p>
-      <w:r>
-        <w:rPr>
-          <w:rFonts w:ascii="ＭＳ Ｐゴシック" w:hAnsi="ＭＳ Ｐゴシック" w:eastAsia="ＭＳ Ｐゴシック"/>
-          <w:b w:val="0"/>
-          <w:sz w:val="22"/>
-        </w:rPr>
-        <w:t>最適化が解くべき問題は「利用可能な臓器を最も適合する患者に届けること」であり、</w:t>
-      </w:r>
-    </w:p>
-    <w:p>
-      <w:r>
-        <w:rPr>
-          <w:rFonts w:ascii="ＭＳ Ｐゴシック" w:hAnsi="ＭＳ Ｐゴシック" w:eastAsia="ＭＳ Ｐゴシック"/>
-          <w:b w:val="0"/>
-          <w:sz w:val="22"/>
-        </w:rPr>
-        <w:t>現在その問題はデータの分断により解かれていない。</w:t>
+        <w:t>である。最適化が解くべき問題は「利用可能な臓器を最も適合する患者に届けること」であり、現在その問題はデータの分断により解かれていない。</w:t>
       </w:r>
     </w:p>
     <w:p>
@@ -2439,27 +1653,7 @@
           <w:b w:val="0"/>
           <w:sz w:val="22"/>
         </w:rPr>
-        <w:t>: 単一臓器の重み付き二部マッチングはHungarian法でO(N³)、</w:t>
-      </w:r>
-    </w:p>
-    <w:p>
-      <w:r>
-        <w:rPr>
-          <w:rFonts w:ascii="ＭＳ Ｐゴシック" w:hAnsi="ＭＳ Ｐゴシック" w:eastAsia="ＭＳ Ｐゴシック"/>
-          <w:b w:val="0"/>
-          <w:sz w:val="22"/>
-        </w:rPr>
-        <w:t>N=200でもミリ秒で最適解が得られる。多臓器同時割当（複合移植を含む）も、救命数を目的とする限り</w:t>
-      </w:r>
-    </w:p>
-    <w:p>
-      <w:r>
-        <w:rPr>
-          <w:rFonts w:ascii="ＭＳ Ｐゴシック" w:hAnsi="ＭＳ Ｐゴシック" w:eastAsia="ＭＳ Ｐゴシック"/>
-          <w:b w:val="0"/>
-          <w:sz w:val="22"/>
-        </w:rPr>
-        <w:t>分離可能で、素朴な貪欲がQUBO・厳密最適と一致する（4.2節で実証）。割当に量子最適化は不要である。</w:t>
+        <w:t>: 単一臓器の重み付き二部マッチングはHungarian法でO(N³)、N=200でもミリ秒で最適解が得られる。多臓器同時割当（複合移植を含む）も、救命数を目的とする限り分離可能で、素朴な貪欲がQUBO・厳密最適と一致する（4.2節で実証）。割当に量子最適化は不要である。</w:t>
       </w:r>
     </w:p>
     <w:p>
@@ -2477,57 +1671,7 @@
           <w:b w:val="0"/>
           <w:sz w:val="22"/>
         </w:rPr>
-        <w:t>: 直接マッチングが成立しない不適合ペアの交換</w:t>
-      </w:r>
-    </w:p>
-    <w:p>
-      <w:r>
-        <w:rPr>
-          <w:rFonts w:ascii="ＭＳ Ｐゴシック" w:hAnsi="ＭＳ Ｐゴシック" w:eastAsia="ＭＳ Ｐゴシック"/>
-          <w:b w:val="0"/>
-          <w:sz w:val="22"/>
-        </w:rPr>
-        <w:t>（2-/3-way）で移植数を最大化する問題は、頂点素な最大重みサイクル被覆＝NP困難・APX困難な集合パッキングである。</w:t>
-      </w:r>
-    </w:p>
-    <w:p>
-      <w:r>
-        <w:rPr>
-          <w:rFonts w:ascii="ＭＳ Ｐゴシック" w:hAnsi="ＭＳ Ｐゴシック" w:eastAsia="ＭＳ Ｐゴシック"/>
-          <w:b w:val="0"/>
-          <w:sz w:val="22"/>
-        </w:rPr>
-        <w:t>Hungarian法は適用できず、貪欲は容易な2-wayを取って優れた3-wayを潰すため構造的に最適解を保証しない。</w:t>
-      </w:r>
-    </w:p>
-    <w:p>
-      <w:r>
-        <w:rPr>
-          <w:rFonts w:ascii="ＭＳ Ｐゴシック" w:hAnsi="ＭＳ Ｐゴシック" w:eastAsia="ＭＳ Ｐゴシック"/>
-          <w:b w:val="0"/>
-          <w:sz w:val="22"/>
-        </w:rPr>
-        <w:t>古典ではILP（整数線形計画）が用いられるが、プール規模の拡大とともに候補サイクル数が爆発し厳密解は破綻する。</w:t>
-      </w:r>
-    </w:p>
-    <w:p>
-      <w:r>
-        <w:rPr>
-          <w:rFonts w:ascii="ＭＳ Ｐゴシック" w:hAnsi="ＭＳ Ｐゴシック" w:eastAsia="ＭＳ Ｐゴシック"/>
-          <w:b w:val="0"/>
-          <w:sz w:val="22"/>
-        </w:rPr>
-        <w:t>4.2節のベンチマークでQUBO（焼きなまし）は貪欲を全インスタンス（8/8）で上回り厳密最適に一致しており、</w:t>
-      </w:r>
-    </w:p>
-    <w:p>
-      <w:r>
-        <w:rPr>
-          <w:rFonts w:ascii="ＭＳ Ｐゴシック" w:hAnsi="ＭＳ Ｐゴシック" w:eastAsia="ＭＳ Ｐゴシック"/>
-          <w:b w:val="0"/>
-          <w:sz w:val="22"/>
-        </w:rPr>
-        <w:t>量子アニーリングはこの問題のスケーラブルな求解経路となる。</w:t>
+        <w:t>: 直接マッチングが成立しない不適合ペアの交換（2-/3-way）で移植数を最大化する問題は、頂点素な最大重みサイクル被覆＝NP困難・APX困難な集合パッキングである。Hungarian法は適用できず、貪欲は容易な2-wayを取って優れた3-wayを潰すため構造的に最適解を保証しない。古典ではILP（整数線形計画）が用いられるが、プール規模の拡大とともに候補サイクル数が爆発し厳密解は破綻する。4.2節のベンチマークでQUBO（焼きなまし）は貪欲を全インスタンス（8/8）で上回り厳密最適に一致しており、量子アニーリングはこの問題のスケーラブルな求解経路となる。</w:t>
       </w:r>
     </w:p>
     <w:p>
@@ -2571,47 +1715,7 @@
           <w:b w:val="0"/>
           <w:sz w:val="22"/>
         </w:rPr>
-        <w:t>(1) プライバシーを完全に保護しながら医療データを共有可能にする暗号基盤を構築する</w:t>
-      </w:r>
-    </w:p>
-    <w:p>
-      <w:r>
-        <w:rPr>
-          <w:rFonts w:ascii="ＭＳ Ｐゴシック" w:hAnsi="ＭＳ Ｐゴシック" w:eastAsia="ＭＳ Ｐゴシック"/>
-          <w:b w:val="0"/>
-          <w:sz w:val="22"/>
-        </w:rPr>
-        <w:t>(2) 暗号化データ上で適合性スコアを計算可能にする（Threshold FHE + Bootstrapping）</w:t>
-      </w:r>
-    </w:p>
-    <w:p>
-      <w:r>
-        <w:rPr>
-          <w:rFonts w:ascii="ＭＳ Ｐゴシック" w:hAnsi="ＭＳ Ｐゴシック" w:eastAsia="ＭＳ Ｐゴシック"/>
-          <w:b w:val="0"/>
-          <w:sz w:val="22"/>
-        </w:rPr>
-        <w:t>(3) 量子アニーリングにより最適マッチングを導出する</w:t>
-      </w:r>
-    </w:p>
-    <w:p>
-      <w:r>
-        <w:rPr>
-          <w:rFonts w:ascii="ＭＳ Ｐゴシック" w:hAnsi="ＭＳ Ｐゴシック" w:eastAsia="ＭＳ Ｐゴシック"/>
-          <w:b w:val="0"/>
-          <w:sz w:val="22"/>
-        </w:rPr>
-        <w:t>(4) 個人が主権を持つ8ステッププロトコルを設計し、計算過程の手続き的恣意性を排除する（評価関数の重みづけという規範的選択は社会的合意に委ね、透明化・検証可能にする）</w:t>
-      </w:r>
-    </w:p>
-    <w:p>
-      <w:r>
-        <w:rPr>
-          <w:rFonts w:ascii="ＭＳ Ｐゴシック" w:hAnsi="ＭＳ Ｐゴシック" w:eastAsia="ＭＳ Ｐゴシック"/>
-          <w:b w:val="0"/>
-          <w:sz w:val="22"/>
-        </w:rPr>
-        <w:t>(5) 全国民プール化→国際展開の実装パスを示す</w:t>
+        <w:t>(1) プライバシーを完全に保護しながら医療データを共有可能にする暗号基盤を構築する(2) 暗号化データ上で適合性スコアを計算可能にする（Threshold FHE + Bootstrapping）(3) 量子アニーリングにより最適マッチングを導出する(4) 個人が主権を持つ8ステッププロトコルを設計し、計算過程の手続き的恣意性を排除する（評価関数の重みづけという規範的選択は社会的合意に委ね、透明化・検証可能にする）(5) 全国民プール化→国際展開の実装パスを示す</w:t>
       </w:r>
     </w:p>
     <w:p>
@@ -3923,20 +3027,8 @@
           <w:b w:val="0"/>
           <w:sz w:val="22"/>
         </w:rPr>
-        <w:t>先行研究はいずれも「暗号で保護しながら計算する」単一層のアプローチを採る。</w:t>
-      </w:r>
-    </w:p>
-    <w:p>
-      <w:r>
-        <w:rPr>
-          <w:rFonts w:ascii="ＭＳ Ｐゴシック" w:hAnsi="ＭＳ Ｐゴシック" w:eastAsia="ＭＳ Ｐゴシック"/>
-          <w:b w:val="0"/>
-          <w:sz w:val="22"/>
-        </w:rPr>
-        <w:t>本研究の本質的新規性は、暗号を計算層（Threshold FHE）と保護層（hyde/PQC）に分離し、</w:t>
-      </w:r>
-    </w:p>
-    <w:p>
+        <w:t>先行研究はいずれも「暗号で保護しながら計算する」単一層のアプローチを採る。本研究の本質的新規性は、暗号を計算層（Threshold FHE）と保護層（hyde/PQC）に分離し、</w:t>
+      </w:r>
       <w:r>
         <w:rPr>
           <w:rFonts w:ascii="ＭＳ Ｐゴシック" w:hAnsi="ＭＳ Ｐゴシック" w:eastAsia="ＭＳ Ｐゴシック"/>
@@ -3951,27 +3043,7 @@
           <w:b w:val="0"/>
           <w:sz w:val="22"/>
         </w:rPr>
-        <w:t>を設計した点にある。</w:t>
-      </w:r>
-    </w:p>
-    <w:p>
-      <w:r>
-        <w:rPr>
-          <w:rFonts w:ascii="ＭＳ Ｐゴシック" w:hAnsi="ＭＳ Ｐゴシック" w:eastAsia="ＭＳ Ｐゴシック"/>
-          <w:b w:val="0"/>
-          <w:sz w:val="22"/>
-        </w:rPr>
-        <w:t>個別の暗号技術（FHE、ZKP、QUBO）は既存だが、この2層分離原則に基づく</w:t>
-      </w:r>
-    </w:p>
-    <w:p>
-      <w:r>
-        <w:rPr>
-          <w:rFonts w:ascii="ＭＳ Ｐゴシック" w:hAnsi="ＭＳ Ｐゴシック" w:eastAsia="ＭＳ Ｐゴシック"/>
-          <w:b w:val="0"/>
-          <w:sz w:val="22"/>
-        </w:rPr>
-        <w:t>臓器マッチングシステムは、IEEE Xplore, PubMed, arXiv（2015-2026）を調査した範囲で先例がない。</w:t>
+        <w:t>を設計した点にある。個別の暗号技術（FHE、ZKP、QUBO）は既存だが、この2層分離原則に基づく臓器マッチングシステムは、IEEE Xplore, PubMed, arXiv（2015-2026）を調査した範囲で先例がない。</w:t>
       </w:r>
     </w:p>
     <w:p>
@@ -3983,215 +3055,39 @@
         </w:rPr>
         <w:t>なぜ本統合が未踏かつ必要か:</w:t>
       </w:r>
-    </w:p>
-    <w:p>
-      <w:r>
-        <w:rPr>
-          <w:rFonts w:ascii="ＭＳ Ｐゴシック" w:hAnsi="ＭＳ Ｐゴシック" w:eastAsia="ＭＳ Ｐゴシック"/>
-          <w:b w:val="0"/>
-          <w:sz w:val="22"/>
-        </w:rPr>
-        <w:t>暗号（FHE/PQC/ZKP）とNP困難な交換最適化（QUBO/アニーリング）を秘匿下で結合した実装が未踏である背景には、</w:t>
-      </w:r>
-    </w:p>
-    <w:p>
-      <w:r>
-        <w:rPr>
-          <w:rFonts w:ascii="ＭＳ Ｐゴシック" w:hAnsi="ＭＳ Ｐゴシック" w:eastAsia="ＭＳ Ｐゴシック"/>
-          <w:b w:val="0"/>
-          <w:sz w:val="22"/>
-        </w:rPr>
-        <w:t>要求技能（格子暗号・ゼロ知識証明・量子最適化・移植/創薬ドメイン）が一人の研究者に同居しにくいこと、</w:t>
-      </w:r>
-    </w:p>
-    <w:p>
-      <w:r>
-        <w:rPr>
-          <w:rFonts w:ascii="ＭＳ Ｐゴシック" w:hAnsi="ＭＳ Ｐゴシック" w:eastAsia="ＭＳ Ｐゴシック"/>
-          <w:b w:val="0"/>
-          <w:sz w:val="22"/>
-        </w:rPr>
-        <w:t>各部品の実用化が近年であること（FHE bootstrapの高速化、ML-KEMのNIST標準化2024）がある。</w:t>
-      </w:r>
-    </w:p>
-    <w:p>
-      <w:r>
-        <w:rPr>
-          <w:rFonts w:ascii="ＭＳ Ｐゴシック" w:hAnsi="ＭＳ Ｐゴシック" w:eastAsia="ＭＳ Ｐゴシック"/>
-          <w:b w:val="0"/>
-          <w:sz w:val="22"/>
-        </w:rPr>
-        <w:t>一方で、本手法が解く課題（データを共有できないことによる最適化機会の損失）は仮説ではない。</w:t>
-      </w:r>
-    </w:p>
-    <w:p>
-      <w:r>
-        <w:rPr>
-          <w:rFonts w:ascii="ＭＳ Ｐゴシック" w:hAnsi="ＭＳ Ｐゴシック" w:eastAsia="ＭＳ Ｐゴシック"/>
-          <w:b w:val="0"/>
-          <w:sz w:val="22"/>
-        </w:rPr>
-        <w:t>SPIKE（Birka et al. 2022）は、現行の腎臓交換が複雑なポリシー型データ保護に依存して</w:t>
-      </w:r>
-    </w:p>
-    <w:p>
-      <w:r>
-        <w:rPr>
-          <w:rFonts w:ascii="ＭＳ Ｐゴシック" w:hAnsi="ＭＳ Ｐゴシック" w:eastAsia="ＭＳ Ｐゴシック"/>
-          <w:b w:val="0"/>
-          <w:sz w:val="22"/>
-        </w:rPr>
-        <w:t>小規模医療施設を実質的に排除しており、プライバシー保護技術が法的負担を下げて参加障壁を緩和すると報告する。</w:t>
-      </w:r>
-    </w:p>
-    <w:p>
-      <w:r>
-        <w:rPr>
-          <w:rFonts w:ascii="ＭＳ Ｐゴシック" w:hAnsi="ＭＳ Ｐゴシック" w:eastAsia="ＭＳ Ｐゴシック"/>
-          <w:b w:val="0"/>
-          <w:sz w:val="22"/>
-        </w:rPr>
-        <w:t>また国際腎臓交換は富裕国の国境内に偏り、越境での拡大が阻まれている（Global Kidney Chains, PNAS 2021）。</w:t>
-      </w:r>
-    </w:p>
-    <w:p>
-      <w:r>
-        <w:rPr>
-          <w:rFonts w:ascii="ＭＳ Ｐゴシック" w:hAnsi="ＭＳ Ｐゴシック" w:eastAsia="ＭＳ Ｐゴシック"/>
-          <w:b w:val="0"/>
-          <w:sz w:val="22"/>
-        </w:rPr>
-        <w:t>すなわち「保護できないから連合を組めない」という需要は、当事者・研究者の文献に裏付けられる。</w:t>
-      </w:r>
-    </w:p>
-    <w:p>
-      <w:r>
-        <w:rPr>
-          <w:rFonts w:ascii="ＭＳ Ｐゴシック" w:hAnsi="ＭＳ Ｐゴシック" w:eastAsia="ＭＳ Ｐゴシック"/>
-          <w:b w:val="0"/>
-          <w:sz w:val="22"/>
-        </w:rPr>
-        <w:t>ただし既存のプライバシー保護交換（SPIKE / Breuer系）はMPCで保護を解く一方、</w:t>
-      </w:r>
-    </w:p>
-    <w:p>
-      <w:r>
-        <w:rPr>
-          <w:rFonts w:ascii="ＭＳ Ｐゴシック" w:hAnsi="ＭＳ Ｐゴシック" w:eastAsia="ＭＳ Ｐゴシック"/>
-          <w:b w:val="0"/>
-          <w:sz w:val="22"/>
-        </w:rPr>
-        <w:t>最適化はNP困難ゆえスケールで近似に留まる。</w:t>
-      </w:r>
-    </w:p>
-    <w:p>
-      <w:r>
-        <w:rPr>
-          <w:rFonts w:ascii="ＭＳ Ｐゴシック" w:hAnsi="ＭＳ Ｐゴシック" w:eastAsia="ＭＳ Ｐゴシック"/>
-          <w:b w:val="0"/>
-          <w:sz w:val="22"/>
-        </w:rPr>
-        <w:t>Niobiは保護層（hyde）と最適化層（QUBO）を分離することで、保護を保ったまま</w:t>
-      </w:r>
-    </w:p>
-    <w:p>
-      <w:r>
-        <w:rPr>
-          <w:rFonts w:ascii="ＭＳ Ｐゴシック" w:hAnsi="ＭＳ Ｐゴシック" w:eastAsia="ＭＳ Ｐゴシック"/>
-          <w:b w:val="0"/>
-          <w:sz w:val="22"/>
-        </w:rPr>
-        <w:t>NP困難な交換cycle-coverに量子最適化を適用する。</w:t>
-      </w:r>
-    </w:p>
-    <w:p>
-      <w:r>
-        <w:rPr>
-          <w:rFonts w:ascii="ＭＳ Ｐゴシック" w:hAnsi="ＭＳ Ｐゴシック" w:eastAsia="ＭＳ Ｐゴシック"/>
-          <w:b w:val="0"/>
-          <w:sz w:val="22"/>
-        </w:rPr>
-        <w:t>別々の最良ツールを層ごとに併用するのではなく統合する必然性は、</w:t>
-      </w:r>
-    </w:p>
-    <w:p>
-      <w:r>
-        <w:rPr>
-          <w:rFonts w:ascii="ＭＳ Ｐゴシック" w:hAnsi="ＭＳ Ｐゴシック" w:eastAsia="ＭＳ Ｐゴシック"/>
-          <w:b w:val="0"/>
-          <w:sz w:val="22"/>
-        </w:rPr>
-        <w:t>この「プライバシーと最適化品質の両立」を層分離によって同時に成立させる点にある。</w:t>
-      </w:r>
-    </w:p>
-    <w:p>
-      <w:r>
-        <w:rPr>
-          <w:rFonts w:ascii="ＭＳ Ｐゴシック" w:hAnsi="ＭＳ Ｐゴシック" w:eastAsia="ＭＳ Ｐゴシック"/>
-          <w:b w:val="0"/>
-          <w:sz w:val="22"/>
-        </w:rPr>
-        <w:t>さらに、MKFHEに関しては2012年の理論提案から14年が経過しているにもかかわらず、</w:t>
-      </w:r>
-    </w:p>
-    <w:p>
-      <w:r>
-        <w:rPr>
-          <w:rFonts w:ascii="ＭＳ Ｐゴシック" w:hAnsi="ＭＳ Ｐゴシック" w:eastAsia="ＭＳ Ｐゴシック"/>
-          <w:b w:val="0"/>
-          <w:sz w:val="22"/>
-        </w:rPr>
-        <w:t>MKFHEの研究プロトタイプ実装は複数存在する</w:t>
-      </w:r>
-    </w:p>
-    <w:p>
-      <w:r>
-        <w:rPr>
-          <w:rFonts w:ascii="ＭＳ Ｐゴシック" w:hAnsi="ＭＳ Ｐゴシック" w:eastAsia="ＭＳ Ｐゴシック"/>
-          <w:b w:val="0"/>
-          <w:sz w:val="22"/>
-        </w:rPr>
-        <w:t>（MK-TFHE: C++/Go/Julia、MKHE-KKLSS: Go、xMKCKKS: C++等）。</w:t>
-      </w:r>
-    </w:p>
-    <w:p>
-      <w:r>
-        <w:rPr>
-          <w:rFonts w:ascii="ＭＳ Ｐゴシック" w:hAnsi="ＭＳ Ｐゴシック" w:eastAsia="ＭＳ Ｐゴシック"/>
-          <w:b w:val="0"/>
-          <w:sz w:val="22"/>
-        </w:rPr>
-        <w:t>しかし、いずれもBoolean回路レベルのPoC、またはメンテナンスされていない研究コードであり、</w:t>
-      </w:r>
-    </w:p>
-    <w:p>
-      <w:r>
-        <w:rPr>
-          <w:rFonts w:ascii="ＭＳ Ｐゴシック" w:hAnsi="ＭＳ Ｐゴシック" w:eastAsia="ＭＳ Ｐゴシック"/>
-          <w:b w:val="0"/>
-          <w:sz w:val="22"/>
-        </w:rPr>
-        <w:t>**GPU加速を備えたproduction品質のMKFHEライブラリ、</w:t>
-      </w:r>
-    </w:p>
-    <w:p>
-      <w:r>
-        <w:rPr>
-          <w:rFonts w:ascii="ＭＳ Ｐゴシック" w:hAnsi="ＭＳ Ｐゴシック" w:eastAsia="ＭＳ Ｐゴシック"/>
-          <w:b w:val="0"/>
-          <w:sz w:val="22"/>
-        </w:rPr>
-        <w:t>および実用アプリケーションに統合されたMKFHE実装は存在しない**。</w:t>
-      </w:r>
-    </w:p>
-    <w:p>
-      <w:r>
-        <w:rPr>
-          <w:rFonts w:ascii="ＭＳ Ｐゴシック" w:hAnsi="ＭＳ Ｐゴシック" w:eastAsia="ＭＳ Ｐゴシック"/>
-          <w:b w:val="0"/>
-          <w:sz w:val="22"/>
-        </w:rPr>
-        <w:t>既存FHEライブラリとの差分を以下に明確化する。</w:t>
+      <w:r>
+        <w:rPr>
+          <w:rFonts w:ascii="ＭＳ Ｐゴシック" w:hAnsi="ＭＳ Ｐゴシック" w:eastAsia="ＭＳ Ｐゴシック"/>
+          <w:b w:val="0"/>
+          <w:sz w:val="22"/>
+        </w:rPr>
+        <w:t>暗号（FHE/PQC/ZKP）とNP困難な交換最適化（QUBO/アニーリング）を秘匿下で結合した実装が未踏である背景には、要求技能（格子暗号・ゼロ知識証明・量子最適化・移植/創薬ドメイン）が一人の研究者に同居しにくいこと、各部品の実用化が近年であること（FHE bootstrapの高速化、ML-KEMのNIST標準化2024）がある。一方で、本手法が解く課題（データを共有できないことによる最適化機会の損失）は仮説ではない。SPIKE（Birka et al. 2022）は、現行の腎臓交換が複雑なポリシー型データ保護に依存して小規模医療施設を実質的に排除しており、プライバシー保護技術が法的負担を下げて参加障壁を緩和すると報告する。また国際腎臓交換は富裕国の国境内に偏り、越境での拡大が阻まれている（Global Kidney Chains, PNAS 2021）。すなわち「保護できないから連合を組めない」という需要は、当事者・研究者の文献に裏付けられる。ただし既存のプライバシー保護交換（SPIKE / Breuer系）はMPCで保護を解く一方、最適化はNP困難ゆえスケールで近似に留まる。Niobiは保護層（hyde）と最適化層（QUBO）を分離することで、保護を保ったままNP困難な交換cycle-coverに量子最適化を適用する。別々の最良ツールを層ごとに併用するのではなく統合する必然性は、この「プライバシーと最適化品質の両立」を層分離によって同時に成立させる点にある。</w:t>
+      </w:r>
+    </w:p>
+    <w:p>
+      <w:r>
+        <w:rPr>
+          <w:rFonts w:ascii="ＭＳ Ｐゴシック" w:hAnsi="ＭＳ Ｐゴシック" w:eastAsia="ＭＳ Ｐゴシック"/>
+          <w:b w:val="0"/>
+          <w:sz w:val="22"/>
+        </w:rPr>
+        <w:t>さらに、MKFHEに関しては2012年の理論提案から14年が経過しているにもかかわらず、MKFHEの研究プロトタイプ実装は複数存在する（MK-TFHE: C++/Go/Julia、MKHE-KKLSS: Go、xMKCKKS: C++等）。しかし、いずれもBoolean回路レベルのPoC、またはメンテナンスされていない研究コードであり、</w:t>
+      </w:r>
+      <w:r>
+        <w:rPr>
+          <w:rFonts w:ascii="ＭＳ Ｐゴシック" w:hAnsi="ＭＳ Ｐゴシック" w:eastAsia="ＭＳ Ｐゴシック"/>
+          <w:b/>
+          <w:sz w:val="22"/>
+        </w:rPr>
+        <w:t>GPU加速を備えたproduction品質のMKFHEライブラリ、および実用アプリケーションに統合されたMKFHE実装は存在しない</w:t>
+      </w:r>
+      <w:r>
+        <w:rPr>
+          <w:rFonts w:ascii="ＭＳ Ｐゴシック" w:hAnsi="ＭＳ Ｐゴシック" w:eastAsia="ＭＳ Ｐゴシック"/>
+          <w:b w:val="0"/>
+          <w:sz w:val="22"/>
+        </w:rPr>
+        <w:t>。既存FHEライブラリとの差分を以下に明確化する。</w:t>
       </w:r>
     </w:p>
     <w:p>
@@ -4572,17 +3468,7 @@
           <w:b w:val="0"/>
           <w:sz w:val="22"/>
         </w:rPr>
-        <w:t>hydeは常に最上位の保証として機能する（個人情報は鍵なしには乱数と区別不能）。</w:t>
-      </w:r>
-    </w:p>
-    <w:p>
-      <w:r>
-        <w:rPr>
-          <w:rFonts w:ascii="ＭＳ Ｐゴシック" w:hAnsi="ＭＳ Ｐゴシック" w:eastAsia="ＭＳ Ｐゴシック"/>
-          <w:b w:val="0"/>
-          <w:sz w:val="22"/>
-        </w:rPr>
-        <w:t>この前提の下で、計算層の設計選択は以下のように展開した：</w:t>
+        <w:t>hydeは常に最上位の保証として機能する（個人情報は鍵なしには乱数と区別不能）。この前提の下で、計算層の設計選択は以下のように展開した：</w:t>
       </w:r>
     </w:p>
     <w:p>
@@ -4634,27 +3520,7 @@
           <w:b w:val="0"/>
           <w:sz w:val="22"/>
         </w:rPr>
-        <w:t>MKFHEの理論的安全性（信頼前提ゼロ）はスケーラビリティと引き換えに失われるが、</w:t>
-      </w:r>
-    </w:p>
-    <w:p>
-      <w:r>
-        <w:rPr>
-          <w:rFonts w:ascii="ＭＳ Ｐゴシック" w:hAnsi="ＭＳ Ｐゴシック" w:eastAsia="ＭＳ Ｐゴシック"/>
-          <w:b w:val="0"/>
-          <w:sz w:val="22"/>
-        </w:rPr>
-        <w:t>Threshold FHE + hyde + ZKP + BCの4要素で構成される三権分立構造により、</w:t>
-      </w:r>
-    </w:p>
-    <w:p>
-      <w:r>
-        <w:rPr>
-          <w:rFonts w:ascii="ＭＳ Ｐゴシック" w:hAnsi="ＭＳ Ｐゴシック" w:eastAsia="ＭＳ Ｐゴシック"/>
-          <w:b w:val="0"/>
-          <w:sz w:val="22"/>
-        </w:rPr>
-        <w:t>「信頼不要」ではないが「信頼を検証可能」な実用的安全性を達成する。</w:t>
+        <w:t>MKFHEの理論的安全性（信頼前提ゼロ）はスケーラビリティと引き換えに失われるが、Threshold FHE + hyde + ZKP + BCの4要素で構成される三権分立構造により、「信頼不要」ではないが「信頼を検証可能」な実用的安全性を達成する。</w:t>
       </w:r>
     </w:p>
     <w:tbl>
@@ -5141,57 +4007,7 @@
           <w:b w:val="0"/>
           <w:sz w:val="22"/>
         </w:rPr>
-        <w:t>本研究ではMKFHEをplat crateとして実装し、</w:t>
-      </w:r>
-    </w:p>
-    <w:p>
-      <w:r>
-        <w:rPr>
-          <w:rFonts w:ascii="ＭＳ Ｐゴシック" w:hAnsi="ＭＳ Ｐゴシック" w:eastAsia="ＭＳ Ｐゴシック"/>
-          <w:b w:val="0"/>
-          <w:sz w:val="22"/>
-        </w:rPr>
-        <w:t>GPU加速（CUDA 14x）を備えた実用ワークロード</w:t>
-      </w:r>
-    </w:p>
-    <w:p>
-      <w:r>
-        <w:rPr>
-          <w:rFonts w:ascii="ＭＳ Ｐゴシック" w:hAnsi="ＭＳ Ｐゴシック" w:eastAsia="ＭＳ Ｐゴシック"/>
-          <w:b w:val="0"/>
-          <w:sz w:val="22"/>
-        </w:rPr>
-        <w:t>（production_8192: 50.91ms/ペア、GPU加速で約3.6ms/ペア）で実証した。</w:t>
-      </w:r>
-    </w:p>
-    <w:p>
-      <w:r>
-        <w:rPr>
-          <w:rFonts w:ascii="ＭＳ Ｐゴシック" w:hAnsi="ＭＳ Ｐゴシック" w:eastAsia="ＭＳ Ｐゴシック"/>
-          <w:b w:val="0"/>
-          <w:sz w:val="22"/>
-        </w:rPr>
-        <w:t>既存の研究プロトタイプ（MK-TFHE等）はBoolean回路レベルのPoCに留まっている。</w:t>
-      </w:r>
-    </w:p>
-    <w:p>
-      <w:r>
-        <w:rPr>
-          <w:rFonts w:ascii="ＭＳ Ｐゴシック" w:hAnsi="ＭＳ Ｐゴシック" w:eastAsia="ＭＳ Ｐゴシック"/>
-          <w:b w:val="0"/>
-          <w:sz w:val="22"/>
-        </w:rPr>
-        <w:t>MKFHEの実装は小規模ケース（2-3機関間の直接マッチング等）で引き続き有用であり、</w:t>
-      </w:r>
-    </w:p>
-    <w:p>
-      <w:r>
-        <w:rPr>
-          <w:rFonts w:ascii="ＭＳ Ｐゴシック" w:hAnsi="ＭＳ Ｐゴシック" w:eastAsia="ＭＳ Ｐゴシック"/>
-          <w:b w:val="0"/>
-          <w:sz w:val="22"/>
-        </w:rPr>
-        <w:t>Threshold FHEへの設計転換の過程で得られた知見（5.1節）は本研究の独自の貢献である。</w:t>
+        <w:t>本研究ではMKFHEをplat crateとして実装し、GPU加速（CUDA 14x）を備えた実用ワークロード（production_8192: 50.91ms/ペア、GPU加速で約3.6ms/ペア）で実証した。既存の研究プロトタイプ（MK-TFHE等）はBoolean回路レベルのPoCに留まっている。MKFHEの実装は小規模ケース（2-3機関間の直接マッチング等）で引き続き有用であり、Threshold FHEへの設計転換の過程で得られた知見（5.1節）は本研究の独自の貢献である。</w:t>
       </w:r>
     </w:p>
     <w:p>
@@ -5358,27 +4174,7 @@
           <w:b w:val="0"/>
           <w:sz w:val="22"/>
         </w:rPr>
-        <w:t>hydeによる暗号化プールが存在しなければ、常時の最適化もリアルタイムマッチングも不可能である。</w:t>
-      </w:r>
-    </w:p>
-    <w:p>
-      <w:r>
-        <w:rPr>
-          <w:rFonts w:ascii="ＭＳ Ｐゴシック" w:hAnsi="ＭＳ Ｐゴシック" w:eastAsia="ＭＳ Ｐゴシック"/>
-          <w:b w:val="0"/>
-          <w:sz w:val="22"/>
-        </w:rPr>
-        <w:t>hydeが解く問題は「プールを作れること」であり、</w:t>
-      </w:r>
-    </w:p>
-    <w:p>
-      <w:r>
-        <w:rPr>
-          <w:rFonts w:ascii="ＭＳ Ｐゴシック" w:hAnsi="ＭＳ Ｐゴシック" w:eastAsia="ＭＳ Ｐゴシック"/>
-          <w:b w:val="0"/>
-          <w:sz w:val="22"/>
-        </w:rPr>
-        <w:t>それが実現した瞬間に全ての最適化が可能になる。</w:t>
+        <w:t>hydeによる暗号化プールが存在しなければ、常時の最適化もリアルタイムマッチングも不可能である。hydeが解く問題は「プールを作れること」であり、それが実現した瞬間に全ての最適化が可能になる。</w:t>
       </w:r>
     </w:p>
     <w:p>
@@ -5398,67 +4194,17 @@
           <w:b w:val="0"/>
           <w:sz w:val="22"/>
         </w:rPr>
-        <w:t>本研究の設計過程で、MKFHEの per-individual key モデルはKEPの全体最適化と</w:t>
-      </w:r>
-    </w:p>
-    <w:p>
-      <w:r>
-        <w:rPr>
-          <w:rFonts w:ascii="ＭＳ Ｐゴシック" w:hAnsi="ＭＳ Ｐゴシック" w:eastAsia="ＭＳ Ｐゴシック"/>
-          <w:b w:val="0"/>
-          <w:sz w:val="22"/>
-        </w:rPr>
-        <w:t>根本的に両立しないことを発見した。N人のMKFHE計算結果を復号するにはN人全員の</w:t>
-      </w:r>
-    </w:p>
-    <w:p>
-      <w:r>
-        <w:rPr>
-          <w:rFonts w:ascii="ＭＳ Ｐゴシック" w:hAnsi="ＭＳ Ｐゴシック" w:eastAsia="ＭＳ Ｐゴシック"/>
-          <w:b w:val="0"/>
-          <w:sz w:val="22"/>
-        </w:rPr>
-        <w:t>部分復号が必要であり、1人でも欠ければ結果を利用できない（5.1節で詳述）。</w:t>
-      </w:r>
-    </w:p>
-    <w:p>
-      <w:r>
-        <w:rPr>
-          <w:rFonts w:ascii="ＭＳ Ｐゴシック" w:hAnsi="ＭＳ Ｐゴシック" w:eastAsia="ＭＳ Ｐゴシック"/>
-          <w:b w:val="0"/>
-          <w:sz w:val="22"/>
-        </w:rPr>
-        <w:t>なお、FHE暗号状態での比較・ランキング操作に対して既知の値を投入し順序情報を推定する攻撃</w:t>
-      </w:r>
-    </w:p>
-    <w:p>
-      <w:r>
-        <w:rPr>
-          <w:rFonts w:ascii="ＭＳ Ｐゴシック" w:hAnsi="ＭＳ Ｐゴシック" w:eastAsia="ＭＳ Ｐゴシック"/>
-          <w:b w:val="0"/>
-          <w:sz w:val="22"/>
-        </w:rPr>
-        <w:t>（比較攻撃）は、MKFHEでもThreshold FHEでも暗号学的に不可能である（5.1節）。</w:t>
-      </w:r>
-    </w:p>
-    <w:p>
-      <w:r>
-        <w:rPr>
-          <w:rFonts w:ascii="ＭＳ Ｐゴシック" w:hAnsi="ＭＳ Ｐゴシック" w:eastAsia="ＭＳ Ｐゴシック"/>
-          <w:b w:val="0"/>
-          <w:sz w:val="22"/>
-        </w:rPr>
-        <w:t>閾値復号の段階で閾値機関に開示されるのは匿名化されたスコア順序のみであり、</w:t>
-      </w:r>
-    </w:p>
-    <w:p>
-      <w:r>
-        <w:rPr>
-          <w:rFonts w:ascii="ＭＳ Ｐゴシック" w:hAnsi="ＭＳ Ｐゴシック" w:eastAsia="ＭＳ Ｐゴシック"/>
-          <w:b w:val="0"/>
-          <w:sz w:val="22"/>
-        </w:rPr>
-        <w:t>これはマッチング最適化に必要な設計上の意図的な情報開示として許容する。</w:t>
+        <w:t>本研究の設計過程で、MKFHEの per-individual key モデルはKEPの全体最適化と根本的に両立しないことを発見した。N人のMKFHE計算結果を復号するにはN人全員の部分復号が必要であり、1人でも欠ければ結果を利用できない（5.1節で詳述）。</w:t>
+      </w:r>
+    </w:p>
+    <w:p>
+      <w:r>
+        <w:rPr>
+          <w:rFonts w:ascii="ＭＳ Ｐゴシック" w:hAnsi="ＭＳ Ｐゴシック" w:eastAsia="ＭＳ Ｐゴシック"/>
+          <w:b w:val="0"/>
+          <w:sz w:val="22"/>
+        </w:rPr>
+        <w:t>なお、FHE暗号状態での比較・ランキング操作に対して既知の値を投入し順序情報を推定する攻撃（比較攻撃）は、MKFHEでもThreshold FHEでも暗号学的に不可能である（5.1節）。閾値復号の段階で閾値機関に開示されるのは匿名化されたスコア順序のみであり、これはマッチング最適化に必要な設計上の意図的な情報開示として許容する。</w:t>
       </w:r>
     </w:p>
     <w:p>
@@ -5967,65 +4713,13 @@
         </w:rPr>
         <w:t>MKFHEの位置づけ:</w:t>
       </w:r>
-    </w:p>
-    <w:p>
-      <w:r>
-        <w:rPr>
-          <w:rFonts w:ascii="ＭＳ Ｐゴシック" w:hAnsi="ＭＳ Ｐゴシック" w:eastAsia="ＭＳ Ｐゴシック"/>
-          <w:b w:val="0"/>
-          <w:sz w:val="22"/>
-        </w:rPr>
-        <w:t>MKFHEは本研究のplat crateで実装し、bootstrappingを含むフルスタックを実証した。</w:t>
-      </w:r>
-    </w:p>
-    <w:p>
-      <w:r>
-        <w:rPr>
-          <w:rFonts w:ascii="ＭＳ Ｐゴシック" w:hAnsi="ＭＳ Ｐゴシック" w:eastAsia="ＭＳ Ｐゴシック"/>
-          <w:b w:val="0"/>
-          <w:sz w:val="22"/>
-        </w:rPr>
-        <w:t>2者間の暗号化比較（MK-PBS）が動作することを確認した（4.3節）。</w:t>
-      </w:r>
-    </w:p>
-    <w:p>
-      <w:r>
-        <w:rPr>
-          <w:rFonts w:ascii="ＭＳ Ｐゴシック" w:hAnsi="ＭＳ Ｐゴシック" w:eastAsia="ＭＳ Ｐゴシック"/>
-          <w:b w:val="0"/>
-          <w:sz w:val="22"/>
-        </w:rPr>
-        <w:t>ただし全体最適化のスケーラビリティにおいてはThreshold FHEが優位であり、</w:t>
-      </w:r>
-    </w:p>
-    <w:p>
-      <w:r>
-        <w:rPr>
-          <w:rFonts w:ascii="ＭＳ Ｐゴシック" w:hAnsi="ＭＳ Ｐゴシック" w:eastAsia="ＭＳ Ｐゴシック"/>
-          <w:b w:val="0"/>
-          <w:sz w:val="22"/>
-        </w:rPr>
-        <w:t>productionアーキテクチャではThreshold FHEを採用する。</w:t>
-      </w:r>
-    </w:p>
-    <w:p>
-      <w:r>
-        <w:rPr>
-          <w:rFonts w:ascii="ＭＳ Ｐゴシック" w:hAnsi="ＭＳ Ｐゴシック" w:eastAsia="ＭＳ Ｐゴシック"/>
-          <w:b w:val="0"/>
-          <w:sz w:val="22"/>
-        </w:rPr>
-        <w:t>MKFHEは「各自が独立鍵を持てる」という理論的に最強のプライバシーモデルとして、</w:t>
-      </w:r>
-    </w:p>
-    <w:p>
-      <w:r>
-        <w:rPr>
-          <w:rFonts w:ascii="ＭＳ Ｐゴシック" w:hAnsi="ＭＳ Ｐゴシック" w:eastAsia="ＭＳ Ｐゴシック"/>
-          <w:b w:val="0"/>
-          <w:sz w:val="22"/>
-        </w:rPr>
-        <w:t>小規模ケース（2-3機関間の直接マッチング等）で引き続き有用である。</w:t>
+      <w:r>
+        <w:rPr>
+          <w:rFonts w:ascii="ＭＳ Ｐゴシック" w:hAnsi="ＭＳ Ｐゴシック" w:eastAsia="ＭＳ Ｐゴシック"/>
+          <w:b w:val="0"/>
+          <w:sz w:val="22"/>
+        </w:rPr>
+        <w:t>MKFHEは本研究のplat crateで実装し、bootstrappingを含むフルスタックを実証した。2者間の暗号化比較（MK-PBS）が動作することを確認した（4.3節）。ただし全体最適化のスケーラビリティにおいてはThreshold FHEが優位であり、productionアーキテクチャではThreshold FHEを採用する。MKFHEは「各自が独立鍵を持てる」という理論的に最強のプライバシーモデルとして、小規模ケース（2-3機関間の直接マッチング等）で引き続き有用である。</w:t>
       </w:r>
     </w:p>
     <w:p>
@@ -6037,85 +4731,13 @@
         </w:rPr>
         <w:t>8ステッププロトコル:</w:t>
       </w:r>
-    </w:p>
-    <w:p>
-      <w:r>
-        <w:rPr>
-          <w:rFonts w:ascii="ＭＳ Ｐゴシック" w:hAnsi="ＭＳ Ｐゴシック" w:eastAsia="ＭＳ Ｐゴシック"/>
-          <w:b w:val="0"/>
-          <w:sz w:val="22"/>
-        </w:rPr>
-        <w:t>1. 検査結果をスマホに保存（平文、検査機関の電子署名付き）</w:t>
-      </w:r>
-    </w:p>
-    <w:p>
-      <w:r>
-        <w:rPr>
-          <w:rFonts w:ascii="ＭＳ Ｐゴシック" w:hAnsi="ＭＳ Ｐゴシック" w:eastAsia="ＭＳ Ｐゴシック"/>
-          <w:b w:val="0"/>
-          <w:sz w:val="22"/>
-        </w:rPr>
-        <w:t>2. TPM署名（本人証明）＋病院署名（データ真正性証明）を付与し、TLS経由でTEEに送信。個人情報はhyde鍵で暗号化（保護層）</w:t>
-      </w:r>
-    </w:p>
-    <w:p>
-      <w:r>
-        <w:rPr>
-          <w:rFonts w:ascii="ＭＳ Ｐゴシック" w:hAnsi="ＭＳ Ｐゴシック" w:eastAsia="ＭＳ Ｐゴシック"/>
-          <w:b w:val="0"/>
-          <w:sz w:val="22"/>
-        </w:rPr>
-        <w:t>3. TEE内で両署名を検証 → 検証OKならFHE公開鍵（非公開、TEE内のみ）で適合率データを暗号化 → 暗号化データを匿名プールに格納</w:t>
-      </w:r>
-    </w:p>
-    <w:p>
-      <w:r>
-        <w:rPr>
-          <w:rFonts w:ascii="ＭＳ Ｐゴシック" w:hAnsi="ＭＳ Ｐゴシック" w:eastAsia="ＭＳ Ｐゴシック"/>
-          <w:b w:val="0"/>
-          <w:sz w:val="22"/>
-        </w:rPr>
-        <w:t>4. FHE暗号状態のまま適合性スコア計算（bootstrappingにより比較・ランキングも可能）</w:t>
-      </w:r>
-    </w:p>
-    <w:p>
-      <w:r>
-        <w:rPr>
-          <w:rFonts w:ascii="ＭＳ Ｐゴシック" w:hAnsi="ＭＳ Ｐゴシック" w:eastAsia="ＭＳ Ｐゴシック"/>
-          <w:b w:val="0"/>
-          <w:sz w:val="22"/>
-        </w:rPr>
-        <w:t>5. 閾値復号（t-of-n独立機関、各シェアはTEE内に保管）で匿名化されたスコアグラフを構築</w:t>
-      </w:r>
-    </w:p>
-    <w:p>
-      <w:r>
-        <w:rPr>
-          <w:rFonts w:ascii="ＭＳ Ｐゴシック" w:hAnsi="ＭＳ Ｐゴシック" w:eastAsia="ＭＳ Ｐゴシック"/>
-          <w:b w:val="0"/>
-          <w:sz w:val="22"/>
-        </w:rPr>
-        <w:t>6. 量子アニーリング/QUBOソルバーで最適マッチング</w:t>
-      </w:r>
-    </w:p>
-    <w:p>
-      <w:r>
-        <w:rPr>
-          <w:rFonts w:ascii="ＭＳ Ｐゴシック" w:hAnsi="ＭＳ Ｐゴシック" w:eastAsia="ＭＳ Ｐゴシック"/>
-          <w:b w:val="0"/>
-          <w:sz w:val="22"/>
-        </w:rPr>
-        <w:t>7. マッチ結果を本人のhyde公開鍵で暗号化しプールに投入（プル型通知、通知を読んだか否かも外部から不可視）</w:t>
-      </w:r>
-    </w:p>
-    <w:p>
-      <w:r>
-        <w:rPr>
-          <w:rFonts w:ascii="ＭＳ Ｐゴシック" w:hAnsi="ＭＳ Ｐゴシック" w:eastAsia="ＭＳ Ｐゴシック"/>
-          <w:b w:val="0"/>
-          <w:sz w:val="22"/>
-        </w:rPr>
-        <w:t>8. 合意 → 病院が仲介（手術のみ）</w:t>
+      <w:r>
+        <w:rPr>
+          <w:rFonts w:ascii="ＭＳ Ｐゴシック" w:hAnsi="ＭＳ Ｐゴシック" w:eastAsia="ＭＳ Ｐゴシック"/>
+          <w:b w:val="0"/>
+          <w:sz w:val="22"/>
+        </w:rPr>
+        <w:t>1. 検査結果をスマホに保存（平文、検査機関の電子署名付き）2. TPM署名（本人証明）＋病院署名（データ真正性証明）を付与し、TLS経由でTEEに送信。個人情報はhyde鍵で暗号化（保護層）3. TEE内で両署名を検証 → 検証OKならFHE公開鍵（非公開、TEE内のみ）で適合率データを暗号化 → 暗号化データを匿名プールに格納4. FHE暗号状態のまま適合性スコア計算（bootstrappingにより比較・ランキングも可能）5. 閾値復号（t-of-n独立機関、各シェアはTEE内に保管）で匿名化されたスコアグラフを構築6. 量子アニーリング/QUBOソルバーで最適マッチング7. マッチ結果を本人のhyde公開鍵で暗号化しプールに投入（プル型通知、通知を読んだか否かも外部から不可視）8. 合意 → 病院が仲介（手術のみ）</w:t>
       </w:r>
     </w:p>
     <w:p>
@@ -6135,97 +4757,17 @@
           <w:b w:val="0"/>
           <w:sz w:val="22"/>
         </w:rPr>
-        <w:t>hyde暗号文は復号鍵なしには乱数と計算量的に区別不能（IND-CCA2安全性）である。</w:t>
-      </w:r>
-    </w:p>
-    <w:p>
-      <w:r>
-        <w:rPr>
-          <w:rFonts w:ascii="ＭＳ Ｐゴシック" w:hAnsi="ＭＳ Ｐゴシック" w:eastAsia="ＭＳ Ｐゴシック"/>
-          <w:b w:val="0"/>
-          <w:sz w:val="22"/>
-        </w:rPr>
-        <w:t>APPI第2条は個人情報を「特定の個人を識別できる情報」と定義する。</w:t>
-      </w:r>
-    </w:p>
-    <w:p>
-      <w:r>
-        <w:rPr>
-          <w:rFonts w:ascii="ＭＳ Ｐゴシック" w:hAnsi="ＭＳ Ｐゴシック" w:eastAsia="ＭＳ Ｐゴシック"/>
-          <w:b w:val="0"/>
-          <w:sz w:val="22"/>
-        </w:rPr>
-        <w:t>復号手段を持たない第三者にとってhyde暗号文は乱数と計算量的に区別不能であり、その第三者の視点では識別性を欠く。</w:t>
-      </w:r>
-    </w:p>
-    <w:p>
-      <w:r>
-        <w:rPr>
-          <w:rFonts w:ascii="ＭＳ Ｐゴシック" w:hAnsi="ＭＳ Ｐゴシック" w:eastAsia="ＭＳ Ｐゴシック"/>
-          <w:b w:val="0"/>
-          <w:sz w:val="22"/>
-        </w:rPr>
-        <w:t>ただしAPPIの容易照合性の観点では、本人（hyde鍵を保持するTPM）は身元情報への復元経路を持ち、</w:t>
-      </w:r>
-    </w:p>
-    <w:p>
-      <w:r>
-        <w:rPr>
-          <w:rFonts w:ascii="ＭＳ Ｐゴシック" w:hAnsi="ＭＳ Ｐゴシック" w:eastAsia="ＭＳ Ｐゴシック"/>
-          <w:b w:val="0"/>
-          <w:sz w:val="22"/>
-        </w:rPr>
-        <w:t>閾値機関（t-of-n）はFHE層の匿名スコアを復号しうるため、システム全体としては復元経路が残る。</w:t>
-      </w:r>
-    </w:p>
-    <w:p>
-      <w:r>
-        <w:rPr>
-          <w:rFonts w:ascii="ＭＳ Ｐゴシック" w:hAnsi="ＭＳ Ｐゴシック" w:eastAsia="ＭＳ Ｐゴシック"/>
-          <w:b w:val="0"/>
-          <w:sz w:val="22"/>
-        </w:rPr>
-        <w:t>したがって非個人情報化を断定するものではなく、最終的な該否は個情委ガイドラインに照らした整理を要する。</w:t>
-      </w:r>
-    </w:p>
-    <w:p>
-      <w:r>
-        <w:rPr>
-          <w:rFonts w:ascii="ＭＳ Ｐゴシック" w:hAnsi="ＭＳ Ｐゴシック" w:eastAsia="ＭＳ Ｐゴシック"/>
-          <w:b w:val="0"/>
-          <w:sz w:val="22"/>
-        </w:rPr>
-        <w:t>従来のプライバシー保護は「個人情報を保護しながら計算する」アプローチである。</w:t>
-      </w:r>
-    </w:p>
-    <w:p>
-      <w:r>
-        <w:rPr>
-          <w:rFonts w:ascii="ＭＳ Ｐゴシック" w:hAnsi="ＭＳ Ｐゴシック" w:eastAsia="ＭＳ Ｐゴシック"/>
-          <w:b w:val="0"/>
-          <w:sz w:val="22"/>
-        </w:rPr>
-        <w:t>Niobiの設計は異なる：計算に使うデータ（適合率）と個人を特定するデータ（身元情報）を</w:t>
-      </w:r>
-    </w:p>
-    <w:p>
-      <w:r>
-        <w:rPr>
-          <w:rFonts w:ascii="ＭＳ Ｐゴシック" w:hAnsi="ＭＳ Ｐゴシック" w:eastAsia="ＭＳ Ｐゴシック"/>
-          <w:b w:val="0"/>
-          <w:sz w:val="22"/>
-        </w:rPr>
-        <w:t>暗号学的に分離し、プール内のどのデータも単独では受領者にとって識別性を持たない状態を作る。</w:t>
-      </w:r>
-    </w:p>
-    <w:p>
-      <w:r>
-        <w:rPr>
-          <w:rFonts w:ascii="ＭＳ Ｐゴシック" w:hAnsi="ＭＳ Ｐゴシック" w:eastAsia="ＭＳ Ｐゴシック"/>
-          <w:b w:val="0"/>
-          <w:sz w:val="22"/>
-        </w:rPr>
-        <w:t>保護すべきものを守るだけでなく、共有時点での識別リスクそのものを暗号学的に最小化する。</w:t>
+        <w:t>hyde暗号文は復号鍵なしには乱数と計算量的に区別不能（IND-CCA2安全性）である。APPI第2条は個人情報を「特定の個人を識別できる情報」と定義する。復号手段を持たない第三者にとってhyde暗号文は乱数と計算量的に区別不能であり、その第三者の視点では識別性を欠く。ただしAPPIの容易照合性の観点では、本人（hyde鍵を保持するTPM）は身元情報への復元経路を持ち、閾値機関（t-of-n）はFHE層の匿名スコアを復号しうるため、システム全体としては復元経路が残る。したがって非個人情報化を断定するものではなく、最終的な該否は個情委ガイドラインに照らした整理を要する。</w:t>
+      </w:r>
+    </w:p>
+    <w:p>
+      <w:r>
+        <w:rPr>
+          <w:rFonts w:ascii="ＭＳ Ｐゴシック" w:hAnsi="ＭＳ Ｐゴシック" w:eastAsia="ＭＳ Ｐゴシック"/>
+          <w:b w:val="0"/>
+          <w:sz w:val="22"/>
+        </w:rPr>
+        <w:t>従来のプライバシー保護は「個人情報を保護しながら計算する」アプローチである。Niobiの設計は異なる：計算に使うデータ（適合率）と個人を特定するデータ（身元情報）を暗号学的に分離し、プール内のどのデータも単独では受領者にとって識別性を持たない状態を作る。保護すべきものを守るだけでなく、共有時点での識別リスクそのものを暗号学的に最小化する。</w:t>
       </w:r>
     </w:p>
     <w:p>
@@ -6245,117 +4787,17 @@
           <w:b w:val="0"/>
           <w:sz w:val="22"/>
         </w:rPr>
-        <w:t>ECJのSRB v EDPS判決（C-413/23 P, 2025年）は、受領者が再識別手段を持たない</w:t>
-      </w:r>
-    </w:p>
-    <w:p>
-      <w:r>
-        <w:rPr>
-          <w:rFonts w:ascii="ＭＳ Ｐゴシック" w:hAnsi="ＭＳ Ｐゴシック" w:eastAsia="ＭＳ Ｐゴシック"/>
-          <w:b w:val="0"/>
-          <w:sz w:val="22"/>
-        </w:rPr>
-        <w:t>仮名化データはGDPRの適用範囲外となることを確認した。</w:t>
-      </w:r>
-    </w:p>
-    <w:p>
-      <w:r>
-        <w:rPr>
-          <w:rFonts w:ascii="ＭＳ Ｐゴシック" w:hAnsi="ＭＳ Ｐゴシック" w:eastAsia="ＭＳ Ｐゴシック"/>
-          <w:b w:val="0"/>
-          <w:sz w:val="22"/>
-        </w:rPr>
-        <w:t>EDPSが「仮名化データは常に個人データ」と判断したのに対し、</w:t>
-      </w:r>
-    </w:p>
-    <w:p>
-      <w:r>
-        <w:rPr>
-          <w:rFonts w:ascii="ＭＳ Ｐゴシック" w:hAnsi="ＭＳ Ｐゴシック" w:eastAsia="ＭＳ Ｐゴシック"/>
-          <w:b w:val="0"/>
-          <w:sz w:val="22"/>
-        </w:rPr>
-        <w:t>ECJは受領者の視点を考慮し、追加データへのアクセスも法的取得手段もない場合は</w:t>
-      </w:r>
-    </w:p>
-    <w:p>
-      <w:r>
-        <w:rPr>
-          <w:rFonts w:ascii="ＭＳ Ｐゴシック" w:hAnsi="ＭＳ Ｐゴシック" w:eastAsia="ＭＳ Ｐゴシック"/>
-          <w:b w:val="0"/>
-          <w:sz w:val="22"/>
-        </w:rPr>
-        <w:t>個人データに該当しないと判示した。</w:t>
-      </w:r>
-    </w:p>
-    <w:p>
-      <w:r>
-        <w:rPr>
-          <w:rFonts w:ascii="ＭＳ Ｐゴシック" w:hAnsi="ＭＳ Ｐゴシック" w:eastAsia="ＭＳ Ｐゴシック"/>
-          <w:b w:val="0"/>
-          <w:sz w:val="22"/>
-        </w:rPr>
-        <w:t>hyde暗号文は仮名化より暗号学的に強い保護を提供する。</w:t>
-      </w:r>
-    </w:p>
-    <w:p>
-      <w:r>
-        <w:rPr>
-          <w:rFonts w:ascii="ＭＳ Ｐゴシック" w:hAnsi="ＭＳ Ｐゴシック" w:eastAsia="ＭＳ Ｐゴシック"/>
-          <w:b w:val="0"/>
-          <w:sz w:val="22"/>
-        </w:rPr>
-        <w:t>仮名化は「コードで置き換える」だけであり、追加データとの照合で再識別が理論上可能だが、</w:t>
-      </w:r>
-    </w:p>
-    <w:p>
-      <w:r>
-        <w:rPr>
-          <w:rFonts w:ascii="ＭＳ Ｐゴシック" w:hAnsi="ＭＳ Ｐゴシック" w:eastAsia="ＭＳ Ｐゴシック"/>
-          <w:b w:val="0"/>
-          <w:sz w:val="22"/>
-        </w:rPr>
-        <w:t>hyde暗号文はTPMに閉じた鍵なしには乱数と計算量的に区別不能であり、</w:t>
-      </w:r>
-    </w:p>
-    <w:p>
-      <w:r>
-        <w:rPr>
-          <w:rFonts w:ascii="ＭＳ Ｐゴシック" w:hAnsi="ＭＳ Ｐゴシック" w:eastAsia="ＭＳ Ｐゴシック"/>
-          <w:b w:val="0"/>
-          <w:sz w:val="22"/>
-        </w:rPr>
-        <w:t>追加データの存在自体が無意味である。</w:t>
-      </w:r>
-    </w:p>
-    <w:p>
-      <w:r>
-        <w:rPr>
-          <w:rFonts w:ascii="ＭＳ Ｐゴシック" w:hAnsi="ＭＳ Ｐゴシック" w:eastAsia="ＭＳ Ｐゴシック"/>
-          <w:b w:val="0"/>
-          <w:sz w:val="22"/>
-        </w:rPr>
-        <w:t>さらにML-KEM-768（NIST標準PQC）の採用により、GDPR Recital 26が要求する</w:t>
-      </w:r>
-    </w:p>
-    <w:p>
-      <w:r>
-        <w:rPr>
-          <w:rFonts w:ascii="ＭＳ Ｐゴシック" w:hAnsi="ＭＳ Ｐゴシック" w:eastAsia="ＭＳ Ｐゴシック"/>
-          <w:b w:val="0"/>
-          <w:sz w:val="22"/>
-        </w:rPr>
-        <w:t>「将来の技術進歩を考慮した再識別手段」の評価においても、</w:t>
-      </w:r>
-    </w:p>
-    <w:p>
-      <w:r>
-        <w:rPr>
-          <w:rFonts w:ascii="ＭＳ Ｐゴシック" w:hAnsi="ＭＳ Ｐゴシック" w:eastAsia="ＭＳ Ｐゴシック"/>
-          <w:b w:val="0"/>
-          <w:sz w:val="22"/>
-        </w:rPr>
-        <w:t>量子コンピュータによる攻撃に耐性があるという現存する暗号で最も強い立場にある。</w:t>
+        <w:t>ECJのSRB v EDPS判決（C-413/23 P, 2025年）は、受領者が再識別手段を持たない仮名化データはGDPRの適用範囲外となることを確認した。EDPSが「仮名化データは常に個人データ」と判断したのに対し、ECJは受領者の視点を考慮し、追加データへのアクセスも法的取得手段もない場合は個人データに該当しないと判示した。</w:t>
+      </w:r>
+    </w:p>
+    <w:p>
+      <w:r>
+        <w:rPr>
+          <w:rFonts w:ascii="ＭＳ Ｐゴシック" w:hAnsi="ＭＳ Ｐゴシック" w:eastAsia="ＭＳ Ｐゴシック"/>
+          <w:b w:val="0"/>
+          <w:sz w:val="22"/>
+        </w:rPr>
+        <w:t>hyde暗号文は仮名化より暗号学的に強い保護を提供する。仮名化は「コードで置き換える」だけであり、追加データとの照合で再識別が理論上可能だが、hyde暗号文はTPMに閉じた鍵なしには乱数と計算量的に区別不能であり、追加データの存在自体が無意味である。さらにML-KEM-768（NIST標準PQC）の採用により、GDPR Recital 26が要求する「将来の技術進歩を考慮した再識別手段」の評価においても、量子コンピュータによる攻撃に耐性があるという現存する暗号で最も強い立場にある。</w:t>
       </w:r>
     </w:p>
     <w:p>
@@ -6373,57 +4815,7 @@
           <w:b w:val="0"/>
           <w:sz w:val="22"/>
         </w:rPr>
-        <w:t xml:space="preserve"> SRB判決が直接判断したのは仮名化（pseudonymisation）であり、</w:t>
-      </w:r>
-    </w:p>
-    <w:p>
-      <w:r>
-        <w:rPr>
-          <w:rFonts w:ascii="ＭＳ Ｐゴシック" w:hAnsi="ＭＳ Ｐゴシック" w:eastAsia="ＭＳ Ｐゴシック"/>
-          <w:b w:val="0"/>
-          <w:sz w:val="22"/>
-        </w:rPr>
-        <w:t>暗号化（encryption）への適用は「暗号化は仮名化より強い保護」という延長解釈である（判決が明示したものではない）。</w:t>
-      </w:r>
-    </w:p>
-    <w:p>
-      <w:r>
-        <w:rPr>
-          <w:rFonts w:ascii="ＭＳ Ｐゴシック" w:hAnsi="ＭＳ Ｐゴシック" w:eastAsia="ＭＳ Ｐゴシック"/>
-          <w:b w:val="0"/>
-          <w:sz w:val="22"/>
-        </w:rPr>
-        <w:t>また判決は、データを収集・暗号化して開示する元の管理者（本設計では医療機関）には保護法が適用され続けると明確に述べている。</w:t>
-      </w:r>
-    </w:p>
-    <w:p>
-      <w:r>
-        <w:rPr>
-          <w:rFonts w:ascii="ＭＳ Ｐゴシック" w:hAnsi="ＭＳ Ｐゴシック" w:eastAsia="ＭＳ Ｐゴシック"/>
-          <w:b w:val="0"/>
-          <w:sz w:val="22"/>
-        </w:rPr>
-        <w:t>さらに該否は「合理的に利用されうるすべての手段」を考慮する文脈依存・リスクベースの評価であり、</w:t>
-      </w:r>
-    </w:p>
-    <w:p>
-      <w:r>
-        <w:rPr>
-          <w:rFonts w:ascii="ＭＳ Ｐゴシック" w:hAnsi="ＭＳ Ｐゴシック" w:eastAsia="ＭＳ Ｐゴシック"/>
-          <w:b w:val="0"/>
-          <w:sz w:val="22"/>
-        </w:rPr>
-        <w:t>暗号強度の一点で自動的に決まるものではない。したがって本設計の主張は「個人情報が消滅する」ではなく、</w:t>
-      </w:r>
-    </w:p>
-    <w:p>
-      <w:r>
-        <w:rPr>
-          <w:rFonts w:ascii="ＭＳ Ｐゴシック" w:hAnsi="ＭＳ Ｐゴシック" w:eastAsia="ＭＳ Ｐゴシック"/>
-          <w:b w:val="0"/>
-          <w:sz w:val="22"/>
-        </w:rPr>
-        <w:t>「再識別手段を持たない受領者の視点では個人データに該当しないと合理的に主張でき、元管理者の義務は残る」という射程で述べる。</w:t>
+        <w:t xml:space="preserve"> SRB判決が直接判断したのは仮名化（pseudonymisation）であり、暗号化（encryption）への適用は「暗号化は仮名化より強い保護」という延長解釈である（判決が明示したものではない）。また判決は、データを収集・暗号化して開示する元の管理者（本設計では医療機関）には保護法が適用され続けると明確に述べている。さらに該否は「合理的に利用されうるすべての手段」を考慮する文脈依存・リスクベースの評価であり、暗号強度の一点で自動的に決まるものではない。したがって本設計の主張は「個人情報が消滅する」ではなく、「再識別手段を持たない受領者の視点では個人データに該当しないと合理的に主張でき、元管理者の義務は残る」という射程で述べる。</w:t>
       </w:r>
     </w:p>
     <w:p>
@@ -6465,37 +4857,17 @@
           <w:b w:val="0"/>
           <w:sz w:val="22"/>
         </w:rPr>
-        <w:t>への復号経路は本人のTPM以外に存在しない。</w:t>
-      </w:r>
-    </w:p>
-    <w:p>
-      <w:r>
-        <w:rPr>
-          <w:rFonts w:ascii="ＭＳ Ｐゴシック" w:hAnsi="ＭＳ Ｐゴシック" w:eastAsia="ＭＳ Ｐゴシック"/>
-          <w:b w:val="0"/>
-          <w:sz w:val="22"/>
-        </w:rPr>
-        <w:t>したがって閾値機関も身元情報には到達できず、前段の「復元経路」とはFHE層の匿名スコアに限った話である（層の分離）。</w:t>
-      </w:r>
-    </w:p>
-    <w:p>
-      <w:r>
-        <w:rPr>
-          <w:rFonts w:ascii="ＭＳ Ｐゴシック" w:hAnsi="ＭＳ Ｐゴシック" w:eastAsia="ＭＳ Ｐゴシック"/>
-          <w:b w:val="0"/>
-          <w:sz w:val="22"/>
-        </w:rPr>
-        <w:t>hyde暗号化プール内のデータは、プール運営者・閾値機関・各国ノードのいずれにとっても、</w:t>
-      </w:r>
-    </w:p>
-    <w:p>
-      <w:r>
-        <w:rPr>
-          <w:rFonts w:ascii="ＭＳ Ｐゴシック" w:hAnsi="ＭＳ Ｐゴシック" w:eastAsia="ＭＳ Ｐゴシック"/>
-          <w:b w:val="0"/>
-          <w:sz w:val="22"/>
-        </w:rPr>
-        <w:t>GDPR・HIPAA・APPIにおける個人データの定義を満たさないと合理的に主張できる。</w:t>
+        <w:t>への復号経路は本人のTPM以外に存在しない。したがって閾値機関も身元情報には到達できず、前段の「復元経路」とはFHE層の匿名スコアに限った話である（層の分離）。</w:t>
+      </w:r>
+    </w:p>
+    <w:p>
+      <w:r>
+        <w:rPr>
+          <w:rFonts w:ascii="ＭＳ Ｐゴシック" w:hAnsi="ＭＳ Ｐゴシック" w:eastAsia="ＭＳ Ｐゴシック"/>
+          <w:b w:val="0"/>
+          <w:sz w:val="22"/>
+        </w:rPr>
+        <w:t>hyde暗号化プール内のデータは、プール運営者・閾値機関・各国ノードのいずれにとっても、GDPR・HIPAA・APPIにおける個人データの定義を満たさないと合理的に主張できる。</w:t>
       </w:r>
     </w:p>
     <w:p>
@@ -6635,37 +5007,7 @@
           <w:b w:val="0"/>
           <w:sz w:val="22"/>
         </w:rPr>
-        <w:t>計算に必要な適合率データは共通FHE公開鍵で暗号化され、閾値機関が管理する。</w:t>
-      </w:r>
-    </w:p>
-    <w:p>
-      <w:r>
-        <w:rPr>
-          <w:rFonts w:ascii="ＭＳ Ｐゴシック" w:hAnsi="ＭＳ Ｐゴシック" w:eastAsia="ＭＳ Ｐゴシック"/>
-          <w:b w:val="0"/>
-          <w:sz w:val="22"/>
-        </w:rPr>
-        <w:t>個人の身元情報はhydeのPQC鍵で暗号化され、個人のTPMが管理する。</w:t>
-      </w:r>
-    </w:p>
-    <w:p>
-      <w:r>
-        <w:rPr>
-          <w:rFonts w:ascii="ＭＳ Ｐゴシック" w:hAnsi="ＭＳ Ｐゴシック" w:eastAsia="ＭＳ Ｐゴシック"/>
-          <w:b w:val="0"/>
-          <w:sz w:val="22"/>
-        </w:rPr>
-        <w:t>閾値機関はスコアを計算できるが誰のスコアか知らない。</w:t>
-      </w:r>
-    </w:p>
-    <w:p>
-      <w:r>
-        <w:rPr>
-          <w:rFonts w:ascii="ＭＳ Ｐゴシック" w:hAnsi="ＭＳ Ｐゴシック" w:eastAsia="ＭＳ Ｐゴシック"/>
-          <w:b w:val="0"/>
-          <w:sz w:val="22"/>
-        </w:rPr>
-        <w:t>個人は自分の身元を管理できるが他人のスコアは見えない。</w:t>
+        <w:t>計算に必要な適合率データは共通FHE公開鍵で暗号化され、閾値機関が管理する。個人の身元情報はhydeのPQC鍵で暗号化され、個人のTPMが管理する。閾値機関はスコアを計算できるが誰のスコアか知らない。個人は自分の身元を管理できるが他人のスコアは見えない。</w:t>
       </w:r>
     </w:p>
     <w:p>
@@ -6943,37 +5285,7 @@
           <w:b w:val="0"/>
           <w:sz w:val="22"/>
         </w:rPr>
-        <w:t>現在の越境個人データ移転には3つの枠組みが存在する：</w:t>
-      </w:r>
-    </w:p>
-    <w:p>
-      <w:r>
-        <w:rPr>
-          <w:rFonts w:ascii="ＭＳ Ｐゴシック" w:hAnsi="ＭＳ Ｐゴシック" w:eastAsia="ＭＳ Ｐゴシック"/>
-          <w:b w:val="0"/>
-          <w:sz w:val="22"/>
-        </w:rPr>
-        <w:t>①相互認証（日EU十分性認定等）、②CBPR（越境プライバシールール）、③MCC（モデル契約条項）。</w:t>
-      </w:r>
-    </w:p>
-    <w:p>
-      <w:r>
-        <w:rPr>
-          <w:rFonts w:ascii="ＭＳ Ｐゴシック" w:hAnsi="ＭＳ Ｐゴシック" w:eastAsia="ＭＳ Ｐゴシック"/>
-          <w:b w:val="0"/>
-          <w:sz w:val="22"/>
-        </w:rPr>
-        <w:t>個人情報保護委員会の国際戦略（2026年4月1日決定）では、</w:t>
-      </w:r>
-    </w:p>
-    <w:p>
-      <w:r>
-        <w:rPr>
-          <w:rFonts w:ascii="ＭＳ Ｐゴシック" w:hAnsi="ＭＳ Ｐゴシック" w:eastAsia="ＭＳ Ｐゴシック"/>
-          <w:b w:val="0"/>
-          <w:sz w:val="22"/>
-        </w:rPr>
-        <w:t>グローバルCBPRフォーラムの主導、日本版MCCの策定検討が柱として掲げられている。</w:t>
+        <w:t>現在の越境個人データ移転には3つの枠組みが存在する：①相互認証（日EU十分性認定等）、②CBPR（越境プライバシールール）、③MCC（モデル契約条項）。個人情報保護委員会の国際戦略（2026年4月1日決定）では、グローバルCBPRフォーラムの主導、日本版MCCの策定検討が柱として掲げられている。</w:t>
       </w:r>
     </w:p>
     <w:p>
@@ -7001,8 +5313,6 @@
         </w:rPr>
         <w:t>を提示する：</w:t>
       </w:r>
-    </w:p>
-    <w:p>
       <w:r>
         <w:rPr>
           <w:rFonts w:ascii="ＭＳ Ｐゴシック" w:hAnsi="ＭＳ Ｐゴシック" w:eastAsia="ＭＳ Ｐゴシック"/>
@@ -7019,107 +5329,17 @@
           <w:b w:val="0"/>
           <w:sz w:val="22"/>
         </w:rPr>
-        <w:t>暗号化データの物理的所在地は安全性に影響しない。</w:t>
-      </w:r>
-    </w:p>
-    <w:p>
-      <w:r>
-        <w:rPr>
-          <w:rFonts w:ascii="ＭＳ Ｐゴシック" w:hAnsi="ＭＳ Ｐゴシック" w:eastAsia="ＭＳ Ｐゴシック"/>
-          <w:b w:val="0"/>
-          <w:sz w:val="22"/>
-        </w:rPr>
-        <w:t>計算層のFHE暗号文は共通公開鍵で暗号化されており、各国にコピー可能。</w:t>
-      </w:r>
-    </w:p>
-    <w:p>
-      <w:r>
-        <w:rPr>
-          <w:rFonts w:ascii="ＭＳ Ｐゴシック" w:hAnsi="ＭＳ Ｐゴシック" w:eastAsia="ＭＳ Ｐゴシック"/>
-          <w:b w:val="0"/>
-          <w:sz w:val="22"/>
-        </w:rPr>
-        <w:t>保護層のhyde暗号文は復号鍵なしには乱数と区別不能であり、個人情報の定義を満たさない</w:t>
-      </w:r>
-    </w:p>
-    <w:p>
-      <w:r>
-        <w:rPr>
-          <w:rFonts w:ascii="ＭＳ Ｐゴシック" w:hAnsi="ＭＳ Ｐゴシック" w:eastAsia="ＭＳ Ｐゴシック"/>
-          <w:b w:val="0"/>
-          <w:sz w:val="22"/>
-        </w:rPr>
-        <w:t>（ECJ C-413/23 P判決の論理の延長、3.2節前述）。</w:t>
-      </w:r>
-    </w:p>
-    <w:p>
-      <w:r>
-        <w:rPr>
-          <w:rFonts w:ascii="ＭＳ Ｐゴシック" w:hAnsi="ＭＳ Ｐゴシック" w:eastAsia="ＭＳ Ｐゴシック"/>
-          <w:b w:val="0"/>
-          <w:sz w:val="22"/>
-        </w:rPr>
-        <w:t>GDPR/HIPAA/APPIは保護対象が存在しなければ発動しない。</w:t>
-      </w:r>
-    </w:p>
-    <w:p>
-      <w:r>
-        <w:rPr>
-          <w:rFonts w:ascii="ＭＳ Ｐゴシック" w:hAnsi="ＭＳ Ｐゴシック" w:eastAsia="ＭＳ Ｐゴシック"/>
-          <w:b w:val="0"/>
-          <w:sz w:val="22"/>
-        </w:rPr>
-        <w:t>暗号文の越境移転は「個人情報の移転」ではなく、相互認証もCBPRもMCCも不要であり、</w:t>
-      </w:r>
-    </w:p>
-    <w:p>
-      <w:r>
-        <w:rPr>
-          <w:rFonts w:ascii="ＭＳ Ｐゴシック" w:hAnsi="ＭＳ Ｐゴシック" w:eastAsia="ＭＳ Ｐゴシック"/>
-          <w:b w:val="0"/>
-          <w:sz w:val="22"/>
-        </w:rPr>
-        <w:t>法的障壁自体が消滅する。</w:t>
-      </w:r>
-    </w:p>
-    <w:p>
-      <w:r>
-        <w:rPr>
-          <w:rFonts w:ascii="ＭＳ Ｐゴシック" w:hAnsi="ＭＳ Ｐゴシック" w:eastAsia="ＭＳ Ｐゴシック"/>
-          <w:b w:val="0"/>
-          <w:sz w:val="22"/>
-        </w:rPr>
-        <w:t>さらにhydeのTPMベースの設計は、PPC国際戦略が課題として挙げる</w:t>
-      </w:r>
-    </w:p>
-    <w:p>
-      <w:r>
-        <w:rPr>
-          <w:rFonts w:ascii="ＭＳ Ｐゴシック" w:hAnsi="ＭＳ Ｐゴシック" w:eastAsia="ＭＳ Ｐゴシック"/>
-          <w:b w:val="0"/>
-          <w:sz w:val="22"/>
-        </w:rPr>
-        <w:t>「無制限なガバメントアクセス」への技術的解決策としても機能する。</w:t>
-      </w:r>
-    </w:p>
-    <w:p>
-      <w:r>
-        <w:rPr>
-          <w:rFonts w:ascii="ＭＳ Ｐゴシック" w:hAnsi="ＭＳ Ｐゴシック" w:eastAsia="ＭＳ Ｐゴシック"/>
-          <w:b w:val="0"/>
-          <w:sz w:val="22"/>
-        </w:rPr>
-        <w:t>管理者すら鍵を取り出せないアーキテクチャであり、</w:t>
-      </w:r>
-    </w:p>
-    <w:p>
-      <w:r>
-        <w:rPr>
-          <w:rFonts w:ascii="ＭＳ Ｐゴシック" w:hAnsi="ＭＳ Ｐゴシック" w:eastAsia="ＭＳ Ｐゴシック"/>
-          <w:b w:val="0"/>
-          <w:sz w:val="22"/>
-        </w:rPr>
-        <w:t>国家によるデータアクセスに対する暗号学的な防御線となる。</w:t>
+        <w:t>暗号化データの物理的所在地は安全性に影響しない。計算層のFHE暗号文は共通公開鍵で暗号化されており、各国にコピー可能。保護層のhyde暗号文は復号鍵なしには乱数と区別不能であり、個人情報の定義を満たさない（ECJ C-413/23 P判決の論理の延長、3.2節前述）。GDPR/HIPAA/APPIは保護対象が存在しなければ発動しない。暗号文の越境移転は「個人情報の移転」ではなく、相互認証もCBPRもMCCも不要であり、法的障壁自体が消滅する。</w:t>
+      </w:r>
+    </w:p>
+    <w:p>
+      <w:r>
+        <w:rPr>
+          <w:rFonts w:ascii="ＭＳ Ｐゴシック" w:hAnsi="ＭＳ Ｐゴシック" w:eastAsia="ＭＳ Ｐゴシック"/>
+          <w:b w:val="0"/>
+          <w:sz w:val="22"/>
+        </w:rPr>
+        <w:t>さらにhydeのTPMベースの設計は、PPC国際戦略が課題として挙げる「無制限なガバメントアクセス」への技術的解決策としても機能する。管理者すら鍵を取り出せないアーキテクチャであり、国家によるデータアクセスに対する暗号学的な防御線となる。</w:t>
       </w:r>
     </w:p>
     <w:p>
@@ -7149,67 +5369,27 @@
           <w:b w:val="0"/>
           <w:sz w:val="22"/>
         </w:rPr>
-        <w:t>閾値復号の段階で匿名化されたスコア順序が閾値機関に開示される。</w:t>
-      </w:r>
-    </w:p>
-    <w:p>
-      <w:r>
-        <w:rPr>
-          <w:rFonts w:ascii="ＭＳ Ｐゴシック" w:hAnsi="ＭＳ Ｐゴシック" w:eastAsia="ＭＳ Ｐゴシック"/>
-          <w:b w:val="0"/>
-          <w:sz w:val="22"/>
-        </w:rPr>
-        <w:t>これは攻撃ではなく、マッチング最適化に必要な設計上の情報開示である。</w:t>
-      </w:r>
-    </w:p>
-    <w:p>
-      <w:r>
-        <w:rPr>
-          <w:rFonts w:ascii="ＭＳ Ｐゴシック" w:hAnsi="ＭＳ Ｐゴシック" w:eastAsia="ＭＳ Ｐゴシック"/>
-          <w:b w:val="0"/>
-          <w:sz w:val="22"/>
-        </w:rPr>
-        <w:t>MKFHEでは比較結果が両者の鍵で暗号化されるため外部からの順序推定は不可能。</w:t>
-      </w:r>
-    </w:p>
-    <w:p>
-      <w:r>
-        <w:rPr>
-          <w:rFonts w:ascii="ＭＳ Ｐゴシック" w:hAnsi="ＭＳ Ｐゴシック" w:eastAsia="ＭＳ Ｐゴシック"/>
-          <w:b w:val="0"/>
-          <w:sz w:val="22"/>
-        </w:rPr>
-        <w:t>Threshold FHEでも閾値数の機関が協力しない限り復号できない。</w:t>
-      </w:r>
-    </w:p>
-    <w:p>
-      <w:r>
-        <w:rPr>
-          <w:rFonts w:ascii="ＭＳ Ｐゴシック" w:hAnsi="ＭＳ Ｐゴシック" w:eastAsia="ＭＳ Ｐゴシック"/>
-          <w:b w:val="0"/>
-          <w:sz w:val="22"/>
-        </w:rPr>
-        <w:t>いずれの場合も、外部攻撃者がFHE暗号文からスコアを推定することは暗号学的に不可能である。</w:t>
-      </w:r>
-    </w:p>
-    <w:p>
-      <w:r>
-        <w:rPr>
-          <w:rFonts w:ascii="ＭＳ Ｐゴシック" w:hAnsi="ＭＳ Ｐゴシック" w:eastAsia="ＭＳ Ｐゴシック"/>
-          <w:b w:val="0"/>
-          <w:sz w:val="22"/>
-        </w:rPr>
-        <w:t>閾値機関に開示されるのは匿名のスコア順序のみであり、</w:t>
-      </w:r>
-    </w:p>
-    <w:p>
-      <w:r>
-        <w:rPr>
-          <w:rFonts w:ascii="ＭＳ Ｐゴシック" w:hAnsi="ＭＳ Ｐゴシック" w:eastAsia="ＭＳ Ｐゴシック"/>
-          <w:b w:val="0"/>
-          <w:sz w:val="22"/>
-        </w:rPr>
-        <w:t>個人を特定する情報は保護層（hyde）で分離されている。</w:t>
+        <w:t>閾値復号の段階で匿名化されたスコア順序が閾値機関に開示される。これは攻撃ではなく、マッチング最適化に必要な設計上の情報開示である。</w:t>
+      </w:r>
+    </w:p>
+    <w:p>
+      <w:r>
+        <w:rPr>
+          <w:rFonts w:ascii="ＭＳ Ｐゴシック" w:hAnsi="ＭＳ Ｐゴシック" w:eastAsia="ＭＳ Ｐゴシック"/>
+          <w:b w:val="0"/>
+          <w:sz w:val="22"/>
+        </w:rPr>
+        <w:t>MKFHEでは比較結果が両者の鍵で暗号化されるため外部からの順序推定は不可能。Threshold FHEでも閾値数の機関が協力しない限り復号できない。いずれの場合も、外部攻撃者がFHE暗号文からスコアを推定することは暗号学的に不可能である。</w:t>
+      </w:r>
+    </w:p>
+    <w:p>
+      <w:r>
+        <w:rPr>
+          <w:rFonts w:ascii="ＭＳ Ｐゴシック" w:hAnsi="ＭＳ Ｐゴシック" w:eastAsia="ＭＳ Ｐゴシック"/>
+          <w:b w:val="0"/>
+          <w:sz w:val="22"/>
+        </w:rPr>
+        <w:t>閾値機関に開示されるのは匿名のスコア順序のみであり、個人を特定する情報は保護層（hyde）で分離されている。</w:t>
       </w:r>
     </w:p>
     <w:p>
@@ -7229,17 +5409,7 @@
           <w:b w:val="0"/>
           <w:sz w:val="22"/>
         </w:rPr>
-        <w:t>プライバシー保護だけでは不十分であり、虚偽データの投入を防ぐ機構も必要である。</w:t>
-      </w:r>
-    </w:p>
-    <w:p>
-      <w:r>
-        <w:rPr>
-          <w:rFonts w:ascii="ＭＳ Ｐゴシック" w:hAnsi="ＭＳ Ｐゴシック" w:eastAsia="ＭＳ Ｐゴシック"/>
-          <w:b w:val="0"/>
-          <w:sz w:val="22"/>
-        </w:rPr>
-        <w:t>Niobiでは検査機関の電子署名（証明書）をデータに紐付けることで、偽装を原理的に不可能にする。</w:t>
+        <w:t>プライバシー保護だけでは不十分であり、虚偽データの投入を防ぐ機構も必要である。Niobiでは検査機関の電子署名（証明書）をデータに紐付けることで、偽装を原理的に不可能にする。</w:t>
       </w:r>
     </w:p>
     <w:p>
@@ -7265,27 +5435,7 @@
           <w:b w:val="0"/>
           <w:sz w:val="22"/>
         </w:rPr>
-        <w:t>: 検査結果に検査機関の秘密鍵で署名を付与。</w:t>
-      </w:r>
-    </w:p>
-    <w:p>
-      <w:r>
-        <w:rPr>
-          <w:rFonts w:ascii="ＭＳ Ｐゴシック" w:hAnsi="ＭＳ Ｐゴシック" w:eastAsia="ＭＳ Ｐゴシック"/>
-          <w:b w:val="0"/>
-          <w:sz w:val="22"/>
-        </w:rPr>
-        <w:t>署名付きデータが個人のデバイスに渡され、暗号化してプールに投入される。</w:t>
-      </w:r>
-    </w:p>
-    <w:p>
-      <w:r>
-        <w:rPr>
-          <w:rFonts w:ascii="ＭＳ Ｐゴシック" w:hAnsi="ＭＳ Ｐゴシック" w:eastAsia="ＭＳ Ｐゴシック"/>
-          <w:b w:val="0"/>
-          <w:sz w:val="22"/>
-        </w:rPr>
-        <w:t>暗号文の中に署名も包含される。</w:t>
+        <w:t>: 検査結果に検査機関の秘密鍵で署名を付与。署名付きデータが個人のデバイスに渡され、暗号化してプールに投入される。暗号文の中に署名も包含される。</w:t>
       </w:r>
     </w:p>
     <w:p>
@@ -7311,27 +5461,7 @@
           <w:b w:val="0"/>
           <w:sz w:val="22"/>
         </w:rPr>
-        <w:t>: ①検査機関の署名→データの出所を証明（偽造不能）、</w:t>
-      </w:r>
-    </w:p>
-    <w:p>
-      <w:r>
-        <w:rPr>
-          <w:rFonts w:ascii="ＭＳ Ｐゴシック" w:hAnsi="ＭＳ Ｐゴシック" w:eastAsia="ＭＳ Ｐゴシック"/>
-          <w:b w:val="0"/>
-          <w:sz w:val="22"/>
-        </w:rPr>
-        <w:t>②hyde鍵との紐付け→そのデータがその個人のものであることを証明、</w:t>
-      </w:r>
-    </w:p>
-    <w:p>
-      <w:r>
-        <w:rPr>
-          <w:rFonts w:ascii="ＭＳ Ｐゴシック" w:hAnsi="ＭＳ Ｐゴシック" w:eastAsia="ＭＳ Ｐゴシック"/>
-          <w:b w:val="0"/>
-          <w:sz w:val="22"/>
-        </w:rPr>
-        <w:t>③ZKPでの検証→暗号化したまま「正規の署名付きデータである」ことを証明し中身は非開示。</w:t>
+        <w:t>: ①検査機関の署名→データの出所を証明（偽造不能）、②hyde鍵との紐付け→そのデータがその個人のものであることを証明、③ZKPでの検証→暗号化したまま「正規の署名付きデータである」ことを証明し中身は非開示。</w:t>
       </w:r>
     </w:p>
     <w:p>
@@ -7357,27 +5487,7 @@
           <w:b w:val="0"/>
           <w:sz w:val="22"/>
         </w:rPr>
-        <w:t>: MELDスコアの偽装→検査機関の署名がないためZKP証明生成不能。</w:t>
-      </w:r>
-    </w:p>
-    <w:p>
-      <w:r>
-        <w:rPr>
-          <w:rFonts w:ascii="ＭＳ Ｐゴシック" w:hAnsi="ＭＳ Ｐゴシック" w:eastAsia="ＭＳ Ｐゴシック"/>
-          <w:b w:val="0"/>
-          <w:sz w:val="22"/>
-        </w:rPr>
-        <w:t>他人のデータの流用→署名の対象が他人のため自分のhyde鍵と紐付かない。</w:t>
-      </w:r>
-    </w:p>
-    <w:p>
-      <w:r>
-        <w:rPr>
-          <w:rFonts w:ascii="ＭＳ Ｐゴシック" w:hAnsi="ＭＳ Ｐゴシック" w:eastAsia="ＭＳ Ｐゴシック"/>
-          <w:b w:val="0"/>
-          <w:sz w:val="22"/>
-        </w:rPr>
-        <w:t>署名の偽造→検査機関の秘密鍵がないため計算量的に不可能。</w:t>
+        <w:t>: MELDスコアの偽装→検査機関の署名がないためZKP証明生成不能。他人のデータの流用→署名の対象が他人のため自分のhyde鍵と紐付かない。署名の偽造→検査機関の秘密鍵がないため計算量的に不可能。</w:t>
       </w:r>
     </w:p>
     <w:p>
@@ -7407,37 +5517,7 @@
           <w:b w:val="0"/>
           <w:sz w:val="22"/>
         </w:rPr>
-        <w:t>2026年4月の参議院厚生労働委員会において、脳死状態から回復した経験を持つ天畠大輔議員が、</w:t>
-      </w:r>
-    </w:p>
-    <w:p>
-      <w:r>
-        <w:rPr>
-          <w:rFonts w:ascii="ＭＳ Ｐゴシック" w:hAnsi="ＭＳ Ｐゴシック" w:eastAsia="ＭＳ Ｐゴシック"/>
-          <w:b w:val="0"/>
-          <w:sz w:val="22"/>
-        </w:rPr>
-        <w:t>臓器提供における意思推定の危険性と、提供者の既往歴・障害に関するデータ収集の必要性を指摘した。</w:t>
-      </w:r>
-    </w:p>
-    <w:p>
-      <w:r>
-        <w:rPr>
-          <w:rFonts w:ascii="ＭＳ Ｐゴシック" w:hAnsi="ＭＳ Ｐゴシック" w:eastAsia="ＭＳ Ｐゴシック"/>
-          <w:b w:val="0"/>
-          <w:sz w:val="22"/>
-        </w:rPr>
-        <w:t>これは「提供者がどのような属性を持っていたか」という情報が、</w:t>
-      </w:r>
-    </w:p>
-    <w:p>
-      <w:r>
-        <w:rPr>
-          <w:rFonts w:ascii="ＭＳ Ｐゴシック" w:hAnsi="ＭＳ Ｐゴシック" w:eastAsia="ＭＳ Ｐゴシック"/>
-          <w:b w:val="0"/>
-          <w:sz w:val="22"/>
-        </w:rPr>
-        <w:t>マッチングにおける差別的バイアスの入口になりうるという本質的な問題提起である。</w:t>
+        <w:t>2026年4月の参議院厚生労働委員会において、脳死状態から回復した経験を持つ天畠大輔議員が、臓器提供における意思推定の危険性と、提供者の既往歴・障害に関するデータ収集の必要性を指摘した。これは「提供者がどのような属性を持っていたか」という情報が、マッチングにおける差別的バイアスの入口になりうるという本質的な問題提起である。</w:t>
       </w:r>
     </w:p>
     <w:p>
@@ -7473,27 +5553,7 @@
           <w:b w:val="0"/>
           <w:sz w:val="22"/>
         </w:rPr>
-        <w:t>: 医療機関が臓器の検査結果に対してargo証明を生成する。</w:t>
-      </w:r>
-    </w:p>
-    <w:p>
-      <w:r>
-        <w:rPr>
-          <w:rFonts w:ascii="ＭＳ Ｐゴシック" w:hAnsi="ＭＳ Ｐゴシック" w:eastAsia="ＭＳ Ｐゴシック"/>
-          <w:b w:val="0"/>
-          <w:sz w:val="22"/>
-        </w:rPr>
-        <w:t>「この臓器は移植基準Xを満たす」「基準Yについてカテゴリ：感染症リスク」等の</w:t>
-      </w:r>
-    </w:p>
-    <w:p>
-      <w:r>
-        <w:rPr>
-          <w:rFonts w:ascii="ＭＳ Ｐゴシック" w:hAnsi="ＭＳ Ｐゴシック" w:eastAsia="ＭＳ Ｐゴシック"/>
-          <w:b w:val="0"/>
-          <w:sz w:val="22"/>
-        </w:rPr>
-        <w:t>機能的品質のみが証明され、提供者の障害の有無・既往歴・属性は一切含まれない。</w:t>
+        <w:t>: 医療機関が臓器の検査結果に対してargo証明を生成する。「この臓器は移植基準Xを満たす」「基準Yについてカテゴリ：感染症リスク」等の機能的品質のみが証明され、提供者の障害の有無・既往歴・属性は一切含まれない。</w:t>
       </w:r>
     </w:p>
     <w:p>
@@ -7519,27 +5579,7 @@
           <w:b w:val="0"/>
           <w:sz w:val="22"/>
         </w:rPr>
-        <w:t>: 受領側が受け取るのはargo証明のみであり、</w:t>
-      </w:r>
-    </w:p>
-    <w:p>
-      <w:r>
-        <w:rPr>
-          <w:rFonts w:ascii="ＭＳ Ｐゴシック" w:hAnsi="ＭＳ Ｐゴシック" w:eastAsia="ＭＳ Ｐゴシック"/>
-          <w:b w:val="0"/>
-          <w:sz w:val="22"/>
-        </w:rPr>
-        <w:t>「障害者からの臓器だから」というバイアスが入る余地がそもそも存在しない。</w:t>
-      </w:r>
-    </w:p>
-    <w:p>
-      <w:r>
-        <w:rPr>
-          <w:rFonts w:ascii="ＭＳ Ｐゴシック" w:hAnsi="ＭＳ Ｐゴシック" w:eastAsia="ＭＳ Ｐゴシック"/>
-          <w:b w:val="0"/>
-          <w:sz w:val="22"/>
-        </w:rPr>
-        <w:t>マッチングアルゴリズムは臓器の客観的品質のみに基づいて最適化を実行する。</w:t>
+        <w:t>: 受領側が受け取るのはargo証明のみであり、「障害者からの臓器だから」というバイアスが入る余地がそもそも存在しない。マッチングアルゴリズムは臓器の客観的品質のみに基づいて最適化を実行する。</w:t>
       </w:r>
     </w:p>
     <w:p>
@@ -7565,87 +5605,17 @@
           <w:b w:val="0"/>
           <w:sz w:val="22"/>
         </w:rPr>
-        <w:t>: 天畠議員が求めた統計的透明性は、</w:t>
-      </w:r>
-    </w:p>
-    <w:p>
-      <w:r>
-        <w:rPr>
-          <w:rFonts w:ascii="ＭＳ Ｐゴシック" w:hAnsi="ＭＳ Ｐゴシック" w:eastAsia="ＭＳ Ｐゴシック"/>
-          <w:b w:val="0"/>
-          <w:sz w:val="22"/>
-        </w:rPr>
-        <w:t>plat（FHE）による暗号化集計で実現可能である。</w:t>
-      </w:r>
-    </w:p>
-    <w:p>
-      <w:r>
-        <w:rPr>
-          <w:rFonts w:ascii="ＭＳ Ｐゴシック" w:hAnsi="ＭＳ Ｐゴシック" w:eastAsia="ＭＳ Ｐゴシック"/>
-          <w:b w:val="0"/>
-          <w:sz w:val="22"/>
-        </w:rPr>
-        <w:t>「問題なしの臓器が何件、カテゴリAの問題ありが何件」を</w:t>
-      </w:r>
-    </w:p>
-    <w:p>
-      <w:r>
-        <w:rPr>
-          <w:rFonts w:ascii="ＭＳ Ｐゴシック" w:hAnsi="ＭＳ Ｐゴシック" w:eastAsia="ＭＳ Ｐゴシック"/>
-          <w:b w:val="0"/>
-          <w:sz w:val="22"/>
-        </w:rPr>
-        <w:t>個別の提供者を特定する情報なしに算出する。</w:t>
-      </w:r>
-    </w:p>
-    <w:p>
-      <w:r>
-        <w:rPr>
-          <w:rFonts w:ascii="ＭＳ Ｐゴシック" w:hAnsi="ＭＳ Ｐゴシック" w:eastAsia="ＭＳ Ｐゴシック"/>
-          <w:b w:val="0"/>
-          <w:sz w:val="22"/>
-        </w:rPr>
-        <w:t>生データを集めて後から匿名化するのではなく、最初からZKP証明だけが存在する設計により、</w:t>
-      </w:r>
-    </w:p>
-    <w:p>
-      <w:r>
-        <w:rPr>
-          <w:rFonts w:ascii="ＭＳ Ｐゴシック" w:hAnsi="ＭＳ Ｐゴシック" w:eastAsia="ＭＳ Ｐゴシック"/>
-          <w:b w:val="0"/>
-          <w:sz w:val="22"/>
-        </w:rPr>
-        <w:t>遺族への負担も差別的運用のリスクも構造的に発生しない。</w:t>
-      </w:r>
-    </w:p>
-    <w:p>
-      <w:r>
-        <w:rPr>
-          <w:rFonts w:ascii="ＭＳ Ｐゴシック" w:hAnsi="ＭＳ Ｐゴシック" w:eastAsia="ＭＳ Ｐゴシック"/>
-          <w:b w:val="0"/>
-          <w:sz w:val="22"/>
-        </w:rPr>
-        <w:t>これは効率性と人権保護が同一アーキテクチャ上で両立する設計であり、</w:t>
-      </w:r>
-    </w:p>
-    <w:p>
-      <w:r>
-        <w:rPr>
-          <w:rFonts w:ascii="ＭＳ Ｐゴシック" w:hAnsi="ＭＳ Ｐゴシック" w:eastAsia="ＭＳ Ｐゴシック"/>
-          <w:b w:val="0"/>
-          <w:sz w:val="22"/>
-        </w:rPr>
-        <w:t>Niobiが単なるマッチング最適化ではなく、脆弱な立場にある人の意思を</w:t>
-      </w:r>
-    </w:p>
-    <w:p>
-      <w:r>
-        <w:rPr>
-          <w:rFonts w:ascii="ＭＳ Ｐゴシック" w:hAnsi="ＭＳ Ｐゴシック" w:eastAsia="ＭＳ Ｐゴシック"/>
-          <w:b w:val="0"/>
-          <w:sz w:val="22"/>
-        </w:rPr>
-        <w:t>暗号学的に守るシステムであることを示している。</w:t>
+        <w:t>: 天畠議員が求めた統計的透明性は、plat（FHE）による暗号化集計で実現可能である。「問題なしの臓器が何件、カテゴリAの問題ありが何件」を個別の提供者を特定する情報なしに算出する。生データを集めて後から匿名化するのではなく、最初からZKP証明だけが存在する設計により、遺族への負担も差別的運用のリスクも構造的に発生しない。</w:t>
+      </w:r>
+    </w:p>
+    <w:p>
+      <w:r>
+        <w:rPr>
+          <w:rFonts w:ascii="ＭＳ Ｐゴシック" w:hAnsi="ＭＳ Ｐゴシック" w:eastAsia="ＭＳ Ｐゴシック"/>
+          <w:b w:val="0"/>
+          <w:sz w:val="22"/>
+        </w:rPr>
+        <w:t>これは効率性と人権保護が同一アーキテクチャ上で両立する設計であり、Niobiが単なるマッチング最適化ではなく、脆弱な立場にある人の意思を暗号学的に守るシステムであることを示している。</w:t>
       </w:r>
     </w:p>
     <w:p>
@@ -8250,8 +6220,6 @@
         </w:rPr>
         <w:t>むしろ、暗号化データの複製はシステムの冗長性を高める。</w:t>
       </w:r>
-    </w:p>
-    <w:p>
       <w:r>
         <w:rPr>
           <w:rFonts w:ascii="ＭＳ Ｐゴシック" w:hAnsi="ＭＳ Ｐゴシック" w:eastAsia="ＭＳ Ｐゴシック"/>
@@ -8286,50 +6254,18 @@
           <w:b w:val="0"/>
           <w:sz w:val="22"/>
         </w:rPr>
-        <w:t>従来のFHEアーキテクチャではFHE公開鍵を各参加者に配布する必要がある。</w:t>
-      </w:r>
-    </w:p>
-    <w:p>
-      <w:r>
-        <w:rPr>
-          <w:rFonts w:ascii="ＭＳ Ｐゴシック" w:hAnsi="ＭＳ Ｐゴシック" w:eastAsia="ＭＳ Ｐゴシック"/>
-          <w:b w:val="0"/>
-          <w:sz w:val="22"/>
-        </w:rPr>
-        <w:t>FHE公開鍵は数GBに達しうるため、病院のシステムにFHEライブラリを組み込むことは</w:t>
-      </w:r>
-    </w:p>
-    <w:p>
-      <w:r>
-        <w:rPr>
-          <w:rFonts w:ascii="ＭＳ Ｐゴシック" w:hAnsi="ＭＳ Ｐゴシック" w:eastAsia="ＭＳ Ｐゴシック"/>
-          <w:b w:val="0"/>
-          <w:sz w:val="22"/>
-        </w:rPr>
-        <w:t>デプロイ上の現実的障壁となる。</w:t>
-      </w:r>
-    </w:p>
-    <w:p>
-      <w:r>
-        <w:rPr>
-          <w:rFonts w:ascii="ＭＳ Ｐゴシック" w:hAnsi="ＭＳ Ｐゴシック" w:eastAsia="ＭＳ Ｐゴシック"/>
-          <w:b w:val="0"/>
-          <w:sz w:val="22"/>
-        </w:rPr>
-        <w:t>サーバー側にTEE（Trusted Execution Environment: Intel TDX / AMD SEV-SNP）を</w:t>
-      </w:r>
-    </w:p>
-    <w:p>
-      <w:r>
-        <w:rPr>
-          <w:rFonts w:ascii="ＭＳ Ｐゴシック" w:hAnsi="ＭＳ Ｐゴシック" w:eastAsia="ＭＳ Ｐゴシック"/>
-          <w:b w:val="0"/>
-          <w:sz w:val="22"/>
-        </w:rPr>
-        <w:t>導入することで、FHE公開鍵を各参加者に配布せずTEE内に閉じ込め、暗号化を</w:t>
-      </w:r>
-    </w:p>
-    <w:p>
+        <w:t>従来のFHEアーキテクチャではFHE公開鍵を各参加者に配布する必要がある。FHE公開鍵は数GBに達しうるため、病院のシステムにFHEライブラリを組み込むことはデプロイ上の現実的障壁となる。</w:t>
+      </w:r>
+    </w:p>
+    <w:p>
+      <w:r>
+        <w:rPr>
+          <w:rFonts w:ascii="ＭＳ Ｐゴシック" w:hAnsi="ＭＳ Ｐゴシック" w:eastAsia="ＭＳ Ｐゴシック"/>
+          <w:b w:val="0"/>
+          <w:sz w:val="22"/>
+        </w:rPr>
+        <w:t>サーバー側にTEE（Trusted Execution Environment: Intel TDX / AMD SEV-SNP）を導入することで、FHE公開鍵を各参加者に配布せずTEE内に閉じ込め、暗号化を</w:t>
+      </w:r>
       <w:r>
         <w:rPr>
           <w:rFonts w:ascii="ＭＳ Ｐゴシック" w:hAnsi="ＭＳ Ｐゴシック" w:eastAsia="ＭＳ Ｐゴシック"/>
@@ -8344,27 +6280,7 @@
           <w:b w:val="0"/>
           <w:sz w:val="22"/>
         </w:rPr>
-        <w:t>にできる。</w:t>
-      </w:r>
-    </w:p>
-    <w:p>
-      <w:r>
-        <w:rPr>
-          <w:rFonts w:ascii="ＭＳ Ｐゴシック" w:hAnsi="ＭＳ Ｐゴシック" w:eastAsia="ＭＳ Ｐゴシック"/>
-          <w:b w:val="0"/>
-          <w:sz w:val="22"/>
-        </w:rPr>
-        <w:t>これはFHEのIND-CPA安全性を変えるものではなく、暗号化操作の入口にアクセス制御を課す運用設計である</w:t>
-      </w:r>
-    </w:p>
-    <w:p>
-      <w:r>
-        <w:rPr>
-          <w:rFonts w:ascii="ＭＳ Ｐゴシック" w:hAnsi="ＭＳ Ｐゴシック" w:eastAsia="ＭＳ Ｐゴシック"/>
-          <w:b w:val="0"/>
-          <w:sz w:val="22"/>
-        </w:rPr>
-        <w:t>（公開鍵を「秘匿前提のシークレット」に格上げするのではなく、暗号化操作自体をTEE境界で囲う点に注意）。</w:t>
+        <w:t>にできる。これはFHEのIND-CPA安全性を変えるものではなく、暗号化操作の入口にアクセス制御を課す運用設計である（公開鍵を「秘匿前提のシークレット」に格上げするのではなく、暗号化操作自体をTEE境界で囲う点に注意）。</w:t>
       </w:r>
     </w:p>
     <w:p>
@@ -8436,38 +6352,14 @@
         </w:rPr>
         <w:t>(1) FHE暗号文の存在 ≒ 認証済みデータの強い状況証拠:</w:t>
       </w:r>
-    </w:p>
-    <w:p>
-      <w:r>
-        <w:rPr>
-          <w:rFonts w:ascii="ＭＳ Ｐゴシック" w:hAnsi="ＭＳ Ｐゴシック" w:eastAsia="ＭＳ Ｐゴシック"/>
-          <w:b w:val="0"/>
-          <w:sz w:val="22"/>
-        </w:rPr>
-        <w:t>暗号化操作がTEE境界内にしかないため、FHE暗号文がストレージに存在すること自体が</w:t>
-      </w:r>
-    </w:p>
-    <w:p>
-      <w:r>
-        <w:rPr>
-          <w:rFonts w:ascii="ＭＳ Ｐゴシック" w:hAnsi="ＭＳ Ｐゴシック" w:eastAsia="ＭＳ Ｐゴシック"/>
-          <w:b w:val="0"/>
-          <w:sz w:val="22"/>
-        </w:rPr>
-        <w:t>「TPM署名 + 病院署名の検証を通過したデータ」であることを強く示唆する。</w:t>
-      </w:r>
-    </w:p>
-    <w:p>
-      <w:r>
-        <w:rPr>
-          <w:rFonts w:ascii="ＭＳ Ｐゴシック" w:hAnsi="ＭＳ Ｐゴシック" w:eastAsia="ＭＳ Ｐゴシック"/>
-          <w:b w:val="0"/>
-          <w:sz w:val="22"/>
-        </w:rPr>
-        <w:t>ただしこの性質はFHEの暗号学的安全性ではなく、TEE境界とアテステーションに依存する。</w:t>
-      </w:r>
-    </w:p>
-    <w:p>
+      <w:r>
+        <w:rPr>
+          <w:rFonts w:ascii="ＭＳ Ｐゴシック" w:hAnsi="ＭＳ Ｐゴシック" w:eastAsia="ＭＳ Ｐゴシック"/>
+          <w:b w:val="0"/>
+          <w:sz w:val="22"/>
+        </w:rPr>
+        <w:t>暗号化操作がTEE境界内にしかないため、FHE暗号文がストレージに存在すること自体が「TPM署名 + 病院署名の検証を通過したデータ」であることを強く示唆する。ただしこの性質はFHEの暗号学的安全性ではなく、TEE境界とアテステーションに依存する。</w:t>
+      </w:r>
       <w:r>
         <w:rPr>
           <w:rFonts w:ascii="ＭＳ Ｐゴシック" w:hAnsi="ＭＳ Ｐゴシック" w:eastAsia="ＭＳ Ｐゴシック"/>
@@ -8482,27 +6374,7 @@
           <w:b w:val="0"/>
           <w:sz w:val="22"/>
         </w:rPr>
-        <w:t xml:space="preserve"> —</w:t>
-      </w:r>
-    </w:p>
-    <w:p>
-      <w:r>
-        <w:rPr>
-          <w:rFonts w:ascii="ＭＳ Ｐゴシック" w:hAnsi="ＭＳ Ｐゴシック" w:eastAsia="ＭＳ Ｐゴシック"/>
-          <w:b w:val="0"/>
-          <w:sz w:val="22"/>
-        </w:rPr>
-        <w:t>秘匿性はhyde（TPM非エクスポータブル鍵）側にあり無傷である。</w:t>
-      </w:r>
-    </w:p>
-    <w:p>
-      <w:r>
-        <w:rPr>
-          <w:rFonts w:ascii="ＭＳ Ｐゴシック" w:hAnsi="ＭＳ Ｐゴシック" w:eastAsia="ＭＳ Ｐゴシック"/>
-          <w:b w:val="0"/>
-          <w:sz w:val="22"/>
-        </w:rPr>
-        <w:t>さらに真正性は検査機関署名＋hyde紐付け＋argo(ZKP)の多層で担保され、TEEは単一障害点ではなく多層防御の一層にすぎない。</w:t>
+        <w:t xml:space="preserve"> —秘匿性はhyde（TPM非エクスポータブル鍵）側にあり無傷である。さらに真正性は検査機関署名＋hyde紐付け＋argo(ZKP)の多層で担保され、TEEは単一障害点ではなく多層防御の一層にすぎない。</w:t>
       </w:r>
     </w:p>
     <w:p>
@@ -8514,45 +6386,13 @@
         </w:rPr>
         <w:t>(2) クライアント側のデプロイ負荷が消滅:</w:t>
       </w:r>
-    </w:p>
-    <w:p>
-      <w:r>
-        <w:rPr>
-          <w:rFonts w:ascii="ＭＳ Ｐゴシック" w:hAnsi="ＭＳ Ｐゴシック" w:eastAsia="ＭＳ Ｐゴシック"/>
-          <w:b w:val="0"/>
-          <w:sz w:val="22"/>
-        </w:rPr>
-        <w:t>病院はFHEライブラリも巨大なFHE公開鍵（数GB）も必要としない。</w:t>
-      </w:r>
-    </w:p>
-    <w:p>
-      <w:r>
-        <w:rPr>
-          <w:rFonts w:ascii="ＭＳ Ｐゴシック" w:hAnsi="ＭＳ Ｐゴシック" w:eastAsia="ＭＳ Ｐゴシック"/>
-          <w:b w:val="0"/>
-          <w:sz w:val="22"/>
-        </w:rPr>
-        <w:t>TLS通信 + TPM署名 + 病院署名だけでデータを送ればよい。</w:t>
-      </w:r>
-    </w:p>
-    <w:p>
-      <w:r>
-        <w:rPr>
-          <w:rFonts w:ascii="ＭＳ Ｐゴシック" w:hAnsi="ＭＳ Ｐゴシック" w:eastAsia="ＭＳ Ｐゴシック"/>
-          <w:b w:val="0"/>
-          <w:sz w:val="22"/>
-        </w:rPr>
-        <w:t>TEE内で全てのFHE処理が行われる。</w:t>
-      </w:r>
-    </w:p>
-    <w:p>
-      <w:r>
-        <w:rPr>
-          <w:rFonts w:ascii="ＭＳ Ｐゴシック" w:hAnsi="ＭＳ Ｐゴシック" w:eastAsia="ＭＳ Ｐゴシック"/>
-          <w:b w:val="0"/>
-          <w:sz w:val="22"/>
-        </w:rPr>
-        <w:t>hydeの暗号化（個人情報保護）だけがクライアント側の処理であり、これは軽量である。</w:t>
+      <w:r>
+        <w:rPr>
+          <w:rFonts w:ascii="ＭＳ Ｐゴシック" w:hAnsi="ＭＳ Ｐゴシック" w:eastAsia="ＭＳ Ｐゴシック"/>
+          <w:b w:val="0"/>
+          <w:sz w:val="22"/>
+        </w:rPr>
+        <w:t>病院はFHEライブラリも巨大なFHE公開鍵（数GB）も必要としない。TLS通信 + TPM署名 + 病院署名だけでデータを送ればよい。TEE内で全てのFHE処理が行われる。hydeの暗号化（個人情報保護）だけがクライアント側の処理であり、これは軽量である。</w:t>
       </w:r>
     </w:p>
     <w:p>
@@ -8564,45 +6404,13 @@
         </w:rPr>
         <w:t>(3) FHE鍵の完全な隔離 — TPMと同じ原理のサーバー再現:</w:t>
       </w:r>
-    </w:p>
-    <w:p>
-      <w:r>
-        <w:rPr>
-          <w:rFonts w:ascii="ＭＳ Ｐゴシック" w:hAnsi="ＭＳ Ｐゴシック" w:eastAsia="ＭＳ Ｐゴシック"/>
-          <w:b w:val="0"/>
-          <w:sz w:val="22"/>
-        </w:rPr>
-        <w:t>TPMは「管理者でも鍵をexportできない」ハードウェア保証を提供する。</w:t>
-      </w:r>
-    </w:p>
-    <w:p>
-      <w:r>
-        <w:rPr>
-          <w:rFonts w:ascii="ＭＳ Ｐゴシック" w:hAnsi="ＭＳ Ｐゴシック" w:eastAsia="ＭＳ Ｐゴシック"/>
-          <w:b w:val="0"/>
-          <w:sz w:val="22"/>
-        </w:rPr>
-        <w:t>TEEは同じ原理を「クラウド管理者でもFHE鍵をexportできない」として</w:t>
-      </w:r>
-    </w:p>
-    <w:p>
-      <w:r>
-        <w:rPr>
-          <w:rFonts w:ascii="ＭＳ Ｐゴシック" w:hAnsi="ＭＳ Ｐゴシック" w:eastAsia="ＭＳ Ｐゴシック"/>
-          <w:b w:val="0"/>
-          <w:sz w:val="22"/>
-        </w:rPr>
-        <w:t>サーバー側に再現する。FHE公開鍵・秘密鍵がTEEハードウェアの境界内に閉じ込められ、</w:t>
-      </w:r>
-    </w:p>
-    <w:p>
-      <w:r>
-        <w:rPr>
-          <w:rFonts w:ascii="ＭＳ Ｐゴシック" w:hAnsi="ＭＳ Ｐゴシック" w:eastAsia="ＭＳ Ｐゴシック"/>
-          <w:b w:val="0"/>
-          <w:sz w:val="22"/>
-        </w:rPr>
-        <w:t>ソフトウェアからのアクセスが原理的に不可能となる。</w:t>
+      <w:r>
+        <w:rPr>
+          <w:rFonts w:ascii="ＭＳ Ｐゴシック" w:hAnsi="ＭＳ Ｐゴシック" w:eastAsia="ＭＳ Ｐゴシック"/>
+          <w:b w:val="0"/>
+          <w:sz w:val="22"/>
+        </w:rPr>
+        <w:t>TPMは「管理者でも鍵をexportできない」ハードウェア保証を提供する。TEEは同じ原理を「クラウド管理者でもFHE鍵をexportできない」としてサーバー側に再現する。FHE公開鍵・秘密鍵がTEEハードウェアの境界内に閉じ込められ、ソフトウェアからのアクセスが原理的に不可能となる。</w:t>
       </w:r>
     </w:p>
     <w:p>
@@ -8614,45 +6422,13 @@
         </w:rPr>
         <w:t>(4) 閾値鍵のTEE内分散:</w:t>
       </w:r>
-    </w:p>
-    <w:p>
-      <w:r>
-        <w:rPr>
-          <w:rFonts w:ascii="ＭＳ Ｐゴシック" w:hAnsi="ＭＳ Ｐゴシック" w:eastAsia="ＭＳ Ｐゴシック"/>
-          <w:b w:val="0"/>
-          <w:sz w:val="22"/>
-        </w:rPr>
-        <w:t>FHE秘密鍵の閾値シェアを複数の独立機関のTEE内に分散保管する。</w:t>
-      </w:r>
-    </w:p>
-    <w:p>
-      <w:r>
-        <w:rPr>
-          <w:rFonts w:ascii="ＭＳ Ｐゴシック" w:hAnsi="ＭＳ Ｐゴシック" w:eastAsia="ＭＳ Ｐゴシック"/>
-          <w:b w:val="0"/>
-          <w:sz w:val="22"/>
-        </w:rPr>
-        <w:t>1つのTEEを物理的に攻撃しても得られるのは1シェアのみであり、</w:t>
-      </w:r>
-    </w:p>
-    <w:p>
-      <w:r>
-        <w:rPr>
-          <w:rFonts w:ascii="ＭＳ Ｐゴシック" w:hAnsi="ＭＳ Ｐゴシック" w:eastAsia="ＭＳ Ｐゴシック"/>
-          <w:b w:val="0"/>
-          <w:sz w:val="22"/>
-        </w:rPr>
-        <w:t>t個のTEEを同時に物理破壊しなければ復号できない。</w:t>
-      </w:r>
-    </w:p>
-    <w:p>
-      <w:r>
-        <w:rPr>
-          <w:rFonts w:ascii="ＭＳ Ｐゴシック" w:hAnsi="ＭＳ Ｐゴシック" w:eastAsia="ＭＳ Ｐゴシック"/>
-          <w:b w:val="0"/>
-          <w:sz w:val="22"/>
-        </w:rPr>
-        <w:t>攻撃者にできる最大の行為はDoS（TEEを止める）だけであり、データは盗めない。</w:t>
+      <w:r>
+        <w:rPr>
+          <w:rFonts w:ascii="ＭＳ Ｐゴシック" w:hAnsi="ＭＳ Ｐゴシック" w:eastAsia="ＭＳ Ｐゴシック"/>
+          <w:b w:val="0"/>
+          <w:sz w:val="22"/>
+        </w:rPr>
+        <w:t>FHE秘密鍵の閾値シェアを複数の独立機関のTEE内に分散保管する。1つのTEEを物理的に攻撃しても得られるのは1シェアのみであり、t個のTEEを同時に物理破壊しなければ復号できない。攻撃者にできる最大の行為はDoS（TEEを止める）だけであり、データは盗めない。</w:t>
       </w:r>
     </w:p>
     <w:p>
@@ -8672,87 +6448,27 @@
           <w:b w:val="0"/>
           <w:sz w:val="22"/>
         </w:rPr>
-        <w:t>クライアント（病院）は送り先が「本物のTEEで正しいNiobiコードが動いている」と</w:t>
-      </w:r>
-    </w:p>
-    <w:p>
-      <w:r>
-        <w:rPr>
-          <w:rFonts w:ascii="ＭＳ Ｐゴシック" w:hAnsi="ＭＳ Ｐゴシック" w:eastAsia="ＭＳ Ｐゴシック"/>
-          <w:b w:val="0"/>
-          <w:sz w:val="22"/>
-        </w:rPr>
-        <w:t>確認する必要がある。これはTLSでは解決できない問題である。</w:t>
-      </w:r>
-    </w:p>
-    <w:p>
-      <w:r>
-        <w:rPr>
-          <w:rFonts w:ascii="ＭＳ Ｐゴシック" w:hAnsi="ＭＳ Ｐゴシック" w:eastAsia="ＭＳ Ｐゴシック"/>
-          <w:b w:val="0"/>
-          <w:sz w:val="22"/>
-        </w:rPr>
-        <w:t>TLSが証明するのはサーバーの身元（「このサーバーはniobi.example.comである」）であり、</w:t>
-      </w:r>
-    </w:p>
-    <w:p>
-      <w:r>
-        <w:rPr>
-          <w:rFonts w:ascii="ＭＳ Ｐゴシック" w:hAnsi="ＭＳ Ｐゴシック" w:eastAsia="ＭＳ Ｐゴシック"/>
-          <w:b w:val="0"/>
-          <w:sz w:val="22"/>
-        </w:rPr>
-        <w:t>TEE内で何のコードが動いているかは証明しない。</w:t>
-      </w:r>
-    </w:p>
-    <w:p>
-      <w:r>
-        <w:rPr>
-          <w:rFonts w:ascii="ＭＳ Ｐゴシック" w:hAnsi="ＭＳ Ｐゴシック" w:eastAsia="ＭＳ Ｐゴシック"/>
-          <w:b w:val="0"/>
-          <w:sz w:val="22"/>
-        </w:rPr>
-        <w:t>クラウド管理者がTEEを通さずに普通のプロセスでデータを受け取ることも理論上可能だが、</w:t>
-      </w:r>
-    </w:p>
-    <w:p>
-      <w:r>
-        <w:rPr>
-          <w:rFonts w:ascii="ＭＳ Ｐゴシック" w:hAnsi="ＭＳ Ｐゴシック" w:eastAsia="ＭＳ Ｐゴシック"/>
-          <w:b w:val="0"/>
-          <w:sz w:val="22"/>
-        </w:rPr>
-        <w:t>FHE公開鍵がTEE内にしかないため、偽プロセスがデータを受け取ってもFHE暗号化する能力がない。</w:t>
-      </w:r>
-    </w:p>
-    <w:p>
-      <w:r>
-        <w:rPr>
-          <w:rFonts w:ascii="ＭＳ Ｐゴシック" w:hAnsi="ＭＳ Ｐゴシック" w:eastAsia="ＭＳ Ｐゴシック"/>
-          <w:b w:val="0"/>
-          <w:sz w:val="22"/>
-        </w:rPr>
-        <w:t>つまりTLS＋FHE鍵のTEE閉じ込めの組み合わせで大部分はカバーされる。</w:t>
-      </w:r>
-    </w:p>
-    <w:p>
-      <w:r>
-        <w:rPr>
-          <w:rFonts w:ascii="ＭＳ Ｐゴシック" w:hAnsi="ＭＳ Ｐゴシック" w:eastAsia="ＭＳ Ｐゴシック"/>
-          <w:b w:val="0"/>
-          <w:sz w:val="22"/>
-        </w:rPr>
-        <w:t>しかしTEE内で「正しいコード」が動いていることの積極的証明には、</w:t>
-      </w:r>
-    </w:p>
-    <w:p>
-      <w:r>
-        <w:rPr>
-          <w:rFonts w:ascii="ＭＳ Ｐゴシック" w:hAnsi="ＭＳ Ｐゴシック" w:eastAsia="ＭＳ Ｐゴシック"/>
-          <w:b w:val="0"/>
-          <w:sz w:val="22"/>
-        </w:rPr>
-        <w:t>TEEのリモートアテステーションが必要である：</w:t>
+        <w:t>クライアント（病院）は送り先が「本物のTEEで正しいNiobiコードが動いている」と確認する必要がある。これはTLSでは解決できない問題である。</w:t>
+      </w:r>
+    </w:p>
+    <w:p>
+      <w:r>
+        <w:rPr>
+          <w:rFonts w:ascii="ＭＳ Ｐゴシック" w:hAnsi="ＭＳ Ｐゴシック" w:eastAsia="ＭＳ Ｐゴシック"/>
+          <w:b w:val="0"/>
+          <w:sz w:val="22"/>
+        </w:rPr>
+        <w:t>TLSが証明するのはサーバーの身元（「このサーバーはniobi.example.comである」）であり、TEE内で何のコードが動いているかは証明しない。クラウド管理者がTEEを通さずに普通のプロセスでデータを受け取ることも理論上可能だが、FHE公開鍵がTEE内にしかないため、偽プロセスがデータを受け取ってもFHE暗号化する能力がない。つまりTLS＋FHE鍵のTEE閉じ込めの組み合わせで大部分はカバーされる。</w:t>
+      </w:r>
+    </w:p>
+    <w:p>
+      <w:r>
+        <w:rPr>
+          <w:rFonts w:ascii="ＭＳ Ｐゴシック" w:hAnsi="ＭＳ Ｐゴシック" w:eastAsia="ＭＳ Ｐゴシック"/>
+          <w:b w:val="0"/>
+          <w:sz w:val="22"/>
+        </w:rPr>
+        <w:t>しかしTEE内で「正しいコード」が動いていることの積極的証明には、TEEのリモートアテステーションが必要である：</w:t>
       </w:r>
     </w:p>
     <w:p>
@@ -8828,7 +6544,7 @@
           <w:b w:val="0"/>
           <w:sz w:val="22"/>
         </w:rPr>
-        <w:t xml:space="preserve">  「このTEE内で間違いなくこのコードが動いている」と確認できる</w:t>
+        <w:t>「このTEE内で間違いなくこのコードが動いている」と確認できる</w:t>
       </w:r>
     </w:p>
     <w:p>
@@ -8857,14 +6573,6 @@
       <w:r>
         <w:rPr>
           <w:rFonts w:ascii="ＭＳ Ｐゴシック" w:hAnsi="ＭＳ Ｐゴシック" w:eastAsia="ＭＳ Ｐゴシック"/>
-          <w:b w:val="0"/>
-          <w:sz w:val="22"/>
-        </w:rPr>
-        <w:t xml:space="preserve">  </w:t>
-      </w:r>
-      <w:r>
-        <w:rPr>
-          <w:rFonts w:ascii="ＭＳ Ｐゴシック" w:hAnsi="ＭＳ Ｐゴシック" w:eastAsia="ＭＳ Ｐゴシック"/>
           <w:b/>
           <w:sz w:val="22"/>
         </w:rPr>
@@ -8886,27 +6594,7 @@
           <w:b w:val="0"/>
           <w:sz w:val="22"/>
         </w:rPr>
-        <w:t>TPMとTEEは同じ構造を異なるスコープで再現する：</w:t>
-      </w:r>
-    </w:p>
-    <w:p>
-      <w:r>
-        <w:rPr>
-          <w:rFonts w:ascii="ＭＳ Ｐゴシック" w:hAnsi="ＭＳ Ｐゴシック" w:eastAsia="ＭＳ Ｐゴシック"/>
-          <w:b w:val="0"/>
-          <w:sz w:val="22"/>
-        </w:rPr>
-        <w:t>TPM → 「この鍵はこのチップの中にある」をハードウェアが証明（クライアント側）</w:t>
-      </w:r>
-    </w:p>
-    <w:p>
-      <w:r>
-        <w:rPr>
-          <w:rFonts w:ascii="ＭＳ Ｐゴシック" w:hAnsi="ＭＳ Ｐゴシック" w:eastAsia="ＭＳ Ｐゴシック"/>
-          <w:b w:val="0"/>
-          <w:sz w:val="22"/>
-        </w:rPr>
-        <w:t>TEE → 「このコードはこのTEE内で動いている」をハードウェアが証明（サーバー側）</w:t>
+        <w:t>TPMとTEEは同じ構造を異なるスコープで再現する：TPM → 「この鍵はこのチップの中にある」をハードウェアが証明（クライアント側）TEE → 「このコードはこのTEE内で動いている」をハードウェアが証明（サーバー側）</w:t>
       </w:r>
     </w:p>
     <w:p>
@@ -9457,17 +7145,7 @@
           <w:b w:val="0"/>
           <w:sz w:val="22"/>
         </w:rPr>
-        <w:t>各レイヤーが独立した脅威を潰す。防御が独立しているため、1つが崩れても次の壁がある。</w:t>
-      </w:r>
-    </w:p>
-    <w:p>
-      <w:r>
-        <w:rPr>
-          <w:rFonts w:ascii="ＭＳ Ｐゴシック" w:hAnsi="ＭＳ Ｐゴシック" w:eastAsia="ＭＳ Ｐゴシック"/>
-          <w:b w:val="0"/>
-          <w:sz w:val="22"/>
-        </w:rPr>
-        <w:t>攻撃者にとって合理的な攻撃が存在しない：</w:t>
+        <w:t>各レイヤーが独立した脅威を潰す。防御が独立しているため、1つが崩れても次の壁がある。攻撃者にとって合理的な攻撃が存在しない：</w:t>
       </w:r>
     </w:p>
     <w:p>
@@ -9567,65 +7245,13 @@
         </w:rPr>
         <w:t>唯一の残存リスク — データ汚染攻撃:</w:t>
       </w:r>
-    </w:p>
-    <w:p>
-      <w:r>
-        <w:rPr>
-          <w:rFonts w:ascii="ＭＳ Ｐゴシック" w:hAnsi="ＭＳ Ｐゴシック" w:eastAsia="ＭＳ Ｐゴシック"/>
-          <w:b w:val="0"/>
-          <w:sz w:val="22"/>
-        </w:rPr>
-        <w:t>認証が突破された場合、既存データの復号は不可能だが、</w:t>
-      </w:r>
-    </w:p>
-    <w:p>
-      <w:r>
-        <w:rPr>
-          <w:rFonts w:ascii="ＭＳ Ｐゴシック" w:hAnsi="ＭＳ Ｐゴシック" w:eastAsia="ＭＳ Ｐゴシック"/>
-          <w:b w:val="0"/>
-          <w:sz w:val="22"/>
-        </w:rPr>
-        <w:t>偽データをTEEに送り込んでFHE暗号化させることは理論的に可能である。</w:t>
-      </w:r>
-    </w:p>
-    <w:p>
-      <w:r>
-        <w:rPr>
-          <w:rFonts w:ascii="ＭＳ Ｐゴシック" w:hAnsi="ＭＳ Ｐゴシック" w:eastAsia="ＭＳ Ｐゴシック"/>
-          <w:b w:val="0"/>
-          <w:sz w:val="22"/>
-        </w:rPr>
-        <w:t>これによりマッチング結果が歪められるリスクがある。</w:t>
-      </w:r>
-    </w:p>
-    <w:p>
-      <w:r>
-        <w:rPr>
-          <w:rFonts w:ascii="ＭＳ Ｐゴシック" w:hAnsi="ＭＳ Ｐゴシック" w:eastAsia="ＭＳ Ｐゴシック"/>
-          <w:b w:val="0"/>
-          <w:sz w:val="22"/>
-        </w:rPr>
-        <w:t>この残存リスクは、argoのZKPにより入力データの妥当性を</w:t>
-      </w:r>
-    </w:p>
-    <w:p>
-      <w:r>
-        <w:rPr>
-          <w:rFonts w:ascii="ＭＳ Ｐゴシック" w:hAnsi="ＭＳ Ｐゴシック" w:eastAsia="ＭＳ Ｐゴシック"/>
-          <w:b w:val="0"/>
-          <w:sz w:val="22"/>
-        </w:rPr>
-        <w:t>暗号化したまま証明させること（「データ真正性の保証」節前述）、</w:t>
-      </w:r>
-    </w:p>
-    <w:p>
-      <w:r>
-        <w:rPr>
-          <w:rFonts w:ascii="ＭＳ Ｐゴシック" w:hAnsi="ＭＳ Ｐゴシック" w:eastAsia="ＭＳ Ｐゴシック"/>
-          <w:b w:val="0"/>
-          <w:sz w:val="22"/>
-        </w:rPr>
-        <w:t>および検査機関の電子署名の二重構造により対処する。</w:t>
+      <w:r>
+        <w:rPr>
+          <w:rFonts w:ascii="ＭＳ Ｐゴシック" w:hAnsi="ＭＳ Ｐゴシック" w:eastAsia="ＭＳ Ｐゴシック"/>
+          <w:b w:val="0"/>
+          <w:sz w:val="22"/>
+        </w:rPr>
+        <w:t>認証が突破された場合、既存データの復号は不可能だが、偽データをTEEに送り込んでFHE暗号化させることは理論的に可能である。これによりマッチング結果が歪められるリスクがある。この残存リスクは、argoのZKPにより入力データの妥当性を暗号化したまま証明させること（「データ真正性の保証」節前述）、および検査機関の電子署名の二重構造により対処する。</w:t>
       </w:r>
     </w:p>
     <w:p>
@@ -9645,27 +7271,7 @@
           <w:b w:val="0"/>
           <w:sz w:val="22"/>
         </w:rPr>
-        <w:t>脳死ドナー1人から最大8臓器を同時最適配分する問題をQUBO定式化する。</w:t>
-      </w:r>
-    </w:p>
-    <w:p>
-      <w:r>
-        <w:rPr>
-          <w:rFonts w:ascii="ＭＳ Ｐゴシック" w:hAnsi="ＭＳ Ｐゴシック" w:eastAsia="ＭＳ Ｐゴシック"/>
-          <w:b w:val="0"/>
-          <w:sz w:val="22"/>
-        </w:rPr>
-        <w:t>常時モード（待機リストの最適化維持）でも緊急モード（ドナー発生時のリアルタイムマッチング）でも</w:t>
-      </w:r>
-    </w:p>
-    <w:p>
-      <w:r>
-        <w:rPr>
-          <w:rFonts w:ascii="ＭＳ Ｐゴシック" w:hAnsi="ＭＳ Ｐゴシック" w:eastAsia="ＭＳ Ｐゴシック"/>
-          <w:b w:val="0"/>
-          <w:sz w:val="22"/>
-        </w:rPr>
-        <w:t>QUBOによる多臓器joint optimizationが複合移植患者の救命に不可欠である（4.2節で実証）。</w:t>
+        <w:t>脳死ドナー1人から最大8臓器を同時最適配分する問題をQUBO定式化する。常時モード（待機リストの最適化維持）でも緊急モード（ドナー発生時のリアルタイムマッチング）でもQUBOによる多臓器joint optimizationが複合移植患者の救命に不可欠である（4.2節で実証）。</w:t>
       </w:r>
     </w:p>
     <w:p>
@@ -10322,17 +7928,7 @@
           <w:b w:val="0"/>
           <w:sz w:val="22"/>
         </w:rPr>
-        <w:t>注: 本ベンチマークで「QUBOソルバー」と呼ぶものは、D-Wave SimulatedAnnealingSampler</w:t>
-      </w:r>
-    </w:p>
-    <w:p>
-      <w:r>
-        <w:rPr>
-          <w:rFonts w:ascii="ＭＳ Ｐゴシック" w:hAnsi="ＭＳ Ｐゴシック" w:eastAsia="ＭＳ Ｐゴシック"/>
-          <w:b w:val="0"/>
-          <w:sz w:val="22"/>
-        </w:rPr>
-        <w:t>および自作Rust焼きなまし法であり、いずれも</w:t>
+        <w:t>注: 本ベンチマークで「QUBOソルバー」と呼ぶものは、D-Wave SimulatedAnnealingSamplerおよび自作Rust焼きなまし法であり、いずれも</w:t>
       </w:r>
       <w:r>
         <w:rPr>
@@ -10348,17 +7944,7 @@
           <w:b w:val="0"/>
           <w:sz w:val="22"/>
         </w:rPr>
-        <w:t>である。</w:t>
-      </w:r>
-    </w:p>
-    <w:p>
-      <w:r>
-        <w:rPr>
-          <w:rFonts w:ascii="ＭＳ Ｐゴシック" w:hAnsi="ＭＳ Ｐゴシック" w:eastAsia="ＭＳ Ｐゴシック"/>
-          <w:b w:val="0"/>
-          <w:sz w:val="22"/>
-        </w:rPr>
-        <w:t>量子アニーリング実機での検証は今後の課題（5.2節）。</w:t>
+        <w:t>である。量子アニーリング実機での検証は今後の課題（5.2節）。</w:t>
       </w:r>
     </w:p>
     <w:p>
@@ -10444,17 +8030,7 @@
           <w:b w:val="0"/>
           <w:sz w:val="22"/>
         </w:rPr>
-        <w:t>Brute Force（全探索）はN≤8まで実行し、最適解との一致を検証。</w:t>
-      </w:r>
-    </w:p>
-    <w:p>
-      <w:r>
-        <w:rPr>
-          <w:rFonts w:ascii="ＭＳ Ｐゴシック" w:hAnsi="ＭＳ Ｐゴシック" w:eastAsia="ＭＳ Ｐゴシック"/>
-          <w:b w:val="0"/>
-          <w:sz w:val="22"/>
-        </w:rPr>
-        <w:t>N=10以上はBrute Forceが計算不能であることを確認。</w:t>
+        <w:t>Brute Force（全探索）はN≤8まで実行し、最適解との一致を検証。N=10以上はBrute Forceが計算不能であることを確認。</w:t>
       </w:r>
     </w:p>
     <w:p>
@@ -10523,8 +8099,6 @@
         </w:rPr>
         <w:t>量子最適化が古典貪欲を決定的に上回るのは、直接マッチングが成立しない場合の</w:t>
       </w:r>
-    </w:p>
-    <w:p>
       <w:r>
         <w:rPr>
           <w:rFonts w:ascii="ＭＳ Ｐゴシック" w:hAnsi="ＭＳ Ｐゴシック" w:eastAsia="ＭＳ Ｐゴシック"/>
@@ -10539,27 +8113,7 @@
           <w:b w:val="0"/>
           <w:sz w:val="22"/>
         </w:rPr>
-        <w:t>である。意図したレシピエントと不適合な「不適合ペア」が、</w:t>
-      </w:r>
-    </w:p>
-    <w:p>
-      <w:r>
-        <w:rPr>
-          <w:rFonts w:ascii="ＭＳ Ｐゴシック" w:hAnsi="ＭＳ Ｐゴシック" w:eastAsia="ＭＳ Ｐゴシック"/>
-          <w:b w:val="0"/>
-          <w:sz w:val="22"/>
-        </w:rPr>
-        <w:t>互いの不足を補い合う2-way/3-wayの交換サイクルを形成する。</w:t>
-      </w:r>
-    </w:p>
-    <w:p>
-      <w:r>
-        <w:rPr>
-          <w:rFonts w:ascii="ＭＳ Ｐゴシック" w:hAnsi="ＭＳ Ｐゴシック" w:eastAsia="ＭＳ Ｐゴシック"/>
-          <w:b w:val="0"/>
-          <w:sz w:val="22"/>
-        </w:rPr>
-        <w:t>移植数を最大化する</w:t>
+        <w:t>である。意図したレシピエントと不適合な「不適合ペア」が、互いの不足を補い合う2-way/3-wayの交換サイクルを形成する。移植数を最大化する</w:t>
       </w:r>
       <w:r>
         <w:rPr>
@@ -10577,8 +8131,6 @@
         </w:rPr>
         <w:t>を選ぶ問題は、重み付き集合パッキングであり</w:t>
       </w:r>
-    </w:p>
-    <w:p>
       <w:r>
         <w:rPr>
           <w:rFonts w:ascii="ＭＳ Ｐゴシック" w:hAnsi="ＭＳ Ｐゴシック" w:eastAsia="ＭＳ Ｐゴシック"/>
@@ -10593,17 +8145,7 @@
           <w:b w:val="0"/>
           <w:sz w:val="22"/>
         </w:rPr>
-        <w:t>（Abraham et al. 2007）。貪欲は構造的に劣る — 容易な2-wayを取ると、</w:t>
-      </w:r>
-    </w:p>
-    <w:p>
-      <w:r>
-        <w:rPr>
-          <w:rFonts w:ascii="ＭＳ Ｐゴシック" w:hAnsi="ＭＳ Ｐゴシック" w:eastAsia="ＭＳ Ｐゴシック"/>
-          <w:b w:val="0"/>
-          <w:sz w:val="22"/>
-        </w:rPr>
-        <w:t>そのペアを共有するより良い3-wayを潰すためである。</w:t>
+        <w:t>（Abraham et al. 2007）。貪欲は構造的に劣る — 容易な2-wayを取ると、そのペアを共有するより良い3-wayを潰すためである。</w:t>
       </w:r>
     </w:p>
     <w:p>
@@ -10637,27 +8179,7 @@
           <w:b w:val="0"/>
           <w:sz w:val="22"/>
         </w:rPr>
-        <w:t>）・</w:t>
-      </w:r>
-    </w:p>
-    <w:p>
-      <w:r>
-        <w:rPr>
-          <w:rFonts w:ascii="ＭＳ Ｐゴシック" w:hAnsi="ＭＳ Ｐゴシック" w:eastAsia="ＭＳ Ｐゴシック"/>
-          <w:b w:val="0"/>
-          <w:sz w:val="22"/>
-        </w:rPr>
-        <w:t>QUBO（焼きなまし）・総当たり厳密最適を、移植数で比較した</w:t>
-      </w:r>
-    </w:p>
-    <w:p>
-      <w:r>
-        <w:rPr>
-          <w:rFonts w:ascii="ＭＳ Ｐゴシック" w:hAnsi="ＭＳ Ｐゴシック" w:eastAsia="ＭＳ Ｐゴシック"/>
-          <w:b w:val="0"/>
-          <w:sz w:val="22"/>
-        </w:rPr>
-        <w:t>（各サイズ8シード平均、2-/3-way、ランダム不適合プール）：</w:t>
+        <w:t>）・QUBO（焼きなまし）・総当たり厳密最適を、移植数で比較した（各サイズ8シード平均、2-/3-way、ランダム不適合プール）：</w:t>
       </w:r>
     </w:p>
     <w:tbl>
@@ -11365,7 +8887,7 @@
           <w:b w:val="0"/>
           <w:sz w:val="22"/>
         </w:rPr>
-        <w:t xml:space="preserve">  厳密解が計算可能な範囲（N≤16）では</w:t>
+        <w:t>厳密解が計算可能な範囲（N≤16）では</w:t>
       </w:r>
       <w:r>
         <w:rPr>
@@ -11381,17 +8903,7 @@
           <w:b w:val="0"/>
           <w:sz w:val="22"/>
         </w:rPr>
-        <w:t>し、QUBOが最適へ到達することを実証した。</w:t>
-      </w:r>
-    </w:p>
-    <w:p>
-      <w:r>
-        <w:rPr>
-          <w:rFonts w:ascii="ＭＳ Ｐゴシック" w:hAnsi="ＭＳ Ｐゴシック" w:eastAsia="ＭＳ Ｐゴシック"/>
-          <w:b w:val="0"/>
-          <w:sz w:val="22"/>
-        </w:rPr>
-        <w:t xml:space="preserve">  N≥20では厳密解（分枝限定）が計算困難となるため、</w:t>
+        <w:t>し、QUBOが最適へ到達することを実証した。N≥20では厳密解（分枝限定）が計算困難となるため、</w:t>
       </w:r>
       <w:r>
         <w:rPr>
@@ -11407,17 +8919,7 @@
           <w:b w:val="0"/>
           <w:sz w:val="22"/>
         </w:rPr>
-        <w:t>し、</w:t>
-      </w:r>
-    </w:p>
-    <w:p>
-      <w:r>
-        <w:rPr>
-          <w:rFonts w:ascii="ＭＳ Ｐゴシック" w:hAnsi="ＭＳ Ｐゴシック" w:eastAsia="ＭＳ Ｐゴシック"/>
-          <w:b w:val="0"/>
-          <w:sz w:val="22"/>
-        </w:rPr>
-        <w:t xml:space="preserve">  N≥20は「貪欲に対する優位の持続」として報告する（独立なPython再実装でも同じ定性的結論を確認）。</w:t>
+        <w:t>し、N≥20は「貪欲に対する優位の持続」として報告する（独立なPython再実装でも同じ定性的結論を確認）。</w:t>
       </w:r>
     </w:p>
     <w:p>
@@ -11449,7 +8951,7 @@
           <w:b w:val="0"/>
           <w:sz w:val="22"/>
         </w:rPr>
-        <w:t xml:space="preserve">  分離可能な臓器割当（4.2節）と異なり</w:t>
+        <w:t>分離可能な臓器割当（4.2節）と異なり</w:t>
       </w:r>
       <w:r>
         <w:rPr>
@@ -11497,17 +8999,7 @@
           <w:b w:val="0"/>
           <w:sz w:val="22"/>
         </w:rPr>
-        <w:t xml:space="preserve">  これは「規模拡大で厳密解が破綻し、スケーラブルなアニーリング求解が要る」領域の入口であり、</w:t>
-      </w:r>
-    </w:p>
-    <w:p>
-      <w:r>
-        <w:rPr>
-          <w:rFonts w:ascii="ＭＳ Ｐゴシック" w:hAnsi="ＭＳ Ｐゴシック" w:eastAsia="ＭＳ Ｐゴシック"/>
-          <w:b w:val="0"/>
-          <w:sz w:val="22"/>
-        </w:rPr>
-        <w:t xml:space="preserve">  量子アニーリング実機が想定する適用先である。</w:t>
+        <w:t>これは「規模拡大で厳密解が破綻し、スケーラブルなアニーリング求解が要る」領域の入口であり、量子アニーリング実機が想定する適用先である。</w:t>
       </w:r>
     </w:p>
     <w:p>
@@ -11525,17 +9017,7 @@
           <w:b w:val="0"/>
           <w:sz w:val="22"/>
         </w:rPr>
-        <w:t xml:space="preserve"> 単一臓器・多臓器の「割当」は分離可能で古典が最適に解ける</w:t>
-      </w:r>
-    </w:p>
-    <w:p>
-      <w:r>
-        <w:rPr>
-          <w:rFonts w:ascii="ＭＳ Ｐゴシック" w:hAnsi="ＭＳ Ｐゴシック" w:eastAsia="ＭＳ Ｐゴシック"/>
-          <w:b w:val="0"/>
-          <w:sz w:val="22"/>
-        </w:rPr>
-        <w:t>（4.2節で実証）。本研究は量子有用性を、貪欲が構造的に最適へ届かない</w:t>
+        <w:t xml:space="preserve"> 単一臓器・多臓器の「割当」は分離可能で古典が最適に解ける（4.2節で実証）。本研究は量子有用性を、貪欲が構造的に最適へ届かない</w:t>
       </w:r>
       <w:r>
         <w:rPr>
@@ -11551,17 +9033,7 @@
           <w:b w:val="0"/>
           <w:sz w:val="22"/>
         </w:rPr>
-        <w:t>へ</w:t>
-      </w:r>
-    </w:p>
-    <w:p>
-      <w:r>
-        <w:rPr>
-          <w:rFonts w:ascii="ＭＳ Ｐゴシック" w:hAnsi="ＭＳ Ｐゴシック" w:eastAsia="ＭＳ Ｐゴシック"/>
-          <w:b w:val="0"/>
-          <w:sz w:val="22"/>
-        </w:rPr>
-        <w:t>正しく位置づけ直した。これが「量子有用性」を概念ではなく実証として成立させている。</w:t>
+        <w:t>へ正しく位置づけ直した。これが「量子有用性」を概念ではなく実証として成立させている。</w:t>
       </w:r>
     </w:p>
     <w:p>
@@ -11583,8 +9055,6 @@
         </w:rPr>
         <w:t>交換cycle-coverをQUBOで解くこと自体は先行研究（Accenture/D-Wave特許 2020）に存在するが、</w:t>
       </w:r>
-    </w:p>
-    <w:p>
       <w:r>
         <w:rPr>
           <w:rFonts w:ascii="ＭＳ Ｐゴシック" w:hAnsi="ＭＳ Ｐゴシック" w:eastAsia="ＭＳ Ｐゴシック"/>
@@ -11599,57 +9069,23 @@
           <w:b w:val="0"/>
           <w:sz w:val="22"/>
         </w:rPr>
-        <w:t>である。</w:t>
-      </w:r>
-    </w:p>
-    <w:p>
-      <w:r>
-        <w:rPr>
-          <w:rFonts w:ascii="ＭＳ Ｐゴシック" w:hAnsi="ＭＳ Ｐゴシック" w:eastAsia="ＭＳ Ｐゴシック"/>
-          <w:b w:val="0"/>
-          <w:sz w:val="22"/>
-        </w:rPr>
-        <w:t>一方、プライバシー保護交換（Breuer et al. 2020-2024）は部分準同型（Paillier）のMPCに留まり、</w:t>
-      </w:r>
-    </w:p>
-    <w:p>
-      <w:r>
-        <w:rPr>
-          <w:rFonts w:ascii="ＭＳ Ｐゴシック" w:hAnsi="ＭＳ Ｐゴシック" w:eastAsia="ＭＳ Ｐゴシック"/>
-          <w:b w:val="0"/>
-          <w:sz w:val="22"/>
-        </w:rPr>
-        <w:t>暗号化したままの複雑な最適化も量子求解も行えない。</w:t>
-      </w:r>
-    </w:p>
-    <w:p>
-      <w:r>
-        <w:rPr>
-          <w:rFonts w:ascii="ＭＳ Ｐゴシック" w:hAnsi="ＭＳ Ｐゴシック" w:eastAsia="ＭＳ Ｐゴシック"/>
-          <w:b w:val="0"/>
-          <w:sz w:val="22"/>
-        </w:rPr>
-        <w:t>Niobiは、**真にNP困難な交換cycle-coverを、FHE計算層・PQC保護層・ZKP検証層の上で</w:t>
-      </w:r>
-    </w:p>
-    <w:p>
-      <w:r>
-        <w:rPr>
-          <w:rFonts w:ascii="ＭＳ Ｐゴシック" w:hAnsi="ＭＳ Ｐゴシック" w:eastAsia="ＭＳ Ｐゴシック"/>
-          <w:b w:val="0"/>
-          <w:sz w:val="22"/>
-        </w:rPr>
-        <w:t>秘匿したまま解く**点に新規性がある（3.1節の比較表）。</w:t>
-      </w:r>
-    </w:p>
-    <w:p>
-      <w:r>
-        <w:rPr>
-          <w:rFonts w:ascii="ＭＳ Ｐゴシック" w:hAnsi="ＭＳ Ｐゴシック" w:eastAsia="ＭＳ Ｐゴシック"/>
-          <w:b w:val="0"/>
-          <w:sz w:val="22"/>
-        </w:rPr>
-        <w:t>argoが各リンク（i→j）の適合性を中身非開示で証明し、匿名の適合性証明からチェーンが組み立てられる。</w:t>
+        <w:t>である。一方、プライバシー保護交換（Breuer et al. 2020-2024）は部分準同型（Paillier）のMPCに留まり、暗号化したままの複雑な最適化も量子求解も行えない。Niobiは、</w:t>
+      </w:r>
+      <w:r>
+        <w:rPr>
+          <w:rFonts w:ascii="ＭＳ Ｐゴシック" w:hAnsi="ＭＳ Ｐゴシック" w:eastAsia="ＭＳ Ｐゴシック"/>
+          <w:b/>
+          <w:sz w:val="22"/>
+        </w:rPr>
+        <w:t>真にNP困難な交換cycle-coverを、FHE計算層・PQC保護層・ZKP検証層の上で秘匿したまま解く</w:t>
+      </w:r>
+      <w:r>
+        <w:rPr>
+          <w:rFonts w:ascii="ＭＳ Ｐゴシック" w:hAnsi="ＭＳ Ｐゴシック" w:eastAsia="ＭＳ Ｐゴシック"/>
+          <w:b w:val="0"/>
+          <w:sz w:val="22"/>
+        </w:rPr>
+        <w:t>点に新規性がある（3.1節の比較表）。argoが各リンク（i→j）の適合性を中身非開示で証明し、匿名の適合性証明からチェーンが組み立てられる。</w:t>
       </w:r>
     </w:p>
     <w:p>
@@ -11685,17 +9121,7 @@
           <w:b w:val="0"/>
           <w:sz w:val="22"/>
         </w:rPr>
-        <w:t>な領域も同じ枠組みで実証した。</w:t>
-      </w:r>
-    </w:p>
-    <w:p>
-      <w:r>
-        <w:rPr>
-          <w:rFonts w:ascii="ＭＳ Ｐゴシック" w:hAnsi="ＭＳ Ｐゴシック" w:eastAsia="ＭＳ Ｐゴシック"/>
-          <w:b w:val="0"/>
-          <w:sz w:val="22"/>
-        </w:rPr>
-        <w:t>これは「都合のよい問題だけを選んでいないか」という疑義に先回りする、反証可能性の担保である。</w:t>
+        <w:t>な領域も同じ枠組みで実証した。これは「都合のよい問題だけを選んでいないか」という疑義に先回りする、反証可能性の担保である。</w:t>
       </w:r>
     </w:p>
     <w:p>
@@ -12813,17 +10239,7 @@
           <w:b w:val="0"/>
           <w:sz w:val="22"/>
         </w:rPr>
-        <w:t>QUBOはGreedyを上回るが、これは弱いベースラインに対する優位にすぎない。</w:t>
-      </w:r>
-    </w:p>
-    <w:p>
-      <w:r>
-        <w:rPr>
-          <w:rFonts w:ascii="ＭＳ Ｐゴシック" w:hAnsi="ＭＳ Ｐゴシック" w:eastAsia="ＭＳ Ｐゴシック"/>
-          <w:b w:val="0"/>
-          <w:sz w:val="22"/>
-        </w:rPr>
-        <w:t>Hungarian法（O(N³)最適解）を含めて再評価する：</w:t>
+        <w:t>QUBOはGreedyを上回るが、これは弱いベースラインに対する優位にすぎない。Hungarian法（O(N³)最適解）を含めて再評価する：</w:t>
       </w:r>
     </w:p>
     <w:tbl>
@@ -13520,20 +10936,8 @@
           <w:b w:val="0"/>
           <w:sz w:val="22"/>
         </w:rPr>
-        <w:t>である。</w:t>
-      </w:r>
-    </w:p>
-    <w:p>
-      <w:r>
-        <w:rPr>
-          <w:rFonts w:ascii="ＭＳ Ｐゴシック" w:hAnsi="ＭＳ Ｐゴシック" w:eastAsia="ＭＳ Ｐゴシック"/>
-          <w:b w:val="0"/>
-          <w:sz w:val="22"/>
-        </w:rPr>
-        <w:t>QUBOは焼きなまし法のヒューリスティックでHungarianに2-6%劣り、一部ではGreedyをも下回る。</w:t>
-      </w:r>
-    </w:p>
-    <w:p>
+        <w:t>である。QUBOは焼きなまし法のヒューリスティックでHungarianに2-6%劣り、一部ではGreedyをも下回る。</w:t>
+      </w:r>
       <w:r>
         <w:rPr>
           <w:rFonts w:ascii="ＭＳ Ｐゴシック" w:hAnsi="ＭＳ Ｐゴシック" w:eastAsia="ＭＳ Ｐゴシック"/>
@@ -13560,17 +10964,7 @@
           <w:b w:val="0"/>
           <w:sz w:val="22"/>
         </w:rPr>
-        <w:t>当初、QUBOの優位性は多臓器同時割当（複合移植患者への対応）で発現すると仮定した。</w:t>
-      </w:r>
-    </w:p>
-    <w:p>
-      <w:r>
-        <w:rPr>
-          <w:rFonts w:ascii="ＭＳ Ｐゴシック" w:hAnsi="ＭＳ Ｐゴシック" w:eastAsia="ＭＳ Ｐゴシック"/>
-          <w:b w:val="0"/>
-          <w:sz w:val="22"/>
-        </w:rPr>
-        <w:t>これを</w:t>
+        <w:t>当初、QUBOの優位性は多臓器同時割当（複合移植患者への対応）で発現すると仮定した。これを</w:t>
       </w:r>
       <w:r>
         <w:rPr>
@@ -13586,17 +10980,7 @@
           <w:b w:val="0"/>
           <w:sz w:val="22"/>
         </w:rPr>
-        <w:t>（必要な全臓器が揃った患者数）を目的関数として実装・検証した</w:t>
-      </w:r>
-    </w:p>
-    <w:p>
-      <w:r>
-        <w:rPr>
-          <w:rFonts w:ascii="ＭＳ Ｐゴシック" w:hAnsi="ＭＳ Ｐゴシック" w:eastAsia="ＭＳ Ｐゴシック"/>
-          <w:b w:val="0"/>
-          <w:sz w:val="22"/>
-        </w:rPr>
-        <w:t>（</w:t>
+        <w:t>（必要な全臓器が揃った患者数）を目的関数として実装・検証した（</w:t>
       </w:r>
       <w:r>
         <w:rPr>
@@ -13612,30 +10996,8 @@
           <w:b w:val="0"/>
           <w:sz w:val="22"/>
         </w:rPr>
-        <w:t>、OPTN/SRTR 2023文献値: SLK 7.9% / 心肺 1.3% / SPK 79.2%）。</w:t>
-      </w:r>
-    </w:p>
-    <w:p>
-      <w:r>
-        <w:rPr>
-          <w:rFonts w:ascii="ＭＳ Ｐゴシック" w:hAnsi="ＭＳ Ｐゴシック" w:eastAsia="ＭＳ Ｐゴシック"/>
-          <w:b w:val="0"/>
-          <w:sz w:val="22"/>
-        </w:rPr>
-        <w:t>結果は仮説を否定した。各臓器を「最も適合する単独臓器患者」へ割り当てる O(K·N) の素朴な</w:t>
-      </w:r>
-    </w:p>
-    <w:p>
-      <w:r>
-        <w:rPr>
-          <w:rFonts w:ascii="ＭＳ Ｐゴシック" w:hAnsi="ＭＳ Ｐゴシック" w:eastAsia="ＭＳ Ｐゴシック"/>
-          <w:b w:val="0"/>
-          <w:sz w:val="22"/>
-        </w:rPr>
-        <w:t>ヒューリスティクス（lives-aware greedy）が、QUBO（焼きなまし）および総当たり厳密最適と</w:t>
-      </w:r>
-    </w:p>
-    <w:p>
+        <w:t>、OPTN/SRTR 2023文献値: SLK 7.9% / 心肺 1.3% / SPK 79.2%）。結果は仮説を否定した。各臓器を「最も適合する単独臓器患者」へ割り当てる O(K·N) の素朴なヒューリスティクス（lives-aware greedy）が、QUBO（焼きなまし）および総当たり厳密最適と</w:t>
+      </w:r>
       <w:r>
         <w:rPr>
           <w:rFonts w:ascii="ＭＳ Ｐゴシック" w:hAnsi="ＭＳ Ｐゴシック" w:eastAsia="ＭＳ Ｐゴシック"/>
@@ -14061,47 +11423,23 @@
           <w:b w:val="0"/>
           <w:sz w:val="22"/>
         </w:rPr>
-        <w:t>であり、QUBOの優位は生じない</w:t>
-      </w:r>
-    </w:p>
-    <w:p>
-      <w:r>
-        <w:rPr>
-          <w:rFonts w:ascii="ＭＳ Ｐゴシック" w:hAnsi="ＭＳ Ｐゴシック" w:eastAsia="ＭＳ Ｐゴシック"/>
-          <w:b w:val="0"/>
-          <w:sz w:val="22"/>
-        </w:rPr>
-        <w:t>（「2臓器で1救命より2臓器で2人」という構造により、大域最適は素朴な貪欲で到達できる）。</w:t>
-      </w:r>
-    </w:p>
-    <w:p>
-      <w:r>
-        <w:rPr>
-          <w:rFonts w:ascii="ＭＳ Ｐゴシック" w:hAnsi="ＭＳ Ｐゴシック" w:eastAsia="ＭＳ Ｐゴシック"/>
-          <w:b w:val="0"/>
-          <w:sz w:val="22"/>
-        </w:rPr>
-        <w:t>**多臓器マッチングは臨床的な適合スコア計算・実現可能性判定の応用層として有用だが、</w:t>
-      </w:r>
-    </w:p>
-    <w:p>
-      <w:r>
-        <w:rPr>
-          <w:rFonts w:ascii="ＭＳ Ｐゴシック" w:hAnsi="ＭＳ Ｐゴシック" w:eastAsia="ＭＳ Ｐゴシック"/>
-          <w:b w:val="0"/>
-          <w:sz w:val="22"/>
-        </w:rPr>
-        <w:t>量子最適化を必要とする計算困難性はここには存在しない**（負の結果として正直に報告する）。</w:t>
-      </w:r>
-    </w:p>
-    <w:p>
-      <w:r>
-        <w:rPr>
-          <w:rFonts w:ascii="ＭＳ Ｐゴシック" w:hAnsi="ＭＳ Ｐゴシック" w:eastAsia="ＭＳ Ｐゴシック"/>
-          <w:b w:val="0"/>
-          <w:sz w:val="22"/>
-        </w:rPr>
-        <w:t>4.1節の交換cycle-coverとの対比により、量子有用性が「割当」ではなく「交換」に宿ることが明確になる。</w:t>
+        <w:t>であり、QUBOの優位は生じない（「2臓器で1救命より2臓器で2人」という構造により、大域最適は素朴な貪欲で到達できる）。</w:t>
+      </w:r>
+      <w:r>
+        <w:rPr>
+          <w:rFonts w:ascii="ＭＳ Ｐゴシック" w:hAnsi="ＭＳ Ｐゴシック" w:eastAsia="ＭＳ Ｐゴシック"/>
+          <w:b/>
+          <w:sz w:val="22"/>
+        </w:rPr>
+        <w:t>多臓器マッチングは臨床的な適合スコア計算・実現可能性判定の応用層として有用だが、量子最適化を必要とする計算困難性はここには存在しない</w:t>
+      </w:r>
+      <w:r>
+        <w:rPr>
+          <w:rFonts w:ascii="ＭＳ Ｐゴシック" w:hAnsi="ＭＳ Ｐゴシック" w:eastAsia="ＭＳ Ｐゴシック"/>
+          <w:b w:val="0"/>
+          <w:sz w:val="22"/>
+        </w:rPr>
+        <w:t>（負の結果として正直に報告する）。4.1節の交換cycle-coverとの対比により、量子有用性が「割当」ではなく「交換」に宿ることが明確になる。</w:t>
       </w:r>
     </w:p>
     <w:p>
@@ -14121,27 +11459,7 @@
           <w:b w:val="0"/>
           <w:sz w:val="22"/>
         </w:rPr>
-        <w:t>plat crateによるMKFHEスコア計算の実測値を以下に示す。</w:t>
-      </w:r>
-    </w:p>
-    <w:p>
-      <w:r>
-        <w:rPr>
-          <w:rFonts w:ascii="ＭＳ Ｐゴシック" w:hAnsi="ＭＳ Ｐゴシック" w:eastAsia="ＭＳ Ｐゴシック"/>
-          <w:b w:val="0"/>
-          <w:sz w:val="22"/>
-        </w:rPr>
-        <w:t>パラメータはN=256, q=12289（test_small）、2鍵（ドナー+患者の独立鍵）での計測。</w:t>
-      </w:r>
-    </w:p>
-    <w:p>
-      <w:r>
-        <w:rPr>
-          <w:rFonts w:ascii="ＭＳ Ｐゴシック" w:hAnsi="ＭＳ Ｐゴシック" w:eastAsia="ＭＳ Ｐゴシック"/>
-          <w:b w:val="0"/>
-          <w:sz w:val="22"/>
-        </w:rPr>
-        <w:t>計測環境: Rust 1.74, --release, AMD Ryzen / RTX 3090搭載マシン。</w:t>
+        <w:t>plat crateによるMKFHEスコア計算の実測値を以下に示す。パラメータはN=256, q=12289（test_small）、2鍵（ドナー+患者の独立鍵）での計測。計測環境: Rust 1.74, --release, AMD Ryzen / RTX 3090搭載マシン。</w:t>
       </w:r>
     </w:p>
     <w:tbl>
@@ -14800,37 +12118,7 @@
           <w:b w:val="0"/>
           <w:sz w:val="22"/>
         </w:rPr>
-        <w:t>1×Nではドナー側のkeygen・暗号化を全ペアで共有し、ペアごとにscore計算+decryptのみ実行するため、</w:t>
-      </w:r>
-    </w:p>
-    <w:p>
-      <w:r>
-        <w:rPr>
-          <w:rFonts w:ascii="ＭＳ Ｐゴシック" w:hAnsi="ＭＳ Ｐゴシック" w:eastAsia="ＭＳ Ｐゴシック"/>
-          <w:b w:val="0"/>
-          <w:sz w:val="22"/>
-        </w:rPr>
-        <w:t>full pipeline（0.90ms/ペア: keygen×2 + encrypt×4 + score + decrypt）より大幅に速い。</w:t>
-      </w:r>
-    </w:p>
-    <w:p>
-      <w:r>
-        <w:rPr>
-          <w:rFonts w:ascii="ＭＳ Ｐゴシック" w:hAnsi="ＭＳ Ｐゴシック" w:eastAsia="ＭＳ Ｐゴシック"/>
-          <w:b w:val="0"/>
-          <w:sz w:val="22"/>
-        </w:rPr>
-        <w:t>スケーリングはNに対して完全に線形（各ペアの計算が独立）。</w:t>
-      </w:r>
-    </w:p>
-    <w:p>
-      <w:r>
-        <w:rPr>
-          <w:rFonts w:ascii="ＭＳ Ｐゴシック" w:hAnsi="ＭＳ Ｐゴシック" w:eastAsia="ＭＳ Ｐゴシック"/>
-          <w:b w:val="0"/>
-          <w:sz w:val="22"/>
-        </w:rPr>
-        <w:t>0.153ms/ペアは理論的見積もり（500ms/ペア）の</w:t>
+        <w:t>1×Nではドナー側のkeygen・暗号化を全ペアで共有し、ペアごとにscore計算+decryptのみ実行するため、full pipeline（0.90ms/ペア: keygen×2 + encrypt×4 + score + decrypt）より大幅に速い。スケーリングはNに対して完全に線形（各ペアの計算が独立）。0.153ms/ペアは理論的見積もり（500ms/ペア）の</w:t>
       </w:r>
       <w:r>
         <w:rPr>
@@ -14846,17 +12134,7 @@
           <w:b w:val="0"/>
           <w:sz w:val="22"/>
         </w:rPr>
-        <w:t>であり、</w:t>
-      </w:r>
-    </w:p>
-    <w:p>
-      <w:r>
-        <w:rPr>
-          <w:rFonts w:ascii="ＭＳ Ｐゴシック" w:hAnsi="ＭＳ Ｐゴシック" w:eastAsia="ＭＳ Ｐゴシック"/>
-          <w:b w:val="0"/>
-          <w:sz w:val="22"/>
-        </w:rPr>
-        <w:t>初期の見積もりが過度に保守的であったことを示す。</w:t>
+        <w:t>であり、初期の見積もりが過度に保守的であったことを示す。</w:t>
       </w:r>
     </w:p>
     <w:p>
@@ -15200,17 +12478,7 @@
           <w:b w:val="0"/>
           <w:sz w:val="22"/>
         </w:rPr>
-        <w:t>productionパラメータ（N=8192）ではNTTのO(N log N)スケーリングにより</w:t>
-      </w:r>
-    </w:p>
-    <w:p>
-      <w:r>
-        <w:rPr>
-          <w:rFonts w:ascii="ＭＳ Ｐゴシック" w:hAnsi="ＭＳ Ｐゴシック" w:eastAsia="ＭＳ Ｐゴシック"/>
-          <w:b w:val="0"/>
-          <w:sz w:val="22"/>
-        </w:rPr>
-        <w:t>full pipelineがtest_smallの約57倍となる。</w:t>
+        <w:t>productionパラメータ（N=8192）ではNTTのO(N log N)スケーリングによりfull pipelineがtest_smallの約57倍となる。</w:t>
       </w:r>
     </w:p>
     <w:p>
@@ -15431,17 +12699,7 @@
           <w:b w:val="0"/>
           <w:sz w:val="22"/>
         </w:rPr>
-        <w:t>Phase 2Bの計算規模はM×NではなくNに比例する。</w:t>
-      </w:r>
-    </w:p>
-    <w:p>
-      <w:r>
-        <w:rPr>
-          <w:rFonts w:ascii="ＭＳ Ｐゴシック" w:hAnsi="ＭＳ Ｐゴシック" w:eastAsia="ＭＳ Ｐゴシック"/>
-          <w:b w:val="0"/>
-          <w:sz w:val="22"/>
-        </w:rPr>
-        <w:t>さらにNは全人類ではなく</w:t>
+        <w:t>Phase 2Bの計算規模はM×NではなくNに比例する。さらにNは全人類ではなく</w:t>
       </w:r>
       <w:r>
         <w:rPr>
@@ -16138,17 +13396,7 @@
           <w:b w:val="0"/>
           <w:sz w:val="22"/>
         </w:rPr>
-        <w:t>※ plat crate production_8192実測値 50.91ms/ペア（N=8192, 2鍵）、ABO血液型フィルタリング適用前。</w:t>
-      </w:r>
-    </w:p>
-    <w:p>
-      <w:r>
-        <w:rPr>
-          <w:rFonts w:ascii="ＭＳ Ｐゴシック" w:hAnsi="ＭＳ Ｐゴシック" w:eastAsia="ＭＳ Ｐゴシック"/>
-          <w:b w:val="0"/>
-          <w:sz w:val="22"/>
-        </w:rPr>
-        <w:t>全臓器並列の計算時間はmax（各臓器の計算時間）であり合計ではない。</w:t>
+        <w:t>※ plat crate production_8192実測値 50.91ms/ペア（N=8192, 2鍵）、ABO血液型フィルタリング適用前。全臓器並列の計算時間はmax（各臓器の計算時間）であり合計ではない。</w:t>
       </w:r>
     </w:p>
     <w:p>
@@ -16174,17 +13422,7 @@
           <w:b w:val="0"/>
           <w:sz w:val="22"/>
         </w:rPr>
-        <w:t>（GPU加速で48秒）。</w:t>
-      </w:r>
-    </w:p>
-    <w:p>
-      <w:r>
-        <w:rPr>
-          <w:rFonts w:ascii="ＭＳ Ｐゴシック" w:hAnsi="ＭＳ Ｐゴシック" w:eastAsia="ＭＳ Ｐゴシック"/>
-          <w:b w:val="0"/>
-          <w:sz w:val="22"/>
-        </w:rPr>
-        <w:t>全世界プールでもGPU加速で</w:t>
+        <w:t>（GPU加速で48秒）。全世界プールでもGPU加速で</w:t>
       </w:r>
       <w:r>
         <w:rPr>
@@ -16210,17 +13448,7 @@
           <w:b w:val="0"/>
           <w:sz w:val="22"/>
         </w:rPr>
-        <w:t>1回の脳死ドナーイベントで全臓器（最大8つ）の待機リストに対して</w:t>
-      </w:r>
-    </w:p>
-    <w:p>
-      <w:r>
-        <w:rPr>
-          <w:rFonts w:ascii="ＭＳ Ｐゴシック" w:hAnsi="ＭＳ Ｐゴシック" w:eastAsia="ＭＳ Ｐゴシック"/>
-          <w:b w:val="0"/>
-          <w:sz w:val="22"/>
-        </w:rPr>
-        <w:t>並列にスコア計算を実行し、</w:t>
+        <w:t>1回の脳死ドナーイベントで全臓器（最大8つ）の待機リストに対して並列にスコア計算を実行し、</w:t>
       </w:r>
       <w:r>
         <w:rPr>
@@ -16256,17 +13484,7 @@
           <w:b w:val="0"/>
           <w:sz w:val="22"/>
         </w:rPr>
-        <w:t>臓器移植以外（献血マッチング、治験マッチング等）で</w:t>
-      </w:r>
-    </w:p>
-    <w:p>
-      <w:r>
-        <w:rPr>
-          <w:rFonts w:ascii="ＭＳ Ｐゴシック" w:hAnsi="ＭＳ Ｐゴシック" w:eastAsia="ＭＳ Ｐゴシック"/>
-          <w:b w:val="0"/>
-          <w:sz w:val="22"/>
-        </w:rPr>
-        <w:t>全人類登録（N=80億）が必要な場合は、分散ファンアウト・アーキテクチャにより対応する。</w:t>
+        <w:t>臓器移植以外（献血マッチング、治験マッチング等）で全人類登録（N=80億）が必要な場合は、分散ファンアウト・アーキテクチャにより対応する。</w:t>
       </w:r>
     </w:p>
     <w:p>
@@ -16286,17 +13504,7 @@
           <w:b w:val="0"/>
           <w:sz w:val="22"/>
         </w:rPr>
-        <w:t>脳死ドナー発生時、hydeで暗号化されたドナー情報を各国のデータプールに瞬時にブロードキャストする。</w:t>
-      </w:r>
-    </w:p>
-    <w:p>
-      <w:r>
-        <w:rPr>
-          <w:rFonts w:ascii="ＭＳ Ｐゴシック" w:hAnsi="ＭＳ Ｐゴシック" w:eastAsia="ＭＳ Ｐゴシック"/>
-          <w:b w:val="0"/>
-          <w:sz w:val="22"/>
-        </w:rPr>
-        <w:t>暗号化データであるため、</w:t>
+        <w:t>脳死ドナー発生時、hydeで暗号化されたドナー情報を各国のデータプールに瞬時にブロードキャストする。暗号化データであるため、</w:t>
       </w:r>
       <w:r>
         <w:rPr>
@@ -16354,27 +13562,7 @@
           <w:b w:val="0"/>
           <w:sz w:val="22"/>
         </w:rPr>
-        <w:t>全体の計算時間 = max(各国の計算時間)であり、合計ではない。</w:t>
-      </w:r>
-    </w:p>
-    <w:p>
-      <w:r>
-        <w:rPr>
-          <w:rFonts w:ascii="ＭＳ Ｐゴシック" w:hAnsi="ＭＳ Ｐゴシック" w:eastAsia="ＭＳ Ｐゴシック"/>
-          <w:b w:val="0"/>
-          <w:sz w:val="22"/>
-        </w:rPr>
-        <w:t>各国内の1×Nスコア計算は各ペアが完全に独立（embarrassingly parallel）であり、</w:t>
-      </w:r>
-    </w:p>
-    <w:p>
-      <w:r>
-        <w:rPr>
-          <w:rFonts w:ascii="ＭＳ Ｐゴシック" w:hAnsi="ＭＳ Ｐゴシック" w:eastAsia="ＭＳ Ｐゴシック"/>
-          <w:b w:val="0"/>
-          <w:sz w:val="22"/>
-        </w:rPr>
-        <w:t>GPU数に対して線形にスケールする。通信オーバーヘッドはゼロ。</w:t>
+        <w:t>全体の計算時間 = max(各国の計算時間)であり、合計ではない。各国内の1×Nスコア計算は各ペアが完全に独立（embarrassingly parallel）であり、GPU数に対して線形にスケールする。通信オーバーヘッドはゼロ。</w:t>
       </w:r>
     </w:p>
     <w:tbl>
@@ -16647,17 +13835,7 @@
           <w:b w:val="0"/>
           <w:sz w:val="22"/>
         </w:rPr>
-        <w:t>※ plat production_8192実測値（50.91ms/ペア）に基づく。GPU加速はCUDA NTT 14x（4.4節実測）。</w:t>
-      </w:r>
-    </w:p>
-    <w:p>
-      <w:r>
-        <w:rPr>
-          <w:rFonts w:ascii="ＭＳ Ｐゴシック" w:hAnsi="ＭＳ Ｐゴシック" w:eastAsia="ＭＳ Ｐゴシック"/>
-          <w:b w:val="0"/>
-          <w:sz w:val="22"/>
-        </w:rPr>
-        <w:t>GPU加速により全世界規模でも冷阻血時間内に余裕で完了する。</w:t>
+        <w:t>※ plat production_8192実測値（50.91ms/ペア）に基づく。GPU加速はCUDA NTT 14x（4.4節実測）。GPU加速により全世界規模でも冷阻血時間内に余裕で完了する。</w:t>
       </w:r>
     </w:p>
     <w:p>
@@ -16693,27 +13871,7 @@
           <w:b w:val="0"/>
           <w:sz w:val="22"/>
         </w:rPr>
-        <w:t>従来のアプローチは「データを中央に集めなければ最適化できない →</w:t>
-      </w:r>
-    </w:p>
-    <w:p>
-      <w:r>
-        <w:rPr>
-          <w:rFonts w:ascii="ＭＳ Ｐゴシック" w:hAnsi="ＭＳ Ｐゴシック" w:eastAsia="ＭＳ Ｐゴシック"/>
-          <w:b w:val="0"/>
-          <w:sz w:val="22"/>
-        </w:rPr>
-        <w:t>プライバシー制約で集められない → 詰み」という構造だった。</w:t>
-      </w:r>
-    </w:p>
-    <w:p>
-      <w:r>
-        <w:rPr>
-          <w:rFonts w:ascii="ＭＳ Ｐゴシック" w:hAnsi="ＭＳ Ｐゴシック" w:eastAsia="ＭＳ Ｐゴシック"/>
-          <w:b w:val="0"/>
-          <w:sz w:val="22"/>
-        </w:rPr>
-        <w:t>Niobiはこの前提を逆転する：データは各国に留まったまま、暗号化されたクエリだけが移動する。</w:t>
+        <w:t>従来のアプローチは「データを中央に集めなければ最適化できない →プライバシー制約で集められない → 詰み」という構造だった。Niobiはこの前提を逆転する：データは各国に留まったまま、暗号化されたクエリだけが移動する。</w:t>
       </w:r>
     </w:p>
     <w:p>
@@ -16843,7 +14001,7 @@
           <w:b w:val="0"/>
           <w:sz w:val="22"/>
         </w:rPr>
-        <w:t xml:space="preserve">  個人情報保護法・GDPR・HIPAAの壁を越えたクエリのブロードキャストが法的にも技術的にも可能である</w:t>
+        <w:t>個人情報保護法・GDPR・HIPAAの壁を越えたクエリのブロードキャストが法的にも技術的にも可能である</w:t>
       </w:r>
     </w:p>
     <w:p>
@@ -17069,17 +14227,7 @@
           <w:b w:val="0"/>
           <w:sz w:val="22"/>
         </w:rPr>
-        <w:t>plat crateにGPU NTTバックエンド（plat-gpu）を実装し、RTX 3090で実測した。</w:t>
-      </w:r>
-    </w:p>
-    <w:p>
-      <w:r>
-        <w:rPr>
-          <w:rFonts w:ascii="ＭＳ Ｐゴシック" w:hAnsi="ＭＳ Ｐゴシック" w:eastAsia="ＭＳ Ｐゴシック"/>
-          <w:b w:val="0"/>
-          <w:sz w:val="22"/>
-        </w:rPr>
-        <w:t>wgpu（WGSL、ポータブル）とCUDA（ネイティブu64）の2バックエンドを実装した。</w:t>
+        <w:t>plat crateにGPU NTTバックエンド（plat-gpu）を実装し、RTX 3090で実測した。wgpu（WGSL、ポータブル）とCUDA（ネイティブu64）の2バックエンドを実装した。</w:t>
       </w:r>
     </w:p>
     <w:tbl>
@@ -17413,17 +14561,7 @@
           <w:b w:val="0"/>
           <w:sz w:val="22"/>
         </w:rPr>
-        <w:t>CUDAバックエンドはネイティブu64演算により、WGSLの32回ループmod_mulに対して約3倍高速。</w:t>
-      </w:r>
-    </w:p>
-    <w:p>
-      <w:r>
-        <w:rPr>
-          <w:rFonts w:ascii="ＭＳ Ｐゴシック" w:hAnsi="ＭＳ Ｐゴシック" w:eastAsia="ＭＳ Ｐゴシック"/>
-          <w:b w:val="0"/>
-          <w:sz w:val="22"/>
-        </w:rPr>
-        <w:t>N=8192（production FHEパラメータ）で</w:t>
+        <w:t>CUDAバックエンドはネイティブu64演算により、WGSLの32回ループmod_mulに対して約3倍高速。N=8192（production FHEパラメータ）で</w:t>
       </w:r>
       <w:r>
         <w:rPr>
@@ -17449,27 +14587,7 @@
           <w:b w:val="0"/>
           <w:sz w:val="22"/>
         </w:rPr>
-        <w:t>GPUは「計算を速くする」だけであり、LWE/RLWEの困難性自体には影響しない。</w:t>
-      </w:r>
-    </w:p>
-    <w:p>
-      <w:r>
-        <w:rPr>
-          <w:rFonts w:ascii="ＭＳ Ｐゴシック" w:hAnsi="ＭＳ Ｐゴシック" w:eastAsia="ＭＳ Ｐゴシック"/>
-          <w:b w:val="0"/>
-          <w:sz w:val="22"/>
-        </w:rPr>
-        <w:t>攻撃者がGPUを保有しても暗号解読は古典計算の限界内に留まる。</w:t>
-      </w:r>
-    </w:p>
-    <w:p>
-      <w:r>
-        <w:rPr>
-          <w:rFonts w:ascii="ＭＳ Ｐゴシック" w:hAnsi="ＭＳ Ｐゴシック" w:eastAsia="ＭＳ Ｐゴシック"/>
-          <w:b w:val="0"/>
-          <w:sz w:val="22"/>
-        </w:rPr>
-        <w:t>セキュリティモデルを一切変更せずに計算性能のみを向上できる。</w:t>
+        <w:t>GPUは「計算を速くする」だけであり、LWE/RLWEの困難性自体には影響しない。攻撃者がGPUを保有しても暗号解読は古典計算の限界内に留まる。セキュリティモデルを一切変更せずに計算性能のみを向上できる。</w:t>
       </w:r>
     </w:p>
     <w:p>
@@ -17509,27 +14627,7 @@
           <w:b w:val="0"/>
           <w:sz w:val="22"/>
         </w:rPr>
-        <w:t>プール内の適合率データはThreshold FHEにより暗号化されたまま計算される。</w:t>
-      </w:r>
-    </w:p>
-    <w:p>
-      <w:r>
-        <w:rPr>
-          <w:rFonts w:ascii="ＭＳ Ｐゴシック" w:hAnsi="ＭＳ Ｐゴシック" w:eastAsia="ＭＳ Ｐゴシック"/>
-          <w:b w:val="0"/>
-          <w:sz w:val="22"/>
-        </w:rPr>
-        <w:t>閾値復号で取り出されるのは匿名化されたスコアグラフのみであり、</w:t>
-      </w:r>
-    </w:p>
-    <w:p>
-      <w:r>
-        <w:rPr>
-          <w:rFonts w:ascii="ＭＳ Ｐゴシック" w:hAnsi="ＭＳ Ｐゴシック" w:eastAsia="ＭＳ Ｐゴシック"/>
-          <w:b w:val="0"/>
-          <w:sz w:val="22"/>
-        </w:rPr>
-        <w:t>個人の医療データ（HLA型等）が平文に戻る工程はシステムに存在しない。</w:t>
+        <w:t>プール内の適合率データはThreshold FHEにより暗号化されたまま計算される。閾値復号で取り出されるのは匿名化されたスコアグラフのみであり、個人の医療データ（HLA型等）が平文に戻る工程はシステムに存在しない。</w:t>
       </w:r>
     </w:p>
     <w:p>
@@ -17549,47 +14647,7 @@
           <w:b w:val="0"/>
           <w:sz w:val="22"/>
         </w:rPr>
-        <w:t>個人を特定する情報（名前、連絡先等）はhyde（PQC/ML-KEM-768）で暗号化され、</w:t>
-      </w:r>
-    </w:p>
-    <w:p>
-      <w:r>
-        <w:rPr>
-          <w:rFonts w:ascii="ＭＳ Ｐゴシック" w:hAnsi="ＭＳ Ｐゴシック" w:eastAsia="ＭＳ Ｐゴシック"/>
-          <w:b w:val="0"/>
-          <w:sz w:val="22"/>
-        </w:rPr>
-        <w:t>FHE計算環境からアクセスできない。</w:t>
-      </w:r>
-    </w:p>
-    <w:p>
-      <w:r>
-        <w:rPr>
-          <w:rFonts w:ascii="ＭＳ Ｐゴシック" w:hAnsi="ＭＳ Ｐゴシック" w:eastAsia="ＭＳ Ｐゴシック"/>
-          <w:b w:val="0"/>
-          <w:sz w:val="22"/>
-        </w:rPr>
-        <w:t>FHE暗号文の比較結果はMKFHEでは両者の鍵で、Threshold FHEでは共通鍵で暗号化されており、</w:t>
-      </w:r>
-    </w:p>
-    <w:p>
-      <w:r>
-        <w:rPr>
-          <w:rFonts w:ascii="ＭＳ Ｐゴシック" w:hAnsi="ＭＳ Ｐゴシック" w:eastAsia="ＭＳ Ｐゴシック"/>
-          <w:b w:val="0"/>
-          <w:sz w:val="22"/>
-        </w:rPr>
-        <w:t>外部攻撃者がスコアを推定することは暗号学的に不可能。</w:t>
-      </w:r>
-    </w:p>
-    <w:p>
-      <w:r>
-        <w:rPr>
-          <w:rFonts w:ascii="ＭＳ Ｐゴシック" w:hAnsi="ＭＳ Ｐゴシック" w:eastAsia="ＭＳ Ｐゴシック"/>
-          <w:b w:val="0"/>
-          <w:sz w:val="22"/>
-        </w:rPr>
-        <w:t>「計算しないデータは計算できない暗号で守る」ことが設計原則である。</w:t>
+        <w:t>個人を特定する情報（名前、連絡先等）はhyde（PQC/ML-KEM-768）で暗号化され、FHE計算環境からアクセスできない。FHE暗号文の比較結果はMKFHEでは両者の鍵で、Threshold FHEでは共通鍵で暗号化されており、外部攻撃者がスコアを推定することは暗号学的に不可能。「計算しないデータは計算できない暗号で守る」ことが設計原則である。</w:t>
       </w:r>
     </w:p>
     <w:p>
@@ -17812,47 +14870,7 @@
           <w:b w:val="0"/>
           <w:sz w:val="22"/>
         </w:rPr>
-        <w:t>MKFHEは理論的にはさらに強い保護（1人1鍵、被害が完全に局所化）を提供するが、</w:t>
-      </w:r>
-    </w:p>
-    <w:p>
-      <w:r>
-        <w:rPr>
-          <w:rFonts w:ascii="ＭＳ Ｐゴシック" w:hAnsi="ＭＳ Ｐゴシック" w:eastAsia="ＭＳ Ｐゴシック"/>
-          <w:b w:val="0"/>
-          <w:sz w:val="22"/>
-        </w:rPr>
-        <w:t>KEPの全体最適化とスケールしない（5.1節）。</w:t>
-      </w:r>
-    </w:p>
-    <w:p>
-      <w:r>
-        <w:rPr>
-          <w:rFonts w:ascii="ＭＳ Ｐゴシック" w:hAnsi="ＭＳ Ｐゴシック" w:eastAsia="ＭＳ Ｐゴシック"/>
-          <w:b w:val="0"/>
-          <w:sz w:val="22"/>
-        </w:rPr>
-        <w:t>Threshold FHEは閾値数の機関が結託すればスコアを復号できるという限界があるが、</w:t>
-      </w:r>
-    </w:p>
-    <w:p>
-      <w:r>
-        <w:rPr>
-          <w:rFonts w:ascii="ＭＳ Ｐゴシック" w:hAnsi="ＭＳ Ｐゴシック" w:eastAsia="ＭＳ Ｐゴシック"/>
-          <w:b w:val="0"/>
-          <w:sz w:val="22"/>
-        </w:rPr>
-        <w:t>(a) 復号されるのはスコアのみで個人情報はhyde層で保護、</w:t>
-      </w:r>
-    </w:p>
-    <w:p>
-      <w:r>
-        <w:rPr>
-          <w:rFonts w:ascii="ＭＳ Ｐゴシック" w:hAnsi="ＭＳ Ｐゴシック" w:eastAsia="ＭＳ Ｐゴシック"/>
-          <w:b w:val="0"/>
-          <w:sz w:val="22"/>
-        </w:rPr>
-        <w:t>(b) key switchingで定期ローテーション可能 — により実用上十分な安全性を達成する。</w:t>
+        <w:t>MKFHEは理論的にはさらに強い保護（1人1鍵、被害が完全に局所化）を提供するが、KEPの全体最適化とスケールしない（5.1節）。Threshold FHEは閾値数の機関が結託すればスコアを復号できるという限界があるが、(a) 復号されるのはスコアのみで個人情報はhyde層で保護、(b) key switchingで定期ローテーション可能 — により実用上十分な安全性を達成する。</w:t>
       </w:r>
     </w:p>
     <w:p>
@@ -17929,8 +14947,6 @@
         </w:rPr>
         <w:t>本研究は「量子の有用性」を単に計算速度の観点からではなく、</w:t>
       </w:r>
-    </w:p>
-    <w:p>
       <w:r>
         <w:rPr>
           <w:rFonts w:ascii="ＭＳ Ｐゴシック" w:hAnsi="ＭＳ Ｐゴシック" w:eastAsia="ＭＳ Ｐゴシック"/>
@@ -17939,8 +14955,6 @@
         </w:rPr>
         <w:t>社会実装の前提条件（プライバシー保護）と組み合わせることで初めて意味を持つ</w:t>
       </w:r>
-    </w:p>
-    <w:p>
       <w:r>
         <w:rPr>
           <w:rFonts w:ascii="ＭＳ Ｐゴシック" w:hAnsi="ＭＳ Ｐゴシック" w:eastAsia="ＭＳ Ｐゴシック"/>
@@ -17957,37 +14971,7 @@
           <w:b w:val="0"/>
           <w:sz w:val="22"/>
         </w:rPr>
-        <w:t>量子最適化のみでは臓器移植問題は解決できない。</w:t>
-      </w:r>
-    </w:p>
-    <w:p>
-      <w:r>
-        <w:rPr>
-          <w:rFonts w:ascii="ＭＳ Ｐゴシック" w:hAnsi="ＭＳ Ｐゴシック" w:eastAsia="ＭＳ Ｐゴシック"/>
-          <w:b w:val="0"/>
-          <w:sz w:val="22"/>
-        </w:rPr>
-        <w:t>なぜなら、病院がデータを出さないからである。</w:t>
-      </w:r>
-    </w:p>
-    <w:p>
-      <w:r>
-        <w:rPr>
-          <w:rFonts w:ascii="ＭＳ Ｐゴシック" w:hAnsi="ＭＳ Ｐゴシック" w:eastAsia="ＭＳ Ｐゴシック"/>
-          <w:b w:val="0"/>
-          <w:sz w:val="22"/>
-        </w:rPr>
-        <w:t>hyde/argo/platによる暗号基盤が整って初めて、</w:t>
-      </w:r>
-    </w:p>
-    <w:p>
-      <w:r>
-        <w:rPr>
-          <w:rFonts w:ascii="ＭＳ Ｐゴシック" w:hAnsi="ＭＳ Ｐゴシック" w:eastAsia="ＭＳ Ｐゴシック"/>
-          <w:b w:val="0"/>
-          <w:sz w:val="22"/>
-        </w:rPr>
-        <w:t>量子アニーリングに渡すデータが揃う。</w:t>
+        <w:t>量子最適化のみでは臓器移植問題は解決できない。なぜなら、病院がデータを出さないからである。hyde/argo/platによる暗号基盤が整って初めて、量子アニーリングに渡すデータが揃う。</w:t>
       </w:r>
     </w:p>
     <w:p>
@@ -18007,27 +14991,7 @@
           <w:b w:val="0"/>
           <w:sz w:val="22"/>
         </w:rPr>
-        <w:t>本研究は当初、MKFHE（各個人が独立鍵を保持）をKEPの暗号基盤として設計した。</w:t>
-      </w:r>
-    </w:p>
-    <w:p>
-      <w:r>
-        <w:rPr>
-          <w:rFonts w:ascii="ＭＳ Ｐゴシック" w:hAnsi="ＭＳ Ｐゴシック" w:eastAsia="ＭＳ Ｐゴシック"/>
-          <w:b w:val="0"/>
-          <w:sz w:val="22"/>
-        </w:rPr>
-        <w:t>MKFHEは理論的に最強のプライバシーモデルであり、</w:t>
-      </w:r>
-    </w:p>
-    <w:p>
-      <w:r>
-        <w:rPr>
-          <w:rFonts w:ascii="ＭＳ Ｐゴシック" w:hAnsi="ＭＳ Ｐゴシック" w:eastAsia="ＭＳ Ｐゴシック"/>
-          <w:b w:val="0"/>
-          <w:sz w:val="22"/>
-        </w:rPr>
-        <w:t>各個人が自分のデバイスで独自に鍵を生成し、事前調整なくプールに参加できる。</w:t>
+        <w:t>本研究は当初、MKFHE（各個人が独立鍵を保持）をKEPの暗号基盤として設計した。MKFHEは理論的に最強のプライバシーモデルであり、各個人が自分のデバイスで独自に鍵を生成し、事前調整なくプールに参加できる。</w:t>
       </w:r>
     </w:p>
     <w:p>
@@ -18049,35 +15013,13 @@
         </w:rPr>
         <w:t>(1) 全体最適化との非両立性:</w:t>
       </w:r>
-    </w:p>
-    <w:p>
-      <w:r>
-        <w:rPr>
-          <w:rFonts w:ascii="ＭＳ Ｐゴシック" w:hAnsi="ＭＳ Ｐゴシック" w:eastAsia="ＭＳ Ｐゴシック"/>
-          <w:b w:val="0"/>
-          <w:sz w:val="22"/>
-        </w:rPr>
-        <w:t>MKFHEでN人の計算結果を復号するにはN人全員の部分復号が必要。</w:t>
-      </w:r>
-    </w:p>
-    <w:p>
-      <w:r>
-        <w:rPr>
-          <w:rFonts w:ascii="ＭＳ Ｐゴシック" w:hAnsi="ＭＳ Ｐゴシック" w:eastAsia="ＭＳ Ｐゴシック"/>
-          <w:b w:val="0"/>
-          <w:sz w:val="22"/>
-        </w:rPr>
-        <w:t>1人でも欠けると結果が利用できない。KEPの全体最適化では全ペアのスコアを</w:t>
-      </w:r>
-    </w:p>
-    <w:p>
-      <w:r>
-        <w:rPr>
-          <w:rFonts w:ascii="ＭＳ Ｐゴシック" w:hAnsi="ＭＳ Ｐゴシック" w:eastAsia="ＭＳ Ｐゴシック"/>
-          <w:b w:val="0"/>
-          <w:sz w:val="22"/>
-        </w:rPr>
-        <w:t>一箇所で評価する必要があり、全参加者の常時協力は非現実的。</w:t>
+      <w:r>
+        <w:rPr>
+          <w:rFonts w:ascii="ＭＳ Ｐゴシック" w:hAnsi="ＭＳ Ｐゴシック" w:eastAsia="ＭＳ Ｐゴシック"/>
+          <w:b w:val="0"/>
+          <w:sz w:val="22"/>
+        </w:rPr>
+        <w:t>MKFHEでN人の計算結果を復号するにはN人全員の部分復号が必要。1人でも欠けると結果が利用できない。KEPの全体最適化では全ペアのスコアを一箇所で評価する必要があり、全参加者の常時協力は非現実的。</w:t>
       </w:r>
     </w:p>
     <w:p>
@@ -18089,95 +15031,23 @@
         </w:rPr>
         <w:t>(2) スコア順序の開示は設計上の許容範囲:</w:t>
       </w:r>
-    </w:p>
-    <w:p>
-      <w:r>
-        <w:rPr>
-          <w:rFonts w:ascii="ＭＳ Ｐゴシック" w:hAnsi="ＭＳ Ｐゴシック" w:eastAsia="ＭＳ Ｐゴシック"/>
-          <w:b w:val="0"/>
-          <w:sz w:val="22"/>
-        </w:rPr>
-        <w:t>閾値復号の段階で匿名化されたスコア順序が閾値機関に開示される。</w:t>
-      </w:r>
-    </w:p>
-    <w:p>
-      <w:r>
-        <w:rPr>
-          <w:rFonts w:ascii="ＭＳ Ｐゴシック" w:hAnsi="ＭＳ Ｐゴシック" w:eastAsia="ＭＳ Ｐゴシック"/>
-          <w:b w:val="0"/>
-          <w:sz w:val="22"/>
-        </w:rPr>
-        <w:t>当初「FHE比較攻撃」として懸念したが、MKFHEでは比較結果が両者の鍵で暗号化されるため</w:t>
-      </w:r>
-    </w:p>
-    <w:p>
-      <w:r>
-        <w:rPr>
-          <w:rFonts w:ascii="ＭＳ Ｐゴシック" w:hAnsi="ＭＳ Ｐゴシック" w:eastAsia="ＭＳ Ｐゴシック"/>
-          <w:b w:val="0"/>
-          <w:sz w:val="22"/>
-        </w:rPr>
-        <w:t>外部攻撃者による順序推定は暗号学的に不可能であり、</w:t>
-      </w:r>
-    </w:p>
-    <w:p>
-      <w:r>
-        <w:rPr>
-          <w:rFonts w:ascii="ＭＳ Ｐゴシック" w:hAnsi="ＭＳ Ｐゴシック" w:eastAsia="ＭＳ Ｐゴシック"/>
-          <w:b w:val="0"/>
-          <w:sz w:val="22"/>
-        </w:rPr>
-        <w:t>Threshold FHEでも閾値未満では復号できない。</w:t>
-      </w:r>
-    </w:p>
-    <w:p>
-      <w:r>
-        <w:rPr>
-          <w:rFonts w:ascii="ＭＳ Ｐゴシック" w:hAnsi="ＭＳ Ｐゴシック" w:eastAsia="ＭＳ Ｐゴシック"/>
-          <w:b w:val="0"/>
-          <w:sz w:val="22"/>
-        </w:rPr>
-        <w:t>閾値機関への匿名スコア開示は、マッチング最適化に必要な設計上の情報開示として許容する。</w:t>
-      </w:r>
-    </w:p>
-    <w:p>
-      <w:r>
-        <w:rPr>
-          <w:rFonts w:ascii="ＭＳ Ｐゴシック" w:hAnsi="ＭＳ Ｐゴシック" w:eastAsia="ＭＳ Ｐゴシック"/>
-          <w:b w:val="0"/>
-          <w:sz w:val="22"/>
-        </w:rPr>
-        <w:t>これらの発見に基づき、暗号を「計算層」と「保護層」に分離する設計に転換した（3.2節）。</w:t>
-      </w:r>
-    </w:p>
-    <w:p>
-      <w:r>
-        <w:rPr>
-          <w:rFonts w:ascii="ＭＳ Ｐゴシック" w:hAnsi="ＭＳ Ｐゴシック" w:eastAsia="ＭＳ Ｐゴシック"/>
-          <w:b w:val="0"/>
-          <w:sz w:val="22"/>
-        </w:rPr>
-        <w:t>計算層（Threshold FHE）でスコアを計算し、保護層（hyde/PQC）で個人情報を守る。</w:t>
-      </w:r>
-    </w:p>
-    <w:p>
-      <w:r>
-        <w:rPr>
-          <w:rFonts w:ascii="ＭＳ Ｐゴシック" w:hAnsi="ＭＳ Ｐゴシック" w:eastAsia="ＭＳ Ｐゴシック"/>
-          <w:b w:val="0"/>
-          <w:sz w:val="22"/>
-        </w:rPr>
-        <w:t>FHEで「計算できる」データと「計算できない」データを明示的に分離するこの設計原則は、</w:t>
-      </w:r>
-    </w:p>
-    <w:p>
-      <w:r>
-        <w:rPr>
-          <w:rFonts w:ascii="ＭＳ Ｐゴシック" w:hAnsi="ＭＳ Ｐゴシック" w:eastAsia="ＭＳ Ｐゴシック"/>
-          <w:b w:val="0"/>
-          <w:sz w:val="22"/>
-        </w:rPr>
-        <w:t>FHEプロトコルの安全性設計における独自の貢献と考えている。</w:t>
+      <w:r>
+        <w:rPr>
+          <w:rFonts w:ascii="ＭＳ Ｐゴシック" w:hAnsi="ＭＳ Ｐゴシック" w:eastAsia="ＭＳ Ｐゴシック"/>
+          <w:b w:val="0"/>
+          <w:sz w:val="22"/>
+        </w:rPr>
+        <w:t>閾値復号の段階で匿名化されたスコア順序が閾値機関に開示される。当初「FHE比較攻撃」として懸念したが、MKFHEでは比較結果が両者の鍵で暗号化されるため外部攻撃者による順序推定は暗号学的に不可能であり、Threshold FHEでも閾値未満では復号できない。閾値機関への匿名スコア開示は、マッチング最適化に必要な設計上の情報開示として許容する。</w:t>
+      </w:r>
+    </w:p>
+    <w:p>
+      <w:r>
+        <w:rPr>
+          <w:rFonts w:ascii="ＭＳ Ｐゴシック" w:hAnsi="ＭＳ Ｐゴシック" w:eastAsia="ＭＳ Ｐゴシック"/>
+          <w:b w:val="0"/>
+          <w:sz w:val="22"/>
+        </w:rPr>
+        <w:t>これらの発見に基づき、暗号を「計算層」と「保護層」に分離する設計に転換した（3.2節）。計算層（Threshold FHE）でスコアを計算し、保護層（hyde/PQC）で個人情報を守る。FHEで「計算できる」データと「計算できない」データを明示的に分離するこの設計原則は、FHEプロトコルの安全性設計における独自の貢献と考えている。</w:t>
       </w:r>
     </w:p>
     <w:p>
@@ -18197,47 +15067,7 @@
           <w:b w:val="0"/>
           <w:sz w:val="22"/>
         </w:rPr>
-        <w:t>Bootstrappingは暗号状態での計算深度の制限を解消する（ノイズリセット）。</w:t>
-      </w:r>
-    </w:p>
-    <w:p>
-      <w:r>
-        <w:rPr>
-          <w:rFonts w:ascii="ＭＳ Ｐゴシック" w:hAnsi="ＭＳ Ｐゴシック" w:eastAsia="ＭＳ Ｐゴシック"/>
-          <w:b w:val="0"/>
-          <w:sz w:val="22"/>
-        </w:rPr>
-        <w:t>しかし「結果を誰が読めるか」の問題には貢献しない。</w:t>
-      </w:r>
-    </w:p>
-    <w:p>
-      <w:r>
-        <w:rPr>
-          <w:rFonts w:ascii="ＭＳ Ｐゴシック" w:hAnsi="ＭＳ Ｐゴシック" w:eastAsia="ＭＳ Ｐゴシック"/>
-          <w:b w:val="0"/>
-          <w:sz w:val="22"/>
-        </w:rPr>
-        <w:t>暗号状態のままランキングを「計算」できるが、そのランキング結果も暗号化されたまま。</w:t>
-      </w:r>
-    </w:p>
-    <w:p>
-      <w:r>
-        <w:rPr>
-          <w:rFonts w:ascii="ＭＳ Ｐゴシック" w:hAnsi="ＭＳ Ｐゴシック" w:eastAsia="ＭＳ Ｐゴシック"/>
-          <w:b w:val="0"/>
-          <w:sz w:val="22"/>
-        </w:rPr>
-        <w:t>結果を利用するには閾値復号が必要であり、その瞬間に順序情報が漏洩する。</w:t>
-      </w:r>
-    </w:p>
-    <w:p>
-      <w:r>
-        <w:rPr>
-          <w:rFonts w:ascii="ＭＳ Ｐゴシック" w:hAnsi="ＭＳ Ｐゴシック" w:eastAsia="ＭＳ Ｐゴシック"/>
-          <w:b w:val="0"/>
-          <w:sz w:val="22"/>
-        </w:rPr>
-        <w:t>だからこそ計算層と保護層の分離が必要になる。</w:t>
+        <w:t>Bootstrappingは暗号状態での計算深度の制限を解消する（ノイズリセット）。しかし「結果を誰が読めるか」の問題には貢献しない。暗号状態のままランキングを「計算」できるが、そのランキング結果も暗号化されたまま。結果を利用するには閾値復号が必要であり、その瞬間に順序情報が漏洩する。だからこそ計算層と保護層の分離が必要になる。</w:t>
       </w:r>
     </w:p>
     <w:p>
@@ -18297,17 +15127,7 @@
           <w:b w:val="0"/>
           <w:sz w:val="22"/>
         </w:rPr>
-        <w:t>: 4.2節で交換サイクル被覆のQUBO化を実装し、貪欲に対する優位（8/8勝利、厳密最適一致、規模で差拡大）を実証した。あわせて多臓器同時割当は救命数の観点で分離可能であり量子優位が無いことも確認した（負の結果として報告）。今後の課題は、4-way以上の長鎖、N≥100の大規模プールでの検証、候補サイクル数爆発に対する列生成（column generation）の導入、ならびにD-Wave実機での求解時間・解品質の比較。</w:t>
-      </w:r>
-    </w:p>
-    <w:p>
-      <w:r>
-        <w:rPr>
-          <w:rFonts w:ascii="ＭＳ Ｐゴシック" w:hAnsi="ＭＳ Ｐゴシック" w:eastAsia="ＭＳ Ｐゴシック"/>
-          <w:b w:val="0"/>
-          <w:sz w:val="22"/>
-        </w:rPr>
-        <w:t xml:space="preserve">2. </w:t>
+        <w:t xml:space="preserve">: 4.2節で交換サイクル被覆のQUBO化を実装し、貪欲に対する優位（8/8勝利、厳密最適一致、規模で差拡大）を実証した。あわせて多臓器同時割当は救命数の観点で分離可能であり量子優位が無いことも確認した（負の結果として報告）。今後の課題は、4-way以上の長鎖、N≥100の大規模プールでの検証、候補サイクル数爆発に対する列生成（column generation）の導入、ならびにD-Wave実機での求解時間・解品質の比較。2. </w:t>
       </w:r>
       <w:r>
         <w:rPr>
@@ -18323,17 +15143,7 @@
           <w:b w:val="0"/>
           <w:sz w:val="22"/>
         </w:rPr>
-        <w:t>: 現在のQUBOソルバーは焼きなまし法による古典シミュレーション。量子アニーリング実機での検証により、古典シミュレーションとの性能差を定量化する。</w:t>
-      </w:r>
-    </w:p>
-    <w:p>
-      <w:r>
-        <w:rPr>
-          <w:rFonts w:ascii="ＭＳ Ｐゴシック" w:hAnsi="ＭＳ Ｐゴシック" w:eastAsia="ＭＳ Ｐゴシック"/>
-          <w:b w:val="0"/>
-          <w:sz w:val="22"/>
-        </w:rPr>
-        <w:t xml:space="preserve">3. </w:t>
+        <w:t xml:space="preserve">: 現在のQUBOソルバーは焼きなまし法による古典シミュレーション。量子アニーリング実機での検証により、古典シミュレーションとの性能差を定量化する。3. </w:t>
       </w:r>
       <w:r>
         <w:rPr>
@@ -18349,17 +15159,7 @@
           <w:b w:val="0"/>
           <w:sz w:val="22"/>
         </w:rPr>
-        <w:t>: 現在のplat crateはMKFHEとsingle-key FHEを実装済み。production設計のThreshold FHE（t-of-n閾値分割 + 閾値復号）をplat-thresholdモジュールとして実装する。</w:t>
-      </w:r>
-    </w:p>
-    <w:p>
-      <w:r>
-        <w:rPr>
-          <w:rFonts w:ascii="ＭＳ Ｐゴシック" w:hAnsi="ＭＳ Ｐゴシック" w:eastAsia="ＭＳ Ｐゴシック"/>
-          <w:b w:val="0"/>
-          <w:sz w:val="22"/>
-        </w:rPr>
-        <w:t xml:space="preserve">4. </w:t>
+        <w:t xml:space="preserve">: 現在のplat crateはMKFHEとsingle-key FHEを実装済み。production設計のThreshold FHE（t-of-n閾値分割 + 閾値復号）をplat-thresholdモジュールとして実装する。4. </w:t>
       </w:r>
       <w:r>
         <w:rPr>
@@ -18375,17 +15175,7 @@
           <w:b w:val="0"/>
           <w:sz w:val="22"/>
         </w:rPr>
-        <w:t>: argoのZKPは現在簡易実装。Groth16/PLONK回路への移行。</w:t>
-      </w:r>
-    </w:p>
-    <w:p>
-      <w:r>
-        <w:rPr>
-          <w:rFonts w:ascii="ＭＳ Ｐゴシック" w:hAnsi="ＭＳ Ｐゴシック" w:eastAsia="ＭＳ Ｐゴシック"/>
-          <w:b w:val="0"/>
-          <w:sz w:val="22"/>
-        </w:rPr>
-        <w:t xml:space="preserve">5. </w:t>
+        <w:t xml:space="preserve">: argoのZKPは現在簡易実装。Groth16/PLONK回路への移行。5. </w:t>
       </w:r>
       <w:r>
         <w:rPr>
@@ -18401,17 +15191,7 @@
           <w:b w:val="0"/>
           <w:sz w:val="22"/>
         </w:rPr>
-        <w:t>: 移植医との協力による適合性スコアの検証。臨床パラメータ（MELD分布、GRWR制約、地理的制約の非線形性）を反映したシミュレーションデータの生成。</w:t>
-      </w:r>
-    </w:p>
-    <w:p>
-      <w:r>
-        <w:rPr>
-          <w:rFonts w:ascii="ＭＳ Ｐゴシック" w:hAnsi="ＭＳ Ｐゴシック" w:eastAsia="ＭＳ Ｐゴシック"/>
-          <w:b w:val="0"/>
-          <w:sz w:val="22"/>
-        </w:rPr>
-        <w:t xml:space="preserve">6. </w:t>
+        <w:t xml:space="preserve">: 移植医との協力による適合性スコアの検証。臨床パラメータ（MELD分布、GRWR制約、地理的制約の非線形性）を反映したシミュレーションデータの生成。6. </w:t>
       </w:r>
       <w:r>
         <w:rPr>
@@ -18427,17 +15207,7 @@
           <w:b w:val="0"/>
           <w:sz w:val="22"/>
         </w:rPr>
-        <w:t>: FHE計算層にどこまでの情報を入れるかの線引き。量子最適化の精度向上には緊急度・地理的距離・体格情報が有用だが、情報を追加するほど閾値復号時の匿名性崩壊リスクが増大する。「匿名の85%適合」と「関東圏・60kg台・緊急度MELD35の85%適合」では推定可能な個人の範囲が根本的に異なる。最適化精度と匿名性のトレードオフを定量的に評価する。</w:t>
-      </w:r>
-    </w:p>
-    <w:p>
-      <w:r>
-        <w:rPr>
-          <w:rFonts w:ascii="ＭＳ Ｐゴシック" w:hAnsi="ＭＳ Ｐゴシック" w:eastAsia="ＭＳ Ｐゴシック"/>
-          <w:b w:val="0"/>
-          <w:sz w:val="22"/>
-        </w:rPr>
-        <w:t xml:space="preserve">7. </w:t>
+        <w:t xml:space="preserve">: FHE計算層にどこまでの情報を入れるかの線引き。量子最適化の精度向上には緊急度・地理的距離・体格情報が有用だが、情報を追加するほど閾値復号時の匿名性崩壊リスクが増大する。「匿名の85%適合」と「関東圏・60kg台・緊急度MELD35の85%適合」では推定可能な個人の範囲が根本的に異なる。最適化精度と匿名性のトレードオフを定量的に評価する。7. </w:t>
       </w:r>
       <w:r>
         <w:rPr>
@@ -18453,17 +15223,7 @@
           <w:b w:val="0"/>
           <w:sz w:val="22"/>
         </w:rPr>
-        <w:t>: TEE認証ゲート型暗号化（FHE鍵のTEE内閉じ込め、アテステーション検証フロー）の実機実証。Intel TDX / AMD SEV-SNPでの性能評価、およびTEE内でのFHE暗号化スループットの計測。</w:t>
-      </w:r>
-    </w:p>
-    <w:p>
-      <w:r>
-        <w:rPr>
-          <w:rFonts w:ascii="ＭＳ Ｐゴシック" w:hAnsi="ＭＳ Ｐゴシック" w:eastAsia="ＭＳ Ｐゴシック"/>
-          <w:b w:val="0"/>
-          <w:sz w:val="22"/>
-        </w:rPr>
-        <w:t xml:space="preserve">8. </w:t>
+        <w:t xml:space="preserve">: TEE認証ゲート型暗号化（FHE鍵のTEE内閉じ込め、アテステーション検証フロー）の実機実証。Intel TDX / AMD SEV-SNPでの性能評価、およびTEE内でのFHE暗号化スループットの計測。8. </w:t>
       </w:r>
       <w:r>
         <w:rPr>
@@ -18523,17 +15283,7 @@
           <w:b w:val="0"/>
           <w:sz w:val="22"/>
         </w:rPr>
-        <w:t>2030-2040年にFTQC（誤り耐性量子コンピュータ）が完成する前であっても、</w:t>
-      </w:r>
-    </w:p>
-    <w:p>
-      <w:r>
-        <w:rPr>
-          <w:rFonts w:ascii="ＭＳ Ｐゴシック" w:hAnsi="ＭＳ Ｐゴシック" w:eastAsia="ＭＳ Ｐゴシック"/>
-          <w:b w:val="0"/>
-          <w:sz w:val="22"/>
-        </w:rPr>
-        <w:t>現在のNISQ/アニーリングマシンでNiobiの基本構造は動作する。</w:t>
+        <w:t>2030-2040年にFTQC（誤り耐性量子コンピュータ）が完成する前であっても、現在のNISQ/アニーリングマシンでNiobiの基本構造は動作する。</w:t>
       </w:r>
     </w:p>
     <w:p>
@@ -18619,27 +15369,17 @@
           <w:b w:val="0"/>
           <w:sz w:val="22"/>
         </w:rPr>
-        <w:t xml:space="preserve">  量子によるFHE高速化はRLWE安全性との矛盾リスクがある</w:t>
-      </w:r>
-    </w:p>
-    <w:p>
-      <w:r>
-        <w:rPr>
-          <w:rFonts w:ascii="ＭＳ Ｐゴシック" w:hAnsi="ＭＳ Ｐゴシック" w:eastAsia="ＭＳ Ｐゴシック"/>
-          <w:b w:val="0"/>
-          <w:sz w:val="22"/>
-        </w:rPr>
-        <w:t>本成果は「FTQCを待たずに社会実装を開始し、FTQCの完成とともにスケールする」</w:t>
-      </w:r>
-    </w:p>
-    <w:p>
-      <w:r>
-        <w:rPr>
-          <w:rFonts w:ascii="ＭＳ Ｐゴシック" w:hAnsi="ＭＳ Ｐゴシック" w:eastAsia="ＭＳ Ｐゴシック"/>
-          <w:b w:val="0"/>
-          <w:sz w:val="22"/>
-        </w:rPr>
-        <w:t>設計となっている。</w:t>
+        <w:t>量子によるFHE高速化はRLWE安全性との矛盾リスクがある</w:t>
+      </w:r>
+    </w:p>
+    <w:p>
+      <w:r>
+        <w:rPr>
+          <w:rFonts w:ascii="ＭＳ Ｐゴシック" w:hAnsi="ＭＳ Ｐゴシック" w:eastAsia="ＭＳ Ｐゴシック"/>
+          <w:b w:val="0"/>
+          <w:sz w:val="22"/>
+        </w:rPr>
+        <w:t>本成果は「FTQCを待たずに社会実装を開始し、FTQCの完成とともにスケールする」設計となっている。</w:t>
       </w:r>
     </w:p>
     <w:p>
@@ -19185,17 +15925,7 @@
           <w:b w:val="0"/>
           <w:sz w:val="22"/>
         </w:rPr>
-        <w:t>本研究は、臓器配分に現れる2種類の最適化問題でQUBO（量子アニーリングと同一定式化）を</w:t>
-      </w:r>
-    </w:p>
-    <w:p>
-      <w:r>
-        <w:rPr>
-          <w:rFonts w:ascii="ＭＳ Ｐゴシック" w:hAnsi="ＭＳ Ｐゴシック" w:eastAsia="ＭＳ Ｐゴシック"/>
-          <w:b w:val="0"/>
-          <w:sz w:val="22"/>
-        </w:rPr>
-        <w:t>実装・検証し、量子有用性が</w:t>
+        <w:t>本研究は、臓器配分に現れる2種類の最適化問題でQUBO（量子アニーリングと同一定式化）を実装・検証し、量子有用性が</w:t>
       </w:r>
       <w:r>
         <w:rPr>
@@ -19223,25 +15953,13 @@
         </w:rPr>
         <w:t>量子有用性が「無い」問題 — 割当（assignment）:</w:t>
       </w:r>
-    </w:p>
-    <w:p>
-      <w:r>
-        <w:rPr>
-          <w:rFonts w:ascii="ＭＳ Ｐゴシック" w:hAnsi="ＭＳ Ｐゴシック" w:eastAsia="ＭＳ Ｐゴシック"/>
-          <w:b w:val="0"/>
-          <w:sz w:val="22"/>
-        </w:rPr>
-        <w:t>単一臓器の重み付き二部マッチングはHungarian法でO(N³)の最適解が得られ、量子は不要である。</w:t>
-      </w:r>
-    </w:p>
-    <w:p>
-      <w:r>
-        <w:rPr>
-          <w:rFonts w:ascii="ＭＳ Ｐゴシック" w:hAnsi="ＭＳ Ｐゴシック" w:eastAsia="ＭＳ Ｐゴシック"/>
-          <w:b w:val="0"/>
-          <w:sz w:val="22"/>
-        </w:rPr>
-        <w:t>さらに、脳死ドナーの多臓器同時割当（複合移植を含む）も、救命数を目的とする限り</w:t>
+      <w:r>
+        <w:rPr>
+          <w:rFonts w:ascii="ＭＳ Ｐゴシック" w:hAnsi="ＭＳ Ｐゴシック" w:eastAsia="ＭＳ Ｐゴシック"/>
+          <w:b w:val="0"/>
+          <w:sz w:val="22"/>
+        </w:rPr>
+        <w:t>単一臓器の重み付き二部マッチングはHungarian法でO(N³)の最適解が得られ、量子は不要である。さらに、脳死ドナーの多臓器同時割当（複合移植を含む）も、救命数を目的とする限り</w:t>
       </w:r>
       <w:r>
         <w:rPr>
@@ -19257,27 +15975,7 @@
           <w:b w:val="0"/>
           <w:sz w:val="22"/>
         </w:rPr>
-        <w:t>であり、</w:t>
-      </w:r>
-    </w:p>
-    <w:p>
-      <w:r>
-        <w:rPr>
-          <w:rFonts w:ascii="ＭＳ Ｐゴシック" w:hAnsi="ＭＳ Ｐゴシック" w:eastAsia="ＭＳ Ｐゴシック"/>
-          <w:b w:val="0"/>
-          <w:sz w:val="22"/>
-        </w:rPr>
-        <w:t>O(K·N)の素朴な貪欲がQUBO・総当たり厳密最適と完全一致した（4.2節）。</w:t>
-      </w:r>
-    </w:p>
-    <w:p>
-      <w:r>
-        <w:rPr>
-          <w:rFonts w:ascii="ＭＳ Ｐゴシック" w:hAnsi="ＭＳ Ｐゴシック" w:eastAsia="ＭＳ Ｐゴシック"/>
-          <w:b w:val="0"/>
-          <w:sz w:val="22"/>
-        </w:rPr>
-        <w:t>当初の仮説（複合移植患者への質的優位）はベンチマークにより否定され、負の結果として正直に報告する。</w:t>
+        <w:t>であり、O(K·N)の素朴な貪欲がQUBO・総当たり厳密最適と完全一致した（4.2節）。当初の仮説（複合移植患者への質的優位）はベンチマークにより否定され、負の結果として正直に報告する。</w:t>
       </w:r>
     </w:p>
     <w:p>
@@ -19289,35 +15987,13 @@
         </w:rPr>
         <w:t>量子有用性が「在る」問題 — 交換サイクル被覆（cycle-cover）:</w:t>
       </w:r>
-    </w:p>
-    <w:p>
-      <w:r>
-        <w:rPr>
-          <w:rFonts w:ascii="ＭＳ Ｐゴシック" w:hAnsi="ＭＳ Ｐゴシック" w:eastAsia="ＭＳ Ｐゴシック"/>
-          <w:b w:val="0"/>
-          <w:sz w:val="22"/>
-        </w:rPr>
-        <w:t>直接マッチングが成立しない不適合ペアの交換（2-/3-way）は、</w:t>
-      </w:r>
-    </w:p>
-    <w:p>
-      <w:r>
-        <w:rPr>
-          <w:rFonts w:ascii="ＭＳ Ｐゴシック" w:hAnsi="ＭＳ Ｐゴシック" w:eastAsia="ＭＳ Ｐゴシック"/>
-          <w:b w:val="0"/>
-          <w:sz w:val="22"/>
-        </w:rPr>
-        <w:t>頂点素な最大重みサイクル被覆＝NP困難・APX困難な集合パッキングであり、貪欲は構造的に劣る。</w:t>
-      </w:r>
-    </w:p>
-    <w:p>
-      <w:r>
-        <w:rPr>
-          <w:rFonts w:ascii="ＭＳ Ｐゴシック" w:hAnsi="ＭＳ Ｐゴシック" w:eastAsia="ＭＳ Ｐゴシック"/>
-          <w:b w:val="0"/>
-          <w:sz w:val="22"/>
-        </w:rPr>
-        <w:t>4.2節のベンチマークにおいてQUBOは</w:t>
+      <w:r>
+        <w:rPr>
+          <w:rFonts w:ascii="ＭＳ Ｐゴシック" w:hAnsi="ＭＳ Ｐゴシック" w:eastAsia="ＭＳ Ｐゴシック"/>
+          <w:b w:val="0"/>
+          <w:sz w:val="22"/>
+        </w:rPr>
+        <w:t>直接マッチングが成立しない不適合ペアの交換（2-/3-way）は、頂点素な最大重みサイクル被覆＝NP困難・APX困難な集合パッキングであり、貪欲は構造的に劣る。4.2節のベンチマークにおいてQUBOは</w:t>
       </w:r>
       <w:r>
         <w:rPr>
@@ -19333,17 +16009,7 @@
           <w:b w:val="0"/>
           <w:sz w:val="22"/>
         </w:rPr>
-        <w:t>、</w:t>
-      </w:r>
-    </w:p>
-    <w:p>
-      <w:r>
-        <w:rPr>
-          <w:rFonts w:ascii="ＭＳ Ｐゴシック" w:hAnsi="ＭＳ Ｐゴシック" w:eastAsia="ＭＳ Ｐゴシック"/>
-          <w:b w:val="0"/>
-          <w:sz w:val="22"/>
-        </w:rPr>
-        <w:t>厳密解が計算可能な範囲で</w:t>
+        <w:t>、厳密解が計算可能な範囲で</w:t>
       </w:r>
       <w:r>
         <w:rPr>
@@ -19359,27 +16025,7 @@
           <w:b w:val="0"/>
           <w:sz w:val="22"/>
         </w:rPr>
-        <w:t>し、その差は規模とともに拡大した</w:t>
-      </w:r>
-    </w:p>
-    <w:p>
-      <w:r>
-        <w:rPr>
-          <w:rFonts w:ascii="ＭＳ Ｐゴシック" w:hAnsi="ＭＳ Ｐゴシック" w:eastAsia="ＭＳ Ｐゴシック"/>
-          <w:b w:val="0"/>
-          <w:sz w:val="22"/>
-        </w:rPr>
-        <w:t>（N=8で+1.5、N=30で+3.8移植、約25〜30%増）。</w:t>
-      </w:r>
-    </w:p>
-    <w:p>
-      <w:r>
-        <w:rPr>
-          <w:rFonts w:ascii="ＭＳ Ｐゴシック" w:hAnsi="ＭＳ Ｐゴシック" w:eastAsia="ＭＳ Ｐゴシック"/>
-          <w:b w:val="0"/>
-          <w:sz w:val="22"/>
-        </w:rPr>
-        <w:t>N≥45では候補サイクルが爆発し厳密解が破綻する — ここが量子アニーリング実機の想定適用域である。</w:t>
+        <w:t>し、その差は規模とともに拡大した（N=8で+1.5、N=30で+3.8移植、約25〜30%増）。N≥45では候補サイクルが爆発し厳密解が破綻する — ここが量子アニーリング実機の想定適用域である。</w:t>
       </w:r>
     </w:p>
     <w:p>
@@ -19391,65 +16037,23 @@
         </w:rPr>
         <w:t>本研究の新規性は「真にNP困難な交換最適化を、プライバシーを保ったまま解く」点にある。</w:t>
       </w:r>
-    </w:p>
-    <w:p>
-      <w:r>
-        <w:rPr>
-          <w:rFonts w:ascii="ＭＳ Ｐゴシック" w:hAnsi="ＭＳ Ｐゴシック" w:eastAsia="ＭＳ Ｐゴシック"/>
-          <w:b w:val="0"/>
-          <w:sz w:val="22"/>
-        </w:rPr>
-        <w:t>交換cycle-coverのQUBO化は先行研究（Accenture/D-Wave特許）に存在するが生データ前提でプライバシー皆無、</w:t>
-      </w:r>
-    </w:p>
-    <w:p>
-      <w:r>
-        <w:rPr>
-          <w:rFonts w:ascii="ＭＳ Ｐゴシック" w:hAnsi="ＭＳ Ｐゴシック" w:eastAsia="ＭＳ Ｐゴシック"/>
-          <w:b w:val="0"/>
-          <w:sz w:val="22"/>
-        </w:rPr>
-        <w:t>プライバシー保護交換（Breuer et al.）は部分HEのMPCに留まり量子求解不能。</w:t>
-      </w:r>
-    </w:p>
-    <w:p>
-      <w:r>
-        <w:rPr>
-          <w:rFonts w:ascii="ＭＳ Ｐゴシック" w:hAnsi="ＭＳ Ｐゴシック" w:eastAsia="ＭＳ Ｐゴシック"/>
-          <w:b w:val="0"/>
-          <w:sz w:val="22"/>
-        </w:rPr>
-        <w:t>Niobiは両者を初めて統合し、FHE計算層・PQC保護層・ZKP検証層の上で交換最適化を秘匿実行する。</w:t>
-      </w:r>
-    </w:p>
-    <w:p>
-      <w:r>
-        <w:rPr>
-          <w:rFonts w:ascii="ＭＳ Ｐゴシック" w:hAnsi="ＭＳ Ｐゴシック" w:eastAsia="ＭＳ Ｐゴシック"/>
-          <w:b w:val="0"/>
-          <w:sz w:val="22"/>
-        </w:rPr>
-        <w:t>Niobiの暗号基盤がデータプールを全世界に拡大した場合、</w:t>
-      </w:r>
-    </w:p>
-    <w:p>
-      <w:r>
-        <w:rPr>
-          <w:rFonts w:ascii="ＭＳ Ｐゴシック" w:hAnsi="ＭＳ Ｐゴシック" w:eastAsia="ＭＳ Ｐゴシック"/>
-          <w:b w:val="0"/>
-          <w:sz w:val="22"/>
-        </w:rPr>
-        <w:t>遺伝学展開（80億規模のペアワイズ比較）など、古典厳密解が破綻する規模の最適化において、</w:t>
-      </w:r>
-    </w:p>
-    <w:p>
-      <w:r>
-        <w:rPr>
-          <w:rFonts w:ascii="ＭＳ Ｐゴシック" w:hAnsi="ＭＳ Ｐゴシック" w:eastAsia="ＭＳ Ｐゴシック"/>
-          <w:b w:val="0"/>
-          <w:sz w:val="22"/>
-        </w:rPr>
-        <w:t>量子アニーリングがスケーラブルな求解経路となりうる（forward-looking、6.5節）。</w:t>
+      <w:r>
+        <w:rPr>
+          <w:rFonts w:ascii="ＭＳ Ｐゴシック" w:hAnsi="ＭＳ Ｐゴシック" w:eastAsia="ＭＳ Ｐゴシック"/>
+          <w:b w:val="0"/>
+          <w:sz w:val="22"/>
+        </w:rPr>
+        <w:t>交換cycle-coverのQUBO化は先行研究（Accenture/D-Wave特許）に存在するが生データ前提でプライバシー皆無、プライバシー保護交換（Breuer et al.）は部分HEのMPCに留まり量子求解不能。Niobiは両者を初めて統合し、FHE計算層・PQC保護層・ZKP検証層の上で交換最適化を秘匿実行する。</w:t>
+      </w:r>
+    </w:p>
+    <w:p>
+      <w:r>
+        <w:rPr>
+          <w:rFonts w:ascii="ＭＳ Ｐゴシック" w:hAnsi="ＭＳ Ｐゴシック" w:eastAsia="ＭＳ Ｐゴシック"/>
+          <w:b w:val="0"/>
+          <w:sz w:val="22"/>
+        </w:rPr>
+        <w:t>Niobiの暗号基盤がデータプールを全世界に拡大した場合、遺伝学展開（80億規模のペアワイズ比較）など、古典厳密解が破綻する規模の最適化において、量子アニーリングがスケーラブルな求解経路となりうる（forward-looking、6.5節）。</w:t>
       </w:r>
     </w:p>
     <w:p>
@@ -19495,8 +16099,6 @@
         </w:rPr>
         <w:t>Q-2「創薬エコシステムの強化に向けた医療データ共有アプリケーション」に対し、</w:t>
       </w:r>
-    </w:p>
-    <w:p>
       <w:r>
         <w:rPr>
           <w:rFonts w:ascii="ＭＳ Ｐゴシック" w:hAnsi="ＭＳ Ｐゴシック" w:eastAsia="ＭＳ Ｐゴシック"/>
@@ -19511,57 +16113,17 @@
           <w:b w:val="0"/>
           <w:sz w:val="22"/>
         </w:rPr>
-        <w:t>し、</w:t>
-      </w:r>
-    </w:p>
-    <w:p>
-      <w:r>
-        <w:rPr>
-          <w:rFonts w:ascii="ＭＳ Ｐゴシック" w:hAnsi="ＭＳ Ｐゴシック" w:eastAsia="ＭＳ Ｐゴシック"/>
-          <w:b w:val="0"/>
-          <w:sz w:val="22"/>
-        </w:rPr>
-        <w:t>その上で量子最適化を適用するアーキテクチャを実装・検証した。</w:t>
-      </w:r>
-    </w:p>
-    <w:p>
-      <w:r>
-        <w:rPr>
-          <w:rFonts w:ascii="ＭＳ Ｐゴシック" w:hAnsi="ＭＳ Ｐゴシック" w:eastAsia="ＭＳ Ｐゴシック"/>
-          <w:b w:val="0"/>
-          <w:sz w:val="22"/>
-        </w:rPr>
-        <w:t>MKFHEの採用により、従来のFHEアプローチが抱えていた「鍵共有の構造的矛盾」を解消し、</w:t>
-      </w:r>
-    </w:p>
-    <w:p>
-      <w:r>
-        <w:rPr>
-          <w:rFonts w:ascii="ＭＳ Ｐゴシック" w:hAnsi="ＭＳ Ｐゴシック" w:eastAsia="ＭＳ Ｐゴシック"/>
-          <w:b w:val="0"/>
-          <w:sz w:val="22"/>
-        </w:rPr>
-        <w:t>Threshold FHEの閾値分割により、単一機関に鍵が集中しない国際的なデータ共有を可能にした。</w:t>
-      </w:r>
-    </w:p>
-    <w:p>
-      <w:r>
-        <w:rPr>
-          <w:rFonts w:ascii="ＭＳ Ｐゴシック" w:hAnsi="ＭＳ Ｐゴシック" w:eastAsia="ＭＳ Ｐゴシック"/>
-          <w:b w:val="0"/>
-          <w:sz w:val="22"/>
-        </w:rPr>
-        <w:t>病院も国家も鍵に関与せず、個人のデータ主権が暗号学的に保証される。</w:t>
-      </w:r>
-    </w:p>
-    <w:p>
-      <w:r>
-        <w:rPr>
-          <w:rFonts w:ascii="ＭＳ Ｐゴシック" w:hAnsi="ＭＳ Ｐゴシック" w:eastAsia="ＭＳ Ｐゴシック"/>
-          <w:b w:val="0"/>
-          <w:sz w:val="22"/>
-        </w:rPr>
-        <w:t>これは「データ共有アプリケーション」の要件を、個人の鍵管理主権を犠牲にすることなく満たしている。</w:t>
+        <w:t>し、その上で量子最適化を適用するアーキテクチャを実装・検証した。</w:t>
+      </w:r>
+    </w:p>
+    <w:p>
+      <w:r>
+        <w:rPr>
+          <w:rFonts w:ascii="ＭＳ Ｐゴシック" w:hAnsi="ＭＳ Ｐゴシック" w:eastAsia="ＭＳ Ｐゴシック"/>
+          <w:b w:val="0"/>
+          <w:sz w:val="22"/>
+        </w:rPr>
+        <w:t>MKFHEの採用により、従来のFHEアプローチが抱えていた「鍵共有の構造的矛盾」を解消し、Threshold FHEの閾値分割により、単一機関に鍵が集中しない国際的なデータ共有を可能にした。病院も国家も鍵に関与せず、個人のデータ主権が暗号学的に保証される。これは「データ共有アプリケーション」の要件を、個人の鍵管理主権を犠牲にすることなく満たしている。</w:t>
       </w:r>
     </w:p>
     <w:p>
@@ -19581,27 +16143,7 @@
           <w:b w:val="0"/>
           <w:sz w:val="22"/>
         </w:rPr>
-        <w:t>本研究で構築した暗号基盤（hyde/plat/argo）は臓器移植に特化したものではなく、</w:t>
-      </w:r>
-    </w:p>
-    <w:p>
-      <w:r>
-        <w:rPr>
-          <w:rFonts w:ascii="ＭＳ Ｐゴシック" w:hAnsi="ＭＳ Ｐゴシック" w:eastAsia="ＭＳ Ｐゴシック"/>
-          <w:b w:val="0"/>
-          <w:sz w:val="22"/>
-        </w:rPr>
-        <w:t>「データを出せないから最適化できない」構造を持つあらゆる医療データ共有問題に適用可能である。</w:t>
-      </w:r>
-    </w:p>
-    <w:p>
-      <w:r>
-        <w:rPr>
-          <w:rFonts w:ascii="ＭＳ Ｐゴシック" w:hAnsi="ＭＳ Ｐゴシック" w:eastAsia="ＭＳ Ｐゴシック"/>
-          <w:b w:val="0"/>
-          <w:sz w:val="22"/>
-        </w:rPr>
-        <w:t>創薬領域では以下の問題が同一のアーキテクチャで解決される：</w:t>
+        <w:t>本研究で構築した暗号基盤（hyde/plat/argo）は臓器移植に特化したものではなく、「データを出せないから最適化できない」構造を持つあらゆる医療データ共有問題に適用可能である。創薬領域では以下の問題が同一のアーキテクチャで解決される：</w:t>
       </w:r>
     </w:p>
     <w:p>
@@ -19701,27 +16243,7 @@
           <w:b w:val="0"/>
           <w:sz w:val="22"/>
         </w:rPr>
-        <w:t>臓器移植を最初のユースケースとして選んだのは、データの分断による人命の損失が最も直接的であり、</w:t>
-      </w:r>
-    </w:p>
-    <w:p>
-      <w:r>
-        <w:rPr>
-          <w:rFonts w:ascii="ＭＳ Ｐゴシック" w:hAnsi="ＭＳ Ｐゴシック" w:eastAsia="ＭＳ Ｐゴシック"/>
-          <w:b w:val="0"/>
-          <w:sz w:val="22"/>
-        </w:rPr>
-        <w:t>暗号基盤の価値を最も明確に実証できるためである。</w:t>
-      </w:r>
-    </w:p>
-    <w:p>
-      <w:r>
-        <w:rPr>
-          <w:rFonts w:ascii="ＭＳ Ｐゴシック" w:hAnsi="ＭＳ Ｐゴシック" w:eastAsia="ＭＳ Ｐゴシック"/>
-          <w:b w:val="0"/>
-          <w:sz w:val="22"/>
-        </w:rPr>
-        <w:t>技術基盤は共通であり、創薬エコシステムへの展開は実装の拡張であってアーキテクチャの変更ではない。</w:t>
+        <w:t>臓器移植を最初のユースケースとして選んだのは、データの分断による人命の損失が最も直接的であり、暗号基盤の価値を最も明確に実証できるためである。技術基盤は共通であり、創薬エコシステムへの展開は実装の拡張であってアーキテクチャの変更ではない。</w:t>
       </w:r>
     </w:p>
     <w:p>
@@ -19741,27 +16263,7 @@
           <w:b w:val="0"/>
           <w:sz w:val="22"/>
         </w:rPr>
-        <w:t>FHE暗号状態で実行可能な機械学習手法は限定される。</w:t>
-      </w:r>
-    </w:p>
-    <w:p>
-      <w:r>
-        <w:rPr>
-          <w:rFonts w:ascii="ＭＳ Ｐゴシック" w:hAnsi="ＭＳ Ｐゴシック" w:eastAsia="ＭＳ Ｐゴシック"/>
-          <w:b w:val="0"/>
-          <w:sz w:val="22"/>
-        </w:rPr>
-        <w:t>FHEは整数の加算・乗算を暗号状態で実行でき、bootstrappingにより比較・ランキングも可能だが、</w:t>
-      </w:r>
-    </w:p>
-    <w:p>
-      <w:r>
-        <w:rPr>
-          <w:rFonts w:ascii="ＭＳ Ｐゴシック" w:hAnsi="ＭＳ Ｐゴシック" w:eastAsia="ＭＳ Ｐゴシック"/>
-          <w:b w:val="0"/>
-          <w:sz w:val="22"/>
-        </w:rPr>
-        <w:t>浮動小数点演算や反復最適化（勾配降下法等）はノイズ蓄積により実用的でない。</w:t>
+        <w:t>FHE暗号状態で実行可能な機械学習手法は限定される。FHEは整数の加算・乗算を暗号状態で実行でき、bootstrappingにより比較・ランキングも可能だが、浮動小数点演算や反復最適化（勾配降下法等）はノイズ蓄積により実用的でない。</w:t>
       </w:r>
     </w:p>
     <w:tbl>
@@ -20114,57 +16616,7 @@
           <w:b w:val="0"/>
           <w:sz w:val="22"/>
         </w:rPr>
-        <w:t>Niobiが臓器マッチングで実証した「FHEで暗号化したまま比較・ランキング → QUBO最適化」の</w:t>
-      </w:r>
-    </w:p>
-    <w:p>
-      <w:r>
-        <w:rPr>
-          <w:rFonts w:ascii="ＭＳ Ｐゴシック" w:hAnsi="ＭＳ Ｐゴシック" w:eastAsia="ＭＳ Ｐゴシック"/>
-          <w:b w:val="0"/>
-          <w:sz w:val="22"/>
-        </w:rPr>
-        <w:t>パイプラインは、薬剤応答データの暗号化解析にそのまま適用できる。</w:t>
-      </w:r>
-    </w:p>
-    <w:p>
-      <w:r>
-        <w:rPr>
-          <w:rFonts w:ascii="ＭＳ Ｐゴシック" w:hAnsi="ＭＳ Ｐゴシック" w:eastAsia="ＭＳ Ｐゴシック"/>
-          <w:b w:val="0"/>
-          <w:sz w:val="22"/>
-        </w:rPr>
-        <w:t>各製薬企業が治験データを自社鍵で暗号化してプールに投入し、</w:t>
-      </w:r>
-    </w:p>
-    <w:p>
-      <w:r>
-        <w:rPr>
-          <w:rFonts w:ascii="ＭＳ Ｐゴシック" w:hAnsi="ＭＳ Ｐゴシック" w:eastAsia="ＭＳ Ｐゴシック"/>
-          <w:b w:val="0"/>
-          <w:sz w:val="22"/>
-        </w:rPr>
-        <w:t>暗号状態のまま特徴量間の相関構造を計算し、QUBO最適化で有意な因子を同定する。</w:t>
-      </w:r>
-    </w:p>
-    <w:p>
-      <w:r>
-        <w:rPr>
-          <w:rFonts w:ascii="ＭＳ Ｐゴシック" w:hAnsi="ＭＳ Ｐゴシック" w:eastAsia="ＭＳ Ｐゴシック"/>
-          <w:b w:val="0"/>
-          <w:sz w:val="22"/>
-        </w:rPr>
-        <w:t>計算結果の復号には閾値機関の協力（＋データ提供企業への対価）が必要であり、</w:t>
-      </w:r>
-    </w:p>
-    <w:p>
-      <w:r>
-        <w:rPr>
-          <w:rFonts w:ascii="ＭＳ Ｐゴシック" w:hAnsi="ＭＳ Ｐゴシック" w:eastAsia="ＭＳ Ｐゴシック"/>
-          <w:b w:val="0"/>
-          <w:sz w:val="22"/>
-        </w:rPr>
-        <w:t>データの経済的価値が暗号学的に保護される。</w:t>
+        <w:t>Niobiが臓器マッチングで実証した「FHEで暗号化したまま比較・ランキング → QUBO最適化」のパイプラインは、薬剤応答データの暗号化解析にそのまま適用できる。各製薬企業が治験データを自社鍵で暗号化してプールに投入し、暗号状態のまま特徴量間の相関構造を計算し、QUBO最適化で有意な因子を同定する。計算結果の復号には閾値機関の協力（＋データ提供企業への対価）が必要であり、データの経済的価値が暗号学的に保護される。</w:t>
       </w:r>
     </w:p>
     <w:p>
@@ -21461,20 +17913,8 @@
           <w:b w:val="0"/>
           <w:sz w:val="22"/>
         </w:rPr>
-        <w:t>Niobiの暗号基盤（hyde/argo/plat）は汎用インフラであり、</w:t>
-      </w:r>
-    </w:p>
-    <w:p>
-      <w:r>
-        <w:rPr>
-          <w:rFonts w:ascii="ＭＳ Ｐゴシック" w:hAnsi="ＭＳ Ｐゴシック" w:eastAsia="ＭＳ Ｐゴシック"/>
-          <w:b w:val="0"/>
-          <w:sz w:val="22"/>
-        </w:rPr>
-        <w:t>臓器移植以外の全分野に展開可能。</w:t>
-      </w:r>
-    </w:p>
-    <w:p>
+        <w:t>Niobiの暗号基盤（hyde/argo/plat）は汎用インフラであり、臓器移植以外の全分野に展開可能。</w:t>
+      </w:r>
       <w:r>
         <w:rPr>
           <w:rFonts w:ascii="ＭＳ Ｐゴシック" w:hAnsi="ＭＳ Ｐゴシック" w:eastAsia="ＭＳ Ｐゴシック"/>
@@ -21507,17 +17947,7 @@
           <w:b w:val="0"/>
           <w:sz w:val="22"/>
         </w:rPr>
-        <w:t xml:space="preserve"> — 感染症歴を秘匿したまま最適配送（各個人が独自鍵）</w:t>
-      </w:r>
-    </w:p>
-    <w:p>
-      <w:r>
-        <w:rPr>
-          <w:rFonts w:ascii="ＭＳ Ｐゴシック" w:hAnsi="ＭＳ Ｐゴシック" w:eastAsia="ＭＳ Ｐゴシック"/>
-          <w:b w:val="0"/>
-          <w:sz w:val="22"/>
-        </w:rPr>
-        <w:t xml:space="preserve">2. </w:t>
+        <w:t xml:space="preserve"> — 感染症歴を秘匿したまま最適配送（各個人が独自鍵）2. </w:t>
       </w:r>
       <w:r>
         <w:rPr>
@@ -21533,17 +17963,7 @@
           <w:b w:val="0"/>
           <w:sz w:val="22"/>
         </w:rPr>
-        <w:t xml:space="preserve"> — 患者の遺伝情報を守りながら試験割当（各患者が独自鍵）</w:t>
-      </w:r>
-    </w:p>
-    <w:p>
-      <w:r>
-        <w:rPr>
-          <w:rFonts w:ascii="ＭＳ Ｐゴシック" w:hAnsi="ＭＳ Ｐゴシック" w:eastAsia="ＭＳ Ｐゴシック"/>
-          <w:b w:val="0"/>
-          <w:sz w:val="22"/>
-        </w:rPr>
-        <w:t xml:space="preserve">3. </w:t>
+        <w:t xml:space="preserve"> — 患者の遺伝情報を守りながら試験割当（各患者が独自鍵）3. </w:t>
       </w:r>
       <w:r>
         <w:rPr>
@@ -21559,17 +17979,7 @@
           <w:b w:val="0"/>
           <w:sz w:val="22"/>
         </w:rPr>
-        <w:t xml:space="preserve"> — 企業の排出データを秘匿したまま合算（各企業が独自鍵）</w:t>
-      </w:r>
-    </w:p>
-    <w:p>
-      <w:r>
-        <w:rPr>
-          <w:rFonts w:ascii="ＭＳ Ｐゴシック" w:hAnsi="ＭＳ Ｐゴシック" w:eastAsia="ＭＳ Ｐゴシック"/>
-          <w:b w:val="0"/>
-          <w:sz w:val="22"/>
-        </w:rPr>
-        <w:t xml:space="preserve">4. </w:t>
+        <w:t xml:space="preserve"> — 企業の排出データを秘匿したまま合算（各企業が独自鍵）4. </w:t>
       </w:r>
       <w:r>
         <w:rPr>
@@ -21585,17 +17995,7 @@
           <w:b w:val="0"/>
           <w:sz w:val="22"/>
         </w:rPr>
-        <w:t xml:space="preserve"> — 銀行間の顧客データを秘匿したまま不正検出（各口座保有者が独自鍵）</w:t>
-      </w:r>
-    </w:p>
-    <w:p>
-      <w:r>
-        <w:rPr>
-          <w:rFonts w:ascii="ＭＳ Ｐゴシック" w:hAnsi="ＭＳ Ｐゴシック" w:eastAsia="ＭＳ Ｐゴシック"/>
-          <w:b w:val="0"/>
-          <w:sz w:val="22"/>
-        </w:rPr>
-        <w:t xml:space="preserve">5. </w:t>
+        <w:t xml:space="preserve"> — 銀行間の顧客データを秘匿したまま不正検出（各口座保有者が独自鍵）5. </w:t>
       </w:r>
       <w:r>
         <w:rPr>
@@ -21611,17 +18011,7 @@
           <w:b w:val="0"/>
           <w:sz w:val="22"/>
         </w:rPr>
-        <w:t xml:space="preserve"> — 世界中の数十人の患者を匿名で結びつける</w:t>
-      </w:r>
-    </w:p>
-    <w:p>
-      <w:r>
-        <w:rPr>
-          <w:rFonts w:ascii="ＭＳ Ｐゴシック" w:hAnsi="ＭＳ Ｐゴシック" w:eastAsia="ＭＳ Ｐゴシック"/>
-          <w:b w:val="0"/>
-          <w:sz w:val="22"/>
-        </w:rPr>
-        <w:t xml:space="preserve">6. </w:t>
+        <w:t xml:space="preserve"> — 世界中の数十人の患者を匿名で結びつける6. </w:t>
       </w:r>
       <w:r>
         <w:rPr>
@@ -21637,17 +18027,7 @@
           <w:b w:val="0"/>
           <w:sz w:val="22"/>
         </w:rPr>
-        <w:t xml:space="preserve"> — きょうだい加点の連鎖最適化</w:t>
-      </w:r>
-    </w:p>
-    <w:p>
-      <w:r>
-        <w:rPr>
-          <w:rFonts w:ascii="ＭＳ Ｐゴシック" w:hAnsi="ＭＳ Ｐゴシック" w:eastAsia="ＭＳ Ｐゴシック"/>
-          <w:b w:val="0"/>
-          <w:sz w:val="22"/>
-        </w:rPr>
-        <w:t xml:space="preserve">7. </w:t>
+        <w:t xml:space="preserve"> — きょうだい加点の連鎖最適化7. </w:t>
       </w:r>
       <w:r>
         <w:rPr>
@@ -21663,17 +18043,7 @@
           <w:b w:val="0"/>
           <w:sz w:val="22"/>
         </w:rPr>
-        <w:t xml:space="preserve"> — 与信・融資の秘匿判定</w:t>
-      </w:r>
-    </w:p>
-    <w:p>
-      <w:r>
-        <w:rPr>
-          <w:rFonts w:ascii="ＭＳ Ｐゴシック" w:hAnsi="ＭＳ Ｐゴシック" w:eastAsia="ＭＳ Ｐゴシック"/>
-          <w:b w:val="0"/>
-          <w:sz w:val="22"/>
-        </w:rPr>
-        <w:t xml:space="preserve">8. </w:t>
+        <w:t xml:space="preserve"> — 与信・融資の秘匿判定8. </w:t>
       </w:r>
       <w:r>
         <w:rPr>
@@ -21699,47 +18069,7 @@
           <w:b w:val="0"/>
           <w:sz w:val="22"/>
         </w:rPr>
-        <w:t>いずれも「データを出せないから最適化できない」構造を持つ問題であり、</w:t>
-      </w:r>
-    </w:p>
-    <w:p>
-      <w:r>
-        <w:rPr>
-          <w:rFonts w:ascii="ＭＳ Ｐゴシック" w:hAnsi="ＭＳ Ｐゴシック" w:eastAsia="ＭＳ Ｐゴシック"/>
-          <w:b w:val="0"/>
-          <w:sz w:val="22"/>
-        </w:rPr>
-        <w:t>Niobiが解く問題と構造的に同一である。</w:t>
-      </w:r>
-    </w:p>
-    <w:p>
-      <w:r>
-        <w:rPr>
-          <w:rFonts w:ascii="ＭＳ Ｐゴシック" w:hAnsi="ＭＳ Ｐゴシック" w:eastAsia="ＭＳ Ｐゴシック"/>
-          <w:b w:val="0"/>
-          <w:sz w:val="22"/>
-        </w:rPr>
-        <w:t>MKFHEは「各個人が鍵を渡さずに計算に参加できる」という性質により、</w:t>
-      </w:r>
-    </w:p>
-    <w:p>
-      <w:r>
-        <w:rPr>
-          <w:rFonts w:ascii="ＭＳ Ｐゴシック" w:hAnsi="ＭＳ Ｐゴシック" w:eastAsia="ＭＳ Ｐゴシック"/>
-          <w:b w:val="0"/>
-          <w:sz w:val="22"/>
-        </w:rPr>
-        <w:t>これらの領域における参入障壁を暗号学的に解消する。</w:t>
-      </w:r>
-    </w:p>
-    <w:p>
-      <w:r>
-        <w:rPr>
-          <w:rFonts w:ascii="ＭＳ Ｐゴシック" w:hAnsi="ＭＳ Ｐゴシック" w:eastAsia="ＭＳ Ｐゴシック"/>
-          <w:b w:val="0"/>
-          <w:sz w:val="22"/>
-        </w:rPr>
-        <w:t>データの主権は常に個人にある。機関・企業・国家は鍵に触れない。</w:t>
+        <w:t>いずれも「データを出せないから最適化できない」構造を持つ問題であり、Niobiが解く問題と構造的に同一である。MKFHEは「各個人が鍵を渡さずに計算に参加できる」という性質により、これらの領域における参入障壁を暗号学的に解消する。データの主権は常に個人にある。機関・企業・国家は鍵に触れない。</w:t>
       </w:r>
     </w:p>
     <w:p>
@@ -21759,17 +18089,7 @@
           <w:b w:val="0"/>
           <w:sz w:val="22"/>
         </w:rPr>
-        <w:t>臓器移植（待機者N≤30万）ではGPU加速で十分であり、量子コンピュータは追加的利点に留まる。</w:t>
-      </w:r>
-    </w:p>
-    <w:p>
-      <w:r>
-        <w:rPr>
-          <w:rFonts w:ascii="ＭＳ Ｐゴシック" w:hAnsi="ＭＳ Ｐゴシック" w:eastAsia="ＭＳ Ｐゴシック"/>
-          <w:b w:val="0"/>
-          <w:sz w:val="22"/>
-        </w:rPr>
-        <w:t>しかし遺伝学研究に展開した場合、最適化規模は根本的に変わる。</w:t>
+        <w:t>臓器移植（待機者N≤30万）ではGPU加速で十分であり、量子コンピュータは追加的利点に留まる。しかし遺伝学研究に展開した場合、最適化規模は根本的に変わる。</w:t>
       </w:r>
     </w:p>
     <w:p>
@@ -21869,47 +18189,7 @@
           <w:b w:val="0"/>
           <w:sz w:val="22"/>
         </w:rPr>
-        <w:t>これらを大規模なマッチング／クラスタリング最適化として定式化すると、解空間は組み合わせ的に爆発する。</w:t>
-      </w:r>
-    </w:p>
-    <w:p>
-      <w:r>
-        <w:rPr>
-          <w:rFonts w:ascii="ＭＳ Ｐゴシック" w:hAnsi="ＭＳ Ｐゴシック" w:eastAsia="ＭＳ Ｐゴシック"/>
-          <w:b w:val="0"/>
-          <w:sz w:val="22"/>
-        </w:rPr>
-        <w:t>全人類規模（N=80億）では古典の厳密解（ILP等）は破綻し、4.2節の交換cycle-coverと同様に、</w:t>
-      </w:r>
-    </w:p>
-    <w:p>
-      <w:r>
-        <w:rPr>
-          <w:rFonts w:ascii="ＭＳ Ｐゴシック" w:hAnsi="ＭＳ Ｐゴシック" w:eastAsia="ＭＳ Ｐゴシック"/>
-          <w:b w:val="0"/>
-          <w:sz w:val="22"/>
-        </w:rPr>
-        <w:t>量子アニーリングがスケーラブルな近似求解経路となりうる。</w:t>
-      </w:r>
-    </w:p>
-    <w:p>
-      <w:r>
-        <w:rPr>
-          <w:rFonts w:ascii="ＭＳ Ｐゴシック" w:hAnsi="ＭＳ Ｐゴシック" w:eastAsia="ＭＳ Ｐゴシック"/>
-          <w:b w:val="0"/>
-          <w:sz w:val="22"/>
-        </w:rPr>
-        <w:t>ただしペアワイズ比較の総数（6.4×10^19）そのものを量子が削減するわけではなく、</w:t>
-      </w:r>
-    </w:p>
-    <w:p>
-      <w:r>
-        <w:rPr>
-          <w:rFonts w:ascii="ＭＳ Ｐゴシック" w:hAnsi="ＭＳ Ｐゴシック" w:eastAsia="ＭＳ Ｐゴシック"/>
-          <w:b w:val="0"/>
-          <w:sz w:val="22"/>
-        </w:rPr>
-        <w:t>分散ファンアウト（5.x節）による候補絞り込みと量子最適化の併用が前提である。</w:t>
+        <w:t>これらを大規模なマッチング／クラスタリング最適化として定式化すると、解空間は組み合わせ的に爆発する。全人類規模（N=80億）では古典の厳密解（ILP等）は破綻し、4.2節の交換cycle-coverと同様に、量子アニーリングがスケーラブルな近似求解経路となりうる。ただしペアワイズ比較の総数（6.4×10^19）そのものを量子が削減するわけではなく、分散ファンアウト（5.x節）による候補絞り込みと量子最適化の併用が前提である。</w:t>
       </w:r>
     </w:p>
     <w:tbl>
@@ -22182,27 +18462,7 @@
           <w:b w:val="0"/>
           <w:sz w:val="22"/>
         </w:rPr>
-        <w:t>Niobiの暗号基盤（hyde/plat/argo）は領域に依存しない。</w:t>
-      </w:r>
-    </w:p>
-    <w:p>
-      <w:r>
-        <w:rPr>
-          <w:rFonts w:ascii="ＭＳ Ｐゴシック" w:hAnsi="ＭＳ Ｐゴシック" w:eastAsia="ＭＳ Ｐゴシック"/>
-          <w:b w:val="0"/>
-          <w:sz w:val="22"/>
-        </w:rPr>
-        <w:t>臓器移植で社会実装を開始し、遺伝学への展開時に量子コンピュータの真の有用性が発現する。</w:t>
-      </w:r>
-    </w:p>
-    <w:p>
-      <w:r>
-        <w:rPr>
-          <w:rFonts w:ascii="ＭＳ Ｐゴシック" w:hAnsi="ＭＳ Ｐゴシック" w:eastAsia="ＭＳ Ｐゴシック"/>
-          <w:b w:val="0"/>
-          <w:sz w:val="22"/>
-        </w:rPr>
-        <w:t>これが「量子を待たずに始められ、量子とともにスケールする」アーキテクチャの意味である。</w:t>
+        <w:t>Niobiの暗号基盤（hyde/plat/argo）は領域に依存しない。臓器移植で社会実装を開始し、遺伝学への展開時に量子コンピュータの真の有用性が発現する。これが「量子を待たずに始められ、量子とともにスケールする」アーキテクチャの意味である。</w:t>
       </w:r>
     </w:p>
     <w:p>
@@ -22237,27 +18497,7 @@
           <w:b w:val="0"/>
           <w:sz w:val="22"/>
         </w:rPr>
-        <w:t>本システムの全構成要素 — NIST標準化済みPQC、MKFHE（plat crate）、</w:t>
-      </w:r>
-    </w:p>
-    <w:p>
-      <w:r>
-        <w:rPr>
-          <w:rFonts w:ascii="ＭＳ Ｐゴシック" w:hAnsi="ＭＳ Ｐゴシック" w:eastAsia="ＭＳ Ｐゴシック"/>
-          <w:b w:val="0"/>
-          <w:sz w:val="22"/>
-        </w:rPr>
-        <w:t>GPU加速（CUDA 14x実測済み）、QUBO焼きなまし法 — は今日存在する技術で動作する。</w:t>
-      </w:r>
-    </w:p>
-    <w:p>
-      <w:r>
-        <w:rPr>
-          <w:rFonts w:ascii="ＭＳ Ｐゴシック" w:hAnsi="ＭＳ Ｐゴシック" w:eastAsia="ＭＳ Ｐゴシック"/>
-          <w:b w:val="0"/>
-          <w:sz w:val="22"/>
-        </w:rPr>
-        <w:t>技術的障壁は解消されており、残るのは実社会への実装である。</w:t>
+        <w:t>本システムの全構成要素 — NIST標準化済みPQC、MKFHE（plat crate）、GPU加速（CUDA 14x実測済み）、QUBO焼きなまし法 — は今日存在する技術で動作する。技術的障壁は解消されており、残るのは実社会への実装である。</w:t>
       </w:r>
     </w:p>
     <w:p>
@@ -22528,35 +18768,13 @@
         </w:rPr>
         <w:t>マイナポータル連携:</w:t>
       </w:r>
-    </w:p>
-    <w:p>
-      <w:r>
-        <w:rPr>
-          <w:rFonts w:ascii="ＭＳ Ｐゴシック" w:hAnsi="ＭＳ Ｐゴシック" w:eastAsia="ＭＳ Ｐゴシック"/>
-          <w:b w:val="0"/>
-          <w:sz w:val="22"/>
-        </w:rPr>
-        <w:t>マイナンバーカードのICチップをhydeの秘密鍵保管場所として活用し、</w:t>
-      </w:r>
-    </w:p>
-    <w:p>
-      <w:r>
-        <w:rPr>
-          <w:rFonts w:ascii="ＭＳ Ｐゴシック" w:hAnsi="ＭＳ Ｐゴシック" w:eastAsia="ＭＳ Ｐゴシック"/>
-          <w:b w:val="0"/>
-          <w:sz w:val="22"/>
-        </w:rPr>
-        <w:t>本人確認・暗号化・プール投入・通知受信をマイナポータル経由で統合する。</w:t>
-      </w:r>
-    </w:p>
-    <w:p>
-      <w:r>
-        <w:rPr>
-          <w:rFonts w:ascii="ＭＳ Ｐゴシック" w:hAnsi="ＭＳ Ｐゴシック" w:eastAsia="ＭＳ Ｐゴシック"/>
-          <w:b w:val="0"/>
-          <w:sz w:val="22"/>
-        </w:rPr>
-        <w:t>既存の行政インフラに乗ることで社会実装の制度的障壁を下げる。</w:t>
+      <w:r>
+        <w:rPr>
+          <w:rFonts w:ascii="ＭＳ Ｐゴシック" w:hAnsi="ＭＳ Ｐゴシック" w:eastAsia="ＭＳ Ｐゴシック"/>
+          <w:b w:val="0"/>
+          <w:sz w:val="22"/>
+        </w:rPr>
+        <w:t>マイナンバーカードのICチップをhydeの秘密鍵保管場所として活用し、本人確認・暗号化・プール投入・通知受信をマイナポータル経由で統合する。既存の行政インフラに乗ることで社会実装の制度的障壁を下げる。</w:t>
       </w:r>
     </w:p>
     <w:p>
@@ -22568,25 +18786,13 @@
         </w:rPr>
         <w:t>n/m多層承認プロトコル:</w:t>
       </w:r>
-    </w:p>
-    <w:p>
-      <w:r>
-        <w:rPr>
-          <w:rFonts w:ascii="ＭＳ Ｐゴシック" w:hAnsi="ＭＳ Ｐゴシック" w:eastAsia="ＭＳ Ｐゴシック"/>
-          <w:b w:val="0"/>
-          <w:sz w:val="22"/>
-        </w:rPr>
-        <w:t>計算実行の承認にn/m閾値を導入し、恣意的な計算実行を暗号学的に防止する。</w:t>
-      </w:r>
-    </w:p>
-    <w:p>
-      <w:r>
-        <w:rPr>
-          <w:rFonts w:ascii="ＭＳ Ｐゴシック" w:hAnsi="ＭＳ Ｐゴシック" w:eastAsia="ＭＳ Ｐゴシック"/>
-          <w:b w:val="0"/>
-          <w:sz w:val="22"/>
-        </w:rPr>
-        <w:t>同一のn/m原則が3層で貫通する設計とする：</w:t>
+      <w:r>
+        <w:rPr>
+          <w:rFonts w:ascii="ＭＳ Ｐゴシック" w:hAnsi="ＭＳ Ｐゴシック" w:eastAsia="ＭＳ Ｐゴシック"/>
+          <w:b w:val="0"/>
+          <w:sz w:val="22"/>
+        </w:rPr>
+        <w:t>計算実行の承認にn/m閾値を導入し、恣意的な計算実行を暗号学的に防止する。同一のn/m原則が3層で貫通する設計とする：</w:t>
       </w:r>
     </w:p>
     <w:tbl>
@@ -22808,37 +19014,7 @@
           <w:b w:val="0"/>
           <w:sz w:val="22"/>
         </w:rPr>
-        <w:t>hydeは数学（IND-CCA2安全性）で個人情報を守る。</w:t>
-      </w:r>
-    </w:p>
-    <w:p>
-      <w:r>
-        <w:rPr>
-          <w:rFonts w:ascii="ＭＳ Ｐゴシック" w:hAnsi="ＭＳ Ｐゴシック" w:eastAsia="ＭＳ Ｐゴシック"/>
-          <w:b w:val="0"/>
-          <w:sz w:val="22"/>
-        </w:rPr>
-        <w:t>しかしThreshold FHEの閾値復号はt機関の協力で実行可能であり、</w:t>
-      </w:r>
-    </w:p>
-    <w:p>
-      <w:r>
-        <w:rPr>
-          <w:rFonts w:ascii="ＭＳ Ｐゴシック" w:hAnsi="ＭＳ Ｐゴシック" w:eastAsia="ＭＳ Ｐゴシック"/>
-          <w:b w:val="0"/>
-          <w:sz w:val="22"/>
-        </w:rPr>
-        <w:t>t機関が全結託すれば匿名スコアを復号できる。</w:t>
-      </w:r>
-    </w:p>
-    <w:p>
-      <w:r>
-        <w:rPr>
-          <w:rFonts w:ascii="ＭＳ Ｐゴシック" w:hAnsi="ＭＳ Ｐゴシック" w:eastAsia="ＭＳ Ｐゴシック"/>
-          <w:b w:val="0"/>
-          <w:sz w:val="22"/>
-        </w:rPr>
-        <w:t>この「閾値機関の行動」は数学だけでは縛れない。ここにZKPとブロックチェーンが入る：</w:t>
+        <w:t>hydeは数学（IND-CCA2安全性）で個人情報を守る。しかしThreshold FHEの閾値復号はt機関の協力で実行可能であり、t機関が全結託すれば匿名スコアを復号できる。この「閾値機関の行動」は数学だけでは縛れない。ここにZKPとブロックチェーンが入る：</w:t>
       </w:r>
     </w:p>
     <w:p>
@@ -22850,8 +19026,6 @@
         </w:rPr>
         <w:t>(1) ZKP（argo）による行動の証明:</w:t>
       </w:r>
-    </w:p>
-    <w:p>
       <w:r>
         <w:rPr>
           <w:rFonts w:ascii="ＭＳ Ｐゴシック" w:hAnsi="ＭＳ Ｐゴシック" w:eastAsia="ＭＳ Ｐゴシック"/>
@@ -23310,27 +19484,7 @@
           <w:b w:val="0"/>
           <w:sz w:val="22"/>
         </w:rPr>
-        <w:t>に相当する：</w:t>
-      </w:r>
-    </w:p>
-    <w:p>
-      <w:r>
-        <w:rPr>
-          <w:rFonts w:ascii="ＭＳ Ｐゴシック" w:hAnsi="ＭＳ Ｐゴシック" w:eastAsia="ＭＳ Ｐゴシック"/>
-          <w:b w:val="0"/>
-          <w:sz w:val="22"/>
-        </w:rPr>
-        <w:t>三権のいずれが逸脱しても、個人情報は鍵なしには乱数と区別不能であるという</w:t>
-      </w:r>
-    </w:p>
-    <w:p>
-      <w:r>
-        <w:rPr>
-          <w:rFonts w:ascii="ＭＳ Ｐゴシック" w:hAnsi="ＭＳ Ｐゴシック" w:eastAsia="ＭＳ Ｐゴシック"/>
-          <w:b w:val="0"/>
-          <w:sz w:val="22"/>
-        </w:rPr>
-        <w:t>暗号学的事実が最上位の保証として機能する。</w:t>
+        <w:t>に相当する：三権のいずれが逸脱しても、個人情報は鍵なしには乱数と区別不能であるという暗号学的事実が最上位の保証として機能する。</w:t>
       </w:r>
     </w:p>
     <w:p>
@@ -23342,8 +19496,6 @@
         </w:rPr>
         <w:t>Threshold FHEは閾値機関への信頼を前提とするが、この構造により</w:t>
       </w:r>
-    </w:p>
-    <w:p>
       <w:r>
         <w:rPr>
           <w:rFonts w:ascii="ＭＳ Ｐゴシック" w:hAnsi="ＭＳ Ｐゴシック" w:eastAsia="ＭＳ Ｐゴシック"/>
@@ -23358,67 +19510,17 @@
           <w:b w:val="0"/>
           <w:sz w:val="22"/>
         </w:rPr>
-        <w:t>な状態を作る。</w:t>
-      </w:r>
-    </w:p>
-    <w:p>
-      <w:r>
-        <w:rPr>
-          <w:rFonts w:ascii="ＭＳ Ｐゴシック" w:hAnsi="ＭＳ Ｐゴシック" w:eastAsia="ＭＳ Ｐゴシック"/>
-          <w:b w:val="0"/>
-          <w:sz w:val="22"/>
-        </w:rPr>
-        <w:t>「閾値機関を信頼する」のではなく「閾値機関が信頼に値することを個人が検証できる」。</w:t>
-      </w:r>
-    </w:p>
-    <w:p>
-      <w:r>
-        <w:rPr>
-          <w:rFonts w:ascii="ＭＳ Ｐゴシック" w:hAnsi="ＭＳ Ｐゴシック" w:eastAsia="ＭＳ Ｐゴシック"/>
-          <w:b w:val="0"/>
-          <w:sz w:val="22"/>
-        </w:rPr>
-        <w:t>信頼前提を消すのではなく、信頼を検証可能にすることで閉じる。</w:t>
-      </w:r>
-    </w:p>
-    <w:p>
-      <w:r>
-        <w:rPr>
-          <w:rFonts w:ascii="ＭＳ Ｐゴシック" w:hAnsi="ＭＳ Ｐゴシック" w:eastAsia="ＭＳ Ｐゴシック"/>
-          <w:b w:val="0"/>
-          <w:sz w:val="22"/>
-        </w:rPr>
-        <w:t>研究アクセスのガバナンス設計は各国の法制度・倫理委員会に委ねる。</w:t>
-      </w:r>
-    </w:p>
-    <w:p>
-      <w:r>
-        <w:rPr>
-          <w:rFonts w:ascii="ＭＳ Ｐゴシック" w:hAnsi="ＭＳ Ｐゴシック" w:eastAsia="ＭＳ Ｐゴシック"/>
-          <w:b w:val="0"/>
-          <w:sz w:val="22"/>
-        </w:rPr>
-        <w:t>量子アニーリング実機は「あれば速くなる」追加的利点であり、「ないと動かない」前提条件ではない。</w:t>
-      </w:r>
-    </w:p>
-    <w:p>
-      <w:r>
-        <w:rPr>
-          <w:rFonts w:ascii="ＭＳ Ｐゴシック" w:hAnsi="ＭＳ Ｐゴシック" w:eastAsia="ＭＳ Ｐゴシック"/>
-          <w:b w:val="0"/>
-          <w:sz w:val="22"/>
-        </w:rPr>
-        <w:t>耐量子パラメータはNIST PQC標準（ML-KEM）と互換であり、</w:t>
-      </w:r>
-    </w:p>
-    <w:p>
-      <w:r>
-        <w:rPr>
-          <w:rFonts w:ascii="ＭＳ Ｐゴシック" w:hAnsi="ＭＳ Ｐゴシック" w:eastAsia="ＭＳ Ｐゴシック"/>
-          <w:b w:val="0"/>
-          <w:sz w:val="22"/>
-        </w:rPr>
-        <w:t>量子計算能力の進展に応じてパラメータ増強のみで安全性を維持できる。</w:t>
+        <w:t>な状態を作る。「閾値機関を信頼する」のではなく「閾値機関が信頼に値することを個人が検証できる」。信頼前提を消すのではなく、信頼を検証可能にすることで閉じる。研究アクセスのガバナンス設計は各国の法制度・倫理委員会に委ねる。</w:t>
+      </w:r>
+    </w:p>
+    <w:p>
+      <w:r>
+        <w:rPr>
+          <w:rFonts w:ascii="ＭＳ Ｐゴシック" w:hAnsi="ＭＳ Ｐゴシック" w:eastAsia="ＭＳ Ｐゴシック"/>
+          <w:b w:val="0"/>
+          <w:sz w:val="22"/>
+        </w:rPr>
+        <w:t>量子アニーリング実機は「あれば速くなる」追加的利点であり、「ないと動かない」前提条件ではない。耐量子パラメータはNIST PQC標準（ML-KEM）と互換であり、量子計算能力の進展に応じてパラメータ増強のみで安全性を維持できる。</w:t>
       </w:r>
     </w:p>
     <w:p>
@@ -23438,37 +19540,7 @@
           <w:b w:val="0"/>
           <w:sz w:val="22"/>
         </w:rPr>
-        <w:t>本研究開発ではAI（Claude Code / Anthropic）を開発チームの中核メンバーとして活用した。</w:t>
-      </w:r>
-    </w:p>
-    <w:p>
-      <w:r>
-        <w:rPr>
-          <w:rFonts w:ascii="ＭＳ Ｐゴシック" w:hAnsi="ＭＳ Ｐゴシック" w:eastAsia="ＭＳ Ｐゴシック"/>
-          <w:b w:val="0"/>
-          <w:sz w:val="22"/>
-        </w:rPr>
-        <w:t>暗号設計の議論、Rustコード実装（plat-gpu CUDAバックエンド等）、</w:t>
-      </w:r>
-    </w:p>
-    <w:p>
-      <w:r>
-        <w:rPr>
-          <w:rFonts w:ascii="ＭＳ Ｐゴシック" w:hAnsi="ＭＳ Ｐゴシック" w:eastAsia="ＭＳ Ｐゴシック"/>
-          <w:b w:val="0"/>
-          <w:sz w:val="22"/>
-        </w:rPr>
-        <w:t>レポート構成の推敲、セキュリティモデルの検証まで、研究開発の全工程にAIが関与している。</w:t>
-      </w:r>
-    </w:p>
-    <w:p>
-      <w:r>
-        <w:rPr>
-          <w:rFonts w:ascii="ＭＳ Ｐゴシック" w:hAnsi="ＭＳ Ｐゴシック" w:eastAsia="ＭＳ Ｐゴシック"/>
-          <w:b w:val="0"/>
-          <w:sz w:val="22"/>
-        </w:rPr>
-        <w:t>研究方針の決定、技術的判断の最終責任、および成果の正当性の担保は全て研究代表者が行う。</w:t>
+        <w:t>本研究開発ではAI（Claude Code / Anthropic）を開発チームの中核メンバーとして活用した。暗号設計の議論、Rustコード実装（plat-gpu CUDAバックエンド等）、レポート構成の推敲、セキュリティモデルの検証まで、研究開発の全工程にAIが関与している。研究方針の決定、技術的判断の最終責任、および成果の正当性の担保は全て研究代表者が行う。</w:t>
       </w:r>
     </w:p>
     <w:p>

--- a/docs/submission/report_official.docx
+++ b/docs/submission/report_official.docx
@@ -471,34 +471,6 @@
     </w:tbl>
     <w:p>
       <w:pPr>
-        <w:rPr>
-          <w:rFonts w:eastAsia="ＭＳ Ｐゴシック" w:cs="Arial"/>
-        </w:rPr>
-      </w:pPr>
-    </w:p>
-    <w:p>
-      <w:pPr>
-        <w:rPr>
-          <w:rFonts w:eastAsia="ＭＳ Ｐゴシック" w:cs="Arial"/>
-        </w:rPr>
-      </w:pPr>
-    </w:p>
-    <w:p>
-      <w:pPr>
-        <w:rPr>
-          <w:rFonts w:eastAsia="ＭＳ Ｐゴシック" w:cs="Arial"/>
-        </w:rPr>
-      </w:pPr>
-    </w:p>
-    <w:p>
-      <w:pPr>
-        <w:rPr>
-          <w:rFonts w:eastAsia="ＭＳ Ｐゴシック" w:cs="Arial"/>
-        </w:rPr>
-      </w:pPr>
-    </w:p>
-    <w:p>
-      <w:pPr>
         <w:widowControl/>
         <w:spacing w:after="160" w:line="259" w:lineRule="auto"/>
         <w:jc w:val="left"/>
@@ -535,6 +507,9 @@
       </w:pPr>
     </w:p>
     <w:p>
+      <w:pPr>
+        <w:spacing w:line="300" w:lineRule="exact" w:after="80" w:before="0"/>
+      </w:pPr>
       <w:r>
         <w:rPr>
           <w:rFonts w:ascii="ＭＳ Ｐゴシック" w:hAnsi="ＭＳ Ｐゴシック" w:eastAsia="ＭＳ Ｐゴシック"/>
@@ -545,6 +520,9 @@
       </w:r>
     </w:p>
     <w:p>
+      <w:pPr>
+        <w:spacing w:line="300" w:lineRule="exact" w:after="80" w:before="0"/>
+      </w:pPr>
       <w:r>
         <w:rPr>
           <w:rFonts w:ascii="ＭＳ Ｐゴシック" w:hAnsi="ＭＳ Ｐゴシック" w:eastAsia="ＭＳ Ｐゴシック"/>
@@ -555,6 +533,9 @@
       </w:r>
     </w:p>
     <w:p>
+      <w:pPr>
+        <w:spacing w:line="300" w:lineRule="exact" w:after="80" w:before="0"/>
+      </w:pPr>
       <w:r>
         <w:rPr>
           <w:rFonts w:ascii="ＭＳ Ｐゴシック" w:hAnsi="ＭＳ Ｐゴシック" w:eastAsia="ＭＳ Ｐゴシック"/>
@@ -565,6 +546,9 @@
       </w:r>
     </w:p>
     <w:p>
+      <w:pPr>
+        <w:spacing w:line="300" w:lineRule="exact" w:after="80" w:before="0"/>
+      </w:pPr>
       <w:r>
         <w:rPr>
           <w:rFonts w:ascii="ＭＳ Ｐゴシック" w:hAnsi="ＭＳ Ｐゴシック" w:eastAsia="ＭＳ Ｐゴシック"/>
@@ -628,6 +612,9 @@
       </w:pPr>
     </w:p>
     <w:p>
+      <w:pPr>
+        <w:spacing w:line="300" w:lineRule="exact" w:after="80" w:before="0"/>
+      </w:pPr>
       <w:r>
         <w:rPr>
           <w:rFonts w:ascii="ＭＳ Ｐゴシック" w:hAnsi="ＭＳ Ｐゴシック" w:eastAsia="ＭＳ Ｐゴシック"/>
@@ -638,6 +625,9 @@
       </w:r>
     </w:p>
     <w:p>
+      <w:pPr>
+        <w:spacing w:line="300" w:lineRule="exact" w:after="80" w:before="0"/>
+      </w:pPr>
       <w:r>
         <w:rPr>
           <w:rFonts w:ascii="ＭＳ Ｐゴシック" w:hAnsi="ＭＳ Ｐゴシック" w:eastAsia="ＭＳ Ｐゴシック"/>
@@ -648,6 +638,9 @@
       </w:r>
     </w:p>
     <w:p>
+      <w:pPr>
+        <w:spacing w:line="300" w:lineRule="exact" w:after="80" w:before="0"/>
+      </w:pPr>
       <w:r>
         <w:rPr>
           <w:rFonts w:ascii="ＭＳ Ｐゴシック" w:hAnsi="ＭＳ Ｐゴシック" w:eastAsia="ＭＳ Ｐゴシック"/>
@@ -674,6 +667,9 @@
       </w:r>
     </w:p>
     <w:p>
+      <w:pPr>
+        <w:spacing w:line="300" w:lineRule="exact" w:after="80" w:before="0"/>
+      </w:pPr>
       <w:r>
         <w:rPr>
           <w:rFonts w:ascii="ＭＳ Ｐゴシック" w:hAnsi="ＭＳ Ｐゴシック" w:eastAsia="ＭＳ Ｐゴシック"/>
@@ -684,6 +680,9 @@
       </w:r>
     </w:p>
     <w:p>
+      <w:pPr>
+        <w:spacing w:line="300" w:lineRule="exact" w:after="80" w:before="0"/>
+      </w:pPr>
       <w:r>
         <w:rPr>
           <w:rFonts w:ascii="ＭＳ Ｐゴシック" w:hAnsi="ＭＳ Ｐゴシック" w:eastAsia="ＭＳ Ｐゴシック"/>
@@ -694,6 +693,9 @@
       </w:r>
     </w:p>
     <w:p>
+      <w:pPr>
+        <w:spacing w:line="300" w:lineRule="exact" w:after="80" w:before="0"/>
+      </w:pPr>
       <w:r>
         <w:rPr>
           <w:rFonts w:ascii="ＭＳ Ｐゴシック" w:hAnsi="ＭＳ Ｐゴシック" w:eastAsia="ＭＳ Ｐゴシック"/>
@@ -704,6 +706,9 @@
       </w:r>
     </w:p>
     <w:p>
+      <w:pPr>
+        <w:spacing w:line="300" w:lineRule="exact" w:after="80" w:before="0"/>
+      </w:pPr>
       <w:r>
         <w:rPr>
           <w:rFonts w:ascii="ＭＳ Ｐゴシック" w:hAnsi="ＭＳ Ｐゴシック" w:eastAsia="ＭＳ Ｐゴシック"/>
@@ -714,6 +719,9 @@
       </w:r>
     </w:p>
     <w:p>
+      <w:pPr>
+        <w:spacing w:line="300" w:lineRule="exact" w:after="80" w:before="0"/>
+      </w:pPr>
       <w:r>
         <w:rPr>
           <w:rFonts w:ascii="ＭＳ Ｐゴシック" w:hAnsi="ＭＳ Ｐゴシック" w:eastAsia="ＭＳ Ｐゴシック"/>
@@ -724,6 +732,9 @@
       </w:r>
     </w:p>
     <w:p>
+      <w:pPr>
+        <w:spacing w:line="300" w:lineRule="exact" w:after="80" w:before="0"/>
+      </w:pPr>
       <w:r>
         <w:rPr>
           <w:rFonts w:ascii="ＭＳ Ｐゴシック" w:hAnsi="ＭＳ Ｐゴシック" w:eastAsia="ＭＳ Ｐゴシック"/>
@@ -734,6 +745,9 @@
       </w:r>
     </w:p>
     <w:p>
+      <w:pPr>
+        <w:spacing w:line="300" w:lineRule="exact" w:after="80" w:before="0"/>
+      </w:pPr>
       <w:r>
         <w:rPr>
           <w:rFonts w:ascii="ＭＳ Ｐゴシック" w:hAnsi="ＭＳ Ｐゴシック" w:eastAsia="ＭＳ Ｐゴシック"/>
@@ -760,6 +774,9 @@
       </w:r>
     </w:p>
     <w:p>
+      <w:pPr>
+        <w:spacing w:line="300" w:lineRule="exact" w:after="80" w:before="0"/>
+      </w:pPr>
       <w:r>
         <w:rPr>
           <w:rFonts w:ascii="ＭＳ Ｐゴシック" w:hAnsi="ＭＳ Ｐゴシック" w:eastAsia="ＭＳ Ｐゴシック"/>
@@ -778,6 +795,9 @@
       </w:r>
     </w:p>
     <w:p>
+      <w:pPr>
+        <w:spacing w:line="300" w:lineRule="exact" w:after="80" w:before="0"/>
+      </w:pPr>
       <w:r>
         <w:rPr>
           <w:rFonts w:ascii="ＭＳ Ｐゴシック" w:hAnsi="ＭＳ Ｐゴシック" w:eastAsia="ＭＳ Ｐゴシック"/>
@@ -796,6 +816,9 @@
       </w:r>
     </w:p>
     <w:p>
+      <w:pPr>
+        <w:spacing w:line="300" w:lineRule="exact" w:after="80" w:before="0"/>
+      </w:pPr>
       <w:r>
         <w:rPr>
           <w:rFonts w:ascii="ＭＳ Ｐゴシック" w:hAnsi="ＭＳ Ｐゴシック" w:eastAsia="ＭＳ Ｐゴシック"/>
@@ -814,6 +837,9 @@
       </w:r>
     </w:p>
     <w:p>
+      <w:pPr>
+        <w:spacing w:line="300" w:lineRule="exact" w:after="80" w:before="0"/>
+      </w:pPr>
       <w:r>
         <w:rPr>
           <w:rFonts w:ascii="ＭＳ Ｐゴシック" w:hAnsi="ＭＳ Ｐゴシック" w:eastAsia="ＭＳ Ｐゴシック"/>
@@ -832,6 +858,9 @@
       </w:r>
     </w:p>
     <w:p>
+      <w:pPr>
+        <w:spacing w:line="300" w:lineRule="exact" w:after="80" w:before="0"/>
+      </w:pPr>
       <w:r>
         <w:rPr>
           <w:rFonts w:ascii="ＭＳ Ｐゴシック" w:hAnsi="ＭＳ Ｐゴシック" w:eastAsia="ＭＳ Ｐゴシック"/>
@@ -842,6 +871,9 @@
       </w:r>
     </w:p>
     <w:p>
+      <w:pPr>
+        <w:spacing w:line="300" w:lineRule="exact" w:after="80" w:before="0"/>
+      </w:pPr>
       <w:r>
         <w:rPr>
           <w:rFonts w:ascii="ＭＳ Ｐゴシック" w:hAnsi="ＭＳ Ｐゴシック" w:eastAsia="ＭＳ Ｐゴシック"/>
@@ -852,6 +884,9 @@
       </w:r>
     </w:p>
     <w:p>
+      <w:pPr>
+        <w:spacing w:line="300" w:lineRule="exact" w:after="80" w:before="0"/>
+      </w:pPr>
       <w:r>
         <w:rPr>
           <w:rFonts w:ascii="ＭＳ Ｐゴシック" w:hAnsi="ＭＳ Ｐゴシック" w:eastAsia="ＭＳ Ｐゴシック"/>
@@ -862,6 +897,9 @@
       </w:r>
     </w:p>
     <w:p>
+      <w:pPr>
+        <w:spacing w:line="300" w:lineRule="exact" w:after="80" w:before="0"/>
+      </w:pPr>
       <w:r>
         <w:rPr>
           <w:rFonts w:ascii="ＭＳ Ｐゴシック" w:hAnsi="ＭＳ Ｐゴシック" w:eastAsia="ＭＳ Ｐゴシック"/>
@@ -872,6 +910,9 @@
       </w:r>
     </w:p>
     <w:p>
+      <w:pPr>
+        <w:spacing w:line="300" w:lineRule="exact" w:after="80" w:before="0"/>
+      </w:pPr>
       <w:r>
         <w:rPr>
           <w:rFonts w:ascii="ＭＳ Ｐゴシック" w:hAnsi="ＭＳ Ｐゴシック" w:eastAsia="ＭＳ Ｐゴシック"/>
@@ -890,6 +931,9 @@
       </w:r>
     </w:p>
     <w:p>
+      <w:pPr>
+        <w:spacing w:line="300" w:lineRule="exact" w:after="80" w:before="0"/>
+      </w:pPr>
       <w:r>
         <w:rPr>
           <w:rFonts w:ascii="ＭＳ Ｐゴシック" w:hAnsi="ＭＳ Ｐゴシック" w:eastAsia="ＭＳ Ｐゴシック"/>
@@ -908,6 +952,9 @@
       </w:r>
     </w:p>
     <w:p>
+      <w:pPr>
+        <w:spacing w:line="300" w:lineRule="exact" w:after="80" w:before="0"/>
+      </w:pPr>
       <w:r>
         <w:rPr>
           <w:rFonts w:ascii="ＭＳ Ｐゴシック" w:hAnsi="ＭＳ Ｐゴシック" w:eastAsia="ＭＳ Ｐゴシック"/>
@@ -960,6 +1007,9 @@
       </w:pPr>
     </w:p>
     <w:p>
+      <w:pPr>
+        <w:spacing w:line="300" w:lineRule="exact" w:after="80" w:before="0"/>
+      </w:pPr>
       <w:r>
         <w:rPr>
           <w:rFonts w:ascii="ＭＳ Ｐゴシック" w:hAnsi="ＭＳ Ｐゴシック" w:eastAsia="ＭＳ Ｐゴシック"/>
@@ -970,6 +1020,9 @@
       </w:r>
     </w:p>
     <w:p>
+      <w:pPr>
+        <w:spacing w:line="300" w:lineRule="exact" w:after="80" w:before="0"/>
+      </w:pPr>
       <w:r>
         <w:rPr>
           <w:rFonts w:ascii="ＭＳ Ｐゴシック" w:hAnsi="ＭＳ Ｐゴシック" w:eastAsia="ＭＳ Ｐゴシック"/>
@@ -982,6 +1035,7 @@
     <w:p>
       <w:pPr>
         <w:pStyle w:val="a9"/>
+        <w:spacing w:line="300" w:lineRule="exact" w:after="80" w:before="0"/>
         <w:ind w:left="360"/>
       </w:pPr>
       <w:r>
@@ -1004,6 +1058,7 @@
     <w:p>
       <w:pPr>
         <w:pStyle w:val="a9"/>
+        <w:spacing w:line="300" w:lineRule="exact" w:after="80" w:before="0"/>
         <w:ind w:left="360"/>
       </w:pPr>
       <w:r>
@@ -1026,6 +1081,7 @@
     <w:p>
       <w:pPr>
         <w:pStyle w:val="a9"/>
+        <w:spacing w:line="300" w:lineRule="exact" w:after="80" w:before="0"/>
         <w:ind w:left="360"/>
       </w:pPr>
       <w:r>
@@ -1046,6 +1102,9 @@
       </w:r>
     </w:p>
     <w:p>
+      <w:pPr>
+        <w:spacing w:line="300" w:lineRule="exact" w:after="80" w:before="0"/>
+      </w:pPr>
       <w:r>
         <w:rPr>
           <w:rFonts w:ascii="ＭＳ Ｐゴシック" w:hAnsi="ＭＳ Ｐゴシック" w:eastAsia="ＭＳ Ｐゴシック"/>
@@ -1056,6 +1115,9 @@
       </w:r>
     </w:p>
     <w:p>
+      <w:pPr>
+        <w:spacing w:line="300" w:lineRule="exact" w:after="80" w:before="0"/>
+      </w:pPr>
       <w:r>
         <w:rPr>
           <w:rFonts w:ascii="ＭＳ Ｐゴシック" w:hAnsi="ＭＳ Ｐゴシック" w:eastAsia="ＭＳ Ｐゴシック"/>
@@ -1068,6 +1130,7 @@
     <w:p>
       <w:pPr>
         <w:pStyle w:val="a9"/>
+        <w:spacing w:line="300" w:lineRule="exact" w:after="80" w:before="0"/>
         <w:ind w:left="360"/>
       </w:pPr>
       <w:r>
@@ -1098,6 +1161,7 @@
     <w:p>
       <w:pPr>
         <w:pStyle w:val="a9"/>
+        <w:spacing w:line="300" w:lineRule="exact" w:after="80" w:before="0"/>
         <w:ind w:left="360"/>
       </w:pPr>
       <w:r>
@@ -1142,6 +1206,9 @@
       </w:r>
     </w:p>
     <w:p>
+      <w:pPr>
+        <w:spacing w:line="300" w:lineRule="exact" w:after="80" w:before="0"/>
+      </w:pPr>
       <w:r>
         <w:rPr>
           <w:rFonts w:ascii="ＭＳ Ｐゴシック" w:hAnsi="ＭＳ Ｐゴシック" w:eastAsia="ＭＳ Ｐゴシック"/>
@@ -1152,6 +1219,9 @@
       </w:r>
     </w:p>
     <w:p>
+      <w:pPr>
+        <w:spacing w:line="300" w:lineRule="exact" w:after="80" w:before="0"/>
+      </w:pPr>
       <w:r>
         <w:rPr>
           <w:rFonts w:ascii="ＭＳ Ｐゴシック" w:hAnsi="ＭＳ Ｐゴシック" w:eastAsia="ＭＳ Ｐゴシック"/>
@@ -1162,6 +1232,9 @@
       </w:r>
     </w:p>
     <w:p>
+      <w:pPr>
+        <w:spacing w:line="300" w:lineRule="exact" w:after="80" w:before="0"/>
+      </w:pPr>
       <w:r>
         <w:rPr>
           <w:rFonts w:ascii="ＭＳ Ｐゴシック" w:hAnsi="ＭＳ Ｐゴシック" w:eastAsia="ＭＳ Ｐゴシック"/>
@@ -1174,6 +1247,7 @@
     <w:p>
       <w:pPr>
         <w:pStyle w:val="a9"/>
+        <w:spacing w:line="300" w:lineRule="exact" w:after="80" w:before="0"/>
         <w:ind w:left="360"/>
       </w:pPr>
       <w:r>
@@ -1196,6 +1270,7 @@
     <w:p>
       <w:pPr>
         <w:pStyle w:val="a9"/>
+        <w:spacing w:line="300" w:lineRule="exact" w:after="80" w:before="0"/>
         <w:ind w:left="360"/>
       </w:pPr>
       <w:r>
@@ -1218,6 +1293,7 @@
     <w:p>
       <w:pPr>
         <w:pStyle w:val="a9"/>
+        <w:spacing w:line="300" w:lineRule="exact" w:after="80" w:before="0"/>
         <w:ind w:left="360"/>
       </w:pPr>
       <w:r>
@@ -1246,6 +1322,9 @@
       </w:r>
     </w:p>
     <w:p>
+      <w:pPr>
+        <w:spacing w:line="300" w:lineRule="exact" w:after="80" w:before="0"/>
+      </w:pPr>
       <w:r>
         <w:rPr>
           <w:rFonts w:ascii="ＭＳ Ｐゴシック" w:hAnsi="ＭＳ Ｐゴシック" w:eastAsia="ＭＳ Ｐゴシック"/>
@@ -1256,6 +1335,9 @@
       </w:r>
     </w:p>
     <w:p>
+      <w:pPr>
+        <w:spacing w:line="300" w:lineRule="exact" w:after="80" w:before="0"/>
+      </w:pPr>
       <w:r>
         <w:rPr>
           <w:rFonts w:ascii="ＭＳ Ｐゴシック" w:hAnsi="ＭＳ Ｐゴシック" w:eastAsia="ＭＳ Ｐゴシック"/>
@@ -1266,6 +1348,9 @@
       </w:r>
     </w:p>
     <w:p>
+      <w:pPr>
+        <w:spacing w:line="300" w:lineRule="exact" w:after="80" w:before="0"/>
+      </w:pPr>
       <w:r>
         <w:rPr>
           <w:rFonts w:ascii="ＭＳ Ｐゴシック" w:hAnsi="ＭＳ Ｐゴシック" w:eastAsia="ＭＳ Ｐゴシック"/>
@@ -1577,8 +1662,15 @@
         </w:tc>
       </w:tr>
     </w:tbl>
-    <w:p/>
-    <w:p>
+    <w:p>
+      <w:pPr>
+        <w:spacing w:line="300" w:lineRule="exact" w:after="80" w:before="0"/>
+      </w:pPr>
+    </w:p>
+    <w:p>
+      <w:pPr>
+        <w:spacing w:line="300" w:lineRule="exact" w:after="80" w:before="0"/>
+      </w:pPr>
       <w:r>
         <w:rPr>
           <w:rFonts w:ascii="ＭＳ Ｐゴシック" w:hAnsi="ＭＳ Ｐゴシック" w:eastAsia="ＭＳ Ｐゴシック"/>
@@ -1639,6 +1731,9 @@
       </w:pPr>
     </w:p>
     <w:p>
+      <w:pPr>
+        <w:spacing w:line="300" w:lineRule="exact" w:after="80" w:before="0"/>
+      </w:pPr>
       <w:r>
         <w:rPr>
           <w:rFonts w:ascii="ＭＳ Ｐゴシック" w:hAnsi="ＭＳ Ｐゴシック" w:eastAsia="ＭＳ Ｐゴシック"/>
@@ -1657,6 +1752,9 @@
       </w:r>
     </w:p>
     <w:p>
+      <w:pPr>
+        <w:spacing w:line="300" w:lineRule="exact" w:after="80" w:before="0"/>
+      </w:pPr>
       <w:r>
         <w:rPr>
           <w:rFonts w:ascii="ＭＳ Ｐゴシック" w:hAnsi="ＭＳ Ｐゴシック" w:eastAsia="ＭＳ Ｐゴシック"/>
@@ -1709,6 +1807,9 @@
       </w:pPr>
     </w:p>
     <w:p>
+      <w:pPr>
+        <w:spacing w:line="300" w:lineRule="exact" w:after="80" w:before="0"/>
+      </w:pPr>
       <w:r>
         <w:rPr>
           <w:rFonts w:ascii="ＭＳ Ｐゴシック" w:hAnsi="ＭＳ Ｐゴシック" w:eastAsia="ＭＳ Ｐゴシック"/>
@@ -1772,6 +1873,9 @@
       </w:pPr>
     </w:p>
     <w:p>
+      <w:pPr>
+        <w:spacing w:line="300" w:lineRule="exact" w:after="80" w:before="0"/>
+      </w:pPr>
       <w:r>
         <w:rPr>
           <w:rFonts w:ascii="ＭＳ Ｐゴシック" w:hAnsi="ＭＳ Ｐゴシック" w:eastAsia="ＭＳ Ｐゴシック"/>
@@ -1784,6 +1888,7 @@
     <w:p>
       <w:pPr>
         <w:pStyle w:val="a9"/>
+        <w:spacing w:line="300" w:lineRule="exact" w:after="80" w:before="0"/>
         <w:ind w:left="360"/>
       </w:pPr>
       <w:r>
@@ -1806,6 +1911,7 @@
     <w:p>
       <w:pPr>
         <w:pStyle w:val="a9"/>
+        <w:spacing w:line="300" w:lineRule="exact" w:after="80" w:before="0"/>
         <w:ind w:left="360"/>
       </w:pPr>
       <w:r>
@@ -1828,6 +1934,7 @@
     <w:p>
       <w:pPr>
         <w:pStyle w:val="a9"/>
+        <w:spacing w:line="300" w:lineRule="exact" w:after="80" w:before="0"/>
         <w:ind w:left="360"/>
       </w:pPr>
       <w:r>
@@ -1850,6 +1957,7 @@
     <w:p>
       <w:pPr>
         <w:pStyle w:val="a9"/>
+        <w:spacing w:line="300" w:lineRule="exact" w:after="80" w:before="0"/>
         <w:ind w:left="360"/>
       </w:pPr>
       <w:r>
@@ -1870,6 +1978,9 @@
       </w:r>
     </w:p>
     <w:p>
+      <w:pPr>
+        <w:spacing w:line="300" w:lineRule="exact" w:after="80" w:before="0"/>
+      </w:pPr>
       <w:r>
         <w:rPr>
           <w:rFonts w:ascii="ＭＳ Ｐゴシック" w:hAnsi="ＭＳ Ｐゴシック" w:eastAsia="ＭＳ Ｐゴシック"/>
@@ -1882,6 +1993,7 @@
     <w:p>
       <w:pPr>
         <w:pStyle w:val="a9"/>
+        <w:spacing w:line="300" w:lineRule="exact" w:after="80" w:before="0"/>
         <w:ind w:left="360"/>
       </w:pPr>
       <w:r>
@@ -1904,6 +2016,7 @@
     <w:p>
       <w:pPr>
         <w:pStyle w:val="a9"/>
+        <w:spacing w:line="300" w:lineRule="exact" w:after="80" w:before="0"/>
         <w:ind w:left="360"/>
       </w:pPr>
       <w:r>
@@ -1926,6 +2039,7 @@
     <w:p>
       <w:pPr>
         <w:pStyle w:val="a9"/>
+        <w:spacing w:line="300" w:lineRule="exact" w:after="80" w:before="0"/>
         <w:ind w:left="360"/>
       </w:pPr>
       <w:r>
@@ -1948,6 +2062,7 @@
     <w:p>
       <w:pPr>
         <w:pStyle w:val="a9"/>
+        <w:spacing w:line="300" w:lineRule="exact" w:after="80" w:before="0"/>
         <w:ind w:left="360"/>
       </w:pPr>
       <w:r>
@@ -1968,6 +2083,9 @@
       </w:r>
     </w:p>
     <w:p>
+      <w:pPr>
+        <w:spacing w:line="300" w:lineRule="exact" w:after="80" w:before="0"/>
+      </w:pPr>
       <w:r>
         <w:rPr>
           <w:rFonts w:ascii="ＭＳ Ｐゴシック" w:hAnsi="ＭＳ Ｐゴシック" w:eastAsia="ＭＳ Ｐゴシック"/>
@@ -1980,6 +2098,7 @@
     <w:p>
       <w:pPr>
         <w:pStyle w:val="a9"/>
+        <w:spacing w:line="300" w:lineRule="exact" w:after="80" w:before="0"/>
         <w:ind w:left="360"/>
       </w:pPr>
       <w:r>
@@ -2018,6 +2137,7 @@
     <w:p>
       <w:pPr>
         <w:pStyle w:val="a9"/>
+        <w:spacing w:line="300" w:lineRule="exact" w:after="80" w:before="0"/>
         <w:ind w:left="360"/>
       </w:pPr>
       <w:r>
@@ -2038,6 +2158,9 @@
       </w:r>
     </w:p>
     <w:p>
+      <w:pPr>
+        <w:spacing w:line="300" w:lineRule="exact" w:after="80" w:before="0"/>
+      </w:pPr>
       <w:r>
         <w:rPr>
           <w:rFonts w:ascii="ＭＳ Ｐゴシック" w:hAnsi="ＭＳ Ｐゴシック" w:eastAsia="ＭＳ Ｐゴシック"/>
@@ -2050,6 +2173,7 @@
     <w:p>
       <w:pPr>
         <w:pStyle w:val="a9"/>
+        <w:spacing w:line="300" w:lineRule="exact" w:after="80" w:before="0"/>
         <w:ind w:left="360"/>
       </w:pPr>
       <w:r>
@@ -2072,6 +2196,7 @@
     <w:p>
       <w:pPr>
         <w:pStyle w:val="a9"/>
+        <w:spacing w:line="300" w:lineRule="exact" w:after="80" w:before="0"/>
         <w:ind w:left="360"/>
       </w:pPr>
       <w:r>
@@ -2092,6 +2217,9 @@
       </w:r>
     </w:p>
     <w:p>
+      <w:pPr>
+        <w:spacing w:line="300" w:lineRule="exact" w:after="80" w:before="0"/>
+      </w:pPr>
       <w:r>
         <w:rPr>
           <w:rFonts w:ascii="ＭＳ Ｐゴシック" w:hAnsi="ＭＳ Ｐゴシック" w:eastAsia="ＭＳ Ｐゴシック"/>
@@ -2104,6 +2232,7 @@
     <w:p>
       <w:pPr>
         <w:pStyle w:val="a9"/>
+        <w:spacing w:line="300" w:lineRule="exact" w:after="80" w:before="0"/>
         <w:ind w:left="360"/>
       </w:pPr>
       <w:r>
@@ -2126,6 +2255,7 @@
     <w:p>
       <w:pPr>
         <w:pStyle w:val="a9"/>
+        <w:spacing w:line="300" w:lineRule="exact" w:after="80" w:before="0"/>
         <w:ind w:left="360"/>
       </w:pPr>
       <w:r>
@@ -2148,6 +2278,7 @@
     <w:p>
       <w:pPr>
         <w:pStyle w:val="a9"/>
+        <w:spacing w:line="300" w:lineRule="exact" w:after="80" w:before="0"/>
         <w:ind w:left="360"/>
       </w:pPr>
       <w:r>
@@ -2170,6 +2301,7 @@
     <w:p>
       <w:pPr>
         <w:pStyle w:val="a9"/>
+        <w:spacing w:line="300" w:lineRule="exact" w:after="80" w:before="0"/>
         <w:ind w:left="360"/>
       </w:pPr>
       <w:r>
@@ -2190,6 +2322,9 @@
       </w:r>
     </w:p>
     <w:p>
+      <w:pPr>
+        <w:spacing w:line="300" w:lineRule="exact" w:after="80" w:before="0"/>
+      </w:pPr>
       <w:r>
         <w:rPr>
           <w:rFonts w:ascii="ＭＳ Ｐゴシック" w:hAnsi="ＭＳ Ｐゴシック" w:eastAsia="ＭＳ Ｐゴシック"/>
@@ -2202,6 +2337,7 @@
     <w:p>
       <w:pPr>
         <w:pStyle w:val="a9"/>
+        <w:spacing w:line="300" w:lineRule="exact" w:after="80" w:before="0"/>
         <w:ind w:left="360"/>
       </w:pPr>
       <w:r>
@@ -2224,6 +2360,7 @@
     <w:p>
       <w:pPr>
         <w:pStyle w:val="a9"/>
+        <w:spacing w:line="300" w:lineRule="exact" w:after="80" w:before="0"/>
         <w:ind w:left="360"/>
       </w:pPr>
       <w:r>
@@ -2244,6 +2381,9 @@
       </w:r>
     </w:p>
     <w:p>
+      <w:pPr>
+        <w:spacing w:line="300" w:lineRule="exact" w:after="80" w:before="0"/>
+      </w:pPr>
       <w:r>
         <w:rPr>
           <w:rFonts w:ascii="ＭＳ Ｐゴシック" w:hAnsi="ＭＳ Ｐゴシック" w:eastAsia="ＭＳ Ｐゴシック"/>
@@ -3019,8 +3159,15 @@
         </w:tc>
       </w:tr>
     </w:tbl>
-    <w:p/>
-    <w:p>
+    <w:p>
+      <w:pPr>
+        <w:spacing w:line="300" w:lineRule="exact" w:after="80" w:before="0"/>
+      </w:pPr>
+    </w:p>
+    <w:p>
+      <w:pPr>
+        <w:spacing w:line="300" w:lineRule="exact" w:after="80" w:before="0"/>
+      </w:pPr>
       <w:r>
         <w:rPr>
           <w:rFonts w:ascii="ＭＳ Ｐゴシック" w:hAnsi="ＭＳ Ｐゴシック" w:eastAsia="ＭＳ Ｐゴシック"/>
@@ -3047,6 +3194,9 @@
       </w:r>
     </w:p>
     <w:p>
+      <w:pPr>
+        <w:spacing w:line="300" w:lineRule="exact" w:after="80" w:before="0"/>
+      </w:pPr>
       <w:r>
         <w:rPr>
           <w:rFonts w:ascii="ＭＳ Ｐゴシック" w:hAnsi="ＭＳ Ｐゴシック" w:eastAsia="ＭＳ Ｐゴシック"/>
@@ -3065,6 +3215,9 @@
       </w:r>
     </w:p>
     <w:p>
+      <w:pPr>
+        <w:spacing w:line="300" w:lineRule="exact" w:after="80" w:before="0"/>
+      </w:pPr>
       <w:r>
         <w:rPr>
           <w:rFonts w:ascii="ＭＳ Ｐゴシック" w:hAnsi="ＭＳ Ｐゴシック" w:eastAsia="ＭＳ Ｐゴシック"/>
@@ -3091,6 +3244,9 @@
       </w:r>
     </w:p>
     <w:p>
+      <w:pPr>
+        <w:spacing w:line="300" w:lineRule="exact" w:after="80" w:before="0"/>
+      </w:pPr>
       <w:r>
         <w:rPr>
           <w:rFonts w:ascii="ＭＳ Ｐゴシック" w:hAnsi="ＭＳ Ｐゴシック" w:eastAsia="ＭＳ Ｐゴシック"/>
@@ -3450,8 +3606,15 @@
         </w:tc>
       </w:tr>
     </w:tbl>
-    <w:p/>
-    <w:p>
+    <w:p>
+      <w:pPr>
+        <w:spacing w:line="300" w:lineRule="exact" w:after="80" w:before="0"/>
+      </w:pPr>
+    </w:p>
+    <w:p>
+      <w:pPr>
+        <w:spacing w:line="300" w:lineRule="exact" w:after="80" w:before="0"/>
+      </w:pPr>
       <w:r>
         <w:rPr>
           <w:rFonts w:ascii="ＭＳ Ｐゴシック" w:hAnsi="ＭＳ Ｐゴシック" w:eastAsia="ＭＳ Ｐゴシック"/>
@@ -3462,6 +3625,9 @@
       </w:r>
     </w:p>
     <w:p>
+      <w:pPr>
+        <w:spacing w:line="300" w:lineRule="exact" w:after="80" w:before="0"/>
+      </w:pPr>
       <w:r>
         <w:rPr>
           <w:rFonts w:ascii="ＭＳ Ｐゴシック" w:hAnsi="ＭＳ Ｐゴシック" w:eastAsia="ＭＳ Ｐゴシック"/>
@@ -3473,6 +3639,7 @@
     </w:p>
     <w:p>
       <w:pPr>
+        <w:spacing w:line="300" w:lineRule="exact" w:after="80" w:before="0"/>
         <w:shd w:val="clear" w:color="auto" w:fill="F2F2F2"/>
       </w:pPr>
       <w:r>
@@ -3514,6 +3681,9 @@
       </w:r>
     </w:p>
     <w:p>
+      <w:pPr>
+        <w:spacing w:line="300" w:lineRule="exact" w:after="80" w:before="0"/>
+      </w:pPr>
       <w:r>
         <w:rPr>
           <w:rFonts w:ascii="ＭＳ Ｐゴシック" w:hAnsi="ＭＳ Ｐゴシック" w:eastAsia="ＭＳ Ｐゴシック"/>
@@ -3999,8 +4169,15 @@
         </w:tc>
       </w:tr>
     </w:tbl>
-    <w:p/>
-    <w:p>
+    <w:p>
+      <w:pPr>
+        <w:spacing w:line="300" w:lineRule="exact" w:after="80" w:before="0"/>
+      </w:pPr>
+    </w:p>
+    <w:p>
+      <w:pPr>
+        <w:spacing w:line="300" w:lineRule="exact" w:after="80" w:before="0"/>
+      </w:pPr>
       <w:r>
         <w:rPr>
           <w:rFonts w:ascii="ＭＳ Ｐゴシック" w:hAnsi="ＭＳ Ｐゴシック" w:eastAsia="ＭＳ Ｐゴシック"/>
@@ -4057,6 +4234,9 @@
       </w:pPr>
     </w:p>
     <w:p>
+      <w:pPr>
+        <w:spacing w:line="300" w:lineRule="exact" w:after="80" w:before="0"/>
+      </w:pPr>
       <w:r>
         <w:rPr>
           <w:rFonts w:ascii="ＭＳ Ｐゴシック" w:hAnsi="ＭＳ Ｐゴシック" w:eastAsia="ＭＳ Ｐゴシック"/>
@@ -4068,6 +4248,7 @@
     </w:p>
     <w:p>
       <w:pPr>
+        <w:spacing w:line="300" w:lineRule="exact" w:after="80" w:before="0"/>
         <w:shd w:val="clear" w:color="auto" w:fill="F2F2F2"/>
       </w:pPr>
       <w:r>
@@ -4158,6 +4339,9 @@
       </w:r>
     </w:p>
     <w:p>
+      <w:pPr>
+        <w:spacing w:line="300" w:lineRule="exact" w:after="80" w:before="0"/>
+      </w:pPr>
       <w:r>
         <w:rPr>
           <w:rFonts w:ascii="ＭＳ Ｐゴシック" w:hAnsi="ＭＳ Ｐゴシック" w:eastAsia="ＭＳ Ｐゴシック"/>
@@ -4168,6 +4352,9 @@
       </w:r>
     </w:p>
     <w:p>
+      <w:pPr>
+        <w:spacing w:line="300" w:lineRule="exact" w:after="80" w:before="0"/>
+      </w:pPr>
       <w:r>
         <w:rPr>
           <w:rFonts w:ascii="ＭＳ Ｐゴシック" w:hAnsi="ＭＳ Ｐゴシック" w:eastAsia="ＭＳ Ｐゴシック"/>
@@ -4178,6 +4365,9 @@
       </w:r>
     </w:p>
     <w:p>
+      <w:pPr>
+        <w:spacing w:line="300" w:lineRule="exact" w:after="80" w:before="0"/>
+      </w:pPr>
       <w:r>
         <w:rPr>
           <w:rFonts w:ascii="ＭＳ Ｐゴシック" w:hAnsi="ＭＳ Ｐゴシック" w:eastAsia="ＭＳ Ｐゴシック"/>
@@ -4188,6 +4378,9 @@
       </w:r>
     </w:p>
     <w:p>
+      <w:pPr>
+        <w:spacing w:line="300" w:lineRule="exact" w:after="80" w:before="0"/>
+      </w:pPr>
       <w:r>
         <w:rPr>
           <w:rFonts w:ascii="ＭＳ Ｐゴシック" w:hAnsi="ＭＳ Ｐゴシック" w:eastAsia="ＭＳ Ｐゴシック"/>
@@ -4198,6 +4391,9 @@
       </w:r>
     </w:p>
     <w:p>
+      <w:pPr>
+        <w:spacing w:line="300" w:lineRule="exact" w:after="80" w:before="0"/>
+      </w:pPr>
       <w:r>
         <w:rPr>
           <w:rFonts w:ascii="ＭＳ Ｐゴシック" w:hAnsi="ＭＳ Ｐゴシック" w:eastAsia="ＭＳ Ｐゴシック"/>
@@ -4208,6 +4404,9 @@
       </w:r>
     </w:p>
     <w:p>
+      <w:pPr>
+        <w:spacing w:line="300" w:lineRule="exact" w:after="80" w:before="0"/>
+      </w:pPr>
       <w:r>
         <w:rPr>
           <w:rFonts w:ascii="ＭＳ Ｐゴシック" w:hAnsi="ＭＳ Ｐゴシック" w:eastAsia="ＭＳ Ｐゴシック"/>
@@ -4463,8 +4662,15 @@
         </w:tc>
       </w:tr>
     </w:tbl>
-    <w:p/>
-    <w:p>
+    <w:p>
+      <w:pPr>
+        <w:spacing w:line="300" w:lineRule="exact" w:after="80" w:before="0"/>
+      </w:pPr>
+    </w:p>
+    <w:p>
+      <w:pPr>
+        <w:spacing w:line="300" w:lineRule="exact" w:after="80" w:before="0"/>
+      </w:pPr>
       <w:r>
         <w:rPr>
           <w:rFonts w:ascii="ＭＳ Ｐゴシック" w:hAnsi="ＭＳ Ｐゴシック" w:eastAsia="ＭＳ Ｐゴシック"/>
@@ -4477,6 +4683,7 @@
     <w:p>
       <w:pPr>
         <w:pStyle w:val="a9"/>
+        <w:spacing w:line="300" w:lineRule="exact" w:after="80" w:before="0"/>
         <w:ind w:left="360"/>
       </w:pPr>
       <w:r>
@@ -4499,6 +4706,7 @@
     <w:p>
       <w:pPr>
         <w:pStyle w:val="a9"/>
+        <w:spacing w:line="300" w:lineRule="exact" w:after="80" w:before="0"/>
         <w:ind w:left="360"/>
       </w:pPr>
       <w:r>
@@ -4521,6 +4729,7 @@
     <w:p>
       <w:pPr>
         <w:pStyle w:val="a9"/>
+        <w:spacing w:line="300" w:lineRule="exact" w:after="80" w:before="0"/>
         <w:ind w:left="360"/>
       </w:pPr>
       <w:r>
@@ -4543,6 +4752,7 @@
     <w:p>
       <w:pPr>
         <w:pStyle w:val="a9"/>
+        <w:spacing w:line="300" w:lineRule="exact" w:after="80" w:before="0"/>
         <w:ind w:left="360"/>
       </w:pPr>
       <w:r>
@@ -4565,6 +4775,7 @@
     <w:p>
       <w:pPr>
         <w:pStyle w:val="a9"/>
+        <w:spacing w:line="300" w:lineRule="exact" w:after="80" w:before="0"/>
         <w:ind w:left="360"/>
       </w:pPr>
       <w:r>
@@ -4587,6 +4798,7 @@
     <w:p>
       <w:pPr>
         <w:pStyle w:val="a9"/>
+        <w:spacing w:line="300" w:lineRule="exact" w:after="80" w:before="0"/>
         <w:ind w:left="360"/>
       </w:pPr>
       <w:r>
@@ -4607,6 +4819,9 @@
       </w:r>
     </w:p>
     <w:p>
+      <w:pPr>
+        <w:spacing w:line="300" w:lineRule="exact" w:after="80" w:before="0"/>
+      </w:pPr>
       <w:r>
         <w:rPr>
           <w:rFonts w:ascii="ＭＳ Ｐゴシック" w:hAnsi="ＭＳ Ｐゴシック" w:eastAsia="ＭＳ Ｐゴシック"/>
@@ -4619,6 +4834,7 @@
     <w:p>
       <w:pPr>
         <w:pStyle w:val="a9"/>
+        <w:spacing w:line="300" w:lineRule="exact" w:after="80" w:before="0"/>
         <w:ind w:left="360"/>
       </w:pPr>
       <w:r>
@@ -4641,6 +4857,7 @@
     <w:p>
       <w:pPr>
         <w:pStyle w:val="a9"/>
+        <w:spacing w:line="300" w:lineRule="exact" w:after="80" w:before="0"/>
         <w:ind w:left="360"/>
       </w:pPr>
       <w:r>
@@ -4663,6 +4880,7 @@
     <w:p>
       <w:pPr>
         <w:pStyle w:val="a9"/>
+        <w:spacing w:line="300" w:lineRule="exact" w:after="80" w:before="0"/>
         <w:ind w:left="360"/>
       </w:pPr>
       <w:r>
@@ -4685,6 +4903,7 @@
     <w:p>
       <w:pPr>
         <w:pStyle w:val="a9"/>
+        <w:spacing w:line="300" w:lineRule="exact" w:after="80" w:before="0"/>
         <w:ind w:left="360"/>
       </w:pPr>
       <w:r>
@@ -4705,6 +4924,9 @@
       </w:r>
     </w:p>
     <w:p>
+      <w:pPr>
+        <w:spacing w:line="300" w:lineRule="exact" w:after="80" w:before="0"/>
+      </w:pPr>
       <w:r>
         <w:rPr>
           <w:rFonts w:ascii="ＭＳ Ｐゴシック" w:hAnsi="ＭＳ Ｐゴシック" w:eastAsia="ＭＳ Ｐゴシック"/>
@@ -4723,6 +4945,9 @@
       </w:r>
     </w:p>
     <w:p>
+      <w:pPr>
+        <w:spacing w:line="300" w:lineRule="exact" w:after="80" w:before="0"/>
+      </w:pPr>
       <w:r>
         <w:rPr>
           <w:rFonts w:ascii="ＭＳ Ｐゴシック" w:hAnsi="ＭＳ Ｐゴシック" w:eastAsia="ＭＳ Ｐゴシック"/>
@@ -4741,6 +4966,9 @@
       </w:r>
     </w:p>
     <w:p>
+      <w:pPr>
+        <w:spacing w:line="300" w:lineRule="exact" w:after="80" w:before="0"/>
+      </w:pPr>
       <w:r>
         <w:rPr>
           <w:rFonts w:ascii="ＭＳ Ｐゴシック" w:hAnsi="ＭＳ Ｐゴシック" w:eastAsia="ＭＳ Ｐゴシック"/>
@@ -4751,6 +4979,9 @@
       </w:r>
     </w:p>
     <w:p>
+      <w:pPr>
+        <w:spacing w:line="300" w:lineRule="exact" w:after="80" w:before="0"/>
+      </w:pPr>
       <w:r>
         <w:rPr>
           <w:rFonts w:ascii="ＭＳ Ｐゴシック" w:hAnsi="ＭＳ Ｐゴシック" w:eastAsia="ＭＳ Ｐゴシック"/>
@@ -4761,6 +4992,9 @@
       </w:r>
     </w:p>
     <w:p>
+      <w:pPr>
+        <w:spacing w:line="300" w:lineRule="exact" w:after="80" w:before="0"/>
+      </w:pPr>
       <w:r>
         <w:rPr>
           <w:rFonts w:ascii="ＭＳ Ｐゴシック" w:hAnsi="ＭＳ Ｐゴシック" w:eastAsia="ＭＳ Ｐゴシック"/>
@@ -4771,6 +5005,9 @@
       </w:r>
     </w:p>
     <w:p>
+      <w:pPr>
+        <w:spacing w:line="300" w:lineRule="exact" w:after="80" w:before="0"/>
+      </w:pPr>
       <w:r>
         <w:rPr>
           <w:rFonts w:ascii="ＭＳ Ｐゴシック" w:hAnsi="ＭＳ Ｐゴシック" w:eastAsia="ＭＳ Ｐゴシック"/>
@@ -4781,6 +5018,9 @@
       </w:r>
     </w:p>
     <w:p>
+      <w:pPr>
+        <w:spacing w:line="300" w:lineRule="exact" w:after="80" w:before="0"/>
+      </w:pPr>
       <w:r>
         <w:rPr>
           <w:rFonts w:ascii="ＭＳ Ｐゴシック" w:hAnsi="ＭＳ Ｐゴシック" w:eastAsia="ＭＳ Ｐゴシック"/>
@@ -4791,6 +5031,9 @@
       </w:r>
     </w:p>
     <w:p>
+      <w:pPr>
+        <w:spacing w:line="300" w:lineRule="exact" w:after="80" w:before="0"/>
+      </w:pPr>
       <w:r>
         <w:rPr>
           <w:rFonts w:ascii="ＭＳ Ｐゴシック" w:hAnsi="ＭＳ Ｐゴシック" w:eastAsia="ＭＳ Ｐゴシック"/>
@@ -4801,6 +5044,9 @@
       </w:r>
     </w:p>
     <w:p>
+      <w:pPr>
+        <w:spacing w:line="300" w:lineRule="exact" w:after="80" w:before="0"/>
+      </w:pPr>
       <w:r>
         <w:rPr>
           <w:rFonts w:ascii="ＭＳ Ｐゴシック" w:hAnsi="ＭＳ Ｐゴシック" w:eastAsia="ＭＳ Ｐゴシック"/>
@@ -4819,6 +5065,9 @@
       </w:r>
     </w:p>
     <w:p>
+      <w:pPr>
+        <w:spacing w:line="300" w:lineRule="exact" w:after="80" w:before="0"/>
+      </w:pPr>
       <w:r>
         <w:rPr>
           <w:rFonts w:ascii="ＭＳ Ｐゴシック" w:hAnsi="ＭＳ Ｐゴシック" w:eastAsia="ＭＳ Ｐゴシック"/>
@@ -4861,6 +5110,9 @@
       </w:r>
     </w:p>
     <w:p>
+      <w:pPr>
+        <w:spacing w:line="300" w:lineRule="exact" w:after="80" w:before="0"/>
+      </w:pPr>
       <w:r>
         <w:rPr>
           <w:rFonts w:ascii="ＭＳ Ｐゴシック" w:hAnsi="ＭＳ Ｐゴシック" w:eastAsia="ＭＳ Ｐゴシック"/>
@@ -4871,6 +5123,9 @@
       </w:r>
     </w:p>
     <w:p>
+      <w:pPr>
+        <w:spacing w:line="300" w:lineRule="exact" w:after="80" w:before="0"/>
+      </w:pPr>
       <w:r>
         <w:rPr>
           <w:rFonts w:ascii="ＭＳ Ｐゴシック" w:hAnsi="ＭＳ Ｐゴシック" w:eastAsia="ＭＳ Ｐゴシック"/>
@@ -4883,6 +5138,7 @@
     <w:p>
       <w:pPr>
         <w:pStyle w:val="a9"/>
+        <w:spacing w:line="300" w:lineRule="exact" w:after="80" w:before="0"/>
         <w:ind w:left="360"/>
       </w:pPr>
       <w:r>
@@ -4913,6 +5169,7 @@
     <w:p>
       <w:pPr>
         <w:pStyle w:val="a9"/>
+        <w:spacing w:line="300" w:lineRule="exact" w:after="80" w:before="0"/>
         <w:ind w:left="360"/>
       </w:pPr>
       <w:r>
@@ -4943,6 +5200,7 @@
     <w:p>
       <w:pPr>
         <w:pStyle w:val="a9"/>
+        <w:spacing w:line="300" w:lineRule="exact" w:after="80" w:before="0"/>
         <w:ind w:left="360"/>
       </w:pPr>
       <w:r>
@@ -4973,6 +5231,7 @@
     <w:p>
       <w:pPr>
         <w:pStyle w:val="a9"/>
+        <w:spacing w:line="300" w:lineRule="exact" w:after="80" w:before="0"/>
         <w:ind w:left="360"/>
       </w:pPr>
       <w:r>
@@ -5001,6 +5260,9 @@
       </w:r>
     </w:p>
     <w:p>
+      <w:pPr>
+        <w:spacing w:line="300" w:lineRule="exact" w:after="80" w:before="0"/>
+      </w:pPr>
       <w:r>
         <w:rPr>
           <w:rFonts w:ascii="ＭＳ Ｐゴシック" w:hAnsi="ＭＳ Ｐゴシック" w:eastAsia="ＭＳ Ｐゴシック"/>
@@ -5011,6 +5273,9 @@
       </w:r>
     </w:p>
     <w:p>
+      <w:pPr>
+        <w:spacing w:line="300" w:lineRule="exact" w:after="80" w:before="0"/>
+      </w:pPr>
       <w:r>
         <w:rPr>
           <w:rFonts w:ascii="ＭＳ Ｐゴシック" w:hAnsi="ＭＳ Ｐゴシック" w:eastAsia="ＭＳ Ｐゴシック"/>
@@ -5021,6 +5286,9 @@
       </w:r>
     </w:p>
     <w:p>
+      <w:pPr>
+        <w:spacing w:line="300" w:lineRule="exact" w:after="80" w:before="0"/>
+      </w:pPr>
       <w:r>
         <w:rPr>
           <w:rFonts w:ascii="ＭＳ Ｐゴシック" w:hAnsi="ＭＳ Ｐゴシック" w:eastAsia="ＭＳ Ｐゴシック"/>
@@ -5031,6 +5299,9 @@
       </w:r>
     </w:p>
     <w:p>
+      <w:pPr>
+        <w:spacing w:line="300" w:lineRule="exact" w:after="80" w:before="0"/>
+      </w:pPr>
       <w:r>
         <w:rPr>
           <w:rFonts w:ascii="ＭＳ Ｐゴシック" w:hAnsi="ＭＳ Ｐゴシック" w:eastAsia="ＭＳ Ｐゴシック"/>
@@ -5051,6 +5322,7 @@
     <w:p>
       <w:pPr>
         <w:pStyle w:val="a9"/>
+        <w:spacing w:line="300" w:lineRule="exact" w:after="80" w:before="0"/>
         <w:ind w:left="360"/>
       </w:pPr>
       <w:r>
@@ -5073,6 +5345,7 @@
     <w:p>
       <w:pPr>
         <w:pStyle w:val="a9"/>
+        <w:spacing w:line="300" w:lineRule="exact" w:after="80" w:before="0"/>
         <w:ind w:left="360"/>
       </w:pPr>
       <w:r>
@@ -5095,6 +5368,7 @@
     <w:p>
       <w:pPr>
         <w:pStyle w:val="a9"/>
+        <w:spacing w:line="300" w:lineRule="exact" w:after="80" w:before="0"/>
         <w:ind w:left="360"/>
       </w:pPr>
       <w:r>
@@ -5117,6 +5391,7 @@
     <w:p>
       <w:pPr>
         <w:pStyle w:val="a9"/>
+        <w:spacing w:line="300" w:lineRule="exact" w:after="80" w:before="0"/>
         <w:ind w:left="360"/>
       </w:pPr>
       <w:r>
@@ -5137,6 +5412,9 @@
       </w:r>
     </w:p>
     <w:p>
+      <w:pPr>
+        <w:spacing w:line="300" w:lineRule="exact" w:after="80" w:before="0"/>
+      </w:pPr>
       <w:r>
         <w:rPr>
           <w:rFonts w:ascii="ＭＳ Ｐゴシック" w:hAnsi="ＭＳ Ｐゴシック" w:eastAsia="ＭＳ Ｐゴシック"/>
@@ -5157,6 +5435,7 @@
     <w:p>
       <w:pPr>
         <w:pStyle w:val="a9"/>
+        <w:spacing w:line="300" w:lineRule="exact" w:after="80" w:before="0"/>
         <w:ind w:left="360"/>
       </w:pPr>
       <w:r>
@@ -5179,6 +5458,7 @@
     <w:p>
       <w:pPr>
         <w:pStyle w:val="a9"/>
+        <w:spacing w:line="300" w:lineRule="exact" w:after="80" w:before="0"/>
         <w:ind w:left="360"/>
       </w:pPr>
       <w:r>
@@ -5201,6 +5481,7 @@
     <w:p>
       <w:pPr>
         <w:pStyle w:val="a9"/>
+        <w:spacing w:line="300" w:lineRule="exact" w:after="80" w:before="0"/>
         <w:ind w:left="360"/>
       </w:pPr>
       <w:r>
@@ -5221,6 +5502,9 @@
       </w:r>
     </w:p>
     <w:p>
+      <w:pPr>
+        <w:spacing w:line="300" w:lineRule="exact" w:after="80" w:before="0"/>
+      </w:pPr>
       <w:r>
         <w:rPr>
           <w:rFonts w:ascii="ＭＳ Ｐゴシック" w:hAnsi="ＭＳ Ｐゴシック" w:eastAsia="ＭＳ Ｐゴシック"/>
@@ -5241,6 +5525,7 @@
     <w:p>
       <w:pPr>
         <w:pStyle w:val="a9"/>
+        <w:spacing w:line="300" w:lineRule="exact" w:after="80" w:before="0"/>
         <w:ind w:left="360"/>
       </w:pPr>
       <w:r>
@@ -5261,6 +5546,9 @@
       </w:r>
     </w:p>
     <w:p>
+      <w:pPr>
+        <w:spacing w:line="300" w:lineRule="exact" w:after="80" w:before="0"/>
+      </w:pPr>
       <w:r>
         <w:rPr>
           <w:rFonts w:ascii="ＭＳ Ｐゴシック" w:hAnsi="ＭＳ Ｐゴシック" w:eastAsia="ＭＳ Ｐゴシック"/>
@@ -5279,6 +5567,9 @@
       </w:r>
     </w:p>
     <w:p>
+      <w:pPr>
+        <w:spacing w:line="300" w:lineRule="exact" w:after="80" w:before="0"/>
+      </w:pPr>
       <w:r>
         <w:rPr>
           <w:rFonts w:ascii="ＭＳ Ｐゴシック" w:hAnsi="ＭＳ Ｐゴシック" w:eastAsia="ＭＳ Ｐゴシック"/>
@@ -5289,6 +5580,9 @@
       </w:r>
     </w:p>
     <w:p>
+      <w:pPr>
+        <w:spacing w:line="300" w:lineRule="exact" w:after="80" w:before="0"/>
+      </w:pPr>
       <w:r>
         <w:rPr>
           <w:rFonts w:ascii="ＭＳ Ｐゴシック" w:hAnsi="ＭＳ Ｐゴシック" w:eastAsia="ＭＳ Ｐゴシック"/>
@@ -5323,6 +5617,9 @@
       </w:r>
     </w:p>
     <w:p>
+      <w:pPr>
+        <w:spacing w:line="300" w:lineRule="exact" w:after="80" w:before="0"/>
+      </w:pPr>
       <w:r>
         <w:rPr>
           <w:rFonts w:ascii="ＭＳ Ｐゴシック" w:hAnsi="ＭＳ Ｐゴシック" w:eastAsia="ＭＳ Ｐゴシック"/>
@@ -5333,6 +5630,9 @@
       </w:r>
     </w:p>
     <w:p>
+      <w:pPr>
+        <w:spacing w:line="300" w:lineRule="exact" w:after="80" w:before="0"/>
+      </w:pPr>
       <w:r>
         <w:rPr>
           <w:rFonts w:ascii="ＭＳ Ｐゴシック" w:hAnsi="ＭＳ Ｐゴシック" w:eastAsia="ＭＳ Ｐゴシック"/>
@@ -5343,6 +5643,9 @@
       </w:r>
     </w:p>
     <w:p>
+      <w:pPr>
+        <w:spacing w:line="300" w:lineRule="exact" w:after="80" w:before="0"/>
+      </w:pPr>
       <w:r>
         <w:rPr>
           <w:rFonts w:ascii="ＭＳ Ｐゴシック" w:hAnsi="ＭＳ Ｐゴシック" w:eastAsia="ＭＳ Ｐゴシック"/>
@@ -5353,6 +5656,9 @@
       </w:r>
     </w:p>
     <w:p>
+      <w:pPr>
+        <w:spacing w:line="300" w:lineRule="exact" w:after="80" w:before="0"/>
+      </w:pPr>
       <w:r>
         <w:rPr>
           <w:rFonts w:ascii="ＭＳ Ｐゴシック" w:hAnsi="ＭＳ Ｐゴシック" w:eastAsia="ＭＳ Ｐゴシック"/>
@@ -5363,6 +5669,9 @@
       </w:r>
     </w:p>
     <w:p>
+      <w:pPr>
+        <w:spacing w:line="300" w:lineRule="exact" w:after="80" w:before="0"/>
+      </w:pPr>
       <w:r>
         <w:rPr>
           <w:rFonts w:ascii="ＭＳ Ｐゴシック" w:hAnsi="ＭＳ Ｐゴシック" w:eastAsia="ＭＳ Ｐゴシック"/>
@@ -5373,6 +5682,9 @@
       </w:r>
     </w:p>
     <w:p>
+      <w:pPr>
+        <w:spacing w:line="300" w:lineRule="exact" w:after="80" w:before="0"/>
+      </w:pPr>
       <w:r>
         <w:rPr>
           <w:rFonts w:ascii="ＭＳ Ｐゴシック" w:hAnsi="ＭＳ Ｐゴシック" w:eastAsia="ＭＳ Ｐゴシック"/>
@@ -5383,6 +5695,9 @@
       </w:r>
     </w:p>
     <w:p>
+      <w:pPr>
+        <w:spacing w:line="300" w:lineRule="exact" w:after="80" w:before="0"/>
+      </w:pPr>
       <w:r>
         <w:rPr>
           <w:rFonts w:ascii="ＭＳ Ｐゴシック" w:hAnsi="ＭＳ Ｐゴシック" w:eastAsia="ＭＳ Ｐゴシック"/>
@@ -5393,6 +5708,9 @@
       </w:r>
     </w:p>
     <w:p>
+      <w:pPr>
+        <w:spacing w:line="300" w:lineRule="exact" w:after="80" w:before="0"/>
+      </w:pPr>
       <w:r>
         <w:rPr>
           <w:rFonts w:ascii="ＭＳ Ｐゴシック" w:hAnsi="ＭＳ Ｐゴシック" w:eastAsia="ＭＳ Ｐゴシック"/>
@@ -5403,6 +5721,9 @@
       </w:r>
     </w:p>
     <w:p>
+      <w:pPr>
+        <w:spacing w:line="300" w:lineRule="exact" w:after="80" w:before="0"/>
+      </w:pPr>
       <w:r>
         <w:rPr>
           <w:rFonts w:ascii="ＭＳ Ｐゴシック" w:hAnsi="ＭＳ Ｐゴシック" w:eastAsia="ＭＳ Ｐゴシック"/>
@@ -5413,6 +5734,9 @@
       </w:r>
     </w:p>
     <w:p>
+      <w:pPr>
+        <w:spacing w:line="300" w:lineRule="exact" w:after="80" w:before="0"/>
+      </w:pPr>
       <w:r>
         <w:rPr>
           <w:rFonts w:ascii="ＭＳ Ｐゴシック" w:hAnsi="ＭＳ Ｐゴシック" w:eastAsia="ＭＳ Ｐゴシック"/>
@@ -5439,6 +5763,9 @@
       </w:r>
     </w:p>
     <w:p>
+      <w:pPr>
+        <w:spacing w:line="300" w:lineRule="exact" w:after="80" w:before="0"/>
+      </w:pPr>
       <w:r>
         <w:rPr>
           <w:rFonts w:ascii="ＭＳ Ｐゴシック" w:hAnsi="ＭＳ Ｐゴシック" w:eastAsia="ＭＳ Ｐゴシック"/>
@@ -5465,6 +5792,9 @@
       </w:r>
     </w:p>
     <w:p>
+      <w:pPr>
+        <w:spacing w:line="300" w:lineRule="exact" w:after="80" w:before="0"/>
+      </w:pPr>
       <w:r>
         <w:rPr>
           <w:rFonts w:ascii="ＭＳ Ｐゴシック" w:hAnsi="ＭＳ Ｐゴシック" w:eastAsia="ＭＳ Ｐゴシック"/>
@@ -5491,6 +5821,9 @@
       </w:r>
     </w:p>
     <w:p>
+      <w:pPr>
+        <w:spacing w:line="300" w:lineRule="exact" w:after="80" w:before="0"/>
+      </w:pPr>
       <w:r>
         <w:rPr>
           <w:rFonts w:ascii="ＭＳ Ｐゴシック" w:hAnsi="ＭＳ Ｐゴシック" w:eastAsia="ＭＳ Ｐゴシック"/>
@@ -5501,6 +5834,9 @@
       </w:r>
     </w:p>
     <w:p>
+      <w:pPr>
+        <w:spacing w:line="300" w:lineRule="exact" w:after="80" w:before="0"/>
+      </w:pPr>
       <w:r>
         <w:rPr>
           <w:rFonts w:ascii="ＭＳ Ｐゴシック" w:hAnsi="ＭＳ Ｐゴシック" w:eastAsia="ＭＳ Ｐゴシック"/>
@@ -5511,6 +5847,9 @@
       </w:r>
     </w:p>
     <w:p>
+      <w:pPr>
+        <w:spacing w:line="300" w:lineRule="exact" w:after="80" w:before="0"/>
+      </w:pPr>
       <w:r>
         <w:rPr>
           <w:rFonts w:ascii="ＭＳ Ｐゴシック" w:hAnsi="ＭＳ Ｐゴシック" w:eastAsia="ＭＳ Ｐゴシック"/>
@@ -5521,6 +5860,9 @@
       </w:r>
     </w:p>
     <w:p>
+      <w:pPr>
+        <w:spacing w:line="300" w:lineRule="exact" w:after="80" w:before="0"/>
+      </w:pPr>
       <w:r>
         <w:rPr>
           <w:rFonts w:ascii="ＭＳ Ｐゴシック" w:hAnsi="ＭＳ Ｐゴシック" w:eastAsia="ＭＳ Ｐゴシック"/>
@@ -5531,6 +5873,9 @@
       </w:r>
     </w:p>
     <w:p>
+      <w:pPr>
+        <w:spacing w:line="300" w:lineRule="exact" w:after="80" w:before="0"/>
+      </w:pPr>
       <w:r>
         <w:rPr>
           <w:rFonts w:ascii="ＭＳ Ｐゴシック" w:hAnsi="ＭＳ Ｐゴシック" w:eastAsia="ＭＳ Ｐゴシック"/>
@@ -5557,6 +5902,9 @@
       </w:r>
     </w:p>
     <w:p>
+      <w:pPr>
+        <w:spacing w:line="300" w:lineRule="exact" w:after="80" w:before="0"/>
+      </w:pPr>
       <w:r>
         <w:rPr>
           <w:rFonts w:ascii="ＭＳ Ｐゴシック" w:hAnsi="ＭＳ Ｐゴシック" w:eastAsia="ＭＳ Ｐゴシック"/>
@@ -5583,6 +5931,9 @@
       </w:r>
     </w:p>
     <w:p>
+      <w:pPr>
+        <w:spacing w:line="300" w:lineRule="exact" w:after="80" w:before="0"/>
+      </w:pPr>
       <w:r>
         <w:rPr>
           <w:rFonts w:ascii="ＭＳ Ｐゴシック" w:hAnsi="ＭＳ Ｐゴシック" w:eastAsia="ＭＳ Ｐゴシック"/>
@@ -5609,6 +5960,9 @@
       </w:r>
     </w:p>
     <w:p>
+      <w:pPr>
+        <w:spacing w:line="300" w:lineRule="exact" w:after="80" w:before="0"/>
+      </w:pPr>
       <w:r>
         <w:rPr>
           <w:rFonts w:ascii="ＭＳ Ｐゴシック" w:hAnsi="ＭＳ Ｐゴシック" w:eastAsia="ＭＳ Ｐゴシック"/>
@@ -5619,6 +5973,9 @@
       </w:r>
     </w:p>
     <w:p>
+      <w:pPr>
+        <w:spacing w:line="300" w:lineRule="exact" w:after="80" w:before="0"/>
+      </w:pPr>
       <w:r>
         <w:rPr>
           <w:rFonts w:ascii="ＭＳ Ｐゴシック" w:hAnsi="ＭＳ Ｐゴシック" w:eastAsia="ＭＳ Ｐゴシック"/>
@@ -5629,6 +5986,9 @@
       </w:r>
     </w:p>
     <w:p>
+      <w:pPr>
+        <w:spacing w:line="300" w:lineRule="exact" w:after="80" w:before="0"/>
+      </w:pPr>
       <w:r>
         <w:rPr>
           <w:rFonts w:ascii="ＭＳ Ｐゴシック" w:hAnsi="ＭＳ Ｐゴシック" w:eastAsia="ＭＳ Ｐゴシック"/>
@@ -6210,8 +6570,15 @@
         </w:tc>
       </w:tr>
     </w:tbl>
-    <w:p/>
-    <w:p>
+    <w:p>
+      <w:pPr>
+        <w:spacing w:line="300" w:lineRule="exact" w:after="80" w:before="0"/>
+      </w:pPr>
+    </w:p>
+    <w:p>
+      <w:pPr>
+        <w:spacing w:line="300" w:lineRule="exact" w:after="80" w:before="0"/>
+      </w:pPr>
       <w:r>
         <w:rPr>
           <w:rFonts w:ascii="ＭＳ Ｐゴシック" w:hAnsi="ＭＳ Ｐゴシック" w:eastAsia="ＭＳ Ｐゴシック"/>
@@ -6238,6 +6605,9 @@
       </w:r>
     </w:p>
     <w:p>
+      <w:pPr>
+        <w:spacing w:line="300" w:lineRule="exact" w:after="80" w:before="0"/>
+      </w:pPr>
       <w:r>
         <w:rPr>
           <w:rFonts w:ascii="ＭＳ Ｐゴシック" w:hAnsi="ＭＳ Ｐゴシック" w:eastAsia="ＭＳ Ｐゴシック"/>
@@ -6248,6 +6618,9 @@
       </w:r>
     </w:p>
     <w:p>
+      <w:pPr>
+        <w:spacing w:line="300" w:lineRule="exact" w:after="80" w:before="0"/>
+      </w:pPr>
       <w:r>
         <w:rPr>
           <w:rFonts w:ascii="ＭＳ Ｐゴシック" w:hAnsi="ＭＳ Ｐゴシック" w:eastAsia="ＭＳ Ｐゴシック"/>
@@ -6258,6 +6631,9 @@
       </w:r>
     </w:p>
     <w:p>
+      <w:pPr>
+        <w:spacing w:line="300" w:lineRule="exact" w:after="80" w:before="0"/>
+      </w:pPr>
       <w:r>
         <w:rPr>
           <w:rFonts w:ascii="ＭＳ Ｐゴシック" w:hAnsi="ＭＳ Ｐゴシック" w:eastAsia="ＭＳ Ｐゴシック"/>
@@ -6284,6 +6660,9 @@
       </w:r>
     </w:p>
     <w:p>
+      <w:pPr>
+        <w:spacing w:line="300" w:lineRule="exact" w:after="80" w:before="0"/>
+      </w:pPr>
       <w:r>
         <w:rPr>
           <w:rFonts w:ascii="ＭＳ Ｐゴシック" w:hAnsi="ＭＳ Ｐゴシック" w:eastAsia="ＭＳ Ｐゴシック"/>
@@ -6295,6 +6674,7 @@
     </w:p>
     <w:p>
       <w:pPr>
+        <w:spacing w:line="300" w:lineRule="exact" w:after="80" w:before="0"/>
         <w:shd w:val="clear" w:color="auto" w:fill="F2F2F2"/>
       </w:pPr>
       <w:r>
@@ -6334,6 +6714,9 @@
       </w:r>
     </w:p>
     <w:p>
+      <w:pPr>
+        <w:spacing w:line="300" w:lineRule="exact" w:after="80" w:before="0"/>
+      </w:pPr>
       <w:r>
         <w:rPr>
           <w:rFonts w:ascii="ＭＳ Ｐゴシック" w:hAnsi="ＭＳ Ｐゴシック" w:eastAsia="ＭＳ Ｐゴシック"/>
@@ -6344,6 +6727,9 @@
       </w:r>
     </w:p>
     <w:p>
+      <w:pPr>
+        <w:spacing w:line="300" w:lineRule="exact" w:after="80" w:before="0"/>
+      </w:pPr>
       <w:r>
         <w:rPr>
           <w:rFonts w:ascii="ＭＳ Ｐゴシック" w:hAnsi="ＭＳ Ｐゴシック" w:eastAsia="ＭＳ Ｐゴシック"/>
@@ -6378,6 +6764,9 @@
       </w:r>
     </w:p>
     <w:p>
+      <w:pPr>
+        <w:spacing w:line="300" w:lineRule="exact" w:after="80" w:before="0"/>
+      </w:pPr>
       <w:r>
         <w:rPr>
           <w:rFonts w:ascii="ＭＳ Ｐゴシック" w:hAnsi="ＭＳ Ｐゴシック" w:eastAsia="ＭＳ Ｐゴシック"/>
@@ -6396,6 +6785,9 @@
       </w:r>
     </w:p>
     <w:p>
+      <w:pPr>
+        <w:spacing w:line="300" w:lineRule="exact" w:after="80" w:before="0"/>
+      </w:pPr>
       <w:r>
         <w:rPr>
           <w:rFonts w:ascii="ＭＳ Ｐゴシック" w:hAnsi="ＭＳ Ｐゴシック" w:eastAsia="ＭＳ Ｐゴシック"/>
@@ -6414,6 +6806,9 @@
       </w:r>
     </w:p>
     <w:p>
+      <w:pPr>
+        <w:spacing w:line="300" w:lineRule="exact" w:after="80" w:before="0"/>
+      </w:pPr>
       <w:r>
         <w:rPr>
           <w:rFonts w:ascii="ＭＳ Ｐゴシック" w:hAnsi="ＭＳ Ｐゴシック" w:eastAsia="ＭＳ Ｐゴシック"/>
@@ -6432,6 +6827,9 @@
       </w:r>
     </w:p>
     <w:p>
+      <w:pPr>
+        <w:spacing w:line="300" w:lineRule="exact" w:after="80" w:before="0"/>
+      </w:pPr>
       <w:r>
         <w:rPr>
           <w:rFonts w:ascii="ＭＳ Ｐゴシック" w:hAnsi="ＭＳ Ｐゴシック" w:eastAsia="ＭＳ Ｐゴシック"/>
@@ -6442,6 +6840,9 @@
       </w:r>
     </w:p>
     <w:p>
+      <w:pPr>
+        <w:spacing w:line="300" w:lineRule="exact" w:after="80" w:before="0"/>
+      </w:pPr>
       <w:r>
         <w:rPr>
           <w:rFonts w:ascii="ＭＳ Ｐゴシック" w:hAnsi="ＭＳ Ｐゴシック" w:eastAsia="ＭＳ Ｐゴシック"/>
@@ -6452,6 +6853,9 @@
       </w:r>
     </w:p>
     <w:p>
+      <w:pPr>
+        <w:spacing w:line="300" w:lineRule="exact" w:after="80" w:before="0"/>
+      </w:pPr>
       <w:r>
         <w:rPr>
           <w:rFonts w:ascii="ＭＳ Ｐゴシック" w:hAnsi="ＭＳ Ｐゴシック" w:eastAsia="ＭＳ Ｐゴシック"/>
@@ -6462,6 +6866,9 @@
       </w:r>
     </w:p>
     <w:p>
+      <w:pPr>
+        <w:spacing w:line="300" w:lineRule="exact" w:after="80" w:before="0"/>
+      </w:pPr>
       <w:r>
         <w:rPr>
           <w:rFonts w:ascii="ＭＳ Ｐゴシック" w:hAnsi="ＭＳ Ｐゴシック" w:eastAsia="ＭＳ Ｐゴシック"/>
@@ -6474,6 +6881,7 @@
     <w:p>
       <w:pPr>
         <w:pStyle w:val="a9"/>
+        <w:spacing w:line="300" w:lineRule="exact" w:after="80" w:before="0"/>
         <w:ind w:left="360"/>
       </w:pPr>
       <w:r>
@@ -6496,6 +6904,7 @@
     <w:p>
       <w:pPr>
         <w:pStyle w:val="a9"/>
+        <w:spacing w:line="300" w:lineRule="exact" w:after="80" w:before="0"/>
         <w:ind w:left="360"/>
       </w:pPr>
       <w:r>
@@ -6518,6 +6927,7 @@
     <w:p>
       <w:pPr>
         <w:pStyle w:val="a9"/>
+        <w:spacing w:line="300" w:lineRule="exact" w:after="80" w:before="0"/>
         <w:ind w:left="360"/>
       </w:pPr>
       <w:r>
@@ -6538,6 +6948,9 @@
       </w:r>
     </w:p>
     <w:p>
+      <w:pPr>
+        <w:spacing w:line="300" w:lineRule="exact" w:after="80" w:before="0"/>
+      </w:pPr>
       <w:r>
         <w:rPr>
           <w:rFonts w:ascii="ＭＳ Ｐゴシック" w:hAnsi="ＭＳ Ｐゴシック" w:eastAsia="ＭＳ Ｐゴシック"/>
@@ -6550,6 +6963,7 @@
     <w:p>
       <w:pPr>
         <w:pStyle w:val="a9"/>
+        <w:spacing w:line="300" w:lineRule="exact" w:after="80" w:before="0"/>
         <w:ind w:left="360"/>
       </w:pPr>
       <w:r>
@@ -6570,6 +6984,9 @@
       </w:r>
     </w:p>
     <w:p>
+      <w:pPr>
+        <w:spacing w:line="300" w:lineRule="exact" w:after="80" w:before="0"/>
+      </w:pPr>
       <w:r>
         <w:rPr>
           <w:rFonts w:ascii="ＭＳ Ｐゴシック" w:hAnsi="ＭＳ Ｐゴシック" w:eastAsia="ＭＳ Ｐゴシック"/>
@@ -6588,6 +7005,9 @@
       </w:r>
     </w:p>
     <w:p>
+      <w:pPr>
+        <w:spacing w:line="300" w:lineRule="exact" w:after="80" w:before="0"/>
+      </w:pPr>
       <w:r>
         <w:rPr>
           <w:rFonts w:ascii="ＭＳ Ｐゴシック" w:hAnsi="ＭＳ Ｐゴシック" w:eastAsia="ＭＳ Ｐゴシック"/>
@@ -6598,6 +7018,9 @@
       </w:r>
     </w:p>
     <w:p>
+      <w:pPr>
+        <w:spacing w:line="300" w:lineRule="exact" w:after="80" w:before="0"/>
+      </w:pPr>
       <w:r>
         <w:rPr>
           <w:rFonts w:ascii="ＭＳ Ｐゴシック" w:hAnsi="ＭＳ Ｐゴシック" w:eastAsia="ＭＳ Ｐゴシック"/>
@@ -7137,8 +7560,15 @@
         </w:tc>
       </w:tr>
     </w:tbl>
-    <w:p/>
-    <w:p>
+    <w:p>
+      <w:pPr>
+        <w:spacing w:line="300" w:lineRule="exact" w:after="80" w:before="0"/>
+      </w:pPr>
+    </w:p>
+    <w:p>
+      <w:pPr>
+        <w:spacing w:line="300" w:lineRule="exact" w:after="80" w:before="0"/>
+      </w:pPr>
       <w:r>
         <w:rPr>
           <w:rFonts w:ascii="ＭＳ Ｐゴシック" w:hAnsi="ＭＳ Ｐゴシック" w:eastAsia="ＭＳ Ｐゴシック"/>
@@ -7151,6 +7581,7 @@
     <w:p>
       <w:pPr>
         <w:pStyle w:val="a9"/>
+        <w:spacing w:line="300" w:lineRule="exact" w:after="80" w:before="0"/>
         <w:ind w:left="360"/>
       </w:pPr>
       <w:r>
@@ -7173,6 +7604,7 @@
     <w:p>
       <w:pPr>
         <w:pStyle w:val="a9"/>
+        <w:spacing w:line="300" w:lineRule="exact" w:after="80" w:before="0"/>
         <w:ind w:left="360"/>
       </w:pPr>
       <w:r>
@@ -7195,6 +7627,7 @@
     <w:p>
       <w:pPr>
         <w:pStyle w:val="a9"/>
+        <w:spacing w:line="300" w:lineRule="exact" w:after="80" w:before="0"/>
         <w:ind w:left="360"/>
       </w:pPr>
       <w:r>
@@ -7217,6 +7650,7 @@
     <w:p>
       <w:pPr>
         <w:pStyle w:val="a9"/>
+        <w:spacing w:line="300" w:lineRule="exact" w:after="80" w:before="0"/>
         <w:ind w:left="360"/>
       </w:pPr>
       <w:r>
@@ -7237,6 +7671,9 @@
       </w:r>
     </w:p>
     <w:p>
+      <w:pPr>
+        <w:spacing w:line="300" w:lineRule="exact" w:after="80" w:before="0"/>
+      </w:pPr>
       <w:r>
         <w:rPr>
           <w:rFonts w:ascii="ＭＳ Ｐゴシック" w:hAnsi="ＭＳ Ｐゴシック" w:eastAsia="ＭＳ Ｐゴシック"/>
@@ -7255,6 +7692,9 @@
       </w:r>
     </w:p>
     <w:p>
+      <w:pPr>
+        <w:spacing w:line="300" w:lineRule="exact" w:after="80" w:before="0"/>
+      </w:pPr>
       <w:r>
         <w:rPr>
           <w:rFonts w:ascii="ＭＳ Ｐゴシック" w:hAnsi="ＭＳ Ｐゴシック" w:eastAsia="ＭＳ Ｐゴシック"/>
@@ -7265,6 +7705,9 @@
       </w:r>
     </w:p>
     <w:p>
+      <w:pPr>
+        <w:spacing w:line="300" w:lineRule="exact" w:after="80" w:before="0"/>
+      </w:pPr>
       <w:r>
         <w:rPr>
           <w:rFonts w:ascii="ＭＳ Ｐゴシック" w:hAnsi="ＭＳ Ｐゴシック" w:eastAsia="ＭＳ Ｐゴシック"/>
@@ -7277,6 +7720,7 @@
     <w:p>
       <w:pPr>
         <w:pStyle w:val="a9"/>
+        <w:spacing w:line="300" w:lineRule="exact" w:after="80" w:before="0"/>
         <w:ind w:left="360"/>
       </w:pPr>
       <w:r>
@@ -7299,6 +7743,7 @@
     <w:p>
       <w:pPr>
         <w:pStyle w:val="a9"/>
+        <w:spacing w:line="300" w:lineRule="exact" w:after="80" w:before="0"/>
         <w:ind w:left="360"/>
       </w:pPr>
       <w:r>
@@ -7321,6 +7766,7 @@
     <w:p>
       <w:pPr>
         <w:pStyle w:val="a9"/>
+        <w:spacing w:line="300" w:lineRule="exact" w:after="80" w:before="0"/>
         <w:ind w:left="360"/>
       </w:pPr>
       <w:r>
@@ -7343,6 +7789,7 @@
     <w:p>
       <w:pPr>
         <w:pStyle w:val="a9"/>
+        <w:spacing w:line="300" w:lineRule="exact" w:after="80" w:before="0"/>
         <w:ind w:left="360"/>
       </w:pPr>
       <w:r>
@@ -7363,6 +7810,9 @@
       </w:r>
     </w:p>
     <w:p>
+      <w:pPr>
+        <w:spacing w:line="300" w:lineRule="exact" w:after="80" w:before="0"/>
+      </w:pPr>
       <w:r>
         <w:rPr>
           <w:rFonts w:ascii="ＭＳ Ｐゴシック" w:hAnsi="ＭＳ Ｐゴシック" w:eastAsia="ＭＳ Ｐゴシック"/>
@@ -7375,6 +7825,7 @@
     <w:p>
       <w:pPr>
         <w:pStyle w:val="a9"/>
+        <w:spacing w:line="300" w:lineRule="exact" w:after="80" w:before="0"/>
         <w:ind w:left="360"/>
       </w:pPr>
       <w:r>
@@ -7397,6 +7848,7 @@
     <w:p>
       <w:pPr>
         <w:pStyle w:val="a9"/>
+        <w:spacing w:line="300" w:lineRule="exact" w:after="80" w:before="0"/>
         <w:ind w:left="360"/>
       </w:pPr>
       <w:r>
@@ -7419,6 +7871,7 @@
     <w:p>
       <w:pPr>
         <w:pStyle w:val="a9"/>
+        <w:spacing w:line="300" w:lineRule="exact" w:after="80" w:before="0"/>
         <w:ind w:left="360"/>
       </w:pPr>
       <w:r>
@@ -7441,6 +7894,7 @@
     <w:p>
       <w:pPr>
         <w:pStyle w:val="a9"/>
+        <w:spacing w:line="300" w:lineRule="exact" w:after="80" w:before="0"/>
         <w:ind w:left="360"/>
       </w:pPr>
       <w:r>
@@ -7463,6 +7917,7 @@
     <w:p>
       <w:pPr>
         <w:pStyle w:val="a9"/>
+        <w:spacing w:line="300" w:lineRule="exact" w:after="80" w:before="0"/>
         <w:ind w:left="360"/>
       </w:pPr>
       <w:r>
@@ -7525,6 +7980,7 @@
     <w:p>
       <w:pPr>
         <w:pStyle w:val="a9"/>
+        <w:spacing w:line="300" w:lineRule="exact" w:after="80" w:before="0"/>
         <w:ind w:left="360"/>
       </w:pPr>
       <w:r>
@@ -7547,6 +8003,7 @@
     <w:p>
       <w:pPr>
         <w:pStyle w:val="a9"/>
+        <w:spacing w:line="300" w:lineRule="exact" w:after="80" w:before="0"/>
         <w:ind w:left="360"/>
       </w:pPr>
       <w:r>
@@ -7569,6 +8026,7 @@
     <w:p>
       <w:pPr>
         <w:pStyle w:val="a9"/>
+        <w:spacing w:line="300" w:lineRule="exact" w:after="80" w:before="0"/>
         <w:ind w:left="360"/>
       </w:pPr>
       <w:r>
@@ -7591,6 +8049,7 @@
     <w:p>
       <w:pPr>
         <w:pStyle w:val="a9"/>
+        <w:spacing w:line="300" w:lineRule="exact" w:after="80" w:before="0"/>
         <w:ind w:left="360"/>
       </w:pPr>
       <w:r>
@@ -7613,6 +8072,7 @@
     <w:p>
       <w:pPr>
         <w:pStyle w:val="a9"/>
+        <w:spacing w:line="300" w:lineRule="exact" w:after="80" w:before="0"/>
         <w:ind w:left="360"/>
       </w:pPr>
       <w:r>
@@ -7635,6 +8095,7 @@
     <w:p>
       <w:pPr>
         <w:pStyle w:val="a9"/>
+        <w:spacing w:line="300" w:lineRule="exact" w:after="80" w:before="0"/>
         <w:ind w:left="360"/>
       </w:pPr>
       <w:r>
@@ -7657,6 +8118,7 @@
     <w:p>
       <w:pPr>
         <w:pStyle w:val="a9"/>
+        <w:spacing w:line="300" w:lineRule="exact" w:after="80" w:before="0"/>
         <w:ind w:left="360"/>
       </w:pPr>
       <w:r>
@@ -7723,6 +8185,9 @@
       </w:pPr>
     </w:p>
     <w:p>
+      <w:pPr>
+        <w:spacing w:line="300" w:lineRule="exact" w:after="80" w:before="0"/>
+      </w:pPr>
       <w:r>
         <w:rPr>
           <w:rFonts w:ascii="ＭＳ Ｐゴシック" w:hAnsi="ＭＳ Ｐゴシック" w:eastAsia="ＭＳ Ｐゴシック"/>
@@ -7734,6 +8199,7 @@
     </w:p>
     <w:p>
       <w:pPr>
+        <w:spacing w:line="300" w:lineRule="exact" w:after="80" w:before="0"/>
         <w:shd w:val="clear" w:color="auto" w:fill="F2F2F2"/>
       </w:pPr>
       <w:r>
@@ -7776,6 +8242,9 @@
       </w:r>
     </w:p>
     <w:p>
+      <w:pPr>
+        <w:spacing w:line="300" w:lineRule="exact" w:after="80" w:before="0"/>
+      </w:pPr>
       <w:r>
         <w:rPr>
           <w:rFonts w:ascii="ＭＳ Ｐゴシック" w:hAnsi="ＭＳ Ｐゴシック" w:eastAsia="ＭＳ Ｐゴシック"/>
@@ -7787,6 +8256,7 @@
     </w:p>
     <w:p>
       <w:pPr>
+        <w:spacing w:line="300" w:lineRule="exact" w:after="80" w:before="0"/>
         <w:shd w:val="clear" w:color="auto" w:fill="F2F2F2"/>
       </w:pPr>
       <w:r>
@@ -7810,6 +8280,9 @@
       </w:r>
     </w:p>
     <w:p>
+      <w:pPr>
+        <w:spacing w:line="300" w:lineRule="exact" w:after="80" w:before="0"/>
+      </w:pPr>
       <w:r>
         <w:rPr>
           <w:rFonts w:ascii="ＭＳ Ｐゴシック" w:hAnsi="ＭＳ Ｐゴシック" w:eastAsia="ＭＳ Ｐゴシック"/>
@@ -7844,6 +8317,9 @@
       </w:r>
     </w:p>
     <w:p>
+      <w:pPr>
+        <w:spacing w:line="300" w:lineRule="exact" w:after="80" w:before="0"/>
+      </w:pPr>
       <w:r>
         <w:rPr>
           <w:rFonts w:ascii="ＭＳ Ｐゴシック" w:hAnsi="ＭＳ Ｐゴシック" w:eastAsia="ＭＳ Ｐゴシック"/>
@@ -7862,6 +8338,9 @@
       </w:r>
     </w:p>
     <w:p>
+      <w:pPr>
+        <w:spacing w:line="300" w:lineRule="exact" w:after="80" w:before="0"/>
+      </w:pPr>
       <w:r>
         <w:rPr>
           <w:rFonts w:ascii="ＭＳ Ｐゴシック" w:hAnsi="ＭＳ Ｐゴシック" w:eastAsia="ＭＳ Ｐゴシック"/>
@@ -7912,6 +8391,9 @@
       </w:pPr>
     </w:p>
     <w:p>
+      <w:pPr>
+        <w:spacing w:line="300" w:lineRule="exact" w:after="80" w:before="0"/>
+      </w:pPr>
       <w:r>
         <w:rPr>
           <w:rFonts w:ascii="ＭＳ Ｐゴシック" w:hAnsi="ＭＳ Ｐゴシック" w:eastAsia="ＭＳ Ｐゴシック"/>
@@ -7922,6 +8404,9 @@
       </w:r>
     </w:p>
     <w:p>
+      <w:pPr>
+        <w:spacing w:line="300" w:lineRule="exact" w:after="80" w:before="0"/>
+      </w:pPr>
       <w:r>
         <w:rPr>
           <w:rFonts w:ascii="ＭＳ Ｐゴシック" w:hAnsi="ＭＳ Ｐゴシック" w:eastAsia="ＭＳ Ｐゴシック"/>
@@ -7948,6 +8433,9 @@
       </w:r>
     </w:p>
     <w:p>
+      <w:pPr>
+        <w:spacing w:line="300" w:lineRule="exact" w:after="80" w:before="0"/>
+      </w:pPr>
       <w:r>
         <w:rPr>
           <w:rFonts w:ascii="ＭＳ Ｐゴシック" w:hAnsi="ＭＳ Ｐゴシック" w:eastAsia="ＭＳ Ｐゴシック"/>
@@ -7960,6 +8448,7 @@
     <w:p>
       <w:pPr>
         <w:pStyle w:val="a9"/>
+        <w:spacing w:line="300" w:lineRule="exact" w:after="80" w:before="0"/>
         <w:ind w:left="360"/>
       </w:pPr>
       <w:r>
@@ -7982,6 +8471,7 @@
     <w:p>
       <w:pPr>
         <w:pStyle w:val="a9"/>
+        <w:spacing w:line="300" w:lineRule="exact" w:after="80" w:before="0"/>
         <w:ind w:left="360"/>
       </w:pPr>
       <w:r>
@@ -8004,6 +8494,7 @@
     <w:p>
       <w:pPr>
         <w:pStyle w:val="a9"/>
+        <w:spacing w:line="300" w:lineRule="exact" w:after="80" w:before="0"/>
         <w:ind w:left="360"/>
       </w:pPr>
       <w:r>
@@ -8024,6 +8515,9 @@
       </w:r>
     </w:p>
     <w:p>
+      <w:pPr>
+        <w:spacing w:line="300" w:lineRule="exact" w:after="80" w:before="0"/>
+      </w:pPr>
       <w:r>
         <w:rPr>
           <w:rFonts w:ascii="ＭＳ Ｐゴシック" w:hAnsi="ＭＳ Ｐゴシック" w:eastAsia="ＭＳ Ｐゴシック"/>
@@ -8081,6 +8575,9 @@
       </w:pPr>
     </w:p>
     <w:p>
+      <w:pPr>
+        <w:spacing w:line="300" w:lineRule="exact" w:after="80" w:before="0"/>
+      </w:pPr>
       <w:r>
         <w:rPr>
           <w:rFonts w:ascii="ＭＳ Ｐゴシック" w:hAnsi="ＭＳ Ｐゴシック" w:eastAsia="ＭＳ Ｐゴシック"/>
@@ -8091,6 +8588,9 @@
       </w:r>
     </w:p>
     <w:p>
+      <w:pPr>
+        <w:spacing w:line="300" w:lineRule="exact" w:after="80" w:before="0"/>
+      </w:pPr>
       <w:r>
         <w:rPr>
           <w:rFonts w:ascii="ＭＳ Ｐゴシック" w:hAnsi="ＭＳ Ｐゴシック" w:eastAsia="ＭＳ Ｐゴシック"/>
@@ -8149,6 +8649,9 @@
       </w:r>
     </w:p>
     <w:p>
+      <w:pPr>
+        <w:spacing w:line="300" w:lineRule="exact" w:after="80" w:before="0"/>
+      </w:pPr>
       <w:r>
         <w:rPr>
           <w:rFonts w:ascii="Courier New" w:hAnsi="Courier New" w:eastAsia="Courier New"/>
@@ -8841,10 +9344,15 @@
         </w:tc>
       </w:tr>
     </w:tbl>
-    <w:p/>
+    <w:p>
+      <w:pPr>
+        <w:spacing w:line="300" w:lineRule="exact" w:after="80" w:before="0"/>
+      </w:pPr>
+    </w:p>
     <w:p>
       <w:pPr>
         <w:pStyle w:val="a9"/>
+        <w:spacing w:line="300" w:lineRule="exact" w:after="80" w:before="0"/>
         <w:ind w:left="360"/>
       </w:pPr>
       <w:r>
@@ -8881,6 +9389,9 @@
       </w:r>
     </w:p>
     <w:p>
+      <w:pPr>
+        <w:spacing w:line="300" w:lineRule="exact" w:after="80" w:before="0"/>
+      </w:pPr>
       <w:r>
         <w:rPr>
           <w:rFonts w:ascii="ＭＳ Ｐゴシック" w:hAnsi="ＭＳ Ｐゴシック" w:eastAsia="ＭＳ Ｐゴシック"/>
@@ -8925,6 +9436,7 @@
     <w:p>
       <w:pPr>
         <w:pStyle w:val="a9"/>
+        <w:spacing w:line="300" w:lineRule="exact" w:after="80" w:before="0"/>
         <w:ind w:left="360"/>
       </w:pPr>
       <w:r>
@@ -8945,6 +9457,9 @@
       </w:r>
     </w:p>
     <w:p>
+      <w:pPr>
+        <w:spacing w:line="300" w:lineRule="exact" w:after="80" w:before="0"/>
+      </w:pPr>
       <w:r>
         <w:rPr>
           <w:rFonts w:ascii="ＭＳ Ｐゴシック" w:hAnsi="ＭＳ Ｐゴシック" w:eastAsia="ＭＳ Ｐゴシック"/>
@@ -8973,6 +9488,7 @@
     <w:p>
       <w:pPr>
         <w:pStyle w:val="a9"/>
+        <w:spacing w:line="300" w:lineRule="exact" w:after="80" w:before="0"/>
         <w:ind w:left="360"/>
       </w:pPr>
       <w:r>
@@ -8993,6 +9509,9 @@
       </w:r>
     </w:p>
     <w:p>
+      <w:pPr>
+        <w:spacing w:line="300" w:lineRule="exact" w:after="80" w:before="0"/>
+      </w:pPr>
       <w:r>
         <w:rPr>
           <w:rFonts w:ascii="ＭＳ Ｐゴシック" w:hAnsi="ＭＳ Ｐゴシック" w:eastAsia="ＭＳ Ｐゴシック"/>
@@ -9003,6 +9522,9 @@
       </w:r>
     </w:p>
     <w:p>
+      <w:pPr>
+        <w:spacing w:line="300" w:lineRule="exact" w:after="80" w:before="0"/>
+      </w:pPr>
       <w:r>
         <w:rPr>
           <w:rFonts w:ascii="ＭＳ Ｐゴシック" w:hAnsi="ＭＳ Ｐゴシック" w:eastAsia="ＭＳ Ｐゴシック"/>
@@ -9037,6 +9559,9 @@
       </w:r>
     </w:p>
     <w:p>
+      <w:pPr>
+        <w:spacing w:line="300" w:lineRule="exact" w:after="80" w:before="0"/>
+      </w:pPr>
       <w:r>
         <w:rPr>
           <w:rFonts w:ascii="ＭＳ Ｐゴシック" w:hAnsi="ＭＳ Ｐゴシック" w:eastAsia="ＭＳ Ｐゴシック"/>
@@ -9047,6 +9572,9 @@
       </w:r>
     </w:p>
     <w:p>
+      <w:pPr>
+        <w:spacing w:line="300" w:lineRule="exact" w:after="80" w:before="0"/>
+      </w:pPr>
       <w:r>
         <w:rPr>
           <w:rFonts w:ascii="ＭＳ Ｐゴシック" w:hAnsi="ＭＳ Ｐゴシック" w:eastAsia="ＭＳ Ｐゴシック"/>
@@ -9089,6 +9617,9 @@
       </w:r>
     </w:p>
     <w:p>
+      <w:pPr>
+        <w:spacing w:line="300" w:lineRule="exact" w:after="80" w:before="0"/>
+      </w:pPr>
       <w:r>
         <w:rPr>
           <w:rFonts w:ascii="ＭＳ Ｐゴシック" w:hAnsi="ＭＳ Ｐゴシック" w:eastAsia="ＭＳ Ｐゴシック"/>
@@ -9099,6 +9630,9 @@
       </w:r>
     </w:p>
     <w:p>
+      <w:pPr>
+        <w:spacing w:line="300" w:lineRule="exact" w:after="80" w:before="0"/>
+      </w:pPr>
       <w:r>
         <w:rPr>
           <w:rFonts w:ascii="ＭＳ Ｐゴシック" w:hAnsi="ＭＳ Ｐゴシック" w:eastAsia="ＭＳ Ｐゴシック"/>
@@ -9125,6 +9659,9 @@
       </w:r>
     </w:p>
     <w:p>
+      <w:pPr>
+        <w:spacing w:line="300" w:lineRule="exact" w:after="80" w:before="0"/>
+      </w:pPr>
       <w:r>
         <w:rPr>
           <w:rFonts w:ascii="ＭＳ Ｐゴシック" w:hAnsi="ＭＳ Ｐゴシック" w:eastAsia="ＭＳ Ｐゴシック"/>
@@ -9135,6 +9672,9 @@
       </w:r>
     </w:p>
     <w:p>
+      <w:pPr>
+        <w:spacing w:line="300" w:lineRule="exact" w:after="80" w:before="0"/>
+      </w:pPr>
       <w:r>
         <w:rPr>
           <w:rFonts w:ascii="ＭＳ Ｐゴシック" w:hAnsi="ＭＳ Ｐゴシック" w:eastAsia="ＭＳ Ｐゴシック"/>
@@ -10231,8 +10771,15 @@
         </w:tc>
       </w:tr>
     </w:tbl>
-    <w:p/>
-    <w:p>
+    <w:p>
+      <w:pPr>
+        <w:spacing w:line="300" w:lineRule="exact" w:after="80" w:before="0"/>
+      </w:pPr>
+    </w:p>
+    <w:p>
+      <w:pPr>
+        <w:spacing w:line="300" w:lineRule="exact" w:after="80" w:before="0"/>
+      </w:pPr>
       <w:r>
         <w:rPr>
           <w:rFonts w:ascii="ＭＳ Ｐゴシック" w:hAnsi="ＭＳ Ｐゴシック" w:eastAsia="ＭＳ Ｐゴシック"/>
@@ -10902,8 +11449,15 @@
         </w:tc>
       </w:tr>
     </w:tbl>
-    <w:p/>
-    <w:p>
+    <w:p>
+      <w:pPr>
+        <w:spacing w:line="300" w:lineRule="exact" w:after="80" w:before="0"/>
+      </w:pPr>
+    </w:p>
+    <w:p>
+      <w:pPr>
+        <w:spacing w:line="300" w:lineRule="exact" w:after="80" w:before="0"/>
+      </w:pPr>
       <w:r>
         <w:rPr>
           <w:rFonts w:ascii="ＭＳ Ｐゴシック" w:hAnsi="ＭＳ Ｐゴシック" w:eastAsia="ＭＳ Ｐゴシック"/>
@@ -10914,6 +11468,9 @@
       </w:r>
     </w:p>
     <w:p>
+      <w:pPr>
+        <w:spacing w:line="300" w:lineRule="exact" w:after="80" w:before="0"/>
+      </w:pPr>
       <w:r>
         <w:rPr>
           <w:rFonts w:ascii="ＭＳ Ｐゴシック" w:hAnsi="ＭＳ Ｐゴシック" w:eastAsia="ＭＳ Ｐゴシック"/>
@@ -10948,6 +11505,9 @@
       </w:r>
     </w:p>
     <w:p>
+      <w:pPr>
+        <w:spacing w:line="300" w:lineRule="exact" w:after="80" w:before="0"/>
+      </w:pPr>
       <w:r>
         <w:rPr>
           <w:rFonts w:ascii="ＭＳ Ｐゴシック" w:hAnsi="ＭＳ Ｐゴシック" w:eastAsia="ＭＳ Ｐゴシック"/>
@@ -10958,6 +11518,9 @@
       </w:r>
     </w:p>
     <w:p>
+      <w:pPr>
+        <w:spacing w:line="300" w:lineRule="exact" w:after="80" w:before="0"/>
+      </w:pPr>
       <w:r>
         <w:rPr>
           <w:rFonts w:ascii="ＭＳ Ｐゴシック" w:hAnsi="ＭＳ Ｐゴシック" w:eastAsia="ＭＳ Ｐゴシック"/>
@@ -11399,8 +11962,15 @@
         </w:tc>
       </w:tr>
     </w:tbl>
-    <w:p/>
-    <w:p>
+    <w:p>
+      <w:pPr>
+        <w:spacing w:line="300" w:lineRule="exact" w:after="80" w:before="0"/>
+      </w:pPr>
+    </w:p>
+    <w:p>
+      <w:pPr>
+        <w:spacing w:line="300" w:lineRule="exact" w:after="80" w:before="0"/>
+      </w:pPr>
       <w:r>
         <w:rPr>
           <w:rFonts w:ascii="ＭＳ Ｐゴシック" w:hAnsi="ＭＳ Ｐゴシック" w:eastAsia="ＭＳ Ｐゴシック"/>
@@ -11443,6 +12013,9 @@
       </w:r>
     </w:p>
     <w:p>
+      <w:pPr>
+        <w:spacing w:line="300" w:lineRule="exact" w:after="80" w:before="0"/>
+      </w:pPr>
       <w:r>
         <w:rPr>
           <w:rFonts w:ascii="ＭＳ Ｐゴシック" w:hAnsi="ＭＳ Ｐゴシック" w:eastAsia="ＭＳ Ｐゴシック"/>
@@ -11453,6 +12026,9 @@
       </w:r>
     </w:p>
     <w:p>
+      <w:pPr>
+        <w:spacing w:line="300" w:lineRule="exact" w:after="80" w:before="0"/>
+      </w:pPr>
       <w:r>
         <w:rPr>
           <w:rFonts w:ascii="ＭＳ Ｐゴシック" w:hAnsi="ＭＳ Ｐゴシック" w:eastAsia="ＭＳ Ｐゴシック"/>
@@ -11851,8 +12427,15 @@
         </w:tc>
       </w:tr>
     </w:tbl>
-    <w:p/>
-    <w:p>
+    <w:p>
+      <w:pPr>
+        <w:spacing w:line="300" w:lineRule="exact" w:after="80" w:before="0"/>
+      </w:pPr>
+    </w:p>
+    <w:p>
+      <w:pPr>
+        <w:spacing w:line="300" w:lineRule="exact" w:after="80" w:before="0"/>
+      </w:pPr>
       <w:r>
         <w:rPr>
           <w:rFonts w:ascii="ＭＳ Ｐゴシック" w:hAnsi="ＭＳ Ｐゴシック" w:eastAsia="ＭＳ Ｐゴシック"/>
@@ -12110,8 +12693,15 @@
         </w:tc>
       </w:tr>
     </w:tbl>
-    <w:p/>
-    <w:p>
+    <w:p>
+      <w:pPr>
+        <w:spacing w:line="300" w:lineRule="exact" w:after="80" w:before="0"/>
+      </w:pPr>
+    </w:p>
+    <w:p>
+      <w:pPr>
+        <w:spacing w:line="300" w:lineRule="exact" w:after="80" w:before="0"/>
+      </w:pPr>
       <w:r>
         <w:rPr>
           <w:rFonts w:ascii="ＭＳ Ｐゴシック" w:hAnsi="ＭＳ Ｐゴシック" w:eastAsia="ＭＳ Ｐゴシック"/>
@@ -12138,6 +12728,9 @@
       </w:r>
     </w:p>
     <w:p>
+      <w:pPr>
+        <w:spacing w:line="300" w:lineRule="exact" w:after="80" w:before="0"/>
+      </w:pPr>
       <w:r>
         <w:rPr>
           <w:rFonts w:ascii="ＭＳ Ｐゴシック" w:hAnsi="ＭＳ Ｐゴシック" w:eastAsia="ＭＳ Ｐゴシック"/>
@@ -12470,8 +13063,15 @@
         </w:tc>
       </w:tr>
     </w:tbl>
-    <w:p/>
-    <w:p>
+    <w:p>
+      <w:pPr>
+        <w:spacing w:line="300" w:lineRule="exact" w:after="80" w:before="0"/>
+      </w:pPr>
+    </w:p>
+    <w:p>
+      <w:pPr>
+        <w:spacing w:line="300" w:lineRule="exact" w:after="80" w:before="0"/>
+      </w:pPr>
       <w:r>
         <w:rPr>
           <w:rFonts w:ascii="ＭＳ Ｐゴシック" w:hAnsi="ＭＳ Ｐゴシック" w:eastAsia="ＭＳ Ｐゴシック"/>
@@ -12482,6 +13082,9 @@
       </w:r>
     </w:p>
     <w:p>
+      <w:pPr>
+        <w:spacing w:line="300" w:lineRule="exact" w:after="80" w:before="0"/>
+      </w:pPr>
       <w:r>
         <w:rPr>
           <w:rFonts w:ascii="ＭＳ Ｐゴシック" w:hAnsi="ＭＳ Ｐゴシック" w:eastAsia="ＭＳ Ｐゴシック"/>
@@ -12691,8 +13294,15 @@
         </w:tc>
       </w:tr>
     </w:tbl>
-    <w:p/>
-    <w:p>
+    <w:p>
+      <w:pPr>
+        <w:spacing w:line="300" w:lineRule="exact" w:after="80" w:before="0"/>
+      </w:pPr>
+    </w:p>
+    <w:p>
+      <w:pPr>
+        <w:spacing w:line="300" w:lineRule="exact" w:after="80" w:before="0"/>
+      </w:pPr>
       <w:r>
         <w:rPr>
           <w:rFonts w:ascii="ＭＳ Ｐゴシック" w:hAnsi="ＭＳ Ｐゴシック" w:eastAsia="ＭＳ Ｐゴシック"/>
@@ -12719,6 +13329,9 @@
       </w:r>
     </w:p>
     <w:p>
+      <w:pPr>
+        <w:spacing w:line="300" w:lineRule="exact" w:after="80" w:before="0"/>
+      </w:pPr>
       <w:r>
         <w:rPr>
           <w:rFonts w:ascii="ＭＳ Ｐゴシック" w:hAnsi="ＭＳ Ｐゴシック" w:eastAsia="ＭＳ Ｐゴシック"/>
@@ -13388,8 +14001,15 @@
         </w:tc>
       </w:tr>
     </w:tbl>
-    <w:p/>
-    <w:p>
+    <w:p>
+      <w:pPr>
+        <w:spacing w:line="300" w:lineRule="exact" w:after="80" w:before="0"/>
+      </w:pPr>
+    </w:p>
+    <w:p>
+      <w:pPr>
+        <w:spacing w:line="300" w:lineRule="exact" w:after="80" w:before="0"/>
+      </w:pPr>
       <w:r>
         <w:rPr>
           <w:rFonts w:ascii="ＭＳ Ｐゴシック" w:hAnsi="ＭＳ Ｐゴシック" w:eastAsia="ＭＳ Ｐゴシック"/>
@@ -13400,6 +14020,9 @@
       </w:r>
     </w:p>
     <w:p>
+      <w:pPr>
+        <w:spacing w:line="300" w:lineRule="exact" w:after="80" w:before="0"/>
+      </w:pPr>
       <w:r>
         <w:rPr>
           <w:rFonts w:ascii="ＭＳ Ｐゴシック" w:hAnsi="ＭＳ Ｐゴシック" w:eastAsia="ＭＳ Ｐゴシック"/>
@@ -13442,6 +14065,9 @@
       </w:r>
     </w:p>
     <w:p>
+      <w:pPr>
+        <w:spacing w:line="300" w:lineRule="exact" w:after="80" w:before="0"/>
+      </w:pPr>
       <w:r>
         <w:rPr>
           <w:rFonts w:ascii="ＭＳ Ｐゴシック" w:hAnsi="ＭＳ Ｐゴシック" w:eastAsia="ＭＳ Ｐゴシック"/>
@@ -13468,6 +14094,9 @@
       </w:r>
     </w:p>
     <w:p>
+      <w:pPr>
+        <w:spacing w:line="300" w:lineRule="exact" w:after="80" w:before="0"/>
+      </w:pPr>
       <w:r>
         <w:rPr>
           <w:rFonts w:ascii="ＭＳ Ｐゴシック" w:hAnsi="ＭＳ Ｐゴシック" w:eastAsia="ＭＳ Ｐゴシック"/>
@@ -13478,6 +14107,9 @@
       </w:r>
     </w:p>
     <w:p>
+      <w:pPr>
+        <w:spacing w:line="300" w:lineRule="exact" w:after="80" w:before="0"/>
+      </w:pPr>
       <w:r>
         <w:rPr>
           <w:rFonts w:ascii="ＭＳ Ｐゴシック" w:hAnsi="ＭＳ Ｐゴシック" w:eastAsia="ＭＳ Ｐゴシック"/>
@@ -13488,6 +14120,9 @@
       </w:r>
     </w:p>
     <w:p>
+      <w:pPr>
+        <w:spacing w:line="300" w:lineRule="exact" w:after="80" w:before="0"/>
+      </w:pPr>
       <w:r>
         <w:rPr>
           <w:rFonts w:ascii="ＭＳ Ｐゴシック" w:hAnsi="ＭＳ Ｐゴシック" w:eastAsia="ＭＳ Ｐゴシック"/>
@@ -13498,6 +14133,9 @@
       </w:r>
     </w:p>
     <w:p>
+      <w:pPr>
+        <w:spacing w:line="300" w:lineRule="exact" w:after="80" w:before="0"/>
+      </w:pPr>
       <w:r>
         <w:rPr>
           <w:rFonts w:ascii="ＭＳ Ｐゴシック" w:hAnsi="ＭＳ Ｐゴシック" w:eastAsia="ＭＳ Ｐゴシック"/>
@@ -13525,6 +14163,7 @@
     </w:p>
     <w:p>
       <w:pPr>
+        <w:spacing w:line="300" w:lineRule="exact" w:after="80" w:before="0"/>
         <w:shd w:val="clear" w:color="auto" w:fill="F2F2F2"/>
       </w:pPr>
       <w:r>
@@ -13556,6 +14195,9 @@
       </w:r>
     </w:p>
     <w:p>
+      <w:pPr>
+        <w:spacing w:line="300" w:lineRule="exact" w:after="80" w:before="0"/>
+      </w:pPr>
       <w:r>
         <w:rPr>
           <w:rFonts w:ascii="ＭＳ Ｐゴシック" w:hAnsi="ＭＳ Ｐゴシック" w:eastAsia="ＭＳ Ｐゴシック"/>
@@ -13827,8 +14469,15 @@
         </w:tc>
       </w:tr>
     </w:tbl>
-    <w:p/>
-    <w:p>
+    <w:p>
+      <w:pPr>
+        <w:spacing w:line="300" w:lineRule="exact" w:after="80" w:before="0"/>
+      </w:pPr>
+    </w:p>
+    <w:p>
+      <w:pPr>
+        <w:spacing w:line="300" w:lineRule="exact" w:after="80" w:before="0"/>
+      </w:pPr>
       <w:r>
         <w:rPr>
           <w:rFonts w:ascii="ＭＳ Ｐゴシック" w:hAnsi="ＭＳ Ｐゴシック" w:eastAsia="ＭＳ Ｐゴシック"/>
@@ -13839,6 +14488,9 @@
       </w:r>
     </w:p>
     <w:p>
+      <w:pPr>
+        <w:spacing w:line="300" w:lineRule="exact" w:after="80" w:before="0"/>
+      </w:pPr>
       <w:r>
         <w:rPr>
           <w:rFonts w:ascii="ＭＳ Ｐゴシック" w:hAnsi="ＭＳ Ｐゴシック" w:eastAsia="ＭＳ Ｐゴシック"/>
@@ -13865,6 +14517,9 @@
       </w:r>
     </w:p>
     <w:p>
+      <w:pPr>
+        <w:spacing w:line="300" w:lineRule="exact" w:after="80" w:before="0"/>
+      </w:pPr>
       <w:r>
         <w:rPr>
           <w:rFonts w:ascii="ＭＳ Ｐゴシック" w:hAnsi="ＭＳ Ｐゴシック" w:eastAsia="ＭＳ Ｐゴシック"/>
@@ -13877,6 +14532,7 @@
     <w:p>
       <w:pPr>
         <w:pStyle w:val="a9"/>
+        <w:spacing w:line="300" w:lineRule="exact" w:after="80" w:before="0"/>
         <w:ind w:left="360"/>
       </w:pPr>
       <w:r>
@@ -13907,6 +14563,7 @@
     <w:p>
       <w:pPr>
         <w:pStyle w:val="a9"/>
+        <w:spacing w:line="300" w:lineRule="exact" w:after="80" w:before="0"/>
         <w:ind w:left="360"/>
       </w:pPr>
       <w:r>
@@ -13937,6 +14594,7 @@
     <w:p>
       <w:pPr>
         <w:pStyle w:val="a9"/>
+        <w:spacing w:line="300" w:lineRule="exact" w:after="80" w:before="0"/>
         <w:ind w:left="360"/>
       </w:pPr>
       <w:r>
@@ -13967,6 +14625,7 @@
     <w:p>
       <w:pPr>
         <w:pStyle w:val="a9"/>
+        <w:spacing w:line="300" w:lineRule="exact" w:after="80" w:before="0"/>
         <w:ind w:left="360"/>
       </w:pPr>
       <w:r>
@@ -13995,6 +14654,9 @@
       </w:r>
     </w:p>
     <w:p>
+      <w:pPr>
+        <w:spacing w:line="300" w:lineRule="exact" w:after="80" w:before="0"/>
+      </w:pPr>
       <w:r>
         <w:rPr>
           <w:rFonts w:ascii="ＭＳ Ｐゴシック" w:hAnsi="ＭＳ Ｐゴシック" w:eastAsia="ＭＳ Ｐゴシック"/>
@@ -14005,6 +14667,9 @@
       </w:r>
     </w:p>
     <w:p>
+      <w:pPr>
+        <w:spacing w:line="300" w:lineRule="exact" w:after="80" w:before="0"/>
+      </w:pPr>
       <w:r>
         <w:rPr>
           <w:rFonts w:ascii="ＭＳ Ｐゴシック" w:hAnsi="ＭＳ Ｐゴシック" w:eastAsia="ＭＳ Ｐゴシック"/>
@@ -14017,6 +14682,7 @@
     <w:p>
       <w:pPr>
         <w:pStyle w:val="a9"/>
+        <w:spacing w:line="300" w:lineRule="exact" w:after="80" w:before="0"/>
         <w:ind w:left="360"/>
       </w:pPr>
       <w:r>
@@ -14039,6 +14705,7 @@
     <w:p>
       <w:pPr>
         <w:pStyle w:val="a9"/>
+        <w:spacing w:line="300" w:lineRule="exact" w:after="80" w:before="0"/>
         <w:ind w:left="360"/>
       </w:pPr>
       <w:r>
@@ -14061,6 +14728,7 @@
     <w:p>
       <w:pPr>
         <w:pStyle w:val="a9"/>
+        <w:spacing w:line="300" w:lineRule="exact" w:after="80" w:before="0"/>
         <w:ind w:left="360"/>
       </w:pPr>
       <w:r>
@@ -14081,6 +14749,9 @@
       </w:r>
     </w:p>
     <w:p>
+      <w:pPr>
+        <w:spacing w:line="300" w:lineRule="exact" w:after="80" w:before="0"/>
+      </w:pPr>
       <w:r>
         <w:rPr>
           <w:rFonts w:ascii="ＭＳ Ｐゴシック" w:hAnsi="ＭＳ Ｐゴシック" w:eastAsia="ＭＳ Ｐゴシック"/>
@@ -14093,6 +14764,7 @@
     <w:p>
       <w:pPr>
         <w:pStyle w:val="a9"/>
+        <w:spacing w:line="300" w:lineRule="exact" w:after="80" w:before="0"/>
         <w:ind w:left="360"/>
       </w:pPr>
       <w:r>
@@ -14131,6 +14803,7 @@
     <w:p>
       <w:pPr>
         <w:pStyle w:val="a9"/>
+        <w:spacing w:line="300" w:lineRule="exact" w:after="80" w:before="0"/>
         <w:ind w:left="360"/>
       </w:pPr>
       <w:r>
@@ -14161,6 +14834,7 @@
     <w:p>
       <w:pPr>
         <w:pStyle w:val="a9"/>
+        <w:spacing w:line="300" w:lineRule="exact" w:after="80" w:before="0"/>
         <w:ind w:left="360"/>
       </w:pPr>
       <w:r>
@@ -14191,6 +14865,7 @@
     <w:p>
       <w:pPr>
         <w:pStyle w:val="a9"/>
+        <w:spacing w:line="300" w:lineRule="exact" w:after="80" w:before="0"/>
         <w:ind w:left="360"/>
       </w:pPr>
       <w:r>
@@ -14211,6 +14886,9 @@
       </w:r>
     </w:p>
     <w:p>
+      <w:pPr>
+        <w:spacing w:line="300" w:lineRule="exact" w:after="80" w:before="0"/>
+      </w:pPr>
       <w:r>
         <w:rPr>
           <w:rFonts w:ascii="ＭＳ Ｐゴシック" w:hAnsi="ＭＳ Ｐゴシック" w:eastAsia="ＭＳ Ｐゴシック"/>
@@ -14221,6 +14899,9 @@
       </w:r>
     </w:p>
     <w:p>
+      <w:pPr>
+        <w:spacing w:line="300" w:lineRule="exact" w:after="80" w:before="0"/>
+      </w:pPr>
       <w:r>
         <w:rPr>
           <w:rFonts w:ascii="ＭＳ Ｐゴシック" w:hAnsi="ＭＳ Ｐゴシック" w:eastAsia="ＭＳ Ｐゴシック"/>
@@ -14553,8 +15234,15 @@
         </w:tc>
       </w:tr>
     </w:tbl>
-    <w:p/>
-    <w:p>
+    <w:p>
+      <w:pPr>
+        <w:spacing w:line="300" w:lineRule="exact" w:after="80" w:before="0"/>
+      </w:pPr>
+    </w:p>
+    <w:p>
+      <w:pPr>
+        <w:spacing w:line="300" w:lineRule="exact" w:after="80" w:before="0"/>
+      </w:pPr>
       <w:r>
         <w:rPr>
           <w:rFonts w:ascii="ＭＳ Ｐゴシック" w:hAnsi="ＭＳ Ｐゴシック" w:eastAsia="ＭＳ Ｐゴシック"/>
@@ -14581,6 +15269,9 @@
       </w:r>
     </w:p>
     <w:p>
+      <w:pPr>
+        <w:spacing w:line="300" w:lineRule="exact" w:after="80" w:before="0"/>
+      </w:pPr>
       <w:r>
         <w:rPr>
           <w:rFonts w:ascii="ＭＳ Ｐゴシック" w:hAnsi="ＭＳ Ｐゴシック" w:eastAsia="ＭＳ Ｐゴシック"/>
@@ -14591,6 +15282,9 @@
       </w:r>
     </w:p>
     <w:p>
+      <w:pPr>
+        <w:spacing w:line="300" w:lineRule="exact" w:after="80" w:before="0"/>
+      </w:pPr>
       <w:r>
         <w:rPr>
           <w:rFonts w:ascii="ＭＳ Ｐゴシック" w:hAnsi="ＭＳ Ｐゴシック" w:eastAsia="ＭＳ Ｐゴシック"/>
@@ -14601,6 +15295,9 @@
       </w:r>
     </w:p>
     <w:p>
+      <w:pPr>
+        <w:spacing w:line="300" w:lineRule="exact" w:after="80" w:before="0"/>
+      </w:pPr>
       <w:r>
         <w:rPr>
           <w:rFonts w:ascii="ＭＳ Ｐゴシック" w:hAnsi="ＭＳ Ｐゴシック" w:eastAsia="ＭＳ Ｐゴシック"/>
@@ -14611,6 +15308,9 @@
       </w:r>
     </w:p>
     <w:p>
+      <w:pPr>
+        <w:spacing w:line="300" w:lineRule="exact" w:after="80" w:before="0"/>
+      </w:pPr>
       <w:r>
         <w:rPr>
           <w:rFonts w:ascii="ＭＳ Ｐゴシック" w:hAnsi="ＭＳ Ｐゴシック" w:eastAsia="ＭＳ Ｐゴシック"/>
@@ -14621,6 +15321,9 @@
       </w:r>
     </w:p>
     <w:p>
+      <w:pPr>
+        <w:spacing w:line="300" w:lineRule="exact" w:after="80" w:before="0"/>
+      </w:pPr>
       <w:r>
         <w:rPr>
           <w:rFonts w:ascii="ＭＳ Ｐゴシック" w:hAnsi="ＭＳ Ｐゴシック" w:eastAsia="ＭＳ Ｐゴシック"/>
@@ -14631,6 +15334,9 @@
       </w:r>
     </w:p>
     <w:p>
+      <w:pPr>
+        <w:spacing w:line="300" w:lineRule="exact" w:after="80" w:before="0"/>
+      </w:pPr>
       <w:r>
         <w:rPr>
           <w:rFonts w:ascii="ＭＳ Ｐゴシック" w:hAnsi="ＭＳ Ｐゴシック" w:eastAsia="ＭＳ Ｐゴシック"/>
@@ -14641,6 +15347,9 @@
       </w:r>
     </w:p>
     <w:p>
+      <w:pPr>
+        <w:spacing w:line="300" w:lineRule="exact" w:after="80" w:before="0"/>
+      </w:pPr>
       <w:r>
         <w:rPr>
           <w:rFonts w:ascii="ＭＳ Ｐゴシック" w:hAnsi="ＭＳ Ｐゴシック" w:eastAsia="ＭＳ Ｐゴシック"/>
@@ -14651,6 +15360,9 @@
       </w:r>
     </w:p>
     <w:p>
+      <w:pPr>
+        <w:spacing w:line="300" w:lineRule="exact" w:after="80" w:before="0"/>
+      </w:pPr>
       <w:r>
         <w:rPr>
           <w:rFonts w:ascii="ＭＳ Ｐゴシック" w:hAnsi="ＭＳ Ｐゴシック" w:eastAsia="ＭＳ Ｐゴシック"/>
@@ -14661,6 +15373,9 @@
       </w:r>
     </w:p>
     <w:p>
+      <w:pPr>
+        <w:spacing w:line="300" w:lineRule="exact" w:after="80" w:before="0"/>
+      </w:pPr>
       <w:r>
         <w:rPr>
           <w:rFonts w:ascii="ＭＳ Ｐゴシック" w:hAnsi="ＭＳ Ｐゴシック" w:eastAsia="ＭＳ Ｐゴシック"/>
@@ -14862,8 +15577,15 @@
         </w:tc>
       </w:tr>
     </w:tbl>
-    <w:p/>
-    <w:p>
+    <w:p>
+      <w:pPr>
+        <w:spacing w:line="300" w:lineRule="exact" w:after="80" w:before="0"/>
+      </w:pPr>
+    </w:p>
+    <w:p>
+      <w:pPr>
+        <w:spacing w:line="300" w:lineRule="exact" w:after="80" w:before="0"/>
+      </w:pPr>
       <w:r>
         <w:rPr>
           <w:rFonts w:ascii="ＭＳ Ｐゴシック" w:hAnsi="ＭＳ Ｐゴシック" w:eastAsia="ＭＳ Ｐゴシック"/>
@@ -14939,6 +15661,9 @@
       </w:pPr>
     </w:p>
     <w:p>
+      <w:pPr>
+        <w:spacing w:line="300" w:lineRule="exact" w:after="80" w:before="0"/>
+      </w:pPr>
       <w:r>
         <w:rPr>
           <w:rFonts w:ascii="ＭＳ Ｐゴシック" w:hAnsi="ＭＳ Ｐゴシック" w:eastAsia="ＭＳ Ｐゴシック"/>
@@ -14965,6 +15690,9 @@
       </w:r>
     </w:p>
     <w:p>
+      <w:pPr>
+        <w:spacing w:line="300" w:lineRule="exact" w:after="80" w:before="0"/>
+      </w:pPr>
       <w:r>
         <w:rPr>
           <w:rFonts w:ascii="ＭＳ Ｐゴシック" w:hAnsi="ＭＳ Ｐゴシック" w:eastAsia="ＭＳ Ｐゴシック"/>
@@ -14975,6 +15703,9 @@
       </w:r>
     </w:p>
     <w:p>
+      <w:pPr>
+        <w:spacing w:line="300" w:lineRule="exact" w:after="80" w:before="0"/>
+      </w:pPr>
       <w:r>
         <w:rPr>
           <w:rFonts w:ascii="ＭＳ Ｐゴシック" w:hAnsi="ＭＳ Ｐゴシック" w:eastAsia="ＭＳ Ｐゴシック"/>
@@ -14985,6 +15716,9 @@
       </w:r>
     </w:p>
     <w:p>
+      <w:pPr>
+        <w:spacing w:line="300" w:lineRule="exact" w:after="80" w:before="0"/>
+      </w:pPr>
       <w:r>
         <w:rPr>
           <w:rFonts w:ascii="ＭＳ Ｐゴシック" w:hAnsi="ＭＳ Ｐゴシック" w:eastAsia="ＭＳ Ｐゴシック"/>
@@ -14995,6 +15729,9 @@
       </w:r>
     </w:p>
     <w:p>
+      <w:pPr>
+        <w:spacing w:line="300" w:lineRule="exact" w:after="80" w:before="0"/>
+      </w:pPr>
       <w:r>
         <w:rPr>
           <w:rFonts w:ascii="ＭＳ Ｐゴシック" w:hAnsi="ＭＳ Ｐゴシック" w:eastAsia="ＭＳ Ｐゴシック"/>
@@ -15005,6 +15742,9 @@
       </w:r>
     </w:p>
     <w:p>
+      <w:pPr>
+        <w:spacing w:line="300" w:lineRule="exact" w:after="80" w:before="0"/>
+      </w:pPr>
       <w:r>
         <w:rPr>
           <w:rFonts w:ascii="ＭＳ Ｐゴシック" w:hAnsi="ＭＳ Ｐゴシック" w:eastAsia="ＭＳ Ｐゴシック"/>
@@ -15023,6 +15763,9 @@
       </w:r>
     </w:p>
     <w:p>
+      <w:pPr>
+        <w:spacing w:line="300" w:lineRule="exact" w:after="80" w:before="0"/>
+      </w:pPr>
       <w:r>
         <w:rPr>
           <w:rFonts w:ascii="ＭＳ Ｐゴシック" w:hAnsi="ＭＳ Ｐゴシック" w:eastAsia="ＭＳ Ｐゴシック"/>
@@ -15041,6 +15784,9 @@
       </w:r>
     </w:p>
     <w:p>
+      <w:pPr>
+        <w:spacing w:line="300" w:lineRule="exact" w:after="80" w:before="0"/>
+      </w:pPr>
       <w:r>
         <w:rPr>
           <w:rFonts w:ascii="ＭＳ Ｐゴシック" w:hAnsi="ＭＳ Ｐゴシック" w:eastAsia="ＭＳ Ｐゴシック"/>
@@ -15051,6 +15797,9 @@
       </w:r>
     </w:p>
     <w:p>
+      <w:pPr>
+        <w:spacing w:line="300" w:lineRule="exact" w:after="80" w:before="0"/>
+      </w:pPr>
       <w:r>
         <w:rPr>
           <w:rFonts w:ascii="ＭＳ Ｐゴシック" w:hAnsi="ＭＳ Ｐゴシック" w:eastAsia="ＭＳ Ｐゴシック"/>
@@ -15061,6 +15810,9 @@
       </w:r>
     </w:p>
     <w:p>
+      <w:pPr>
+        <w:spacing w:line="300" w:lineRule="exact" w:after="80" w:before="0"/>
+      </w:pPr>
       <w:r>
         <w:rPr>
           <w:rFonts w:ascii="ＭＳ Ｐゴシック" w:hAnsi="ＭＳ Ｐゴシック" w:eastAsia="ＭＳ Ｐゴシック"/>
@@ -15105,6 +15857,9 @@
       </w:pPr>
     </w:p>
     <w:p>
+      <w:pPr>
+        <w:spacing w:line="300" w:lineRule="exact" w:after="80" w:before="0"/>
+      </w:pPr>
       <w:r>
         <w:rPr>
           <w:rFonts w:ascii="ＭＳ Ｐゴシック" w:hAnsi="ＭＳ Ｐゴシック" w:eastAsia="ＭＳ Ｐゴシック"/>
@@ -15277,6 +16032,9 @@
       </w:pPr>
     </w:p>
     <w:p>
+      <w:pPr>
+        <w:spacing w:line="300" w:lineRule="exact" w:after="80" w:before="0"/>
+      </w:pPr>
       <w:r>
         <w:rPr>
           <w:rFonts w:ascii="ＭＳ Ｐゴシック" w:hAnsi="ＭＳ Ｐゴシック" w:eastAsia="ＭＳ Ｐゴシック"/>
@@ -15287,6 +16045,9 @@
       </w:r>
     </w:p>
     <w:p>
+      <w:pPr>
+        <w:spacing w:line="300" w:lineRule="exact" w:after="80" w:before="0"/>
+      </w:pPr>
       <w:r>
         <w:rPr>
           <w:rFonts w:ascii="ＭＳ Ｐゴシック" w:hAnsi="ＭＳ Ｐゴシック" w:eastAsia="ＭＳ Ｐゴシック"/>
@@ -15299,6 +16060,7 @@
     <w:p>
       <w:pPr>
         <w:pStyle w:val="a9"/>
+        <w:spacing w:line="300" w:lineRule="exact" w:after="80" w:before="0"/>
         <w:ind w:left="360"/>
       </w:pPr>
       <w:r>
@@ -15321,6 +16083,7 @@
     <w:p>
       <w:pPr>
         <w:pStyle w:val="a9"/>
+        <w:spacing w:line="300" w:lineRule="exact" w:after="80" w:before="0"/>
         <w:ind w:left="360"/>
       </w:pPr>
       <w:r>
@@ -15343,6 +16106,7 @@
     <w:p>
       <w:pPr>
         <w:pStyle w:val="a9"/>
+        <w:spacing w:line="300" w:lineRule="exact" w:after="80" w:before="0"/>
         <w:ind w:left="360"/>
       </w:pPr>
       <w:r>
@@ -15363,6 +16127,9 @@
       </w:r>
     </w:p>
     <w:p>
+      <w:pPr>
+        <w:spacing w:line="300" w:lineRule="exact" w:after="80" w:before="0"/>
+      </w:pPr>
       <w:r>
         <w:rPr>
           <w:rFonts w:ascii="ＭＳ Ｐゴシック" w:hAnsi="ＭＳ Ｐゴシック" w:eastAsia="ＭＳ Ｐゴシック"/>
@@ -15373,6 +16140,9 @@
       </w:r>
     </w:p>
     <w:p>
+      <w:pPr>
+        <w:spacing w:line="300" w:lineRule="exact" w:after="80" w:before="0"/>
+      </w:pPr>
       <w:r>
         <w:rPr>
           <w:rFonts w:ascii="ＭＳ Ｐゴシック" w:hAnsi="ＭＳ Ｐゴシック" w:eastAsia="ＭＳ Ｐゴシック"/>
@@ -15852,7 +16622,11 @@
         </w:tc>
       </w:tr>
     </w:tbl>
-    <w:p/>
+    <w:p>
+      <w:pPr>
+        <w:spacing w:line="300" w:lineRule="exact" w:after="80" w:before="0"/>
+      </w:pPr>
+    </w:p>
     <w:p>
       <w:pPr>
         <w:rPr>
@@ -15919,6 +16693,9 @@
       </w:pPr>
     </w:p>
     <w:p>
+      <w:pPr>
+        <w:spacing w:line="300" w:lineRule="exact" w:after="80" w:before="0"/>
+      </w:pPr>
       <w:r>
         <w:rPr>
           <w:rFonts w:ascii="ＭＳ Ｐゴシック" w:hAnsi="ＭＳ Ｐゴシック" w:eastAsia="ＭＳ Ｐゴシック"/>
@@ -15945,6 +16722,9 @@
       </w:r>
     </w:p>
     <w:p>
+      <w:pPr>
+        <w:spacing w:line="300" w:lineRule="exact" w:after="80" w:before="0"/>
+      </w:pPr>
       <w:r>
         <w:rPr>
           <w:rFonts w:ascii="ＭＳ Ｐゴシック" w:hAnsi="ＭＳ Ｐゴシック" w:eastAsia="ＭＳ Ｐゴシック"/>
@@ -15979,6 +16759,9 @@
       </w:r>
     </w:p>
     <w:p>
+      <w:pPr>
+        <w:spacing w:line="300" w:lineRule="exact" w:after="80" w:before="0"/>
+      </w:pPr>
       <w:r>
         <w:rPr>
           <w:rFonts w:ascii="ＭＳ Ｐゴシック" w:hAnsi="ＭＳ Ｐゴシック" w:eastAsia="ＭＳ Ｐゴシック"/>
@@ -16029,6 +16812,9 @@
       </w:r>
     </w:p>
     <w:p>
+      <w:pPr>
+        <w:spacing w:line="300" w:lineRule="exact" w:after="80" w:before="0"/>
+      </w:pPr>
       <w:r>
         <w:rPr>
           <w:rFonts w:ascii="ＭＳ Ｐゴシック" w:hAnsi="ＭＳ Ｐゴシック" w:eastAsia="ＭＳ Ｐゴシック"/>
@@ -16047,6 +16833,9 @@
       </w:r>
     </w:p>
     <w:p>
+      <w:pPr>
+        <w:spacing w:line="300" w:lineRule="exact" w:after="80" w:before="0"/>
+      </w:pPr>
       <w:r>
         <w:rPr>
           <w:rFonts w:ascii="ＭＳ Ｐゴシック" w:hAnsi="ＭＳ Ｐゴシック" w:eastAsia="ＭＳ Ｐゴシック"/>
@@ -16091,6 +16880,9 @@
       </w:pPr>
     </w:p>
     <w:p>
+      <w:pPr>
+        <w:spacing w:line="300" w:lineRule="exact" w:after="80" w:before="0"/>
+      </w:pPr>
       <w:r>
         <w:rPr>
           <w:rFonts w:ascii="ＭＳ Ｐゴシック" w:hAnsi="ＭＳ Ｐゴシック" w:eastAsia="ＭＳ Ｐゴシック"/>
@@ -16117,6 +16909,9 @@
       </w:r>
     </w:p>
     <w:p>
+      <w:pPr>
+        <w:spacing w:line="300" w:lineRule="exact" w:after="80" w:before="0"/>
+      </w:pPr>
       <w:r>
         <w:rPr>
           <w:rFonts w:ascii="ＭＳ Ｐゴシック" w:hAnsi="ＭＳ Ｐゴシック" w:eastAsia="ＭＳ Ｐゴシック"/>
@@ -16127,6 +16922,9 @@
       </w:r>
     </w:p>
     <w:p>
+      <w:pPr>
+        <w:spacing w:line="300" w:lineRule="exact" w:after="80" w:before="0"/>
+      </w:pPr>
       <w:r>
         <w:rPr>
           <w:rFonts w:ascii="ＭＳ Ｐゴシック" w:hAnsi="ＭＳ Ｐゴシック" w:eastAsia="ＭＳ Ｐゴシック"/>
@@ -16137,6 +16935,9 @@
       </w:r>
     </w:p>
     <w:p>
+      <w:pPr>
+        <w:spacing w:line="300" w:lineRule="exact" w:after="80" w:before="0"/>
+      </w:pPr>
       <w:r>
         <w:rPr>
           <w:rFonts w:ascii="ＭＳ Ｐゴシック" w:hAnsi="ＭＳ Ｐゴシック" w:eastAsia="ＭＳ Ｐゴシック"/>
@@ -16149,6 +16950,7 @@
     <w:p>
       <w:pPr>
         <w:pStyle w:val="a9"/>
+        <w:spacing w:line="300" w:lineRule="exact" w:after="80" w:before="0"/>
         <w:ind w:left="360"/>
       </w:pPr>
       <w:r>
@@ -16179,6 +16981,7 @@
     <w:p>
       <w:pPr>
         <w:pStyle w:val="a9"/>
+        <w:spacing w:line="300" w:lineRule="exact" w:after="80" w:before="0"/>
         <w:ind w:left="360"/>
       </w:pPr>
       <w:r>
@@ -16209,6 +17012,7 @@
     <w:p>
       <w:pPr>
         <w:pStyle w:val="a9"/>
+        <w:spacing w:line="300" w:lineRule="exact" w:after="80" w:before="0"/>
         <w:ind w:left="360"/>
       </w:pPr>
       <w:r>
@@ -16237,6 +17041,9 @@
       </w:r>
     </w:p>
     <w:p>
+      <w:pPr>
+        <w:spacing w:line="300" w:lineRule="exact" w:after="80" w:before="0"/>
+      </w:pPr>
       <w:r>
         <w:rPr>
           <w:rFonts w:ascii="ＭＳ Ｐゴシック" w:hAnsi="ＭＳ Ｐゴシック" w:eastAsia="ＭＳ Ｐゴシック"/>
@@ -16247,6 +17054,9 @@
       </w:r>
     </w:p>
     <w:p>
+      <w:pPr>
+        <w:spacing w:line="300" w:lineRule="exact" w:after="80" w:before="0"/>
+      </w:pPr>
       <w:r>
         <w:rPr>
           <w:rFonts w:ascii="ＭＳ Ｐゴシック" w:hAnsi="ＭＳ Ｐゴシック" w:eastAsia="ＭＳ Ｐゴシック"/>
@@ -16257,6 +17067,9 @@
       </w:r>
     </w:p>
     <w:p>
+      <w:pPr>
+        <w:spacing w:line="300" w:lineRule="exact" w:after="80" w:before="0"/>
+      </w:pPr>
       <w:r>
         <w:rPr>
           <w:rFonts w:ascii="ＭＳ Ｐゴシック" w:hAnsi="ＭＳ Ｐゴシック" w:eastAsia="ＭＳ Ｐゴシック"/>
@@ -16608,8 +17421,15 @@
         </w:tc>
       </w:tr>
     </w:tbl>
-    <w:p/>
-    <w:p>
+    <w:p>
+      <w:pPr>
+        <w:spacing w:line="300" w:lineRule="exact" w:after="80" w:before="0"/>
+      </w:pPr>
+    </w:p>
+    <w:p>
+      <w:pPr>
+        <w:spacing w:line="300" w:lineRule="exact" w:after="80" w:before="0"/>
+      </w:pPr>
       <w:r>
         <w:rPr>
           <w:rFonts w:ascii="ＭＳ Ｐゴシック" w:hAnsi="ＭＳ Ｐゴシック" w:eastAsia="ＭＳ Ｐゴシック"/>
@@ -16678,6 +17498,9 @@
       </w:pPr>
     </w:p>
     <w:p>
+      <w:pPr>
+        <w:spacing w:line="300" w:lineRule="exact" w:after="80" w:before="0"/>
+      </w:pPr>
       <w:r>
         <w:rPr>
           <w:rFonts w:ascii="ＭＳ Ｐゴシック" w:hAnsi="ＭＳ Ｐゴシック" w:eastAsia="ＭＳ Ｐゴシック"/>
@@ -16690,6 +17513,7 @@
     <w:p>
       <w:pPr>
         <w:pStyle w:val="a9"/>
+        <w:spacing w:line="300" w:lineRule="exact" w:after="80" w:before="0"/>
         <w:ind w:left="360"/>
       </w:pPr>
       <w:r>
@@ -16720,6 +17544,7 @@
     <w:p>
       <w:pPr>
         <w:pStyle w:val="a9"/>
+        <w:spacing w:line="300" w:lineRule="exact" w:after="80" w:before="0"/>
         <w:ind w:left="360"/>
       </w:pPr>
       <w:r>
@@ -16750,6 +17575,7 @@
     <w:p>
       <w:pPr>
         <w:pStyle w:val="a9"/>
+        <w:spacing w:line="300" w:lineRule="exact" w:after="80" w:before="0"/>
         <w:ind w:left="360"/>
       </w:pPr>
       <w:r>
@@ -16780,6 +17606,7 @@
     <w:p>
       <w:pPr>
         <w:pStyle w:val="a9"/>
+        <w:spacing w:line="300" w:lineRule="exact" w:after="80" w:before="0"/>
         <w:ind w:left="360"/>
       </w:pPr>
       <w:r>
@@ -16810,6 +17637,7 @@
     <w:p>
       <w:pPr>
         <w:pStyle w:val="a9"/>
+        <w:spacing w:line="300" w:lineRule="exact" w:after="80" w:before="0"/>
         <w:ind w:left="360"/>
       </w:pPr>
       <w:r>
@@ -16832,6 +17660,7 @@
     <w:p>
       <w:pPr>
         <w:pStyle w:val="a9"/>
+        <w:spacing w:line="300" w:lineRule="exact" w:after="80" w:before="0"/>
         <w:ind w:left="360"/>
       </w:pPr>
       <w:r>
@@ -16887,6 +17716,9 @@
       </w:pPr>
     </w:p>
     <w:p>
+      <w:pPr>
+        <w:spacing w:line="300" w:lineRule="exact" w:after="80" w:before="0"/>
+      </w:pPr>
       <w:r>
         <w:rPr>
           <w:rFonts w:ascii="ＭＳ Ｐゴシック" w:hAnsi="ＭＳ Ｐゴシック" w:eastAsia="ＭＳ Ｐゴシック"/>
@@ -16899,6 +17731,7 @@
     <w:p>
       <w:pPr>
         <w:pStyle w:val="a9"/>
+        <w:spacing w:line="300" w:lineRule="exact" w:after="80" w:before="0"/>
         <w:ind w:left="360"/>
       </w:pPr>
       <w:r>
@@ -16921,6 +17754,7 @@
     <w:p>
       <w:pPr>
         <w:pStyle w:val="a9"/>
+        <w:spacing w:line="300" w:lineRule="exact" w:after="80" w:before="0"/>
         <w:ind w:left="360"/>
       </w:pPr>
       <w:r>
@@ -16943,6 +17777,7 @@
     <w:p>
       <w:pPr>
         <w:pStyle w:val="a9"/>
+        <w:spacing w:line="300" w:lineRule="exact" w:after="80" w:before="0"/>
         <w:ind w:left="360"/>
       </w:pPr>
       <w:r>
@@ -16965,6 +17800,7 @@
     <w:p>
       <w:pPr>
         <w:pStyle w:val="a9"/>
+        <w:spacing w:line="300" w:lineRule="exact" w:after="80" w:before="0"/>
         <w:ind w:left="360"/>
       </w:pPr>
       <w:r>
@@ -16993,6 +17829,9 @@
       </w:r>
     </w:p>
     <w:p>
+      <w:pPr>
+        <w:spacing w:line="300" w:lineRule="exact" w:after="80" w:before="0"/>
+      </w:pPr>
       <w:r>
         <w:rPr>
           <w:rFonts w:ascii="ＭＳ Ｐゴシック" w:hAnsi="ＭＳ Ｐゴシック" w:eastAsia="ＭＳ Ｐゴシック"/>
@@ -17003,6 +17842,9 @@
       </w:r>
     </w:p>
     <w:p>
+      <w:pPr>
+        <w:spacing w:line="300" w:lineRule="exact" w:after="80" w:before="0"/>
+      </w:pPr>
       <w:r>
         <w:rPr>
           <w:rFonts w:ascii="ＭＳ Ｐゴシック" w:hAnsi="ＭＳ Ｐゴシック" w:eastAsia="ＭＳ Ｐゴシック"/>
@@ -17015,6 +17857,7 @@
     <w:p>
       <w:pPr>
         <w:pStyle w:val="a9"/>
+        <w:spacing w:line="300" w:lineRule="exact" w:after="80" w:before="0"/>
         <w:ind w:left="360"/>
       </w:pPr>
       <w:r>
@@ -17037,6 +17880,7 @@
     <w:p>
       <w:pPr>
         <w:pStyle w:val="a9"/>
+        <w:spacing w:line="300" w:lineRule="exact" w:after="80" w:before="0"/>
         <w:ind w:left="360"/>
       </w:pPr>
       <w:r>
@@ -17059,6 +17903,7 @@
     <w:p>
       <w:pPr>
         <w:pStyle w:val="a9"/>
+        <w:spacing w:line="300" w:lineRule="exact" w:after="80" w:before="0"/>
         <w:ind w:left="360"/>
       </w:pPr>
       <w:r>
@@ -17081,6 +17926,7 @@
     <w:p>
       <w:pPr>
         <w:pStyle w:val="a9"/>
+        <w:spacing w:line="300" w:lineRule="exact" w:after="80" w:before="0"/>
         <w:ind w:left="360"/>
       </w:pPr>
       <w:r>
@@ -17103,6 +17949,7 @@
     <w:p>
       <w:pPr>
         <w:pStyle w:val="a9"/>
+        <w:spacing w:line="300" w:lineRule="exact" w:after="80" w:before="0"/>
         <w:ind w:left="360"/>
       </w:pPr>
       <w:r>
@@ -17125,6 +17972,7 @@
     <w:p>
       <w:pPr>
         <w:pStyle w:val="a9"/>
+        <w:spacing w:line="300" w:lineRule="exact" w:after="80" w:before="0"/>
         <w:ind w:left="360"/>
       </w:pPr>
       <w:r>
@@ -17716,8 +18564,15 @@
         </w:tc>
       </w:tr>
     </w:tbl>
-    <w:p/>
-    <w:p>
+    <w:p>
+      <w:pPr>
+        <w:spacing w:line="300" w:lineRule="exact" w:after="80" w:before="0"/>
+      </w:pPr>
+    </w:p>
+    <w:p>
+      <w:pPr>
+        <w:spacing w:line="300" w:lineRule="exact" w:after="80" w:before="0"/>
+      </w:pPr>
       <w:r>
         <w:rPr>
           <w:rFonts w:ascii="ＭＳ Ｐゴシック" w:hAnsi="ＭＳ Ｐゴシック" w:eastAsia="ＭＳ Ｐゴシック"/>
@@ -17730,6 +18585,7 @@
     <w:p>
       <w:pPr>
         <w:pStyle w:val="a9"/>
+        <w:spacing w:line="300" w:lineRule="exact" w:after="80" w:before="0"/>
         <w:ind w:left="360"/>
       </w:pPr>
       <w:r>
@@ -17752,6 +18608,7 @@
     <w:p>
       <w:pPr>
         <w:pStyle w:val="a9"/>
+        <w:spacing w:line="300" w:lineRule="exact" w:after="80" w:before="0"/>
         <w:ind w:left="360"/>
       </w:pPr>
       <w:r>
@@ -17774,6 +18631,7 @@
     <w:p>
       <w:pPr>
         <w:pStyle w:val="a9"/>
+        <w:spacing w:line="300" w:lineRule="exact" w:after="80" w:before="0"/>
         <w:ind w:left="360"/>
       </w:pPr>
       <w:r>
@@ -17796,6 +18654,7 @@
     <w:p>
       <w:pPr>
         <w:pStyle w:val="a9"/>
+        <w:spacing w:line="300" w:lineRule="exact" w:after="80" w:before="0"/>
         <w:ind w:left="360"/>
       </w:pPr>
       <w:r>
@@ -17818,6 +18677,7 @@
     <w:p>
       <w:pPr>
         <w:pStyle w:val="a9"/>
+        <w:spacing w:line="300" w:lineRule="exact" w:after="80" w:before="0"/>
         <w:ind w:left="360"/>
       </w:pPr>
       <w:r>
@@ -17840,6 +18700,7 @@
     <w:p>
       <w:pPr>
         <w:pStyle w:val="a9"/>
+        <w:spacing w:line="300" w:lineRule="exact" w:after="80" w:before="0"/>
         <w:ind w:left="360"/>
       </w:pPr>
       <w:r>
@@ -17907,6 +18768,9 @@
       </w:pPr>
     </w:p>
     <w:p>
+      <w:pPr>
+        <w:spacing w:line="300" w:lineRule="exact" w:after="80" w:before="0"/>
+      </w:pPr>
       <w:r>
         <w:rPr>
           <w:rFonts w:ascii="ＭＳ Ｐゴシック" w:hAnsi="ＭＳ Ｐゴシック" w:eastAsia="ＭＳ Ｐゴシック"/>
@@ -17925,6 +18789,9 @@
       </w:r>
     </w:p>
     <w:p>
+      <w:pPr>
+        <w:spacing w:line="300" w:lineRule="exact" w:after="80" w:before="0"/>
+      </w:pPr>
       <w:r>
         <w:rPr>
           <w:rFonts w:ascii="ＭＳ Ｐゴシック" w:hAnsi="ＭＳ Ｐゴシック" w:eastAsia="ＭＳ Ｐゴシック"/>
@@ -18063,6 +18930,9 @@
       </w:r>
     </w:p>
     <w:p>
+      <w:pPr>
+        <w:spacing w:line="300" w:lineRule="exact" w:after="80" w:before="0"/>
+      </w:pPr>
       <w:r>
         <w:rPr>
           <w:rFonts w:ascii="ＭＳ Ｐゴシック" w:hAnsi="ＭＳ Ｐゴシック" w:eastAsia="ＭＳ Ｐゴシック"/>
@@ -18073,6 +18943,9 @@
       </w:r>
     </w:p>
     <w:p>
+      <w:pPr>
+        <w:spacing w:line="300" w:lineRule="exact" w:after="80" w:before="0"/>
+      </w:pPr>
       <w:r>
         <w:rPr>
           <w:rFonts w:ascii="ＭＳ Ｐゴシック" w:hAnsi="ＭＳ Ｐゴシック" w:eastAsia="ＭＳ Ｐゴシック"/>
@@ -18083,6 +18956,9 @@
       </w:r>
     </w:p>
     <w:p>
+      <w:pPr>
+        <w:spacing w:line="300" w:lineRule="exact" w:after="80" w:before="0"/>
+      </w:pPr>
       <w:r>
         <w:rPr>
           <w:rFonts w:ascii="ＭＳ Ｐゴシック" w:hAnsi="ＭＳ Ｐゴシック" w:eastAsia="ＭＳ Ｐゴシック"/>
@@ -18095,6 +18971,7 @@
     <w:p>
       <w:pPr>
         <w:pStyle w:val="a9"/>
+        <w:spacing w:line="300" w:lineRule="exact" w:after="80" w:before="0"/>
         <w:ind w:left="360"/>
       </w:pPr>
       <w:r>
@@ -18125,6 +19002,7 @@
     <w:p>
       <w:pPr>
         <w:pStyle w:val="a9"/>
+        <w:spacing w:line="300" w:lineRule="exact" w:after="80" w:before="0"/>
         <w:ind w:left="360"/>
       </w:pPr>
       <w:r>
@@ -18155,6 +19033,7 @@
     <w:p>
       <w:pPr>
         <w:pStyle w:val="a9"/>
+        <w:spacing w:line="300" w:lineRule="exact" w:after="80" w:before="0"/>
         <w:ind w:left="360"/>
       </w:pPr>
       <w:r>
@@ -18183,6 +19062,9 @@
       </w:r>
     </w:p>
     <w:p>
+      <w:pPr>
+        <w:spacing w:line="300" w:lineRule="exact" w:after="80" w:before="0"/>
+      </w:pPr>
       <w:r>
         <w:rPr>
           <w:rFonts w:ascii="ＭＳ Ｐゴシック" w:hAnsi="ＭＳ Ｐゴシック" w:eastAsia="ＭＳ Ｐゴシック"/>
@@ -18454,33 +19336,43 @@
         </w:tc>
       </w:tr>
     </w:tbl>
+    <w:p>
+      <w:pPr>
+        <w:spacing w:line="300" w:lineRule="exact" w:after="80" w:before="0"/>
+      </w:pPr>
+    </w:p>
+    <w:p>
+      <w:pPr>
+        <w:spacing w:line="300" w:lineRule="exact" w:after="80" w:before="0"/>
+      </w:pPr>
+      <w:r>
+        <w:rPr>
+          <w:rFonts w:ascii="ＭＳ Ｐゴシック" w:hAnsi="ＭＳ Ｐゴシック" w:eastAsia="ＭＳ Ｐゴシック"/>
+          <w:b w:val="0"/>
+          <w:sz w:val="22"/>
+        </w:rPr>
+        <w:t>Niobiの暗号基盤（hyde/plat/argo）は領域に依存しない。臓器移植で社会実装を開始し、遺伝学への展開時に量子コンピュータの真の有用性が発現する。これが「量子を待たずに始められ、量子とともにスケールする」アーキテクチャの意味である。</w:t>
+      </w:r>
+    </w:p>
+    <w:p>
+      <w:pPr>
+        <w:rPr>
+          <w:rFonts w:eastAsia="ＭＳ Ｐゴシック" w:cs="Arial"/>
+        </w:rPr>
+      </w:pPr>
+    </w:p>
+    <w:p>
+      <w:pPr>
+        <w:rPr>
+          <w:rFonts w:eastAsia="ＭＳ Ｐゴシック" w:cs="Arial"/>
+        </w:rPr>
+      </w:pPr>
+    </w:p>
     <w:p/>
     <w:p>
-      <w:r>
-        <w:rPr>
-          <w:rFonts w:ascii="ＭＳ Ｐゴシック" w:hAnsi="ＭＳ Ｐゴシック" w:eastAsia="ＭＳ Ｐゴシック"/>
-          <w:b w:val="0"/>
-          <w:sz w:val="22"/>
-        </w:rPr>
-        <w:t>Niobiの暗号基盤（hyde/plat/argo）は領域に依存しない。臓器移植で社会実装を開始し、遺伝学への展開時に量子コンピュータの真の有用性が発現する。これが「量子を待たずに始められ、量子とともにスケールする」アーキテクチャの意味である。</w:t>
-      </w:r>
-    </w:p>
-    <w:p>
-      <w:pPr>
-        <w:rPr>
-          <w:rFonts w:eastAsia="ＭＳ Ｐゴシック" w:cs="Arial"/>
-        </w:rPr>
-      </w:pPr>
-    </w:p>
-    <w:p>
-      <w:pPr>
-        <w:rPr>
-          <w:rFonts w:eastAsia="ＭＳ Ｐゴシック" w:cs="Arial"/>
-        </w:rPr>
-      </w:pPr>
-    </w:p>
-    <w:p/>
-    <w:p>
+      <w:pPr>
+        <w:spacing w:line="300" w:lineRule="exact" w:after="80" w:before="0"/>
+      </w:pPr>
       <w:r>
         <w:rPr>
           <w:rFonts w:ascii="ＭＳ Ｐゴシック" w:hAnsi="ＭＳ Ｐゴシック" w:eastAsia="ＭＳ Ｐゴシック"/>
@@ -18491,6 +19383,9 @@
       </w:r>
     </w:p>
     <w:p>
+      <w:pPr>
+        <w:spacing w:line="300" w:lineRule="exact" w:after="80" w:before="0"/>
+      </w:pPr>
       <w:r>
         <w:rPr>
           <w:rFonts w:ascii="ＭＳ Ｐゴシック" w:hAnsi="ＭＳ Ｐゴシック" w:eastAsia="ＭＳ Ｐゴシック"/>
@@ -18501,6 +19396,9 @@
       </w:r>
     </w:p>
     <w:p>
+      <w:pPr>
+        <w:spacing w:line="300" w:lineRule="exact" w:after="80" w:before="0"/>
+      </w:pPr>
       <w:r>
         <w:rPr>
           <w:rFonts w:ascii="ＭＳ Ｐゴシック" w:hAnsi="ＭＳ Ｐゴシック" w:eastAsia="ＭＳ Ｐゴシック"/>
@@ -18758,8 +19656,15 @@
         </w:tc>
       </w:tr>
     </w:tbl>
-    <w:p/>
-    <w:p>
+    <w:p>
+      <w:pPr>
+        <w:spacing w:line="300" w:lineRule="exact" w:after="80" w:before="0"/>
+      </w:pPr>
+    </w:p>
+    <w:p>
+      <w:pPr>
+        <w:spacing w:line="300" w:lineRule="exact" w:after="80" w:before="0"/>
+      </w:pPr>
       <w:r>
         <w:rPr>
           <w:rFonts w:ascii="ＭＳ Ｐゴシック" w:hAnsi="ＭＳ Ｐゴシック" w:eastAsia="ＭＳ Ｐゴシック"/>
@@ -18778,6 +19683,9 @@
       </w:r>
     </w:p>
     <w:p>
+      <w:pPr>
+        <w:spacing w:line="300" w:lineRule="exact" w:after="80" w:before="0"/>
+      </w:pPr>
       <w:r>
         <w:rPr>
           <w:rFonts w:ascii="ＭＳ Ｐゴシック" w:hAnsi="ＭＳ Ｐゴシック" w:eastAsia="ＭＳ Ｐゴシック"/>
@@ -18996,8 +19904,15 @@
         </w:tc>
       </w:tr>
     </w:tbl>
-    <w:p/>
-    <w:p>
+    <w:p>
+      <w:pPr>
+        <w:spacing w:line="300" w:lineRule="exact" w:after="80" w:before="0"/>
+      </w:pPr>
+    </w:p>
+    <w:p>
+      <w:pPr>
+        <w:spacing w:line="300" w:lineRule="exact" w:after="80" w:before="0"/>
+      </w:pPr>
       <w:r>
         <w:rPr>
           <w:rFonts w:ascii="ＭＳ Ｐゴシック" w:hAnsi="ＭＳ Ｐゴシック" w:eastAsia="ＭＳ Ｐゴシック"/>
@@ -19008,6 +19923,9 @@
       </w:r>
     </w:p>
     <w:p>
+      <w:pPr>
+        <w:spacing w:line="300" w:lineRule="exact" w:after="80" w:before="0"/>
+      </w:pPr>
       <w:r>
         <w:rPr>
           <w:rFonts w:ascii="ＭＳ Ｐゴシック" w:hAnsi="ＭＳ Ｐゴシック" w:eastAsia="ＭＳ Ｐゴシック"/>
@@ -19018,6 +19936,9 @@
       </w:r>
     </w:p>
     <w:p>
+      <w:pPr>
+        <w:spacing w:line="300" w:lineRule="exact" w:after="80" w:before="0"/>
+      </w:pPr>
       <w:r>
         <w:rPr>
           <w:rFonts w:ascii="ＭＳ Ｐゴシック" w:hAnsi="ＭＳ Ｐゴシック" w:eastAsia="ＭＳ Ｐゴシック"/>
@@ -19038,6 +19959,7 @@
     <w:p>
       <w:pPr>
         <w:pStyle w:val="a9"/>
+        <w:spacing w:line="300" w:lineRule="exact" w:after="80" w:before="0"/>
         <w:ind w:left="360"/>
       </w:pPr>
       <w:r>
@@ -19060,6 +19982,7 @@
     <w:p>
       <w:pPr>
         <w:pStyle w:val="a9"/>
+        <w:spacing w:line="300" w:lineRule="exact" w:after="80" w:before="0"/>
         <w:ind w:left="360"/>
       </w:pPr>
       <w:r>
@@ -19082,6 +20005,7 @@
     <w:p>
       <w:pPr>
         <w:pStyle w:val="a9"/>
+        <w:spacing w:line="300" w:lineRule="exact" w:after="80" w:before="0"/>
         <w:ind w:left="360"/>
       </w:pPr>
       <w:r>
@@ -19102,6 +20026,9 @@
       </w:r>
     </w:p>
     <w:p>
+      <w:pPr>
+        <w:spacing w:line="300" w:lineRule="exact" w:after="80" w:before="0"/>
+      </w:pPr>
       <w:r>
         <w:rPr>
           <w:rFonts w:ascii="ＭＳ Ｐゴシック" w:hAnsi="ＭＳ Ｐゴシック" w:eastAsia="ＭＳ Ｐゴシック"/>
@@ -19112,6 +20039,9 @@
       </w:r>
     </w:p>
     <w:p>
+      <w:pPr>
+        <w:spacing w:line="300" w:lineRule="exact" w:after="80" w:before="0"/>
+      </w:pPr>
       <w:r>
         <w:rPr>
           <w:rFonts w:ascii="ＭＳ Ｐゴシック" w:hAnsi="ＭＳ Ｐゴシック" w:eastAsia="ＭＳ Ｐゴシック"/>
@@ -19124,6 +20054,7 @@
     <w:p>
       <w:pPr>
         <w:pStyle w:val="a9"/>
+        <w:spacing w:line="300" w:lineRule="exact" w:after="80" w:before="0"/>
         <w:ind w:left="360"/>
       </w:pPr>
       <w:r>
@@ -19146,6 +20077,7 @@
     <w:p>
       <w:pPr>
         <w:pStyle w:val="a9"/>
+        <w:spacing w:line="300" w:lineRule="exact" w:after="80" w:before="0"/>
         <w:ind w:left="360"/>
       </w:pPr>
       <w:r>
@@ -19168,6 +20100,7 @@
     <w:p>
       <w:pPr>
         <w:pStyle w:val="a9"/>
+        <w:spacing w:line="300" w:lineRule="exact" w:after="80" w:before="0"/>
         <w:ind w:left="360"/>
       </w:pPr>
       <w:r>
@@ -19188,6 +20121,9 @@
       </w:r>
     </w:p>
     <w:p>
+      <w:pPr>
+        <w:spacing w:line="300" w:lineRule="exact" w:after="80" w:before="0"/>
+      </w:pPr>
       <w:r>
         <w:rPr>
           <w:rFonts w:ascii="ＭＳ Ｐゴシック" w:hAnsi="ＭＳ Ｐゴシック" w:eastAsia="ＭＳ Ｐゴシック"/>
@@ -19198,6 +20134,9 @@
       </w:r>
     </w:p>
     <w:p>
+      <w:pPr>
+        <w:spacing w:line="300" w:lineRule="exact" w:after="80" w:before="0"/>
+      </w:pPr>
       <w:r>
         <w:rPr>
           <w:rFonts w:ascii="ＭＳ Ｐゴシック" w:hAnsi="ＭＳ Ｐゴシック" w:eastAsia="ＭＳ Ｐゴシック"/>
@@ -19460,8 +20399,15 @@
         </w:tc>
       </w:tr>
     </w:tbl>
-    <w:p/>
-    <w:p>
+    <w:p>
+      <w:pPr>
+        <w:spacing w:line="300" w:lineRule="exact" w:after="80" w:before="0"/>
+      </w:pPr>
+    </w:p>
+    <w:p>
+      <w:pPr>
+        <w:spacing w:line="300" w:lineRule="exact" w:after="80" w:before="0"/>
+      </w:pPr>
       <w:r>
         <w:rPr>
           <w:rFonts w:ascii="ＭＳ Ｐゴシック" w:hAnsi="ＭＳ Ｐゴシック" w:eastAsia="ＭＳ Ｐゴシック"/>
@@ -19488,6 +20434,9 @@
       </w:r>
     </w:p>
     <w:p>
+      <w:pPr>
+        <w:spacing w:line="300" w:lineRule="exact" w:after="80" w:before="0"/>
+      </w:pPr>
       <w:r>
         <w:rPr>
           <w:rFonts w:ascii="ＭＳ Ｐゴシック" w:hAnsi="ＭＳ Ｐゴシック" w:eastAsia="ＭＳ Ｐゴシック"/>
@@ -19514,6 +20463,9 @@
       </w:r>
     </w:p>
     <w:p>
+      <w:pPr>
+        <w:spacing w:line="300" w:lineRule="exact" w:after="80" w:before="0"/>
+      </w:pPr>
       <w:r>
         <w:rPr>
           <w:rFonts w:ascii="ＭＳ Ｐゴシック" w:hAnsi="ＭＳ Ｐゴシック" w:eastAsia="ＭＳ Ｐゴシック"/>
@@ -19524,6 +20476,9 @@
       </w:r>
     </w:p>
     <w:p>
+      <w:pPr>
+        <w:spacing w:line="300" w:lineRule="exact" w:after="80" w:before="0"/>
+      </w:pPr>
       <w:r>
         <w:rPr>
           <w:rFonts w:ascii="ＭＳ Ｐゴシック" w:hAnsi="ＭＳ Ｐゴシック" w:eastAsia="ＭＳ Ｐゴシック"/>
@@ -19534,6 +20489,9 @@
       </w:r>
     </w:p>
     <w:p>
+      <w:pPr>
+        <w:spacing w:line="300" w:lineRule="exact" w:after="80" w:before="0"/>
+      </w:pPr>
       <w:r>
         <w:rPr>
           <w:rFonts w:ascii="ＭＳ Ｐゴシック" w:hAnsi="ＭＳ Ｐゴシック" w:eastAsia="ＭＳ Ｐゴシック"/>

--- a/docs/submission/report_official.docx
+++ b/docs/submission/report_official.docx
@@ -16897,7 +16897,7 @@
           <w:b/>
           <w:sz w:val="22"/>
         </w:rPr>
-        <w:t>医療データ共有の根本的障壁であるプライバシー問題をMKFHE暗号技術で解消</w:t>
+        <w:t>医療データ共有の根本的障壁であるプライバシー問題を、暗号の計算層・保護層の分離で解消</w:t>
       </w:r>
       <w:r>
         <w:rPr>
@@ -16918,7 +16918,39 @@
           <w:b w:val="0"/>
           <w:sz w:val="22"/>
         </w:rPr>
-        <w:t>MKFHEの採用により、従来のFHEアプローチが抱えていた「鍵共有の構造的矛盾」を解消し、Threshold FHEの閾値分割により、単一機関に鍵が集中しない国際的なデータ共有を可能にした。病院も国家も鍵に関与せず、個人のデータ主権が暗号学的に保証される。これは「データ共有アプリケーション」の要件を、個人の鍵管理主権を犠牲にすることなく満たしている。</w:t>
+        <w:t>鍵は層ごとに保有者を分ける。</w:t>
+      </w:r>
+      <w:r>
+        <w:rPr>
+          <w:rFonts w:ascii="ＭＳ Ｐゴシック" w:hAnsi="ＭＳ Ｐゴシック" w:eastAsia="ＭＳ Ｐゴシック"/>
+          <w:b/>
+          <w:sz w:val="22"/>
+        </w:rPr>
+        <w:t>身元情報（保護層・hyde/ML-KEM-768）の復号鍵は個人がTPM内に保持</w:t>
+      </w:r>
+      <w:r>
+        <w:rPr>
+          <w:rFonts w:ascii="ＭＳ Ｐゴシック" w:hAnsi="ＭＳ Ｐゴシック" w:eastAsia="ＭＳ Ｐゴシック"/>
+          <w:b w:val="0"/>
+          <w:sz w:val="22"/>
+        </w:rPr>
+        <w:t>し、病院・国家・閾値機関のいずれも単独では身元情報に到達できない ― ここに個人のデータ主権の根拠がある。</w:t>
+      </w:r>
+      <w:r>
+        <w:rPr>
+          <w:rFonts w:ascii="ＭＳ Ｐゴシック" w:hAnsi="ＭＳ Ｐゴシック" w:eastAsia="ＭＳ Ｐゴシック"/>
+          <w:b/>
+          <w:sz w:val="22"/>
+        </w:rPr>
+        <w:t>計算（計算層・plat/Threshold FHE）の鍵はt-of-n閾値機関に分散</w:t>
+      </w:r>
+      <w:r>
+        <w:rPr>
+          <w:rFonts w:ascii="ＭＳ Ｐゴシック" w:hAnsi="ＭＳ Ｐゴシック" w:eastAsia="ＭＳ Ｐゴシック"/>
+          <w:b w:val="0"/>
+          <w:sz w:val="22"/>
+        </w:rPr>
+        <w:t>し、単一機関への集中を排除することで、単一機関の裏切りでも計算層が破られない国際的なデータ共有を可能にした（閾値機関がt-of-nで協調して復号しうるのは計算層の匿名スコアのみであり、身元情報には到達しない。3.2節）。これは「データ共有アプリケーション」の要件を、個人の鍵管理主権を犠牲にすることなく満たしている。</w:t>
       </w:r>
     </w:p>
     <w:p>
@@ -17817,15 +17849,15 @@
           <w:b/>
           <w:sz w:val="22"/>
         </w:rPr>
-        <w:t>鍵管理主権を各個人に保持させたまま国際協力を実現する</w:t>
-      </w:r>
-      <w:r>
-        <w:rPr>
-          <w:rFonts w:ascii="ＭＳ Ｐゴシック" w:hAnsi="ＭＳ Ｐゴシック" w:eastAsia="ＭＳ Ｐゴシック"/>
-          <w:b w:val="0"/>
-          <w:sz w:val="22"/>
-        </w:rPr>
-        <w:t>（病院も国家も鍵に関与しない）</w:t>
+        <w:t>鍵管理主権を層ごとに分けたまま国際協力を実現する</w:t>
+      </w:r>
+      <w:r>
+        <w:rPr>
+          <w:rFonts w:ascii="ＭＳ Ｐゴシック" w:hAnsi="ＭＳ Ｐゴシック" w:eastAsia="ＭＳ Ｐゴシック"/>
+          <w:b w:val="0"/>
+          <w:sz w:val="22"/>
+        </w:rPr>
+        <w:t>（身元情報の鍵は個人がTPM保持、計算層の鍵はt-of-n閾値機関に分散＝単一機関への集中を排除）</w:t>
       </w:r>
     </w:p>
     <w:p>

--- a/docs/submission/report_official.docx
+++ b/docs/submission/report_official.docx
@@ -18817,7 +18817,7 @@
           <w:b/>
           <w:sz w:val="22"/>
         </w:rPr>
-        <w:t>MKFHEにより「各参加者が独自鍵を保持したまま横断計算」という構造が汎用化される：</w:t>
+        <w:t>計算層・保護層の分離により「個人は保護層の鍵を手放さず、データを暗号化したまま横断計算する」構造が汎用化される：</w:t>
       </w:r>
     </w:p>
     <w:p>
@@ -18971,7 +18971,7 @@
           <w:b w:val="0"/>
           <w:sz w:val="22"/>
         </w:rPr>
-        <w:t>いずれも「データを出せないから最適化できない」構造を持つ問題であり、Niobiが解く問題と構造的に同一である。MKFHEは「各個人が鍵を渡さずに計算に参加できる」という性質により、これらの領域における参入障壁を暗号学的に解消する。データの主権は常に個人にある。機関・企業・国家は鍵に触れない。</w:t>
+        <w:t>いずれも「データを出せないから最適化できない」構造を持つ問題であり、Niobiが解く問題と構造的に同一である。各参加者は身元情報を自らの保護層の鍵（hyde/TPM）で守ったまま計算に参加でき、これらの領域における参入障壁を暗号学的に下げる。身元情報の主権は常に個人（保護層の鍵を保持）にあり、計算層の鍵はt-of-n閾値機関に分散する― 機関・企業・国家のいずれも単独では身元情報に到達できない。</w:t>
       </w:r>
     </w:p>
     <w:p>

--- a/docs/submission/report_official.docx
+++ b/docs/submission/report_official.docx
@@ -15890,15 +15890,15 @@
           <w:b/>
           <w:sz w:val="22"/>
         </w:rPr>
-        <w:t>D-Wave量子実機検証</w:t>
-      </w:r>
-      <w:r>
-        <w:rPr>
-          <w:rFonts w:ascii="ＭＳ Ｐゴシック" w:hAnsi="ＭＳ Ｐゴシック" w:eastAsia="ＭＳ Ｐゴシック"/>
-          <w:b w:val="0"/>
-          <w:sz w:val="22"/>
-        </w:rPr>
-        <w:t xml:space="preserve">: 現在のQUBOソルバーは焼きなまし法による古典シミュレーション。量子アニーリング実機での検証により、古典シミュレーションとの性能差を定量化する。3. </w:t>
+        <w:t>量子アニーリング実機での検証（今後の課題）</w:t>
+      </w:r>
+      <w:r>
+        <w:rPr>
+          <w:rFonts w:ascii="ＭＳ Ｐゴシック" w:hAnsi="ＭＳ Ｐゴシック" w:eastAsia="ＭＳ Ｐゴシック"/>
+          <w:b w:val="0"/>
+          <w:sz w:val="22"/>
+        </w:rPr>
+        <w:t xml:space="preserve">: 現在のQUBOソルバーは焼きなまし法による古典シミュレーションであり、問題構造の有用性（貪欲に対する優位・厳密最適一致）は本検証で既に示している。D-Wave等の実機での求解時間・解品質の比較は今後の課題とする（現状のアニーラは規模・ノイズに制約があり、古典SAに対する速度優位は前提にしない）。3. </w:t>
       </w:r>
       <w:r>
         <w:rPr>
@@ -16077,7 +16077,7 @@
           <w:b w:val="0"/>
           <w:sz w:val="22"/>
         </w:rPr>
-        <w:t>量子アニーリング実機によるQUBO求解が現在のシミュレータを大幅に上回る可能性がある</w:t>
+        <w:t>量子アニーリング実機での求解時間・解品質の比較が可能になる（現状のアニーラは規模・ノイズ制約があり、古典SAに対する速度優位は前提にしない。実機検証は今後の課題）</w:t>
       </w:r>
     </w:p>
     <w:p>
@@ -16100,7 +16100,7 @@
           <w:b w:val="0"/>
           <w:sz w:val="22"/>
         </w:rPr>
-        <w:t>より大規模なマッチング問題（N≥10,000）の厳密解が量子実機で到達可能になる</w:t>
+        <w:t>より大規模なマッチング問題（N≥10,000）へは、列生成等の古典手法と量子アニーリングの併用で拡張を図る</w:t>
       </w:r>
     </w:p>
     <w:p>

--- a/docs/submission/report_official.docx
+++ b/docs/submission/report_official.docx
@@ -20531,6 +20531,682 @@
           <w:sz w:val="22"/>
         </w:rPr>
         <w:t>本研究開発ではAI（Claude Code / Anthropic）を開発チームの中核メンバーとして活用した。暗号設計の議論、Rustコード実装（plat-gpu CUDAバックエンド等）、レポート構成の推敲、セキュリティモデルの検証まで、研究開発の全工程にAIが関与している。研究方針の決定、技術的判断の最終責任、および成果の正当性の担保は全て研究代表者が行う。</w:t>
+      </w:r>
+    </w:p>
+    <w:p>
+      <w:pPr>
+        <w:spacing w:line="300" w:lineRule="exact" w:after="80" w:before="0"/>
+      </w:pPr>
+      <w:r>
+        <w:rPr>
+          <w:rFonts w:ascii="ＭＳ Ｐゴシック" w:hAnsi="ＭＳ Ｐゴシック" w:eastAsia="ＭＳ Ｐゴシック"/>
+          <w:b/>
+          <w:sz w:val="26"/>
+        </w:rPr>
+        <w:t>参考文献</w:t>
+      </w:r>
+    </w:p>
+    <w:p>
+      <w:pPr>
+        <w:spacing w:line="300" w:lineRule="exact" w:after="80" w:before="0"/>
+      </w:pPr>
+      <w:r>
+        <w:rPr>
+          <w:rFonts w:ascii="ＭＳ Ｐゴシック" w:hAnsi="ＭＳ Ｐゴシック" w:eastAsia="ＭＳ Ｐゴシック"/>
+          <w:b w:val="0"/>
+          <w:sz w:val="22"/>
+        </w:rPr>
+        <w:t>本報告書が引用した主要文献を、審査委員が確認可能な形式で以下に示す（本文中では著者・年で参照）。</w:t>
+      </w:r>
+    </w:p>
+    <w:p>
+      <w:pPr>
+        <w:spacing w:line="300" w:lineRule="exact" w:after="80" w:before="0"/>
+      </w:pPr>
+      <w:r>
+        <w:rPr>
+          <w:rFonts w:ascii="ＭＳ Ｐゴシック" w:hAnsi="ＭＳ Ｐゴシック" w:eastAsia="ＭＳ Ｐゴシック"/>
+          <w:b/>
+          <w:sz w:val="22"/>
+        </w:rPr>
+        <w:t>臓器移植・交換マッチング最適化</w:t>
+      </w:r>
+    </w:p>
+    <w:p>
+      <w:pPr>
+        <w:pStyle w:val="a9"/>
+        <w:spacing w:line="300" w:lineRule="exact" w:after="80" w:before="0"/>
+        <w:ind w:left="360"/>
+      </w:pPr>
+      <w:r>
+        <w:rPr>
+          <w:rFonts w:ascii="ＭＳ Ｐゴシック" w:hAnsi="ＭＳ Ｐゴシック" w:eastAsia="ＭＳ Ｐゴシック"/>
+          <w:b w:val="0"/>
+          <w:sz w:val="22"/>
+        </w:rPr>
+        <w:t xml:space="preserve">• </w:t>
+      </w:r>
+      <w:r>
+        <w:rPr>
+          <w:rFonts w:ascii="ＭＳ Ｐゴシック" w:hAnsi="ＭＳ Ｐゴシック" w:eastAsia="ＭＳ Ｐゴシック"/>
+          <w:b w:val="0"/>
+          <w:sz w:val="22"/>
+        </w:rPr>
+        <w:t>Roth, Sönmez, Ünver (2004): Kidney Paired Donation. Quarterly Journal of Economics 119(2): 457-488.</w:t>
+      </w:r>
+    </w:p>
+    <w:p>
+      <w:pPr>
+        <w:pStyle w:val="a9"/>
+        <w:spacing w:line="300" w:lineRule="exact" w:after="80" w:before="0"/>
+        <w:ind w:left="360"/>
+      </w:pPr>
+      <w:r>
+        <w:rPr>
+          <w:rFonts w:ascii="ＭＳ Ｐゴシック" w:hAnsi="ＭＳ Ｐゴシック" w:eastAsia="ＭＳ Ｐゴシック"/>
+          <w:b w:val="0"/>
+          <w:sz w:val="22"/>
+        </w:rPr>
+        <w:t xml:space="preserve">• </w:t>
+      </w:r>
+      <w:r>
+        <w:rPr>
+          <w:rFonts w:ascii="ＭＳ Ｐゴシック" w:hAnsi="ＭＳ Ｐゴシック" w:eastAsia="ＭＳ Ｐゴシック"/>
+          <w:b w:val="0"/>
+          <w:sz w:val="22"/>
+        </w:rPr>
+        <w:t>Abraham, Blum, Sandholm (2007): Clearing Algorithms for Barter Exchange Markets. ACM EC'07.</w:t>
+      </w:r>
+    </w:p>
+    <w:p>
+      <w:pPr>
+        <w:pStyle w:val="a9"/>
+        <w:spacing w:line="300" w:lineRule="exact" w:after="80" w:before="0"/>
+        <w:ind w:left="360"/>
+      </w:pPr>
+      <w:r>
+        <w:rPr>
+          <w:rFonts w:ascii="ＭＳ Ｐゴシック" w:hAnsi="ＭＳ Ｐゴシック" w:eastAsia="ＭＳ Ｐゴシック"/>
+          <w:b w:val="0"/>
+          <w:sz w:val="22"/>
+        </w:rPr>
+        <w:t xml:space="preserve">• </w:t>
+      </w:r>
+      <w:r>
+        <w:rPr>
+          <w:rFonts w:ascii="ＭＳ Ｐゴシック" w:hAnsi="ＭＳ Ｐゴシック" w:eastAsia="ＭＳ Ｐゴシック"/>
+          <w:b w:val="0"/>
+          <w:sz w:val="22"/>
+        </w:rPr>
+        <w:t>Anderson et al. (2015): Finding long chains in kidney exchange using optimization. PNAS.</w:t>
+      </w:r>
+    </w:p>
+    <w:p>
+      <w:pPr>
+        <w:pStyle w:val="a9"/>
+        <w:spacing w:line="300" w:lineRule="exact" w:after="80" w:before="0"/>
+        <w:ind w:left="360"/>
+      </w:pPr>
+      <w:r>
+        <w:rPr>
+          <w:rFonts w:ascii="ＭＳ Ｐゴシック" w:hAnsi="ＭＳ Ｐゴシック" w:eastAsia="ＭＳ Ｐゴシック"/>
+          <w:b w:val="0"/>
+          <w:sz w:val="22"/>
+        </w:rPr>
+        <w:t xml:space="preserve">• </w:t>
+      </w:r>
+      <w:r>
+        <w:rPr>
+          <w:rFonts w:ascii="ＭＳ Ｐゴシック" w:hAnsi="ＭＳ Ｐゴシック" w:eastAsia="ＭＳ Ｐゴシック"/>
+          <w:b w:val="0"/>
+          <w:sz w:val="22"/>
+        </w:rPr>
+        <w:t>Global Kidney Chains (2021). PNAS 118(36): e2106652118.</w:t>
+      </w:r>
+    </w:p>
+    <w:p>
+      <w:pPr>
+        <w:pStyle w:val="a9"/>
+        <w:spacing w:line="300" w:lineRule="exact" w:after="80" w:before="0"/>
+        <w:ind w:left="360"/>
+      </w:pPr>
+      <w:r>
+        <w:rPr>
+          <w:rFonts w:ascii="ＭＳ Ｐゴシック" w:hAnsi="ＭＳ Ｐゴシック" w:eastAsia="ＭＳ Ｐゴシック"/>
+          <w:b w:val="0"/>
+          <w:sz w:val="22"/>
+        </w:rPr>
+        <w:t xml:space="preserve">• </w:t>
+      </w:r>
+      <w:r>
+        <w:rPr>
+          <w:rFonts w:ascii="ＭＳ Ｐゴシック" w:hAnsi="ＭＳ Ｐゴシック" w:eastAsia="ＭＳ Ｐゴシック"/>
+          <w:b w:val="0"/>
+          <w:sz w:val="22"/>
+        </w:rPr>
+        <w:t>Karp (1972): Reducibility Among Combinatorial Problems.</w:t>
+      </w:r>
+    </w:p>
+    <w:p>
+      <w:pPr>
+        <w:pStyle w:val="a9"/>
+        <w:spacing w:line="300" w:lineRule="exact" w:after="80" w:before="0"/>
+        <w:ind w:left="360"/>
+      </w:pPr>
+      <w:r>
+        <w:rPr>
+          <w:rFonts w:ascii="ＭＳ Ｐゴシック" w:hAnsi="ＭＳ Ｐゴシック" w:eastAsia="ＭＳ Ｐゴシック"/>
+          <w:b w:val="0"/>
+          <w:sz w:val="22"/>
+        </w:rPr>
+        <w:t xml:space="preserve">• </w:t>
+      </w:r>
+      <w:r>
+        <w:rPr>
+          <w:rFonts w:ascii="ＭＳ Ｐゴシック" w:hAnsi="ＭＳ Ｐゴシック" w:eastAsia="ＭＳ Ｐゴシック"/>
+          <w:b w:val="0"/>
+          <w:sz w:val="22"/>
+        </w:rPr>
+        <w:t>Lucas (2014): Ising formulations of many NP problems. Frontiers in Physics.</w:t>
+      </w:r>
+    </w:p>
+    <w:p>
+      <w:pPr>
+        <w:pStyle w:val="a9"/>
+        <w:spacing w:line="300" w:lineRule="exact" w:after="80" w:before="0"/>
+        <w:ind w:left="360"/>
+      </w:pPr>
+      <w:r>
+        <w:rPr>
+          <w:rFonts w:ascii="ＭＳ Ｐゴシック" w:hAnsi="ＭＳ Ｐゴシック" w:eastAsia="ＭＳ Ｐゴシック"/>
+          <w:b w:val="0"/>
+          <w:sz w:val="22"/>
+        </w:rPr>
+        <w:t xml:space="preserve">• </w:t>
+      </w:r>
+      <w:r>
+        <w:rPr>
+          <w:rFonts w:ascii="ＭＳ Ｐゴシック" w:hAnsi="ＭＳ Ｐゴシック" w:eastAsia="ＭＳ Ｐゴシック"/>
+          <w:b w:val="0"/>
+          <w:sz w:val="22"/>
+        </w:rPr>
+        <w:t>Venturelli et al. (2019): Quantum optimization of fully connected spin glasses.</w:t>
+      </w:r>
+    </w:p>
+    <w:p>
+      <w:pPr>
+        <w:spacing w:line="300" w:lineRule="exact" w:after="80" w:before="0"/>
+      </w:pPr>
+      <w:r>
+        <w:rPr>
+          <w:rFonts w:ascii="ＭＳ Ｐゴシック" w:hAnsi="ＭＳ Ｐゴシック" w:eastAsia="ＭＳ Ｐゴシック"/>
+          <w:b/>
+          <w:sz w:val="22"/>
+        </w:rPr>
+        <w:t>プライバシー保護臓器交換・量子最適化（先行研究）</w:t>
+      </w:r>
+    </w:p>
+    <w:p>
+      <w:pPr>
+        <w:pStyle w:val="a9"/>
+        <w:spacing w:line="300" w:lineRule="exact" w:after="80" w:before="0"/>
+        <w:ind w:left="360"/>
+      </w:pPr>
+      <w:r>
+        <w:rPr>
+          <w:rFonts w:ascii="ＭＳ Ｐゴシック" w:hAnsi="ＭＳ Ｐゴシック" w:eastAsia="ＭＳ Ｐゴシック"/>
+          <w:b w:val="0"/>
+          <w:sz w:val="22"/>
+        </w:rPr>
+        <w:t xml:space="preserve">• </w:t>
+      </w:r>
+      <w:r>
+        <w:rPr>
+          <w:rFonts w:ascii="ＭＳ Ｐゴシック" w:hAnsi="ＭＳ Ｐゴシック" w:eastAsia="ＭＳ Ｐゴシック"/>
+          <w:b w:val="0"/>
+          <w:sz w:val="22"/>
+        </w:rPr>
+        <w:t>Breuer, Meyer, Wetzel (2020): A Privacy-Preserving Protocol for the Kidney Exchange Problem. ACM WPES'20.</w:t>
+      </w:r>
+    </w:p>
+    <w:p>
+      <w:pPr>
+        <w:pStyle w:val="a9"/>
+        <w:spacing w:line="300" w:lineRule="exact" w:after="80" w:before="0"/>
+        <w:ind w:left="360"/>
+      </w:pPr>
+      <w:r>
+        <w:rPr>
+          <w:rFonts w:ascii="ＭＳ Ｐゴシック" w:hAnsi="ＭＳ Ｐゴシック" w:eastAsia="ＭＳ Ｐゴシック"/>
+          <w:b w:val="0"/>
+          <w:sz w:val="22"/>
+        </w:rPr>
+        <w:t xml:space="preserve">• </w:t>
+      </w:r>
+      <w:r>
+        <w:rPr>
+          <w:rFonts w:ascii="ＭＳ Ｐゴシック" w:hAnsi="ＭＳ Ｐゴシック" w:eastAsia="ＭＳ Ｐゴシック"/>
+          <w:b w:val="0"/>
+          <w:sz w:val="22"/>
+        </w:rPr>
+        <w:t>Birka et al. (2022): SPIKE: Secure and Private Investigation of the Kidney Exchange Problem. BMC Medical Informatics and Decision Making.</w:t>
+      </w:r>
+    </w:p>
+    <w:p>
+      <w:pPr>
+        <w:pStyle w:val="a9"/>
+        <w:spacing w:line="300" w:lineRule="exact" w:after="80" w:before="0"/>
+        <w:ind w:left="360"/>
+      </w:pPr>
+      <w:r>
+        <w:rPr>
+          <w:rFonts w:ascii="ＭＳ Ｐゴシック" w:hAnsi="ＭＳ Ｐゴシック" w:eastAsia="ＭＳ Ｐゴシック"/>
+          <w:b w:val="0"/>
+          <w:sz w:val="22"/>
+        </w:rPr>
+        <w:t xml:space="preserve">• </w:t>
+      </w:r>
+      <w:r>
+        <w:rPr>
+          <w:rFonts w:ascii="ＭＳ Ｐゴシック" w:hAnsi="ＭＳ Ｐゴシック" w:eastAsia="ＭＳ Ｐゴシック"/>
+          <w:b w:val="0"/>
+          <w:sz w:val="22"/>
+        </w:rPr>
+        <w:t>Breuer et al. (2022): Privacy-Preserving Maximum Matching on General Graphs. ACM CODASPY'22.</w:t>
+      </w:r>
+    </w:p>
+    <w:p>
+      <w:pPr>
+        <w:pStyle w:val="a9"/>
+        <w:spacing w:line="300" w:lineRule="exact" w:after="80" w:before="0"/>
+        <w:ind w:left="360"/>
+      </w:pPr>
+      <w:r>
+        <w:rPr>
+          <w:rFonts w:ascii="ＭＳ Ｐゴシック" w:hAnsi="ＭＳ Ｐゴシック" w:eastAsia="ＭＳ Ｐゴシック"/>
+          <w:b w:val="0"/>
+          <w:sz w:val="22"/>
+        </w:rPr>
+        <w:t xml:space="preserve">• </w:t>
+      </w:r>
+      <w:r>
+        <w:rPr>
+          <w:rFonts w:ascii="ＭＳ Ｐゴシック" w:hAnsi="ＭＳ Ｐゴシック" w:eastAsia="ＭＳ Ｐゴシック"/>
+          <w:b w:val="0"/>
+          <w:sz w:val="22"/>
+        </w:rPr>
+        <w:t>Breuer et al. (2024): Prioritization and exchange chains in privacy-preserving kidney exchange. Journal of Computer Security.</w:t>
+      </w:r>
+    </w:p>
+    <w:p>
+      <w:pPr>
+        <w:pStyle w:val="a9"/>
+        <w:spacing w:line="300" w:lineRule="exact" w:after="80" w:before="0"/>
+        <w:ind w:left="360"/>
+      </w:pPr>
+      <w:r>
+        <w:rPr>
+          <w:rFonts w:ascii="ＭＳ Ｐゴシック" w:hAnsi="ＭＳ Ｐゴシック" w:eastAsia="ＭＳ Ｐゴシック"/>
+          <w:b w:val="0"/>
+          <w:sz w:val="22"/>
+        </w:rPr>
+        <w:t xml:space="preserve">• </w:t>
+      </w:r>
+      <w:r>
+        <w:rPr>
+          <w:rFonts w:ascii="ＭＳ Ｐゴシック" w:hAnsi="ＭＳ Ｐゴシック" w:eastAsia="ＭＳ Ｐゴシック"/>
+          <w:b w:val="0"/>
+          <w:sz w:val="22"/>
+        </w:rPr>
+        <w:t>Accenture/D-Wave (2020): Quantum Computation for Optimization in Exchange Systems. US Patent 20200175413.</w:t>
+      </w:r>
+    </w:p>
+    <w:p>
+      <w:pPr>
+        <w:pStyle w:val="a9"/>
+        <w:spacing w:line="300" w:lineRule="exact" w:after="80" w:before="0"/>
+        <w:ind w:left="360"/>
+      </w:pPr>
+      <w:r>
+        <w:rPr>
+          <w:rFonts w:ascii="ＭＳ Ｐゴシック" w:hAnsi="ＭＳ Ｐゴシック" w:eastAsia="ＭＳ Ｐゴシック"/>
+          <w:b w:val="0"/>
+          <w:sz w:val="22"/>
+        </w:rPr>
+        <w:t xml:space="preserve">• </w:t>
+      </w:r>
+      <w:r>
+        <w:rPr>
+          <w:rFonts w:ascii="ＭＳ Ｐゴシック" w:hAnsi="ＭＳ Ｐゴシック" w:eastAsia="ＭＳ Ｐゴシック"/>
+          <w:b w:val="0"/>
+          <w:sz w:val="22"/>
+        </w:rPr>
+        <w:t>Vert, Sirdey, Louise (2021): Benchmarking Quantum Annealing Against 'Hard' Instances of the Bipartite Matching Problem. SN Computer Science.</w:t>
+      </w:r>
+    </w:p>
+    <w:p>
+      <w:pPr>
+        <w:spacing w:line="300" w:lineRule="exact" w:after="80" w:before="0"/>
+      </w:pPr>
+      <w:r>
+        <w:rPr>
+          <w:rFonts w:ascii="ＭＳ Ｐゴシック" w:hAnsi="ＭＳ Ｐゴシック" w:eastAsia="ＭＳ Ｐゴシック"/>
+          <w:b/>
+          <w:sz w:val="22"/>
+        </w:rPr>
+        <w:t>暗号技術（FHE / MKFHE / PQC / ZKP）</w:t>
+      </w:r>
+    </w:p>
+    <w:p>
+      <w:pPr>
+        <w:pStyle w:val="a9"/>
+        <w:spacing w:line="300" w:lineRule="exact" w:after="80" w:before="0"/>
+        <w:ind w:left="360"/>
+      </w:pPr>
+      <w:r>
+        <w:rPr>
+          <w:rFonts w:ascii="ＭＳ Ｐゴシック" w:hAnsi="ＭＳ Ｐゴシック" w:eastAsia="ＭＳ Ｐゴシック"/>
+          <w:b w:val="0"/>
+          <w:sz w:val="22"/>
+        </w:rPr>
+        <w:t xml:space="preserve">• </w:t>
+      </w:r>
+      <w:r>
+        <w:rPr>
+          <w:rFonts w:ascii="ＭＳ Ｐゴシック" w:hAnsi="ＭＳ Ｐゴシック" w:eastAsia="ＭＳ Ｐゴシック"/>
+          <w:b w:val="0"/>
+          <w:sz w:val="22"/>
+        </w:rPr>
+        <w:t>López-Alt, Tromer, Vaikuntanathan (2012): On-the-Fly Multiparty Computation on the Cloud via Multikey FHE. STOC 2012.</w:t>
+      </w:r>
+    </w:p>
+    <w:p>
+      <w:pPr>
+        <w:pStyle w:val="a9"/>
+        <w:spacing w:line="300" w:lineRule="exact" w:after="80" w:before="0"/>
+        <w:ind w:left="360"/>
+      </w:pPr>
+      <w:r>
+        <w:rPr>
+          <w:rFonts w:ascii="ＭＳ Ｐゴシック" w:hAnsi="ＭＳ Ｐゴシック" w:eastAsia="ＭＳ Ｐゴシック"/>
+          <w:b w:val="0"/>
+          <w:sz w:val="22"/>
+        </w:rPr>
+        <w:t xml:space="preserve">• </w:t>
+      </w:r>
+      <w:r>
+        <w:rPr>
+          <w:rFonts w:ascii="ＭＳ Ｐゴシック" w:hAnsi="ＭＳ Ｐゴシック" w:eastAsia="ＭＳ Ｐゴシック"/>
+          <w:b w:val="0"/>
+          <w:sz w:val="22"/>
+        </w:rPr>
+        <w:t>Chen, Mukherjee (2017): Multi-Key Homomorphic Encryption from TFHE.</w:t>
+      </w:r>
+    </w:p>
+    <w:p>
+      <w:pPr>
+        <w:pStyle w:val="a9"/>
+        <w:spacing w:line="300" w:lineRule="exact" w:after="80" w:before="0"/>
+        <w:ind w:left="360"/>
+      </w:pPr>
+      <w:r>
+        <w:rPr>
+          <w:rFonts w:ascii="ＭＳ Ｐゴシック" w:hAnsi="ＭＳ Ｐゴシック" w:eastAsia="ＭＳ Ｐゴシック"/>
+          <w:b w:val="0"/>
+          <w:sz w:val="22"/>
+        </w:rPr>
+        <w:t xml:space="preserve">• </w:t>
+      </w:r>
+      <w:r>
+        <w:rPr>
+          <w:rFonts w:ascii="ＭＳ Ｐゴシック" w:hAnsi="ＭＳ Ｐゴシック" w:eastAsia="ＭＳ Ｐゴシック"/>
+          <w:b w:val="0"/>
+          <w:sz w:val="22"/>
+        </w:rPr>
+        <w:t>Chen, Dai, Kim, Song (2019): Efficient Multi-Key FHE with Short Extended Ciphertexts and Directed Decryption Protocol.</w:t>
+      </w:r>
+    </w:p>
+    <w:p>
+      <w:pPr>
+        <w:pStyle w:val="a9"/>
+        <w:spacing w:line="300" w:lineRule="exact" w:after="80" w:before="0"/>
+        <w:ind w:left="360"/>
+      </w:pPr>
+      <w:r>
+        <w:rPr>
+          <w:rFonts w:ascii="ＭＳ Ｐゴシック" w:hAnsi="ＭＳ Ｐゴシック" w:eastAsia="ＭＳ Ｐゴシック"/>
+          <w:b w:val="0"/>
+          <w:sz w:val="22"/>
+        </w:rPr>
+        <w:t xml:space="preserve">• </w:t>
+      </w:r>
+      <w:r>
+        <w:rPr>
+          <w:rFonts w:ascii="ＭＳ Ｐゴシック" w:hAnsi="ＭＳ Ｐゴシック" w:eastAsia="ＭＳ Ｐゴシック"/>
+          <w:b w:val="0"/>
+          <w:sz w:val="22"/>
+        </w:rPr>
+        <w:t>Kim, Park, Tibouchi (2024): MKFHE with Extended Ciphertexts: Improved Parameters and Linear-Time Decryption.</w:t>
+      </w:r>
+    </w:p>
+    <w:p>
+      <w:pPr>
+        <w:pStyle w:val="a9"/>
+        <w:spacing w:line="300" w:lineRule="exact" w:after="80" w:before="0"/>
+        <w:ind w:left="360"/>
+      </w:pPr>
+      <w:r>
+        <w:rPr>
+          <w:rFonts w:ascii="ＭＳ Ｐゴシック" w:hAnsi="ＭＳ Ｐゴシック" w:eastAsia="ＭＳ Ｐゴシック"/>
+          <w:b w:val="0"/>
+          <w:sz w:val="22"/>
+        </w:rPr>
+        <w:t xml:space="preserve">• </w:t>
+      </w:r>
+      <w:r>
+        <w:rPr>
+          <w:rFonts w:ascii="ＭＳ Ｐゴシック" w:hAnsi="ＭＳ Ｐゴシック" w:eastAsia="ＭＳ Ｐゴシック"/>
+          <w:b w:val="0"/>
+          <w:sz w:val="22"/>
+        </w:rPr>
+        <w:t>Chillotti et al. (2020): TFHE — Fast Fully Homomorphic Encryption over the Torus.</w:t>
+      </w:r>
+    </w:p>
+    <w:p>
+      <w:pPr>
+        <w:pStyle w:val="a9"/>
+        <w:spacing w:line="300" w:lineRule="exact" w:after="80" w:before="0"/>
+        <w:ind w:left="360"/>
+      </w:pPr>
+      <w:r>
+        <w:rPr>
+          <w:rFonts w:ascii="ＭＳ Ｐゴシック" w:hAnsi="ＭＳ Ｐゴシック" w:eastAsia="ＭＳ Ｐゴシック"/>
+          <w:b w:val="0"/>
+          <w:sz w:val="22"/>
+        </w:rPr>
+        <w:t xml:space="preserve">• </w:t>
+      </w:r>
+      <w:r>
+        <w:rPr>
+          <w:rFonts w:ascii="ＭＳ Ｐゴシック" w:hAnsi="ＭＳ Ｐゴシック" w:eastAsia="ＭＳ Ｐゴシック"/>
+          <w:b w:val="0"/>
+          <w:sz w:val="22"/>
+        </w:rPr>
+        <w:t>Goldwasser, Micali, Rackoff (1989): The Knowledge Complexity of Interactive Proof Systems.</w:t>
+      </w:r>
+    </w:p>
+    <w:p>
+      <w:pPr>
+        <w:pStyle w:val="a9"/>
+        <w:spacing w:line="300" w:lineRule="exact" w:after="80" w:before="0"/>
+        <w:ind w:left="360"/>
+      </w:pPr>
+      <w:r>
+        <w:rPr>
+          <w:rFonts w:ascii="ＭＳ Ｐゴシック" w:hAnsi="ＭＳ Ｐゴシック" w:eastAsia="ＭＳ Ｐゴシック"/>
+          <w:b w:val="0"/>
+          <w:sz w:val="22"/>
+        </w:rPr>
+        <w:t xml:space="preserve">• </w:t>
+      </w:r>
+      <w:r>
+        <w:rPr>
+          <w:rFonts w:ascii="ＭＳ Ｐゴシック" w:hAnsi="ＭＳ Ｐゴシック" w:eastAsia="ＭＳ Ｐゴシック"/>
+          <w:b w:val="0"/>
+          <w:sz w:val="22"/>
+        </w:rPr>
+        <w:t>NIST (2024): FIPS 203, Module-Lattice-Based Key-Encapsulation Mechanism (ML-KEM).</w:t>
+      </w:r>
+    </w:p>
+    <w:p>
+      <w:pPr>
+        <w:spacing w:line="300" w:lineRule="exact" w:after="80" w:before="0"/>
+      </w:pPr>
+      <w:r>
+        <w:rPr>
+          <w:rFonts w:ascii="ＭＳ Ｐゴシック" w:hAnsi="ＭＳ Ｐゴシック" w:eastAsia="ＭＳ Ｐゴシック"/>
+          <w:b/>
+          <w:sz w:val="22"/>
+        </w:rPr>
+        <w:t>課題背景データ・法制度</w:t>
+      </w:r>
+    </w:p>
+    <w:p>
+      <w:pPr>
+        <w:pStyle w:val="a9"/>
+        <w:spacing w:line="300" w:lineRule="exact" w:after="80" w:before="0"/>
+        <w:ind w:left="360"/>
+      </w:pPr>
+      <w:r>
+        <w:rPr>
+          <w:rFonts w:ascii="ＭＳ Ｐゴシック" w:hAnsi="ＭＳ Ｐゴシック" w:eastAsia="ＭＳ Ｐゴシック"/>
+          <w:b w:val="0"/>
+          <w:sz w:val="22"/>
+        </w:rPr>
+        <w:t xml:space="preserve">• </w:t>
+      </w:r>
+      <w:r>
+        <w:rPr>
+          <w:rFonts w:ascii="ＭＳ Ｐゴシック" w:hAnsi="ＭＳ Ｐゴシック" w:eastAsia="ＭＳ Ｐゴシック"/>
+          <w:b w:val="0"/>
+          <w:sz w:val="22"/>
+        </w:rPr>
+        <w:t>OPTN/SRTR (2023): Annual Data Report (Liver / Heart / Pancreas).</w:t>
+      </w:r>
+    </w:p>
+    <w:p>
+      <w:pPr>
+        <w:pStyle w:val="a9"/>
+        <w:spacing w:line="300" w:lineRule="exact" w:after="80" w:before="0"/>
+        <w:ind w:left="360"/>
+      </w:pPr>
+      <w:r>
+        <w:rPr>
+          <w:rFonts w:ascii="ＭＳ Ｐゴシック" w:hAnsi="ＭＳ Ｐゴシック" w:eastAsia="ＭＳ Ｐゴシック"/>
+          <w:b w:val="0"/>
+          <w:sz w:val="22"/>
+        </w:rPr>
+        <w:t xml:space="preserve">• </w:t>
+      </w:r>
+      <w:r>
+        <w:rPr>
+          <w:rFonts w:ascii="ＭＳ Ｐゴシック" w:hAnsi="ＭＳ Ｐゴシック" w:eastAsia="ＭＳ Ｐゴシック"/>
+          <w:b w:val="0"/>
+          <w:sz w:val="22"/>
+        </w:rPr>
+        <w:t>AOPO (2025): 臓器回収・移植に関する報告.</w:t>
+      </w:r>
+    </w:p>
+    <w:p>
+      <w:pPr>
+        <w:pStyle w:val="a9"/>
+        <w:spacing w:line="300" w:lineRule="exact" w:after="80" w:before="0"/>
+        <w:ind w:left="360"/>
+      </w:pPr>
+      <w:r>
+        <w:rPr>
+          <w:rFonts w:ascii="ＭＳ Ｐゴシック" w:hAnsi="ＭＳ Ｐゴシック" w:eastAsia="ＭＳ Ｐゴシック"/>
+          <w:b w:val="0"/>
+          <w:sz w:val="22"/>
+        </w:rPr>
+        <w:t xml:space="preserve">• </w:t>
+      </w:r>
+      <w:r>
+        <w:rPr>
+          <w:rFonts w:ascii="ＭＳ Ｐゴシック" w:hAnsi="ＭＳ Ｐゴシック" w:eastAsia="ＭＳ Ｐゴシック"/>
+          <w:b w:val="0"/>
+          <w:sz w:val="22"/>
+        </w:rPr>
+        <w:t>Aubert et al. (2019): JAMA Internal Medicine（米国で廃棄された腎臓へのフランス受入基準適用に関する研究）.</w:t>
+      </w:r>
+    </w:p>
+    <w:p>
+      <w:pPr>
+        <w:pStyle w:val="a9"/>
+        <w:spacing w:line="300" w:lineRule="exact" w:after="80" w:before="0"/>
+        <w:ind w:left="360"/>
+      </w:pPr>
+      <w:r>
+        <w:rPr>
+          <w:rFonts w:ascii="ＭＳ Ｐゴシック" w:hAnsi="ＭＳ Ｐゴシック" w:eastAsia="ＭＳ Ｐゴシック"/>
+          <w:b w:val="0"/>
+          <w:sz w:val="22"/>
+        </w:rPr>
+        <w:t xml:space="preserve">• </w:t>
+      </w:r>
+      <w:r>
+        <w:rPr>
+          <w:rFonts w:ascii="ＭＳ Ｐゴシック" w:hAnsi="ＭＳ Ｐゴシック" w:eastAsia="ＭＳ Ｐゴシック"/>
+          <w:b w:val="0"/>
+          <w:sz w:val="22"/>
+        </w:rPr>
+        <w:t>欧州司法裁判所: SRB v EDPS 判決 (C-413/23 P, 2025).</w:t>
+      </w:r>
+    </w:p>
+    <w:p>
+      <w:pPr>
+        <w:pStyle w:val="a9"/>
+        <w:spacing w:line="300" w:lineRule="exact" w:after="80" w:before="0"/>
+        <w:ind w:left="360"/>
+      </w:pPr>
+      <w:r>
+        <w:rPr>
+          <w:rFonts w:ascii="ＭＳ Ｐゴシック" w:hAnsi="ＭＳ Ｐゴシック" w:eastAsia="ＭＳ Ｐゴシック"/>
+          <w:b w:val="0"/>
+          <w:sz w:val="22"/>
+        </w:rPr>
+        <w:t xml:space="preserve">• </w:t>
+      </w:r>
+      <w:r>
+        <w:rPr>
+          <w:rFonts w:ascii="ＭＳ Ｐゴシック" w:hAnsi="ＭＳ Ｐゴシック" w:eastAsia="ＭＳ Ｐゴシック"/>
+          <w:b w:val="0"/>
+          <w:sz w:val="22"/>
+        </w:rPr>
+        <w:t>GDPR Recital 26.</w:t>
+      </w:r>
+    </w:p>
+    <w:p>
+      <w:pPr>
+        <w:pStyle w:val="a9"/>
+        <w:spacing w:line="300" w:lineRule="exact" w:after="80" w:before="0"/>
+        <w:ind w:left="360"/>
+      </w:pPr>
+      <w:r>
+        <w:rPr>
+          <w:rFonts w:ascii="ＭＳ Ｐゴシック" w:hAnsi="ＭＳ Ｐゴシック" w:eastAsia="ＭＳ Ｐゴシック"/>
+          <w:b w:val="0"/>
+          <w:sz w:val="22"/>
+        </w:rPr>
+        <w:t xml:space="preserve">• </w:t>
+      </w:r>
+      <w:r>
+        <w:rPr>
+          <w:rFonts w:ascii="ＭＳ Ｐゴシック" w:hAnsi="ＭＳ Ｐゴシック" w:eastAsia="ＭＳ Ｐゴシック"/>
+          <w:b w:val="0"/>
+          <w:sz w:val="22"/>
+        </w:rPr>
+        <w:t>日本臓器移植ネットワーク (JOTN) / 厚生労働省 (2024): 国内移植統計.</w:t>
       </w:r>
     </w:p>
     <w:p>

--- a/docs/submission/report_official.docx
+++ b/docs/submission/report_official.docx
@@ -19424,7 +19424,7 @@
           <w:b w:val="0"/>
           <w:sz w:val="22"/>
         </w:rPr>
-        <w:t>本システムの全構成要素 — NIST標準化済みPQC、MKFHE（plat crate）、GPU加速（CUDA 14x実測済み）、QUBO焼きなまし法 — は今日存在する技術で動作する。技術的障壁は解消されており、残るのは実社会への実装である。</w:t>
+        <w:t>本システムの主要構成要素 — NIST標準化済みPQC（hyde）、FHE（plat crate：本番はThreshold FHE、加えてMKFHE bootstrappingを実証）、GPU加速（CUDA 14x実測済み）、QUBO焼きなまし法 —はいずれも今日存在する技術で動作し、将来の量子コンピュータを前提としない。残る課題は技術の不在ではなく、各層の本番統合（Threshold FHEの閾値復号プロトコル、ZKP本格回路、TEE認証フロー、E2E暗号化境界）と、その上での実社会への実装である（5.2節）。</w:t>
       </w:r>
     </w:p>
     <w:p>

--- a/docs/submission/report_official.docx
+++ b/docs/submission/report_official.docx
@@ -1124,7 +1124,7 @@
           <w:b w:val="0"/>
           <w:sz w:val="22"/>
         </w:rPr>
-        <w:t>臓器配分の最適化には、計算困難性が「在る」部分と「無い」部分がある。本研究はこれをベンチマークで切り分けた（4.2節）。</w:t>
+        <w:t>臓器配分の最適化には、計算困難性が「在る」部分と「無い」部分がある。本研究はこれをベンチマークで切り分けた（4章）。</w:t>
       </w:r>
     </w:p>
     <w:p>
@@ -1515,7 +1515,7 @@
                 <w:b w:val="0"/>
                 <w:sz w:val="18"/>
               </w:rPr>
-              <w:t>QUBO/焼きなまし（4.2節で貪欲に8/8勝・厳密最適一致）</w:t>
+              <w:t>QUBO/焼きなまし（4.1節で貪欲に8/8勝・厳密最適一致）</w:t>
             </w:r>
           </w:p>
         </w:tc>
@@ -1769,7 +1769,7 @@
           <w:b w:val="0"/>
           <w:sz w:val="22"/>
         </w:rPr>
-        <w:t>: 直接マッチングが成立しない不適合ペアの交換（2-/3-way）で移植数を最大化する問題は、頂点素な最大重みサイクル被覆＝NP困難・APX困難な集合パッキングである。Hungarian法は適用できず、貪欲は容易な2-wayを取って優れた3-wayを潰すため構造的に最適解を保証しない。古典ではILP（整数線形計画）が用いられるが、プール規模の拡大とともに候補サイクル数が爆発し厳密解は破綻する。4.2節のベンチマークでQUBO（焼きなまし）は貪欲を全インスタンス（8/8）で上回り厳密最適に一致しており、量子アニーリングはこの問題のスケーラブルな求解経路となる。</w:t>
+        <w:t>: 直接マッチングが成立しない不適合ペアの交換（2-/3-way）で移植数を最大化する問題は、頂点素な最大重みサイクル被覆＝NP困難・APX困難な集合パッキングである。Hungarian法は適用できず、貪欲は容易な2-wayを取って優れた3-wayを潰すため構造的に最適解を保証しない。古典ではILP（整数線形計画）が用いられるが、プール規模の拡大とともに候補サイクル数が爆発し厳密解は破綻する。4.1節のベンチマークでQUBO（焼きなまし）は貪欲を全インスタンス（8/8）で上回り厳密最適に一致しており、量子アニーリングはこの問題のスケーラブルな求解経路となる。</w:t>
       </w:r>
     </w:p>
     <w:p>
@@ -4071,7 +4071,7 @@
                 <w:b w:val="0"/>
                 <w:sz w:val="18"/>
               </w:rPr>
-              <w:t>単一鍵TFHEのみ</w:t>
+              <w:t>本体は単一鍵TFHE中心（Zamaは閾値系を別途公表）</w:t>
             </w:r>
           </w:p>
         </w:tc>
@@ -7714,7 +7714,7 @@
           <w:b w:val="0"/>
           <w:sz w:val="22"/>
         </w:rPr>
-        <w:t>脳死ドナー1人から最大8臓器を同時最適配分する問題をQUBO定式化する。常時モード（待機リストの最適化維持）でも緊急モード（ドナー発生時のリアルタイムマッチング）でもQUBOによる多臓器joint optimizationが複合移植患者の救命に不可欠である（4.2節で実証）。</w:t>
+        <w:t>脳死ドナー1人から最大8臓器を同時最適配分する問題をQUBO定式化する。常時モード（待機リストの最適化維持）でも緊急モード（ドナー発生時のリアルタイムマッチング）でも同一のQUBO枠組みで扱える。ただし救命数を目的とする多臓器割当は分離可能で量子最適化は不要であり（4.2節）、量子有用性は交換cycle-cover（4.1節）に現れる。本QUBO定式化は交換最適化と適合スコア計算の共通枠組みとして用いる。</w:t>
       </w:r>
     </w:p>
     <w:p>
@@ -8895,7 +8895,7 @@
                 <w:b w:val="0"/>
                 <w:sz w:val="18"/>
               </w:rPr>
-              <w:t>+1.5</w:t>
+              <w:t>+1.6</w:t>
             </w:r>
           </w:p>
         </w:tc>
@@ -9109,7 +9109,7 @@
                 <w:b w:val="0"/>
                 <w:sz w:val="18"/>
               </w:rPr>
-              <w:t>+2.6</w:t>
+              <w:t>+2.7</w:t>
             </w:r>
           </w:p>
         </w:tc>
@@ -9323,7 +9323,7 @@
                 <w:b w:val="0"/>
                 <w:sz w:val="18"/>
               </w:rPr>
-              <w:t>+3.8</w:t>
+              <w:t>+3.7</w:t>
             </w:r>
           </w:p>
         </w:tc>
@@ -9453,7 +9453,7 @@
           <w:b w:val="0"/>
           <w:sz w:val="22"/>
         </w:rPr>
-        <w:t>差は規模とともに単調拡大（+1.5→+3.8、約25〜30%多い移植）し、</w:t>
+        <w:t>差は規模とともに単調拡大（移植数で+1.6〜+3.7、規模拡大でも消失しない）し、</w:t>
       </w:r>
     </w:p>
     <w:p>
@@ -12873,7 +12873,7 @@
                 <w:b w:val="0"/>
                 <w:sz w:val="18"/>
               </w:rPr>
-              <w:t>22µs</w:t>
+              <w:t>21µs</w:t>
             </w:r>
           </w:p>
         </w:tc>
@@ -15882,7 +15882,7 @@
           <w:b w:val="0"/>
           <w:sz w:val="22"/>
         </w:rPr>
-        <w:t xml:space="preserve">: 4.2節で交換サイクル被覆のQUBO化を実装し、貪欲に対する優位（8/8勝利、厳密最適一致、規模で差拡大）を実証した。あわせて多臓器同時割当は救命数の観点で分離可能であり量子優位が無いことも確認した（負の結果として報告）。今後の課題は、4-way以上の長鎖、N≥100の大規模プールでの検証、候補サイクル数爆発に対する列生成（column generation）の導入、ならびにD-Wave実機での求解時間・解品質の比較。2. </w:t>
+        <w:t xml:space="preserve">: 4.1節で交換サイクル被覆のQUBO化を実装し、貪欲に対する優位（8/8勝利、厳密最適一致、規模で差拡大）を実証した。あわせて多臓器同時割当は救命数の観点で分離可能であり量子優位が無いことも確認した（負の結果として報告）。今後の課題は、4-way以上の長鎖、N≥100の大規模プールでの検証、候補サイクル数爆発に対する列生成（column generation）の導入、ならびにD-Wave実機での求解時間・解品質の比較。2. </w:t>
       </w:r>
       <w:r>
         <w:rPr>
@@ -16776,7 +16776,7 @@
           <w:b w:val="0"/>
           <w:sz w:val="22"/>
         </w:rPr>
-        <w:t>直接マッチングが成立しない不適合ペアの交換（2-/3-way）は、頂点素な最大重みサイクル被覆＝NP困難・APX困難な集合パッキングであり、貪欲は構造的に劣る。4.2節のベンチマークにおいてQUBOは</w:t>
+        <w:t>直接マッチングが成立しない不適合ペアの交換（2-/3-way）は、頂点素な最大重みサイクル被覆＝NP困難・APX困難な集合パッキングであり、貪欲は構造的に劣る。4.1節のベンチマークにおいてQUBOは</w:t>
       </w:r>
       <w:r>
         <w:rPr>
@@ -16808,7 +16808,7 @@
           <w:b w:val="0"/>
           <w:sz w:val="22"/>
         </w:rPr>
-        <w:t>し、その差は規模とともに拡大した（N=8で+1.5、N=30で+3.8移植、約25〜30%増）。N≥45では候補サイクルが爆発し厳密解が破綻する — ここが量子アニーリング実機の想定適用域である。</w:t>
+        <w:t>し、その差は規模とともに拡大した（N=8で+1.6、N=30で+3.7移植、規模とともに拡大）。N≥45では候補サイクルが爆発し厳密解が破綻する — ここが量子アニーリング実機の想定適用域である。</w:t>
       </w:r>
     </w:p>
     <w:p>
@@ -19103,7 +19103,7 @@
           <w:b w:val="0"/>
           <w:sz w:val="22"/>
         </w:rPr>
-        <w:t>これらを大規模なマッチング／クラスタリング最適化として定式化すると、解空間は組み合わせ的に爆発する。全人類規模（N=80億）では古典の厳密解（ILP等）は破綻し、4.2節の交換cycle-coverと同様に、量子アニーリングがスケーラブルな近似求解経路となりうる。ただしペアワイズ比較の総数（6.4×10^19）そのものを量子が削減するわけではなく、分散ファンアウト（5.x節）による候補絞り込みと量子最適化の併用が前提である。</w:t>
+        <w:t>これらを大規模なマッチング／クラスタリング最適化として定式化すると、解空間は組み合わせ的に爆発する。全人類規模（N=80億）では古典の厳密解（ILP等）は破綻し、4.1節の交換cycle-coverと同様に、量子アニーリングがスケーラブルな近似求解経路となりうる。ただしペアワイズ比較の総数（6.4×10^19）そのものを量子が削減するわけではなく、分散ファンアウト（5.x節）による候補絞り込みと量子最適化の併用が前提である。</w:t>
       </w:r>
     </w:p>
     <w:tbl>
@@ -21207,6 +21207,75 @@
           <w:sz w:val="22"/>
         </w:rPr>
         <w:t>日本臓器移植ネットワーク (JOTN) / 厚生労働省 (2024): 国内移植統計.</w:t>
+      </w:r>
+    </w:p>
+    <w:p>
+      <w:pPr>
+        <w:pStyle w:val="a9"/>
+        <w:spacing w:line="300" w:lineRule="exact" w:after="80" w:before="0"/>
+        <w:ind w:left="360"/>
+      </w:pPr>
+      <w:r>
+        <w:rPr>
+          <w:rFonts w:ascii="ＭＳ Ｐゴシック" w:hAnsi="ＭＳ Ｐゴシック" w:eastAsia="ＭＳ Ｐゴシック"/>
+          <w:b w:val="0"/>
+          <w:sz w:val="22"/>
+        </w:rPr>
+        <w:t xml:space="preserve">• </w:t>
+      </w:r>
+      <w:r>
+        <w:rPr>
+          <w:rFonts w:ascii="ＭＳ Ｐゴシック" w:hAnsi="ＭＳ Ｐゴシック" w:eastAsia="ＭＳ Ｐゴシック"/>
+          <w:b w:val="0"/>
+          <w:sz w:val="22"/>
+        </w:rPr>
+        <w:t>Ide et al. (2025): American Journal of Transplantation（臓器配分における構造的非効率に関する研究）.</w:t>
+      </w:r>
+    </w:p>
+    <w:p>
+      <w:pPr>
+        <w:pStyle w:val="a9"/>
+        <w:spacing w:line="300" w:lineRule="exact" w:after="80" w:before="0"/>
+        <w:ind w:left="360"/>
+      </w:pPr>
+      <w:r>
+        <w:rPr>
+          <w:rFonts w:ascii="ＭＳ Ｐゴシック" w:hAnsi="ＭＳ Ｐゴシック" w:eastAsia="ＭＳ Ｐゴシック"/>
+          <w:b w:val="0"/>
+          <w:sz w:val="22"/>
+        </w:rPr>
+        <w:t xml:space="preserve">• </w:t>
+      </w:r>
+      <w:r>
+        <w:rPr>
+          <w:rFonts w:ascii="ＭＳ Ｐゴシック" w:hAnsi="ＭＳ Ｐゴシック" w:eastAsia="ＭＳ Ｐゴシック"/>
+          <w:b w:val="0"/>
+          <w:sz w:val="22"/>
+        </w:rPr>
+        <w:t>Shiroiwa et al.: QALY当たり支払意思額（約500万円/QALY）に関する研究.</w:t>
+      </w:r>
+    </w:p>
+    <w:p>
+      <w:pPr>
+        <w:pStyle w:val="a9"/>
+        <w:spacing w:line="300" w:lineRule="exact" w:after="80" w:before="0"/>
+        <w:ind w:left="360"/>
+      </w:pPr>
+      <w:r>
+        <w:rPr>
+          <w:rFonts w:ascii="ＭＳ Ｐゴシック" w:hAnsi="ＭＳ Ｐゴシック" w:eastAsia="ＭＳ Ｐゴシック"/>
+          <w:b w:val="0"/>
+          <w:sz w:val="22"/>
+        </w:rPr>
+        <w:t xml:space="preserve">• </w:t>
+      </w:r>
+      <w:r>
+        <w:rPr>
+          <w:rFonts w:ascii="ＭＳ Ｐゴシック" w:hAnsi="ＭＳ Ｐゴシック" w:eastAsia="ＭＳ Ｐゴシック"/>
+          <w:b w:val="0"/>
+          <w:sz w:val="22"/>
+        </w:rPr>
+        <w:t>Egawa et al.: 移植による獲得質調整生存年（約10 QALY）に関する文献.</w:t>
       </w:r>
     </w:p>
     <w:p>

--- a/docs/submission/report_official.docx
+++ b/docs/submission/report_official.docx
@@ -464,6 +464,7 @@
                 <w:b w:val="0"/>
                 <w:sz w:val="22"/>
               </w:rPr>
+              <w:t>スクリーニング採択者でないため該当なし</w:t>
             </w:r>
           </w:p>
         </w:tc>

--- a/docs/submission/report_official.docx
+++ b/docs/submission/report_official.docx
@@ -20531,7 +20531,20 @@
           <w:b w:val="0"/>
           <w:sz w:val="22"/>
         </w:rPr>
-        <w:t>本研究開発ではAI（Claude Code / Anthropic）を開発チームの中核メンバーとして活用した。暗号設計の議論、Rustコード実装（plat-gpu CUDAバックエンド等）、レポート構成の推敲、セキュリティモデルの検証まで、研究開発の全工程にAIが関与している。研究方針の決定、技術的判断の最終責任、および成果の正当性の担保は全て研究代表者が行う。</w:t>
+        <w:t>本研究開発ではAI（Claude Code / Anthropic）を開発チームの中核メンバーとして活用した。</w:t>
+      </w:r>
+    </w:p>
+    <w:p>
+      <w:pPr>
+        <w:spacing w:line="300" w:lineRule="exact" w:after="80" w:before="0"/>
+      </w:pPr>
+      <w:r>
+        <w:rPr>
+          <w:rFonts w:ascii="ＭＳ Ｐゴシック" w:hAnsi="ＭＳ Ｐゴシック" w:eastAsia="ＭＳ Ｐゴシック"/>
+          <w:b w:val="0"/>
+          <w:sz w:val="22"/>
+        </w:rPr>
+        <w:t>暗号設計の議論、Rustコード実装（plat-gpu CUDAバックエンド等）、レポート構成の推敲、セキュリティモデルの検証まで、研究開発の全工程にAIが関与している。研究方針の決定、技術的判断の最終責任、および成果の正当性の担保は全て研究代表者が行う。</w:t>
       </w:r>
     </w:p>
     <w:p>
